--- a/EXPORTS/DOCX/published/niveau3/Dutch/Reinwardt.docx
+++ b/EXPORTS/DOCX/published/niveau3/Dutch/Reinwardt.docx
@@ -165,7 +165,7 @@
           <w:rFonts w:ascii="Charis SIL Regular" w:hAnsi="Charis SIL Regular" w:eastAsia="Charis SIL Regular"/>
           <w:b w:val="0"/>
           <w:i w:val="0"/>
-          <w:color w:val="0066CC"/>
+          <w:color w:val="0000FF"/>
           <w:sz w:val="24"/>
           <w:u w:val="single"/>
         </w:rPr>
@@ -183,7 +183,7 @@
           <w:rFonts w:ascii="Charis SIL Regular" w:hAnsi="Charis SIL Regular" w:eastAsia="Charis SIL Regular"/>
           <w:b w:val="0"/>
           <w:i w:val="0"/>
-          <w:color w:val="0066CC"/>
+          <w:color w:val="0000FF"/>
           <w:sz w:val="24"/>
           <w:u w:val="single"/>
         </w:rPr>
@@ -194,7 +194,7 @@
           <w:rFonts w:ascii="Charis SIL Regular" w:hAnsi="Charis SIL Regular" w:eastAsia="Charis SIL Regular"/>
           <w:b w:val="0"/>
           <w:i w:val="0"/>
-          <w:color w:val="0066CC"/>
+          <w:color w:val="0000FF"/>
           <w:sz w:val="24"/>
           <w:u w:val="single"/>
         </w:rPr>
@@ -225,53 +225,14 @@
           <w:color w:val="000000"/>
           <w:sz w:val="24"/>
         </w:rPr>
-        <w:t>natuurli</w:t>
-      </w:r>
-      <w:r>
-        <w:rPr>
-          <w:u w:val="single" w:color="0066cc"/>
+        <w:t xml:space="preserve">natuurlijke historie en botanie aan de </w:t>
+      </w:r>
+      <w:r>
+        <w:rPr>
           <w:rFonts w:ascii="Charis SIL Regular" w:hAnsi="Charis SIL Regular" w:eastAsia="Charis SIL Regular"/>
           <w:b w:val="0"/>
           <w:i w:val="0"/>
-          <w:color w:val="000000"/>
-          <w:sz w:val="24"/>
-        </w:rPr>
-        <w:t xml:space="preserve">jke historie </w:t>
-      </w:r>
-      <w:r>
-        <w:rPr>
-          <w:u w:val="single" w:color="0066cc"/>
-          <w:rFonts w:ascii="Charis SIL Regular" w:hAnsi="Charis SIL Regular" w:eastAsia="Charis SIL Regular"/>
-          <w:b w:val="0"/>
-          <w:i w:val="0"/>
-          <w:color w:val="000000"/>
-          <w:sz w:val="24"/>
-        </w:rPr>
-        <w:hyperlink r:id="rId9" w:history="1">
-          <w:r>
-            <w:rPr>
-              <w:rStyle w:val="Hyperlink"/>
-            </w:rPr>
-            <w:t>en bota</w:t>
-          </w:r>
-        </w:hyperlink>
-      </w:r>
-      <w:r>
-        <w:rPr>
-          <w:rFonts w:ascii="Charis SIL Regular" w:hAnsi="Charis SIL Regular" w:eastAsia="Charis SIL Regular"/>
-          <w:b w:val="0"/>
-          <w:i w:val="0"/>
-          <w:color w:val="000000"/>
-          <w:sz w:val="24"/>
-        </w:rPr>
-        <w:t xml:space="preserve">nie aan de </w:t>
-      </w:r>
-      <w:r>
-        <w:rPr>
-          <w:rFonts w:ascii="Charis SIL Regular" w:hAnsi="Charis SIL Regular" w:eastAsia="Charis SIL Regular"/>
-          <w:b w:val="0"/>
-          <w:i w:val="0"/>
-          <w:color w:val="0066CC"/>
+          <w:color w:val="0000FF"/>
           <w:sz w:val="24"/>
           <w:u w:val="single"/>
         </w:rPr>
@@ -289,7 +250,7 @@
           <w:rFonts w:ascii="Charis SIL Regular" w:hAnsi="Charis SIL Regular" w:eastAsia="Charis SIL Regular"/>
           <w:b w:val="0"/>
           <w:i w:val="0"/>
-          <w:color w:val="0066CC"/>
+          <w:color w:val="0000FF"/>
           <w:sz w:val="24"/>
           <w:u w:val="single"/>
         </w:rPr>
@@ -300,7 +261,7 @@
           <w:rFonts w:ascii="Charis SIL Regular" w:hAnsi="Charis SIL Regular" w:eastAsia="Charis SIL Regular"/>
           <w:b w:val="0"/>
           <w:i w:val="0"/>
-          <w:color w:val="0066CC"/>
+          <w:color w:val="0000FF"/>
           <w:sz w:val="24"/>
           <w:u w:val="single"/>
         </w:rPr>
@@ -318,7 +279,7 @@
           <w:rFonts w:ascii="Charis SIL Regular" w:hAnsi="Charis SIL Regular" w:eastAsia="Charis SIL Regular"/>
           <w:b w:val="0"/>
           <w:i w:val="0"/>
-          <w:color w:val="0066CC"/>
+          <w:color w:val="0000FF"/>
           <w:sz w:val="24"/>
           <w:u w:val="single"/>
         </w:rPr>
@@ -329,7 +290,7 @@
           <w:rFonts w:ascii="Charis SIL Regular" w:hAnsi="Charis SIL Regular" w:eastAsia="Charis SIL Regular"/>
           <w:b w:val="0"/>
           <w:i w:val="0"/>
-          <w:color w:val="0066CC"/>
+          <w:color w:val="0000FF"/>
           <w:sz w:val="24"/>
           <w:u w:val="single"/>
         </w:rPr>
@@ -367,7 +328,7 @@
           <w:rFonts w:ascii="Charis SIL Regular" w:hAnsi="Charis SIL Regular" w:eastAsia="Charis SIL Regular"/>
           <w:b w:val="0"/>
           <w:i w:val="0"/>
-          <w:color w:val="0066CC"/>
+          <w:color w:val="0000FF"/>
           <w:sz w:val="24"/>
           <w:u w:val="single"/>
         </w:rPr>
@@ -385,7 +346,7 @@
           <w:rFonts w:ascii="Charis SIL Regular" w:hAnsi="Charis SIL Regular" w:eastAsia="Charis SIL Regular"/>
           <w:b w:val="0"/>
           <w:i w:val="0"/>
-          <w:color w:val="0066CC"/>
+          <w:color w:val="0000FF"/>
           <w:sz w:val="24"/>
           <w:u w:val="single"/>
         </w:rPr>
@@ -396,7 +357,7 @@
           <w:rFonts w:ascii="Charis SIL Regular" w:hAnsi="Charis SIL Regular" w:eastAsia="Charis SIL Regular"/>
           <w:b w:val="0"/>
           <w:i w:val="0"/>
-          <w:color w:val="0066CC"/>
+          <w:color w:val="0000FF"/>
           <w:sz w:val="24"/>
           <w:u w:val="single"/>
         </w:rPr>
@@ -417,29 +378,11 @@
           <w:color w:val="000000"/>
           <w:sz w:val="24"/>
         </w:rPr>
-        <w:t xml:space="preserve"> koning van h</w:t>
-      </w:r>
-      <w:r>
-        <w:rPr>
-          <w:u w:val="single" w:color="0066cc"/>
-          <w:rFonts w:ascii="Charis SIL Regular" w:hAnsi="Charis SIL Regular" w:eastAsia="Charis SIL Regular"/>
-          <w:b w:val="0"/>
-          <w:i w:val="0"/>
-          <w:color w:val="000000"/>
-          <w:sz w:val="24"/>
-        </w:rPr>
-        <w:hyperlink r:id="rId10" w:history="1">
-          <w:r>
-            <w:rPr>
-              <w:rStyle w:val="Hyperlink"/>
-            </w:rPr>
-            <w:t>et Nederlan</w:t>
-          </w:r>
-        </w:hyperlink>
-      </w:r>
-      <w:r>
-        <w:rPr>
-          <w:u w:val="single" w:color="0066cc"/>
+        <w:t xml:space="preserve"> koning van het Nederlan</w:t>
+      </w:r>
+      <w:r>
+        <w:rPr>
+          <w:u w:val="single" w:color="0000ff"/>
           <w:rFonts w:ascii="Charis SIL Regular" w:hAnsi="Charis SIL Regular" w:eastAsia="Charis SIL Regular"/>
           <w:b w:val="0"/>
           <w:i w:val="0"/>
@@ -457,7 +400,7 @@
       </w:r>
       <w:r>
         <w:rPr>
-          <w:u w:val="single" w:color="0066cc"/>
+          <w:u w:val="single" w:color="0000ff"/>
           <w:rFonts w:ascii="Charis SIL Regular" w:hAnsi="Charis SIL Regular" w:eastAsia="Charis SIL Regular"/>
           <w:b w:val="0"/>
           <w:i w:val="0"/>
@@ -495,7 +438,7 @@
       </w:r>
       <w:r>
         <w:rPr>
-          <w:u w:val="single" w:color="0066cc"/>
+          <w:u w:val="single" w:color="0000ff"/>
           <w:rFonts w:ascii="Charis SIL Regular" w:hAnsi="Charis SIL Regular" w:eastAsia="Charis SIL Regular"/>
           <w:b w:val="0"/>
           <w:i w:val="0"/>
@@ -513,7 +456,7 @@
       </w:r>
       <w:r>
         <w:rPr>
-          <w:u w:val="single" w:color="0066cc"/>
+          <w:u w:val="single" w:color="0000ff"/>
           <w:rFonts w:ascii="Charis SIL Regular" w:hAnsi="Charis SIL Regular" w:eastAsia="Charis SIL Regular"/>
           <w:b w:val="0"/>
           <w:i w:val="0"/>
@@ -770,7 +713,7 @@
           <w:rFonts w:ascii="Charis SIL Regular" w:hAnsi="Charis SIL Regular" w:eastAsia="Charis SIL Regular"/>
           <w:b w:val="0"/>
           <w:i w:val="0"/>
-          <w:color w:val="0066CC"/>
+          <w:color w:val="0000FF"/>
           <w:sz w:val="24"/>
           <w:u w:val="single"/>
         </w:rPr>
@@ -788,7 +731,7 @@
           <w:rFonts w:ascii="Charis SIL Regular" w:hAnsi="Charis SIL Regular" w:eastAsia="Charis SIL Regular"/>
           <w:b w:val="0"/>
           <w:i w:val="0"/>
-          <w:color w:val="0066CC"/>
+          <w:color w:val="0000FF"/>
           <w:sz w:val="24"/>
           <w:u w:val="single"/>
         </w:rPr>
@@ -799,7 +742,7 @@
           <w:rFonts w:ascii="Charis SIL Regular" w:hAnsi="Charis SIL Regular" w:eastAsia="Charis SIL Regular"/>
           <w:b w:val="0"/>
           <w:i w:val="0"/>
-          <w:color w:val="0066CC"/>
+          <w:color w:val="0000FF"/>
           <w:sz w:val="24"/>
           <w:u w:val="single"/>
         </w:rPr>
@@ -817,7 +760,7 @@
           <w:rFonts w:ascii="Charis SIL Regular" w:hAnsi="Charis SIL Regular" w:eastAsia="Charis SIL Regular"/>
           <w:b w:val="0"/>
           <w:i w:val="0"/>
-          <w:color w:val="0066CC"/>
+          <w:color w:val="0000FF"/>
           <w:sz w:val="24"/>
           <w:u w:val="single"/>
         </w:rPr>
@@ -828,7 +771,7 @@
           <w:rFonts w:ascii="Charis SIL Regular" w:hAnsi="Charis SIL Regular" w:eastAsia="Charis SIL Regular"/>
           <w:b w:val="0"/>
           <w:i w:val="0"/>
-          <w:color w:val="0066CC"/>
+          <w:color w:val="0000FF"/>
           <w:sz w:val="24"/>
           <w:u w:val="single"/>
         </w:rPr>
@@ -859,11 +802,65 @@
           <w:color w:val="000000"/>
           <w:sz w:val="24"/>
         </w:rPr>
-        <w:t>bijgestaan door persoonlijke 'verzamelaars', w</w:t>
-      </w:r>
-      <w:r>
-        <w:rPr>
-          <w:u w:val="single" w:color="0066cc"/>
+        <w:t>bijgestaan door persoon</w:t>
+      </w:r>
+      <w:r>
+        <w:rPr>
+          <w:u w:val="single" w:color="0000ff"/>
+          <w:rFonts w:ascii="Charis SIL Regular" w:hAnsi="Charis SIL Regular" w:eastAsia="Charis SIL Regular"/>
+          <w:b w:val="0"/>
+          <w:i w:val="0"/>
+          <w:color w:val="000000"/>
+          <w:sz w:val="24"/>
+        </w:rPr>
+        <w:hyperlink r:id="rId12" w:history="1">
+          <w:r>
+            <w:rPr>
+              <w:rStyle w:val="Hyperlink"/>
+            </w:rPr>
+            <w:t>lijke 'ver</w:t>
+          </w:r>
+        </w:hyperlink>
+      </w:r>
+      <w:r>
+        <w:rPr>
+          <w:u w:val="single" w:color="0000ff"/>
+          <w:rFonts w:ascii="Charis SIL Regular" w:hAnsi="Charis SIL Regular" w:eastAsia="Charis SIL Regular"/>
+          <w:b w:val="0"/>
+          <w:i w:val="0"/>
+          <w:color w:val="000000"/>
+          <w:sz w:val="24"/>
+        </w:rPr>
+        <w:hyperlink r:id="rId12" w:history="1">
+          <w:r>
+            <w:rPr>
+              <w:rStyle w:val="Hyperlink"/>
+            </w:rPr>
+            <w:t>z</w:t>
+          </w:r>
+        </w:hyperlink>
+      </w:r>
+      <w:r>
+        <w:rPr>
+          <w:u w:val="single" w:color="0000ff"/>
+          <w:rFonts w:ascii="Charis SIL Regular" w:hAnsi="Charis SIL Regular" w:eastAsia="Charis SIL Regular"/>
+          <w:b w:val="0"/>
+          <w:i w:val="0"/>
+          <w:color w:val="000000"/>
+          <w:sz w:val="24"/>
+        </w:rPr>
+        <w:hyperlink r:id="rId12" w:history="1">
+          <w:r>
+            <w:rPr>
+              <w:rStyle w:val="Hyperlink"/>
+            </w:rPr>
+            <w:t>amelaars', w</w:t>
+          </w:r>
+        </w:hyperlink>
+      </w:r>
+      <w:r>
+        <w:rPr>
+          <w:u w:val="single" w:color="0000ff"/>
           <w:rFonts w:ascii="Charis SIL Regular" w:hAnsi="Charis SIL Regular" w:eastAsia="Charis SIL Regular"/>
           <w:b w:val="0"/>
           <w:i w:val="0"/>
@@ -934,7 +931,7 @@
           <w:rFonts w:ascii="Charis SIL Regular" w:hAnsi="Charis SIL Regular" w:eastAsia="Charis SIL Regular"/>
           <w:b w:val="0"/>
           <w:i w:val="0"/>
-          <w:color w:val="0066CC"/>
+          <w:color w:val="0000FF"/>
           <w:sz w:val="24"/>
           <w:u w:val="single"/>
         </w:rPr>
@@ -952,7 +949,7 @@
           <w:rFonts w:ascii="Charis SIL Regular" w:hAnsi="Charis SIL Regular" w:eastAsia="Charis SIL Regular"/>
           <w:b w:val="0"/>
           <w:i w:val="0"/>
-          <w:color w:val="0066CC"/>
+          <w:color w:val="0000FF"/>
           <w:sz w:val="24"/>
           <w:u w:val="single"/>
         </w:rPr>
@@ -963,7 +960,7 @@
           <w:rFonts w:ascii="Charis SIL Regular" w:hAnsi="Charis SIL Regular" w:eastAsia="Charis SIL Regular"/>
           <w:b w:val="0"/>
           <w:i w:val="0"/>
-          <w:color w:val="0066CC"/>
+          <w:color w:val="0000FF"/>
           <w:sz w:val="24"/>
           <w:u w:val="single"/>
         </w:rPr>
@@ -998,7 +995,7 @@
       </w:r>
       <w:r>
         <w:rPr>
-          <w:u w:val="single" w:color="0066cc"/>
+          <w:u w:val="single" w:color="0000ff"/>
           <w:rFonts w:ascii="Charis SIL Regular" w:hAnsi="Charis SIL Regular" w:eastAsia="Charis SIL Regular"/>
           <w:b w:val="0"/>
           <w:i w:val="0"/>
@@ -1016,7 +1013,7 @@
       </w:r>
       <w:r>
         <w:rPr>
-          <w:u w:val="single" w:color="0066cc"/>
+          <w:u w:val="single" w:color="0000ff"/>
           <w:rFonts w:ascii="Charis SIL Regular" w:hAnsi="Charis SIL Regular" w:eastAsia="Charis SIL Regular"/>
           <w:b w:val="0"/>
           <w:i w:val="0"/>
@@ -1034,7 +1031,7 @@
       </w:r>
       <w:r>
         <w:rPr>
-          <w:u w:val="single" w:color="0066cc"/>
+          <w:u w:val="single" w:color="0000ff"/>
           <w:rFonts w:ascii="Charis SIL Regular" w:hAnsi="Charis SIL Regular" w:eastAsia="Charis SIL Regular"/>
           <w:b w:val="0"/>
           <w:i w:val="0"/>
@@ -1210,7 +1207,7 @@
           <w:rFonts w:ascii="Charis SIL Regular" w:hAnsi="Charis SIL Regular" w:eastAsia="Charis SIL Regular"/>
           <w:b w:val="0"/>
           <w:i w:val="0"/>
-          <w:color w:val="0066CC"/>
+          <w:color w:val="0000FF"/>
           <w:sz w:val="24"/>
           <w:u w:val="single"/>
         </w:rPr>
@@ -1228,7 +1225,7 @@
           <w:rFonts w:ascii="Charis SIL Regular" w:hAnsi="Charis SIL Regular" w:eastAsia="Charis SIL Regular"/>
           <w:b w:val="0"/>
           <w:i w:val="0"/>
-          <w:color w:val="0066CC"/>
+          <w:color w:val="0000FF"/>
           <w:sz w:val="24"/>
           <w:u w:val="single"/>
         </w:rPr>
@@ -1239,7 +1236,7 @@
           <w:rFonts w:ascii="Charis SIL Regular" w:hAnsi="Charis SIL Regular" w:eastAsia="Charis SIL Regular"/>
           <w:b w:val="0"/>
           <w:i w:val="0"/>
-          <w:color w:val="0066CC"/>
+          <w:color w:val="0000FF"/>
           <w:sz w:val="24"/>
           <w:u w:val="single"/>
         </w:rPr>
@@ -1257,7 +1254,7 @@
           <w:rFonts w:ascii="Charis SIL Regular" w:hAnsi="Charis SIL Regular" w:eastAsia="Charis SIL Regular"/>
           <w:b w:val="0"/>
           <w:i w:val="0"/>
-          <w:color w:val="0066CC"/>
+          <w:color w:val="0000FF"/>
           <w:sz w:val="24"/>
           <w:u w:val="single"/>
         </w:rPr>
@@ -1268,7 +1265,7 @@
           <w:rFonts w:ascii="Charis SIL Regular" w:hAnsi="Charis SIL Regular" w:eastAsia="Charis SIL Regular"/>
           <w:b w:val="0"/>
           <w:i w:val="0"/>
-          <w:color w:val="0066CC"/>
+          <w:color w:val="0000FF"/>
           <w:sz w:val="24"/>
           <w:u w:val="single"/>
         </w:rPr>
@@ -1299,11 +1296,76 @@
           <w:color w:val="000000"/>
           <w:sz w:val="24"/>
         </w:rPr>
-        <w:t>1854 overleed Caspar Georg Carl Reinwardt. Hoewel hij niet aan al zijn wet</w:t>
-      </w:r>
-      <w:r>
-        <w:rPr>
-          <w:u w:val="single" w:color="0066cc"/>
+        <w:t>1854 overleed Caspar Georg Carl Reinwardt. Hoewel hij nie</w:t>
+      </w:r>
+      <w:r>
+        <w:rPr>
+          <w:u w:val="single" w:color="0000ff"/>
+          <w:rFonts w:ascii="Charis SIL Regular" w:hAnsi="Charis SIL Regular" w:eastAsia="Charis SIL Regular"/>
+          <w:b w:val="0"/>
+          <w:i w:val="0"/>
+          <w:color w:val="000000"/>
+          <w:sz w:val="24"/>
+        </w:rPr>
+        <w:hyperlink r:id="rId14" w:history="1">
+          <w:r>
+            <w:rPr>
+              <w:rStyle w:val="Hyperlink"/>
+            </w:rPr>
+            <w:t>t aan al z</w:t>
+          </w:r>
+        </w:hyperlink>
+      </w:r>
+      <w:r>
+        <w:rPr>
+          <w:u w:val="single" w:color="0000ff"/>
+          <w:rFonts w:ascii="Charis SIL Regular" w:hAnsi="Charis SIL Regular" w:eastAsia="Charis SIL Regular"/>
+          <w:b w:val="0"/>
+          <w:i w:val="0"/>
+          <w:color w:val="000000"/>
+          <w:sz w:val="24"/>
+        </w:rPr>
+        <w:hyperlink r:id="rId14" w:history="1">
+          <w:r>
+            <w:rPr>
+              <w:rStyle w:val="Hyperlink"/>
+            </w:rPr>
+            <w:t>i</w:t>
+          </w:r>
+        </w:hyperlink>
+      </w:r>
+      <w:r>
+        <w:rPr>
+          <w:u w:val="single" w:color="0000ff"/>
+          <w:rFonts w:ascii="Charis SIL Regular" w:hAnsi="Charis SIL Regular" w:eastAsia="Charis SIL Regular"/>
+          <w:b w:val="0"/>
+          <w:i w:val="0"/>
+          <w:color w:val="000000"/>
+          <w:sz w:val="24"/>
+        </w:rPr>
+        <w:hyperlink r:id="rId14" w:history="1">
+          <w:r>
+            <w:rPr>
+              <w:rStyle w:val="Hyperlink"/>
+            </w:rPr>
+            <w:t>jn we</w:t>
+          </w:r>
+        </w:hyperlink>
+      </w:r>
+      <w:r>
+        <w:rPr>
+          <w:u w:val="single" w:color="0000ff"/>
+          <w:rFonts w:ascii="Charis SIL Regular" w:hAnsi="Charis SIL Regular" w:eastAsia="Charis SIL Regular"/>
+          <w:b w:val="0"/>
+          <w:i w:val="0"/>
+          <w:color w:val="000000"/>
+          <w:sz w:val="24"/>
+        </w:rPr>
+        <w:t>t</w:t>
+      </w:r>
+      <w:r>
+        <w:rPr>
+          <w:u w:val="single" w:color="0000ff"/>
           <w:rFonts w:ascii="Charis SIL Regular" w:hAnsi="Charis SIL Regular" w:eastAsia="Charis SIL Regular"/>
           <w:b w:val="0"/>
           <w:i w:val="0"/>
@@ -1404,7 +1466,7 @@
           <w:rFonts w:ascii="Charis SIL Regular" w:hAnsi="Charis SIL Regular" w:eastAsia="Charis SIL Regular"/>
           <w:b w:val="0"/>
           <w:i w:val="0"/>
-          <w:color w:val="0066CC"/>
+          <w:color w:val="0000FF"/>
           <w:sz w:val="24"/>
           <w:u w:val="single"/>
         </w:rPr>
@@ -1422,7 +1484,7 @@
           <w:rFonts w:ascii="Charis SIL Regular" w:hAnsi="Charis SIL Regular" w:eastAsia="Charis SIL Regular"/>
           <w:b w:val="0"/>
           <w:i w:val="0"/>
-          <w:color w:val="0066CC"/>
+          <w:color w:val="0000FF"/>
           <w:sz w:val="24"/>
           <w:u w:val="single"/>
         </w:rPr>
@@ -1433,7 +1495,7 @@
           <w:rFonts w:ascii="Charis SIL Regular" w:hAnsi="Charis SIL Regular" w:eastAsia="Charis SIL Regular"/>
           <w:b w:val="0"/>
           <w:i w:val="0"/>
-          <w:color w:val="0066CC"/>
+          <w:color w:val="0000FF"/>
           <w:sz w:val="24"/>
           <w:u w:val="single"/>
         </w:rPr>
@@ -1451,7 +1513,7 @@
           <w:rFonts w:ascii="Charis SIL Regular" w:hAnsi="Charis SIL Regular" w:eastAsia="Charis SIL Regular"/>
           <w:b w:val="0"/>
           <w:i w:val="0"/>
-          <w:color w:val="0066CC"/>
+          <w:color w:val="0000FF"/>
           <w:sz w:val="24"/>
           <w:u w:val="single"/>
         </w:rPr>
@@ -1462,7 +1524,7 @@
           <w:rFonts w:ascii="Charis SIL Regular" w:hAnsi="Charis SIL Regular" w:eastAsia="Charis SIL Regular"/>
           <w:b w:val="0"/>
           <w:i w:val="0"/>
-          <w:color w:val="0066CC"/>
+          <w:color w:val="0000FF"/>
           <w:sz w:val="24"/>
           <w:u w:val="single"/>
         </w:rPr>
@@ -1480,7 +1542,7 @@
           <w:rFonts w:ascii="Charis SIL Regular" w:hAnsi="Charis SIL Regular" w:eastAsia="Charis SIL Regular"/>
           <w:b w:val="0"/>
           <w:i w:val="0"/>
-          <w:color w:val="0066CC"/>
+          <w:color w:val="0000FF"/>
           <w:sz w:val="24"/>
           <w:u w:val="single"/>
         </w:rPr>
@@ -1491,7 +1553,7 @@
           <w:rFonts w:ascii="Charis SIL Regular" w:hAnsi="Charis SIL Regular" w:eastAsia="Charis SIL Regular"/>
           <w:b w:val="0"/>
           <w:i w:val="0"/>
-          <w:color w:val="0066CC"/>
+          <w:color w:val="0000FF"/>
           <w:sz w:val="24"/>
           <w:u w:val="single"/>
         </w:rPr>
@@ -1509,7 +1571,7 @@
           <w:rFonts w:ascii="Charis SIL Regular" w:hAnsi="Charis SIL Regular" w:eastAsia="Charis SIL Regular"/>
           <w:b w:val="0"/>
           <w:i w:val="0"/>
-          <w:color w:val="0066CC"/>
+          <w:color w:val="0000FF"/>
           <w:sz w:val="24"/>
           <w:u w:val="single"/>
         </w:rPr>
@@ -1600,7 +1662,7 @@
           <w:rFonts w:ascii="Charis SIL Regular" w:hAnsi="Charis SIL Regular" w:eastAsia="Charis SIL Regular"/>
           <w:b w:val="0"/>
           <w:i w:val="0"/>
-          <w:color w:val="0066CC"/>
+          <w:color w:val="0000FF"/>
           <w:sz w:val="24"/>
           <w:u w:val="single"/>
         </w:rPr>
@@ -1638,7 +1700,7 @@
       </w:r>
       <w:r>
         <w:rPr>
-          <w:u w:val="single" w:color="0066cc"/>
+          <w:u w:val="single" w:color="0000ff"/>
           <w:rFonts w:ascii="Charis SIL Regular" w:hAnsi="Charis SIL Regular" w:eastAsia="Charis SIL Regular"/>
           <w:b w:val="0"/>
           <w:i w:val="0"/>
@@ -1682,7 +1744,7 @@
           <w:rFonts w:ascii="Charis SIL Regular" w:hAnsi="Charis SIL Regular" w:eastAsia="Charis SIL Regular"/>
           <w:b w:val="0"/>
           <w:i w:val="0"/>
-          <w:color w:val="0066CC"/>
+          <w:color w:val="0000FF"/>
           <w:sz w:val="24"/>
           <w:u w:val="single"/>
         </w:rPr>
@@ -1700,7 +1762,7 @@
           <w:rFonts w:ascii="Charis SIL Regular" w:hAnsi="Charis SIL Regular" w:eastAsia="Charis SIL Regular"/>
           <w:b w:val="0"/>
           <w:i w:val="0"/>
-          <w:color w:val="0066CC"/>
+          <w:color w:val="0000FF"/>
           <w:sz w:val="24"/>
           <w:u w:val="single"/>
         </w:rPr>
@@ -1711,7 +1773,7 @@
           <w:rFonts w:ascii="Charis SIL Regular" w:hAnsi="Charis SIL Regular" w:eastAsia="Charis SIL Regular"/>
           <w:b w:val="0"/>
           <w:i w:val="0"/>
-          <w:color w:val="0066CC"/>
+          <w:color w:val="0000FF"/>
           <w:sz w:val="24"/>
           <w:u w:val="single"/>
         </w:rPr>
@@ -1746,7 +1808,7 @@
       </w:r>
       <w:r>
         <w:rPr>
-          <w:u w:val="single" w:color="0066cc"/>
+          <w:u w:val="single" w:color="0000ff"/>
           <w:rFonts w:ascii="Charis SIL Regular" w:hAnsi="Charis SIL Regular" w:eastAsia="Charis SIL Regular"/>
           <w:b w:val="0"/>
           <w:i w:val="0"/>
@@ -1764,7 +1826,7 @@
       </w:r>
       <w:r>
         <w:rPr>
-          <w:u w:val="single" w:color="0066cc"/>
+          <w:u w:val="single" w:color="0000ff"/>
           <w:rFonts w:ascii="Charis SIL Regular" w:hAnsi="Charis SIL Regular" w:eastAsia="Charis SIL Regular"/>
           <w:b w:val="0"/>
           <w:i w:val="0"/>
@@ -1895,7 +1957,7 @@
           <w:rFonts w:ascii="Charis SIL Regular" w:hAnsi="Charis SIL Regular" w:eastAsia="Charis SIL Regular"/>
           <w:b w:val="0"/>
           <w:i w:val="0"/>
-          <w:color w:val="0066CC"/>
+          <w:color w:val="0000FF"/>
           <w:sz w:val="24"/>
           <w:u w:val="single"/>
         </w:rPr>
@@ -1919,7 +1981,7 @@
           <w:rFonts w:ascii="Charis SIL Regular" w:hAnsi="Charis SIL Regular" w:eastAsia="Charis SIL Regular"/>
           <w:b w:val="0"/>
           <w:i w:val="0"/>
-          <w:color w:val="0066CC"/>
+          <w:color w:val="0000FF"/>
           <w:sz w:val="24"/>
           <w:u w:val="single"/>
         </w:rPr>
@@ -1930,7 +1992,7 @@
           <w:rFonts w:ascii="Charis SIL Regular" w:hAnsi="Charis SIL Regular" w:eastAsia="Charis SIL Regular"/>
           <w:b w:val="0"/>
           <w:i w:val="0"/>
-          <w:color w:val="0066CC"/>
+          <w:color w:val="0000FF"/>
           <w:sz w:val="24"/>
           <w:u w:val="single"/>
         </w:rPr>
@@ -1954,7 +2016,7 @@
           <w:rFonts w:ascii="Charis SIL Regular" w:hAnsi="Charis SIL Regular" w:eastAsia="Charis SIL Regular"/>
           <w:b w:val="0"/>
           <w:i w:val="0"/>
-          <w:color w:val="0066CC"/>
+          <w:color w:val="0000FF"/>
           <w:sz w:val="24"/>
           <w:u w:val="single"/>
         </w:rPr>
@@ -1965,7 +2027,7 @@
           <w:rFonts w:ascii="Charis SIL Regular" w:hAnsi="Charis SIL Regular" w:eastAsia="Charis SIL Regular"/>
           <w:b w:val="0"/>
           <w:i w:val="0"/>
-          <w:color w:val="0066CC"/>
+          <w:color w:val="0000FF"/>
           <w:sz w:val="24"/>
           <w:u w:val="single"/>
         </w:rPr>
@@ -1986,7 +2048,7 @@
           <w:rFonts w:ascii="Charis SIL Regular" w:hAnsi="Charis SIL Regular" w:eastAsia="Charis SIL Regular"/>
           <w:b w:val="0"/>
           <w:i w:val="0"/>
-          <w:color w:val="0066CC"/>
+          <w:color w:val="0000FF"/>
           <w:sz w:val="24"/>
           <w:u w:val="single"/>
         </w:rPr>
@@ -2010,7 +2072,7 @@
           <w:rFonts w:ascii="Charis SIL Regular" w:hAnsi="Charis SIL Regular" w:eastAsia="Charis SIL Regular"/>
           <w:b w:val="0"/>
           <w:i w:val="0"/>
-          <w:color w:val="0066CC"/>
+          <w:color w:val="0000FF"/>
           <w:sz w:val="24"/>
           <w:u w:val="single"/>
         </w:rPr>
@@ -2034,7 +2096,7 @@
           <w:rFonts w:ascii="Charis SIL Regular" w:hAnsi="Charis SIL Regular" w:eastAsia="Charis SIL Regular"/>
           <w:b w:val="0"/>
           <w:i w:val="0"/>
-          <w:color w:val="0066CC"/>
+          <w:color w:val="0000FF"/>
           <w:sz w:val="24"/>
           <w:u w:val="single"/>
         </w:rPr>
@@ -2145,7 +2207,7 @@
           <w:rFonts w:ascii="Charis SIL Regular" w:hAnsi="Charis SIL Regular" w:eastAsia="Charis SIL Regular"/>
           <w:b w:val="0"/>
           <w:i w:val="0"/>
-          <w:color w:val="0066CC"/>
+          <w:color w:val="0000FF"/>
           <w:sz w:val="24"/>
           <w:u w:val="single"/>
         </w:rPr>
@@ -2163,7 +2225,7 @@
           <w:rFonts w:ascii="Charis SIL Regular" w:hAnsi="Charis SIL Regular" w:eastAsia="Charis SIL Regular"/>
           <w:b w:val="0"/>
           <w:i w:val="0"/>
-          <w:color w:val="0066CC"/>
+          <w:color w:val="0000FF"/>
           <w:sz w:val="24"/>
           <w:u w:val="single"/>
         </w:rPr>
@@ -2181,7 +2243,7 @@
           <w:rFonts w:ascii="Charis SIL Regular" w:hAnsi="Charis SIL Regular" w:eastAsia="Charis SIL Regular"/>
           <w:b w:val="0"/>
           <w:i w:val="0"/>
-          <w:color w:val="0066CC"/>
+          <w:color w:val="0000FF"/>
           <w:sz w:val="24"/>
           <w:u w:val="single"/>
         </w:rPr>
@@ -2199,7 +2261,7 @@
           <w:rFonts w:ascii="Charis SIL Regular" w:hAnsi="Charis SIL Regular" w:eastAsia="Charis SIL Regular"/>
           <w:b w:val="0"/>
           <w:i w:val="0"/>
-          <w:color w:val="0066CC"/>
+          <w:color w:val="0000FF"/>
           <w:sz w:val="24"/>
           <w:u w:val="single"/>
         </w:rPr>
@@ -2297,7 +2359,7 @@
           <w:rFonts w:ascii="Charis SIL Regular" w:hAnsi="Charis SIL Regular" w:eastAsia="Charis SIL Regular"/>
           <w:b w:val="0"/>
           <w:i w:val="0"/>
-          <w:color w:val="0066CC"/>
+          <w:color w:val="0000FF"/>
           <w:sz w:val="24"/>
           <w:u w:val="single"/>
         </w:rPr>
@@ -2315,7 +2377,7 @@
           <w:rFonts w:ascii="Charis SIL Regular" w:hAnsi="Charis SIL Regular" w:eastAsia="Charis SIL Regular"/>
           <w:b w:val="0"/>
           <w:i w:val="0"/>
-          <w:color w:val="0066CC"/>
+          <w:color w:val="0000FF"/>
           <w:sz w:val="24"/>
           <w:u w:val="single"/>
         </w:rPr>
@@ -2333,7 +2395,7 @@
           <w:rFonts w:ascii="Charis SIL Regular" w:hAnsi="Charis SIL Regular" w:eastAsia="Charis SIL Regular"/>
           <w:b w:val="0"/>
           <w:i w:val="0"/>
-          <w:color w:val="0066CC"/>
+          <w:color w:val="0000FF"/>
           <w:sz w:val="24"/>
           <w:u w:val="single"/>
         </w:rPr>
@@ -2351,7 +2413,7 @@
           <w:rFonts w:ascii="Charis SIL Regular" w:hAnsi="Charis SIL Regular" w:eastAsia="Charis SIL Regular"/>
           <w:b w:val="0"/>
           <w:i w:val="0"/>
-          <w:color w:val="0066CC"/>
+          <w:color w:val="0000FF"/>
           <w:sz w:val="24"/>
           <w:u w:val="single"/>
         </w:rPr>
@@ -2369,7 +2431,7 @@
           <w:rFonts w:ascii="Charis SIL Regular" w:hAnsi="Charis SIL Regular" w:eastAsia="Charis SIL Regular"/>
           <w:b w:val="0"/>
           <w:i w:val="0"/>
-          <w:color w:val="0066CC"/>
+          <w:color w:val="0000FF"/>
           <w:sz w:val="24"/>
           <w:u w:val="single"/>
         </w:rPr>
@@ -2387,7 +2449,7 @@
           <w:rFonts w:ascii="Charis SIL Regular" w:hAnsi="Charis SIL Regular" w:eastAsia="Charis SIL Regular"/>
           <w:b w:val="0"/>
           <w:i w:val="0"/>
-          <w:color w:val="0066CC"/>
+          <w:color w:val="0000FF"/>
           <w:sz w:val="24"/>
           <w:u w:val="single"/>
         </w:rPr>
@@ -2520,7 +2582,7 @@
           <w:rFonts w:ascii="Charis SIL Regular" w:hAnsi="Charis SIL Regular" w:eastAsia="Charis SIL Regular"/>
           <w:b w:val="0"/>
           <w:i w:val="0"/>
-          <w:color w:val="0066CC"/>
+          <w:color w:val="0000FF"/>
           <w:sz w:val="24"/>
           <w:u w:val="single"/>
         </w:rPr>
@@ -2538,7 +2600,7 @@
           <w:rFonts w:ascii="Charis SIL Regular" w:hAnsi="Charis SIL Regular" w:eastAsia="Charis SIL Regular"/>
           <w:b w:val="0"/>
           <w:i w:val="0"/>
-          <w:color w:val="0066CC"/>
+          <w:color w:val="0000FF"/>
           <w:sz w:val="24"/>
           <w:u w:val="single"/>
         </w:rPr>
@@ -2556,7 +2618,7 @@
           <w:rFonts w:ascii="Charis SIL Regular" w:hAnsi="Charis SIL Regular" w:eastAsia="Charis SIL Regular"/>
           <w:b w:val="0"/>
           <w:i w:val="0"/>
-          <w:color w:val="0066CC"/>
+          <w:color w:val="0000FF"/>
           <w:sz w:val="24"/>
           <w:u w:val="single"/>
         </w:rPr>
@@ -2574,7 +2636,7 @@
           <w:rFonts w:ascii="Charis SIL Regular" w:hAnsi="Charis SIL Regular" w:eastAsia="Charis SIL Regular"/>
           <w:b w:val="0"/>
           <w:i w:val="0"/>
-          <w:color w:val="0066CC"/>
+          <w:color w:val="0000FF"/>
           <w:sz w:val="24"/>
           <w:u w:val="single"/>
         </w:rPr>
@@ -2592,7 +2654,7 @@
           <w:rFonts w:ascii="Charis SIL Regular" w:hAnsi="Charis SIL Regular" w:eastAsia="Charis SIL Regular"/>
           <w:b w:val="0"/>
           <w:i w:val="0"/>
-          <w:color w:val="0066CC"/>
+          <w:color w:val="0000FF"/>
           <w:sz w:val="24"/>
           <w:u w:val="single"/>
         </w:rPr>
@@ -2610,7 +2672,7 @@
           <w:rFonts w:ascii="Charis SIL Regular" w:hAnsi="Charis SIL Regular" w:eastAsia="Charis SIL Regular"/>
           <w:b w:val="0"/>
           <w:i w:val="0"/>
-          <w:color w:val="0066CC"/>
+          <w:color w:val="0000FF"/>
           <w:sz w:val="24"/>
           <w:u w:val="single"/>
         </w:rPr>
@@ -2638,7 +2700,7 @@
           <w:rFonts w:ascii="Charis SIL Regular" w:hAnsi="Charis SIL Regular" w:eastAsia="Charis SIL Regular"/>
           <w:b w:val="0"/>
           <w:i w:val="0"/>
-          <w:color w:val="0066CC"/>
+          <w:color w:val="0000FF"/>
           <w:sz w:val="24"/>
           <w:u w:val="single"/>
         </w:rPr>
@@ -2659,11 +2721,11 @@
           <w:rFonts w:ascii="Charis SIL Regular" w:hAnsi="Charis SIL Regular" w:eastAsia="Charis SIL Regular"/>
           <w:b w:val="0"/>
           <w:i w:val="0"/>
-          <w:color w:val="0066CC"/>
+          <w:color w:val="0000FF"/>
           <w:sz w:val="24"/>
           <w:u w:val="single"/>
         </w:rPr>
-        <w:hyperlink r:id="rId17" w:history="1">
+        <w:hyperlink r:id="rId19" w:history="1">
           <w:r>
             <w:rPr>
               <w:rStyle w:val="Hyperlink"/>
@@ -2677,11 +2739,11 @@
           <w:rFonts w:ascii="Charis SIL Regular" w:hAnsi="Charis SIL Regular" w:eastAsia="Charis SIL Regular"/>
           <w:b w:val="0"/>
           <w:i w:val="0"/>
-          <w:color w:val="0066CC"/>
+          <w:color w:val="0000FF"/>
           <w:sz w:val="24"/>
           <w:u w:val="single"/>
         </w:rPr>
-        <w:hyperlink r:id="rId19" w:history="1">
+        <w:hyperlink r:id="rId17" w:history="1">
           <w:r>
             <w:rPr>
               <w:rStyle w:val="Hyperlink"/>
@@ -2763,7 +2825,7 @@
           <w:rFonts w:ascii="Charis SIL Regular" w:hAnsi="Charis SIL Regular" w:eastAsia="Charis SIL Regular"/>
           <w:b w:val="0"/>
           <w:i w:val="0"/>
-          <w:color w:val="0066CC"/>
+          <w:color w:val="0000FF"/>
           <w:sz w:val="24"/>
           <w:u w:val="single"/>
         </w:rPr>
@@ -2781,7 +2843,7 @@
           <w:rFonts w:ascii="Charis SIL Regular" w:hAnsi="Charis SIL Regular" w:eastAsia="Charis SIL Regular"/>
           <w:b w:val="0"/>
           <w:i w:val="0"/>
-          <w:color w:val="0066CC"/>
+          <w:color w:val="0000FF"/>
           <w:sz w:val="24"/>
           <w:u w:val="single"/>
         </w:rPr>
@@ -2799,7 +2861,7 @@
           <w:rFonts w:ascii="Charis SIL Regular" w:hAnsi="Charis SIL Regular" w:eastAsia="Charis SIL Regular"/>
           <w:b w:val="0"/>
           <w:i w:val="0"/>
-          <w:color w:val="0066CC"/>
+          <w:color w:val="0000FF"/>
           <w:sz w:val="24"/>
           <w:u w:val="single"/>
         </w:rPr>
@@ -2817,7 +2879,7 @@
           <w:rFonts w:ascii="Charis SIL Regular" w:hAnsi="Charis SIL Regular" w:eastAsia="Charis SIL Regular"/>
           <w:b w:val="0"/>
           <w:i w:val="0"/>
-          <w:color w:val="0066CC"/>
+          <w:color w:val="0000FF"/>
           <w:sz w:val="24"/>
           <w:u w:val="single"/>
         </w:rPr>
@@ -2835,7 +2897,7 @@
           <w:rFonts w:ascii="Charis SIL Regular" w:hAnsi="Charis SIL Regular" w:eastAsia="Charis SIL Regular"/>
           <w:b w:val="0"/>
           <w:i w:val="0"/>
-          <w:color w:val="0066CC"/>
+          <w:color w:val="0000FF"/>
           <w:sz w:val="24"/>
           <w:u w:val="single"/>
         </w:rPr>
@@ -2934,7 +2996,7 @@
           <w:rFonts w:ascii="Charis SIL Regular" w:hAnsi="Charis SIL Regular" w:eastAsia="Charis SIL Regular"/>
           <w:b w:val="0"/>
           <w:i w:val="0"/>
-          <w:color w:val="0066CC"/>
+          <w:color w:val="0000FF"/>
           <w:sz w:val="24"/>
           <w:u w:val="single"/>
         </w:rPr>
@@ -2952,7 +3014,7 @@
           <w:rFonts w:ascii="Charis SIL Regular" w:hAnsi="Charis SIL Regular" w:eastAsia="Charis SIL Regular"/>
           <w:b w:val="0"/>
           <w:i w:val="0"/>
-          <w:color w:val="0066CC"/>
+          <w:color w:val="0000FF"/>
           <w:sz w:val="24"/>
           <w:u w:val="single"/>
         </w:rPr>
@@ -2970,7 +3032,7 @@
           <w:rFonts w:ascii="Charis SIL Regular" w:hAnsi="Charis SIL Regular" w:eastAsia="Charis SIL Regular"/>
           <w:b w:val="0"/>
           <w:i w:val="0"/>
-          <w:color w:val="0066CC"/>
+          <w:color w:val="0000FF"/>
           <w:sz w:val="24"/>
         </w:rPr>
         <w:hyperlink r:id="rId21" w:history="1">
@@ -2987,7 +3049,7 @@
           <w:rFonts w:ascii="Charis SIL Regular" w:hAnsi="Charis SIL Regular" w:eastAsia="Charis SIL Regular"/>
           <w:b w:val="0"/>
           <w:i w:val="0"/>
-          <w:color w:val="0066CC"/>
+          <w:color w:val="0000FF"/>
           <w:sz w:val="24"/>
         </w:rPr>
         <w:t>/</w:t>
@@ -2997,7 +3059,7 @@
           <w:rFonts w:ascii="Charis SIL Regular" w:hAnsi="Charis SIL Regular" w:eastAsia="Charis SIL Regular"/>
           <w:b w:val="0"/>
           <w:i w:val="0"/>
-          <w:color w:val="0066CC"/>
+          <w:color w:val="0000FF"/>
           <w:sz w:val="24"/>
           <w:u w:val="single"/>
         </w:rPr>
@@ -3077,7 +3139,7 @@
           <w:rFonts w:ascii="Charis SIL Regular" w:hAnsi="Charis SIL Regular" w:eastAsia="Charis SIL Regular"/>
           <w:b w:val="0"/>
           <w:i w:val="0"/>
-          <w:color w:val="0066CC"/>
+          <w:color w:val="0000FF"/>
           <w:sz w:val="24"/>
           <w:u w:val="single"/>
         </w:rPr>
@@ -3095,7 +3157,7 @@
           <w:rFonts w:ascii="Charis SIL Regular" w:hAnsi="Charis SIL Regular" w:eastAsia="Charis SIL Regular"/>
           <w:b w:val="0"/>
           <w:i w:val="0"/>
-          <w:color w:val="0066CC"/>
+          <w:color w:val="0000FF"/>
           <w:sz w:val="24"/>
           <w:u w:val="single"/>
         </w:rPr>
@@ -3113,7 +3175,7 @@
           <w:rFonts w:ascii="Charis SIL Regular" w:hAnsi="Charis SIL Regular" w:eastAsia="Charis SIL Regular"/>
           <w:b w:val="0"/>
           <w:i w:val="0"/>
-          <w:color w:val="0066CC"/>
+          <w:color w:val="0000FF"/>
           <w:sz w:val="24"/>
           <w:u w:val="single"/>
         </w:rPr>
@@ -3131,7 +3193,7 @@
           <w:rFonts w:ascii="Charis SIL Regular" w:hAnsi="Charis SIL Regular" w:eastAsia="Charis SIL Regular"/>
           <w:b w:val="0"/>
           <w:i w:val="0"/>
-          <w:color w:val="0066CC"/>
+          <w:color w:val="0000FF"/>
           <w:sz w:val="24"/>
           <w:u w:val="single"/>
         </w:rPr>
@@ -3149,7 +3211,7 @@
           <w:rFonts w:ascii="Charis SIL Regular" w:hAnsi="Charis SIL Regular" w:eastAsia="Charis SIL Regular"/>
           <w:b w:val="0"/>
           <w:i w:val="0"/>
-          <w:color w:val="0066CC"/>
+          <w:color w:val="0000FF"/>
           <w:sz w:val="24"/>
           <w:u w:val="single"/>
         </w:rPr>
@@ -3260,7 +3322,7 @@
           <w:rFonts w:ascii="Charis SIL Regular" w:hAnsi="Charis SIL Regular" w:eastAsia="Charis SIL Regular"/>
           <w:b w:val="0"/>
           <w:i w:val="0"/>
-          <w:color w:val="0066CC"/>
+          <w:color w:val="0000FF"/>
           <w:sz w:val="24"/>
           <w:u w:val="single"/>
         </w:rPr>
@@ -3278,7 +3340,7 @@
           <w:rFonts w:ascii="Charis SIL Regular" w:hAnsi="Charis SIL Regular" w:eastAsia="Charis SIL Regular"/>
           <w:b w:val="0"/>
           <w:i w:val="0"/>
-          <w:color w:val="0066CC"/>
+          <w:color w:val="0000FF"/>
           <w:sz w:val="24"/>
           <w:u w:val="single"/>
         </w:rPr>
@@ -3296,7 +3358,7 @@
           <w:rFonts w:ascii="Charis SIL Regular" w:hAnsi="Charis SIL Regular" w:eastAsia="Charis SIL Regular"/>
           <w:b w:val="0"/>
           <w:i w:val="0"/>
-          <w:color w:val="0066CC"/>
+          <w:color w:val="0000FF"/>
           <w:sz w:val="24"/>
           <w:u w:val="single"/>
         </w:rPr>
@@ -3314,7 +3376,7 @@
           <w:rFonts w:ascii="Charis SIL Regular" w:hAnsi="Charis SIL Regular" w:eastAsia="Charis SIL Regular"/>
           <w:b w:val="0"/>
           <w:i w:val="0"/>
-          <w:color w:val="0066CC"/>
+          <w:color w:val="0000FF"/>
           <w:sz w:val="24"/>
           <w:u w:val="single"/>
         </w:rPr>
@@ -3335,7 +3397,7 @@
           <w:rFonts w:ascii="Charis SIL Regular" w:hAnsi="Charis SIL Regular" w:eastAsia="Charis SIL Regular"/>
           <w:b w:val="0"/>
           <w:i w:val="0"/>
-          <w:color w:val="0066CC"/>
+          <w:color w:val="0000FF"/>
           <w:sz w:val="24"/>
           <w:u w:val="single"/>
         </w:rPr>
@@ -3353,7 +3415,7 @@
           <w:rFonts w:ascii="Charis SIL Regular" w:hAnsi="Charis SIL Regular" w:eastAsia="Charis SIL Regular"/>
           <w:b w:val="0"/>
           <w:i w:val="0"/>
-          <w:color w:val="0066CC"/>
+          <w:color w:val="0000FF"/>
           <w:sz w:val="24"/>
           <w:u w:val="single"/>
         </w:rPr>
@@ -3371,7 +3433,7 @@
           <w:rFonts w:ascii="Charis SIL Regular" w:hAnsi="Charis SIL Regular" w:eastAsia="Charis SIL Regular"/>
           <w:b w:val="0"/>
           <w:i w:val="0"/>
-          <w:color w:val="0066CC"/>
+          <w:color w:val="0000FF"/>
           <w:sz w:val="24"/>
           <w:u w:val="single"/>
         </w:rPr>
@@ -3389,7 +3451,7 @@
           <w:rFonts w:ascii="Charis SIL Regular" w:hAnsi="Charis SIL Regular" w:eastAsia="Charis SIL Regular"/>
           <w:b w:val="0"/>
           <w:i w:val="0"/>
-          <w:color w:val="0066CC"/>
+          <w:color w:val="0000FF"/>
           <w:sz w:val="24"/>
           <w:u w:val="single"/>
         </w:rPr>
@@ -3407,7 +3469,7 @@
           <w:rFonts w:ascii="Charis SIL Regular" w:hAnsi="Charis SIL Regular" w:eastAsia="Charis SIL Regular"/>
           <w:b w:val="0"/>
           <w:i w:val="0"/>
-          <w:color w:val="0066CC"/>
+          <w:color w:val="0000FF"/>
           <w:sz w:val="24"/>
           <w:u w:val="single"/>
         </w:rPr>
@@ -3425,7 +3487,7 @@
           <w:rFonts w:ascii="Charis SIL Regular" w:hAnsi="Charis SIL Regular" w:eastAsia="Charis SIL Regular"/>
           <w:b w:val="0"/>
           <w:i w:val="0"/>
-          <w:color w:val="0066CC"/>
+          <w:color w:val="0000FF"/>
           <w:sz w:val="24"/>
           <w:u w:val="single"/>
         </w:rPr>
@@ -3459,7 +3521,7 @@
           <w:rFonts w:ascii="Charis SIL Regular" w:hAnsi="Charis SIL Regular" w:eastAsia="Charis SIL Regular"/>
           <w:b w:val="0"/>
           <w:i w:val="0"/>
-          <w:color w:val="0066CC"/>
+          <w:color w:val="0000FF"/>
           <w:sz w:val="24"/>
           <w:u w:val="single"/>
         </w:rPr>
@@ -3480,25 +3542,18 @@
           <w:color w:val="000000"/>
           <w:sz w:val="24"/>
         </w:rPr>
-        <w:hyperlink r:id="rId23" w:history="1">
-          <w:r>
-            <w:rPr>
-              <w:rStyle w:val="Hyperlink"/>
-            </w:rPr>
-            <w:t xml:space="preserve">, </w:t>
-          </w:r>
-        </w:hyperlink>
+        <w:t xml:space="preserve">, </w:t>
       </w:r>
       <w:r>
         <w:rPr>
           <w:rFonts w:ascii="Charis SIL Regular" w:hAnsi="Charis SIL Regular" w:eastAsia="Charis SIL Regular"/>
           <w:b w:val="0"/>
           <w:i w:val="0"/>
-          <w:color w:val="0066CC"/>
+          <w:color w:val="0000FF"/>
           <w:sz w:val="24"/>
           <w:u w:val="single"/>
         </w:rPr>
-        <w:hyperlink r:id="rId23" w:history="1">
+        <w:hyperlink r:id="rId24" w:history="1">
           <w:r>
             <w:rPr>
               <w:rStyle w:val="Hyperlink"/>
@@ -3512,7 +3567,7 @@
           <w:rFonts w:ascii="Charis SIL Regular" w:hAnsi="Charis SIL Regular" w:eastAsia="Charis SIL Regular"/>
           <w:b w:val="0"/>
           <w:i w:val="0"/>
-          <w:color w:val="0066CC"/>
+          <w:color w:val="0000FF"/>
           <w:sz w:val="24"/>
           <w:u w:val="single"/>
         </w:rPr>
@@ -3523,7 +3578,7 @@
           <w:rFonts w:ascii="Charis SIL Regular" w:hAnsi="Charis SIL Regular" w:eastAsia="Charis SIL Regular"/>
           <w:b w:val="0"/>
           <w:i w:val="0"/>
-          <w:color w:val="0066CC"/>
+          <w:color w:val="0000FF"/>
           <w:sz w:val="24"/>
           <w:u w:val="single"/>
         </w:rPr>
@@ -3648,7 +3703,7 @@
           <w:rFonts w:ascii="Charis SIL Regular" w:hAnsi="Charis SIL Regular" w:eastAsia="Charis SIL Regular"/>
           <w:b w:val="0"/>
           <w:i w:val="0"/>
-          <w:color w:val="0066CC"/>
+          <w:color w:val="0000FF"/>
           <w:sz w:val="24"/>
           <w:u w:val="single"/>
         </w:rPr>
@@ -3666,7 +3721,7 @@
           <w:rFonts w:ascii="Charis SIL Regular" w:hAnsi="Charis SIL Regular" w:eastAsia="Charis SIL Regular"/>
           <w:b w:val="0"/>
           <w:i w:val="0"/>
-          <w:color w:val="0066CC"/>
+          <w:color w:val="0000FF"/>
           <w:sz w:val="24"/>
           <w:u w:val="single"/>
         </w:rPr>
@@ -3684,7 +3739,7 @@
           <w:rFonts w:ascii="Charis SIL Regular" w:hAnsi="Charis SIL Regular" w:eastAsia="Charis SIL Regular"/>
           <w:b w:val="0"/>
           <w:i w:val="0"/>
-          <w:color w:val="0066CC"/>
+          <w:color w:val="0000FF"/>
           <w:sz w:val="24"/>
           <w:u w:val="single"/>
         </w:rPr>
@@ -3702,7 +3757,7 @@
           <w:rFonts w:ascii="Charis SIL Regular" w:hAnsi="Charis SIL Regular" w:eastAsia="Charis SIL Regular"/>
           <w:b w:val="0"/>
           <w:i w:val="0"/>
-          <w:color w:val="0066CC"/>
+          <w:color w:val="0000FF"/>
           <w:sz w:val="24"/>
           <w:u w:val="single"/>
         </w:rPr>
@@ -3871,7 +3926,7 @@
           <w:rFonts w:ascii="Charis SIL Regular" w:hAnsi="Charis SIL Regular" w:eastAsia="Charis SIL Regular"/>
           <w:b w:val="0"/>
           <w:i w:val="0"/>
-          <w:color w:val="0066CC"/>
+          <w:color w:val="0000FF"/>
           <w:sz w:val="24"/>
           <w:u w:val="single"/>
         </w:rPr>
@@ -3889,7 +3944,7 @@
           <w:rFonts w:ascii="Charis SIL Regular" w:hAnsi="Charis SIL Regular" w:eastAsia="Charis SIL Regular"/>
           <w:b w:val="0"/>
           <w:i w:val="0"/>
-          <w:color w:val="0066CC"/>
+          <w:color w:val="0000FF"/>
           <w:sz w:val="24"/>
           <w:u w:val="single"/>
         </w:rPr>
@@ -3907,7 +3962,7 @@
           <w:rFonts w:ascii="Charis SIL Regular" w:hAnsi="Charis SIL Regular" w:eastAsia="Charis SIL Regular"/>
           <w:b w:val="0"/>
           <w:i w:val="0"/>
-          <w:color w:val="0066CC"/>
+          <w:color w:val="0000FF"/>
           <w:sz w:val="24"/>
           <w:u w:val="single"/>
         </w:rPr>
@@ -3925,7 +3980,7 @@
           <w:rFonts w:ascii="Charis SIL Regular" w:hAnsi="Charis SIL Regular" w:eastAsia="Charis SIL Regular"/>
           <w:b w:val="0"/>
           <w:i w:val="0"/>
-          <w:color w:val="0066CC"/>
+          <w:color w:val="0000FF"/>
           <w:sz w:val="24"/>
           <w:u w:val="single"/>
         </w:rPr>
@@ -3943,7 +3998,7 @@
           <w:rFonts w:ascii="Charis SIL Regular" w:hAnsi="Charis SIL Regular" w:eastAsia="Charis SIL Regular"/>
           <w:b w:val="0"/>
           <w:i w:val="0"/>
-          <w:color w:val="0066CC"/>
+          <w:color w:val="0000FF"/>
           <w:sz w:val="24"/>
           <w:u w:val="single"/>
         </w:rPr>
@@ -3961,7 +4016,7 @@
           <w:rFonts w:ascii="Charis SIL Regular" w:hAnsi="Charis SIL Regular" w:eastAsia="Charis SIL Regular"/>
           <w:b w:val="0"/>
           <w:i w:val="0"/>
-          <w:color w:val="0066CC"/>
+          <w:color w:val="0000FF"/>
           <w:sz w:val="24"/>
           <w:u w:val="single"/>
         </w:rPr>
@@ -3979,7 +4034,7 @@
           <w:rFonts w:ascii="Charis SIL Regular" w:hAnsi="Charis SIL Regular" w:eastAsia="Charis SIL Regular"/>
           <w:b w:val="0"/>
           <w:i w:val="0"/>
-          <w:color w:val="0066CC"/>
+          <w:color w:val="0000FF"/>
           <w:sz w:val="24"/>
           <w:u w:val="single"/>
         </w:rPr>
@@ -3997,7 +4052,7 @@
           <w:rFonts w:ascii="Charis SIL Regular" w:hAnsi="Charis SIL Regular" w:eastAsia="Charis SIL Regular"/>
           <w:b w:val="0"/>
           <w:i w:val="0"/>
-          <w:color w:val="0066CC"/>
+          <w:color w:val="0000FF"/>
           <w:sz w:val="24"/>
           <w:u w:val="single"/>
         </w:rPr>
@@ -4025,7 +4080,7 @@
           <w:rFonts w:ascii="Charis SIL Regular" w:hAnsi="Charis SIL Regular" w:eastAsia="Charis SIL Regular"/>
           <w:b w:val="0"/>
           <w:i w:val="0"/>
-          <w:color w:val="0066CC"/>
+          <w:color w:val="0000FF"/>
           <w:sz w:val="24"/>
           <w:u w:val="single"/>
         </w:rPr>
@@ -4043,7 +4098,7 @@
           <w:rFonts w:ascii="Charis SIL Regular" w:hAnsi="Charis SIL Regular" w:eastAsia="Charis SIL Regular"/>
           <w:b w:val="0"/>
           <w:i w:val="0"/>
-          <w:color w:val="0066CC"/>
+          <w:color w:val="0000FF"/>
           <w:sz w:val="24"/>
           <w:u w:val="single"/>
         </w:rPr>
@@ -4071,7 +4126,7 @@
           <w:rFonts w:ascii="Charis SIL Regular" w:hAnsi="Charis SIL Regular" w:eastAsia="Charis SIL Regular"/>
           <w:b w:val="0"/>
           <w:i w:val="0"/>
-          <w:color w:val="0066CC"/>
+          <w:color w:val="0000FF"/>
           <w:sz w:val="24"/>
           <w:u w:val="single"/>
         </w:rPr>
@@ -4089,7 +4144,7 @@
           <w:rFonts w:ascii="Charis SIL Regular" w:hAnsi="Charis SIL Regular" w:eastAsia="Charis SIL Regular"/>
           <w:b w:val="0"/>
           <w:i w:val="0"/>
-          <w:color w:val="0066CC"/>
+          <w:color w:val="0000FF"/>
           <w:sz w:val="24"/>
           <w:u w:val="single"/>
         </w:rPr>
@@ -4100,7 +4155,7 @@
           <w:rFonts w:ascii="Charis SIL Regular" w:hAnsi="Charis SIL Regular" w:eastAsia="Charis SIL Regular"/>
           <w:b w:val="0"/>
           <w:i w:val="0"/>
-          <w:color w:val="0066CC"/>
+          <w:color w:val="0000FF"/>
           <w:sz w:val="24"/>
           <w:u w:val="single"/>
         </w:rPr>
@@ -4278,7 +4333,7 @@
           <w:rFonts w:ascii="Charis SIL Regular" w:hAnsi="Charis SIL Regular" w:eastAsia="Charis SIL Regular"/>
           <w:b w:val="0"/>
           <w:i w:val="0"/>
-          <w:color w:val="0066CC"/>
+          <w:color w:val="0000FF"/>
           <w:sz w:val="24"/>
           <w:u w:val="single"/>
         </w:rPr>
@@ -4296,7 +4351,7 @@
           <w:rFonts w:ascii="Charis SIL Regular" w:hAnsi="Charis SIL Regular" w:eastAsia="Charis SIL Regular"/>
           <w:b w:val="0"/>
           <w:i w:val="0"/>
-          <w:color w:val="0066CC"/>
+          <w:color w:val="0000FF"/>
           <w:sz w:val="24"/>
           <w:u w:val="single"/>
         </w:rPr>
@@ -4314,7 +4369,7 @@
           <w:rFonts w:ascii="Charis SIL Regular" w:hAnsi="Charis SIL Regular" w:eastAsia="Charis SIL Regular"/>
           <w:b w:val="0"/>
           <w:i w:val="0"/>
-          <w:color w:val="0066CC"/>
+          <w:color w:val="0000FF"/>
           <w:sz w:val="24"/>
           <w:u w:val="single"/>
         </w:rPr>
@@ -4342,7 +4397,7 @@
           <w:rFonts w:ascii="Charis SIL Regular" w:hAnsi="Charis SIL Regular" w:eastAsia="Charis SIL Regular"/>
           <w:b w:val="0"/>
           <w:i w:val="0"/>
-          <w:color w:val="0066CC"/>
+          <w:color w:val="0000FF"/>
           <w:sz w:val="24"/>
           <w:u w:val="single"/>
         </w:rPr>
@@ -4360,7 +4415,7 @@
           <w:rFonts w:ascii="Charis SIL Regular" w:hAnsi="Charis SIL Regular" w:eastAsia="Charis SIL Regular"/>
           <w:b w:val="0"/>
           <w:i w:val="0"/>
-          <w:color w:val="0066CC"/>
+          <w:color w:val="0000FF"/>
           <w:sz w:val="24"/>
           <w:u w:val="single"/>
         </w:rPr>
@@ -4371,7 +4426,7 @@
           <w:rFonts w:ascii="Charis SIL Regular" w:hAnsi="Charis SIL Regular" w:eastAsia="Charis SIL Regular"/>
           <w:b w:val="0"/>
           <w:i w:val="0"/>
-          <w:color w:val="0066CC"/>
+          <w:color w:val="0000FF"/>
           <w:sz w:val="24"/>
           <w:u w:val="single"/>
         </w:rPr>
@@ -4512,7 +4567,7 @@
           <w:rFonts w:ascii="Charis SIL Regular" w:hAnsi="Charis SIL Regular" w:eastAsia="Charis SIL Regular"/>
           <w:b w:val="0"/>
           <w:i w:val="0"/>
-          <w:color w:val="0066CC"/>
+          <w:color w:val="0000FF"/>
           <w:sz w:val="24"/>
           <w:u w:val="single"/>
         </w:rPr>
@@ -4530,7 +4585,7 @@
           <w:rFonts w:ascii="Charis SIL Regular" w:hAnsi="Charis SIL Regular" w:eastAsia="Charis SIL Regular"/>
           <w:b w:val="0"/>
           <w:i w:val="0"/>
-          <w:color w:val="0066CC"/>
+          <w:color w:val="0000FF"/>
           <w:sz w:val="24"/>
           <w:u w:val="single"/>
         </w:rPr>
@@ -4628,7 +4683,7 @@
           <w:rFonts w:ascii="Charis SIL Regular" w:hAnsi="Charis SIL Regular" w:eastAsia="Charis SIL Regular"/>
           <w:b w:val="0"/>
           <w:i w:val="0"/>
-          <w:color w:val="0066CC"/>
+          <w:color w:val="0000FF"/>
           <w:sz w:val="24"/>
           <w:u w:val="single"/>
         </w:rPr>
@@ -4646,7 +4701,7 @@
           <w:rFonts w:ascii="Charis SIL Regular" w:hAnsi="Charis SIL Regular" w:eastAsia="Charis SIL Regular"/>
           <w:b w:val="0"/>
           <w:i w:val="0"/>
-          <w:color w:val="0066CC"/>
+          <w:color w:val="0000FF"/>
           <w:sz w:val="24"/>
           <w:u w:val="single"/>
         </w:rPr>
@@ -4674,7 +4729,7 @@
           <w:rFonts w:ascii="Charis SIL Regular" w:hAnsi="Charis SIL Regular" w:eastAsia="Charis SIL Regular"/>
           <w:b w:val="0"/>
           <w:i w:val="0"/>
-          <w:color w:val="0066CC"/>
+          <w:color w:val="0000FF"/>
           <w:sz w:val="24"/>
           <w:u w:val="single"/>
         </w:rPr>
@@ -4692,7 +4747,7 @@
           <w:rFonts w:ascii="Charis SIL Regular" w:hAnsi="Charis SIL Regular" w:eastAsia="Charis SIL Regular"/>
           <w:b w:val="0"/>
           <w:i w:val="0"/>
-          <w:color w:val="0066CC"/>
+          <w:color w:val="0000FF"/>
           <w:sz w:val="24"/>
           <w:u w:val="single"/>
         </w:rPr>
@@ -4703,7 +4758,7 @@
           <w:rFonts w:ascii="Charis SIL Regular" w:hAnsi="Charis SIL Regular" w:eastAsia="Charis SIL Regular"/>
           <w:b w:val="0"/>
           <w:i w:val="0"/>
-          <w:color w:val="0066CC"/>
+          <w:color w:val="0000FF"/>
           <w:sz w:val="24"/>
           <w:u w:val="single"/>
         </w:rPr>

--- a/EXPORTS/DOCX/published/niveau3/Dutch/Reinwardt.docx
+++ b/EXPORTS/DOCX/published/niveau3/Dutch/Reinwardt.docx
@@ -225,7 +225,53 @@
           <w:color w:val="000000"/>
           <w:sz w:val="24"/>
         </w:rPr>
-        <w:t xml:space="preserve">natuurlijke historie en botanie aan de </w:t>
+        <w:t>natuurli</w:t>
+      </w:r>
+      <w:r>
+        <w:rPr>
+          <w:u w:val="single" w:color="0000ff"/>
+          <w:rFonts w:ascii="Charis SIL Regular" w:hAnsi="Charis SIL Regular" w:eastAsia="Charis SIL Regular"/>
+          <w:b w:val="0"/>
+          <w:i w:val="0"/>
+          <w:color w:val="000000"/>
+          <w:sz w:val="24"/>
+        </w:rPr>
+        <w:hyperlink r:id="rId9" w:history="1">
+          <w:r>
+            <w:rPr>
+              <w:rStyle w:val="Hyperlink"/>
+            </w:rPr>
+            <w:t xml:space="preserve">jke historie </w:t>
+          </w:r>
+        </w:hyperlink>
+      </w:r>
+      <w:r>
+        <w:rPr>
+          <w:u w:val="single" w:color="0000ff"/>
+          <w:rFonts w:ascii="Charis SIL Regular" w:hAnsi="Charis SIL Regular" w:eastAsia="Charis SIL Regular"/>
+          <w:b w:val="0"/>
+          <w:i w:val="0"/>
+          <w:color w:val="000000"/>
+          <w:sz w:val="24"/>
+        </w:rPr>
+        <w:hyperlink r:id="rId9" w:history="1">
+          <w:r>
+            <w:rPr>
+              <w:rStyle w:val="Hyperlink"/>
+            </w:rPr>
+            <w:t>en bota</w:t>
+          </w:r>
+        </w:hyperlink>
+      </w:r>
+      <w:r>
+        <w:rPr>
+          <w:rFonts w:ascii="Charis SIL Regular" w:hAnsi="Charis SIL Regular" w:eastAsia="Charis SIL Regular"/>
+          <w:b w:val="0"/>
+          <w:i w:val="0"/>
+          <w:color w:val="000000"/>
+          <w:sz w:val="24"/>
+        </w:rPr>
+        <w:t xml:space="preserve">nie aan de </w:t>
       </w:r>
       <w:r>
         <w:rPr>
@@ -378,7 +424,25 @@
           <w:color w:val="000000"/>
           <w:sz w:val="24"/>
         </w:rPr>
-        <w:t xml:space="preserve"> koning van het Nederlan</w:t>
+        <w:t xml:space="preserve"> koning van h</w:t>
+      </w:r>
+      <w:r>
+        <w:rPr>
+          <w:u w:val="single" w:color="0000ff"/>
+          <w:rFonts w:ascii="Charis SIL Regular" w:hAnsi="Charis SIL Regular" w:eastAsia="Charis SIL Regular"/>
+          <w:b w:val="0"/>
+          <w:i w:val="0"/>
+          <w:color w:val="000000"/>
+          <w:sz w:val="24"/>
+        </w:rPr>
+        <w:hyperlink r:id="rId10" w:history="1">
+          <w:r>
+            <w:rPr>
+              <w:rStyle w:val="Hyperlink"/>
+            </w:rPr>
+            <w:t>et Nederlan</w:t>
+          </w:r>
+        </w:hyperlink>
       </w:r>
       <w:r>
         <w:rPr>
@@ -2725,7 +2789,7 @@
           <w:sz w:val="24"/>
           <w:u w:val="single"/>
         </w:rPr>
-        <w:hyperlink r:id="rId19" w:history="1">
+        <w:hyperlink r:id="rId17" w:history="1">
           <w:r>
             <w:rPr>
               <w:rStyle w:val="Hyperlink"/>
@@ -3023,7 +3087,7 @@
             <w:rPr>
               <w:rStyle w:val="Hyperlink"/>
             </w:rPr>
-            <w:t>www.biografischportaal.n</w:t>
+            <w:t>www.biografischportaal.nl</w:t>
           </w:r>
         </w:hyperlink>
       </w:r>
@@ -3034,13 +3098,25 @@
           <w:i w:val="0"/>
           <w:color w:val="0000FF"/>
           <w:sz w:val="24"/>
+          <w:u w:val="single"/>
+        </w:rPr>
+        <w:t>/</w:t>
+      </w:r>
+      <w:r>
+        <w:rPr>
+          <w:rFonts w:ascii="Charis SIL Regular" w:hAnsi="Charis SIL Regular" w:eastAsia="Charis SIL Regular"/>
+          <w:b w:val="0"/>
+          <w:i w:val="0"/>
+          <w:color w:val="0000FF"/>
+          <w:sz w:val="24"/>
+          <w:u w:val="single"/>
         </w:rPr>
         <w:hyperlink r:id="rId21" w:history="1">
           <w:r>
             <w:rPr>
               <w:rStyle w:val="Hyperlink"/>
             </w:rPr>
-            <w:t>l</w:t>
+            <w:t>persoon/4045700</w:t>
           </w:r>
         </w:hyperlink>
       </w:r>
@@ -3052,25 +3128,7 @@
           <w:color w:val="0000FF"/>
           <w:sz w:val="24"/>
         </w:rPr>
-        <w:t>/</w:t>
-      </w:r>
-      <w:r>
-        <w:rPr>
-          <w:rFonts w:ascii="Charis SIL Regular" w:hAnsi="Charis SIL Regular" w:eastAsia="Charis SIL Regular"/>
-          <w:b w:val="0"/>
-          <w:i w:val="0"/>
-          <w:color w:val="0000FF"/>
-          <w:sz w:val="24"/>
-          <w:u w:val="single"/>
-        </w:rPr>
-        <w:hyperlink r:id="rId21" w:history="1">
-          <w:r>
-            <w:rPr>
-              <w:rStyle w:val="Hyperlink"/>
-            </w:rPr>
-            <w:t xml:space="preserve">persoon/40457008 </w:t>
-          </w:r>
-        </w:hyperlink>
+        <w:t xml:space="preserve">8 </w:t>
       </w:r>
       <w:r>
         <w:br/>
@@ -3542,7 +3600,14 @@
           <w:color w:val="000000"/>
           <w:sz w:val="24"/>
         </w:rPr>
-        <w:t xml:space="preserve">, </w:t>
+        <w:hyperlink r:id="rId23" w:history="1">
+          <w:r>
+            <w:rPr>
+              <w:rStyle w:val="Hyperlink"/>
+            </w:rPr>
+            <w:t xml:space="preserve">, </w:t>
+          </w:r>
+        </w:hyperlink>
       </w:r>
       <w:r>
         <w:rPr>
@@ -3553,7 +3618,7 @@
           <w:sz w:val="24"/>
           <w:u w:val="single"/>
         </w:rPr>
-        <w:hyperlink r:id="rId24" w:history="1">
+        <w:hyperlink r:id="rId23" w:history="1">
           <w:r>
             <w:rPr>
               <w:rStyle w:val="Hyperlink"/>
@@ -3582,7 +3647,7 @@
           <w:sz w:val="24"/>
           <w:u w:val="single"/>
         </w:rPr>
-        <w:hyperlink r:id="rId24" w:history="1">
+        <w:hyperlink r:id="rId23" w:history="1">
           <w:r>
             <w:rPr>
               <w:rStyle w:val="Hyperlink"/>
@@ -3707,7 +3772,7 @@
           <w:sz w:val="24"/>
           <w:u w:val="single"/>
         </w:rPr>
-        <w:hyperlink r:id="rId25" w:history="1">
+        <w:hyperlink r:id="rId24" w:history="1">
           <w:r>
             <w:rPr>
               <w:rStyle w:val="Hyperlink"/>
@@ -3725,7 +3790,7 @@
           <w:sz w:val="24"/>
           <w:u w:val="single"/>
         </w:rPr>
-        <w:hyperlink r:id="rId25" w:history="1">
+        <w:hyperlink r:id="rId24" w:history="1">
           <w:r>
             <w:rPr>
               <w:rStyle w:val="Hyperlink"/>
@@ -3743,7 +3808,7 @@
           <w:sz w:val="24"/>
           <w:u w:val="single"/>
         </w:rPr>
-        <w:hyperlink r:id="rId25" w:history="1">
+        <w:hyperlink r:id="rId24" w:history="1">
           <w:r>
             <w:rPr>
               <w:rStyle w:val="Hyperlink"/>
@@ -3761,7 +3826,7 @@
           <w:sz w:val="24"/>
           <w:u w:val="single"/>
         </w:rPr>
-        <w:hyperlink r:id="rId25" w:history="1">
+        <w:hyperlink r:id="rId24" w:history="1">
           <w:r>
             <w:rPr>
               <w:rStyle w:val="Hyperlink"/>
@@ -3930,7 +3995,7 @@
           <w:sz w:val="24"/>
           <w:u w:val="single"/>
         </w:rPr>
-        <w:hyperlink r:id="rId26" w:history="1">
+        <w:hyperlink r:id="rId25" w:history="1">
           <w:r>
             <w:rPr>
               <w:rStyle w:val="Hyperlink"/>
@@ -3948,7 +4013,7 @@
           <w:sz w:val="24"/>
           <w:u w:val="single"/>
         </w:rPr>
-        <w:hyperlink r:id="rId26" w:history="1">
+        <w:hyperlink r:id="rId25" w:history="1">
           <w:r>
             <w:rPr>
               <w:rStyle w:val="Hyperlink"/>
@@ -3966,7 +4031,7 @@
           <w:sz w:val="24"/>
           <w:u w:val="single"/>
         </w:rPr>
-        <w:hyperlink r:id="rId26" w:history="1">
+        <w:hyperlink r:id="rId25" w:history="1">
           <w:r>
             <w:rPr>
               <w:rStyle w:val="Hyperlink"/>
@@ -3984,7 +4049,7 @@
           <w:sz w:val="24"/>
           <w:u w:val="single"/>
         </w:rPr>
-        <w:hyperlink r:id="rId26" w:history="1">
+        <w:hyperlink r:id="rId25" w:history="1">
           <w:r>
             <w:rPr>
               <w:rStyle w:val="Hyperlink"/>
@@ -4002,7 +4067,7 @@
           <w:sz w:val="24"/>
           <w:u w:val="single"/>
         </w:rPr>
-        <w:hyperlink r:id="rId26" w:history="1">
+        <w:hyperlink r:id="rId25" w:history="1">
           <w:r>
             <w:rPr>
               <w:rStyle w:val="Hyperlink"/>
@@ -4020,7 +4085,7 @@
           <w:sz w:val="24"/>
           <w:u w:val="single"/>
         </w:rPr>
-        <w:hyperlink r:id="rId26" w:history="1">
+        <w:hyperlink r:id="rId25" w:history="1">
           <w:r>
             <w:rPr>
               <w:rStyle w:val="Hyperlink"/>
@@ -4038,7 +4103,7 @@
           <w:sz w:val="24"/>
           <w:u w:val="single"/>
         </w:rPr>
-        <w:hyperlink r:id="rId26" w:history="1">
+        <w:hyperlink r:id="rId25" w:history="1">
           <w:r>
             <w:rPr>
               <w:rStyle w:val="Hyperlink"/>
@@ -4056,7 +4121,7 @@
           <w:sz w:val="24"/>
           <w:u w:val="single"/>
         </w:rPr>
-        <w:hyperlink r:id="rId26" w:history="1">
+        <w:hyperlink r:id="rId25" w:history="1">
           <w:r>
             <w:rPr>
               <w:rStyle w:val="Hyperlink"/>
@@ -4084,7 +4149,7 @@
           <w:sz w:val="24"/>
           <w:u w:val="single"/>
         </w:rPr>
-        <w:hyperlink r:id="rId26" w:history="1">
+        <w:hyperlink r:id="rId25" w:history="1">
           <w:r>
             <w:rPr>
               <w:rStyle w:val="Hyperlink"/>
@@ -4102,7 +4167,7 @@
           <w:sz w:val="24"/>
           <w:u w:val="single"/>
         </w:rPr>
-        <w:hyperlink r:id="rId26" w:history="1">
+        <w:hyperlink r:id="rId25" w:history="1">
           <w:r>
             <w:rPr>
               <w:rStyle w:val="Hyperlink"/>
@@ -4130,7 +4195,7 @@
           <w:sz w:val="24"/>
           <w:u w:val="single"/>
         </w:rPr>
-        <w:hyperlink r:id="rId26" w:history="1">
+        <w:hyperlink r:id="rId25" w:history="1">
           <w:r>
             <w:rPr>
               <w:rStyle w:val="Hyperlink"/>
@@ -4159,7 +4224,7 @@
           <w:sz w:val="24"/>
           <w:u w:val="single"/>
         </w:rPr>
-        <w:hyperlink r:id="rId26" w:history="1">
+        <w:hyperlink r:id="rId25" w:history="1">
           <w:r>
             <w:rPr>
               <w:rStyle w:val="Hyperlink"/>
@@ -4337,7 +4402,7 @@
           <w:sz w:val="24"/>
           <w:u w:val="single"/>
         </w:rPr>
-        <w:hyperlink r:id="rId27" w:history="1">
+        <w:hyperlink r:id="rId26" w:history="1">
           <w:r>
             <w:rPr>
               <w:rStyle w:val="Hyperlink"/>
@@ -4355,7 +4420,7 @@
           <w:sz w:val="24"/>
           <w:u w:val="single"/>
         </w:rPr>
-        <w:hyperlink r:id="rId27" w:history="1">
+        <w:hyperlink r:id="rId26" w:history="1">
           <w:r>
             <w:rPr>
               <w:rStyle w:val="Hyperlink"/>
@@ -4373,7 +4438,7 @@
           <w:sz w:val="24"/>
           <w:u w:val="single"/>
         </w:rPr>
-        <w:hyperlink r:id="rId27" w:history="1">
+        <w:hyperlink r:id="rId26" w:history="1">
           <w:r>
             <w:rPr>
               <w:rStyle w:val="Hyperlink"/>
@@ -4401,7 +4466,7 @@
           <w:sz w:val="24"/>
           <w:u w:val="single"/>
         </w:rPr>
-        <w:hyperlink r:id="rId28" w:history="1">
+        <w:hyperlink r:id="rId27" w:history="1">
           <w:r>
             <w:rPr>
               <w:rStyle w:val="Hyperlink"/>
@@ -4430,7 +4495,7 @@
           <w:sz w:val="24"/>
           <w:u w:val="single"/>
         </w:rPr>
-        <w:hyperlink r:id="rId28" w:history="1">
+        <w:hyperlink r:id="rId27" w:history="1">
           <w:r>
             <w:rPr>
               <w:rStyle w:val="Hyperlink"/>
@@ -4571,7 +4636,7 @@
           <w:sz w:val="24"/>
           <w:u w:val="single"/>
         </w:rPr>
-        <w:hyperlink r:id="rId29" w:history="1">
+        <w:hyperlink r:id="rId28" w:history="1">
           <w:r>
             <w:rPr>
               <w:rStyle w:val="Hyperlink"/>
@@ -4589,7 +4654,7 @@
           <w:sz w:val="24"/>
           <w:u w:val="single"/>
         </w:rPr>
-        <w:hyperlink r:id="rId29" w:history="1">
+        <w:hyperlink r:id="rId28" w:history="1">
           <w:r>
             <w:rPr>
               <w:rStyle w:val="Hyperlink"/>
@@ -4687,7 +4752,7 @@
           <w:sz w:val="24"/>
           <w:u w:val="single"/>
         </w:rPr>
-        <w:hyperlink r:id="rId30" w:history="1">
+        <w:hyperlink r:id="rId29" w:history="1">
           <w:r>
             <w:rPr>
               <w:rStyle w:val="Hyperlink"/>
@@ -4705,7 +4770,7 @@
           <w:sz w:val="24"/>
           <w:u w:val="single"/>
         </w:rPr>
-        <w:hyperlink r:id="rId30" w:history="1">
+        <w:hyperlink r:id="rId29" w:history="1">
           <w:r>
             <w:rPr>
               <w:rStyle w:val="Hyperlink"/>
@@ -4733,7 +4798,7 @@
           <w:sz w:val="24"/>
           <w:u w:val="single"/>
         </w:rPr>
-        <w:hyperlink r:id="rId31" w:history="1">
+        <w:hyperlink r:id="rId30" w:history="1">
           <w:r>
             <w:rPr>
               <w:rStyle w:val="Hyperlink"/>
@@ -4762,7 +4827,7 @@
           <w:sz w:val="24"/>
           <w:u w:val="single"/>
         </w:rPr>
-        <w:hyperlink r:id="rId31" w:history="1">
+        <w:hyperlink r:id="rId30" w:history="1">
           <w:r>
             <w:rPr>
               <w:rStyle w:val="Hyperlink"/>

--- a/EXPORTS/DOCX/published/niveau3/Dutch/Reinwardt.docx
+++ b/EXPORTS/DOCX/published/niveau3/Dutch/Reinwardt.docx
@@ -3600,14 +3600,7 @@
           <w:color w:val="000000"/>
           <w:sz w:val="24"/>
         </w:rPr>
-        <w:hyperlink r:id="rId23" w:history="1">
-          <w:r>
-            <w:rPr>
-              <w:rStyle w:val="Hyperlink"/>
-            </w:rPr>
-            <w:t xml:space="preserve">, </w:t>
-          </w:r>
-        </w:hyperlink>
+        <w:t xml:space="preserve">, </w:t>
       </w:r>
       <w:r>
         <w:rPr>

--- a/EXPORTS/DOCX/published/niveau3/Dutch/Reinwardt.docx
+++ b/EXPORTS/DOCX/published/niveau3/Dutch/Reinwardt.docx
@@ -2807,7 +2807,7 @@
           <w:sz w:val="24"/>
           <w:u w:val="single"/>
         </w:rPr>
-        <w:hyperlink r:id="rId17" w:history="1">
+        <w:hyperlink r:id="rId19" w:history="1">
           <w:r>
             <w:rPr>
               <w:rStyle w:val="Hyperlink"/>
@@ -3087,7 +3087,7 @@
             <w:rPr>
               <w:rStyle w:val="Hyperlink"/>
             </w:rPr>
-            <w:t>www.biografischportaal.nl</w:t>
+            <w:t>www.biografischportaal.n</w:t>
           </w:r>
         </w:hyperlink>
       </w:r>
@@ -3099,6 +3099,16 @@
           <w:color w:val="0000FF"/>
           <w:sz w:val="24"/>
           <w:u w:val="single"/>
+        </w:rPr>
+        <w:t>l</w:t>
+      </w:r>
+      <w:r>
+        <w:rPr>
+          <w:rFonts w:ascii="Charis SIL Regular" w:hAnsi="Charis SIL Regular" w:eastAsia="Charis SIL Regular"/>
+          <w:b w:val="0"/>
+          <w:i w:val="0"/>
+          <w:color w:val="0000FF"/>
+          <w:sz w:val="24"/>
         </w:rPr>
         <w:t>/</w:t>
       </w:r>
@@ -3116,19 +3126,9 @@
             <w:rPr>
               <w:rStyle w:val="Hyperlink"/>
             </w:rPr>
-            <w:t>persoon/4045700</w:t>
+            <w:t xml:space="preserve">persoon/40457008 </w:t>
           </w:r>
         </w:hyperlink>
-      </w:r>
-      <w:r>
-        <w:rPr>
-          <w:rFonts w:ascii="Charis SIL Regular" w:hAnsi="Charis SIL Regular" w:eastAsia="Charis SIL Regular"/>
-          <w:b w:val="0"/>
-          <w:i w:val="0"/>
-          <w:color w:val="0000FF"/>
-          <w:sz w:val="24"/>
-        </w:rPr>
-        <w:t xml:space="preserve">8 </w:t>
       </w:r>
       <w:r>
         <w:br/>

--- a/EXPORTS/DOCX/published/niveau3/Dutch/Reinwardt.docx
+++ b/EXPORTS/DOCX/published/niveau3/Dutch/Reinwardt.docx
@@ -247,31 +247,13 @@
       </w:r>
       <w:r>
         <w:rPr>
-          <w:u w:val="single" w:color="0000ff"/>
           <w:rFonts w:ascii="Charis SIL Regular" w:hAnsi="Charis SIL Regular" w:eastAsia="Charis SIL Regular"/>
           <w:b w:val="0"/>
           <w:i w:val="0"/>
           <w:color w:val="000000"/>
           <w:sz w:val="24"/>
         </w:rPr>
-        <w:hyperlink r:id="rId9" w:history="1">
-          <w:r>
-            <w:rPr>
-              <w:rStyle w:val="Hyperlink"/>
-            </w:rPr>
-            <w:t>en bota</w:t>
-          </w:r>
-        </w:hyperlink>
-      </w:r>
-      <w:r>
-        <w:rPr>
-          <w:rFonts w:ascii="Charis SIL Regular" w:hAnsi="Charis SIL Regular" w:eastAsia="Charis SIL Regular"/>
-          <w:b w:val="0"/>
-          <w:i w:val="0"/>
-          <w:color w:val="000000"/>
-          <w:sz w:val="24"/>
-        </w:rPr>
-        <w:t xml:space="preserve">nie aan de </w:t>
+        <w:t xml:space="preserve">en botanie aan de </w:t>
       </w:r>
       <w:r>
         <w:rPr>
@@ -2807,7 +2789,7 @@
           <w:sz w:val="24"/>
           <w:u w:val="single"/>
         </w:rPr>
-        <w:hyperlink r:id="rId19" w:history="1">
+        <w:hyperlink r:id="rId17" w:history="1">
           <w:r>
             <w:rPr>
               <w:rStyle w:val="Hyperlink"/>
@@ -3087,7 +3069,7 @@
             <w:rPr>
               <w:rStyle w:val="Hyperlink"/>
             </w:rPr>
-            <w:t>www.biografischportaal.n</w:t>
+            <w:t>www.biografischportaal.nl</w:t>
           </w:r>
         </w:hyperlink>
       </w:r>
@@ -3099,16 +3081,6 @@
           <w:color w:val="0000FF"/>
           <w:sz w:val="24"/>
           <w:u w:val="single"/>
-        </w:rPr>
-        <w:t>l</w:t>
-      </w:r>
-      <w:r>
-        <w:rPr>
-          <w:rFonts w:ascii="Charis SIL Regular" w:hAnsi="Charis SIL Regular" w:eastAsia="Charis SIL Regular"/>
-          <w:b w:val="0"/>
-          <w:i w:val="0"/>
-          <w:color w:val="0000FF"/>
-          <w:sz w:val="24"/>
         </w:rPr>
         <w:t>/</w:t>
       </w:r>
@@ -3126,9 +3098,19 @@
             <w:rPr>
               <w:rStyle w:val="Hyperlink"/>
             </w:rPr>
-            <w:t xml:space="preserve">persoon/40457008 </w:t>
+            <w:t>persoon/4045700</w:t>
           </w:r>
         </w:hyperlink>
+      </w:r>
+      <w:r>
+        <w:rPr>
+          <w:rFonts w:ascii="Charis SIL Regular" w:hAnsi="Charis SIL Regular" w:eastAsia="Charis SIL Regular"/>
+          <w:b w:val="0"/>
+          <w:i w:val="0"/>
+          <w:color w:val="0000FF"/>
+          <w:sz w:val="24"/>
+        </w:rPr>
+        <w:t xml:space="preserve">8 </w:t>
       </w:r>
       <w:r>
         <w:br/>
@@ -3600,7 +3582,14 @@
           <w:color w:val="000000"/>
           <w:sz w:val="24"/>
         </w:rPr>
-        <w:t xml:space="preserve">, </w:t>
+        <w:hyperlink r:id="rId23" w:history="1">
+          <w:r>
+            <w:rPr>
+              <w:rStyle w:val="Hyperlink"/>
+            </w:rPr>
+            <w:t xml:space="preserve">, </w:t>
+          </w:r>
+        </w:hyperlink>
       </w:r>
       <w:r>
         <w:rPr>
@@ -4217,7 +4206,7 @@
           <w:sz w:val="24"/>
           <w:u w:val="single"/>
         </w:rPr>
-        <w:hyperlink r:id="rId25" w:history="1">
+        <w:hyperlink r:id="rId26" w:history="1">
           <w:r>
             <w:rPr>
               <w:rStyle w:val="Hyperlink"/>
@@ -4395,7 +4384,7 @@
           <w:sz w:val="24"/>
           <w:u w:val="single"/>
         </w:rPr>
-        <w:hyperlink r:id="rId26" w:history="1">
+        <w:hyperlink r:id="rId27" w:history="1">
           <w:r>
             <w:rPr>
               <w:rStyle w:val="Hyperlink"/>
@@ -4413,7 +4402,7 @@
           <w:sz w:val="24"/>
           <w:u w:val="single"/>
         </w:rPr>
-        <w:hyperlink r:id="rId26" w:history="1">
+        <w:hyperlink r:id="rId27" w:history="1">
           <w:r>
             <w:rPr>
               <w:rStyle w:val="Hyperlink"/>
@@ -4431,7 +4420,7 @@
           <w:sz w:val="24"/>
           <w:u w:val="single"/>
         </w:rPr>
-        <w:hyperlink r:id="rId26" w:history="1">
+        <w:hyperlink r:id="rId27" w:history="1">
           <w:r>
             <w:rPr>
               <w:rStyle w:val="Hyperlink"/>
@@ -4459,7 +4448,7 @@
           <w:sz w:val="24"/>
           <w:u w:val="single"/>
         </w:rPr>
-        <w:hyperlink r:id="rId27" w:history="1">
+        <w:hyperlink r:id="rId28" w:history="1">
           <w:r>
             <w:rPr>
               <w:rStyle w:val="Hyperlink"/>
@@ -4488,7 +4477,7 @@
           <w:sz w:val="24"/>
           <w:u w:val="single"/>
         </w:rPr>
-        <w:hyperlink r:id="rId27" w:history="1">
+        <w:hyperlink r:id="rId28" w:history="1">
           <w:r>
             <w:rPr>
               <w:rStyle w:val="Hyperlink"/>
@@ -4629,7 +4618,7 @@
           <w:sz w:val="24"/>
           <w:u w:val="single"/>
         </w:rPr>
-        <w:hyperlink r:id="rId28" w:history="1">
+        <w:hyperlink r:id="rId29" w:history="1">
           <w:r>
             <w:rPr>
               <w:rStyle w:val="Hyperlink"/>
@@ -4647,7 +4636,7 @@
           <w:sz w:val="24"/>
           <w:u w:val="single"/>
         </w:rPr>
-        <w:hyperlink r:id="rId28" w:history="1">
+        <w:hyperlink r:id="rId29" w:history="1">
           <w:r>
             <w:rPr>
               <w:rStyle w:val="Hyperlink"/>
@@ -4745,7 +4734,7 @@
           <w:sz w:val="24"/>
           <w:u w:val="single"/>
         </w:rPr>
-        <w:hyperlink r:id="rId29" w:history="1">
+        <w:hyperlink r:id="rId30" w:history="1">
           <w:r>
             <w:rPr>
               <w:rStyle w:val="Hyperlink"/>
@@ -4763,7 +4752,7 @@
           <w:sz w:val="24"/>
           <w:u w:val="single"/>
         </w:rPr>
-        <w:hyperlink r:id="rId29" w:history="1">
+        <w:hyperlink r:id="rId30" w:history="1">
           <w:r>
             <w:rPr>
               <w:rStyle w:val="Hyperlink"/>
@@ -4791,7 +4780,7 @@
           <w:sz w:val="24"/>
           <w:u w:val="single"/>
         </w:rPr>
-        <w:hyperlink r:id="rId30" w:history="1">
+        <w:hyperlink r:id="rId31" w:history="1">
           <w:r>
             <w:rPr>
               <w:rStyle w:val="Hyperlink"/>
@@ -4820,7 +4809,7 @@
           <w:sz w:val="24"/>
           <w:u w:val="single"/>
         </w:rPr>
-        <w:hyperlink r:id="rId30" w:history="1">
+        <w:hyperlink r:id="rId31" w:history="1">
           <w:r>
             <w:rPr>
               <w:rStyle w:val="Hyperlink"/>

--- a/EXPORTS/DOCX/published/niveau3/Dutch/Reinwardt.docx
+++ b/EXPORTS/DOCX/published/niveau3/Dutch/Reinwardt.docx
@@ -848,61 +848,7 @@
           <w:color w:val="000000"/>
           <w:sz w:val="24"/>
         </w:rPr>
-        <w:t>bijgestaan door persoon</w:t>
-      </w:r>
-      <w:r>
-        <w:rPr>
-          <w:u w:val="single" w:color="0000ff"/>
-          <w:rFonts w:ascii="Charis SIL Regular" w:hAnsi="Charis SIL Regular" w:eastAsia="Charis SIL Regular"/>
-          <w:b w:val="0"/>
-          <w:i w:val="0"/>
-          <w:color w:val="000000"/>
-          <w:sz w:val="24"/>
-        </w:rPr>
-        <w:hyperlink r:id="rId12" w:history="1">
-          <w:r>
-            <w:rPr>
-              <w:rStyle w:val="Hyperlink"/>
-            </w:rPr>
-            <w:t>lijke 'ver</w:t>
-          </w:r>
-        </w:hyperlink>
-      </w:r>
-      <w:r>
-        <w:rPr>
-          <w:u w:val="single" w:color="0000ff"/>
-          <w:rFonts w:ascii="Charis SIL Regular" w:hAnsi="Charis SIL Regular" w:eastAsia="Charis SIL Regular"/>
-          <w:b w:val="0"/>
-          <w:i w:val="0"/>
-          <w:color w:val="000000"/>
-          <w:sz w:val="24"/>
-        </w:rPr>
-        <w:hyperlink r:id="rId12" w:history="1">
-          <w:r>
-            <w:rPr>
-              <w:rStyle w:val="Hyperlink"/>
-            </w:rPr>
-            <w:t>z</w:t>
-          </w:r>
-        </w:hyperlink>
-      </w:r>
-      <w:r>
-        <w:rPr>
-          <w:u w:val="single" w:color="0000ff"/>
-          <w:rFonts w:ascii="Charis SIL Regular" w:hAnsi="Charis SIL Regular" w:eastAsia="Charis SIL Regular"/>
-          <w:b w:val="0"/>
-          <w:i w:val="0"/>
-          <w:color w:val="000000"/>
-          <w:sz w:val="24"/>
-        </w:rPr>
-        <w:hyperlink r:id="rId12" w:history="1">
-          <w:r>
-            <w:rPr>
-              <w:rStyle w:val="Hyperlink"/>
-            </w:rPr>
-            <w:t>amelaars', w</w:t>
-          </w:r>
-        </w:hyperlink>
+        <w:t>bijgestaan door persoonlijke 'verzamelaars', w</w:t>
       </w:r>
       <w:r>
         <w:rPr>
@@ -2789,7 +2735,7 @@
           <w:sz w:val="24"/>
           <w:u w:val="single"/>
         </w:rPr>
-        <w:hyperlink r:id="rId17" w:history="1">
+        <w:hyperlink r:id="rId19" w:history="1">
           <w:r>
             <w:rPr>
               <w:rStyle w:val="Hyperlink"/>
@@ -3582,14 +3528,7 @@
           <w:color w:val="000000"/>
           <w:sz w:val="24"/>
         </w:rPr>
-        <w:hyperlink r:id="rId23" w:history="1">
-          <w:r>
-            <w:rPr>
-              <w:rStyle w:val="Hyperlink"/>
-            </w:rPr>
-            <w:t xml:space="preserve">, </w:t>
-          </w:r>
-        </w:hyperlink>
+        <w:t xml:space="preserve">, </w:t>
       </w:r>
       <w:r>
         <w:rPr>
@@ -3600,7 +3539,7 @@
           <w:sz w:val="24"/>
           <w:u w:val="single"/>
         </w:rPr>
-        <w:hyperlink r:id="rId23" w:history="1">
+        <w:hyperlink r:id="rId24" w:history="1">
           <w:r>
             <w:rPr>
               <w:rStyle w:val="Hyperlink"/>
@@ -3629,7 +3568,7 @@
           <w:sz w:val="24"/>
           <w:u w:val="single"/>
         </w:rPr>
-        <w:hyperlink r:id="rId23" w:history="1">
+        <w:hyperlink r:id="rId24" w:history="1">
           <w:r>
             <w:rPr>
               <w:rStyle w:val="Hyperlink"/>
@@ -3754,7 +3693,7 @@
           <w:sz w:val="24"/>
           <w:u w:val="single"/>
         </w:rPr>
-        <w:hyperlink r:id="rId24" w:history="1">
+        <w:hyperlink r:id="rId25" w:history="1">
           <w:r>
             <w:rPr>
               <w:rStyle w:val="Hyperlink"/>
@@ -3772,7 +3711,7 @@
           <w:sz w:val="24"/>
           <w:u w:val="single"/>
         </w:rPr>
-        <w:hyperlink r:id="rId24" w:history="1">
+        <w:hyperlink r:id="rId25" w:history="1">
           <w:r>
             <w:rPr>
               <w:rStyle w:val="Hyperlink"/>
@@ -3790,7 +3729,7 @@
           <w:sz w:val="24"/>
           <w:u w:val="single"/>
         </w:rPr>
-        <w:hyperlink r:id="rId24" w:history="1">
+        <w:hyperlink r:id="rId25" w:history="1">
           <w:r>
             <w:rPr>
               <w:rStyle w:val="Hyperlink"/>
@@ -3808,7 +3747,7 @@
           <w:sz w:val="24"/>
           <w:u w:val="single"/>
         </w:rPr>
-        <w:hyperlink r:id="rId24" w:history="1">
+        <w:hyperlink r:id="rId25" w:history="1">
           <w:r>
             <w:rPr>
               <w:rStyle w:val="Hyperlink"/>
@@ -3977,7 +3916,7 @@
           <w:sz w:val="24"/>
           <w:u w:val="single"/>
         </w:rPr>
-        <w:hyperlink r:id="rId25" w:history="1">
+        <w:hyperlink r:id="rId26" w:history="1">
           <w:r>
             <w:rPr>
               <w:rStyle w:val="Hyperlink"/>
@@ -3995,7 +3934,7 @@
           <w:sz w:val="24"/>
           <w:u w:val="single"/>
         </w:rPr>
-        <w:hyperlink r:id="rId25" w:history="1">
+        <w:hyperlink r:id="rId26" w:history="1">
           <w:r>
             <w:rPr>
               <w:rStyle w:val="Hyperlink"/>
@@ -4013,7 +3952,7 @@
           <w:sz w:val="24"/>
           <w:u w:val="single"/>
         </w:rPr>
-        <w:hyperlink r:id="rId25" w:history="1">
+        <w:hyperlink r:id="rId26" w:history="1">
           <w:r>
             <w:rPr>
               <w:rStyle w:val="Hyperlink"/>
@@ -4031,7 +3970,7 @@
           <w:sz w:val="24"/>
           <w:u w:val="single"/>
         </w:rPr>
-        <w:hyperlink r:id="rId25" w:history="1">
+        <w:hyperlink r:id="rId26" w:history="1">
           <w:r>
             <w:rPr>
               <w:rStyle w:val="Hyperlink"/>
@@ -4049,7 +3988,7 @@
           <w:sz w:val="24"/>
           <w:u w:val="single"/>
         </w:rPr>
-        <w:hyperlink r:id="rId25" w:history="1">
+        <w:hyperlink r:id="rId26" w:history="1">
           <w:r>
             <w:rPr>
               <w:rStyle w:val="Hyperlink"/>
@@ -4067,7 +4006,7 @@
           <w:sz w:val="24"/>
           <w:u w:val="single"/>
         </w:rPr>
-        <w:hyperlink r:id="rId25" w:history="1">
+        <w:hyperlink r:id="rId26" w:history="1">
           <w:r>
             <w:rPr>
               <w:rStyle w:val="Hyperlink"/>
@@ -4085,7 +4024,7 @@
           <w:sz w:val="24"/>
           <w:u w:val="single"/>
         </w:rPr>
-        <w:hyperlink r:id="rId25" w:history="1">
+        <w:hyperlink r:id="rId26" w:history="1">
           <w:r>
             <w:rPr>
               <w:rStyle w:val="Hyperlink"/>
@@ -4103,7 +4042,7 @@
           <w:sz w:val="24"/>
           <w:u w:val="single"/>
         </w:rPr>
-        <w:hyperlink r:id="rId25" w:history="1">
+        <w:hyperlink r:id="rId26" w:history="1">
           <w:r>
             <w:rPr>
               <w:rStyle w:val="Hyperlink"/>
@@ -4131,7 +4070,7 @@
           <w:sz w:val="24"/>
           <w:u w:val="single"/>
         </w:rPr>
-        <w:hyperlink r:id="rId25" w:history="1">
+        <w:hyperlink r:id="rId26" w:history="1">
           <w:r>
             <w:rPr>
               <w:rStyle w:val="Hyperlink"/>
@@ -4149,7 +4088,7 @@
           <w:sz w:val="24"/>
           <w:u w:val="single"/>
         </w:rPr>
-        <w:hyperlink r:id="rId25" w:history="1">
+        <w:hyperlink r:id="rId26" w:history="1">
           <w:r>
             <w:rPr>
               <w:rStyle w:val="Hyperlink"/>
@@ -4177,7 +4116,7 @@
           <w:sz w:val="24"/>
           <w:u w:val="single"/>
         </w:rPr>
-        <w:hyperlink r:id="rId25" w:history="1">
+        <w:hyperlink r:id="rId26" w:history="1">
           <w:r>
             <w:rPr>
               <w:rStyle w:val="Hyperlink"/>

--- a/EXPORTS/DOCX/published/niveau3/Dutch/Reinwardt.docx
+++ b/EXPORTS/DOCX/published/niveau3/Dutch/Reinwardt.docx
@@ -496,7 +496,25 @@
             <w:rPr>
               <w:rStyle w:val="Hyperlink"/>
             </w:rPr>
-            <w:t>stelde Rei</w:t>
+            <w:t>stelde Re</w:t>
+          </w:r>
+        </w:hyperlink>
+      </w:r>
+      <w:r>
+        <w:rPr>
+          <w:u w:val="single" w:color="0000ff"/>
+          <w:rFonts w:ascii="Charis SIL Regular" w:hAnsi="Charis SIL Regular" w:eastAsia="Charis SIL Regular"/>
+          <w:b w:val="0"/>
+          <w:i w:val="0"/>
+          <w:color w:val="000000"/>
+          <w:sz w:val="24"/>
+        </w:rPr>
+        <w:hyperlink r:id="rId11" w:history="1">
+          <w:r>
+            <w:rPr>
+              <w:rStyle w:val="Hyperlink"/>
+            </w:rPr>
+            <w:t>i</w:t>
           </w:r>
         </w:hyperlink>
       </w:r>
@@ -848,7 +866,61 @@
           <w:color w:val="000000"/>
           <w:sz w:val="24"/>
         </w:rPr>
-        <w:t>bijgestaan door persoonlijke 'verzamelaars', w</w:t>
+        <w:t>bijgestaan door persoon</w:t>
+      </w:r>
+      <w:r>
+        <w:rPr>
+          <w:u w:val="single" w:color="0000ff"/>
+          <w:rFonts w:ascii="Charis SIL Regular" w:hAnsi="Charis SIL Regular" w:eastAsia="Charis SIL Regular"/>
+          <w:b w:val="0"/>
+          <w:i w:val="0"/>
+          <w:color w:val="000000"/>
+          <w:sz w:val="24"/>
+        </w:rPr>
+        <w:hyperlink r:id="rId12" w:history="1">
+          <w:r>
+            <w:rPr>
+              <w:rStyle w:val="Hyperlink"/>
+            </w:rPr>
+            <w:t>lijke 'ver</w:t>
+          </w:r>
+        </w:hyperlink>
+      </w:r>
+      <w:r>
+        <w:rPr>
+          <w:u w:val="single" w:color="0000ff"/>
+          <w:rFonts w:ascii="Charis SIL Regular" w:hAnsi="Charis SIL Regular" w:eastAsia="Charis SIL Regular"/>
+          <w:b w:val="0"/>
+          <w:i w:val="0"/>
+          <w:color w:val="000000"/>
+          <w:sz w:val="24"/>
+        </w:rPr>
+        <w:hyperlink r:id="rId12" w:history="1">
+          <w:r>
+            <w:rPr>
+              <w:rStyle w:val="Hyperlink"/>
+            </w:rPr>
+            <w:t>z</w:t>
+          </w:r>
+        </w:hyperlink>
+      </w:r>
+      <w:r>
+        <w:rPr>
+          <w:u w:val="single" w:color="0000ff"/>
+          <w:rFonts w:ascii="Charis SIL Regular" w:hAnsi="Charis SIL Regular" w:eastAsia="Charis SIL Regular"/>
+          <w:b w:val="0"/>
+          <w:i w:val="0"/>
+          <w:color w:val="000000"/>
+          <w:sz w:val="24"/>
+        </w:rPr>
+        <w:hyperlink r:id="rId12" w:history="1">
+          <w:r>
+            <w:rPr>
+              <w:rStyle w:val="Hyperlink"/>
+            </w:rPr>
+            <w:t>amelaars', w</w:t>
+          </w:r>
+        </w:hyperlink>
       </w:r>
       <w:r>
         <w:rPr>
@@ -2735,7 +2807,7 @@
           <w:sz w:val="24"/>
           <w:u w:val="single"/>
         </w:rPr>
-        <w:hyperlink r:id="rId19" w:history="1">
+        <w:hyperlink r:id="rId17" w:history="1">
           <w:r>
             <w:rPr>
               <w:rStyle w:val="Hyperlink"/>
@@ -3539,7 +3611,7 @@
           <w:sz w:val="24"/>
           <w:u w:val="single"/>
         </w:rPr>
-        <w:hyperlink r:id="rId24" w:history="1">
+        <w:hyperlink r:id="rId23" w:history="1">
           <w:r>
             <w:rPr>
               <w:rStyle w:val="Hyperlink"/>
@@ -3568,7 +3640,7 @@
           <w:sz w:val="24"/>
           <w:u w:val="single"/>
         </w:rPr>
-        <w:hyperlink r:id="rId24" w:history="1">
+        <w:hyperlink r:id="rId23" w:history="1">
           <w:r>
             <w:rPr>
               <w:rStyle w:val="Hyperlink"/>
@@ -3693,7 +3765,7 @@
           <w:sz w:val="24"/>
           <w:u w:val="single"/>
         </w:rPr>
-        <w:hyperlink r:id="rId25" w:history="1">
+        <w:hyperlink r:id="rId24" w:history="1">
           <w:r>
             <w:rPr>
               <w:rStyle w:val="Hyperlink"/>
@@ -3711,7 +3783,7 @@
           <w:sz w:val="24"/>
           <w:u w:val="single"/>
         </w:rPr>
-        <w:hyperlink r:id="rId25" w:history="1">
+        <w:hyperlink r:id="rId24" w:history="1">
           <w:r>
             <w:rPr>
               <w:rStyle w:val="Hyperlink"/>
@@ -3729,7 +3801,7 @@
           <w:sz w:val="24"/>
           <w:u w:val="single"/>
         </w:rPr>
-        <w:hyperlink r:id="rId25" w:history="1">
+        <w:hyperlink r:id="rId24" w:history="1">
           <w:r>
             <w:rPr>
               <w:rStyle w:val="Hyperlink"/>
@@ -3747,7 +3819,7 @@
           <w:sz w:val="24"/>
           <w:u w:val="single"/>
         </w:rPr>
-        <w:hyperlink r:id="rId25" w:history="1">
+        <w:hyperlink r:id="rId24" w:history="1">
           <w:r>
             <w:rPr>
               <w:rStyle w:val="Hyperlink"/>
@@ -3916,7 +3988,7 @@
           <w:sz w:val="24"/>
           <w:u w:val="single"/>
         </w:rPr>
-        <w:hyperlink r:id="rId26" w:history="1">
+        <w:hyperlink r:id="rId25" w:history="1">
           <w:r>
             <w:rPr>
               <w:rStyle w:val="Hyperlink"/>
@@ -3934,7 +4006,7 @@
           <w:sz w:val="24"/>
           <w:u w:val="single"/>
         </w:rPr>
-        <w:hyperlink r:id="rId26" w:history="1">
+        <w:hyperlink r:id="rId25" w:history="1">
           <w:r>
             <w:rPr>
               <w:rStyle w:val="Hyperlink"/>
@@ -3952,7 +4024,7 @@
           <w:sz w:val="24"/>
           <w:u w:val="single"/>
         </w:rPr>
-        <w:hyperlink r:id="rId26" w:history="1">
+        <w:hyperlink r:id="rId25" w:history="1">
           <w:r>
             <w:rPr>
               <w:rStyle w:val="Hyperlink"/>
@@ -3970,7 +4042,7 @@
           <w:sz w:val="24"/>
           <w:u w:val="single"/>
         </w:rPr>
-        <w:hyperlink r:id="rId26" w:history="1">
+        <w:hyperlink r:id="rId25" w:history="1">
           <w:r>
             <w:rPr>
               <w:rStyle w:val="Hyperlink"/>
@@ -3988,7 +4060,7 @@
           <w:sz w:val="24"/>
           <w:u w:val="single"/>
         </w:rPr>
-        <w:hyperlink r:id="rId26" w:history="1">
+        <w:hyperlink r:id="rId25" w:history="1">
           <w:r>
             <w:rPr>
               <w:rStyle w:val="Hyperlink"/>
@@ -4006,7 +4078,7 @@
           <w:sz w:val="24"/>
           <w:u w:val="single"/>
         </w:rPr>
-        <w:hyperlink r:id="rId26" w:history="1">
+        <w:hyperlink r:id="rId25" w:history="1">
           <w:r>
             <w:rPr>
               <w:rStyle w:val="Hyperlink"/>
@@ -4024,7 +4096,7 @@
           <w:sz w:val="24"/>
           <w:u w:val="single"/>
         </w:rPr>
-        <w:hyperlink r:id="rId26" w:history="1">
+        <w:hyperlink r:id="rId25" w:history="1">
           <w:r>
             <w:rPr>
               <w:rStyle w:val="Hyperlink"/>
@@ -4042,7 +4114,7 @@
           <w:sz w:val="24"/>
           <w:u w:val="single"/>
         </w:rPr>
-        <w:hyperlink r:id="rId26" w:history="1">
+        <w:hyperlink r:id="rId25" w:history="1">
           <w:r>
             <w:rPr>
               <w:rStyle w:val="Hyperlink"/>
@@ -4070,7 +4142,7 @@
           <w:sz w:val="24"/>
           <w:u w:val="single"/>
         </w:rPr>
-        <w:hyperlink r:id="rId26" w:history="1">
+        <w:hyperlink r:id="rId25" w:history="1">
           <w:r>
             <w:rPr>
               <w:rStyle w:val="Hyperlink"/>
@@ -4088,7 +4160,7 @@
           <w:sz w:val="24"/>
           <w:u w:val="single"/>
         </w:rPr>
-        <w:hyperlink r:id="rId26" w:history="1">
+        <w:hyperlink r:id="rId25" w:history="1">
           <w:r>
             <w:rPr>
               <w:rStyle w:val="Hyperlink"/>
@@ -4116,7 +4188,7 @@
           <w:sz w:val="24"/>
           <w:u w:val="single"/>
         </w:rPr>
-        <w:hyperlink r:id="rId26" w:history="1">
+        <w:hyperlink r:id="rId25" w:history="1">
           <w:r>
             <w:rPr>
               <w:rStyle w:val="Hyperlink"/>

--- a/EXPORTS/DOCX/published/niveau3/Dutch/Reinwardt.docx
+++ b/EXPORTS/DOCX/published/niveau3/Dutch/Reinwardt.docx
@@ -247,13 +247,31 @@
       </w:r>
       <w:r>
         <w:rPr>
+          <w:u w:val="single" w:color="0000ff"/>
           <w:rFonts w:ascii="Charis SIL Regular" w:hAnsi="Charis SIL Regular" w:eastAsia="Charis SIL Regular"/>
           <w:b w:val="0"/>
           <w:i w:val="0"/>
           <w:color w:val="000000"/>
           <w:sz w:val="24"/>
         </w:rPr>
-        <w:t xml:space="preserve">en botanie aan de </w:t>
+        <w:hyperlink r:id="rId9" w:history="1">
+          <w:r>
+            <w:rPr>
+              <w:rStyle w:val="Hyperlink"/>
+            </w:rPr>
+            <w:t>en bota</w:t>
+          </w:r>
+        </w:hyperlink>
+      </w:r>
+      <w:r>
+        <w:rPr>
+          <w:rFonts w:ascii="Charis SIL Regular" w:hAnsi="Charis SIL Regular" w:eastAsia="Charis SIL Regular"/>
+          <w:b w:val="0"/>
+          <w:i w:val="0"/>
+          <w:color w:val="000000"/>
+          <w:sz w:val="24"/>
+        </w:rPr>
+        <w:t xml:space="preserve">nie aan de </w:t>
       </w:r>
       <w:r>
         <w:rPr>
@@ -417,32 +435,7 @@
           <w:color w:val="000000"/>
           <w:sz w:val="24"/>
         </w:rPr>
-        <w:hyperlink r:id="rId10" w:history="1">
-          <w:r>
-            <w:rPr>
-              <w:rStyle w:val="Hyperlink"/>
-            </w:rPr>
-            <w:t>et Nederlan</w:t>
-          </w:r>
-        </w:hyperlink>
-      </w:r>
-      <w:r>
-        <w:rPr>
-          <w:u w:val="single" w:color="0000ff"/>
-          <w:rFonts w:ascii="Charis SIL Regular" w:hAnsi="Charis SIL Regular" w:eastAsia="Charis SIL Regular"/>
-          <w:b w:val="0"/>
-          <w:i w:val="0"/>
-          <w:color w:val="000000"/>
-          <w:sz w:val="24"/>
-        </w:rPr>
-        <w:hyperlink r:id="rId10" w:history="1">
-          <w:r>
-            <w:rPr>
-              <w:rStyle w:val="Hyperlink"/>
-            </w:rPr>
-            <w:t xml:space="preserve">dse </w:t>
-          </w:r>
-        </w:hyperlink>
+        <w:t xml:space="preserve">et Nederlandse </w:t>
       </w:r>
       <w:r>
         <w:rPr>
@@ -496,25 +489,7 @@
             <w:rPr>
               <w:rStyle w:val="Hyperlink"/>
             </w:rPr>
-            <w:t>stelde Re</w:t>
-          </w:r>
-        </w:hyperlink>
-      </w:r>
-      <w:r>
-        <w:rPr>
-          <w:u w:val="single" w:color="0000ff"/>
-          <w:rFonts w:ascii="Charis SIL Regular" w:hAnsi="Charis SIL Regular" w:eastAsia="Charis SIL Regular"/>
-          <w:b w:val="0"/>
-          <w:i w:val="0"/>
-          <w:color w:val="000000"/>
-          <w:sz w:val="24"/>
-        </w:rPr>
-        <w:hyperlink r:id="rId11" w:history="1">
-          <w:r>
-            <w:rPr>
-              <w:rStyle w:val="Hyperlink"/>
-            </w:rPr>
-            <w:t>i</w:t>
+            <w:t>stelde Rei</w:t>
           </w:r>
         </w:hyperlink>
       </w:r>
@@ -906,21 +881,13 @@
       </w:r>
       <w:r>
         <w:rPr>
-          <w:u w:val="single" w:color="0000ff"/>
           <w:rFonts w:ascii="Charis SIL Regular" w:hAnsi="Charis SIL Regular" w:eastAsia="Charis SIL Regular"/>
           <w:b w:val="0"/>
           <w:i w:val="0"/>
           <w:color w:val="000000"/>
           <w:sz w:val="24"/>
         </w:rPr>
-        <w:hyperlink r:id="rId12" w:history="1">
-          <w:r>
-            <w:rPr>
-              <w:rStyle w:val="Hyperlink"/>
-            </w:rPr>
-            <w:t>amelaars', w</w:t>
-          </w:r>
-        </w:hyperlink>
+        <w:t>amelaars', w</w:t>
       </w:r>
       <w:r>
         <w:rPr>
@@ -2807,7 +2774,7 @@
           <w:sz w:val="24"/>
           <w:u w:val="single"/>
         </w:rPr>
-        <w:hyperlink r:id="rId17" w:history="1">
+        <w:hyperlink r:id="rId19" w:history="1">
           <w:r>
             <w:rPr>
               <w:rStyle w:val="Hyperlink"/>
@@ -3611,7 +3578,7 @@
           <w:sz w:val="24"/>
           <w:u w:val="single"/>
         </w:rPr>
-        <w:hyperlink r:id="rId23" w:history="1">
+        <w:hyperlink r:id="rId24" w:history="1">
           <w:r>
             <w:rPr>
               <w:rStyle w:val="Hyperlink"/>
@@ -3640,7 +3607,7 @@
           <w:sz w:val="24"/>
           <w:u w:val="single"/>
         </w:rPr>
-        <w:hyperlink r:id="rId23" w:history="1">
+        <w:hyperlink r:id="rId24" w:history="1">
           <w:r>
             <w:rPr>
               <w:rStyle w:val="Hyperlink"/>
@@ -3765,7 +3732,7 @@
           <w:sz w:val="24"/>
           <w:u w:val="single"/>
         </w:rPr>
-        <w:hyperlink r:id="rId24" w:history="1">
+        <w:hyperlink r:id="rId25" w:history="1">
           <w:r>
             <w:rPr>
               <w:rStyle w:val="Hyperlink"/>
@@ -3783,7 +3750,7 @@
           <w:sz w:val="24"/>
           <w:u w:val="single"/>
         </w:rPr>
-        <w:hyperlink r:id="rId24" w:history="1">
+        <w:hyperlink r:id="rId25" w:history="1">
           <w:r>
             <w:rPr>
               <w:rStyle w:val="Hyperlink"/>
@@ -3801,7 +3768,7 @@
           <w:sz w:val="24"/>
           <w:u w:val="single"/>
         </w:rPr>
-        <w:hyperlink r:id="rId24" w:history="1">
+        <w:hyperlink r:id="rId25" w:history="1">
           <w:r>
             <w:rPr>
               <w:rStyle w:val="Hyperlink"/>
@@ -3819,7 +3786,7 @@
           <w:sz w:val="24"/>
           <w:u w:val="single"/>
         </w:rPr>
-        <w:hyperlink r:id="rId24" w:history="1">
+        <w:hyperlink r:id="rId25" w:history="1">
           <w:r>
             <w:rPr>
               <w:rStyle w:val="Hyperlink"/>
@@ -3988,7 +3955,7 @@
           <w:sz w:val="24"/>
           <w:u w:val="single"/>
         </w:rPr>
-        <w:hyperlink r:id="rId25" w:history="1">
+        <w:hyperlink r:id="rId26" w:history="1">
           <w:r>
             <w:rPr>
               <w:rStyle w:val="Hyperlink"/>
@@ -4006,7 +3973,7 @@
           <w:sz w:val="24"/>
           <w:u w:val="single"/>
         </w:rPr>
-        <w:hyperlink r:id="rId25" w:history="1">
+        <w:hyperlink r:id="rId26" w:history="1">
           <w:r>
             <w:rPr>
               <w:rStyle w:val="Hyperlink"/>
@@ -4024,7 +3991,7 @@
           <w:sz w:val="24"/>
           <w:u w:val="single"/>
         </w:rPr>
-        <w:hyperlink r:id="rId25" w:history="1">
+        <w:hyperlink r:id="rId26" w:history="1">
           <w:r>
             <w:rPr>
               <w:rStyle w:val="Hyperlink"/>
@@ -4042,7 +4009,7 @@
           <w:sz w:val="24"/>
           <w:u w:val="single"/>
         </w:rPr>
-        <w:hyperlink r:id="rId25" w:history="1">
+        <w:hyperlink r:id="rId26" w:history="1">
           <w:r>
             <w:rPr>
               <w:rStyle w:val="Hyperlink"/>
@@ -4060,7 +4027,7 @@
           <w:sz w:val="24"/>
           <w:u w:val="single"/>
         </w:rPr>
-        <w:hyperlink r:id="rId25" w:history="1">
+        <w:hyperlink r:id="rId26" w:history="1">
           <w:r>
             <w:rPr>
               <w:rStyle w:val="Hyperlink"/>
@@ -4078,7 +4045,7 @@
           <w:sz w:val="24"/>
           <w:u w:val="single"/>
         </w:rPr>
-        <w:hyperlink r:id="rId25" w:history="1">
+        <w:hyperlink r:id="rId26" w:history="1">
           <w:r>
             <w:rPr>
               <w:rStyle w:val="Hyperlink"/>
@@ -4096,7 +4063,7 @@
           <w:sz w:val="24"/>
           <w:u w:val="single"/>
         </w:rPr>
-        <w:hyperlink r:id="rId25" w:history="1">
+        <w:hyperlink r:id="rId26" w:history="1">
           <w:r>
             <w:rPr>
               <w:rStyle w:val="Hyperlink"/>
@@ -4114,7 +4081,7 @@
           <w:sz w:val="24"/>
           <w:u w:val="single"/>
         </w:rPr>
-        <w:hyperlink r:id="rId25" w:history="1">
+        <w:hyperlink r:id="rId26" w:history="1">
           <w:r>
             <w:rPr>
               <w:rStyle w:val="Hyperlink"/>
@@ -4142,7 +4109,7 @@
           <w:sz w:val="24"/>
           <w:u w:val="single"/>
         </w:rPr>
-        <w:hyperlink r:id="rId25" w:history="1">
+        <w:hyperlink r:id="rId26" w:history="1">
           <w:r>
             <w:rPr>
               <w:rStyle w:val="Hyperlink"/>
@@ -4160,7 +4127,7 @@
           <w:sz w:val="24"/>
           <w:u w:val="single"/>
         </w:rPr>
-        <w:hyperlink r:id="rId25" w:history="1">
+        <w:hyperlink r:id="rId26" w:history="1">
           <w:r>
             <w:rPr>
               <w:rStyle w:val="Hyperlink"/>
@@ -4188,7 +4155,7 @@
           <w:sz w:val="24"/>
           <w:u w:val="single"/>
         </w:rPr>
-        <w:hyperlink r:id="rId25" w:history="1">
+        <w:hyperlink r:id="rId26" w:history="1">
           <w:r>
             <w:rPr>
               <w:rStyle w:val="Hyperlink"/>
@@ -4217,7 +4184,7 @@
           <w:sz w:val="24"/>
           <w:u w:val="single"/>
         </w:rPr>
-        <w:hyperlink r:id="rId26" w:history="1">
+        <w:hyperlink r:id="rId27" w:history="1">
           <w:r>
             <w:rPr>
               <w:rStyle w:val="Hyperlink"/>
@@ -4395,7 +4362,7 @@
           <w:sz w:val="24"/>
           <w:u w:val="single"/>
         </w:rPr>
-        <w:hyperlink r:id="rId27" w:history="1">
+        <w:hyperlink r:id="rId28" w:history="1">
           <w:r>
             <w:rPr>
               <w:rStyle w:val="Hyperlink"/>
@@ -4413,7 +4380,7 @@
           <w:sz w:val="24"/>
           <w:u w:val="single"/>
         </w:rPr>
-        <w:hyperlink r:id="rId27" w:history="1">
+        <w:hyperlink r:id="rId28" w:history="1">
           <w:r>
             <w:rPr>
               <w:rStyle w:val="Hyperlink"/>
@@ -4431,7 +4398,7 @@
           <w:sz w:val="24"/>
           <w:u w:val="single"/>
         </w:rPr>
-        <w:hyperlink r:id="rId27" w:history="1">
+        <w:hyperlink r:id="rId28" w:history="1">
           <w:r>
             <w:rPr>
               <w:rStyle w:val="Hyperlink"/>
@@ -4459,7 +4426,7 @@
           <w:sz w:val="24"/>
           <w:u w:val="single"/>
         </w:rPr>
-        <w:hyperlink r:id="rId28" w:history="1">
+        <w:hyperlink r:id="rId29" w:history="1">
           <w:r>
             <w:rPr>
               <w:rStyle w:val="Hyperlink"/>
@@ -4488,7 +4455,7 @@
           <w:sz w:val="24"/>
           <w:u w:val="single"/>
         </w:rPr>
-        <w:hyperlink r:id="rId28" w:history="1">
+        <w:hyperlink r:id="rId29" w:history="1">
           <w:r>
             <w:rPr>
               <w:rStyle w:val="Hyperlink"/>
@@ -4629,7 +4596,7 @@
           <w:sz w:val="24"/>
           <w:u w:val="single"/>
         </w:rPr>
-        <w:hyperlink r:id="rId29" w:history="1">
+        <w:hyperlink r:id="rId30" w:history="1">
           <w:r>
             <w:rPr>
               <w:rStyle w:val="Hyperlink"/>
@@ -4647,7 +4614,7 @@
           <w:sz w:val="24"/>
           <w:u w:val="single"/>
         </w:rPr>
-        <w:hyperlink r:id="rId29" w:history="1">
+        <w:hyperlink r:id="rId30" w:history="1">
           <w:r>
             <w:rPr>
               <w:rStyle w:val="Hyperlink"/>
@@ -4745,7 +4712,7 @@
           <w:sz w:val="24"/>
           <w:u w:val="single"/>
         </w:rPr>
-        <w:hyperlink r:id="rId30" w:history="1">
+        <w:hyperlink r:id="rId31" w:history="1">
           <w:r>
             <w:rPr>
               <w:rStyle w:val="Hyperlink"/>
@@ -4763,7 +4730,7 @@
           <w:sz w:val="24"/>
           <w:u w:val="single"/>
         </w:rPr>
-        <w:hyperlink r:id="rId30" w:history="1">
+        <w:hyperlink r:id="rId31" w:history="1">
           <w:r>
             <w:rPr>
               <w:rStyle w:val="Hyperlink"/>
@@ -4791,7 +4758,7 @@
           <w:sz w:val="24"/>
           <w:u w:val="single"/>
         </w:rPr>
-        <w:hyperlink r:id="rId31" w:history="1">
+        <w:hyperlink r:id="rId32" w:history="1">
           <w:r>
             <w:rPr>
               <w:rStyle w:val="Hyperlink"/>
@@ -4820,7 +4787,7 @@
           <w:sz w:val="24"/>
           <w:u w:val="single"/>
         </w:rPr>
-        <w:hyperlink r:id="rId31" w:history="1">
+        <w:hyperlink r:id="rId32" w:history="1">
           <w:r>
             <w:rPr>
               <w:rStyle w:val="Hyperlink"/>

--- a/EXPORTS/DOCX/published/niveau3/Dutch/Reinwardt.docx
+++ b/EXPORTS/DOCX/published/niveau3/Dutch/Reinwardt.docx
@@ -225,53 +225,7 @@
           <w:color w:val="000000"/>
           <w:sz w:val="24"/>
         </w:rPr>
-        <w:t>natuurli</w:t>
-      </w:r>
-      <w:r>
-        <w:rPr>
-          <w:u w:val="single" w:color="0000ff"/>
-          <w:rFonts w:ascii="Charis SIL Regular" w:hAnsi="Charis SIL Regular" w:eastAsia="Charis SIL Regular"/>
-          <w:b w:val="0"/>
-          <w:i w:val="0"/>
-          <w:color w:val="000000"/>
-          <w:sz w:val="24"/>
-        </w:rPr>
-        <w:hyperlink r:id="rId9" w:history="1">
-          <w:r>
-            <w:rPr>
-              <w:rStyle w:val="Hyperlink"/>
-            </w:rPr>
-            <w:t xml:space="preserve">jke historie </w:t>
-          </w:r>
-        </w:hyperlink>
-      </w:r>
-      <w:r>
-        <w:rPr>
-          <w:u w:val="single" w:color="0000ff"/>
-          <w:rFonts w:ascii="Charis SIL Regular" w:hAnsi="Charis SIL Regular" w:eastAsia="Charis SIL Regular"/>
-          <w:b w:val="0"/>
-          <w:i w:val="0"/>
-          <w:color w:val="000000"/>
-          <w:sz w:val="24"/>
-        </w:rPr>
-        <w:hyperlink r:id="rId9" w:history="1">
-          <w:r>
-            <w:rPr>
-              <w:rStyle w:val="Hyperlink"/>
-            </w:rPr>
-            <w:t>en bota</w:t>
-          </w:r>
-        </w:hyperlink>
-      </w:r>
-      <w:r>
-        <w:rPr>
-          <w:rFonts w:ascii="Charis SIL Regular" w:hAnsi="Charis SIL Regular" w:eastAsia="Charis SIL Regular"/>
-          <w:b w:val="0"/>
-          <w:i w:val="0"/>
-          <w:color w:val="000000"/>
-          <w:sz w:val="24"/>
-        </w:rPr>
-        <w:t xml:space="preserve">nie aan de </w:t>
+        <w:t xml:space="preserve">natuurlijke historie en botanie aan de </w:t>
       </w:r>
       <w:r>
         <w:rPr>
@@ -435,7 +389,32 @@
           <w:color w:val="000000"/>
           <w:sz w:val="24"/>
         </w:rPr>
-        <w:t xml:space="preserve">et Nederlandse </w:t>
+        <w:hyperlink r:id="rId10" w:history="1">
+          <w:r>
+            <w:rPr>
+              <w:rStyle w:val="Hyperlink"/>
+            </w:rPr>
+            <w:t>et Nederlan</w:t>
+          </w:r>
+        </w:hyperlink>
+      </w:r>
+      <w:r>
+        <w:rPr>
+          <w:u w:val="single" w:color="0000ff"/>
+          <w:rFonts w:ascii="Charis SIL Regular" w:hAnsi="Charis SIL Regular" w:eastAsia="Charis SIL Regular"/>
+          <w:b w:val="0"/>
+          <w:i w:val="0"/>
+          <w:color w:val="000000"/>
+          <w:sz w:val="24"/>
+        </w:rPr>
+        <w:hyperlink r:id="rId10" w:history="1">
+          <w:r>
+            <w:rPr>
+              <w:rStyle w:val="Hyperlink"/>
+            </w:rPr>
+            <w:t xml:space="preserve">dse </w:t>
+          </w:r>
+        </w:hyperlink>
       </w:r>
       <w:r>
         <w:rPr>
@@ -881,13 +860,21 @@
       </w:r>
       <w:r>
         <w:rPr>
+          <w:u w:val="single" w:color="0000ff"/>
           <w:rFonts w:ascii="Charis SIL Regular" w:hAnsi="Charis SIL Regular" w:eastAsia="Charis SIL Regular"/>
           <w:b w:val="0"/>
           <w:i w:val="0"/>
           <w:color w:val="000000"/>
           <w:sz w:val="24"/>
         </w:rPr>
-        <w:t>amelaars', w</w:t>
+        <w:hyperlink r:id="rId12" w:history="1">
+          <w:r>
+            <w:rPr>
+              <w:rStyle w:val="Hyperlink"/>
+            </w:rPr>
+            <w:t>amelaars', w</w:t>
+          </w:r>
+        </w:hyperlink>
       </w:r>
       <w:r>
         <w:rPr>
@@ -3054,7 +3041,7 @@
             <w:rPr>
               <w:rStyle w:val="Hyperlink"/>
             </w:rPr>
-            <w:t>www.biografischportaal.nl</w:t>
+            <w:t>www.biografischportaal.n</w:t>
           </w:r>
         </w:hyperlink>
       </w:r>
@@ -3065,25 +3052,13 @@
           <w:i w:val="0"/>
           <w:color w:val="0000FF"/>
           <w:sz w:val="24"/>
-          <w:u w:val="single"/>
-        </w:rPr>
-        <w:t>/</w:t>
-      </w:r>
-      <w:r>
-        <w:rPr>
-          <w:rFonts w:ascii="Charis SIL Regular" w:hAnsi="Charis SIL Regular" w:eastAsia="Charis SIL Regular"/>
-          <w:b w:val="0"/>
-          <w:i w:val="0"/>
-          <w:color w:val="0000FF"/>
-          <w:sz w:val="24"/>
-          <w:u w:val="single"/>
         </w:rPr>
         <w:hyperlink r:id="rId21" w:history="1">
           <w:r>
             <w:rPr>
               <w:rStyle w:val="Hyperlink"/>
             </w:rPr>
-            <w:t>persoon/4045700</w:t>
+            <w:t>l</w:t>
           </w:r>
         </w:hyperlink>
       </w:r>
@@ -3095,7 +3070,25 @@
           <w:color w:val="0000FF"/>
           <w:sz w:val="24"/>
         </w:rPr>
-        <w:t xml:space="preserve">8 </w:t>
+        <w:t>/</w:t>
+      </w:r>
+      <w:r>
+        <w:rPr>
+          <w:rFonts w:ascii="Charis SIL Regular" w:hAnsi="Charis SIL Regular" w:eastAsia="Charis SIL Regular"/>
+          <w:b w:val="0"/>
+          <w:i w:val="0"/>
+          <w:color w:val="0000FF"/>
+          <w:sz w:val="24"/>
+          <w:u w:val="single"/>
+        </w:rPr>
+        <w:hyperlink r:id="rId21" w:history="1">
+          <w:r>
+            <w:rPr>
+              <w:rStyle w:val="Hyperlink"/>
+            </w:rPr>
+            <w:t xml:space="preserve">persoon/40457008 </w:t>
+          </w:r>
+        </w:hyperlink>
       </w:r>
       <w:r>
         <w:br/>
@@ -4184,7 +4177,7 @@
           <w:sz w:val="24"/>
           <w:u w:val="single"/>
         </w:rPr>
-        <w:hyperlink r:id="rId27" w:history="1">
+        <w:hyperlink r:id="rId26" w:history="1">
           <w:r>
             <w:rPr>
               <w:rStyle w:val="Hyperlink"/>
@@ -4362,7 +4355,7 @@
           <w:sz w:val="24"/>
           <w:u w:val="single"/>
         </w:rPr>
-        <w:hyperlink r:id="rId28" w:history="1">
+        <w:hyperlink r:id="rId27" w:history="1">
           <w:r>
             <w:rPr>
               <w:rStyle w:val="Hyperlink"/>
@@ -4380,7 +4373,7 @@
           <w:sz w:val="24"/>
           <w:u w:val="single"/>
         </w:rPr>
-        <w:hyperlink r:id="rId28" w:history="1">
+        <w:hyperlink r:id="rId27" w:history="1">
           <w:r>
             <w:rPr>
               <w:rStyle w:val="Hyperlink"/>
@@ -4398,7 +4391,7 @@
           <w:sz w:val="24"/>
           <w:u w:val="single"/>
         </w:rPr>
-        <w:hyperlink r:id="rId28" w:history="1">
+        <w:hyperlink r:id="rId27" w:history="1">
           <w:r>
             <w:rPr>
               <w:rStyle w:val="Hyperlink"/>
@@ -4426,7 +4419,7 @@
           <w:sz w:val="24"/>
           <w:u w:val="single"/>
         </w:rPr>
-        <w:hyperlink r:id="rId29" w:history="1">
+        <w:hyperlink r:id="rId28" w:history="1">
           <w:r>
             <w:rPr>
               <w:rStyle w:val="Hyperlink"/>
@@ -4455,7 +4448,7 @@
           <w:sz w:val="24"/>
           <w:u w:val="single"/>
         </w:rPr>
-        <w:hyperlink r:id="rId29" w:history="1">
+        <w:hyperlink r:id="rId28" w:history="1">
           <w:r>
             <w:rPr>
               <w:rStyle w:val="Hyperlink"/>
@@ -4596,7 +4589,7 @@
           <w:sz w:val="24"/>
           <w:u w:val="single"/>
         </w:rPr>
-        <w:hyperlink r:id="rId30" w:history="1">
+        <w:hyperlink r:id="rId29" w:history="1">
           <w:r>
             <w:rPr>
               <w:rStyle w:val="Hyperlink"/>
@@ -4614,7 +4607,7 @@
           <w:sz w:val="24"/>
           <w:u w:val="single"/>
         </w:rPr>
-        <w:hyperlink r:id="rId30" w:history="1">
+        <w:hyperlink r:id="rId29" w:history="1">
           <w:r>
             <w:rPr>
               <w:rStyle w:val="Hyperlink"/>
@@ -4712,7 +4705,7 @@
           <w:sz w:val="24"/>
           <w:u w:val="single"/>
         </w:rPr>
-        <w:hyperlink r:id="rId31" w:history="1">
+        <w:hyperlink r:id="rId30" w:history="1">
           <w:r>
             <w:rPr>
               <w:rStyle w:val="Hyperlink"/>
@@ -4730,7 +4723,7 @@
           <w:sz w:val="24"/>
           <w:u w:val="single"/>
         </w:rPr>
-        <w:hyperlink r:id="rId31" w:history="1">
+        <w:hyperlink r:id="rId30" w:history="1">
           <w:r>
             <w:rPr>
               <w:rStyle w:val="Hyperlink"/>
@@ -4758,7 +4751,7 @@
           <w:sz w:val="24"/>
           <w:u w:val="single"/>
         </w:rPr>
-        <w:hyperlink r:id="rId32" w:history="1">
+        <w:hyperlink r:id="rId31" w:history="1">
           <w:r>
             <w:rPr>
               <w:rStyle w:val="Hyperlink"/>
@@ -4787,7 +4780,7 @@
           <w:sz w:val="24"/>
           <w:u w:val="single"/>
         </w:rPr>
-        <w:hyperlink r:id="rId32" w:history="1">
+        <w:hyperlink r:id="rId31" w:history="1">
           <w:r>
             <w:rPr>
               <w:rStyle w:val="Hyperlink"/>

--- a/EXPORTS/DOCX/published/niveau3/Dutch/Reinwardt.docx
+++ b/EXPORTS/DOCX/published/niveau3/Dutch/Reinwardt.docx
@@ -225,7 +225,35 @@
           <w:color w:val="000000"/>
           <w:sz w:val="24"/>
         </w:rPr>
-        <w:t xml:space="preserve">natuurlijke historie en botanie aan de </w:t>
+        <w:t>natuurli</w:t>
+      </w:r>
+      <w:r>
+        <w:rPr>
+          <w:u w:val="single" w:color="0000ff"/>
+          <w:rFonts w:ascii="Charis SIL Regular" w:hAnsi="Charis SIL Regular" w:eastAsia="Charis SIL Regular"/>
+          <w:b w:val="0"/>
+          <w:i w:val="0"/>
+          <w:color w:val="000000"/>
+          <w:sz w:val="24"/>
+        </w:rPr>
+        <w:hyperlink r:id="rId9" w:history="1">
+          <w:r>
+            <w:rPr>
+              <w:rStyle w:val="Hyperlink"/>
+            </w:rPr>
+            <w:t xml:space="preserve">jke historie </w:t>
+          </w:r>
+        </w:hyperlink>
+      </w:r>
+      <w:r>
+        <w:rPr>
+          <w:rFonts w:ascii="Charis SIL Regular" w:hAnsi="Charis SIL Regular" w:eastAsia="Charis SIL Regular"/>
+          <w:b w:val="0"/>
+          <w:i w:val="0"/>
+          <w:color w:val="000000"/>
+          <w:sz w:val="24"/>
+        </w:rPr>
+        <w:t xml:space="preserve">en botanie aan de </w:t>
       </w:r>
       <w:r>
         <w:rPr>
@@ -1372,7 +1400,6 @@
       </w:r>
       <w:r>
         <w:rPr>
-          <w:u w:val="single" w:color="0000ff"/>
           <w:rFonts w:ascii="Charis SIL Regular" w:hAnsi="Charis SIL Regular" w:eastAsia="Charis SIL Regular"/>
           <w:b w:val="0"/>
           <w:i w:val="0"/>
@@ -3560,7 +3587,14 @@
           <w:color w:val="000000"/>
           <w:sz w:val="24"/>
         </w:rPr>
-        <w:t xml:space="preserve">, </w:t>
+        <w:hyperlink r:id="rId23" w:history="1">
+          <w:r>
+            <w:rPr>
+              <w:rStyle w:val="Hyperlink"/>
+            </w:rPr>
+            <w:t xml:space="preserve">, </w:t>
+          </w:r>
+        </w:hyperlink>
       </w:r>
       <w:r>
         <w:rPr>
@@ -3571,7 +3605,7 @@
           <w:sz w:val="24"/>
           <w:u w:val="single"/>
         </w:rPr>
-        <w:hyperlink r:id="rId24" w:history="1">
+        <w:hyperlink r:id="rId23" w:history="1">
           <w:r>
             <w:rPr>
               <w:rStyle w:val="Hyperlink"/>
@@ -3600,7 +3634,7 @@
           <w:sz w:val="24"/>
           <w:u w:val="single"/>
         </w:rPr>
-        <w:hyperlink r:id="rId24" w:history="1">
+        <w:hyperlink r:id="rId23" w:history="1">
           <w:r>
             <w:rPr>
               <w:rStyle w:val="Hyperlink"/>
@@ -3725,7 +3759,7 @@
           <w:sz w:val="24"/>
           <w:u w:val="single"/>
         </w:rPr>
-        <w:hyperlink r:id="rId25" w:history="1">
+        <w:hyperlink r:id="rId24" w:history="1">
           <w:r>
             <w:rPr>
               <w:rStyle w:val="Hyperlink"/>
@@ -3743,7 +3777,7 @@
           <w:sz w:val="24"/>
           <w:u w:val="single"/>
         </w:rPr>
-        <w:hyperlink r:id="rId25" w:history="1">
+        <w:hyperlink r:id="rId24" w:history="1">
           <w:r>
             <w:rPr>
               <w:rStyle w:val="Hyperlink"/>
@@ -3761,7 +3795,7 @@
           <w:sz w:val="24"/>
           <w:u w:val="single"/>
         </w:rPr>
-        <w:hyperlink r:id="rId25" w:history="1">
+        <w:hyperlink r:id="rId24" w:history="1">
           <w:r>
             <w:rPr>
               <w:rStyle w:val="Hyperlink"/>
@@ -3779,7 +3813,7 @@
           <w:sz w:val="24"/>
           <w:u w:val="single"/>
         </w:rPr>
-        <w:hyperlink r:id="rId25" w:history="1">
+        <w:hyperlink r:id="rId24" w:history="1">
           <w:r>
             <w:rPr>
               <w:rStyle w:val="Hyperlink"/>
@@ -3948,7 +3982,7 @@
           <w:sz w:val="24"/>
           <w:u w:val="single"/>
         </w:rPr>
-        <w:hyperlink r:id="rId26" w:history="1">
+        <w:hyperlink r:id="rId25" w:history="1">
           <w:r>
             <w:rPr>
               <w:rStyle w:val="Hyperlink"/>
@@ -3966,7 +4000,7 @@
           <w:sz w:val="24"/>
           <w:u w:val="single"/>
         </w:rPr>
-        <w:hyperlink r:id="rId26" w:history="1">
+        <w:hyperlink r:id="rId25" w:history="1">
           <w:r>
             <w:rPr>
               <w:rStyle w:val="Hyperlink"/>
@@ -3984,7 +4018,7 @@
           <w:sz w:val="24"/>
           <w:u w:val="single"/>
         </w:rPr>
-        <w:hyperlink r:id="rId26" w:history="1">
+        <w:hyperlink r:id="rId25" w:history="1">
           <w:r>
             <w:rPr>
               <w:rStyle w:val="Hyperlink"/>
@@ -4002,7 +4036,7 @@
           <w:sz w:val="24"/>
           <w:u w:val="single"/>
         </w:rPr>
-        <w:hyperlink r:id="rId26" w:history="1">
+        <w:hyperlink r:id="rId25" w:history="1">
           <w:r>
             <w:rPr>
               <w:rStyle w:val="Hyperlink"/>
@@ -4020,7 +4054,7 @@
           <w:sz w:val="24"/>
           <w:u w:val="single"/>
         </w:rPr>
-        <w:hyperlink r:id="rId26" w:history="1">
+        <w:hyperlink r:id="rId25" w:history="1">
           <w:r>
             <w:rPr>
               <w:rStyle w:val="Hyperlink"/>
@@ -4038,7 +4072,7 @@
           <w:sz w:val="24"/>
           <w:u w:val="single"/>
         </w:rPr>
-        <w:hyperlink r:id="rId26" w:history="1">
+        <w:hyperlink r:id="rId25" w:history="1">
           <w:r>
             <w:rPr>
               <w:rStyle w:val="Hyperlink"/>
@@ -4056,7 +4090,7 @@
           <w:sz w:val="24"/>
           <w:u w:val="single"/>
         </w:rPr>
-        <w:hyperlink r:id="rId26" w:history="1">
+        <w:hyperlink r:id="rId25" w:history="1">
           <w:r>
             <w:rPr>
               <w:rStyle w:val="Hyperlink"/>
@@ -4074,7 +4108,7 @@
           <w:sz w:val="24"/>
           <w:u w:val="single"/>
         </w:rPr>
-        <w:hyperlink r:id="rId26" w:history="1">
+        <w:hyperlink r:id="rId25" w:history="1">
           <w:r>
             <w:rPr>
               <w:rStyle w:val="Hyperlink"/>
@@ -4102,7 +4136,7 @@
           <w:sz w:val="24"/>
           <w:u w:val="single"/>
         </w:rPr>
-        <w:hyperlink r:id="rId26" w:history="1">
+        <w:hyperlink r:id="rId25" w:history="1">
           <w:r>
             <w:rPr>
               <w:rStyle w:val="Hyperlink"/>
@@ -4120,7 +4154,7 @@
           <w:sz w:val="24"/>
           <w:u w:val="single"/>
         </w:rPr>
-        <w:hyperlink r:id="rId26" w:history="1">
+        <w:hyperlink r:id="rId25" w:history="1">
           <w:r>
             <w:rPr>
               <w:rStyle w:val="Hyperlink"/>
@@ -4148,7 +4182,7 @@
           <w:sz w:val="24"/>
           <w:u w:val="single"/>
         </w:rPr>
-        <w:hyperlink r:id="rId26" w:history="1">
+        <w:hyperlink r:id="rId25" w:history="1">
           <w:r>
             <w:rPr>
               <w:rStyle w:val="Hyperlink"/>
@@ -4177,7 +4211,7 @@
           <w:sz w:val="24"/>
           <w:u w:val="single"/>
         </w:rPr>
-        <w:hyperlink r:id="rId26" w:history="1">
+        <w:hyperlink r:id="rId25" w:history="1">
           <w:r>
             <w:rPr>
               <w:rStyle w:val="Hyperlink"/>
@@ -4355,7 +4389,7 @@
           <w:sz w:val="24"/>
           <w:u w:val="single"/>
         </w:rPr>
-        <w:hyperlink r:id="rId27" w:history="1">
+        <w:hyperlink r:id="rId26" w:history="1">
           <w:r>
             <w:rPr>
               <w:rStyle w:val="Hyperlink"/>
@@ -4373,7 +4407,7 @@
           <w:sz w:val="24"/>
           <w:u w:val="single"/>
         </w:rPr>
-        <w:hyperlink r:id="rId27" w:history="1">
+        <w:hyperlink r:id="rId26" w:history="1">
           <w:r>
             <w:rPr>
               <w:rStyle w:val="Hyperlink"/>
@@ -4391,7 +4425,7 @@
           <w:sz w:val="24"/>
           <w:u w:val="single"/>
         </w:rPr>
-        <w:hyperlink r:id="rId27" w:history="1">
+        <w:hyperlink r:id="rId26" w:history="1">
           <w:r>
             <w:rPr>
               <w:rStyle w:val="Hyperlink"/>
@@ -4419,7 +4453,7 @@
           <w:sz w:val="24"/>
           <w:u w:val="single"/>
         </w:rPr>
-        <w:hyperlink r:id="rId28" w:history="1">
+        <w:hyperlink r:id="rId27" w:history="1">
           <w:r>
             <w:rPr>
               <w:rStyle w:val="Hyperlink"/>
@@ -4448,7 +4482,7 @@
           <w:sz w:val="24"/>
           <w:u w:val="single"/>
         </w:rPr>
-        <w:hyperlink r:id="rId28" w:history="1">
+        <w:hyperlink r:id="rId27" w:history="1">
           <w:r>
             <w:rPr>
               <w:rStyle w:val="Hyperlink"/>
@@ -4589,7 +4623,7 @@
           <w:sz w:val="24"/>
           <w:u w:val="single"/>
         </w:rPr>
-        <w:hyperlink r:id="rId29" w:history="1">
+        <w:hyperlink r:id="rId28" w:history="1">
           <w:r>
             <w:rPr>
               <w:rStyle w:val="Hyperlink"/>
@@ -4607,7 +4641,7 @@
           <w:sz w:val="24"/>
           <w:u w:val="single"/>
         </w:rPr>
-        <w:hyperlink r:id="rId29" w:history="1">
+        <w:hyperlink r:id="rId28" w:history="1">
           <w:r>
             <w:rPr>
               <w:rStyle w:val="Hyperlink"/>
@@ -4705,7 +4739,7 @@
           <w:sz w:val="24"/>
           <w:u w:val="single"/>
         </w:rPr>
-        <w:hyperlink r:id="rId30" w:history="1">
+        <w:hyperlink r:id="rId29" w:history="1">
           <w:r>
             <w:rPr>
               <w:rStyle w:val="Hyperlink"/>
@@ -4723,7 +4757,7 @@
           <w:sz w:val="24"/>
           <w:u w:val="single"/>
         </w:rPr>
-        <w:hyperlink r:id="rId30" w:history="1">
+        <w:hyperlink r:id="rId29" w:history="1">
           <w:r>
             <w:rPr>
               <w:rStyle w:val="Hyperlink"/>
@@ -4751,7 +4785,7 @@
           <w:sz w:val="24"/>
           <w:u w:val="single"/>
         </w:rPr>
-        <w:hyperlink r:id="rId31" w:history="1">
+        <w:hyperlink r:id="rId30" w:history="1">
           <w:r>
             <w:rPr>
               <w:rStyle w:val="Hyperlink"/>
@@ -4780,7 +4814,7 @@
           <w:sz w:val="24"/>
           <w:u w:val="single"/>
         </w:rPr>
-        <w:hyperlink r:id="rId31" w:history="1">
+        <w:hyperlink r:id="rId30" w:history="1">
           <w:r>
             <w:rPr>
               <w:rStyle w:val="Hyperlink"/>

--- a/EXPORTS/DOCX/published/niveau3/Dutch/Reinwardt.docx
+++ b/EXPORTS/DOCX/published/niveau3/Dutch/Reinwardt.docx
@@ -247,13 +247,31 @@
       </w:r>
       <w:r>
         <w:rPr>
+          <w:u w:val="single" w:color="0000ff"/>
           <w:rFonts w:ascii="Charis SIL Regular" w:hAnsi="Charis SIL Regular" w:eastAsia="Charis SIL Regular"/>
           <w:b w:val="0"/>
           <w:i w:val="0"/>
           <w:color w:val="000000"/>
           <w:sz w:val="24"/>
         </w:rPr>
-        <w:t xml:space="preserve">en botanie aan de </w:t>
+        <w:hyperlink r:id="rId9" w:history="1">
+          <w:r>
+            <w:rPr>
+              <w:rStyle w:val="Hyperlink"/>
+            </w:rPr>
+            <w:t>en bota</w:t>
+          </w:r>
+        </w:hyperlink>
+      </w:r>
+      <w:r>
+        <w:rPr>
+          <w:rFonts w:ascii="Charis SIL Regular" w:hAnsi="Charis SIL Regular" w:eastAsia="Charis SIL Regular"/>
+          <w:b w:val="0"/>
+          <w:i w:val="0"/>
+          <w:color w:val="000000"/>
+          <w:sz w:val="24"/>
+        </w:rPr>
+        <w:t xml:space="preserve">nie aan de </w:t>
       </w:r>
       <w:r>
         <w:rPr>
@@ -496,7 +514,25 @@
             <w:rPr>
               <w:rStyle w:val="Hyperlink"/>
             </w:rPr>
-            <w:t>stelde Rei</w:t>
+            <w:t>stelde Re</w:t>
+          </w:r>
+        </w:hyperlink>
+      </w:r>
+      <w:r>
+        <w:rPr>
+          <w:u w:val="single" w:color="0000ff"/>
+          <w:rFonts w:ascii="Charis SIL Regular" w:hAnsi="Charis SIL Regular" w:eastAsia="Charis SIL Regular"/>
+          <w:b w:val="0"/>
+          <w:i w:val="0"/>
+          <w:color w:val="000000"/>
+          <w:sz w:val="24"/>
+        </w:rPr>
+        <w:hyperlink r:id="rId11" w:history="1">
+          <w:r>
+            <w:rPr>
+              <w:rStyle w:val="Hyperlink"/>
+            </w:rPr>
+            <w:t>i</w:t>
           </w:r>
         </w:hyperlink>
       </w:r>
@@ -1860,14 +1896,7 @@
           <w:color w:val="000000"/>
           <w:sz w:val="24"/>
         </w:rPr>
-        <w:hyperlink r:id="rId17" w:history="1">
-          <w:r>
-            <w:rPr>
-              <w:rStyle w:val="Hyperlink"/>
-            </w:rPr>
-            <w:t xml:space="preserve">an de </w:t>
-          </w:r>
-        </w:hyperlink>
+        <w:t xml:space="preserve">an de </w:t>
       </w:r>
       <w:r>
         <w:rPr>
@@ -3079,15 +3108,9 @@
           <w:i w:val="0"/>
           <w:color w:val="0000FF"/>
           <w:sz w:val="24"/>
-        </w:rPr>
-        <w:hyperlink r:id="rId21" w:history="1">
-          <w:r>
-            <w:rPr>
-              <w:rStyle w:val="Hyperlink"/>
-            </w:rPr>
-            <w:t>l</w:t>
-          </w:r>
-        </w:hyperlink>
+          <w:u w:val="single"/>
+        </w:rPr>
+        <w:t>l</w:t>
       </w:r>
       <w:r>
         <w:rPr>
@@ -3587,14 +3610,7 @@
           <w:color w:val="000000"/>
           <w:sz w:val="24"/>
         </w:rPr>
-        <w:hyperlink r:id="rId23" w:history="1">
-          <w:r>
-            <w:rPr>
-              <w:rStyle w:val="Hyperlink"/>
-            </w:rPr>
-            <w:t xml:space="preserve">, </w:t>
-          </w:r>
-        </w:hyperlink>
+        <w:t xml:space="preserve">, </w:t>
       </w:r>
       <w:r>
         <w:rPr>
@@ -4211,7 +4227,7 @@
           <w:sz w:val="24"/>
           <w:u w:val="single"/>
         </w:rPr>
-        <w:hyperlink r:id="rId25" w:history="1">
+        <w:hyperlink r:id="rId26" w:history="1">
           <w:r>
             <w:rPr>
               <w:rStyle w:val="Hyperlink"/>
@@ -4389,7 +4405,7 @@
           <w:sz w:val="24"/>
           <w:u w:val="single"/>
         </w:rPr>
-        <w:hyperlink r:id="rId26" w:history="1">
+        <w:hyperlink r:id="rId27" w:history="1">
           <w:r>
             <w:rPr>
               <w:rStyle w:val="Hyperlink"/>
@@ -4407,7 +4423,7 @@
           <w:sz w:val="24"/>
           <w:u w:val="single"/>
         </w:rPr>
-        <w:hyperlink r:id="rId26" w:history="1">
+        <w:hyperlink r:id="rId27" w:history="1">
           <w:r>
             <w:rPr>
               <w:rStyle w:val="Hyperlink"/>
@@ -4425,7 +4441,7 @@
           <w:sz w:val="24"/>
           <w:u w:val="single"/>
         </w:rPr>
-        <w:hyperlink r:id="rId26" w:history="1">
+        <w:hyperlink r:id="rId27" w:history="1">
           <w:r>
             <w:rPr>
               <w:rStyle w:val="Hyperlink"/>
@@ -4453,7 +4469,7 @@
           <w:sz w:val="24"/>
           <w:u w:val="single"/>
         </w:rPr>
-        <w:hyperlink r:id="rId27" w:history="1">
+        <w:hyperlink r:id="rId28" w:history="1">
           <w:r>
             <w:rPr>
               <w:rStyle w:val="Hyperlink"/>
@@ -4482,7 +4498,7 @@
           <w:sz w:val="24"/>
           <w:u w:val="single"/>
         </w:rPr>
-        <w:hyperlink r:id="rId27" w:history="1">
+        <w:hyperlink r:id="rId28" w:history="1">
           <w:r>
             <w:rPr>
               <w:rStyle w:val="Hyperlink"/>
@@ -4623,7 +4639,7 @@
           <w:sz w:val="24"/>
           <w:u w:val="single"/>
         </w:rPr>
-        <w:hyperlink r:id="rId28" w:history="1">
+        <w:hyperlink r:id="rId29" w:history="1">
           <w:r>
             <w:rPr>
               <w:rStyle w:val="Hyperlink"/>
@@ -4641,7 +4657,7 @@
           <w:sz w:val="24"/>
           <w:u w:val="single"/>
         </w:rPr>
-        <w:hyperlink r:id="rId28" w:history="1">
+        <w:hyperlink r:id="rId29" w:history="1">
           <w:r>
             <w:rPr>
               <w:rStyle w:val="Hyperlink"/>
@@ -4739,7 +4755,7 @@
           <w:sz w:val="24"/>
           <w:u w:val="single"/>
         </w:rPr>
-        <w:hyperlink r:id="rId29" w:history="1">
+        <w:hyperlink r:id="rId30" w:history="1">
           <w:r>
             <w:rPr>
               <w:rStyle w:val="Hyperlink"/>
@@ -4757,7 +4773,7 @@
           <w:sz w:val="24"/>
           <w:u w:val="single"/>
         </w:rPr>
-        <w:hyperlink r:id="rId29" w:history="1">
+        <w:hyperlink r:id="rId30" w:history="1">
           <w:r>
             <w:rPr>
               <w:rStyle w:val="Hyperlink"/>
@@ -4785,7 +4801,7 @@
           <w:sz w:val="24"/>
           <w:u w:val="single"/>
         </w:rPr>
-        <w:hyperlink r:id="rId30" w:history="1">
+        <w:hyperlink r:id="rId31" w:history="1">
           <w:r>
             <w:rPr>
               <w:rStyle w:val="Hyperlink"/>
@@ -4814,7 +4830,7 @@
           <w:sz w:val="24"/>
           <w:u w:val="single"/>
         </w:rPr>
-        <w:hyperlink r:id="rId30" w:history="1">
+        <w:hyperlink r:id="rId31" w:history="1">
           <w:r>
             <w:rPr>
               <w:rStyle w:val="Hyperlink"/>

--- a/EXPORTS/DOCX/published/niveau3/Dutch/Reinwardt.docx
+++ b/EXPORTS/DOCX/published/niveau3/Dutch/Reinwardt.docx
@@ -514,25 +514,7 @@
             <w:rPr>
               <w:rStyle w:val="Hyperlink"/>
             </w:rPr>
-            <w:t>stelde Re</w:t>
-          </w:r>
-        </w:hyperlink>
-      </w:r>
-      <w:r>
-        <w:rPr>
-          <w:u w:val="single" w:color="0000ff"/>
-          <w:rFonts w:ascii="Charis SIL Regular" w:hAnsi="Charis SIL Regular" w:eastAsia="Charis SIL Regular"/>
-          <w:b w:val="0"/>
-          <w:i w:val="0"/>
-          <w:color w:val="000000"/>
-          <w:sz w:val="24"/>
-        </w:rPr>
-        <w:hyperlink r:id="rId11" w:history="1">
-          <w:r>
-            <w:rPr>
-              <w:rStyle w:val="Hyperlink"/>
-            </w:rPr>
-            <w:t>i</w:t>
+            <w:t>stelde Rei</w:t>
           </w:r>
         </w:hyperlink>
       </w:r>
@@ -1436,6 +1418,7 @@
       </w:r>
       <w:r>
         <w:rPr>
+          <w:u w:val="single" w:color="0000ff"/>
           <w:rFonts w:ascii="Charis SIL Regular" w:hAnsi="Charis SIL Regular" w:eastAsia="Charis SIL Regular"/>
           <w:b w:val="0"/>
           <w:i w:val="0"/>
@@ -1896,7 +1879,14 @@
           <w:color w:val="000000"/>
           <w:sz w:val="24"/>
         </w:rPr>
-        <w:t xml:space="preserve">an de </w:t>
+        <w:hyperlink r:id="rId17" w:history="1">
+          <w:r>
+            <w:rPr>
+              <w:rStyle w:val="Hyperlink"/>
+            </w:rPr>
+            <w:t xml:space="preserve">an de </w:t>
+          </w:r>
+        </w:hyperlink>
       </w:r>
       <w:r>
         <w:rPr>
@@ -2817,7 +2807,7 @@
           <w:sz w:val="24"/>
           <w:u w:val="single"/>
         </w:rPr>
-        <w:hyperlink r:id="rId19" w:history="1">
+        <w:hyperlink r:id="rId17" w:history="1">
           <w:r>
             <w:rPr>
               <w:rStyle w:val="Hyperlink"/>
@@ -3097,7 +3087,7 @@
             <w:rPr>
               <w:rStyle w:val="Hyperlink"/>
             </w:rPr>
-            <w:t>www.biografischportaal.n</w:t>
+            <w:t>www.biografischportaal.nl</w:t>
           </w:r>
         </w:hyperlink>
       </w:r>
@@ -3109,16 +3099,6 @@
           <w:color w:val="0000FF"/>
           <w:sz w:val="24"/>
           <w:u w:val="single"/>
-        </w:rPr>
-        <w:t>l</w:t>
-      </w:r>
-      <w:r>
-        <w:rPr>
-          <w:rFonts w:ascii="Charis SIL Regular" w:hAnsi="Charis SIL Regular" w:eastAsia="Charis SIL Regular"/>
-          <w:b w:val="0"/>
-          <w:i w:val="0"/>
-          <w:color w:val="0000FF"/>
-          <w:sz w:val="24"/>
         </w:rPr>
         <w:t>/</w:t>
       </w:r>
@@ -3136,9 +3116,19 @@
             <w:rPr>
               <w:rStyle w:val="Hyperlink"/>
             </w:rPr>
-            <w:t xml:space="preserve">persoon/40457008 </w:t>
+            <w:t>persoon/4045700</w:t>
           </w:r>
         </w:hyperlink>
+      </w:r>
+      <w:r>
+        <w:rPr>
+          <w:rFonts w:ascii="Charis SIL Regular" w:hAnsi="Charis SIL Regular" w:eastAsia="Charis SIL Regular"/>
+          <w:b w:val="0"/>
+          <w:i w:val="0"/>
+          <w:color w:val="0000FF"/>
+          <w:sz w:val="24"/>
+        </w:rPr>
+        <w:t xml:space="preserve">8 </w:t>
       </w:r>
       <w:r>
         <w:br/>
@@ -4227,7 +4217,7 @@
           <w:sz w:val="24"/>
           <w:u w:val="single"/>
         </w:rPr>
-        <w:hyperlink r:id="rId26" w:history="1">
+        <w:hyperlink r:id="rId25" w:history="1">
           <w:r>
             <w:rPr>
               <w:rStyle w:val="Hyperlink"/>
@@ -4405,7 +4395,7 @@
           <w:sz w:val="24"/>
           <w:u w:val="single"/>
         </w:rPr>
-        <w:hyperlink r:id="rId27" w:history="1">
+        <w:hyperlink r:id="rId26" w:history="1">
           <w:r>
             <w:rPr>
               <w:rStyle w:val="Hyperlink"/>
@@ -4423,7 +4413,7 @@
           <w:sz w:val="24"/>
           <w:u w:val="single"/>
         </w:rPr>
-        <w:hyperlink r:id="rId27" w:history="1">
+        <w:hyperlink r:id="rId26" w:history="1">
           <w:r>
             <w:rPr>
               <w:rStyle w:val="Hyperlink"/>
@@ -4441,7 +4431,7 @@
           <w:sz w:val="24"/>
           <w:u w:val="single"/>
         </w:rPr>
-        <w:hyperlink r:id="rId27" w:history="1">
+        <w:hyperlink r:id="rId26" w:history="1">
           <w:r>
             <w:rPr>
               <w:rStyle w:val="Hyperlink"/>
@@ -4469,7 +4459,7 @@
           <w:sz w:val="24"/>
           <w:u w:val="single"/>
         </w:rPr>
-        <w:hyperlink r:id="rId28" w:history="1">
+        <w:hyperlink r:id="rId27" w:history="1">
           <w:r>
             <w:rPr>
               <w:rStyle w:val="Hyperlink"/>
@@ -4498,7 +4488,7 @@
           <w:sz w:val="24"/>
           <w:u w:val="single"/>
         </w:rPr>
-        <w:hyperlink r:id="rId28" w:history="1">
+        <w:hyperlink r:id="rId27" w:history="1">
           <w:r>
             <w:rPr>
               <w:rStyle w:val="Hyperlink"/>
@@ -4639,7 +4629,7 @@
           <w:sz w:val="24"/>
           <w:u w:val="single"/>
         </w:rPr>
-        <w:hyperlink r:id="rId29" w:history="1">
+        <w:hyperlink r:id="rId28" w:history="1">
           <w:r>
             <w:rPr>
               <w:rStyle w:val="Hyperlink"/>
@@ -4657,7 +4647,7 @@
           <w:sz w:val="24"/>
           <w:u w:val="single"/>
         </w:rPr>
-        <w:hyperlink r:id="rId29" w:history="1">
+        <w:hyperlink r:id="rId28" w:history="1">
           <w:r>
             <w:rPr>
               <w:rStyle w:val="Hyperlink"/>
@@ -4755,7 +4745,7 @@
           <w:sz w:val="24"/>
           <w:u w:val="single"/>
         </w:rPr>
-        <w:hyperlink r:id="rId30" w:history="1">
+        <w:hyperlink r:id="rId29" w:history="1">
           <w:r>
             <w:rPr>
               <w:rStyle w:val="Hyperlink"/>
@@ -4773,7 +4763,7 @@
           <w:sz w:val="24"/>
           <w:u w:val="single"/>
         </w:rPr>
-        <w:hyperlink r:id="rId30" w:history="1">
+        <w:hyperlink r:id="rId29" w:history="1">
           <w:r>
             <w:rPr>
               <w:rStyle w:val="Hyperlink"/>
@@ -4801,7 +4791,7 @@
           <w:sz w:val="24"/>
           <w:u w:val="single"/>
         </w:rPr>
-        <w:hyperlink r:id="rId31" w:history="1">
+        <w:hyperlink r:id="rId30" w:history="1">
           <w:r>
             <w:rPr>
               <w:rStyle w:val="Hyperlink"/>
@@ -4830,7 +4820,7 @@
           <w:sz w:val="24"/>
           <w:u w:val="single"/>
         </w:rPr>
-        <w:hyperlink r:id="rId31" w:history="1">
+        <w:hyperlink r:id="rId30" w:history="1">
           <w:r>
             <w:rPr>
               <w:rStyle w:val="Hyperlink"/>

--- a/EXPORTS/DOCX/published/niveau3/Dutch/Reinwardt.docx
+++ b/EXPORTS/DOCX/published/niveau3/Dutch/Reinwardt.docx
@@ -424,43 +424,7 @@
           <w:color w:val="000000"/>
           <w:sz w:val="24"/>
         </w:rPr>
-        <w:t xml:space="preserve"> koning van h</w:t>
-      </w:r>
-      <w:r>
-        <w:rPr>
-          <w:u w:val="single" w:color="0000ff"/>
-          <w:rFonts w:ascii="Charis SIL Regular" w:hAnsi="Charis SIL Regular" w:eastAsia="Charis SIL Regular"/>
-          <w:b w:val="0"/>
-          <w:i w:val="0"/>
-          <w:color w:val="000000"/>
-          <w:sz w:val="24"/>
-        </w:rPr>
-        <w:hyperlink r:id="rId10" w:history="1">
-          <w:r>
-            <w:rPr>
-              <w:rStyle w:val="Hyperlink"/>
-            </w:rPr>
-            <w:t>et Nederlan</w:t>
-          </w:r>
-        </w:hyperlink>
-      </w:r>
-      <w:r>
-        <w:rPr>
-          <w:u w:val="single" w:color="0000ff"/>
-          <w:rFonts w:ascii="Charis SIL Regular" w:hAnsi="Charis SIL Regular" w:eastAsia="Charis SIL Regular"/>
-          <w:b w:val="0"/>
-          <w:i w:val="0"/>
-          <w:color w:val="000000"/>
-          <w:sz w:val="24"/>
-        </w:rPr>
-        <w:hyperlink r:id="rId10" w:history="1">
-          <w:r>
-            <w:rPr>
-              <w:rStyle w:val="Hyperlink"/>
-            </w:rPr>
-            <w:t xml:space="preserve">dse </w:t>
-          </w:r>
-        </w:hyperlink>
+        <w:t xml:space="preserve"> koning van het Nederlandse </w:t>
       </w:r>
       <w:r>
         <w:rPr>
@@ -2807,7 +2771,7 @@
           <w:sz w:val="24"/>
           <w:u w:val="single"/>
         </w:rPr>
-        <w:hyperlink r:id="rId17" w:history="1">
+        <w:hyperlink r:id="rId19" w:history="1">
           <w:r>
             <w:rPr>
               <w:rStyle w:val="Hyperlink"/>
@@ -3087,7 +3051,7 @@
             <w:rPr>
               <w:rStyle w:val="Hyperlink"/>
             </w:rPr>
-            <w:t>www.biografischportaal.nl</w:t>
+            <w:t>www.biografischportaal.n</w:t>
           </w:r>
         </w:hyperlink>
       </w:r>
@@ -3098,25 +3062,13 @@
           <w:i w:val="0"/>
           <w:color w:val="0000FF"/>
           <w:sz w:val="24"/>
-          <w:u w:val="single"/>
-        </w:rPr>
-        <w:t>/</w:t>
-      </w:r>
-      <w:r>
-        <w:rPr>
-          <w:rFonts w:ascii="Charis SIL Regular" w:hAnsi="Charis SIL Regular" w:eastAsia="Charis SIL Regular"/>
-          <w:b w:val="0"/>
-          <w:i w:val="0"/>
-          <w:color w:val="0000FF"/>
-          <w:sz w:val="24"/>
-          <w:u w:val="single"/>
         </w:rPr>
         <w:hyperlink r:id="rId21" w:history="1">
           <w:r>
             <w:rPr>
               <w:rStyle w:val="Hyperlink"/>
             </w:rPr>
-            <w:t>persoon/4045700</w:t>
+            <w:t>l</w:t>
           </w:r>
         </w:hyperlink>
       </w:r>
@@ -3128,7 +3080,25 @@
           <w:color w:val="0000FF"/>
           <w:sz w:val="24"/>
         </w:rPr>
-        <w:t xml:space="preserve">8 </w:t>
+        <w:t>/</w:t>
+      </w:r>
+      <w:r>
+        <w:rPr>
+          <w:rFonts w:ascii="Charis SIL Regular" w:hAnsi="Charis SIL Regular" w:eastAsia="Charis SIL Regular"/>
+          <w:b w:val="0"/>
+          <w:i w:val="0"/>
+          <w:color w:val="0000FF"/>
+          <w:sz w:val="24"/>
+          <w:u w:val="single"/>
+        </w:rPr>
+        <w:hyperlink r:id="rId21" w:history="1">
+          <w:r>
+            <w:rPr>
+              <w:rStyle w:val="Hyperlink"/>
+            </w:rPr>
+            <w:t xml:space="preserve">persoon/40457008 </w:t>
+          </w:r>
+        </w:hyperlink>
       </w:r>
       <w:r>
         <w:br/>
@@ -3640,7 +3610,7 @@
           <w:sz w:val="24"/>
           <w:u w:val="single"/>
         </w:rPr>
-        <w:hyperlink r:id="rId23" w:history="1">
+        <w:hyperlink r:id="rId24" w:history="1">
           <w:r>
             <w:rPr>
               <w:rStyle w:val="Hyperlink"/>
@@ -3765,7 +3735,7 @@
           <w:sz w:val="24"/>
           <w:u w:val="single"/>
         </w:rPr>
-        <w:hyperlink r:id="rId24" w:history="1">
+        <w:hyperlink r:id="rId25" w:history="1">
           <w:r>
             <w:rPr>
               <w:rStyle w:val="Hyperlink"/>
@@ -3783,7 +3753,7 @@
           <w:sz w:val="24"/>
           <w:u w:val="single"/>
         </w:rPr>
-        <w:hyperlink r:id="rId24" w:history="1">
+        <w:hyperlink r:id="rId25" w:history="1">
           <w:r>
             <w:rPr>
               <w:rStyle w:val="Hyperlink"/>
@@ -3801,7 +3771,7 @@
           <w:sz w:val="24"/>
           <w:u w:val="single"/>
         </w:rPr>
-        <w:hyperlink r:id="rId24" w:history="1">
+        <w:hyperlink r:id="rId25" w:history="1">
           <w:r>
             <w:rPr>
               <w:rStyle w:val="Hyperlink"/>
@@ -3819,7 +3789,7 @@
           <w:sz w:val="24"/>
           <w:u w:val="single"/>
         </w:rPr>
-        <w:hyperlink r:id="rId24" w:history="1">
+        <w:hyperlink r:id="rId25" w:history="1">
           <w:r>
             <w:rPr>
               <w:rStyle w:val="Hyperlink"/>
@@ -3988,7 +3958,7 @@
           <w:sz w:val="24"/>
           <w:u w:val="single"/>
         </w:rPr>
-        <w:hyperlink r:id="rId25" w:history="1">
+        <w:hyperlink r:id="rId26" w:history="1">
           <w:r>
             <w:rPr>
               <w:rStyle w:val="Hyperlink"/>
@@ -4006,7 +3976,7 @@
           <w:sz w:val="24"/>
           <w:u w:val="single"/>
         </w:rPr>
-        <w:hyperlink r:id="rId25" w:history="1">
+        <w:hyperlink r:id="rId26" w:history="1">
           <w:r>
             <w:rPr>
               <w:rStyle w:val="Hyperlink"/>
@@ -4024,7 +3994,7 @@
           <w:sz w:val="24"/>
           <w:u w:val="single"/>
         </w:rPr>
-        <w:hyperlink r:id="rId25" w:history="1">
+        <w:hyperlink r:id="rId26" w:history="1">
           <w:r>
             <w:rPr>
               <w:rStyle w:val="Hyperlink"/>
@@ -4042,7 +4012,7 @@
           <w:sz w:val="24"/>
           <w:u w:val="single"/>
         </w:rPr>
-        <w:hyperlink r:id="rId25" w:history="1">
+        <w:hyperlink r:id="rId26" w:history="1">
           <w:r>
             <w:rPr>
               <w:rStyle w:val="Hyperlink"/>
@@ -4060,7 +4030,7 @@
           <w:sz w:val="24"/>
           <w:u w:val="single"/>
         </w:rPr>
-        <w:hyperlink r:id="rId25" w:history="1">
+        <w:hyperlink r:id="rId26" w:history="1">
           <w:r>
             <w:rPr>
               <w:rStyle w:val="Hyperlink"/>
@@ -4078,7 +4048,7 @@
           <w:sz w:val="24"/>
           <w:u w:val="single"/>
         </w:rPr>
-        <w:hyperlink r:id="rId25" w:history="1">
+        <w:hyperlink r:id="rId26" w:history="1">
           <w:r>
             <w:rPr>
               <w:rStyle w:val="Hyperlink"/>
@@ -4096,7 +4066,7 @@
           <w:sz w:val="24"/>
           <w:u w:val="single"/>
         </w:rPr>
-        <w:hyperlink r:id="rId25" w:history="1">
+        <w:hyperlink r:id="rId26" w:history="1">
           <w:r>
             <w:rPr>
               <w:rStyle w:val="Hyperlink"/>
@@ -4114,7 +4084,7 @@
           <w:sz w:val="24"/>
           <w:u w:val="single"/>
         </w:rPr>
-        <w:hyperlink r:id="rId25" w:history="1">
+        <w:hyperlink r:id="rId26" w:history="1">
           <w:r>
             <w:rPr>
               <w:rStyle w:val="Hyperlink"/>
@@ -4142,7 +4112,7 @@
           <w:sz w:val="24"/>
           <w:u w:val="single"/>
         </w:rPr>
-        <w:hyperlink r:id="rId25" w:history="1">
+        <w:hyperlink r:id="rId26" w:history="1">
           <w:r>
             <w:rPr>
               <w:rStyle w:val="Hyperlink"/>
@@ -4160,7 +4130,7 @@
           <w:sz w:val="24"/>
           <w:u w:val="single"/>
         </w:rPr>
-        <w:hyperlink r:id="rId25" w:history="1">
+        <w:hyperlink r:id="rId26" w:history="1">
           <w:r>
             <w:rPr>
               <w:rStyle w:val="Hyperlink"/>
@@ -4188,7 +4158,7 @@
           <w:sz w:val="24"/>
           <w:u w:val="single"/>
         </w:rPr>
-        <w:hyperlink r:id="rId25" w:history="1">
+        <w:hyperlink r:id="rId26" w:history="1">
           <w:r>
             <w:rPr>
               <w:rStyle w:val="Hyperlink"/>
@@ -4217,7 +4187,7 @@
           <w:sz w:val="24"/>
           <w:u w:val="single"/>
         </w:rPr>
-        <w:hyperlink r:id="rId25" w:history="1">
+        <w:hyperlink r:id="rId26" w:history="1">
           <w:r>
             <w:rPr>
               <w:rStyle w:val="Hyperlink"/>
@@ -4395,7 +4365,7 @@
           <w:sz w:val="24"/>
           <w:u w:val="single"/>
         </w:rPr>
-        <w:hyperlink r:id="rId26" w:history="1">
+        <w:hyperlink r:id="rId27" w:history="1">
           <w:r>
             <w:rPr>
               <w:rStyle w:val="Hyperlink"/>
@@ -4413,7 +4383,7 @@
           <w:sz w:val="24"/>
           <w:u w:val="single"/>
         </w:rPr>
-        <w:hyperlink r:id="rId26" w:history="1">
+        <w:hyperlink r:id="rId27" w:history="1">
           <w:r>
             <w:rPr>
               <w:rStyle w:val="Hyperlink"/>
@@ -4431,7 +4401,7 @@
           <w:sz w:val="24"/>
           <w:u w:val="single"/>
         </w:rPr>
-        <w:hyperlink r:id="rId26" w:history="1">
+        <w:hyperlink r:id="rId27" w:history="1">
           <w:r>
             <w:rPr>
               <w:rStyle w:val="Hyperlink"/>
@@ -4459,7 +4429,7 @@
           <w:sz w:val="24"/>
           <w:u w:val="single"/>
         </w:rPr>
-        <w:hyperlink r:id="rId27" w:history="1">
+        <w:hyperlink r:id="rId28" w:history="1">
           <w:r>
             <w:rPr>
               <w:rStyle w:val="Hyperlink"/>
@@ -4488,7 +4458,7 @@
           <w:sz w:val="24"/>
           <w:u w:val="single"/>
         </w:rPr>
-        <w:hyperlink r:id="rId27" w:history="1">
+        <w:hyperlink r:id="rId28" w:history="1">
           <w:r>
             <w:rPr>
               <w:rStyle w:val="Hyperlink"/>
@@ -4629,7 +4599,7 @@
           <w:sz w:val="24"/>
           <w:u w:val="single"/>
         </w:rPr>
-        <w:hyperlink r:id="rId28" w:history="1">
+        <w:hyperlink r:id="rId29" w:history="1">
           <w:r>
             <w:rPr>
               <w:rStyle w:val="Hyperlink"/>
@@ -4647,7 +4617,7 @@
           <w:sz w:val="24"/>
           <w:u w:val="single"/>
         </w:rPr>
-        <w:hyperlink r:id="rId28" w:history="1">
+        <w:hyperlink r:id="rId29" w:history="1">
           <w:r>
             <w:rPr>
               <w:rStyle w:val="Hyperlink"/>
@@ -4745,7 +4715,7 @@
           <w:sz w:val="24"/>
           <w:u w:val="single"/>
         </w:rPr>
-        <w:hyperlink r:id="rId29" w:history="1">
+        <w:hyperlink r:id="rId30" w:history="1">
           <w:r>
             <w:rPr>
               <w:rStyle w:val="Hyperlink"/>
@@ -4763,7 +4733,7 @@
           <w:sz w:val="24"/>
           <w:u w:val="single"/>
         </w:rPr>
-        <w:hyperlink r:id="rId29" w:history="1">
+        <w:hyperlink r:id="rId30" w:history="1">
           <w:r>
             <w:rPr>
               <w:rStyle w:val="Hyperlink"/>
@@ -4791,7 +4761,7 @@
           <w:sz w:val="24"/>
           <w:u w:val="single"/>
         </w:rPr>
-        <w:hyperlink r:id="rId30" w:history="1">
+        <w:hyperlink r:id="rId31" w:history="1">
           <w:r>
             <w:rPr>
               <w:rStyle w:val="Hyperlink"/>
@@ -4820,7 +4790,7 @@
           <w:sz w:val="24"/>
           <w:u w:val="single"/>
         </w:rPr>
-        <w:hyperlink r:id="rId30" w:history="1">
+        <w:hyperlink r:id="rId31" w:history="1">
           <w:r>
             <w:rPr>
               <w:rStyle w:val="Hyperlink"/>

--- a/EXPORTS/DOCX/published/niveau3/Dutch/Reinwardt.docx
+++ b/EXPORTS/DOCX/published/niveau3/Dutch/Reinwardt.docx
@@ -225,53 +225,7 @@
           <w:color w:val="000000"/>
           <w:sz w:val="24"/>
         </w:rPr>
-        <w:t>natuurli</w:t>
-      </w:r>
-      <w:r>
-        <w:rPr>
-          <w:u w:val="single" w:color="0000ff"/>
-          <w:rFonts w:ascii="Charis SIL Regular" w:hAnsi="Charis SIL Regular" w:eastAsia="Charis SIL Regular"/>
-          <w:b w:val="0"/>
-          <w:i w:val="0"/>
-          <w:color w:val="000000"/>
-          <w:sz w:val="24"/>
-        </w:rPr>
-        <w:hyperlink r:id="rId9" w:history="1">
-          <w:r>
-            <w:rPr>
-              <w:rStyle w:val="Hyperlink"/>
-            </w:rPr>
-            <w:t xml:space="preserve">jke historie </w:t>
-          </w:r>
-        </w:hyperlink>
-      </w:r>
-      <w:r>
-        <w:rPr>
-          <w:u w:val="single" w:color="0000ff"/>
-          <w:rFonts w:ascii="Charis SIL Regular" w:hAnsi="Charis SIL Regular" w:eastAsia="Charis SIL Regular"/>
-          <w:b w:val="0"/>
-          <w:i w:val="0"/>
-          <w:color w:val="000000"/>
-          <w:sz w:val="24"/>
-        </w:rPr>
-        <w:hyperlink r:id="rId9" w:history="1">
-          <w:r>
-            <w:rPr>
-              <w:rStyle w:val="Hyperlink"/>
-            </w:rPr>
-            <w:t>en bota</w:t>
-          </w:r>
-        </w:hyperlink>
-      </w:r>
-      <w:r>
-        <w:rPr>
-          <w:rFonts w:ascii="Charis SIL Regular" w:hAnsi="Charis SIL Regular" w:eastAsia="Charis SIL Regular"/>
-          <w:b w:val="0"/>
-          <w:i w:val="0"/>
-          <w:color w:val="000000"/>
-          <w:sz w:val="24"/>
-        </w:rPr>
-        <w:t xml:space="preserve">nie aan de </w:t>
+        <w:t xml:space="preserve">natuurlijke historie en botanie aan de </w:t>
       </w:r>
       <w:r>
         <w:rPr>
@@ -424,7 +378,25 @@
           <w:color w:val="000000"/>
           <w:sz w:val="24"/>
         </w:rPr>
-        <w:t xml:space="preserve"> koning van het Nederlandse </w:t>
+        <w:t xml:space="preserve"> koning van het Nederlan</w:t>
+      </w:r>
+      <w:r>
+        <w:rPr>
+          <w:u w:val="single" w:color="0000ff"/>
+          <w:rFonts w:ascii="Charis SIL Regular" w:hAnsi="Charis SIL Regular" w:eastAsia="Charis SIL Regular"/>
+          <w:b w:val="0"/>
+          <w:i w:val="0"/>
+          <w:color w:val="000000"/>
+          <w:sz w:val="24"/>
+        </w:rPr>
+        <w:hyperlink r:id="rId10" w:history="1">
+          <w:r>
+            <w:rPr>
+              <w:rStyle w:val="Hyperlink"/>
+            </w:rPr>
+            <w:t xml:space="preserve">dse </w:t>
+          </w:r>
+        </w:hyperlink>
       </w:r>
       <w:r>
         <w:rPr>
@@ -870,21 +842,13 @@
       </w:r>
       <w:r>
         <w:rPr>
-          <w:u w:val="single" w:color="0000ff"/>
           <w:rFonts w:ascii="Charis SIL Regular" w:hAnsi="Charis SIL Regular" w:eastAsia="Charis SIL Regular"/>
           <w:b w:val="0"/>
           <w:i w:val="0"/>
           <w:color w:val="000000"/>
           <w:sz w:val="24"/>
         </w:rPr>
-        <w:hyperlink r:id="rId12" w:history="1">
-          <w:r>
-            <w:rPr>
-              <w:rStyle w:val="Hyperlink"/>
-            </w:rPr>
-            <w:t>amelaars', w</w:t>
-          </w:r>
-        </w:hyperlink>
+        <w:t>amelaars', w</w:t>
       </w:r>
       <w:r>
         <w:rPr>
@@ -2771,7 +2735,7 @@
           <w:sz w:val="24"/>
           <w:u w:val="single"/>
         </w:rPr>
-        <w:hyperlink r:id="rId19" w:history="1">
+        <w:hyperlink r:id="rId17" w:history="1">
           <w:r>
             <w:rPr>
               <w:rStyle w:val="Hyperlink"/>
@@ -3051,7 +3015,7 @@
             <w:rPr>
               <w:rStyle w:val="Hyperlink"/>
             </w:rPr>
-            <w:t>www.biografischportaal.n</w:t>
+            <w:t>www.biografischportaal.nl</w:t>
           </w:r>
         </w:hyperlink>
       </w:r>
@@ -3062,13 +3026,25 @@
           <w:i w:val="0"/>
           <w:color w:val="0000FF"/>
           <w:sz w:val="24"/>
+          <w:u w:val="single"/>
+        </w:rPr>
+        <w:t>/</w:t>
+      </w:r>
+      <w:r>
+        <w:rPr>
+          <w:rFonts w:ascii="Charis SIL Regular" w:hAnsi="Charis SIL Regular" w:eastAsia="Charis SIL Regular"/>
+          <w:b w:val="0"/>
+          <w:i w:val="0"/>
+          <w:color w:val="0000FF"/>
+          <w:sz w:val="24"/>
+          <w:u w:val="single"/>
         </w:rPr>
         <w:hyperlink r:id="rId21" w:history="1">
           <w:r>
             <w:rPr>
               <w:rStyle w:val="Hyperlink"/>
             </w:rPr>
-            <w:t>l</w:t>
+            <w:t>persoon/4045700</w:t>
           </w:r>
         </w:hyperlink>
       </w:r>
@@ -3080,25 +3056,7 @@
           <w:color w:val="0000FF"/>
           <w:sz w:val="24"/>
         </w:rPr>
-        <w:t>/</w:t>
-      </w:r>
-      <w:r>
-        <w:rPr>
-          <w:rFonts w:ascii="Charis SIL Regular" w:hAnsi="Charis SIL Regular" w:eastAsia="Charis SIL Regular"/>
-          <w:b w:val="0"/>
-          <w:i w:val="0"/>
-          <w:color w:val="0000FF"/>
-          <w:sz w:val="24"/>
-          <w:u w:val="single"/>
-        </w:rPr>
-        <w:hyperlink r:id="rId21" w:history="1">
-          <w:r>
-            <w:rPr>
-              <w:rStyle w:val="Hyperlink"/>
-            </w:rPr>
-            <w:t xml:space="preserve">persoon/40457008 </w:t>
-          </w:r>
-        </w:hyperlink>
+        <w:t xml:space="preserve">8 </w:t>
       </w:r>
       <w:r>
         <w:br/>
@@ -3610,7 +3568,7 @@
           <w:sz w:val="24"/>
           <w:u w:val="single"/>
         </w:rPr>
-        <w:hyperlink r:id="rId24" w:history="1">
+        <w:hyperlink r:id="rId23" w:history="1">
           <w:r>
             <w:rPr>
               <w:rStyle w:val="Hyperlink"/>
@@ -3735,7 +3693,7 @@
           <w:sz w:val="24"/>
           <w:u w:val="single"/>
         </w:rPr>
-        <w:hyperlink r:id="rId25" w:history="1">
+        <w:hyperlink r:id="rId24" w:history="1">
           <w:r>
             <w:rPr>
               <w:rStyle w:val="Hyperlink"/>
@@ -3753,7 +3711,7 @@
           <w:sz w:val="24"/>
           <w:u w:val="single"/>
         </w:rPr>
-        <w:hyperlink r:id="rId25" w:history="1">
+        <w:hyperlink r:id="rId24" w:history="1">
           <w:r>
             <w:rPr>
               <w:rStyle w:val="Hyperlink"/>
@@ -3771,7 +3729,7 @@
           <w:sz w:val="24"/>
           <w:u w:val="single"/>
         </w:rPr>
-        <w:hyperlink r:id="rId25" w:history="1">
+        <w:hyperlink r:id="rId24" w:history="1">
           <w:r>
             <w:rPr>
               <w:rStyle w:val="Hyperlink"/>
@@ -3789,7 +3747,7 @@
           <w:sz w:val="24"/>
           <w:u w:val="single"/>
         </w:rPr>
-        <w:hyperlink r:id="rId25" w:history="1">
+        <w:hyperlink r:id="rId24" w:history="1">
           <w:r>
             <w:rPr>
               <w:rStyle w:val="Hyperlink"/>
@@ -3958,7 +3916,7 @@
           <w:sz w:val="24"/>
           <w:u w:val="single"/>
         </w:rPr>
-        <w:hyperlink r:id="rId26" w:history="1">
+        <w:hyperlink r:id="rId25" w:history="1">
           <w:r>
             <w:rPr>
               <w:rStyle w:val="Hyperlink"/>
@@ -3976,7 +3934,7 @@
           <w:sz w:val="24"/>
           <w:u w:val="single"/>
         </w:rPr>
-        <w:hyperlink r:id="rId26" w:history="1">
+        <w:hyperlink r:id="rId25" w:history="1">
           <w:r>
             <w:rPr>
               <w:rStyle w:val="Hyperlink"/>
@@ -3994,7 +3952,7 @@
           <w:sz w:val="24"/>
           <w:u w:val="single"/>
         </w:rPr>
-        <w:hyperlink r:id="rId26" w:history="1">
+        <w:hyperlink r:id="rId25" w:history="1">
           <w:r>
             <w:rPr>
               <w:rStyle w:val="Hyperlink"/>
@@ -4012,7 +3970,7 @@
           <w:sz w:val="24"/>
           <w:u w:val="single"/>
         </w:rPr>
-        <w:hyperlink r:id="rId26" w:history="1">
+        <w:hyperlink r:id="rId25" w:history="1">
           <w:r>
             <w:rPr>
               <w:rStyle w:val="Hyperlink"/>
@@ -4030,7 +3988,7 @@
           <w:sz w:val="24"/>
           <w:u w:val="single"/>
         </w:rPr>
-        <w:hyperlink r:id="rId26" w:history="1">
+        <w:hyperlink r:id="rId25" w:history="1">
           <w:r>
             <w:rPr>
               <w:rStyle w:val="Hyperlink"/>
@@ -4048,7 +4006,7 @@
           <w:sz w:val="24"/>
           <w:u w:val="single"/>
         </w:rPr>
-        <w:hyperlink r:id="rId26" w:history="1">
+        <w:hyperlink r:id="rId25" w:history="1">
           <w:r>
             <w:rPr>
               <w:rStyle w:val="Hyperlink"/>
@@ -4066,7 +4024,7 @@
           <w:sz w:val="24"/>
           <w:u w:val="single"/>
         </w:rPr>
-        <w:hyperlink r:id="rId26" w:history="1">
+        <w:hyperlink r:id="rId25" w:history="1">
           <w:r>
             <w:rPr>
               <w:rStyle w:val="Hyperlink"/>
@@ -4084,7 +4042,7 @@
           <w:sz w:val="24"/>
           <w:u w:val="single"/>
         </w:rPr>
-        <w:hyperlink r:id="rId26" w:history="1">
+        <w:hyperlink r:id="rId25" w:history="1">
           <w:r>
             <w:rPr>
               <w:rStyle w:val="Hyperlink"/>
@@ -4112,7 +4070,7 @@
           <w:sz w:val="24"/>
           <w:u w:val="single"/>
         </w:rPr>
-        <w:hyperlink r:id="rId26" w:history="1">
+        <w:hyperlink r:id="rId25" w:history="1">
           <w:r>
             <w:rPr>
               <w:rStyle w:val="Hyperlink"/>
@@ -4130,7 +4088,7 @@
           <w:sz w:val="24"/>
           <w:u w:val="single"/>
         </w:rPr>
-        <w:hyperlink r:id="rId26" w:history="1">
+        <w:hyperlink r:id="rId25" w:history="1">
           <w:r>
             <w:rPr>
               <w:rStyle w:val="Hyperlink"/>
@@ -4158,7 +4116,7 @@
           <w:sz w:val="24"/>
           <w:u w:val="single"/>
         </w:rPr>
-        <w:hyperlink r:id="rId26" w:history="1">
+        <w:hyperlink r:id="rId25" w:history="1">
           <w:r>
             <w:rPr>
               <w:rStyle w:val="Hyperlink"/>
@@ -4187,7 +4145,7 @@
           <w:sz w:val="24"/>
           <w:u w:val="single"/>
         </w:rPr>
-        <w:hyperlink r:id="rId26" w:history="1">
+        <w:hyperlink r:id="rId25" w:history="1">
           <w:r>
             <w:rPr>
               <w:rStyle w:val="Hyperlink"/>
@@ -4365,7 +4323,7 @@
           <w:sz w:val="24"/>
           <w:u w:val="single"/>
         </w:rPr>
-        <w:hyperlink r:id="rId27" w:history="1">
+        <w:hyperlink r:id="rId26" w:history="1">
           <w:r>
             <w:rPr>
               <w:rStyle w:val="Hyperlink"/>
@@ -4383,7 +4341,7 @@
           <w:sz w:val="24"/>
           <w:u w:val="single"/>
         </w:rPr>
-        <w:hyperlink r:id="rId27" w:history="1">
+        <w:hyperlink r:id="rId26" w:history="1">
           <w:r>
             <w:rPr>
               <w:rStyle w:val="Hyperlink"/>
@@ -4401,7 +4359,7 @@
           <w:sz w:val="24"/>
           <w:u w:val="single"/>
         </w:rPr>
-        <w:hyperlink r:id="rId27" w:history="1">
+        <w:hyperlink r:id="rId26" w:history="1">
           <w:r>
             <w:rPr>
               <w:rStyle w:val="Hyperlink"/>
@@ -4429,7 +4387,7 @@
           <w:sz w:val="24"/>
           <w:u w:val="single"/>
         </w:rPr>
-        <w:hyperlink r:id="rId28" w:history="1">
+        <w:hyperlink r:id="rId27" w:history="1">
           <w:r>
             <w:rPr>
               <w:rStyle w:val="Hyperlink"/>
@@ -4458,7 +4416,7 @@
           <w:sz w:val="24"/>
           <w:u w:val="single"/>
         </w:rPr>
-        <w:hyperlink r:id="rId28" w:history="1">
+        <w:hyperlink r:id="rId27" w:history="1">
           <w:r>
             <w:rPr>
               <w:rStyle w:val="Hyperlink"/>
@@ -4599,7 +4557,7 @@
           <w:sz w:val="24"/>
           <w:u w:val="single"/>
         </w:rPr>
-        <w:hyperlink r:id="rId29" w:history="1">
+        <w:hyperlink r:id="rId28" w:history="1">
           <w:r>
             <w:rPr>
               <w:rStyle w:val="Hyperlink"/>
@@ -4617,7 +4575,7 @@
           <w:sz w:val="24"/>
           <w:u w:val="single"/>
         </w:rPr>
-        <w:hyperlink r:id="rId29" w:history="1">
+        <w:hyperlink r:id="rId28" w:history="1">
           <w:r>
             <w:rPr>
               <w:rStyle w:val="Hyperlink"/>
@@ -4715,7 +4673,7 @@
           <w:sz w:val="24"/>
           <w:u w:val="single"/>
         </w:rPr>
-        <w:hyperlink r:id="rId30" w:history="1">
+        <w:hyperlink r:id="rId29" w:history="1">
           <w:r>
             <w:rPr>
               <w:rStyle w:val="Hyperlink"/>
@@ -4733,7 +4691,7 @@
           <w:sz w:val="24"/>
           <w:u w:val="single"/>
         </w:rPr>
-        <w:hyperlink r:id="rId30" w:history="1">
+        <w:hyperlink r:id="rId29" w:history="1">
           <w:r>
             <w:rPr>
               <w:rStyle w:val="Hyperlink"/>
@@ -4761,7 +4719,7 @@
           <w:sz w:val="24"/>
           <w:u w:val="single"/>
         </w:rPr>
-        <w:hyperlink r:id="rId31" w:history="1">
+        <w:hyperlink r:id="rId30" w:history="1">
           <w:r>
             <w:rPr>
               <w:rStyle w:val="Hyperlink"/>
@@ -4790,7 +4748,7 @@
           <w:sz w:val="24"/>
           <w:u w:val="single"/>
         </w:rPr>
-        <w:hyperlink r:id="rId31" w:history="1">
+        <w:hyperlink r:id="rId30" w:history="1">
           <w:r>
             <w:rPr>
               <w:rStyle w:val="Hyperlink"/>

--- a/EXPORTS/DOCX/published/niveau3/Dutch/Reinwardt.docx
+++ b/EXPORTS/DOCX/published/niveau3/Dutch/Reinwardt.docx
@@ -225,7 +225,53 @@
           <w:color w:val="000000"/>
           <w:sz w:val="24"/>
         </w:rPr>
-        <w:t xml:space="preserve">natuurlijke historie en botanie aan de </w:t>
+        <w:t>natuurli</w:t>
+      </w:r>
+      <w:r>
+        <w:rPr>
+          <w:u w:val="single" w:color="0000ff"/>
+          <w:rFonts w:ascii="Charis SIL Regular" w:hAnsi="Charis SIL Regular" w:eastAsia="Charis SIL Regular"/>
+          <w:b w:val="0"/>
+          <w:i w:val="0"/>
+          <w:color w:val="000000"/>
+          <w:sz w:val="24"/>
+        </w:rPr>
+        <w:hyperlink r:id="rId9" w:history="1">
+          <w:r>
+            <w:rPr>
+              <w:rStyle w:val="Hyperlink"/>
+            </w:rPr>
+            <w:t xml:space="preserve">jke historie </w:t>
+          </w:r>
+        </w:hyperlink>
+      </w:r>
+      <w:r>
+        <w:rPr>
+          <w:u w:val="single" w:color="0000ff"/>
+          <w:rFonts w:ascii="Charis SIL Regular" w:hAnsi="Charis SIL Regular" w:eastAsia="Charis SIL Regular"/>
+          <w:b w:val="0"/>
+          <w:i w:val="0"/>
+          <w:color w:val="000000"/>
+          <w:sz w:val="24"/>
+        </w:rPr>
+        <w:hyperlink r:id="rId9" w:history="1">
+          <w:r>
+            <w:rPr>
+              <w:rStyle w:val="Hyperlink"/>
+            </w:rPr>
+            <w:t>en bota</w:t>
+          </w:r>
+        </w:hyperlink>
+      </w:r>
+      <w:r>
+        <w:rPr>
+          <w:rFonts w:ascii="Charis SIL Regular" w:hAnsi="Charis SIL Regular" w:eastAsia="Charis SIL Regular"/>
+          <w:b w:val="0"/>
+          <w:i w:val="0"/>
+          <w:color w:val="000000"/>
+          <w:sz w:val="24"/>
+        </w:rPr>
+        <w:t xml:space="preserve">nie aan de </w:t>
       </w:r>
       <w:r>
         <w:rPr>
@@ -378,7 +424,25 @@
           <w:color w:val="000000"/>
           <w:sz w:val="24"/>
         </w:rPr>
-        <w:t xml:space="preserve"> koning van het Nederlan</w:t>
+        <w:t xml:space="preserve"> koning van h</w:t>
+      </w:r>
+      <w:r>
+        <w:rPr>
+          <w:u w:val="single" w:color="0000ff"/>
+          <w:rFonts w:ascii="Charis SIL Regular" w:hAnsi="Charis SIL Regular" w:eastAsia="Charis SIL Regular"/>
+          <w:b w:val="0"/>
+          <w:i w:val="0"/>
+          <w:color w:val="000000"/>
+          <w:sz w:val="24"/>
+        </w:rPr>
+        <w:hyperlink r:id="rId10" w:history="1">
+          <w:r>
+            <w:rPr>
+              <w:rStyle w:val="Hyperlink"/>
+            </w:rPr>
+            <w:t>et Nederlan</w:t>
+          </w:r>
+        </w:hyperlink>
       </w:r>
       <w:r>
         <w:rPr>
@@ -842,13 +906,21 @@
       </w:r>
       <w:r>
         <w:rPr>
+          <w:u w:val="single" w:color="0000ff"/>
           <w:rFonts w:ascii="Charis SIL Regular" w:hAnsi="Charis SIL Regular" w:eastAsia="Charis SIL Regular"/>
           <w:b w:val="0"/>
           <w:i w:val="0"/>
           <w:color w:val="000000"/>
           <w:sz w:val="24"/>
         </w:rPr>
-        <w:t>amelaars', w</w:t>
+        <w:hyperlink r:id="rId12" w:history="1">
+          <w:r>
+            <w:rPr>
+              <w:rStyle w:val="Hyperlink"/>
+            </w:rPr>
+            <w:t>amelaars', w</w:t>
+          </w:r>
+        </w:hyperlink>
       </w:r>
       <w:r>
         <w:rPr>
@@ -2735,7 +2807,7 @@
           <w:sz w:val="24"/>
           <w:u w:val="single"/>
         </w:rPr>
-        <w:hyperlink r:id="rId17" w:history="1">
+        <w:hyperlink r:id="rId19" w:history="1">
           <w:r>
             <w:rPr>
               <w:rStyle w:val="Hyperlink"/>
@@ -3015,7 +3087,7 @@
             <w:rPr>
               <w:rStyle w:val="Hyperlink"/>
             </w:rPr>
-            <w:t>www.biografischportaal.nl</w:t>
+            <w:t>www.biografischportaal.n</w:t>
           </w:r>
         </w:hyperlink>
       </w:r>
@@ -3026,25 +3098,13 @@
           <w:i w:val="0"/>
           <w:color w:val="0000FF"/>
           <w:sz w:val="24"/>
-          <w:u w:val="single"/>
-        </w:rPr>
-        <w:t>/</w:t>
-      </w:r>
-      <w:r>
-        <w:rPr>
-          <w:rFonts w:ascii="Charis SIL Regular" w:hAnsi="Charis SIL Regular" w:eastAsia="Charis SIL Regular"/>
-          <w:b w:val="0"/>
-          <w:i w:val="0"/>
-          <w:color w:val="0000FF"/>
-          <w:sz w:val="24"/>
-          <w:u w:val="single"/>
         </w:rPr>
         <w:hyperlink r:id="rId21" w:history="1">
           <w:r>
             <w:rPr>
               <w:rStyle w:val="Hyperlink"/>
             </w:rPr>
-            <w:t>persoon/4045700</w:t>
+            <w:t>l</w:t>
           </w:r>
         </w:hyperlink>
       </w:r>
@@ -3055,8 +3115,27 @@
           <w:i w:val="0"/>
           <w:color w:val="0000FF"/>
           <w:sz w:val="24"/>
-        </w:rPr>
-        <w:t xml:space="preserve">8 </w:t>
+          <w:u w:val="single"/>
+        </w:rPr>
+        <w:t>/</w:t>
+      </w:r>
+      <w:r>
+        <w:rPr>
+          <w:rFonts w:ascii="Charis SIL Regular" w:hAnsi="Charis SIL Regular" w:eastAsia="Charis SIL Regular"/>
+          <w:b w:val="0"/>
+          <w:i w:val="0"/>
+          <w:color w:val="0000FF"/>
+          <w:sz w:val="24"/>
+          <w:u w:val="single"/>
+        </w:rPr>
+        <w:hyperlink r:id="rId21" w:history="1">
+          <w:r>
+            <w:rPr>
+              <w:rStyle w:val="Hyperlink"/>
+            </w:rPr>
+            <w:t xml:space="preserve">persoon/40457008 </w:t>
+          </w:r>
+        </w:hyperlink>
       </w:r>
       <w:r>
         <w:br/>
@@ -3539,7 +3618,7 @@
           <w:sz w:val="24"/>
           <w:u w:val="single"/>
         </w:rPr>
-        <w:hyperlink r:id="rId23" w:history="1">
+        <w:hyperlink r:id="rId24" w:history="1">
           <w:r>
             <w:rPr>
               <w:rStyle w:val="Hyperlink"/>
@@ -3568,7 +3647,7 @@
           <w:sz w:val="24"/>
           <w:u w:val="single"/>
         </w:rPr>
-        <w:hyperlink r:id="rId23" w:history="1">
+        <w:hyperlink r:id="rId24" w:history="1">
           <w:r>
             <w:rPr>
               <w:rStyle w:val="Hyperlink"/>
@@ -3693,7 +3772,7 @@
           <w:sz w:val="24"/>
           <w:u w:val="single"/>
         </w:rPr>
-        <w:hyperlink r:id="rId24" w:history="1">
+        <w:hyperlink r:id="rId25" w:history="1">
           <w:r>
             <w:rPr>
               <w:rStyle w:val="Hyperlink"/>
@@ -3711,7 +3790,7 @@
           <w:sz w:val="24"/>
           <w:u w:val="single"/>
         </w:rPr>
-        <w:hyperlink r:id="rId24" w:history="1">
+        <w:hyperlink r:id="rId25" w:history="1">
           <w:r>
             <w:rPr>
               <w:rStyle w:val="Hyperlink"/>
@@ -3729,7 +3808,7 @@
           <w:sz w:val="24"/>
           <w:u w:val="single"/>
         </w:rPr>
-        <w:hyperlink r:id="rId24" w:history="1">
+        <w:hyperlink r:id="rId25" w:history="1">
           <w:r>
             <w:rPr>
               <w:rStyle w:val="Hyperlink"/>
@@ -3747,7 +3826,7 @@
           <w:sz w:val="24"/>
           <w:u w:val="single"/>
         </w:rPr>
-        <w:hyperlink r:id="rId24" w:history="1">
+        <w:hyperlink r:id="rId25" w:history="1">
           <w:r>
             <w:rPr>
               <w:rStyle w:val="Hyperlink"/>
@@ -3916,7 +3995,7 @@
           <w:sz w:val="24"/>
           <w:u w:val="single"/>
         </w:rPr>
-        <w:hyperlink r:id="rId25" w:history="1">
+        <w:hyperlink r:id="rId26" w:history="1">
           <w:r>
             <w:rPr>
               <w:rStyle w:val="Hyperlink"/>
@@ -3934,7 +4013,7 @@
           <w:sz w:val="24"/>
           <w:u w:val="single"/>
         </w:rPr>
-        <w:hyperlink r:id="rId25" w:history="1">
+        <w:hyperlink r:id="rId26" w:history="1">
           <w:r>
             <w:rPr>
               <w:rStyle w:val="Hyperlink"/>
@@ -3952,7 +4031,7 @@
           <w:sz w:val="24"/>
           <w:u w:val="single"/>
         </w:rPr>
-        <w:hyperlink r:id="rId25" w:history="1">
+        <w:hyperlink r:id="rId26" w:history="1">
           <w:r>
             <w:rPr>
               <w:rStyle w:val="Hyperlink"/>
@@ -3970,7 +4049,7 @@
           <w:sz w:val="24"/>
           <w:u w:val="single"/>
         </w:rPr>
-        <w:hyperlink r:id="rId25" w:history="1">
+        <w:hyperlink r:id="rId26" w:history="1">
           <w:r>
             <w:rPr>
               <w:rStyle w:val="Hyperlink"/>
@@ -3988,7 +4067,7 @@
           <w:sz w:val="24"/>
           <w:u w:val="single"/>
         </w:rPr>
-        <w:hyperlink r:id="rId25" w:history="1">
+        <w:hyperlink r:id="rId26" w:history="1">
           <w:r>
             <w:rPr>
               <w:rStyle w:val="Hyperlink"/>
@@ -4006,7 +4085,7 @@
           <w:sz w:val="24"/>
           <w:u w:val="single"/>
         </w:rPr>
-        <w:hyperlink r:id="rId25" w:history="1">
+        <w:hyperlink r:id="rId26" w:history="1">
           <w:r>
             <w:rPr>
               <w:rStyle w:val="Hyperlink"/>
@@ -4024,7 +4103,7 @@
           <w:sz w:val="24"/>
           <w:u w:val="single"/>
         </w:rPr>
-        <w:hyperlink r:id="rId25" w:history="1">
+        <w:hyperlink r:id="rId26" w:history="1">
           <w:r>
             <w:rPr>
               <w:rStyle w:val="Hyperlink"/>
@@ -4042,7 +4121,7 @@
           <w:sz w:val="24"/>
           <w:u w:val="single"/>
         </w:rPr>
-        <w:hyperlink r:id="rId25" w:history="1">
+        <w:hyperlink r:id="rId26" w:history="1">
           <w:r>
             <w:rPr>
               <w:rStyle w:val="Hyperlink"/>
@@ -4070,7 +4149,7 @@
           <w:sz w:val="24"/>
           <w:u w:val="single"/>
         </w:rPr>
-        <w:hyperlink r:id="rId25" w:history="1">
+        <w:hyperlink r:id="rId26" w:history="1">
           <w:r>
             <w:rPr>
               <w:rStyle w:val="Hyperlink"/>
@@ -4088,7 +4167,7 @@
           <w:sz w:val="24"/>
           <w:u w:val="single"/>
         </w:rPr>
-        <w:hyperlink r:id="rId25" w:history="1">
+        <w:hyperlink r:id="rId26" w:history="1">
           <w:r>
             <w:rPr>
               <w:rStyle w:val="Hyperlink"/>
@@ -4116,7 +4195,7 @@
           <w:sz w:val="24"/>
           <w:u w:val="single"/>
         </w:rPr>
-        <w:hyperlink r:id="rId25" w:history="1">
+        <w:hyperlink r:id="rId27" w:history="1">
           <w:r>
             <w:rPr>
               <w:rStyle w:val="Hyperlink"/>
@@ -4145,7 +4224,7 @@
           <w:sz w:val="24"/>
           <w:u w:val="single"/>
         </w:rPr>
-        <w:hyperlink r:id="rId25" w:history="1">
+        <w:hyperlink r:id="rId26" w:history="1">
           <w:r>
             <w:rPr>
               <w:rStyle w:val="Hyperlink"/>
@@ -4323,7 +4402,7 @@
           <w:sz w:val="24"/>
           <w:u w:val="single"/>
         </w:rPr>
-        <w:hyperlink r:id="rId26" w:history="1">
+        <w:hyperlink r:id="rId28" w:history="1">
           <w:r>
             <w:rPr>
               <w:rStyle w:val="Hyperlink"/>
@@ -4341,7 +4420,7 @@
           <w:sz w:val="24"/>
           <w:u w:val="single"/>
         </w:rPr>
-        <w:hyperlink r:id="rId26" w:history="1">
+        <w:hyperlink r:id="rId28" w:history="1">
           <w:r>
             <w:rPr>
               <w:rStyle w:val="Hyperlink"/>
@@ -4359,7 +4438,7 @@
           <w:sz w:val="24"/>
           <w:u w:val="single"/>
         </w:rPr>
-        <w:hyperlink r:id="rId26" w:history="1">
+        <w:hyperlink r:id="rId28" w:history="1">
           <w:r>
             <w:rPr>
               <w:rStyle w:val="Hyperlink"/>
@@ -4387,7 +4466,7 @@
           <w:sz w:val="24"/>
           <w:u w:val="single"/>
         </w:rPr>
-        <w:hyperlink r:id="rId27" w:history="1">
+        <w:hyperlink r:id="rId29" w:history="1">
           <w:r>
             <w:rPr>
               <w:rStyle w:val="Hyperlink"/>
@@ -4416,7 +4495,7 @@
           <w:sz w:val="24"/>
           <w:u w:val="single"/>
         </w:rPr>
-        <w:hyperlink r:id="rId27" w:history="1">
+        <w:hyperlink r:id="rId29" w:history="1">
           <w:r>
             <w:rPr>
               <w:rStyle w:val="Hyperlink"/>
@@ -4557,7 +4636,7 @@
           <w:sz w:val="24"/>
           <w:u w:val="single"/>
         </w:rPr>
-        <w:hyperlink r:id="rId28" w:history="1">
+        <w:hyperlink r:id="rId30" w:history="1">
           <w:r>
             <w:rPr>
               <w:rStyle w:val="Hyperlink"/>
@@ -4575,7 +4654,7 @@
           <w:sz w:val="24"/>
           <w:u w:val="single"/>
         </w:rPr>
-        <w:hyperlink r:id="rId28" w:history="1">
+        <w:hyperlink r:id="rId30" w:history="1">
           <w:r>
             <w:rPr>
               <w:rStyle w:val="Hyperlink"/>
@@ -4673,7 +4752,7 @@
           <w:sz w:val="24"/>
           <w:u w:val="single"/>
         </w:rPr>
-        <w:hyperlink r:id="rId29" w:history="1">
+        <w:hyperlink r:id="rId31" w:history="1">
           <w:r>
             <w:rPr>
               <w:rStyle w:val="Hyperlink"/>
@@ -4691,7 +4770,7 @@
           <w:sz w:val="24"/>
           <w:u w:val="single"/>
         </w:rPr>
-        <w:hyperlink r:id="rId29" w:history="1">
+        <w:hyperlink r:id="rId31" w:history="1">
           <w:r>
             <w:rPr>
               <w:rStyle w:val="Hyperlink"/>
@@ -4719,7 +4798,7 @@
           <w:sz w:val="24"/>
           <w:u w:val="single"/>
         </w:rPr>
-        <w:hyperlink r:id="rId30" w:history="1">
+        <w:hyperlink r:id="rId32" w:history="1">
           <w:r>
             <w:rPr>
               <w:rStyle w:val="Hyperlink"/>
@@ -4748,7 +4827,7 @@
           <w:sz w:val="24"/>
           <w:u w:val="single"/>
         </w:rPr>
-        <w:hyperlink r:id="rId30" w:history="1">
+        <w:hyperlink r:id="rId32" w:history="1">
           <w:r>
             <w:rPr>
               <w:rStyle w:val="Hyperlink"/>

--- a/EXPORTS/DOCX/published/niveau3/Dutch/Reinwardt.docx
+++ b/EXPORTS/DOCX/published/niveau3/Dutch/Reinwardt.docx
@@ -424,25 +424,7 @@
           <w:color w:val="000000"/>
           <w:sz w:val="24"/>
         </w:rPr>
-        <w:t xml:space="preserve"> koning van h</w:t>
-      </w:r>
-      <w:r>
-        <w:rPr>
-          <w:u w:val="single" w:color="0000ff"/>
-          <w:rFonts w:ascii="Charis SIL Regular" w:hAnsi="Charis SIL Regular" w:eastAsia="Charis SIL Regular"/>
-          <w:b w:val="0"/>
-          <w:i w:val="0"/>
-          <w:color w:val="000000"/>
-          <w:sz w:val="24"/>
-        </w:rPr>
-        <w:hyperlink r:id="rId10" w:history="1">
-          <w:r>
-            <w:rPr>
-              <w:rStyle w:val="Hyperlink"/>
-            </w:rPr>
-            <w:t>et Nederlan</w:t>
-          </w:r>
-        </w:hyperlink>
+        <w:t xml:space="preserve"> koning van het Nederlan</w:t>
       </w:r>
       <w:r>
         <w:rPr>
@@ -3607,7 +3589,14 @@
           <w:color w:val="000000"/>
           <w:sz w:val="24"/>
         </w:rPr>
-        <w:t xml:space="preserve">, </w:t>
+        <w:hyperlink r:id="rId23" w:history="1">
+          <w:r>
+            <w:rPr>
+              <w:rStyle w:val="Hyperlink"/>
+            </w:rPr>
+            <w:t xml:space="preserve">, </w:t>
+          </w:r>
+        </w:hyperlink>
       </w:r>
       <w:r>
         <w:rPr>
@@ -3618,7 +3607,7 @@
           <w:sz w:val="24"/>
           <w:u w:val="single"/>
         </w:rPr>
-        <w:hyperlink r:id="rId24" w:history="1">
+        <w:hyperlink r:id="rId23" w:history="1">
           <w:r>
             <w:rPr>
               <w:rStyle w:val="Hyperlink"/>
@@ -4195,7 +4184,7 @@
           <w:sz w:val="24"/>
           <w:u w:val="single"/>
         </w:rPr>
-        <w:hyperlink r:id="rId27" w:history="1">
+        <w:hyperlink r:id="rId26" w:history="1">
           <w:r>
             <w:rPr>
               <w:rStyle w:val="Hyperlink"/>
@@ -4402,7 +4391,7 @@
           <w:sz w:val="24"/>
           <w:u w:val="single"/>
         </w:rPr>
-        <w:hyperlink r:id="rId28" w:history="1">
+        <w:hyperlink r:id="rId27" w:history="1">
           <w:r>
             <w:rPr>
               <w:rStyle w:val="Hyperlink"/>
@@ -4420,7 +4409,7 @@
           <w:sz w:val="24"/>
           <w:u w:val="single"/>
         </w:rPr>
-        <w:hyperlink r:id="rId28" w:history="1">
+        <w:hyperlink r:id="rId27" w:history="1">
           <w:r>
             <w:rPr>
               <w:rStyle w:val="Hyperlink"/>
@@ -4438,7 +4427,7 @@
           <w:sz w:val="24"/>
           <w:u w:val="single"/>
         </w:rPr>
-        <w:hyperlink r:id="rId28" w:history="1">
+        <w:hyperlink r:id="rId27" w:history="1">
           <w:r>
             <w:rPr>
               <w:rStyle w:val="Hyperlink"/>
@@ -4466,7 +4455,7 @@
           <w:sz w:val="24"/>
           <w:u w:val="single"/>
         </w:rPr>
-        <w:hyperlink r:id="rId29" w:history="1">
+        <w:hyperlink r:id="rId28" w:history="1">
           <w:r>
             <w:rPr>
               <w:rStyle w:val="Hyperlink"/>
@@ -4495,7 +4484,7 @@
           <w:sz w:val="24"/>
           <w:u w:val="single"/>
         </w:rPr>
-        <w:hyperlink r:id="rId29" w:history="1">
+        <w:hyperlink r:id="rId28" w:history="1">
           <w:r>
             <w:rPr>
               <w:rStyle w:val="Hyperlink"/>
@@ -4636,7 +4625,7 @@
           <w:sz w:val="24"/>
           <w:u w:val="single"/>
         </w:rPr>
-        <w:hyperlink r:id="rId30" w:history="1">
+        <w:hyperlink r:id="rId29" w:history="1">
           <w:r>
             <w:rPr>
               <w:rStyle w:val="Hyperlink"/>
@@ -4654,7 +4643,7 @@
           <w:sz w:val="24"/>
           <w:u w:val="single"/>
         </w:rPr>
-        <w:hyperlink r:id="rId30" w:history="1">
+        <w:hyperlink r:id="rId29" w:history="1">
           <w:r>
             <w:rPr>
               <w:rStyle w:val="Hyperlink"/>
@@ -4752,7 +4741,7 @@
           <w:sz w:val="24"/>
           <w:u w:val="single"/>
         </w:rPr>
-        <w:hyperlink r:id="rId31" w:history="1">
+        <w:hyperlink r:id="rId30" w:history="1">
           <w:r>
             <w:rPr>
               <w:rStyle w:val="Hyperlink"/>
@@ -4770,7 +4759,7 @@
           <w:sz w:val="24"/>
           <w:u w:val="single"/>
         </w:rPr>
-        <w:hyperlink r:id="rId31" w:history="1">
+        <w:hyperlink r:id="rId30" w:history="1">
           <w:r>
             <w:rPr>
               <w:rStyle w:val="Hyperlink"/>
@@ -4798,7 +4787,7 @@
           <w:sz w:val="24"/>
           <w:u w:val="single"/>
         </w:rPr>
-        <w:hyperlink r:id="rId32" w:history="1">
+        <w:hyperlink r:id="rId31" w:history="1">
           <w:r>
             <w:rPr>
               <w:rStyle w:val="Hyperlink"/>
@@ -4827,7 +4816,7 @@
           <w:sz w:val="24"/>
           <w:u w:val="single"/>
         </w:rPr>
-        <w:hyperlink r:id="rId32" w:history="1">
+        <w:hyperlink r:id="rId31" w:history="1">
           <w:r>
             <w:rPr>
               <w:rStyle w:val="Hyperlink"/>

--- a/EXPORTS/DOCX/published/niveau3/Dutch/Reinwardt.docx
+++ b/EXPORTS/DOCX/published/niveau3/Dutch/Reinwardt.docx
@@ -247,31 +247,13 @@
       </w:r>
       <w:r>
         <w:rPr>
-          <w:u w:val="single" w:color="0000ff"/>
           <w:rFonts w:ascii="Charis SIL Regular" w:hAnsi="Charis SIL Regular" w:eastAsia="Charis SIL Regular"/>
           <w:b w:val="0"/>
           <w:i w:val="0"/>
           <w:color w:val="000000"/>
           <w:sz w:val="24"/>
         </w:rPr>
-        <w:hyperlink r:id="rId9" w:history="1">
-          <w:r>
-            <w:rPr>
-              <w:rStyle w:val="Hyperlink"/>
-            </w:rPr>
-            <w:t>en bota</w:t>
-          </w:r>
-        </w:hyperlink>
-      </w:r>
-      <w:r>
-        <w:rPr>
-          <w:rFonts w:ascii="Charis SIL Regular" w:hAnsi="Charis SIL Regular" w:eastAsia="Charis SIL Regular"/>
-          <w:b w:val="0"/>
-          <w:i w:val="0"/>
-          <w:color w:val="000000"/>
-          <w:sz w:val="24"/>
-        </w:rPr>
-        <w:t xml:space="preserve">nie aan de </w:t>
+        <w:t xml:space="preserve">en botanie aan de </w:t>
       </w:r>
       <w:r>
         <w:rPr>
@@ -424,7 +406,25 @@
           <w:color w:val="000000"/>
           <w:sz w:val="24"/>
         </w:rPr>
-        <w:t xml:space="preserve"> koning van het Nederlan</w:t>
+        <w:t xml:space="preserve"> koning van h</w:t>
+      </w:r>
+      <w:r>
+        <w:rPr>
+          <w:u w:val="single" w:color="0000ff"/>
+          <w:rFonts w:ascii="Charis SIL Regular" w:hAnsi="Charis SIL Regular" w:eastAsia="Charis SIL Regular"/>
+          <w:b w:val="0"/>
+          <w:i w:val="0"/>
+          <w:color w:val="000000"/>
+          <w:sz w:val="24"/>
+        </w:rPr>
+        <w:hyperlink r:id="rId10" w:history="1">
+          <w:r>
+            <w:rPr>
+              <w:rStyle w:val="Hyperlink"/>
+            </w:rPr>
+            <w:t>et Nederlan</w:t>
+          </w:r>
+        </w:hyperlink>
       </w:r>
       <w:r>
         <w:rPr>
@@ -496,7 +496,25 @@
             <w:rPr>
               <w:rStyle w:val="Hyperlink"/>
             </w:rPr>
-            <w:t>stelde Rei</w:t>
+            <w:t>stelde Re</w:t>
+          </w:r>
+        </w:hyperlink>
+      </w:r>
+      <w:r>
+        <w:rPr>
+          <w:u w:val="single" w:color="0000ff"/>
+          <w:rFonts w:ascii="Charis SIL Regular" w:hAnsi="Charis SIL Regular" w:eastAsia="Charis SIL Regular"/>
+          <w:b w:val="0"/>
+          <w:i w:val="0"/>
+          <w:color w:val="000000"/>
+          <w:sz w:val="24"/>
+        </w:rPr>
+        <w:hyperlink r:id="rId11" w:history="1">
+          <w:r>
+            <w:rPr>
+              <w:rStyle w:val="Hyperlink"/>
+            </w:rPr>
+            <w:t>i</w:t>
           </w:r>
         </w:hyperlink>
       </w:r>
@@ -3069,7 +3087,7 @@
             <w:rPr>
               <w:rStyle w:val="Hyperlink"/>
             </w:rPr>
-            <w:t>www.biografischportaal.n</w:t>
+            <w:t>www.biografischportaal.nl</w:t>
           </w:r>
         </w:hyperlink>
       </w:r>
@@ -3080,13 +3098,25 @@
           <w:i w:val="0"/>
           <w:color w:val="0000FF"/>
           <w:sz w:val="24"/>
+          <w:u w:val="single"/>
+        </w:rPr>
+        <w:t>/</w:t>
+      </w:r>
+      <w:r>
+        <w:rPr>
+          <w:rFonts w:ascii="Charis SIL Regular" w:hAnsi="Charis SIL Regular" w:eastAsia="Charis SIL Regular"/>
+          <w:b w:val="0"/>
+          <w:i w:val="0"/>
+          <w:color w:val="0000FF"/>
+          <w:sz w:val="24"/>
+          <w:u w:val="single"/>
         </w:rPr>
         <w:hyperlink r:id="rId21" w:history="1">
           <w:r>
             <w:rPr>
               <w:rStyle w:val="Hyperlink"/>
             </w:rPr>
-            <w:t>l</w:t>
+            <w:t>persoon/4045700</w:t>
           </w:r>
         </w:hyperlink>
       </w:r>
@@ -3097,27 +3127,8 @@
           <w:i w:val="0"/>
           <w:color w:val="0000FF"/>
           <w:sz w:val="24"/>
-          <w:u w:val="single"/>
-        </w:rPr>
-        <w:t>/</w:t>
-      </w:r>
-      <w:r>
-        <w:rPr>
-          <w:rFonts w:ascii="Charis SIL Regular" w:hAnsi="Charis SIL Regular" w:eastAsia="Charis SIL Regular"/>
-          <w:b w:val="0"/>
-          <w:i w:val="0"/>
-          <w:color w:val="0000FF"/>
-          <w:sz w:val="24"/>
-          <w:u w:val="single"/>
-        </w:rPr>
-        <w:hyperlink r:id="rId21" w:history="1">
-          <w:r>
-            <w:rPr>
-              <w:rStyle w:val="Hyperlink"/>
-            </w:rPr>
-            <w:t xml:space="preserve">persoon/40457008 </w:t>
-          </w:r>
-        </w:hyperlink>
+        </w:rPr>
+        <w:t xml:space="preserve">8 </w:t>
       </w:r>
       <w:r>
         <w:br/>
@@ -3589,14 +3600,7 @@
           <w:color w:val="000000"/>
           <w:sz w:val="24"/>
         </w:rPr>
-        <w:hyperlink r:id="rId23" w:history="1">
-          <w:r>
-            <w:rPr>
-              <w:rStyle w:val="Hyperlink"/>
-            </w:rPr>
-            <w:t xml:space="preserve">, </w:t>
-          </w:r>
-        </w:hyperlink>
+        <w:t xml:space="preserve">, </w:t>
       </w:r>
       <w:r>
         <w:rPr>
@@ -3607,7 +3611,7 @@
           <w:sz w:val="24"/>
           <w:u w:val="single"/>
         </w:rPr>
-        <w:hyperlink r:id="rId23" w:history="1">
+        <w:hyperlink r:id="rId24" w:history="1">
           <w:r>
             <w:rPr>
               <w:rStyle w:val="Hyperlink"/>

--- a/EXPORTS/DOCX/published/niveau3/Dutch/Reinwardt.docx
+++ b/EXPORTS/DOCX/published/niveau3/Dutch/Reinwardt.docx
@@ -247,13 +247,31 @@
       </w:r>
       <w:r>
         <w:rPr>
+          <w:u w:val="single" w:color="0000ff"/>
           <w:rFonts w:ascii="Charis SIL Regular" w:hAnsi="Charis SIL Regular" w:eastAsia="Charis SIL Regular"/>
           <w:b w:val="0"/>
           <w:i w:val="0"/>
           <w:color w:val="000000"/>
           <w:sz w:val="24"/>
         </w:rPr>
-        <w:t xml:space="preserve">en botanie aan de </w:t>
+        <w:hyperlink r:id="rId9" w:history="1">
+          <w:r>
+            <w:rPr>
+              <w:rStyle w:val="Hyperlink"/>
+            </w:rPr>
+            <w:t>en bota</w:t>
+          </w:r>
+        </w:hyperlink>
+      </w:r>
+      <w:r>
+        <w:rPr>
+          <w:rFonts w:ascii="Charis SIL Regular" w:hAnsi="Charis SIL Regular" w:eastAsia="Charis SIL Regular"/>
+          <w:b w:val="0"/>
+          <w:i w:val="0"/>
+          <w:color w:val="000000"/>
+          <w:sz w:val="24"/>
+        </w:rPr>
+        <w:t xml:space="preserve">nie aan de </w:t>
       </w:r>
       <w:r>
         <w:rPr>
@@ -435,14 +453,7 @@
           <w:color w:val="000000"/>
           <w:sz w:val="24"/>
         </w:rPr>
-        <w:hyperlink r:id="rId10" w:history="1">
-          <w:r>
-            <w:rPr>
-              <w:rStyle w:val="Hyperlink"/>
-            </w:rPr>
-            <w:t xml:space="preserve">dse </w:t>
-          </w:r>
-        </w:hyperlink>
+        <w:t xml:space="preserve">dse </w:t>
       </w:r>
       <w:r>
         <w:rPr>
@@ -496,25 +507,7 @@
             <w:rPr>
               <w:rStyle w:val="Hyperlink"/>
             </w:rPr>
-            <w:t>stelde Re</w:t>
-          </w:r>
-        </w:hyperlink>
-      </w:r>
-      <w:r>
-        <w:rPr>
-          <w:u w:val="single" w:color="0000ff"/>
-          <w:rFonts w:ascii="Charis SIL Regular" w:hAnsi="Charis SIL Regular" w:eastAsia="Charis SIL Regular"/>
-          <w:b w:val="0"/>
-          <w:i w:val="0"/>
-          <w:color w:val="000000"/>
-          <w:sz w:val="24"/>
-        </w:rPr>
-        <w:hyperlink r:id="rId11" w:history="1">
-          <w:r>
-            <w:rPr>
-              <w:rStyle w:val="Hyperlink"/>
-            </w:rPr>
-            <w:t>i</w:t>
+            <w:t>stelde Rei</w:t>
           </w:r>
         </w:hyperlink>
       </w:r>
@@ -1371,61 +1364,7 @@
           <w:color w:val="000000"/>
           <w:sz w:val="24"/>
         </w:rPr>
-        <w:hyperlink r:id="rId14" w:history="1">
-          <w:r>
-            <w:rPr>
-              <w:rStyle w:val="Hyperlink"/>
-            </w:rPr>
-            <w:t>t aan al z</w:t>
-          </w:r>
-        </w:hyperlink>
-      </w:r>
-      <w:r>
-        <w:rPr>
-          <w:u w:val="single" w:color="0000ff"/>
-          <w:rFonts w:ascii="Charis SIL Regular" w:hAnsi="Charis SIL Regular" w:eastAsia="Charis SIL Regular"/>
-          <w:b w:val="0"/>
-          <w:i w:val="0"/>
-          <w:color w:val="000000"/>
-          <w:sz w:val="24"/>
-        </w:rPr>
-        <w:hyperlink r:id="rId14" w:history="1">
-          <w:r>
-            <w:rPr>
-              <w:rStyle w:val="Hyperlink"/>
-            </w:rPr>
-            <w:t>i</w:t>
-          </w:r>
-        </w:hyperlink>
-      </w:r>
-      <w:r>
-        <w:rPr>
-          <w:u w:val="single" w:color="0000ff"/>
-          <w:rFonts w:ascii="Charis SIL Regular" w:hAnsi="Charis SIL Regular" w:eastAsia="Charis SIL Regular"/>
-          <w:b w:val="0"/>
-          <w:i w:val="0"/>
-          <w:color w:val="000000"/>
-          <w:sz w:val="24"/>
-        </w:rPr>
-        <w:hyperlink r:id="rId14" w:history="1">
-          <w:r>
-            <w:rPr>
-              <w:rStyle w:val="Hyperlink"/>
-            </w:rPr>
-            <w:t>jn we</w:t>
-          </w:r>
-        </w:hyperlink>
-      </w:r>
-      <w:r>
-        <w:rPr>
-          <w:u w:val="single" w:color="0000ff"/>
-          <w:rFonts w:ascii="Charis SIL Regular" w:hAnsi="Charis SIL Regular" w:eastAsia="Charis SIL Regular"/>
-          <w:b w:val="0"/>
-          <w:i w:val="0"/>
-          <w:color w:val="000000"/>
-          <w:sz w:val="24"/>
-        </w:rPr>
-        <w:t>t</w:t>
+        <w:t>t aan al zijn wet</w:t>
       </w:r>
       <w:r>
         <w:rPr>
@@ -3611,7 +3550,7 @@
           <w:sz w:val="24"/>
           <w:u w:val="single"/>
         </w:rPr>
-        <w:hyperlink r:id="rId24" w:history="1">
+        <w:hyperlink r:id="rId23" w:history="1">
           <w:r>
             <w:rPr>
               <w:rStyle w:val="Hyperlink"/>
@@ -3640,7 +3579,7 @@
           <w:sz w:val="24"/>
           <w:u w:val="single"/>
         </w:rPr>
-        <w:hyperlink r:id="rId24" w:history="1">
+        <w:hyperlink r:id="rId23" w:history="1">
           <w:r>
             <w:rPr>
               <w:rStyle w:val="Hyperlink"/>
@@ -3765,7 +3704,7 @@
           <w:sz w:val="24"/>
           <w:u w:val="single"/>
         </w:rPr>
-        <w:hyperlink r:id="rId25" w:history="1">
+        <w:hyperlink r:id="rId24" w:history="1">
           <w:r>
             <w:rPr>
               <w:rStyle w:val="Hyperlink"/>
@@ -3783,7 +3722,7 @@
           <w:sz w:val="24"/>
           <w:u w:val="single"/>
         </w:rPr>
-        <w:hyperlink r:id="rId25" w:history="1">
+        <w:hyperlink r:id="rId24" w:history="1">
           <w:r>
             <w:rPr>
               <w:rStyle w:val="Hyperlink"/>
@@ -3801,7 +3740,7 @@
           <w:sz w:val="24"/>
           <w:u w:val="single"/>
         </w:rPr>
-        <w:hyperlink r:id="rId25" w:history="1">
+        <w:hyperlink r:id="rId24" w:history="1">
           <w:r>
             <w:rPr>
               <w:rStyle w:val="Hyperlink"/>
@@ -3819,7 +3758,7 @@
           <w:sz w:val="24"/>
           <w:u w:val="single"/>
         </w:rPr>
-        <w:hyperlink r:id="rId25" w:history="1">
+        <w:hyperlink r:id="rId24" w:history="1">
           <w:r>
             <w:rPr>
               <w:rStyle w:val="Hyperlink"/>
@@ -3988,7 +3927,7 @@
           <w:sz w:val="24"/>
           <w:u w:val="single"/>
         </w:rPr>
-        <w:hyperlink r:id="rId26" w:history="1">
+        <w:hyperlink r:id="rId25" w:history="1">
           <w:r>
             <w:rPr>
               <w:rStyle w:val="Hyperlink"/>
@@ -4006,7 +3945,7 @@
           <w:sz w:val="24"/>
           <w:u w:val="single"/>
         </w:rPr>
-        <w:hyperlink r:id="rId26" w:history="1">
+        <w:hyperlink r:id="rId25" w:history="1">
           <w:r>
             <w:rPr>
               <w:rStyle w:val="Hyperlink"/>
@@ -4024,7 +3963,7 @@
           <w:sz w:val="24"/>
           <w:u w:val="single"/>
         </w:rPr>
-        <w:hyperlink r:id="rId26" w:history="1">
+        <w:hyperlink r:id="rId25" w:history="1">
           <w:r>
             <w:rPr>
               <w:rStyle w:val="Hyperlink"/>
@@ -4042,7 +3981,7 @@
           <w:sz w:val="24"/>
           <w:u w:val="single"/>
         </w:rPr>
-        <w:hyperlink r:id="rId26" w:history="1">
+        <w:hyperlink r:id="rId25" w:history="1">
           <w:r>
             <w:rPr>
               <w:rStyle w:val="Hyperlink"/>
@@ -4060,7 +3999,7 @@
           <w:sz w:val="24"/>
           <w:u w:val="single"/>
         </w:rPr>
-        <w:hyperlink r:id="rId26" w:history="1">
+        <w:hyperlink r:id="rId25" w:history="1">
           <w:r>
             <w:rPr>
               <w:rStyle w:val="Hyperlink"/>
@@ -4078,7 +4017,7 @@
           <w:sz w:val="24"/>
           <w:u w:val="single"/>
         </w:rPr>
-        <w:hyperlink r:id="rId26" w:history="1">
+        <w:hyperlink r:id="rId25" w:history="1">
           <w:r>
             <w:rPr>
               <w:rStyle w:val="Hyperlink"/>
@@ -4096,7 +4035,7 @@
           <w:sz w:val="24"/>
           <w:u w:val="single"/>
         </w:rPr>
-        <w:hyperlink r:id="rId26" w:history="1">
+        <w:hyperlink r:id="rId25" w:history="1">
           <w:r>
             <w:rPr>
               <w:rStyle w:val="Hyperlink"/>
@@ -4114,7 +4053,7 @@
           <w:sz w:val="24"/>
           <w:u w:val="single"/>
         </w:rPr>
-        <w:hyperlink r:id="rId26" w:history="1">
+        <w:hyperlink r:id="rId25" w:history="1">
           <w:r>
             <w:rPr>
               <w:rStyle w:val="Hyperlink"/>
@@ -4142,7 +4081,7 @@
           <w:sz w:val="24"/>
           <w:u w:val="single"/>
         </w:rPr>
-        <w:hyperlink r:id="rId26" w:history="1">
+        <w:hyperlink r:id="rId25" w:history="1">
           <w:r>
             <w:rPr>
               <w:rStyle w:val="Hyperlink"/>
@@ -4160,7 +4099,7 @@
           <w:sz w:val="24"/>
           <w:u w:val="single"/>
         </w:rPr>
-        <w:hyperlink r:id="rId26" w:history="1">
+        <w:hyperlink r:id="rId25" w:history="1">
           <w:r>
             <w:rPr>
               <w:rStyle w:val="Hyperlink"/>
@@ -4188,7 +4127,7 @@
           <w:sz w:val="24"/>
           <w:u w:val="single"/>
         </w:rPr>
-        <w:hyperlink r:id="rId26" w:history="1">
+        <w:hyperlink r:id="rId25" w:history="1">
           <w:r>
             <w:rPr>
               <w:rStyle w:val="Hyperlink"/>

--- a/EXPORTS/DOCX/published/niveau3/Dutch/Reinwardt.docx
+++ b/EXPORTS/DOCX/published/niveau3/Dutch/Reinwardt.docx
@@ -247,31 +247,13 @@
       </w:r>
       <w:r>
         <w:rPr>
-          <w:u w:val="single" w:color="0000ff"/>
           <w:rFonts w:ascii="Charis SIL Regular" w:hAnsi="Charis SIL Regular" w:eastAsia="Charis SIL Regular"/>
           <w:b w:val="0"/>
           <w:i w:val="0"/>
           <w:color w:val="000000"/>
           <w:sz w:val="24"/>
         </w:rPr>
-        <w:hyperlink r:id="rId9" w:history="1">
-          <w:r>
-            <w:rPr>
-              <w:rStyle w:val="Hyperlink"/>
-            </w:rPr>
-            <w:t>en bota</w:t>
-          </w:r>
-        </w:hyperlink>
-      </w:r>
-      <w:r>
-        <w:rPr>
-          <w:rFonts w:ascii="Charis SIL Regular" w:hAnsi="Charis SIL Regular" w:eastAsia="Charis SIL Regular"/>
-          <w:b w:val="0"/>
-          <w:i w:val="0"/>
-          <w:color w:val="000000"/>
-          <w:sz w:val="24"/>
-        </w:rPr>
-        <w:t xml:space="preserve">nie aan de </w:t>
+        <w:t xml:space="preserve">en botanie aan de </w:t>
       </w:r>
       <w:r>
         <w:rPr>
@@ -424,36 +406,7 @@
           <w:color w:val="000000"/>
           <w:sz w:val="24"/>
         </w:rPr>
-        <w:t xml:space="preserve"> koning van h</w:t>
-      </w:r>
-      <w:r>
-        <w:rPr>
-          <w:u w:val="single" w:color="0000ff"/>
-          <w:rFonts w:ascii="Charis SIL Regular" w:hAnsi="Charis SIL Regular" w:eastAsia="Charis SIL Regular"/>
-          <w:b w:val="0"/>
-          <w:i w:val="0"/>
-          <w:color w:val="000000"/>
-          <w:sz w:val="24"/>
-        </w:rPr>
-        <w:hyperlink r:id="rId10" w:history="1">
-          <w:r>
-            <w:rPr>
-              <w:rStyle w:val="Hyperlink"/>
-            </w:rPr>
-            <w:t>et Nederlan</w:t>
-          </w:r>
-        </w:hyperlink>
-      </w:r>
-      <w:r>
-        <w:rPr>
-          <w:u w:val="single" w:color="0000ff"/>
-          <w:rFonts w:ascii="Charis SIL Regular" w:hAnsi="Charis SIL Regular" w:eastAsia="Charis SIL Regular"/>
-          <w:b w:val="0"/>
-          <w:i w:val="0"/>
-          <w:color w:val="000000"/>
-          <w:sz w:val="24"/>
-        </w:rPr>
-        <w:t xml:space="preserve">dse </w:t>
+        <w:t xml:space="preserve"> koning van het Nederlandse </w:t>
       </w:r>
       <w:r>
         <w:rPr>
@@ -1364,7 +1317,60 @@
           <w:color w:val="000000"/>
           <w:sz w:val="24"/>
         </w:rPr>
-        <w:t>t aan al zijn wet</w:t>
+        <w:hyperlink r:id="rId14" w:history="1">
+          <w:r>
+            <w:rPr>
+              <w:rStyle w:val="Hyperlink"/>
+            </w:rPr>
+            <w:t>t aan al z</w:t>
+          </w:r>
+        </w:hyperlink>
+      </w:r>
+      <w:r>
+        <w:rPr>
+          <w:u w:val="single" w:color="0000ff"/>
+          <w:rFonts w:ascii="Charis SIL Regular" w:hAnsi="Charis SIL Regular" w:eastAsia="Charis SIL Regular"/>
+          <w:b w:val="0"/>
+          <w:i w:val="0"/>
+          <w:color w:val="000000"/>
+          <w:sz w:val="24"/>
+        </w:rPr>
+        <w:hyperlink r:id="rId14" w:history="1">
+          <w:r>
+            <w:rPr>
+              <w:rStyle w:val="Hyperlink"/>
+            </w:rPr>
+            <w:t>i</w:t>
+          </w:r>
+        </w:hyperlink>
+      </w:r>
+      <w:r>
+        <w:rPr>
+          <w:u w:val="single" w:color="0000ff"/>
+          <w:rFonts w:ascii="Charis SIL Regular" w:hAnsi="Charis SIL Regular" w:eastAsia="Charis SIL Regular"/>
+          <w:b w:val="0"/>
+          <w:i w:val="0"/>
+          <w:color w:val="000000"/>
+          <w:sz w:val="24"/>
+        </w:rPr>
+        <w:hyperlink r:id="rId14" w:history="1">
+          <w:r>
+            <w:rPr>
+              <w:rStyle w:val="Hyperlink"/>
+            </w:rPr>
+            <w:t>jn we</w:t>
+          </w:r>
+        </w:hyperlink>
+      </w:r>
+      <w:r>
+        <w:rPr>
+          <w:rFonts w:ascii="Charis SIL Regular" w:hAnsi="Charis SIL Regular" w:eastAsia="Charis SIL Regular"/>
+          <w:b w:val="0"/>
+          <w:i w:val="0"/>
+          <w:color w:val="000000"/>
+          <w:sz w:val="24"/>
+        </w:rPr>
+        <w:t>t</w:t>
       </w:r>
       <w:r>
         <w:rPr>
@@ -3026,7 +3032,7 @@
             <w:rPr>
               <w:rStyle w:val="Hyperlink"/>
             </w:rPr>
-            <w:t>www.biografischportaal.nl</w:t>
+            <w:t>www.biografischportaal.n</w:t>
           </w:r>
         </w:hyperlink>
       </w:r>
@@ -3037,25 +3043,13 @@
           <w:i w:val="0"/>
           <w:color w:val="0000FF"/>
           <w:sz w:val="24"/>
-          <w:u w:val="single"/>
-        </w:rPr>
-        <w:t>/</w:t>
-      </w:r>
-      <w:r>
-        <w:rPr>
-          <w:rFonts w:ascii="Charis SIL Regular" w:hAnsi="Charis SIL Regular" w:eastAsia="Charis SIL Regular"/>
-          <w:b w:val="0"/>
-          <w:i w:val="0"/>
-          <w:color w:val="0000FF"/>
-          <w:sz w:val="24"/>
-          <w:u w:val="single"/>
         </w:rPr>
         <w:hyperlink r:id="rId21" w:history="1">
           <w:r>
             <w:rPr>
               <w:rStyle w:val="Hyperlink"/>
             </w:rPr>
-            <w:t>persoon/4045700</w:t>
+            <w:t>l</w:t>
           </w:r>
         </w:hyperlink>
       </w:r>
@@ -3067,7 +3061,25 @@
           <w:color w:val="0000FF"/>
           <w:sz w:val="24"/>
         </w:rPr>
-        <w:t xml:space="preserve">8 </w:t>
+        <w:t>/</w:t>
+      </w:r>
+      <w:r>
+        <w:rPr>
+          <w:rFonts w:ascii="Charis SIL Regular" w:hAnsi="Charis SIL Regular" w:eastAsia="Charis SIL Regular"/>
+          <w:b w:val="0"/>
+          <w:i w:val="0"/>
+          <w:color w:val="0000FF"/>
+          <w:sz w:val="24"/>
+          <w:u w:val="single"/>
+        </w:rPr>
+        <w:hyperlink r:id="rId21" w:history="1">
+          <w:r>
+            <w:rPr>
+              <w:rStyle w:val="Hyperlink"/>
+            </w:rPr>
+            <w:t xml:space="preserve">persoon/40457008 </w:t>
+          </w:r>
+        </w:hyperlink>
       </w:r>
       <w:r>
         <w:br/>
@@ -4156,7 +4168,7 @@
           <w:sz w:val="24"/>
           <w:u w:val="single"/>
         </w:rPr>
-        <w:hyperlink r:id="rId26" w:history="1">
+        <w:hyperlink r:id="rId25" w:history="1">
           <w:r>
             <w:rPr>
               <w:rStyle w:val="Hyperlink"/>
@@ -4334,7 +4346,7 @@
           <w:sz w:val="24"/>
           <w:u w:val="single"/>
         </w:rPr>
-        <w:hyperlink r:id="rId27" w:history="1">
+        <w:hyperlink r:id="rId26" w:history="1">
           <w:r>
             <w:rPr>
               <w:rStyle w:val="Hyperlink"/>
@@ -4352,7 +4364,7 @@
           <w:sz w:val="24"/>
           <w:u w:val="single"/>
         </w:rPr>
-        <w:hyperlink r:id="rId27" w:history="1">
+        <w:hyperlink r:id="rId26" w:history="1">
           <w:r>
             <w:rPr>
               <w:rStyle w:val="Hyperlink"/>
@@ -4370,7 +4382,7 @@
           <w:sz w:val="24"/>
           <w:u w:val="single"/>
         </w:rPr>
-        <w:hyperlink r:id="rId27" w:history="1">
+        <w:hyperlink r:id="rId26" w:history="1">
           <w:r>
             <w:rPr>
               <w:rStyle w:val="Hyperlink"/>
@@ -4398,7 +4410,7 @@
           <w:sz w:val="24"/>
           <w:u w:val="single"/>
         </w:rPr>
-        <w:hyperlink r:id="rId28" w:history="1">
+        <w:hyperlink r:id="rId27" w:history="1">
           <w:r>
             <w:rPr>
               <w:rStyle w:val="Hyperlink"/>
@@ -4427,7 +4439,7 @@
           <w:sz w:val="24"/>
           <w:u w:val="single"/>
         </w:rPr>
-        <w:hyperlink r:id="rId28" w:history="1">
+        <w:hyperlink r:id="rId27" w:history="1">
           <w:r>
             <w:rPr>
               <w:rStyle w:val="Hyperlink"/>
@@ -4568,7 +4580,7 @@
           <w:sz w:val="24"/>
           <w:u w:val="single"/>
         </w:rPr>
-        <w:hyperlink r:id="rId29" w:history="1">
+        <w:hyperlink r:id="rId28" w:history="1">
           <w:r>
             <w:rPr>
               <w:rStyle w:val="Hyperlink"/>
@@ -4586,7 +4598,7 @@
           <w:sz w:val="24"/>
           <w:u w:val="single"/>
         </w:rPr>
-        <w:hyperlink r:id="rId29" w:history="1">
+        <w:hyperlink r:id="rId28" w:history="1">
           <w:r>
             <w:rPr>
               <w:rStyle w:val="Hyperlink"/>
@@ -4684,7 +4696,7 @@
           <w:sz w:val="24"/>
           <w:u w:val="single"/>
         </w:rPr>
-        <w:hyperlink r:id="rId30" w:history="1">
+        <w:hyperlink r:id="rId29" w:history="1">
           <w:r>
             <w:rPr>
               <w:rStyle w:val="Hyperlink"/>
@@ -4702,7 +4714,7 @@
           <w:sz w:val="24"/>
           <w:u w:val="single"/>
         </w:rPr>
-        <w:hyperlink r:id="rId30" w:history="1">
+        <w:hyperlink r:id="rId29" w:history="1">
           <w:r>
             <w:rPr>
               <w:rStyle w:val="Hyperlink"/>
@@ -4730,7 +4742,7 @@
           <w:sz w:val="24"/>
           <w:u w:val="single"/>
         </w:rPr>
-        <w:hyperlink r:id="rId31" w:history="1">
+        <w:hyperlink r:id="rId30" w:history="1">
           <w:r>
             <w:rPr>
               <w:rStyle w:val="Hyperlink"/>
@@ -4759,7 +4771,7 @@
           <w:sz w:val="24"/>
           <w:u w:val="single"/>
         </w:rPr>
-        <w:hyperlink r:id="rId31" w:history="1">
+        <w:hyperlink r:id="rId30" w:history="1">
           <w:r>
             <w:rPr>
               <w:rStyle w:val="Hyperlink"/>

--- a/EXPORTS/DOCX/published/niveau3/Dutch/Reinwardt.docx
+++ b/EXPORTS/DOCX/published/niveau3/Dutch/Reinwardt.docx
@@ -247,13 +247,31 @@
       </w:r>
       <w:r>
         <w:rPr>
+          <w:u w:val="single" w:color="0000ff"/>
           <w:rFonts w:ascii="Charis SIL Regular" w:hAnsi="Charis SIL Regular" w:eastAsia="Charis SIL Regular"/>
           <w:b w:val="0"/>
           <w:i w:val="0"/>
           <w:color w:val="000000"/>
           <w:sz w:val="24"/>
         </w:rPr>
-        <w:t xml:space="preserve">en botanie aan de </w:t>
+        <w:hyperlink r:id="rId9" w:history="1">
+          <w:r>
+            <w:rPr>
+              <w:rStyle w:val="Hyperlink"/>
+            </w:rPr>
+            <w:t>en bota</w:t>
+          </w:r>
+        </w:hyperlink>
+      </w:r>
+      <w:r>
+        <w:rPr>
+          <w:rFonts w:ascii="Charis SIL Regular" w:hAnsi="Charis SIL Regular" w:eastAsia="Charis SIL Regular"/>
+          <w:b w:val="0"/>
+          <w:i w:val="0"/>
+          <w:color w:val="000000"/>
+          <w:sz w:val="24"/>
+        </w:rPr>
+        <w:t xml:space="preserve">nie aan de </w:t>
       </w:r>
       <w:r>
         <w:rPr>
@@ -406,7 +424,18 @@
           <w:color w:val="000000"/>
           <w:sz w:val="24"/>
         </w:rPr>
-        <w:t xml:space="preserve"> koning van het Nederlandse </w:t>
+        <w:t xml:space="preserve"> koning van h</w:t>
+      </w:r>
+      <w:r>
+        <w:rPr>
+          <w:u w:val="single" w:color="0000ff"/>
+          <w:rFonts w:ascii="Charis SIL Regular" w:hAnsi="Charis SIL Regular" w:eastAsia="Charis SIL Regular"/>
+          <w:b w:val="0"/>
+          <w:i w:val="0"/>
+          <w:color w:val="000000"/>
+          <w:sz w:val="24"/>
+        </w:rPr>
+        <w:t xml:space="preserve">et Nederlandse </w:t>
       </w:r>
       <w:r>
         <w:rPr>
@@ -859,14 +888,7 @@
           <w:color w:val="000000"/>
           <w:sz w:val="24"/>
         </w:rPr>
-        <w:hyperlink r:id="rId12" w:history="1">
-          <w:r>
-            <w:rPr>
-              <w:rStyle w:val="Hyperlink"/>
-            </w:rPr>
-            <w:t>amelaars', w</w:t>
-          </w:r>
-        </w:hyperlink>
+        <w:t>amelaars', w</w:t>
       </w:r>
       <w:r>
         <w:rPr>
@@ -3043,15 +3065,9 @@
           <w:i w:val="0"/>
           <w:color w:val="0000FF"/>
           <w:sz w:val="24"/>
-        </w:rPr>
-        <w:hyperlink r:id="rId21" w:history="1">
-          <w:r>
-            <w:rPr>
-              <w:rStyle w:val="Hyperlink"/>
-            </w:rPr>
-            <w:t>l</w:t>
-          </w:r>
-        </w:hyperlink>
+          <w:u w:val="single"/>
+        </w:rPr>
+        <w:t>l</w:t>
       </w:r>
       <w:r>
         <w:rPr>

--- a/EXPORTS/DOCX/published/niveau3/Dutch/Reinwardt.docx
+++ b/EXPORTS/DOCX/published/niveau3/Dutch/Reinwardt.docx
@@ -424,18 +424,7 @@
           <w:color w:val="000000"/>
           <w:sz w:val="24"/>
         </w:rPr>
-        <w:t xml:space="preserve"> koning van h</w:t>
-      </w:r>
-      <w:r>
-        <w:rPr>
-          <w:u w:val="single" w:color="0000ff"/>
-          <w:rFonts w:ascii="Charis SIL Regular" w:hAnsi="Charis SIL Regular" w:eastAsia="Charis SIL Regular"/>
-          <w:b w:val="0"/>
-          <w:i w:val="0"/>
-          <w:color w:val="000000"/>
-          <w:sz w:val="24"/>
-        </w:rPr>
-        <w:t xml:space="preserve">et Nederlandse </w:t>
+        <w:t xml:space="preserve"> koning van het Nederlandse </w:t>
       </w:r>
       <w:r>
         <w:rPr>
@@ -888,7 +877,14 @@
           <w:color w:val="000000"/>
           <w:sz w:val="24"/>
         </w:rPr>
-        <w:t>amelaars', w</w:t>
+        <w:hyperlink r:id="rId12" w:history="1">
+          <w:r>
+            <w:rPr>
+              <w:rStyle w:val="Hyperlink"/>
+            </w:rPr>
+            <w:t>amelaars', w</w:t>
+          </w:r>
+        </w:hyperlink>
       </w:r>
       <w:r>
         <w:rPr>
@@ -3065,9 +3061,15 @@
           <w:i w:val="0"/>
           <w:color w:val="0000FF"/>
           <w:sz w:val="24"/>
-          <w:u w:val="single"/>
-        </w:rPr>
-        <w:t>l</w:t>
+        </w:rPr>
+        <w:hyperlink r:id="rId21" w:history="1">
+          <w:r>
+            <w:rPr>
+              <w:rStyle w:val="Hyperlink"/>
+            </w:rPr>
+            <w:t>l</w:t>
+          </w:r>
+        </w:hyperlink>
       </w:r>
       <w:r>
         <w:rPr>
@@ -3607,7 +3609,7 @@
           <w:sz w:val="24"/>
           <w:u w:val="single"/>
         </w:rPr>
-        <w:hyperlink r:id="rId23" w:history="1">
+        <w:hyperlink r:id="rId24" w:history="1">
           <w:r>
             <w:rPr>
               <w:rStyle w:val="Hyperlink"/>
@@ -3732,7 +3734,7 @@
           <w:sz w:val="24"/>
           <w:u w:val="single"/>
         </w:rPr>
-        <w:hyperlink r:id="rId24" w:history="1">
+        <w:hyperlink r:id="rId25" w:history="1">
           <w:r>
             <w:rPr>
               <w:rStyle w:val="Hyperlink"/>
@@ -3750,7 +3752,7 @@
           <w:sz w:val="24"/>
           <w:u w:val="single"/>
         </w:rPr>
-        <w:hyperlink r:id="rId24" w:history="1">
+        <w:hyperlink r:id="rId25" w:history="1">
           <w:r>
             <w:rPr>
               <w:rStyle w:val="Hyperlink"/>
@@ -3768,7 +3770,7 @@
           <w:sz w:val="24"/>
           <w:u w:val="single"/>
         </w:rPr>
-        <w:hyperlink r:id="rId24" w:history="1">
+        <w:hyperlink r:id="rId25" w:history="1">
           <w:r>
             <w:rPr>
               <w:rStyle w:val="Hyperlink"/>
@@ -3786,7 +3788,7 @@
           <w:sz w:val="24"/>
           <w:u w:val="single"/>
         </w:rPr>
-        <w:hyperlink r:id="rId24" w:history="1">
+        <w:hyperlink r:id="rId25" w:history="1">
           <w:r>
             <w:rPr>
               <w:rStyle w:val="Hyperlink"/>
@@ -3955,7 +3957,7 @@
           <w:sz w:val="24"/>
           <w:u w:val="single"/>
         </w:rPr>
-        <w:hyperlink r:id="rId25" w:history="1">
+        <w:hyperlink r:id="rId26" w:history="1">
           <w:r>
             <w:rPr>
               <w:rStyle w:val="Hyperlink"/>
@@ -3973,7 +3975,7 @@
           <w:sz w:val="24"/>
           <w:u w:val="single"/>
         </w:rPr>
-        <w:hyperlink r:id="rId25" w:history="1">
+        <w:hyperlink r:id="rId26" w:history="1">
           <w:r>
             <w:rPr>
               <w:rStyle w:val="Hyperlink"/>
@@ -3991,7 +3993,7 @@
           <w:sz w:val="24"/>
           <w:u w:val="single"/>
         </w:rPr>
-        <w:hyperlink r:id="rId25" w:history="1">
+        <w:hyperlink r:id="rId26" w:history="1">
           <w:r>
             <w:rPr>
               <w:rStyle w:val="Hyperlink"/>
@@ -4009,7 +4011,7 @@
           <w:sz w:val="24"/>
           <w:u w:val="single"/>
         </w:rPr>
-        <w:hyperlink r:id="rId25" w:history="1">
+        <w:hyperlink r:id="rId26" w:history="1">
           <w:r>
             <w:rPr>
               <w:rStyle w:val="Hyperlink"/>
@@ -4027,7 +4029,7 @@
           <w:sz w:val="24"/>
           <w:u w:val="single"/>
         </w:rPr>
-        <w:hyperlink r:id="rId25" w:history="1">
+        <w:hyperlink r:id="rId26" w:history="1">
           <w:r>
             <w:rPr>
               <w:rStyle w:val="Hyperlink"/>
@@ -4045,7 +4047,7 @@
           <w:sz w:val="24"/>
           <w:u w:val="single"/>
         </w:rPr>
-        <w:hyperlink r:id="rId25" w:history="1">
+        <w:hyperlink r:id="rId26" w:history="1">
           <w:r>
             <w:rPr>
               <w:rStyle w:val="Hyperlink"/>
@@ -4063,7 +4065,7 @@
           <w:sz w:val="24"/>
           <w:u w:val="single"/>
         </w:rPr>
-        <w:hyperlink r:id="rId25" w:history="1">
+        <w:hyperlink r:id="rId26" w:history="1">
           <w:r>
             <w:rPr>
               <w:rStyle w:val="Hyperlink"/>
@@ -4081,7 +4083,7 @@
           <w:sz w:val="24"/>
           <w:u w:val="single"/>
         </w:rPr>
-        <w:hyperlink r:id="rId25" w:history="1">
+        <w:hyperlink r:id="rId26" w:history="1">
           <w:r>
             <w:rPr>
               <w:rStyle w:val="Hyperlink"/>
@@ -4109,7 +4111,7 @@
           <w:sz w:val="24"/>
           <w:u w:val="single"/>
         </w:rPr>
-        <w:hyperlink r:id="rId25" w:history="1">
+        <w:hyperlink r:id="rId26" w:history="1">
           <w:r>
             <w:rPr>
               <w:rStyle w:val="Hyperlink"/>
@@ -4127,7 +4129,7 @@
           <w:sz w:val="24"/>
           <w:u w:val="single"/>
         </w:rPr>
-        <w:hyperlink r:id="rId25" w:history="1">
+        <w:hyperlink r:id="rId26" w:history="1">
           <w:r>
             <w:rPr>
               <w:rStyle w:val="Hyperlink"/>
@@ -4155,7 +4157,7 @@
           <w:sz w:val="24"/>
           <w:u w:val="single"/>
         </w:rPr>
-        <w:hyperlink r:id="rId25" w:history="1">
+        <w:hyperlink r:id="rId26" w:history="1">
           <w:r>
             <w:rPr>
               <w:rStyle w:val="Hyperlink"/>
@@ -4184,7 +4186,7 @@
           <w:sz w:val="24"/>
           <w:u w:val="single"/>
         </w:rPr>
-        <w:hyperlink r:id="rId25" w:history="1">
+        <w:hyperlink r:id="rId26" w:history="1">
           <w:r>
             <w:rPr>
               <w:rStyle w:val="Hyperlink"/>
@@ -4362,7 +4364,7 @@
           <w:sz w:val="24"/>
           <w:u w:val="single"/>
         </w:rPr>
-        <w:hyperlink r:id="rId26" w:history="1">
+        <w:hyperlink r:id="rId27" w:history="1">
           <w:r>
             <w:rPr>
               <w:rStyle w:val="Hyperlink"/>
@@ -4380,7 +4382,7 @@
           <w:sz w:val="24"/>
           <w:u w:val="single"/>
         </w:rPr>
-        <w:hyperlink r:id="rId26" w:history="1">
+        <w:hyperlink r:id="rId27" w:history="1">
           <w:r>
             <w:rPr>
               <w:rStyle w:val="Hyperlink"/>
@@ -4398,7 +4400,7 @@
           <w:sz w:val="24"/>
           <w:u w:val="single"/>
         </w:rPr>
-        <w:hyperlink r:id="rId26" w:history="1">
+        <w:hyperlink r:id="rId27" w:history="1">
           <w:r>
             <w:rPr>
               <w:rStyle w:val="Hyperlink"/>
@@ -4426,7 +4428,7 @@
           <w:sz w:val="24"/>
           <w:u w:val="single"/>
         </w:rPr>
-        <w:hyperlink r:id="rId27" w:history="1">
+        <w:hyperlink r:id="rId28" w:history="1">
           <w:r>
             <w:rPr>
               <w:rStyle w:val="Hyperlink"/>
@@ -4455,7 +4457,7 @@
           <w:sz w:val="24"/>
           <w:u w:val="single"/>
         </w:rPr>
-        <w:hyperlink r:id="rId27" w:history="1">
+        <w:hyperlink r:id="rId28" w:history="1">
           <w:r>
             <w:rPr>
               <w:rStyle w:val="Hyperlink"/>
@@ -4596,7 +4598,7 @@
           <w:sz w:val="24"/>
           <w:u w:val="single"/>
         </w:rPr>
-        <w:hyperlink r:id="rId28" w:history="1">
+        <w:hyperlink r:id="rId29" w:history="1">
           <w:r>
             <w:rPr>
               <w:rStyle w:val="Hyperlink"/>
@@ -4614,7 +4616,7 @@
           <w:sz w:val="24"/>
           <w:u w:val="single"/>
         </w:rPr>
-        <w:hyperlink r:id="rId28" w:history="1">
+        <w:hyperlink r:id="rId29" w:history="1">
           <w:r>
             <w:rPr>
               <w:rStyle w:val="Hyperlink"/>
@@ -4712,7 +4714,7 @@
           <w:sz w:val="24"/>
           <w:u w:val="single"/>
         </w:rPr>
-        <w:hyperlink r:id="rId29" w:history="1">
+        <w:hyperlink r:id="rId30" w:history="1">
           <w:r>
             <w:rPr>
               <w:rStyle w:val="Hyperlink"/>
@@ -4730,7 +4732,7 @@
           <w:sz w:val="24"/>
           <w:u w:val="single"/>
         </w:rPr>
-        <w:hyperlink r:id="rId29" w:history="1">
+        <w:hyperlink r:id="rId30" w:history="1">
           <w:r>
             <w:rPr>
               <w:rStyle w:val="Hyperlink"/>
@@ -4758,7 +4760,7 @@
           <w:sz w:val="24"/>
           <w:u w:val="single"/>
         </w:rPr>
-        <w:hyperlink r:id="rId30" w:history="1">
+        <w:hyperlink r:id="rId31" w:history="1">
           <w:r>
             <w:rPr>
               <w:rStyle w:val="Hyperlink"/>
@@ -4787,7 +4789,7 @@
           <w:sz w:val="24"/>
           <w:u w:val="single"/>
         </w:rPr>
-        <w:hyperlink r:id="rId30" w:history="1">
+        <w:hyperlink r:id="rId31" w:history="1">
           <w:r>
             <w:rPr>
               <w:rStyle w:val="Hyperlink"/>

--- a/EXPORTS/DOCX/published/niveau3/Dutch/Reinwardt.docx
+++ b/EXPORTS/DOCX/published/niveau3/Dutch/Reinwardt.docx
@@ -424,7 +424,43 @@
           <w:color w:val="000000"/>
           <w:sz w:val="24"/>
         </w:rPr>
-        <w:t xml:space="preserve"> koning van het Nederlandse </w:t>
+        <w:t xml:space="preserve"> koning van h</w:t>
+      </w:r>
+      <w:r>
+        <w:rPr>
+          <w:u w:val="single" w:color="0000ff"/>
+          <w:rFonts w:ascii="Charis SIL Regular" w:hAnsi="Charis SIL Regular" w:eastAsia="Charis SIL Regular"/>
+          <w:b w:val="0"/>
+          <w:i w:val="0"/>
+          <w:color w:val="000000"/>
+          <w:sz w:val="24"/>
+        </w:rPr>
+        <w:hyperlink r:id="rId10" w:history="1">
+          <w:r>
+            <w:rPr>
+              <w:rStyle w:val="Hyperlink"/>
+            </w:rPr>
+            <w:t>et Nederlan</w:t>
+          </w:r>
+        </w:hyperlink>
+      </w:r>
+      <w:r>
+        <w:rPr>
+          <w:u w:val="single" w:color="0000ff"/>
+          <w:rFonts w:ascii="Charis SIL Regular" w:hAnsi="Charis SIL Regular" w:eastAsia="Charis SIL Regular"/>
+          <w:b w:val="0"/>
+          <w:i w:val="0"/>
+          <w:color w:val="000000"/>
+          <w:sz w:val="24"/>
+        </w:rPr>
+        <w:hyperlink r:id="rId10" w:history="1">
+          <w:r>
+            <w:rPr>
+              <w:rStyle w:val="Hyperlink"/>
+            </w:rPr>
+            <w:t xml:space="preserve">dse </w:t>
+          </w:r>
+        </w:hyperlink>
       </w:r>
       <w:r>
         <w:rPr>
@@ -1324,71 +1360,7 @@
           <w:color w:val="000000"/>
           <w:sz w:val="24"/>
         </w:rPr>
-        <w:t>1854 overleed Caspar Georg Carl Reinwardt. Hoewel hij nie</w:t>
-      </w:r>
-      <w:r>
-        <w:rPr>
-          <w:u w:val="single" w:color="0000ff"/>
-          <w:rFonts w:ascii="Charis SIL Regular" w:hAnsi="Charis SIL Regular" w:eastAsia="Charis SIL Regular"/>
-          <w:b w:val="0"/>
-          <w:i w:val="0"/>
-          <w:color w:val="000000"/>
-          <w:sz w:val="24"/>
-        </w:rPr>
-        <w:hyperlink r:id="rId14" w:history="1">
-          <w:r>
-            <w:rPr>
-              <w:rStyle w:val="Hyperlink"/>
-            </w:rPr>
-            <w:t>t aan al z</w:t>
-          </w:r>
-        </w:hyperlink>
-      </w:r>
-      <w:r>
-        <w:rPr>
-          <w:u w:val="single" w:color="0000ff"/>
-          <w:rFonts w:ascii="Charis SIL Regular" w:hAnsi="Charis SIL Regular" w:eastAsia="Charis SIL Regular"/>
-          <w:b w:val="0"/>
-          <w:i w:val="0"/>
-          <w:color w:val="000000"/>
-          <w:sz w:val="24"/>
-        </w:rPr>
-        <w:hyperlink r:id="rId14" w:history="1">
-          <w:r>
-            <w:rPr>
-              <w:rStyle w:val="Hyperlink"/>
-            </w:rPr>
-            <w:t>i</w:t>
-          </w:r>
-        </w:hyperlink>
-      </w:r>
-      <w:r>
-        <w:rPr>
-          <w:u w:val="single" w:color="0000ff"/>
-          <w:rFonts w:ascii="Charis SIL Regular" w:hAnsi="Charis SIL Regular" w:eastAsia="Charis SIL Regular"/>
-          <w:b w:val="0"/>
-          <w:i w:val="0"/>
-          <w:color w:val="000000"/>
-          <w:sz w:val="24"/>
-        </w:rPr>
-        <w:hyperlink r:id="rId14" w:history="1">
-          <w:r>
-            <w:rPr>
-              <w:rStyle w:val="Hyperlink"/>
-            </w:rPr>
-            <w:t>jn we</w:t>
-          </w:r>
-        </w:hyperlink>
-      </w:r>
-      <w:r>
-        <w:rPr>
-          <w:rFonts w:ascii="Charis SIL Regular" w:hAnsi="Charis SIL Regular" w:eastAsia="Charis SIL Regular"/>
-          <w:b w:val="0"/>
-          <w:i w:val="0"/>
-          <w:color w:val="000000"/>
-          <w:sz w:val="24"/>
-        </w:rPr>
-        <w:t>t</w:t>
+        <w:t>1854 overleed Caspar Georg Carl Reinwardt. Hoewel hij niet aan al zijn wet</w:t>
       </w:r>
       <w:r>
         <w:rPr>
@@ -2770,7 +2742,7 @@
           <w:sz w:val="24"/>
           <w:u w:val="single"/>
         </w:rPr>
-        <w:hyperlink r:id="rId19" w:history="1">
+        <w:hyperlink r:id="rId17" w:history="1">
           <w:r>
             <w:rPr>
               <w:rStyle w:val="Hyperlink"/>
@@ -3050,7 +3022,7 @@
             <w:rPr>
               <w:rStyle w:val="Hyperlink"/>
             </w:rPr>
-            <w:t>www.biografischportaal.n</w:t>
+            <w:t>www.biografischportaal.nl</w:t>
           </w:r>
         </w:hyperlink>
       </w:r>
@@ -3061,13 +3033,25 @@
           <w:i w:val="0"/>
           <w:color w:val="0000FF"/>
           <w:sz w:val="24"/>
+          <w:u w:val="single"/>
+        </w:rPr>
+        <w:t>/</w:t>
+      </w:r>
+      <w:r>
+        <w:rPr>
+          <w:rFonts w:ascii="Charis SIL Regular" w:hAnsi="Charis SIL Regular" w:eastAsia="Charis SIL Regular"/>
+          <w:b w:val="0"/>
+          <w:i w:val="0"/>
+          <w:color w:val="0000FF"/>
+          <w:sz w:val="24"/>
+          <w:u w:val="single"/>
         </w:rPr>
         <w:hyperlink r:id="rId21" w:history="1">
           <w:r>
             <w:rPr>
               <w:rStyle w:val="Hyperlink"/>
             </w:rPr>
-            <w:t>l</w:t>
+            <w:t>persoon/4045700</w:t>
           </w:r>
         </w:hyperlink>
       </w:r>
@@ -3079,25 +3063,7 @@
           <w:color w:val="0000FF"/>
           <w:sz w:val="24"/>
         </w:rPr>
-        <w:t>/</w:t>
-      </w:r>
-      <w:r>
-        <w:rPr>
-          <w:rFonts w:ascii="Charis SIL Regular" w:hAnsi="Charis SIL Regular" w:eastAsia="Charis SIL Regular"/>
-          <w:b w:val="0"/>
-          <w:i w:val="0"/>
-          <w:color w:val="0000FF"/>
-          <w:sz w:val="24"/>
-          <w:u w:val="single"/>
-        </w:rPr>
-        <w:hyperlink r:id="rId21" w:history="1">
-          <w:r>
-            <w:rPr>
-              <w:rStyle w:val="Hyperlink"/>
-            </w:rPr>
-            <w:t xml:space="preserve">persoon/40457008 </w:t>
-          </w:r>
-        </w:hyperlink>
+        <w:t xml:space="preserve">8 </w:t>
       </w:r>
       <w:r>
         <w:br/>
@@ -3609,7 +3575,7 @@
           <w:sz w:val="24"/>
           <w:u w:val="single"/>
         </w:rPr>
-        <w:hyperlink r:id="rId24" w:history="1">
+        <w:hyperlink r:id="rId23" w:history="1">
           <w:r>
             <w:rPr>
               <w:rStyle w:val="Hyperlink"/>
@@ -3734,7 +3700,7 @@
           <w:sz w:val="24"/>
           <w:u w:val="single"/>
         </w:rPr>
-        <w:hyperlink r:id="rId25" w:history="1">
+        <w:hyperlink r:id="rId24" w:history="1">
           <w:r>
             <w:rPr>
               <w:rStyle w:val="Hyperlink"/>
@@ -3752,7 +3718,7 @@
           <w:sz w:val="24"/>
           <w:u w:val="single"/>
         </w:rPr>
-        <w:hyperlink r:id="rId25" w:history="1">
+        <w:hyperlink r:id="rId24" w:history="1">
           <w:r>
             <w:rPr>
               <w:rStyle w:val="Hyperlink"/>
@@ -3770,7 +3736,7 @@
           <w:sz w:val="24"/>
           <w:u w:val="single"/>
         </w:rPr>
-        <w:hyperlink r:id="rId25" w:history="1">
+        <w:hyperlink r:id="rId24" w:history="1">
           <w:r>
             <w:rPr>
               <w:rStyle w:val="Hyperlink"/>
@@ -3788,7 +3754,7 @@
           <w:sz w:val="24"/>
           <w:u w:val="single"/>
         </w:rPr>
-        <w:hyperlink r:id="rId25" w:history="1">
+        <w:hyperlink r:id="rId24" w:history="1">
           <w:r>
             <w:rPr>
               <w:rStyle w:val="Hyperlink"/>
@@ -3957,7 +3923,7 @@
           <w:sz w:val="24"/>
           <w:u w:val="single"/>
         </w:rPr>
-        <w:hyperlink r:id="rId26" w:history="1">
+        <w:hyperlink r:id="rId25" w:history="1">
           <w:r>
             <w:rPr>
               <w:rStyle w:val="Hyperlink"/>
@@ -3975,7 +3941,7 @@
           <w:sz w:val="24"/>
           <w:u w:val="single"/>
         </w:rPr>
-        <w:hyperlink r:id="rId26" w:history="1">
+        <w:hyperlink r:id="rId25" w:history="1">
           <w:r>
             <w:rPr>
               <w:rStyle w:val="Hyperlink"/>
@@ -3993,7 +3959,7 @@
           <w:sz w:val="24"/>
           <w:u w:val="single"/>
         </w:rPr>
-        <w:hyperlink r:id="rId26" w:history="1">
+        <w:hyperlink r:id="rId25" w:history="1">
           <w:r>
             <w:rPr>
               <w:rStyle w:val="Hyperlink"/>
@@ -4011,7 +3977,7 @@
           <w:sz w:val="24"/>
           <w:u w:val="single"/>
         </w:rPr>
-        <w:hyperlink r:id="rId26" w:history="1">
+        <w:hyperlink r:id="rId25" w:history="1">
           <w:r>
             <w:rPr>
               <w:rStyle w:val="Hyperlink"/>
@@ -4029,7 +3995,7 @@
           <w:sz w:val="24"/>
           <w:u w:val="single"/>
         </w:rPr>
-        <w:hyperlink r:id="rId26" w:history="1">
+        <w:hyperlink r:id="rId25" w:history="1">
           <w:r>
             <w:rPr>
               <w:rStyle w:val="Hyperlink"/>
@@ -4047,7 +4013,7 @@
           <w:sz w:val="24"/>
           <w:u w:val="single"/>
         </w:rPr>
-        <w:hyperlink r:id="rId26" w:history="1">
+        <w:hyperlink r:id="rId25" w:history="1">
           <w:r>
             <w:rPr>
               <w:rStyle w:val="Hyperlink"/>
@@ -4065,7 +4031,7 @@
           <w:sz w:val="24"/>
           <w:u w:val="single"/>
         </w:rPr>
-        <w:hyperlink r:id="rId26" w:history="1">
+        <w:hyperlink r:id="rId25" w:history="1">
           <w:r>
             <w:rPr>
               <w:rStyle w:val="Hyperlink"/>
@@ -4083,7 +4049,7 @@
           <w:sz w:val="24"/>
           <w:u w:val="single"/>
         </w:rPr>
-        <w:hyperlink r:id="rId26" w:history="1">
+        <w:hyperlink r:id="rId25" w:history="1">
           <w:r>
             <w:rPr>
               <w:rStyle w:val="Hyperlink"/>
@@ -4111,7 +4077,7 @@
           <w:sz w:val="24"/>
           <w:u w:val="single"/>
         </w:rPr>
-        <w:hyperlink r:id="rId26" w:history="1">
+        <w:hyperlink r:id="rId25" w:history="1">
           <w:r>
             <w:rPr>
               <w:rStyle w:val="Hyperlink"/>
@@ -4129,7 +4095,7 @@
           <w:sz w:val="24"/>
           <w:u w:val="single"/>
         </w:rPr>
-        <w:hyperlink r:id="rId26" w:history="1">
+        <w:hyperlink r:id="rId25" w:history="1">
           <w:r>
             <w:rPr>
               <w:rStyle w:val="Hyperlink"/>
@@ -4157,7 +4123,7 @@
           <w:sz w:val="24"/>
           <w:u w:val="single"/>
         </w:rPr>
-        <w:hyperlink r:id="rId26" w:history="1">
+        <w:hyperlink r:id="rId25" w:history="1">
           <w:r>
             <w:rPr>
               <w:rStyle w:val="Hyperlink"/>
@@ -4186,7 +4152,7 @@
           <w:sz w:val="24"/>
           <w:u w:val="single"/>
         </w:rPr>
-        <w:hyperlink r:id="rId26" w:history="1">
+        <w:hyperlink r:id="rId25" w:history="1">
           <w:r>
             <w:rPr>
               <w:rStyle w:val="Hyperlink"/>
@@ -4364,7 +4330,7 @@
           <w:sz w:val="24"/>
           <w:u w:val="single"/>
         </w:rPr>
-        <w:hyperlink r:id="rId27" w:history="1">
+        <w:hyperlink r:id="rId26" w:history="1">
           <w:r>
             <w:rPr>
               <w:rStyle w:val="Hyperlink"/>
@@ -4382,7 +4348,7 @@
           <w:sz w:val="24"/>
           <w:u w:val="single"/>
         </w:rPr>
-        <w:hyperlink r:id="rId27" w:history="1">
+        <w:hyperlink r:id="rId26" w:history="1">
           <w:r>
             <w:rPr>
               <w:rStyle w:val="Hyperlink"/>
@@ -4400,7 +4366,7 @@
           <w:sz w:val="24"/>
           <w:u w:val="single"/>
         </w:rPr>
-        <w:hyperlink r:id="rId27" w:history="1">
+        <w:hyperlink r:id="rId26" w:history="1">
           <w:r>
             <w:rPr>
               <w:rStyle w:val="Hyperlink"/>
@@ -4428,7 +4394,7 @@
           <w:sz w:val="24"/>
           <w:u w:val="single"/>
         </w:rPr>
-        <w:hyperlink r:id="rId28" w:history="1">
+        <w:hyperlink r:id="rId27" w:history="1">
           <w:r>
             <w:rPr>
               <w:rStyle w:val="Hyperlink"/>
@@ -4457,7 +4423,7 @@
           <w:sz w:val="24"/>
           <w:u w:val="single"/>
         </w:rPr>
-        <w:hyperlink r:id="rId28" w:history="1">
+        <w:hyperlink r:id="rId27" w:history="1">
           <w:r>
             <w:rPr>
               <w:rStyle w:val="Hyperlink"/>
@@ -4598,7 +4564,7 @@
           <w:sz w:val="24"/>
           <w:u w:val="single"/>
         </w:rPr>
-        <w:hyperlink r:id="rId29" w:history="1">
+        <w:hyperlink r:id="rId28" w:history="1">
           <w:r>
             <w:rPr>
               <w:rStyle w:val="Hyperlink"/>
@@ -4616,7 +4582,7 @@
           <w:sz w:val="24"/>
           <w:u w:val="single"/>
         </w:rPr>
-        <w:hyperlink r:id="rId29" w:history="1">
+        <w:hyperlink r:id="rId28" w:history="1">
           <w:r>
             <w:rPr>
               <w:rStyle w:val="Hyperlink"/>
@@ -4714,7 +4680,7 @@
           <w:sz w:val="24"/>
           <w:u w:val="single"/>
         </w:rPr>
-        <w:hyperlink r:id="rId30" w:history="1">
+        <w:hyperlink r:id="rId29" w:history="1">
           <w:r>
             <w:rPr>
               <w:rStyle w:val="Hyperlink"/>
@@ -4732,7 +4698,7 @@
           <w:sz w:val="24"/>
           <w:u w:val="single"/>
         </w:rPr>
-        <w:hyperlink r:id="rId30" w:history="1">
+        <w:hyperlink r:id="rId29" w:history="1">
           <w:r>
             <w:rPr>
               <w:rStyle w:val="Hyperlink"/>
@@ -4760,7 +4726,7 @@
           <w:sz w:val="24"/>
           <w:u w:val="single"/>
         </w:rPr>
-        <w:hyperlink r:id="rId31" w:history="1">
+        <w:hyperlink r:id="rId30" w:history="1">
           <w:r>
             <w:rPr>
               <w:rStyle w:val="Hyperlink"/>
@@ -4789,7 +4755,7 @@
           <w:sz w:val="24"/>
           <w:u w:val="single"/>
         </w:rPr>
-        <w:hyperlink r:id="rId31" w:history="1">
+        <w:hyperlink r:id="rId30" w:history="1">
           <w:r>
             <w:rPr>
               <w:rStyle w:val="Hyperlink"/>

--- a/EXPORTS/DOCX/published/niveau3/Dutch/Reinwardt.docx
+++ b/EXPORTS/DOCX/published/niveau3/Dutch/Reinwardt.docx
@@ -225,25 +225,7 @@
           <w:color w:val="000000"/>
           <w:sz w:val="24"/>
         </w:rPr>
-        <w:t>natuurli</w:t>
-      </w:r>
-      <w:r>
-        <w:rPr>
-          <w:u w:val="single" w:color="0000ff"/>
-          <w:rFonts w:ascii="Charis SIL Regular" w:hAnsi="Charis SIL Regular" w:eastAsia="Charis SIL Regular"/>
-          <w:b w:val="0"/>
-          <w:i w:val="0"/>
-          <w:color w:val="000000"/>
-          <w:sz w:val="24"/>
-        </w:rPr>
-        <w:hyperlink r:id="rId9" w:history="1">
-          <w:r>
-            <w:rPr>
-              <w:rStyle w:val="Hyperlink"/>
-            </w:rPr>
-            <w:t xml:space="preserve">jke historie </w:t>
-          </w:r>
-        </w:hyperlink>
+        <w:t xml:space="preserve">natuurlijke historie </w:t>
       </w:r>
       <w:r>
         <w:rPr>
@@ -1360,7 +1342,71 @@
           <w:color w:val="000000"/>
           <w:sz w:val="24"/>
         </w:rPr>
-        <w:t>1854 overleed Caspar Georg Carl Reinwardt. Hoewel hij niet aan al zijn wet</w:t>
+        <w:t>1854 overleed Caspar Georg Carl Reinwardt. Hoewel hij nie</w:t>
+      </w:r>
+      <w:r>
+        <w:rPr>
+          <w:u w:val="single" w:color="0000ff"/>
+          <w:rFonts w:ascii="Charis SIL Regular" w:hAnsi="Charis SIL Regular" w:eastAsia="Charis SIL Regular"/>
+          <w:b w:val="0"/>
+          <w:i w:val="0"/>
+          <w:color w:val="000000"/>
+          <w:sz w:val="24"/>
+        </w:rPr>
+        <w:hyperlink r:id="rId14" w:history="1">
+          <w:r>
+            <w:rPr>
+              <w:rStyle w:val="Hyperlink"/>
+            </w:rPr>
+            <w:t>t aan al z</w:t>
+          </w:r>
+        </w:hyperlink>
+      </w:r>
+      <w:r>
+        <w:rPr>
+          <w:u w:val="single" w:color="0000ff"/>
+          <w:rFonts w:ascii="Charis SIL Regular" w:hAnsi="Charis SIL Regular" w:eastAsia="Charis SIL Regular"/>
+          <w:b w:val="0"/>
+          <w:i w:val="0"/>
+          <w:color w:val="000000"/>
+          <w:sz w:val="24"/>
+        </w:rPr>
+        <w:hyperlink r:id="rId14" w:history="1">
+          <w:r>
+            <w:rPr>
+              <w:rStyle w:val="Hyperlink"/>
+            </w:rPr>
+            <w:t>i</w:t>
+          </w:r>
+        </w:hyperlink>
+      </w:r>
+      <w:r>
+        <w:rPr>
+          <w:u w:val="single" w:color="0000ff"/>
+          <w:rFonts w:ascii="Charis SIL Regular" w:hAnsi="Charis SIL Regular" w:eastAsia="Charis SIL Regular"/>
+          <w:b w:val="0"/>
+          <w:i w:val="0"/>
+          <w:color w:val="000000"/>
+          <w:sz w:val="24"/>
+        </w:rPr>
+        <w:hyperlink r:id="rId14" w:history="1">
+          <w:r>
+            <w:rPr>
+              <w:rStyle w:val="Hyperlink"/>
+            </w:rPr>
+            <w:t>jn we</w:t>
+          </w:r>
+        </w:hyperlink>
+      </w:r>
+      <w:r>
+        <w:rPr>
+          <w:rFonts w:ascii="Charis SIL Regular" w:hAnsi="Charis SIL Regular" w:eastAsia="Charis SIL Regular"/>
+          <w:b w:val="0"/>
+          <w:i w:val="0"/>
+          <w:color w:val="000000"/>
+          <w:sz w:val="24"/>
+        </w:rPr>
+        <w:t>t</w:t>
       </w:r>
       <w:r>
         <w:rPr>
@@ -2742,7 +2788,7 @@
           <w:sz w:val="24"/>
           <w:u w:val="single"/>
         </w:rPr>
-        <w:hyperlink r:id="rId17" w:history="1">
+        <w:hyperlink r:id="rId19" w:history="1">
           <w:r>
             <w:rPr>
               <w:rStyle w:val="Hyperlink"/>
@@ -3022,7 +3068,7 @@
             <w:rPr>
               <w:rStyle w:val="Hyperlink"/>
             </w:rPr>
-            <w:t>www.biografischportaal.nl</w:t>
+            <w:t>www.biografischportaal.n</w:t>
           </w:r>
         </w:hyperlink>
       </w:r>
@@ -3033,25 +3079,13 @@
           <w:i w:val="0"/>
           <w:color w:val="0000FF"/>
           <w:sz w:val="24"/>
-          <w:u w:val="single"/>
-        </w:rPr>
-        <w:t>/</w:t>
-      </w:r>
-      <w:r>
-        <w:rPr>
-          <w:rFonts w:ascii="Charis SIL Regular" w:hAnsi="Charis SIL Regular" w:eastAsia="Charis SIL Regular"/>
-          <w:b w:val="0"/>
-          <w:i w:val="0"/>
-          <w:color w:val="0000FF"/>
-          <w:sz w:val="24"/>
-          <w:u w:val="single"/>
         </w:rPr>
         <w:hyperlink r:id="rId21" w:history="1">
           <w:r>
             <w:rPr>
               <w:rStyle w:val="Hyperlink"/>
             </w:rPr>
-            <w:t>persoon/4045700</w:t>
+            <w:t>l</w:t>
           </w:r>
         </w:hyperlink>
       </w:r>
@@ -3063,7 +3097,25 @@
           <w:color w:val="0000FF"/>
           <w:sz w:val="24"/>
         </w:rPr>
-        <w:t xml:space="preserve">8 </w:t>
+        <w:t>/</w:t>
+      </w:r>
+      <w:r>
+        <w:rPr>
+          <w:rFonts w:ascii="Charis SIL Regular" w:hAnsi="Charis SIL Regular" w:eastAsia="Charis SIL Regular"/>
+          <w:b w:val="0"/>
+          <w:i w:val="0"/>
+          <w:color w:val="0000FF"/>
+          <w:sz w:val="24"/>
+          <w:u w:val="single"/>
+        </w:rPr>
+        <w:hyperlink r:id="rId21" w:history="1">
+          <w:r>
+            <w:rPr>
+              <w:rStyle w:val="Hyperlink"/>
+            </w:rPr>
+            <w:t xml:space="preserve">persoon/40457008 </w:t>
+          </w:r>
+        </w:hyperlink>
       </w:r>
       <w:r>
         <w:br/>
@@ -3535,7 +3587,14 @@
           <w:color w:val="000000"/>
           <w:sz w:val="24"/>
         </w:rPr>
-        <w:t xml:space="preserve">, </w:t>
+        <w:hyperlink r:id="rId23" w:history="1">
+          <w:r>
+            <w:rPr>
+              <w:rStyle w:val="Hyperlink"/>
+            </w:rPr>
+            <w:t xml:space="preserve">, </w:t>
+          </w:r>
+        </w:hyperlink>
       </w:r>
       <w:r>
         <w:rPr>
@@ -3575,7 +3634,7 @@
           <w:sz w:val="24"/>
           <w:u w:val="single"/>
         </w:rPr>
-        <w:hyperlink r:id="rId23" w:history="1">
+        <w:hyperlink r:id="rId24" w:history="1">
           <w:r>
             <w:rPr>
               <w:rStyle w:val="Hyperlink"/>
@@ -3700,7 +3759,7 @@
           <w:sz w:val="24"/>
           <w:u w:val="single"/>
         </w:rPr>
-        <w:hyperlink r:id="rId24" w:history="1">
+        <w:hyperlink r:id="rId25" w:history="1">
           <w:r>
             <w:rPr>
               <w:rStyle w:val="Hyperlink"/>
@@ -3718,7 +3777,7 @@
           <w:sz w:val="24"/>
           <w:u w:val="single"/>
         </w:rPr>
-        <w:hyperlink r:id="rId24" w:history="1">
+        <w:hyperlink r:id="rId25" w:history="1">
           <w:r>
             <w:rPr>
               <w:rStyle w:val="Hyperlink"/>
@@ -3736,7 +3795,7 @@
           <w:sz w:val="24"/>
           <w:u w:val="single"/>
         </w:rPr>
-        <w:hyperlink r:id="rId24" w:history="1">
+        <w:hyperlink r:id="rId25" w:history="1">
           <w:r>
             <w:rPr>
               <w:rStyle w:val="Hyperlink"/>
@@ -3754,7 +3813,7 @@
           <w:sz w:val="24"/>
           <w:u w:val="single"/>
         </w:rPr>
-        <w:hyperlink r:id="rId24" w:history="1">
+        <w:hyperlink r:id="rId25" w:history="1">
           <w:r>
             <w:rPr>
               <w:rStyle w:val="Hyperlink"/>
@@ -3923,7 +3982,7 @@
           <w:sz w:val="24"/>
           <w:u w:val="single"/>
         </w:rPr>
-        <w:hyperlink r:id="rId25" w:history="1">
+        <w:hyperlink r:id="rId26" w:history="1">
           <w:r>
             <w:rPr>
               <w:rStyle w:val="Hyperlink"/>
@@ -3941,7 +4000,7 @@
           <w:sz w:val="24"/>
           <w:u w:val="single"/>
         </w:rPr>
-        <w:hyperlink r:id="rId25" w:history="1">
+        <w:hyperlink r:id="rId26" w:history="1">
           <w:r>
             <w:rPr>
               <w:rStyle w:val="Hyperlink"/>
@@ -3959,7 +4018,7 @@
           <w:sz w:val="24"/>
           <w:u w:val="single"/>
         </w:rPr>
-        <w:hyperlink r:id="rId25" w:history="1">
+        <w:hyperlink r:id="rId26" w:history="1">
           <w:r>
             <w:rPr>
               <w:rStyle w:val="Hyperlink"/>
@@ -3977,7 +4036,7 @@
           <w:sz w:val="24"/>
           <w:u w:val="single"/>
         </w:rPr>
-        <w:hyperlink r:id="rId25" w:history="1">
+        <w:hyperlink r:id="rId26" w:history="1">
           <w:r>
             <w:rPr>
               <w:rStyle w:val="Hyperlink"/>
@@ -3995,7 +4054,7 @@
           <w:sz w:val="24"/>
           <w:u w:val="single"/>
         </w:rPr>
-        <w:hyperlink r:id="rId25" w:history="1">
+        <w:hyperlink r:id="rId26" w:history="1">
           <w:r>
             <w:rPr>
               <w:rStyle w:val="Hyperlink"/>
@@ -4013,7 +4072,7 @@
           <w:sz w:val="24"/>
           <w:u w:val="single"/>
         </w:rPr>
-        <w:hyperlink r:id="rId25" w:history="1">
+        <w:hyperlink r:id="rId26" w:history="1">
           <w:r>
             <w:rPr>
               <w:rStyle w:val="Hyperlink"/>
@@ -4031,7 +4090,7 @@
           <w:sz w:val="24"/>
           <w:u w:val="single"/>
         </w:rPr>
-        <w:hyperlink r:id="rId25" w:history="1">
+        <w:hyperlink r:id="rId26" w:history="1">
           <w:r>
             <w:rPr>
               <w:rStyle w:val="Hyperlink"/>
@@ -4049,7 +4108,7 @@
           <w:sz w:val="24"/>
           <w:u w:val="single"/>
         </w:rPr>
-        <w:hyperlink r:id="rId25" w:history="1">
+        <w:hyperlink r:id="rId26" w:history="1">
           <w:r>
             <w:rPr>
               <w:rStyle w:val="Hyperlink"/>
@@ -4077,7 +4136,7 @@
           <w:sz w:val="24"/>
           <w:u w:val="single"/>
         </w:rPr>
-        <w:hyperlink r:id="rId25" w:history="1">
+        <w:hyperlink r:id="rId26" w:history="1">
           <w:r>
             <w:rPr>
               <w:rStyle w:val="Hyperlink"/>
@@ -4095,7 +4154,7 @@
           <w:sz w:val="24"/>
           <w:u w:val="single"/>
         </w:rPr>
-        <w:hyperlink r:id="rId25" w:history="1">
+        <w:hyperlink r:id="rId26" w:history="1">
           <w:r>
             <w:rPr>
               <w:rStyle w:val="Hyperlink"/>
@@ -4123,7 +4182,7 @@
           <w:sz w:val="24"/>
           <w:u w:val="single"/>
         </w:rPr>
-        <w:hyperlink r:id="rId25" w:history="1">
+        <w:hyperlink r:id="rId26" w:history="1">
           <w:r>
             <w:rPr>
               <w:rStyle w:val="Hyperlink"/>
@@ -4152,7 +4211,7 @@
           <w:sz w:val="24"/>
           <w:u w:val="single"/>
         </w:rPr>
-        <w:hyperlink r:id="rId25" w:history="1">
+        <w:hyperlink r:id="rId26" w:history="1">
           <w:r>
             <w:rPr>
               <w:rStyle w:val="Hyperlink"/>
@@ -4330,7 +4389,7 @@
           <w:sz w:val="24"/>
           <w:u w:val="single"/>
         </w:rPr>
-        <w:hyperlink r:id="rId26" w:history="1">
+        <w:hyperlink r:id="rId27" w:history="1">
           <w:r>
             <w:rPr>
               <w:rStyle w:val="Hyperlink"/>
@@ -4348,7 +4407,7 @@
           <w:sz w:val="24"/>
           <w:u w:val="single"/>
         </w:rPr>
-        <w:hyperlink r:id="rId26" w:history="1">
+        <w:hyperlink r:id="rId27" w:history="1">
           <w:r>
             <w:rPr>
               <w:rStyle w:val="Hyperlink"/>
@@ -4366,7 +4425,7 @@
           <w:sz w:val="24"/>
           <w:u w:val="single"/>
         </w:rPr>
-        <w:hyperlink r:id="rId26" w:history="1">
+        <w:hyperlink r:id="rId27" w:history="1">
           <w:r>
             <w:rPr>
               <w:rStyle w:val="Hyperlink"/>
@@ -4394,7 +4453,7 @@
           <w:sz w:val="24"/>
           <w:u w:val="single"/>
         </w:rPr>
-        <w:hyperlink r:id="rId27" w:history="1">
+        <w:hyperlink r:id="rId28" w:history="1">
           <w:r>
             <w:rPr>
               <w:rStyle w:val="Hyperlink"/>
@@ -4423,7 +4482,7 @@
           <w:sz w:val="24"/>
           <w:u w:val="single"/>
         </w:rPr>
-        <w:hyperlink r:id="rId27" w:history="1">
+        <w:hyperlink r:id="rId28" w:history="1">
           <w:r>
             <w:rPr>
               <w:rStyle w:val="Hyperlink"/>
@@ -4564,7 +4623,7 @@
           <w:sz w:val="24"/>
           <w:u w:val="single"/>
         </w:rPr>
-        <w:hyperlink r:id="rId28" w:history="1">
+        <w:hyperlink r:id="rId29" w:history="1">
           <w:r>
             <w:rPr>
               <w:rStyle w:val="Hyperlink"/>
@@ -4582,7 +4641,7 @@
           <w:sz w:val="24"/>
           <w:u w:val="single"/>
         </w:rPr>
-        <w:hyperlink r:id="rId28" w:history="1">
+        <w:hyperlink r:id="rId29" w:history="1">
           <w:r>
             <w:rPr>
               <w:rStyle w:val="Hyperlink"/>
@@ -4680,7 +4739,7 @@
           <w:sz w:val="24"/>
           <w:u w:val="single"/>
         </w:rPr>
-        <w:hyperlink r:id="rId29" w:history="1">
+        <w:hyperlink r:id="rId30" w:history="1">
           <w:r>
             <w:rPr>
               <w:rStyle w:val="Hyperlink"/>
@@ -4698,7 +4757,7 @@
           <w:sz w:val="24"/>
           <w:u w:val="single"/>
         </w:rPr>
-        <w:hyperlink r:id="rId29" w:history="1">
+        <w:hyperlink r:id="rId30" w:history="1">
           <w:r>
             <w:rPr>
               <w:rStyle w:val="Hyperlink"/>
@@ -4726,7 +4785,7 @@
           <w:sz w:val="24"/>
           <w:u w:val="single"/>
         </w:rPr>
-        <w:hyperlink r:id="rId30" w:history="1">
+        <w:hyperlink r:id="rId31" w:history="1">
           <w:r>
             <w:rPr>
               <w:rStyle w:val="Hyperlink"/>
@@ -4755,7 +4814,7 @@
           <w:sz w:val="24"/>
           <w:u w:val="single"/>
         </w:rPr>
-        <w:hyperlink r:id="rId30" w:history="1">
+        <w:hyperlink r:id="rId31" w:history="1">
           <w:r>
             <w:rPr>
               <w:rStyle w:val="Hyperlink"/>

--- a/EXPORTS/DOCX/published/niveau3/Dutch/Reinwardt.docx
+++ b/EXPORTS/DOCX/published/niveau3/Dutch/Reinwardt.docx
@@ -225,7 +225,25 @@
           <w:color w:val="000000"/>
           <w:sz w:val="24"/>
         </w:rPr>
-        <w:t xml:space="preserve">natuurlijke historie </w:t>
+        <w:t>natuurli</w:t>
+      </w:r>
+      <w:r>
+        <w:rPr>
+          <w:u w:val="single" w:color="0000ff"/>
+          <w:rFonts w:ascii="Charis SIL Regular" w:hAnsi="Charis SIL Regular" w:eastAsia="Charis SIL Regular"/>
+          <w:b w:val="0"/>
+          <w:i w:val="0"/>
+          <w:color w:val="000000"/>
+          <w:sz w:val="24"/>
+        </w:rPr>
+        <w:hyperlink r:id="rId9" w:history="1">
+          <w:r>
+            <w:rPr>
+              <w:rStyle w:val="Hyperlink"/>
+            </w:rPr>
+            <w:t xml:space="preserve">jke historie </w:t>
+          </w:r>
+        </w:hyperlink>
       </w:r>
       <w:r>
         <w:rPr>
@@ -1342,71 +1360,7 @@
           <w:color w:val="000000"/>
           <w:sz w:val="24"/>
         </w:rPr>
-        <w:t>1854 overleed Caspar Georg Carl Reinwardt. Hoewel hij nie</w:t>
-      </w:r>
-      <w:r>
-        <w:rPr>
-          <w:u w:val="single" w:color="0000ff"/>
-          <w:rFonts w:ascii="Charis SIL Regular" w:hAnsi="Charis SIL Regular" w:eastAsia="Charis SIL Regular"/>
-          <w:b w:val="0"/>
-          <w:i w:val="0"/>
-          <w:color w:val="000000"/>
-          <w:sz w:val="24"/>
-        </w:rPr>
-        <w:hyperlink r:id="rId14" w:history="1">
-          <w:r>
-            <w:rPr>
-              <w:rStyle w:val="Hyperlink"/>
-            </w:rPr>
-            <w:t>t aan al z</w:t>
-          </w:r>
-        </w:hyperlink>
-      </w:r>
-      <w:r>
-        <w:rPr>
-          <w:u w:val="single" w:color="0000ff"/>
-          <w:rFonts w:ascii="Charis SIL Regular" w:hAnsi="Charis SIL Regular" w:eastAsia="Charis SIL Regular"/>
-          <w:b w:val="0"/>
-          <w:i w:val="0"/>
-          <w:color w:val="000000"/>
-          <w:sz w:val="24"/>
-        </w:rPr>
-        <w:hyperlink r:id="rId14" w:history="1">
-          <w:r>
-            <w:rPr>
-              <w:rStyle w:val="Hyperlink"/>
-            </w:rPr>
-            <w:t>i</w:t>
-          </w:r>
-        </w:hyperlink>
-      </w:r>
-      <w:r>
-        <w:rPr>
-          <w:u w:val="single" w:color="0000ff"/>
-          <w:rFonts w:ascii="Charis SIL Regular" w:hAnsi="Charis SIL Regular" w:eastAsia="Charis SIL Regular"/>
-          <w:b w:val="0"/>
-          <w:i w:val="0"/>
-          <w:color w:val="000000"/>
-          <w:sz w:val="24"/>
-        </w:rPr>
-        <w:hyperlink r:id="rId14" w:history="1">
-          <w:r>
-            <w:rPr>
-              <w:rStyle w:val="Hyperlink"/>
-            </w:rPr>
-            <w:t>jn we</w:t>
-          </w:r>
-        </w:hyperlink>
-      </w:r>
-      <w:r>
-        <w:rPr>
-          <w:rFonts w:ascii="Charis SIL Regular" w:hAnsi="Charis SIL Regular" w:eastAsia="Charis SIL Regular"/>
-          <w:b w:val="0"/>
-          <w:i w:val="0"/>
-          <w:color w:val="000000"/>
-          <w:sz w:val="24"/>
-        </w:rPr>
-        <w:t>t</w:t>
+        <w:t>1854 overleed Caspar Georg Carl Reinwardt. Hoewel hij niet aan al zijn wet</w:t>
       </w:r>
       <w:r>
         <w:rPr>
@@ -3587,14 +3541,7 @@
           <w:color w:val="000000"/>
           <w:sz w:val="24"/>
         </w:rPr>
-        <w:hyperlink r:id="rId23" w:history="1">
-          <w:r>
-            <w:rPr>
-              <w:rStyle w:val="Hyperlink"/>
-            </w:rPr>
-            <w:t xml:space="preserve">, </w:t>
-          </w:r>
-        </w:hyperlink>
+        <w:t xml:space="preserve">, </w:t>
       </w:r>
       <w:r>
         <w:rPr>
@@ -3605,7 +3552,7 @@
           <w:sz w:val="24"/>
           <w:u w:val="single"/>
         </w:rPr>
-        <w:hyperlink r:id="rId23" w:history="1">
+        <w:hyperlink r:id="rId24" w:history="1">
           <w:r>
             <w:rPr>
               <w:rStyle w:val="Hyperlink"/>
@@ -4182,7 +4129,7 @@
           <w:sz w:val="24"/>
           <w:u w:val="single"/>
         </w:rPr>
-        <w:hyperlink r:id="rId26" w:history="1">
+        <w:hyperlink r:id="rId27" w:history="1">
           <w:r>
             <w:rPr>
               <w:rStyle w:val="Hyperlink"/>
@@ -4211,7 +4158,7 @@
           <w:sz w:val="24"/>
           <w:u w:val="single"/>
         </w:rPr>
-        <w:hyperlink r:id="rId26" w:history="1">
+        <w:hyperlink r:id="rId27" w:history="1">
           <w:r>
             <w:rPr>
               <w:rStyle w:val="Hyperlink"/>
@@ -4389,7 +4336,7 @@
           <w:sz w:val="24"/>
           <w:u w:val="single"/>
         </w:rPr>
-        <w:hyperlink r:id="rId27" w:history="1">
+        <w:hyperlink r:id="rId28" w:history="1">
           <w:r>
             <w:rPr>
               <w:rStyle w:val="Hyperlink"/>
@@ -4407,7 +4354,7 @@
           <w:sz w:val="24"/>
           <w:u w:val="single"/>
         </w:rPr>
-        <w:hyperlink r:id="rId27" w:history="1">
+        <w:hyperlink r:id="rId28" w:history="1">
           <w:r>
             <w:rPr>
               <w:rStyle w:val="Hyperlink"/>
@@ -4425,7 +4372,7 @@
           <w:sz w:val="24"/>
           <w:u w:val="single"/>
         </w:rPr>
-        <w:hyperlink r:id="rId27" w:history="1">
+        <w:hyperlink r:id="rId28" w:history="1">
           <w:r>
             <w:rPr>
               <w:rStyle w:val="Hyperlink"/>
@@ -4453,7 +4400,7 @@
           <w:sz w:val="24"/>
           <w:u w:val="single"/>
         </w:rPr>
-        <w:hyperlink r:id="rId28" w:history="1">
+        <w:hyperlink r:id="rId29" w:history="1">
           <w:r>
             <w:rPr>
               <w:rStyle w:val="Hyperlink"/>
@@ -4482,7 +4429,7 @@
           <w:sz w:val="24"/>
           <w:u w:val="single"/>
         </w:rPr>
-        <w:hyperlink r:id="rId28" w:history="1">
+        <w:hyperlink r:id="rId29" w:history="1">
           <w:r>
             <w:rPr>
               <w:rStyle w:val="Hyperlink"/>
@@ -4623,7 +4570,7 @@
           <w:sz w:val="24"/>
           <w:u w:val="single"/>
         </w:rPr>
-        <w:hyperlink r:id="rId29" w:history="1">
+        <w:hyperlink r:id="rId30" w:history="1">
           <w:r>
             <w:rPr>
               <w:rStyle w:val="Hyperlink"/>
@@ -4641,7 +4588,7 @@
           <w:sz w:val="24"/>
           <w:u w:val="single"/>
         </w:rPr>
-        <w:hyperlink r:id="rId29" w:history="1">
+        <w:hyperlink r:id="rId30" w:history="1">
           <w:r>
             <w:rPr>
               <w:rStyle w:val="Hyperlink"/>
@@ -4739,7 +4686,7 @@
           <w:sz w:val="24"/>
           <w:u w:val="single"/>
         </w:rPr>
-        <w:hyperlink r:id="rId30" w:history="1">
+        <w:hyperlink r:id="rId31" w:history="1">
           <w:r>
             <w:rPr>
               <w:rStyle w:val="Hyperlink"/>
@@ -4757,7 +4704,7 @@
           <w:sz w:val="24"/>
           <w:u w:val="single"/>
         </w:rPr>
-        <w:hyperlink r:id="rId30" w:history="1">
+        <w:hyperlink r:id="rId31" w:history="1">
           <w:r>
             <w:rPr>
               <w:rStyle w:val="Hyperlink"/>
@@ -4785,7 +4732,7 @@
           <w:sz w:val="24"/>
           <w:u w:val="single"/>
         </w:rPr>
-        <w:hyperlink r:id="rId31" w:history="1">
+        <w:hyperlink r:id="rId32" w:history="1">
           <w:r>
             <w:rPr>
               <w:rStyle w:val="Hyperlink"/>
@@ -4814,7 +4761,7 @@
           <w:sz w:val="24"/>
           <w:u w:val="single"/>
         </w:rPr>
-        <w:hyperlink r:id="rId31" w:history="1">
+        <w:hyperlink r:id="rId32" w:history="1">
           <w:r>
             <w:rPr>
               <w:rStyle w:val="Hyperlink"/>

--- a/EXPORTS/DOCX/published/niveau3/Dutch/Reinwardt.docx
+++ b/EXPORTS/DOCX/published/niveau3/Dutch/Reinwardt.docx
@@ -446,21 +446,13 @@
       </w:r>
       <w:r>
         <w:rPr>
-          <w:u w:val="single" w:color="0000ff"/>
           <w:rFonts w:ascii="Charis SIL Regular" w:hAnsi="Charis SIL Regular" w:eastAsia="Charis SIL Regular"/>
           <w:b w:val="0"/>
           <w:i w:val="0"/>
           <w:color w:val="000000"/>
           <w:sz w:val="24"/>
         </w:rPr>
-        <w:hyperlink r:id="rId10" w:history="1">
-          <w:r>
-            <w:rPr>
-              <w:rStyle w:val="Hyperlink"/>
-            </w:rPr>
-            <w:t xml:space="preserve">dse </w:t>
-          </w:r>
-        </w:hyperlink>
+        <w:t xml:space="preserve">dse </w:t>
       </w:r>
       <w:r>
         <w:rPr>
@@ -866,61 +858,7 @@
           <w:color w:val="000000"/>
           <w:sz w:val="24"/>
         </w:rPr>
-        <w:t>bijgestaan door persoon</w:t>
-      </w:r>
-      <w:r>
-        <w:rPr>
-          <w:u w:val="single" w:color="0000ff"/>
-          <w:rFonts w:ascii="Charis SIL Regular" w:hAnsi="Charis SIL Regular" w:eastAsia="Charis SIL Regular"/>
-          <w:b w:val="0"/>
-          <w:i w:val="0"/>
-          <w:color w:val="000000"/>
-          <w:sz w:val="24"/>
-        </w:rPr>
-        <w:hyperlink r:id="rId12" w:history="1">
-          <w:r>
-            <w:rPr>
-              <w:rStyle w:val="Hyperlink"/>
-            </w:rPr>
-            <w:t>lijke 'ver</w:t>
-          </w:r>
-        </w:hyperlink>
-      </w:r>
-      <w:r>
-        <w:rPr>
-          <w:u w:val="single" w:color="0000ff"/>
-          <w:rFonts w:ascii="Charis SIL Regular" w:hAnsi="Charis SIL Regular" w:eastAsia="Charis SIL Regular"/>
-          <w:b w:val="0"/>
-          <w:i w:val="0"/>
-          <w:color w:val="000000"/>
-          <w:sz w:val="24"/>
-        </w:rPr>
-        <w:hyperlink r:id="rId12" w:history="1">
-          <w:r>
-            <w:rPr>
-              <w:rStyle w:val="Hyperlink"/>
-            </w:rPr>
-            <w:t>z</w:t>
-          </w:r>
-        </w:hyperlink>
-      </w:r>
-      <w:r>
-        <w:rPr>
-          <w:u w:val="single" w:color="0000ff"/>
-          <w:rFonts w:ascii="Charis SIL Regular" w:hAnsi="Charis SIL Regular" w:eastAsia="Charis SIL Regular"/>
-          <w:b w:val="0"/>
-          <w:i w:val="0"/>
-          <w:color w:val="000000"/>
-          <w:sz w:val="24"/>
-        </w:rPr>
-        <w:hyperlink r:id="rId12" w:history="1">
-          <w:r>
-            <w:rPr>
-              <w:rStyle w:val="Hyperlink"/>
-            </w:rPr>
-            <w:t>amelaars', w</w:t>
-          </w:r>
-        </w:hyperlink>
+        <w:t>bijgestaan door persoonlijke 'verzamelaars', w</w:t>
       </w:r>
       <w:r>
         <w:rPr>
@@ -1360,7 +1298,72 @@
           <w:color w:val="000000"/>
           <w:sz w:val="24"/>
         </w:rPr>
-        <w:t>1854 overleed Caspar Georg Carl Reinwardt. Hoewel hij niet aan al zijn wet</w:t>
+        <w:t>1854 overleed Caspar Georg Carl Reinwardt. Hoewel hij nie</w:t>
+      </w:r>
+      <w:r>
+        <w:rPr>
+          <w:u w:val="single" w:color="0000ff"/>
+          <w:rFonts w:ascii="Charis SIL Regular" w:hAnsi="Charis SIL Regular" w:eastAsia="Charis SIL Regular"/>
+          <w:b w:val="0"/>
+          <w:i w:val="0"/>
+          <w:color w:val="000000"/>
+          <w:sz w:val="24"/>
+        </w:rPr>
+        <w:hyperlink r:id="rId14" w:history="1">
+          <w:r>
+            <w:rPr>
+              <w:rStyle w:val="Hyperlink"/>
+            </w:rPr>
+            <w:t>t aan al z</w:t>
+          </w:r>
+        </w:hyperlink>
+      </w:r>
+      <w:r>
+        <w:rPr>
+          <w:u w:val="single" w:color="0000ff"/>
+          <w:rFonts w:ascii="Charis SIL Regular" w:hAnsi="Charis SIL Regular" w:eastAsia="Charis SIL Regular"/>
+          <w:b w:val="0"/>
+          <w:i w:val="0"/>
+          <w:color w:val="000000"/>
+          <w:sz w:val="24"/>
+        </w:rPr>
+        <w:hyperlink r:id="rId14" w:history="1">
+          <w:r>
+            <w:rPr>
+              <w:rStyle w:val="Hyperlink"/>
+            </w:rPr>
+            <w:t>i</w:t>
+          </w:r>
+        </w:hyperlink>
+      </w:r>
+      <w:r>
+        <w:rPr>
+          <w:u w:val="single" w:color="0000ff"/>
+          <w:rFonts w:ascii="Charis SIL Regular" w:hAnsi="Charis SIL Regular" w:eastAsia="Charis SIL Regular"/>
+          <w:b w:val="0"/>
+          <w:i w:val="0"/>
+          <w:color w:val="000000"/>
+          <w:sz w:val="24"/>
+        </w:rPr>
+        <w:hyperlink r:id="rId14" w:history="1">
+          <w:r>
+            <w:rPr>
+              <w:rStyle w:val="Hyperlink"/>
+            </w:rPr>
+            <w:t>jn we</w:t>
+          </w:r>
+        </w:hyperlink>
+      </w:r>
+      <w:r>
+        <w:rPr>
+          <w:u w:val="single" w:color="0000ff"/>
+          <w:rFonts w:ascii="Charis SIL Regular" w:hAnsi="Charis SIL Regular" w:eastAsia="Charis SIL Regular"/>
+          <w:b w:val="0"/>
+          <w:i w:val="0"/>
+          <w:color w:val="000000"/>
+          <w:sz w:val="24"/>
+        </w:rPr>
+        <w:t>t</w:t>
       </w:r>
       <w:r>
         <w:rPr>
@@ -2724,7 +2727,7 @@
           <w:sz w:val="24"/>
           <w:u w:val="single"/>
         </w:rPr>
-        <w:hyperlink r:id="rId17" w:history="1">
+        <w:hyperlink r:id="rId19" w:history="1">
           <w:r>
             <w:rPr>
               <w:rStyle w:val="Hyperlink"/>
@@ -4129,7 +4132,7 @@
           <w:sz w:val="24"/>
           <w:u w:val="single"/>
         </w:rPr>
-        <w:hyperlink r:id="rId27" w:history="1">
+        <w:hyperlink r:id="rId26" w:history="1">
           <w:r>
             <w:rPr>
               <w:rStyle w:val="Hyperlink"/>
@@ -4158,7 +4161,7 @@
           <w:sz w:val="24"/>
           <w:u w:val="single"/>
         </w:rPr>
-        <w:hyperlink r:id="rId27" w:history="1">
+        <w:hyperlink r:id="rId26" w:history="1">
           <w:r>
             <w:rPr>
               <w:rStyle w:val="Hyperlink"/>
@@ -4336,7 +4339,7 @@
           <w:sz w:val="24"/>
           <w:u w:val="single"/>
         </w:rPr>
-        <w:hyperlink r:id="rId28" w:history="1">
+        <w:hyperlink r:id="rId27" w:history="1">
           <w:r>
             <w:rPr>
               <w:rStyle w:val="Hyperlink"/>
@@ -4354,7 +4357,7 @@
           <w:sz w:val="24"/>
           <w:u w:val="single"/>
         </w:rPr>
-        <w:hyperlink r:id="rId28" w:history="1">
+        <w:hyperlink r:id="rId27" w:history="1">
           <w:r>
             <w:rPr>
               <w:rStyle w:val="Hyperlink"/>
@@ -4372,7 +4375,7 @@
           <w:sz w:val="24"/>
           <w:u w:val="single"/>
         </w:rPr>
-        <w:hyperlink r:id="rId28" w:history="1">
+        <w:hyperlink r:id="rId27" w:history="1">
           <w:r>
             <w:rPr>
               <w:rStyle w:val="Hyperlink"/>
@@ -4400,7 +4403,7 @@
           <w:sz w:val="24"/>
           <w:u w:val="single"/>
         </w:rPr>
-        <w:hyperlink r:id="rId29" w:history="1">
+        <w:hyperlink r:id="rId28" w:history="1">
           <w:r>
             <w:rPr>
               <w:rStyle w:val="Hyperlink"/>
@@ -4429,7 +4432,7 @@
           <w:sz w:val="24"/>
           <w:u w:val="single"/>
         </w:rPr>
-        <w:hyperlink r:id="rId29" w:history="1">
+        <w:hyperlink r:id="rId28" w:history="1">
           <w:r>
             <w:rPr>
               <w:rStyle w:val="Hyperlink"/>
@@ -4570,7 +4573,7 @@
           <w:sz w:val="24"/>
           <w:u w:val="single"/>
         </w:rPr>
-        <w:hyperlink r:id="rId30" w:history="1">
+        <w:hyperlink r:id="rId29" w:history="1">
           <w:r>
             <w:rPr>
               <w:rStyle w:val="Hyperlink"/>
@@ -4588,7 +4591,7 @@
           <w:sz w:val="24"/>
           <w:u w:val="single"/>
         </w:rPr>
-        <w:hyperlink r:id="rId30" w:history="1">
+        <w:hyperlink r:id="rId29" w:history="1">
           <w:r>
             <w:rPr>
               <w:rStyle w:val="Hyperlink"/>
@@ -4686,7 +4689,7 @@
           <w:sz w:val="24"/>
           <w:u w:val="single"/>
         </w:rPr>
-        <w:hyperlink r:id="rId31" w:history="1">
+        <w:hyperlink r:id="rId30" w:history="1">
           <w:r>
             <w:rPr>
               <w:rStyle w:val="Hyperlink"/>
@@ -4704,7 +4707,7 @@
           <w:sz w:val="24"/>
           <w:u w:val="single"/>
         </w:rPr>
-        <w:hyperlink r:id="rId31" w:history="1">
+        <w:hyperlink r:id="rId30" w:history="1">
           <w:r>
             <w:rPr>
               <w:rStyle w:val="Hyperlink"/>
@@ -4732,7 +4735,7 @@
           <w:sz w:val="24"/>
           <w:u w:val="single"/>
         </w:rPr>
-        <w:hyperlink r:id="rId32" w:history="1">
+        <w:hyperlink r:id="rId31" w:history="1">
           <w:r>
             <w:rPr>
               <w:rStyle w:val="Hyperlink"/>
@@ -4761,7 +4764,7 @@
           <w:sz w:val="24"/>
           <w:u w:val="single"/>
         </w:rPr>
-        <w:hyperlink r:id="rId32" w:history="1">
+        <w:hyperlink r:id="rId31" w:history="1">
           <w:r>
             <w:rPr>
               <w:rStyle w:val="Hyperlink"/>

--- a/EXPORTS/DOCX/published/niveau3/Dutch/Reinwardt.docx
+++ b/EXPORTS/DOCX/published/niveau3/Dutch/Reinwardt.docx
@@ -446,13 +446,21 @@
       </w:r>
       <w:r>
         <w:rPr>
+          <w:u w:val="single" w:color="0000ff"/>
           <w:rFonts w:ascii="Charis SIL Regular" w:hAnsi="Charis SIL Regular" w:eastAsia="Charis SIL Regular"/>
           <w:b w:val="0"/>
           <w:i w:val="0"/>
           <w:color w:val="000000"/>
           <w:sz w:val="24"/>
         </w:rPr>
-        <w:t xml:space="preserve">dse </w:t>
+        <w:hyperlink r:id="rId10" w:history="1">
+          <w:r>
+            <w:rPr>
+              <w:rStyle w:val="Hyperlink"/>
+            </w:rPr>
+            <w:t xml:space="preserve">dse </w:t>
+          </w:r>
+        </w:hyperlink>
       </w:r>
       <w:r>
         <w:rPr>
@@ -858,7 +866,61 @@
           <w:color w:val="000000"/>
           <w:sz w:val="24"/>
         </w:rPr>
-        <w:t>bijgestaan door persoonlijke 'verzamelaars', w</w:t>
+        <w:t>bijgestaan door persoon</w:t>
+      </w:r>
+      <w:r>
+        <w:rPr>
+          <w:u w:val="single" w:color="0000ff"/>
+          <w:rFonts w:ascii="Charis SIL Regular" w:hAnsi="Charis SIL Regular" w:eastAsia="Charis SIL Regular"/>
+          <w:b w:val="0"/>
+          <w:i w:val="0"/>
+          <w:color w:val="000000"/>
+          <w:sz w:val="24"/>
+        </w:rPr>
+        <w:hyperlink r:id="rId12" w:history="1">
+          <w:r>
+            <w:rPr>
+              <w:rStyle w:val="Hyperlink"/>
+            </w:rPr>
+            <w:t>lijke 'ver</w:t>
+          </w:r>
+        </w:hyperlink>
+      </w:r>
+      <w:r>
+        <w:rPr>
+          <w:u w:val="single" w:color="0000ff"/>
+          <w:rFonts w:ascii="Charis SIL Regular" w:hAnsi="Charis SIL Regular" w:eastAsia="Charis SIL Regular"/>
+          <w:b w:val="0"/>
+          <w:i w:val="0"/>
+          <w:color w:val="000000"/>
+          <w:sz w:val="24"/>
+        </w:rPr>
+        <w:hyperlink r:id="rId12" w:history="1">
+          <w:r>
+            <w:rPr>
+              <w:rStyle w:val="Hyperlink"/>
+            </w:rPr>
+            <w:t>z</w:t>
+          </w:r>
+        </w:hyperlink>
+      </w:r>
+      <w:r>
+        <w:rPr>
+          <w:u w:val="single" w:color="0000ff"/>
+          <w:rFonts w:ascii="Charis SIL Regular" w:hAnsi="Charis SIL Regular" w:eastAsia="Charis SIL Regular"/>
+          <w:b w:val="0"/>
+          <w:i w:val="0"/>
+          <w:color w:val="000000"/>
+          <w:sz w:val="24"/>
+        </w:rPr>
+        <w:hyperlink r:id="rId12" w:history="1">
+          <w:r>
+            <w:rPr>
+              <w:rStyle w:val="Hyperlink"/>
+            </w:rPr>
+            <w:t>amelaars', w</w:t>
+          </w:r>
+        </w:hyperlink>
       </w:r>
       <w:r>
         <w:rPr>
@@ -2745,7 +2807,7 @@
           <w:sz w:val="24"/>
           <w:u w:val="single"/>
         </w:rPr>
-        <w:hyperlink r:id="rId19" w:history="1">
+        <w:hyperlink r:id="rId17" w:history="1">
           <w:r>
             <w:rPr>
               <w:rStyle w:val="Hyperlink"/>
@@ -3025,7 +3087,7 @@
             <w:rPr>
               <w:rStyle w:val="Hyperlink"/>
             </w:rPr>
-            <w:t>www.biografischportaal.n</w:t>
+            <w:t>www.biografischportaal.nl</w:t>
           </w:r>
         </w:hyperlink>
       </w:r>
@@ -3036,13 +3098,25 @@
           <w:i w:val="0"/>
           <w:color w:val="0000FF"/>
           <w:sz w:val="24"/>
+          <w:u w:val="single"/>
+        </w:rPr>
+        <w:t>/</w:t>
+      </w:r>
+      <w:r>
+        <w:rPr>
+          <w:rFonts w:ascii="Charis SIL Regular" w:hAnsi="Charis SIL Regular" w:eastAsia="Charis SIL Regular"/>
+          <w:b w:val="0"/>
+          <w:i w:val="0"/>
+          <w:color w:val="0000FF"/>
+          <w:sz w:val="24"/>
+          <w:u w:val="single"/>
         </w:rPr>
         <w:hyperlink r:id="rId21" w:history="1">
           <w:r>
             <w:rPr>
               <w:rStyle w:val="Hyperlink"/>
             </w:rPr>
-            <w:t>l</w:t>
+            <w:t>persoon/4045700</w:t>
           </w:r>
         </w:hyperlink>
       </w:r>
@@ -3054,25 +3128,7 @@
           <w:color w:val="0000FF"/>
           <w:sz w:val="24"/>
         </w:rPr>
-        <w:t>/</w:t>
-      </w:r>
-      <w:r>
-        <w:rPr>
-          <w:rFonts w:ascii="Charis SIL Regular" w:hAnsi="Charis SIL Regular" w:eastAsia="Charis SIL Regular"/>
-          <w:b w:val="0"/>
-          <w:i w:val="0"/>
-          <w:color w:val="0000FF"/>
-          <w:sz w:val="24"/>
-          <w:u w:val="single"/>
-        </w:rPr>
-        <w:hyperlink r:id="rId21" w:history="1">
-          <w:r>
-            <w:rPr>
-              <w:rStyle w:val="Hyperlink"/>
-            </w:rPr>
-            <w:t xml:space="preserve">persoon/40457008 </w:t>
-          </w:r>
-        </w:hyperlink>
+        <w:t xml:space="preserve">8 </w:t>
       </w:r>
       <w:r>
         <w:br/>
@@ -3544,7 +3600,14 @@
           <w:color w:val="000000"/>
           <w:sz w:val="24"/>
         </w:rPr>
-        <w:t xml:space="preserve">, </w:t>
+        <w:hyperlink r:id="rId23" w:history="1">
+          <w:r>
+            <w:rPr>
+              <w:rStyle w:val="Hyperlink"/>
+            </w:rPr>
+            <w:t xml:space="preserve">, </w:t>
+          </w:r>
+        </w:hyperlink>
       </w:r>
       <w:r>
         <w:rPr>
@@ -3555,7 +3618,7 @@
           <w:sz w:val="24"/>
           <w:u w:val="single"/>
         </w:rPr>
-        <w:hyperlink r:id="rId24" w:history="1">
+        <w:hyperlink r:id="rId23" w:history="1">
           <w:r>
             <w:rPr>
               <w:rStyle w:val="Hyperlink"/>
@@ -3584,7 +3647,7 @@
           <w:sz w:val="24"/>
           <w:u w:val="single"/>
         </w:rPr>
-        <w:hyperlink r:id="rId24" w:history="1">
+        <w:hyperlink r:id="rId23" w:history="1">
           <w:r>
             <w:rPr>
               <w:rStyle w:val="Hyperlink"/>
@@ -3709,7 +3772,7 @@
           <w:sz w:val="24"/>
           <w:u w:val="single"/>
         </w:rPr>
-        <w:hyperlink r:id="rId25" w:history="1">
+        <w:hyperlink r:id="rId24" w:history="1">
           <w:r>
             <w:rPr>
               <w:rStyle w:val="Hyperlink"/>
@@ -3727,7 +3790,7 @@
           <w:sz w:val="24"/>
           <w:u w:val="single"/>
         </w:rPr>
-        <w:hyperlink r:id="rId25" w:history="1">
+        <w:hyperlink r:id="rId24" w:history="1">
           <w:r>
             <w:rPr>
               <w:rStyle w:val="Hyperlink"/>
@@ -3745,7 +3808,7 @@
           <w:sz w:val="24"/>
           <w:u w:val="single"/>
         </w:rPr>
-        <w:hyperlink r:id="rId25" w:history="1">
+        <w:hyperlink r:id="rId24" w:history="1">
           <w:r>
             <w:rPr>
               <w:rStyle w:val="Hyperlink"/>
@@ -3763,7 +3826,7 @@
           <w:sz w:val="24"/>
           <w:u w:val="single"/>
         </w:rPr>
-        <w:hyperlink r:id="rId25" w:history="1">
+        <w:hyperlink r:id="rId24" w:history="1">
           <w:r>
             <w:rPr>
               <w:rStyle w:val="Hyperlink"/>
@@ -3932,7 +3995,7 @@
           <w:sz w:val="24"/>
           <w:u w:val="single"/>
         </w:rPr>
-        <w:hyperlink r:id="rId26" w:history="1">
+        <w:hyperlink r:id="rId25" w:history="1">
           <w:r>
             <w:rPr>
               <w:rStyle w:val="Hyperlink"/>
@@ -3950,7 +4013,7 @@
           <w:sz w:val="24"/>
           <w:u w:val="single"/>
         </w:rPr>
-        <w:hyperlink r:id="rId26" w:history="1">
+        <w:hyperlink r:id="rId25" w:history="1">
           <w:r>
             <w:rPr>
               <w:rStyle w:val="Hyperlink"/>
@@ -3968,7 +4031,7 @@
           <w:sz w:val="24"/>
           <w:u w:val="single"/>
         </w:rPr>
-        <w:hyperlink r:id="rId26" w:history="1">
+        <w:hyperlink r:id="rId25" w:history="1">
           <w:r>
             <w:rPr>
               <w:rStyle w:val="Hyperlink"/>
@@ -3986,7 +4049,7 @@
           <w:sz w:val="24"/>
           <w:u w:val="single"/>
         </w:rPr>
-        <w:hyperlink r:id="rId26" w:history="1">
+        <w:hyperlink r:id="rId25" w:history="1">
           <w:r>
             <w:rPr>
               <w:rStyle w:val="Hyperlink"/>
@@ -4004,7 +4067,7 @@
           <w:sz w:val="24"/>
           <w:u w:val="single"/>
         </w:rPr>
-        <w:hyperlink r:id="rId26" w:history="1">
+        <w:hyperlink r:id="rId25" w:history="1">
           <w:r>
             <w:rPr>
               <w:rStyle w:val="Hyperlink"/>
@@ -4022,7 +4085,7 @@
           <w:sz w:val="24"/>
           <w:u w:val="single"/>
         </w:rPr>
-        <w:hyperlink r:id="rId26" w:history="1">
+        <w:hyperlink r:id="rId25" w:history="1">
           <w:r>
             <w:rPr>
               <w:rStyle w:val="Hyperlink"/>
@@ -4040,7 +4103,7 @@
           <w:sz w:val="24"/>
           <w:u w:val="single"/>
         </w:rPr>
-        <w:hyperlink r:id="rId26" w:history="1">
+        <w:hyperlink r:id="rId25" w:history="1">
           <w:r>
             <w:rPr>
               <w:rStyle w:val="Hyperlink"/>
@@ -4058,7 +4121,7 @@
           <w:sz w:val="24"/>
           <w:u w:val="single"/>
         </w:rPr>
-        <w:hyperlink r:id="rId26" w:history="1">
+        <w:hyperlink r:id="rId25" w:history="1">
           <w:r>
             <w:rPr>
               <w:rStyle w:val="Hyperlink"/>
@@ -4086,7 +4149,7 @@
           <w:sz w:val="24"/>
           <w:u w:val="single"/>
         </w:rPr>
-        <w:hyperlink r:id="rId26" w:history="1">
+        <w:hyperlink r:id="rId25" w:history="1">
           <w:r>
             <w:rPr>
               <w:rStyle w:val="Hyperlink"/>
@@ -4104,7 +4167,7 @@
           <w:sz w:val="24"/>
           <w:u w:val="single"/>
         </w:rPr>
-        <w:hyperlink r:id="rId26" w:history="1">
+        <w:hyperlink r:id="rId25" w:history="1">
           <w:r>
             <w:rPr>
               <w:rStyle w:val="Hyperlink"/>
@@ -4132,7 +4195,7 @@
           <w:sz w:val="24"/>
           <w:u w:val="single"/>
         </w:rPr>
-        <w:hyperlink r:id="rId26" w:history="1">
+        <w:hyperlink r:id="rId25" w:history="1">
           <w:r>
             <w:rPr>
               <w:rStyle w:val="Hyperlink"/>
@@ -4161,7 +4224,7 @@
           <w:sz w:val="24"/>
           <w:u w:val="single"/>
         </w:rPr>
-        <w:hyperlink r:id="rId26" w:history="1">
+        <w:hyperlink r:id="rId25" w:history="1">
           <w:r>
             <w:rPr>
               <w:rStyle w:val="Hyperlink"/>
@@ -4339,7 +4402,7 @@
           <w:sz w:val="24"/>
           <w:u w:val="single"/>
         </w:rPr>
-        <w:hyperlink r:id="rId27" w:history="1">
+        <w:hyperlink r:id="rId26" w:history="1">
           <w:r>
             <w:rPr>
               <w:rStyle w:val="Hyperlink"/>
@@ -4357,7 +4420,7 @@
           <w:sz w:val="24"/>
           <w:u w:val="single"/>
         </w:rPr>
-        <w:hyperlink r:id="rId27" w:history="1">
+        <w:hyperlink r:id="rId26" w:history="1">
           <w:r>
             <w:rPr>
               <w:rStyle w:val="Hyperlink"/>
@@ -4375,7 +4438,7 @@
           <w:sz w:val="24"/>
           <w:u w:val="single"/>
         </w:rPr>
-        <w:hyperlink r:id="rId27" w:history="1">
+        <w:hyperlink r:id="rId26" w:history="1">
           <w:r>
             <w:rPr>
               <w:rStyle w:val="Hyperlink"/>
@@ -4403,7 +4466,7 @@
           <w:sz w:val="24"/>
           <w:u w:val="single"/>
         </w:rPr>
-        <w:hyperlink r:id="rId28" w:history="1">
+        <w:hyperlink r:id="rId27" w:history="1">
           <w:r>
             <w:rPr>
               <w:rStyle w:val="Hyperlink"/>
@@ -4432,7 +4495,7 @@
           <w:sz w:val="24"/>
           <w:u w:val="single"/>
         </w:rPr>
-        <w:hyperlink r:id="rId28" w:history="1">
+        <w:hyperlink r:id="rId27" w:history="1">
           <w:r>
             <w:rPr>
               <w:rStyle w:val="Hyperlink"/>
@@ -4573,7 +4636,7 @@
           <w:sz w:val="24"/>
           <w:u w:val="single"/>
         </w:rPr>
-        <w:hyperlink r:id="rId29" w:history="1">
+        <w:hyperlink r:id="rId28" w:history="1">
           <w:r>
             <w:rPr>
               <w:rStyle w:val="Hyperlink"/>
@@ -4591,7 +4654,7 @@
           <w:sz w:val="24"/>
           <w:u w:val="single"/>
         </w:rPr>
-        <w:hyperlink r:id="rId29" w:history="1">
+        <w:hyperlink r:id="rId28" w:history="1">
           <w:r>
             <w:rPr>
               <w:rStyle w:val="Hyperlink"/>
@@ -4689,7 +4752,7 @@
           <w:sz w:val="24"/>
           <w:u w:val="single"/>
         </w:rPr>
-        <w:hyperlink r:id="rId30" w:history="1">
+        <w:hyperlink r:id="rId29" w:history="1">
           <w:r>
             <w:rPr>
               <w:rStyle w:val="Hyperlink"/>
@@ -4707,7 +4770,7 @@
           <w:sz w:val="24"/>
           <w:u w:val="single"/>
         </w:rPr>
-        <w:hyperlink r:id="rId30" w:history="1">
+        <w:hyperlink r:id="rId29" w:history="1">
           <w:r>
             <w:rPr>
               <w:rStyle w:val="Hyperlink"/>
@@ -4735,7 +4798,7 @@
           <w:sz w:val="24"/>
           <w:u w:val="single"/>
         </w:rPr>
-        <w:hyperlink r:id="rId31" w:history="1">
+        <w:hyperlink r:id="rId30" w:history="1">
           <w:r>
             <w:rPr>
               <w:rStyle w:val="Hyperlink"/>
@@ -4764,7 +4827,7 @@
           <w:sz w:val="24"/>
           <w:u w:val="single"/>
         </w:rPr>
-        <w:hyperlink r:id="rId31" w:history="1">
+        <w:hyperlink r:id="rId30" w:history="1">
           <w:r>
             <w:rPr>
               <w:rStyle w:val="Hyperlink"/>

--- a/EXPORTS/DOCX/published/niveau3/Dutch/Reinwardt.docx
+++ b/EXPORTS/DOCX/published/niveau3/Dutch/Reinwardt.docx
@@ -2807,7 +2807,7 @@
           <w:sz w:val="24"/>
           <w:u w:val="single"/>
         </w:rPr>
-        <w:hyperlink r:id="rId19" w:history="1">
+        <w:hyperlink r:id="rId17" w:history="1">
           <w:r>
             <w:rPr>
               <w:rStyle w:val="Hyperlink"/>
@@ -3087,7 +3087,7 @@
             <w:rPr>
               <w:rStyle w:val="Hyperlink"/>
             </w:rPr>
-            <w:t>www.biografischportaal.n</w:t>
+            <w:t>www.biografischportaal.nl</w:t>
           </w:r>
         </w:hyperlink>
       </w:r>
@@ -3098,13 +3098,25 @@
           <w:i w:val="0"/>
           <w:color w:val="0000FF"/>
           <w:sz w:val="24"/>
+          <w:u w:val="single"/>
+        </w:rPr>
+        <w:t>/</w:t>
+      </w:r>
+      <w:r>
+        <w:rPr>
+          <w:rFonts w:ascii="Charis SIL Regular" w:hAnsi="Charis SIL Regular" w:eastAsia="Charis SIL Regular"/>
+          <w:b w:val="0"/>
+          <w:i w:val="0"/>
+          <w:color w:val="0000FF"/>
+          <w:sz w:val="24"/>
+          <w:u w:val="single"/>
         </w:rPr>
         <w:hyperlink r:id="rId21" w:history="1">
           <w:r>
             <w:rPr>
               <w:rStyle w:val="Hyperlink"/>
             </w:rPr>
-            <w:t>l</w:t>
+            <w:t>persoon/4045700</w:t>
           </w:r>
         </w:hyperlink>
       </w:r>
@@ -3116,25 +3128,7 @@
           <w:color w:val="0000FF"/>
           <w:sz w:val="24"/>
         </w:rPr>
-        <w:t>/</w:t>
-      </w:r>
-      <w:r>
-        <w:rPr>
-          <w:rFonts w:ascii="Charis SIL Regular" w:hAnsi="Charis SIL Regular" w:eastAsia="Charis SIL Regular"/>
-          <w:b w:val="0"/>
-          <w:i w:val="0"/>
-          <w:color w:val="0000FF"/>
-          <w:sz w:val="24"/>
-          <w:u w:val="single"/>
-        </w:rPr>
-        <w:hyperlink r:id="rId21" w:history="1">
-          <w:r>
-            <w:rPr>
-              <w:rStyle w:val="Hyperlink"/>
-            </w:rPr>
-            <w:t xml:space="preserve">persoon/40457008 </w:t>
-          </w:r>
-        </w:hyperlink>
+        <w:t xml:space="preserve">8 </w:t>
       </w:r>
       <w:r>
         <w:br/>
@@ -3617,7 +3611,7 @@
           <w:sz w:val="24"/>
           <w:u w:val="single"/>
         </w:rPr>
-        <w:hyperlink r:id="rId24" w:history="1">
+        <w:hyperlink r:id="rId23" w:history="1">
           <w:r>
             <w:rPr>
               <w:rStyle w:val="Hyperlink"/>
@@ -3646,7 +3640,7 @@
           <w:sz w:val="24"/>
           <w:u w:val="single"/>
         </w:rPr>
-        <w:hyperlink r:id="rId24" w:history="1">
+        <w:hyperlink r:id="rId23" w:history="1">
           <w:r>
             <w:rPr>
               <w:rStyle w:val="Hyperlink"/>
@@ -3771,7 +3765,7 @@
           <w:sz w:val="24"/>
           <w:u w:val="single"/>
         </w:rPr>
-        <w:hyperlink r:id="rId25" w:history="1">
+        <w:hyperlink r:id="rId24" w:history="1">
           <w:r>
             <w:rPr>
               <w:rStyle w:val="Hyperlink"/>
@@ -3789,7 +3783,7 @@
           <w:sz w:val="24"/>
           <w:u w:val="single"/>
         </w:rPr>
-        <w:hyperlink r:id="rId25" w:history="1">
+        <w:hyperlink r:id="rId24" w:history="1">
           <w:r>
             <w:rPr>
               <w:rStyle w:val="Hyperlink"/>
@@ -3807,7 +3801,7 @@
           <w:sz w:val="24"/>
           <w:u w:val="single"/>
         </w:rPr>
-        <w:hyperlink r:id="rId25" w:history="1">
+        <w:hyperlink r:id="rId24" w:history="1">
           <w:r>
             <w:rPr>
               <w:rStyle w:val="Hyperlink"/>
@@ -3825,7 +3819,7 @@
           <w:sz w:val="24"/>
           <w:u w:val="single"/>
         </w:rPr>
-        <w:hyperlink r:id="rId25" w:history="1">
+        <w:hyperlink r:id="rId24" w:history="1">
           <w:r>
             <w:rPr>
               <w:rStyle w:val="Hyperlink"/>
@@ -3994,7 +3988,7 @@
           <w:sz w:val="24"/>
           <w:u w:val="single"/>
         </w:rPr>
-        <w:hyperlink r:id="rId26" w:history="1">
+        <w:hyperlink r:id="rId25" w:history="1">
           <w:r>
             <w:rPr>
               <w:rStyle w:val="Hyperlink"/>
@@ -4012,7 +4006,7 @@
           <w:sz w:val="24"/>
           <w:u w:val="single"/>
         </w:rPr>
-        <w:hyperlink r:id="rId26" w:history="1">
+        <w:hyperlink r:id="rId25" w:history="1">
           <w:r>
             <w:rPr>
               <w:rStyle w:val="Hyperlink"/>
@@ -4030,7 +4024,7 @@
           <w:sz w:val="24"/>
           <w:u w:val="single"/>
         </w:rPr>
-        <w:hyperlink r:id="rId26" w:history="1">
+        <w:hyperlink r:id="rId25" w:history="1">
           <w:r>
             <w:rPr>
               <w:rStyle w:val="Hyperlink"/>
@@ -4048,7 +4042,7 @@
           <w:sz w:val="24"/>
           <w:u w:val="single"/>
         </w:rPr>
-        <w:hyperlink r:id="rId26" w:history="1">
+        <w:hyperlink r:id="rId25" w:history="1">
           <w:r>
             <w:rPr>
               <w:rStyle w:val="Hyperlink"/>
@@ -4066,7 +4060,7 @@
           <w:sz w:val="24"/>
           <w:u w:val="single"/>
         </w:rPr>
-        <w:hyperlink r:id="rId26" w:history="1">
+        <w:hyperlink r:id="rId25" w:history="1">
           <w:r>
             <w:rPr>
               <w:rStyle w:val="Hyperlink"/>
@@ -4084,7 +4078,7 @@
           <w:sz w:val="24"/>
           <w:u w:val="single"/>
         </w:rPr>
-        <w:hyperlink r:id="rId26" w:history="1">
+        <w:hyperlink r:id="rId25" w:history="1">
           <w:r>
             <w:rPr>
               <w:rStyle w:val="Hyperlink"/>
@@ -4102,7 +4096,7 @@
           <w:sz w:val="24"/>
           <w:u w:val="single"/>
         </w:rPr>
-        <w:hyperlink r:id="rId26" w:history="1">
+        <w:hyperlink r:id="rId25" w:history="1">
           <w:r>
             <w:rPr>
               <w:rStyle w:val="Hyperlink"/>
@@ -4120,7 +4114,7 @@
           <w:sz w:val="24"/>
           <w:u w:val="single"/>
         </w:rPr>
-        <w:hyperlink r:id="rId26" w:history="1">
+        <w:hyperlink r:id="rId25" w:history="1">
           <w:r>
             <w:rPr>
               <w:rStyle w:val="Hyperlink"/>
@@ -4148,7 +4142,7 @@
           <w:sz w:val="24"/>
           <w:u w:val="single"/>
         </w:rPr>
-        <w:hyperlink r:id="rId26" w:history="1">
+        <w:hyperlink r:id="rId25" w:history="1">
           <w:r>
             <w:rPr>
               <w:rStyle w:val="Hyperlink"/>
@@ -4166,7 +4160,7 @@
           <w:sz w:val="24"/>
           <w:u w:val="single"/>
         </w:rPr>
-        <w:hyperlink r:id="rId26" w:history="1">
+        <w:hyperlink r:id="rId25" w:history="1">
           <w:r>
             <w:rPr>
               <w:rStyle w:val="Hyperlink"/>
@@ -4194,7 +4188,7 @@
           <w:sz w:val="24"/>
           <w:u w:val="single"/>
         </w:rPr>
-        <w:hyperlink r:id="rId26" w:history="1">
+        <w:hyperlink r:id="rId25" w:history="1">
           <w:r>
             <w:rPr>
               <w:rStyle w:val="Hyperlink"/>
@@ -4223,7 +4217,7 @@
           <w:sz w:val="24"/>
           <w:u w:val="single"/>
         </w:rPr>
-        <w:hyperlink r:id="rId27" w:history="1">
+        <w:hyperlink r:id="rId25" w:history="1">
           <w:r>
             <w:rPr>
               <w:rStyle w:val="Hyperlink"/>
@@ -4401,7 +4395,7 @@
           <w:sz w:val="24"/>
           <w:u w:val="single"/>
         </w:rPr>
-        <w:hyperlink r:id="rId28" w:history="1">
+        <w:hyperlink r:id="rId26" w:history="1">
           <w:r>
             <w:rPr>
               <w:rStyle w:val="Hyperlink"/>
@@ -4419,7 +4413,7 @@
           <w:sz w:val="24"/>
           <w:u w:val="single"/>
         </w:rPr>
-        <w:hyperlink r:id="rId28" w:history="1">
+        <w:hyperlink r:id="rId26" w:history="1">
           <w:r>
             <w:rPr>
               <w:rStyle w:val="Hyperlink"/>
@@ -4437,7 +4431,7 @@
           <w:sz w:val="24"/>
           <w:u w:val="single"/>
         </w:rPr>
-        <w:hyperlink r:id="rId28" w:history="1">
+        <w:hyperlink r:id="rId26" w:history="1">
           <w:r>
             <w:rPr>
               <w:rStyle w:val="Hyperlink"/>
@@ -4465,7 +4459,7 @@
           <w:sz w:val="24"/>
           <w:u w:val="single"/>
         </w:rPr>
-        <w:hyperlink r:id="rId29" w:history="1">
+        <w:hyperlink r:id="rId27" w:history="1">
           <w:r>
             <w:rPr>
               <w:rStyle w:val="Hyperlink"/>
@@ -4494,7 +4488,7 @@
           <w:sz w:val="24"/>
           <w:u w:val="single"/>
         </w:rPr>
-        <w:hyperlink r:id="rId29" w:history="1">
+        <w:hyperlink r:id="rId27" w:history="1">
           <w:r>
             <w:rPr>
               <w:rStyle w:val="Hyperlink"/>
@@ -4635,7 +4629,7 @@
           <w:sz w:val="24"/>
           <w:u w:val="single"/>
         </w:rPr>
-        <w:hyperlink r:id="rId30" w:history="1">
+        <w:hyperlink r:id="rId28" w:history="1">
           <w:r>
             <w:rPr>
               <w:rStyle w:val="Hyperlink"/>
@@ -4653,7 +4647,7 @@
           <w:sz w:val="24"/>
           <w:u w:val="single"/>
         </w:rPr>
-        <w:hyperlink r:id="rId30" w:history="1">
+        <w:hyperlink r:id="rId28" w:history="1">
           <w:r>
             <w:rPr>
               <w:rStyle w:val="Hyperlink"/>
@@ -4751,7 +4745,7 @@
           <w:sz w:val="24"/>
           <w:u w:val="single"/>
         </w:rPr>
-        <w:hyperlink r:id="rId31" w:history="1">
+        <w:hyperlink r:id="rId29" w:history="1">
           <w:r>
             <w:rPr>
               <w:rStyle w:val="Hyperlink"/>
@@ -4769,7 +4763,7 @@
           <w:sz w:val="24"/>
           <w:u w:val="single"/>
         </w:rPr>
-        <w:hyperlink r:id="rId31" w:history="1">
+        <w:hyperlink r:id="rId29" w:history="1">
           <w:r>
             <w:rPr>
               <w:rStyle w:val="Hyperlink"/>
@@ -4797,7 +4791,7 @@
           <w:sz w:val="24"/>
           <w:u w:val="single"/>
         </w:rPr>
-        <w:hyperlink r:id="rId32" w:history="1">
+        <w:hyperlink r:id="rId30" w:history="1">
           <w:r>
             <w:rPr>
               <w:rStyle w:val="Hyperlink"/>
@@ -4826,7 +4820,7 @@
           <w:sz w:val="24"/>
           <w:u w:val="single"/>
         </w:rPr>
-        <w:hyperlink r:id="rId32" w:history="1">
+        <w:hyperlink r:id="rId30" w:history="1">
           <w:r>
             <w:rPr>
               <w:rStyle w:val="Hyperlink"/>

--- a/EXPORTS/DOCX/published/niveau3/Dutch/Reinwardt.docx
+++ b/EXPORTS/DOCX/published/niveau3/Dutch/Reinwardt.docx
@@ -247,31 +247,13 @@
       </w:r>
       <w:r>
         <w:rPr>
-          <w:u w:val="single" w:color="0000ff"/>
           <w:rFonts w:ascii="Charis SIL Regular" w:hAnsi="Charis SIL Regular" w:eastAsia="Charis SIL Regular"/>
           <w:b w:val="0"/>
           <w:i w:val="0"/>
           <w:color w:val="000000"/>
           <w:sz w:val="24"/>
         </w:rPr>
-        <w:hyperlink r:id="rId9" w:history="1">
-          <w:r>
-            <w:rPr>
-              <w:rStyle w:val="Hyperlink"/>
-            </w:rPr>
-            <w:t>en bota</w:t>
-          </w:r>
-        </w:hyperlink>
-      </w:r>
-      <w:r>
-        <w:rPr>
-          <w:rFonts w:ascii="Charis SIL Regular" w:hAnsi="Charis SIL Regular" w:eastAsia="Charis SIL Regular"/>
-          <w:b w:val="0"/>
-          <w:i w:val="0"/>
-          <w:color w:val="000000"/>
-          <w:sz w:val="24"/>
-        </w:rPr>
-        <w:t xml:space="preserve">nie aan de </w:t>
+        <w:t xml:space="preserve">en botanie aan de </w:t>
       </w:r>
       <w:r>
         <w:rPr>
@@ -877,50 +859,7 @@
           <w:color w:val="000000"/>
           <w:sz w:val="24"/>
         </w:rPr>
-        <w:hyperlink r:id="rId12" w:history="1">
-          <w:r>
-            <w:rPr>
-              <w:rStyle w:val="Hyperlink"/>
-            </w:rPr>
-            <w:t>lijke 'ver</w:t>
-          </w:r>
-        </w:hyperlink>
-      </w:r>
-      <w:r>
-        <w:rPr>
-          <w:u w:val="single" w:color="0000ff"/>
-          <w:rFonts w:ascii="Charis SIL Regular" w:hAnsi="Charis SIL Regular" w:eastAsia="Charis SIL Regular"/>
-          <w:b w:val="0"/>
-          <w:i w:val="0"/>
-          <w:color w:val="000000"/>
-          <w:sz w:val="24"/>
-        </w:rPr>
-        <w:hyperlink r:id="rId12" w:history="1">
-          <w:r>
-            <w:rPr>
-              <w:rStyle w:val="Hyperlink"/>
-            </w:rPr>
-            <w:t>z</w:t>
-          </w:r>
-        </w:hyperlink>
-      </w:r>
-      <w:r>
-        <w:rPr>
-          <w:u w:val="single" w:color="0000ff"/>
-          <w:rFonts w:ascii="Charis SIL Regular" w:hAnsi="Charis SIL Regular" w:eastAsia="Charis SIL Regular"/>
-          <w:b w:val="0"/>
-          <w:i w:val="0"/>
-          <w:color w:val="000000"/>
-          <w:sz w:val="24"/>
-        </w:rPr>
-        <w:hyperlink r:id="rId12" w:history="1">
-          <w:r>
-            <w:rPr>
-              <w:rStyle w:val="Hyperlink"/>
-            </w:rPr>
-            <w:t>amelaars', w</w:t>
-          </w:r>
-        </w:hyperlink>
+        <w:t>lijke 'verzamelaars', w</w:t>
       </w:r>
       <w:r>
         <w:rPr>
@@ -2789,7 +2728,7 @@
           <w:sz w:val="24"/>
           <w:u w:val="single"/>
         </w:rPr>
-        <w:hyperlink r:id="rId17" w:history="1">
+        <w:hyperlink r:id="rId19" w:history="1">
           <w:r>
             <w:rPr>
               <w:rStyle w:val="Hyperlink"/>
@@ -2807,7 +2746,7 @@
           <w:sz w:val="24"/>
           <w:u w:val="single"/>
         </w:rPr>
-        <w:hyperlink r:id="rId17" w:history="1">
+        <w:hyperlink r:id="rId19" w:history="1">
           <w:r>
             <w:rPr>
               <w:rStyle w:val="Hyperlink"/>
@@ -3087,7 +3026,7 @@
             <w:rPr>
               <w:rStyle w:val="Hyperlink"/>
             </w:rPr>
-            <w:t>www.biografischportaal.nl</w:t>
+            <w:t>www.biografischportaal.n</w:t>
           </w:r>
         </w:hyperlink>
       </w:r>
@@ -3099,6 +3038,16 @@
           <w:color w:val="0000FF"/>
           <w:sz w:val="24"/>
           <w:u w:val="single"/>
+        </w:rPr>
+        <w:t>l</w:t>
+      </w:r>
+      <w:r>
+        <w:rPr>
+          <w:rFonts w:ascii="Charis SIL Regular" w:hAnsi="Charis SIL Regular" w:eastAsia="Charis SIL Regular"/>
+          <w:b w:val="0"/>
+          <w:i w:val="0"/>
+          <w:color w:val="0000FF"/>
+          <w:sz w:val="24"/>
         </w:rPr>
         <w:t>/</w:t>
       </w:r>
@@ -3116,19 +3065,9 @@
             <w:rPr>
               <w:rStyle w:val="Hyperlink"/>
             </w:rPr>
-            <w:t>persoon/4045700</w:t>
+            <w:t xml:space="preserve">persoon/40457008 </w:t>
           </w:r>
         </w:hyperlink>
-      </w:r>
-      <w:r>
-        <w:rPr>
-          <w:rFonts w:ascii="Charis SIL Regular" w:hAnsi="Charis SIL Regular" w:eastAsia="Charis SIL Regular"/>
-          <w:b w:val="0"/>
-          <w:i w:val="0"/>
-          <w:color w:val="0000FF"/>
-          <w:sz w:val="24"/>
-        </w:rPr>
-        <w:t xml:space="preserve">8 </w:t>
       </w:r>
       <w:r>
         <w:br/>
@@ -3600,7 +3539,14 @@
           <w:color w:val="000000"/>
           <w:sz w:val="24"/>
         </w:rPr>
-        <w:t xml:space="preserve">, </w:t>
+        <w:hyperlink r:id="rId23" w:history="1">
+          <w:r>
+            <w:rPr>
+              <w:rStyle w:val="Hyperlink"/>
+            </w:rPr>
+            <w:t xml:space="preserve">, </w:t>
+          </w:r>
+        </w:hyperlink>
       </w:r>
       <w:r>
         <w:rPr>

--- a/EXPORTS/DOCX/published/niveau3/Dutch/Reinwardt.docx
+++ b/EXPORTS/DOCX/published/niveau3/Dutch/Reinwardt.docx
@@ -859,7 +859,50 @@
           <w:color w:val="000000"/>
           <w:sz w:val="24"/>
         </w:rPr>
-        <w:t>lijke 'verzamelaars', w</w:t>
+        <w:hyperlink r:id="rId12" w:history="1">
+          <w:r>
+            <w:rPr>
+              <w:rStyle w:val="Hyperlink"/>
+            </w:rPr>
+            <w:t>lijke 'ver</w:t>
+          </w:r>
+        </w:hyperlink>
+      </w:r>
+      <w:r>
+        <w:rPr>
+          <w:u w:val="single" w:color="0000ff"/>
+          <w:rFonts w:ascii="Charis SIL Regular" w:hAnsi="Charis SIL Regular" w:eastAsia="Charis SIL Regular"/>
+          <w:b w:val="0"/>
+          <w:i w:val="0"/>
+          <w:color w:val="000000"/>
+          <w:sz w:val="24"/>
+        </w:rPr>
+        <w:hyperlink r:id="rId12" w:history="1">
+          <w:r>
+            <w:rPr>
+              <w:rStyle w:val="Hyperlink"/>
+            </w:rPr>
+            <w:t>z</w:t>
+          </w:r>
+        </w:hyperlink>
+      </w:r>
+      <w:r>
+        <w:rPr>
+          <w:u w:val="single" w:color="0000ff"/>
+          <w:rFonts w:ascii="Charis SIL Regular" w:hAnsi="Charis SIL Regular" w:eastAsia="Charis SIL Regular"/>
+          <w:b w:val="0"/>
+          <w:i w:val="0"/>
+          <w:color w:val="000000"/>
+          <w:sz w:val="24"/>
+        </w:rPr>
+        <w:hyperlink r:id="rId12" w:history="1">
+          <w:r>
+            <w:rPr>
+              <w:rStyle w:val="Hyperlink"/>
+            </w:rPr>
+            <w:t>amelaars', w</w:t>
+          </w:r>
+        </w:hyperlink>
       </w:r>
       <w:r>
         <w:rPr>
@@ -1357,7 +1400,6 @@
       </w:r>
       <w:r>
         <w:rPr>
-          <w:u w:val="single" w:color="0000ff"/>
           <w:rFonts w:ascii="Charis SIL Regular" w:hAnsi="Charis SIL Regular" w:eastAsia="Charis SIL Regular"/>
           <w:b w:val="0"/>
           <w:i w:val="0"/>
@@ -3037,9 +3079,15 @@
           <w:i w:val="0"/>
           <w:color w:val="0000FF"/>
           <w:sz w:val="24"/>
-          <w:u w:val="single"/>
-        </w:rPr>
-        <w:t>l</w:t>
+        </w:rPr>
+        <w:hyperlink r:id="rId21" w:history="1">
+          <w:r>
+            <w:rPr>
+              <w:rStyle w:val="Hyperlink"/>
+            </w:rPr>
+            <w:t>l</w:t>
+          </w:r>
+        </w:hyperlink>
       </w:r>
       <w:r>
         <w:rPr>
@@ -3539,14 +3587,7 @@
           <w:color w:val="000000"/>
           <w:sz w:val="24"/>
         </w:rPr>
-        <w:hyperlink r:id="rId23" w:history="1">
-          <w:r>
-            <w:rPr>
-              <w:rStyle w:val="Hyperlink"/>
-            </w:rPr>
-            <w:t xml:space="preserve">, </w:t>
-          </w:r>
-        </w:hyperlink>
+        <w:t xml:space="preserve">, </w:t>
       </w:r>
       <w:r>
         <w:rPr>
@@ -3586,7 +3627,7 @@
           <w:sz w:val="24"/>
           <w:u w:val="single"/>
         </w:rPr>
-        <w:hyperlink r:id="rId23" w:history="1">
+        <w:hyperlink r:id="rId24" w:history="1">
           <w:r>
             <w:rPr>
               <w:rStyle w:val="Hyperlink"/>
@@ -3711,7 +3752,7 @@
           <w:sz w:val="24"/>
           <w:u w:val="single"/>
         </w:rPr>
-        <w:hyperlink r:id="rId24" w:history="1">
+        <w:hyperlink r:id="rId25" w:history="1">
           <w:r>
             <w:rPr>
               <w:rStyle w:val="Hyperlink"/>
@@ -3729,7 +3770,7 @@
           <w:sz w:val="24"/>
           <w:u w:val="single"/>
         </w:rPr>
-        <w:hyperlink r:id="rId24" w:history="1">
+        <w:hyperlink r:id="rId25" w:history="1">
           <w:r>
             <w:rPr>
               <w:rStyle w:val="Hyperlink"/>
@@ -3747,7 +3788,7 @@
           <w:sz w:val="24"/>
           <w:u w:val="single"/>
         </w:rPr>
-        <w:hyperlink r:id="rId24" w:history="1">
+        <w:hyperlink r:id="rId25" w:history="1">
           <w:r>
             <w:rPr>
               <w:rStyle w:val="Hyperlink"/>
@@ -3765,7 +3806,7 @@
           <w:sz w:val="24"/>
           <w:u w:val="single"/>
         </w:rPr>
-        <w:hyperlink r:id="rId24" w:history="1">
+        <w:hyperlink r:id="rId25" w:history="1">
           <w:r>
             <w:rPr>
               <w:rStyle w:val="Hyperlink"/>
@@ -3934,7 +3975,7 @@
           <w:sz w:val="24"/>
           <w:u w:val="single"/>
         </w:rPr>
-        <w:hyperlink r:id="rId25" w:history="1">
+        <w:hyperlink r:id="rId26" w:history="1">
           <w:r>
             <w:rPr>
               <w:rStyle w:val="Hyperlink"/>
@@ -3952,7 +3993,7 @@
           <w:sz w:val="24"/>
           <w:u w:val="single"/>
         </w:rPr>
-        <w:hyperlink r:id="rId25" w:history="1">
+        <w:hyperlink r:id="rId26" w:history="1">
           <w:r>
             <w:rPr>
               <w:rStyle w:val="Hyperlink"/>
@@ -3970,7 +4011,7 @@
           <w:sz w:val="24"/>
           <w:u w:val="single"/>
         </w:rPr>
-        <w:hyperlink r:id="rId25" w:history="1">
+        <w:hyperlink r:id="rId26" w:history="1">
           <w:r>
             <w:rPr>
               <w:rStyle w:val="Hyperlink"/>
@@ -3988,7 +4029,7 @@
           <w:sz w:val="24"/>
           <w:u w:val="single"/>
         </w:rPr>
-        <w:hyperlink r:id="rId25" w:history="1">
+        <w:hyperlink r:id="rId26" w:history="1">
           <w:r>
             <w:rPr>
               <w:rStyle w:val="Hyperlink"/>
@@ -4006,7 +4047,7 @@
           <w:sz w:val="24"/>
           <w:u w:val="single"/>
         </w:rPr>
-        <w:hyperlink r:id="rId25" w:history="1">
+        <w:hyperlink r:id="rId26" w:history="1">
           <w:r>
             <w:rPr>
               <w:rStyle w:val="Hyperlink"/>
@@ -4024,7 +4065,7 @@
           <w:sz w:val="24"/>
           <w:u w:val="single"/>
         </w:rPr>
-        <w:hyperlink r:id="rId25" w:history="1">
+        <w:hyperlink r:id="rId26" w:history="1">
           <w:r>
             <w:rPr>
               <w:rStyle w:val="Hyperlink"/>
@@ -4042,7 +4083,7 @@
           <w:sz w:val="24"/>
           <w:u w:val="single"/>
         </w:rPr>
-        <w:hyperlink r:id="rId25" w:history="1">
+        <w:hyperlink r:id="rId26" w:history="1">
           <w:r>
             <w:rPr>
               <w:rStyle w:val="Hyperlink"/>
@@ -4060,7 +4101,7 @@
           <w:sz w:val="24"/>
           <w:u w:val="single"/>
         </w:rPr>
-        <w:hyperlink r:id="rId25" w:history="1">
+        <w:hyperlink r:id="rId26" w:history="1">
           <w:r>
             <w:rPr>
               <w:rStyle w:val="Hyperlink"/>
@@ -4088,7 +4129,7 @@
           <w:sz w:val="24"/>
           <w:u w:val="single"/>
         </w:rPr>
-        <w:hyperlink r:id="rId25" w:history="1">
+        <w:hyperlink r:id="rId26" w:history="1">
           <w:r>
             <w:rPr>
               <w:rStyle w:val="Hyperlink"/>
@@ -4106,7 +4147,7 @@
           <w:sz w:val="24"/>
           <w:u w:val="single"/>
         </w:rPr>
-        <w:hyperlink r:id="rId25" w:history="1">
+        <w:hyperlink r:id="rId26" w:history="1">
           <w:r>
             <w:rPr>
               <w:rStyle w:val="Hyperlink"/>
@@ -4134,7 +4175,7 @@
           <w:sz w:val="24"/>
           <w:u w:val="single"/>
         </w:rPr>
-        <w:hyperlink r:id="rId25" w:history="1">
+        <w:hyperlink r:id="rId26" w:history="1">
           <w:r>
             <w:rPr>
               <w:rStyle w:val="Hyperlink"/>
@@ -4163,7 +4204,7 @@
           <w:sz w:val="24"/>
           <w:u w:val="single"/>
         </w:rPr>
-        <w:hyperlink r:id="rId25" w:history="1">
+        <w:hyperlink r:id="rId26" w:history="1">
           <w:r>
             <w:rPr>
               <w:rStyle w:val="Hyperlink"/>
@@ -4341,7 +4382,7 @@
           <w:sz w:val="24"/>
           <w:u w:val="single"/>
         </w:rPr>
-        <w:hyperlink r:id="rId26" w:history="1">
+        <w:hyperlink r:id="rId27" w:history="1">
           <w:r>
             <w:rPr>
               <w:rStyle w:val="Hyperlink"/>
@@ -4359,7 +4400,7 @@
           <w:sz w:val="24"/>
           <w:u w:val="single"/>
         </w:rPr>
-        <w:hyperlink r:id="rId26" w:history="1">
+        <w:hyperlink r:id="rId27" w:history="1">
           <w:r>
             <w:rPr>
               <w:rStyle w:val="Hyperlink"/>
@@ -4377,7 +4418,7 @@
           <w:sz w:val="24"/>
           <w:u w:val="single"/>
         </w:rPr>
-        <w:hyperlink r:id="rId26" w:history="1">
+        <w:hyperlink r:id="rId27" w:history="1">
           <w:r>
             <w:rPr>
               <w:rStyle w:val="Hyperlink"/>
@@ -4405,7 +4446,7 @@
           <w:sz w:val="24"/>
           <w:u w:val="single"/>
         </w:rPr>
-        <w:hyperlink r:id="rId27" w:history="1">
+        <w:hyperlink r:id="rId28" w:history="1">
           <w:r>
             <w:rPr>
               <w:rStyle w:val="Hyperlink"/>
@@ -4434,7 +4475,7 @@
           <w:sz w:val="24"/>
           <w:u w:val="single"/>
         </w:rPr>
-        <w:hyperlink r:id="rId27" w:history="1">
+        <w:hyperlink r:id="rId28" w:history="1">
           <w:r>
             <w:rPr>
               <w:rStyle w:val="Hyperlink"/>
@@ -4575,7 +4616,7 @@
           <w:sz w:val="24"/>
           <w:u w:val="single"/>
         </w:rPr>
-        <w:hyperlink r:id="rId28" w:history="1">
+        <w:hyperlink r:id="rId29" w:history="1">
           <w:r>
             <w:rPr>
               <w:rStyle w:val="Hyperlink"/>
@@ -4593,7 +4634,7 @@
           <w:sz w:val="24"/>
           <w:u w:val="single"/>
         </w:rPr>
-        <w:hyperlink r:id="rId28" w:history="1">
+        <w:hyperlink r:id="rId29" w:history="1">
           <w:r>
             <w:rPr>
               <w:rStyle w:val="Hyperlink"/>
@@ -4691,7 +4732,7 @@
           <w:sz w:val="24"/>
           <w:u w:val="single"/>
         </w:rPr>
-        <w:hyperlink r:id="rId29" w:history="1">
+        <w:hyperlink r:id="rId30" w:history="1">
           <w:r>
             <w:rPr>
               <w:rStyle w:val="Hyperlink"/>
@@ -4709,7 +4750,7 @@
           <w:sz w:val="24"/>
           <w:u w:val="single"/>
         </w:rPr>
-        <w:hyperlink r:id="rId29" w:history="1">
+        <w:hyperlink r:id="rId30" w:history="1">
           <w:r>
             <w:rPr>
               <w:rStyle w:val="Hyperlink"/>
@@ -4737,7 +4778,7 @@
           <w:sz w:val="24"/>
           <w:u w:val="single"/>
         </w:rPr>
-        <w:hyperlink r:id="rId30" w:history="1">
+        <w:hyperlink r:id="rId31" w:history="1">
           <w:r>
             <w:rPr>
               <w:rStyle w:val="Hyperlink"/>
@@ -4766,7 +4807,7 @@
           <w:sz w:val="24"/>
           <w:u w:val="single"/>
         </w:rPr>
-        <w:hyperlink r:id="rId30" w:history="1">
+        <w:hyperlink r:id="rId31" w:history="1">
           <w:r>
             <w:rPr>
               <w:rStyle w:val="Hyperlink"/>

--- a/EXPORTS/DOCX/published/niveau3/Dutch/Reinwardt.docx
+++ b/EXPORTS/DOCX/published/niveau3/Dutch/Reinwardt.docx
@@ -247,13 +247,31 @@
       </w:r>
       <w:r>
         <w:rPr>
+          <w:u w:val="single" w:color="0000ff"/>
           <w:rFonts w:ascii="Charis SIL Regular" w:hAnsi="Charis SIL Regular" w:eastAsia="Charis SIL Regular"/>
           <w:b w:val="0"/>
           <w:i w:val="0"/>
           <w:color w:val="000000"/>
           <w:sz w:val="24"/>
         </w:rPr>
-        <w:t xml:space="preserve">en botanie aan de </w:t>
+        <w:hyperlink r:id="rId9" w:history="1">
+          <w:r>
+            <w:rPr>
+              <w:rStyle w:val="Hyperlink"/>
+            </w:rPr>
+            <w:t>en bota</w:t>
+          </w:r>
+        </w:hyperlink>
+      </w:r>
+      <w:r>
+        <w:rPr>
+          <w:rFonts w:ascii="Charis SIL Regular" w:hAnsi="Charis SIL Regular" w:eastAsia="Charis SIL Regular"/>
+          <w:b w:val="0"/>
+          <w:i w:val="0"/>
+          <w:color w:val="000000"/>
+          <w:sz w:val="24"/>
+        </w:rPr>
+        <w:t xml:space="preserve">nie aan de </w:t>
       </w:r>
       <w:r>
         <w:rPr>
@@ -2770,7 +2788,7 @@
           <w:sz w:val="24"/>
           <w:u w:val="single"/>
         </w:rPr>
-        <w:hyperlink r:id="rId19" w:history="1">
+        <w:hyperlink r:id="rId17" w:history="1">
           <w:r>
             <w:rPr>
               <w:rStyle w:val="Hyperlink"/>
@@ -3598,7 +3616,7 @@
           <w:sz w:val="24"/>
           <w:u w:val="single"/>
         </w:rPr>
-        <w:hyperlink r:id="rId23" w:history="1">
+        <w:hyperlink r:id="rId24" w:history="1">
           <w:r>
             <w:rPr>
               <w:rStyle w:val="Hyperlink"/>

--- a/EXPORTS/DOCX/published/niveau3/Dutch/Reinwardt.docx
+++ b/EXPORTS/DOCX/published/niveau3/Dutch/Reinwardt.docx
@@ -1878,14 +1878,7 @@
           <w:color w:val="000000"/>
           <w:sz w:val="24"/>
         </w:rPr>
-        <w:hyperlink r:id="rId17" w:history="1">
-          <w:r>
-            <w:rPr>
-              <w:rStyle w:val="Hyperlink"/>
-            </w:rPr>
-            <w:t xml:space="preserve">an de </w:t>
-          </w:r>
-        </w:hyperlink>
+        <w:t xml:space="preserve">an de </w:t>
       </w:r>
       <w:r>
         <w:rPr>
@@ -2806,7 +2799,7 @@
           <w:sz w:val="24"/>
           <w:u w:val="single"/>
         </w:rPr>
-        <w:hyperlink r:id="rId19" w:history="1">
+        <w:hyperlink r:id="rId17" w:history="1">
           <w:r>
             <w:rPr>
               <w:rStyle w:val="Hyperlink"/>
@@ -3086,7 +3079,7 @@
             <w:rPr>
               <w:rStyle w:val="Hyperlink"/>
             </w:rPr>
-            <w:t>www.biografischportaal.n</w:t>
+            <w:t>www.biografischportaal.nl</w:t>
           </w:r>
         </w:hyperlink>
       </w:r>
@@ -3097,13 +3090,25 @@
           <w:i w:val="0"/>
           <w:color w:val="0000FF"/>
           <w:sz w:val="24"/>
+          <w:u w:val="single"/>
+        </w:rPr>
+        <w:t>/</w:t>
+      </w:r>
+      <w:r>
+        <w:rPr>
+          <w:rFonts w:ascii="Charis SIL Regular" w:hAnsi="Charis SIL Regular" w:eastAsia="Charis SIL Regular"/>
+          <w:b w:val="0"/>
+          <w:i w:val="0"/>
+          <w:color w:val="0000FF"/>
+          <w:sz w:val="24"/>
+          <w:u w:val="single"/>
         </w:rPr>
         <w:hyperlink r:id="rId21" w:history="1">
           <w:r>
             <w:rPr>
               <w:rStyle w:val="Hyperlink"/>
             </w:rPr>
-            <w:t>l</w:t>
+            <w:t>persoon/4045700</w:t>
           </w:r>
         </w:hyperlink>
       </w:r>
@@ -3115,25 +3120,7 @@
           <w:color w:val="0000FF"/>
           <w:sz w:val="24"/>
         </w:rPr>
-        <w:t>/</w:t>
-      </w:r>
-      <w:r>
-        <w:rPr>
-          <w:rFonts w:ascii="Charis SIL Regular" w:hAnsi="Charis SIL Regular" w:eastAsia="Charis SIL Regular"/>
-          <w:b w:val="0"/>
-          <w:i w:val="0"/>
-          <w:color w:val="0000FF"/>
-          <w:sz w:val="24"/>
-          <w:u w:val="single"/>
-        </w:rPr>
-        <w:hyperlink r:id="rId21" w:history="1">
-          <w:r>
-            <w:rPr>
-              <w:rStyle w:val="Hyperlink"/>
-            </w:rPr>
-            <w:t xml:space="preserve">persoon/40457008 </w:t>
-          </w:r>
-        </w:hyperlink>
+        <w:t xml:space="preserve">8 </w:t>
       </w:r>
       <w:r>
         <w:br/>
@@ -3616,7 +3603,7 @@
           <w:sz w:val="24"/>
           <w:u w:val="single"/>
         </w:rPr>
-        <w:hyperlink r:id="rId24" w:history="1">
+        <w:hyperlink r:id="rId23" w:history="1">
           <w:r>
             <w:rPr>
               <w:rStyle w:val="Hyperlink"/>
@@ -3645,7 +3632,7 @@
           <w:sz w:val="24"/>
           <w:u w:val="single"/>
         </w:rPr>
-        <w:hyperlink r:id="rId24" w:history="1">
+        <w:hyperlink r:id="rId23" w:history="1">
           <w:r>
             <w:rPr>
               <w:rStyle w:val="Hyperlink"/>
@@ -3770,7 +3757,7 @@
           <w:sz w:val="24"/>
           <w:u w:val="single"/>
         </w:rPr>
-        <w:hyperlink r:id="rId25" w:history="1">
+        <w:hyperlink r:id="rId24" w:history="1">
           <w:r>
             <w:rPr>
               <w:rStyle w:val="Hyperlink"/>
@@ -3788,7 +3775,7 @@
           <w:sz w:val="24"/>
           <w:u w:val="single"/>
         </w:rPr>
-        <w:hyperlink r:id="rId25" w:history="1">
+        <w:hyperlink r:id="rId24" w:history="1">
           <w:r>
             <w:rPr>
               <w:rStyle w:val="Hyperlink"/>
@@ -3806,7 +3793,7 @@
           <w:sz w:val="24"/>
           <w:u w:val="single"/>
         </w:rPr>
-        <w:hyperlink r:id="rId25" w:history="1">
+        <w:hyperlink r:id="rId24" w:history="1">
           <w:r>
             <w:rPr>
               <w:rStyle w:val="Hyperlink"/>
@@ -3824,7 +3811,7 @@
           <w:sz w:val="24"/>
           <w:u w:val="single"/>
         </w:rPr>
-        <w:hyperlink r:id="rId25" w:history="1">
+        <w:hyperlink r:id="rId24" w:history="1">
           <w:r>
             <w:rPr>
               <w:rStyle w:val="Hyperlink"/>
@@ -3993,7 +3980,7 @@
           <w:sz w:val="24"/>
           <w:u w:val="single"/>
         </w:rPr>
-        <w:hyperlink r:id="rId26" w:history="1">
+        <w:hyperlink r:id="rId25" w:history="1">
           <w:r>
             <w:rPr>
               <w:rStyle w:val="Hyperlink"/>
@@ -4011,7 +3998,7 @@
           <w:sz w:val="24"/>
           <w:u w:val="single"/>
         </w:rPr>
-        <w:hyperlink r:id="rId26" w:history="1">
+        <w:hyperlink r:id="rId25" w:history="1">
           <w:r>
             <w:rPr>
               <w:rStyle w:val="Hyperlink"/>
@@ -4029,7 +4016,7 @@
           <w:sz w:val="24"/>
           <w:u w:val="single"/>
         </w:rPr>
-        <w:hyperlink r:id="rId26" w:history="1">
+        <w:hyperlink r:id="rId25" w:history="1">
           <w:r>
             <w:rPr>
               <w:rStyle w:val="Hyperlink"/>
@@ -4047,7 +4034,7 @@
           <w:sz w:val="24"/>
           <w:u w:val="single"/>
         </w:rPr>
-        <w:hyperlink r:id="rId26" w:history="1">
+        <w:hyperlink r:id="rId25" w:history="1">
           <w:r>
             <w:rPr>
               <w:rStyle w:val="Hyperlink"/>
@@ -4065,7 +4052,7 @@
           <w:sz w:val="24"/>
           <w:u w:val="single"/>
         </w:rPr>
-        <w:hyperlink r:id="rId26" w:history="1">
+        <w:hyperlink r:id="rId25" w:history="1">
           <w:r>
             <w:rPr>
               <w:rStyle w:val="Hyperlink"/>
@@ -4083,7 +4070,7 @@
           <w:sz w:val="24"/>
           <w:u w:val="single"/>
         </w:rPr>
-        <w:hyperlink r:id="rId26" w:history="1">
+        <w:hyperlink r:id="rId25" w:history="1">
           <w:r>
             <w:rPr>
               <w:rStyle w:val="Hyperlink"/>
@@ -4101,7 +4088,7 @@
           <w:sz w:val="24"/>
           <w:u w:val="single"/>
         </w:rPr>
-        <w:hyperlink r:id="rId26" w:history="1">
+        <w:hyperlink r:id="rId25" w:history="1">
           <w:r>
             <w:rPr>
               <w:rStyle w:val="Hyperlink"/>
@@ -4119,7 +4106,7 @@
           <w:sz w:val="24"/>
           <w:u w:val="single"/>
         </w:rPr>
-        <w:hyperlink r:id="rId26" w:history="1">
+        <w:hyperlink r:id="rId25" w:history="1">
           <w:r>
             <w:rPr>
               <w:rStyle w:val="Hyperlink"/>
@@ -4147,7 +4134,7 @@
           <w:sz w:val="24"/>
           <w:u w:val="single"/>
         </w:rPr>
-        <w:hyperlink r:id="rId26" w:history="1">
+        <w:hyperlink r:id="rId25" w:history="1">
           <w:r>
             <w:rPr>
               <w:rStyle w:val="Hyperlink"/>
@@ -4165,7 +4152,7 @@
           <w:sz w:val="24"/>
           <w:u w:val="single"/>
         </w:rPr>
-        <w:hyperlink r:id="rId26" w:history="1">
+        <w:hyperlink r:id="rId25" w:history="1">
           <w:r>
             <w:rPr>
               <w:rStyle w:val="Hyperlink"/>
@@ -4193,7 +4180,7 @@
           <w:sz w:val="24"/>
           <w:u w:val="single"/>
         </w:rPr>
-        <w:hyperlink r:id="rId26" w:history="1">
+        <w:hyperlink r:id="rId25" w:history="1">
           <w:r>
             <w:rPr>
               <w:rStyle w:val="Hyperlink"/>
@@ -4222,7 +4209,7 @@
           <w:sz w:val="24"/>
           <w:u w:val="single"/>
         </w:rPr>
-        <w:hyperlink r:id="rId26" w:history="1">
+        <w:hyperlink r:id="rId25" w:history="1">
           <w:r>
             <w:rPr>
               <w:rStyle w:val="Hyperlink"/>
@@ -4400,7 +4387,7 @@
           <w:sz w:val="24"/>
           <w:u w:val="single"/>
         </w:rPr>
-        <w:hyperlink r:id="rId27" w:history="1">
+        <w:hyperlink r:id="rId26" w:history="1">
           <w:r>
             <w:rPr>
               <w:rStyle w:val="Hyperlink"/>
@@ -4418,7 +4405,7 @@
           <w:sz w:val="24"/>
           <w:u w:val="single"/>
         </w:rPr>
-        <w:hyperlink r:id="rId27" w:history="1">
+        <w:hyperlink r:id="rId26" w:history="1">
           <w:r>
             <w:rPr>
               <w:rStyle w:val="Hyperlink"/>
@@ -4436,7 +4423,7 @@
           <w:sz w:val="24"/>
           <w:u w:val="single"/>
         </w:rPr>
-        <w:hyperlink r:id="rId27" w:history="1">
+        <w:hyperlink r:id="rId26" w:history="1">
           <w:r>
             <w:rPr>
               <w:rStyle w:val="Hyperlink"/>
@@ -4464,7 +4451,7 @@
           <w:sz w:val="24"/>
           <w:u w:val="single"/>
         </w:rPr>
-        <w:hyperlink r:id="rId28" w:history="1">
+        <w:hyperlink r:id="rId27" w:history="1">
           <w:r>
             <w:rPr>
               <w:rStyle w:val="Hyperlink"/>
@@ -4493,7 +4480,7 @@
           <w:sz w:val="24"/>
           <w:u w:val="single"/>
         </w:rPr>
-        <w:hyperlink r:id="rId28" w:history="1">
+        <w:hyperlink r:id="rId27" w:history="1">
           <w:r>
             <w:rPr>
               <w:rStyle w:val="Hyperlink"/>
@@ -4634,7 +4621,7 @@
           <w:sz w:val="24"/>
           <w:u w:val="single"/>
         </w:rPr>
-        <w:hyperlink r:id="rId29" w:history="1">
+        <w:hyperlink r:id="rId28" w:history="1">
           <w:r>
             <w:rPr>
               <w:rStyle w:val="Hyperlink"/>
@@ -4652,7 +4639,7 @@
           <w:sz w:val="24"/>
           <w:u w:val="single"/>
         </w:rPr>
-        <w:hyperlink r:id="rId29" w:history="1">
+        <w:hyperlink r:id="rId28" w:history="1">
           <w:r>
             <w:rPr>
               <w:rStyle w:val="Hyperlink"/>
@@ -4750,7 +4737,7 @@
           <w:sz w:val="24"/>
           <w:u w:val="single"/>
         </w:rPr>
-        <w:hyperlink r:id="rId30" w:history="1">
+        <w:hyperlink r:id="rId29" w:history="1">
           <w:r>
             <w:rPr>
               <w:rStyle w:val="Hyperlink"/>
@@ -4768,7 +4755,7 @@
           <w:sz w:val="24"/>
           <w:u w:val="single"/>
         </w:rPr>
-        <w:hyperlink r:id="rId30" w:history="1">
+        <w:hyperlink r:id="rId29" w:history="1">
           <w:r>
             <w:rPr>
               <w:rStyle w:val="Hyperlink"/>
@@ -4796,7 +4783,7 @@
           <w:sz w:val="24"/>
           <w:u w:val="single"/>
         </w:rPr>
-        <w:hyperlink r:id="rId31" w:history="1">
+        <w:hyperlink r:id="rId30" w:history="1">
           <w:r>
             <w:rPr>
               <w:rStyle w:val="Hyperlink"/>
@@ -4825,7 +4812,7 @@
           <w:sz w:val="24"/>
           <w:u w:val="single"/>
         </w:rPr>
-        <w:hyperlink r:id="rId31" w:history="1">
+        <w:hyperlink r:id="rId30" w:history="1">
           <w:r>
             <w:rPr>
               <w:rStyle w:val="Hyperlink"/>

--- a/EXPORTS/DOCX/published/niveau3/Dutch/Reinwardt.docx
+++ b/EXPORTS/DOCX/published/niveau3/Dutch/Reinwardt.docx
@@ -225,53 +225,7 @@
           <w:color w:val="000000"/>
           <w:sz w:val="24"/>
         </w:rPr>
-        <w:t>natuurli</w:t>
-      </w:r>
-      <w:r>
-        <w:rPr>
-          <w:u w:val="single" w:color="0000ff"/>
-          <w:rFonts w:ascii="Charis SIL Regular" w:hAnsi="Charis SIL Regular" w:eastAsia="Charis SIL Regular"/>
-          <w:b w:val="0"/>
-          <w:i w:val="0"/>
-          <w:color w:val="000000"/>
-          <w:sz w:val="24"/>
-        </w:rPr>
-        <w:hyperlink r:id="rId9" w:history="1">
-          <w:r>
-            <w:rPr>
-              <w:rStyle w:val="Hyperlink"/>
-            </w:rPr>
-            <w:t xml:space="preserve">jke historie </w:t>
-          </w:r>
-        </w:hyperlink>
-      </w:r>
-      <w:r>
-        <w:rPr>
-          <w:u w:val="single" w:color="0000ff"/>
-          <w:rFonts w:ascii="Charis SIL Regular" w:hAnsi="Charis SIL Regular" w:eastAsia="Charis SIL Regular"/>
-          <w:b w:val="0"/>
-          <w:i w:val="0"/>
-          <w:color w:val="000000"/>
-          <w:sz w:val="24"/>
-        </w:rPr>
-        <w:hyperlink r:id="rId9" w:history="1">
-          <w:r>
-            <w:rPr>
-              <w:rStyle w:val="Hyperlink"/>
-            </w:rPr>
-            <w:t>en bota</w:t>
-          </w:r>
-        </w:hyperlink>
-      </w:r>
-      <w:r>
-        <w:rPr>
-          <w:rFonts w:ascii="Charis SIL Regular" w:hAnsi="Charis SIL Regular" w:eastAsia="Charis SIL Regular"/>
-          <w:b w:val="0"/>
-          <w:i w:val="0"/>
-          <w:color w:val="000000"/>
-          <w:sz w:val="24"/>
-        </w:rPr>
-        <w:t xml:space="preserve">nie aan de </w:t>
+        <w:t xml:space="preserve">natuurlijke historie en botanie aan de </w:t>
       </w:r>
       <w:r>
         <w:rPr>
@@ -1878,7 +1832,14 @@
           <w:color w:val="000000"/>
           <w:sz w:val="24"/>
         </w:rPr>
-        <w:t xml:space="preserve">an de </w:t>
+        <w:hyperlink r:id="rId17" w:history="1">
+          <w:r>
+            <w:rPr>
+              <w:rStyle w:val="Hyperlink"/>
+            </w:rPr>
+            <w:t xml:space="preserve">an de </w:t>
+          </w:r>
+        </w:hyperlink>
       </w:r>
       <w:r>
         <w:rPr>
@@ -2799,7 +2760,7 @@
           <w:sz w:val="24"/>
           <w:u w:val="single"/>
         </w:rPr>
-        <w:hyperlink r:id="rId17" w:history="1">
+        <w:hyperlink r:id="rId19" w:history="1">
           <w:r>
             <w:rPr>
               <w:rStyle w:val="Hyperlink"/>
@@ -3079,7 +3040,7 @@
             <w:rPr>
               <w:rStyle w:val="Hyperlink"/>
             </w:rPr>
-            <w:t>www.biografischportaal.nl</w:t>
+            <w:t>www.biografischportaal.n</w:t>
           </w:r>
         </w:hyperlink>
       </w:r>
@@ -3090,25 +3051,13 @@
           <w:i w:val="0"/>
           <w:color w:val="0000FF"/>
           <w:sz w:val="24"/>
-          <w:u w:val="single"/>
-        </w:rPr>
-        <w:t>/</w:t>
-      </w:r>
-      <w:r>
-        <w:rPr>
-          <w:rFonts w:ascii="Charis SIL Regular" w:hAnsi="Charis SIL Regular" w:eastAsia="Charis SIL Regular"/>
-          <w:b w:val="0"/>
-          <w:i w:val="0"/>
-          <w:color w:val="0000FF"/>
-          <w:sz w:val="24"/>
-          <w:u w:val="single"/>
         </w:rPr>
         <w:hyperlink r:id="rId21" w:history="1">
           <w:r>
             <w:rPr>
               <w:rStyle w:val="Hyperlink"/>
             </w:rPr>
-            <w:t>persoon/4045700</w:t>
+            <w:t>l</w:t>
           </w:r>
         </w:hyperlink>
       </w:r>
@@ -3120,7 +3069,25 @@
           <w:color w:val="0000FF"/>
           <w:sz w:val="24"/>
         </w:rPr>
-        <w:t xml:space="preserve">8 </w:t>
+        <w:t>/</w:t>
+      </w:r>
+      <w:r>
+        <w:rPr>
+          <w:rFonts w:ascii="Charis SIL Regular" w:hAnsi="Charis SIL Regular" w:eastAsia="Charis SIL Regular"/>
+          <w:b w:val="0"/>
+          <w:i w:val="0"/>
+          <w:color w:val="0000FF"/>
+          <w:sz w:val="24"/>
+          <w:u w:val="single"/>
+        </w:rPr>
+        <w:hyperlink r:id="rId21" w:history="1">
+          <w:r>
+            <w:rPr>
+              <w:rStyle w:val="Hyperlink"/>
+            </w:rPr>
+            <w:t xml:space="preserve">persoon/40457008 </w:t>
+          </w:r>
+        </w:hyperlink>
       </w:r>
       <w:r>
         <w:br/>
@@ -4180,7 +4147,7 @@
           <w:sz w:val="24"/>
           <w:u w:val="single"/>
         </w:rPr>
-        <w:hyperlink r:id="rId25" w:history="1">
+        <w:hyperlink r:id="rId26" w:history="1">
           <w:r>
             <w:rPr>
               <w:rStyle w:val="Hyperlink"/>
@@ -4209,7 +4176,7 @@
           <w:sz w:val="24"/>
           <w:u w:val="single"/>
         </w:rPr>
-        <w:hyperlink r:id="rId25" w:history="1">
+        <w:hyperlink r:id="rId26" w:history="1">
           <w:r>
             <w:rPr>
               <w:rStyle w:val="Hyperlink"/>
@@ -4387,7 +4354,7 @@
           <w:sz w:val="24"/>
           <w:u w:val="single"/>
         </w:rPr>
-        <w:hyperlink r:id="rId26" w:history="1">
+        <w:hyperlink r:id="rId27" w:history="1">
           <w:r>
             <w:rPr>
               <w:rStyle w:val="Hyperlink"/>
@@ -4405,7 +4372,7 @@
           <w:sz w:val="24"/>
           <w:u w:val="single"/>
         </w:rPr>
-        <w:hyperlink r:id="rId26" w:history="1">
+        <w:hyperlink r:id="rId27" w:history="1">
           <w:r>
             <w:rPr>
               <w:rStyle w:val="Hyperlink"/>
@@ -4423,7 +4390,7 @@
           <w:sz w:val="24"/>
           <w:u w:val="single"/>
         </w:rPr>
-        <w:hyperlink r:id="rId26" w:history="1">
+        <w:hyperlink r:id="rId27" w:history="1">
           <w:r>
             <w:rPr>
               <w:rStyle w:val="Hyperlink"/>
@@ -4451,7 +4418,7 @@
           <w:sz w:val="24"/>
           <w:u w:val="single"/>
         </w:rPr>
-        <w:hyperlink r:id="rId27" w:history="1">
+        <w:hyperlink r:id="rId28" w:history="1">
           <w:r>
             <w:rPr>
               <w:rStyle w:val="Hyperlink"/>
@@ -4480,7 +4447,7 @@
           <w:sz w:val="24"/>
           <w:u w:val="single"/>
         </w:rPr>
-        <w:hyperlink r:id="rId27" w:history="1">
+        <w:hyperlink r:id="rId28" w:history="1">
           <w:r>
             <w:rPr>
               <w:rStyle w:val="Hyperlink"/>
@@ -4621,7 +4588,7 @@
           <w:sz w:val="24"/>
           <w:u w:val="single"/>
         </w:rPr>
-        <w:hyperlink r:id="rId28" w:history="1">
+        <w:hyperlink r:id="rId29" w:history="1">
           <w:r>
             <w:rPr>
               <w:rStyle w:val="Hyperlink"/>
@@ -4639,7 +4606,7 @@
           <w:sz w:val="24"/>
           <w:u w:val="single"/>
         </w:rPr>
-        <w:hyperlink r:id="rId28" w:history="1">
+        <w:hyperlink r:id="rId29" w:history="1">
           <w:r>
             <w:rPr>
               <w:rStyle w:val="Hyperlink"/>
@@ -4737,7 +4704,7 @@
           <w:sz w:val="24"/>
           <w:u w:val="single"/>
         </w:rPr>
-        <w:hyperlink r:id="rId29" w:history="1">
+        <w:hyperlink r:id="rId30" w:history="1">
           <w:r>
             <w:rPr>
               <w:rStyle w:val="Hyperlink"/>
@@ -4755,7 +4722,7 @@
           <w:sz w:val="24"/>
           <w:u w:val="single"/>
         </w:rPr>
-        <w:hyperlink r:id="rId29" w:history="1">
+        <w:hyperlink r:id="rId30" w:history="1">
           <w:r>
             <w:rPr>
               <w:rStyle w:val="Hyperlink"/>
@@ -4783,7 +4750,7 @@
           <w:sz w:val="24"/>
           <w:u w:val="single"/>
         </w:rPr>
-        <w:hyperlink r:id="rId30" w:history="1">
+        <w:hyperlink r:id="rId31" w:history="1">
           <w:r>
             <w:rPr>
               <w:rStyle w:val="Hyperlink"/>
@@ -4812,7 +4779,7 @@
           <w:sz w:val="24"/>
           <w:u w:val="single"/>
         </w:rPr>
-        <w:hyperlink r:id="rId30" w:history="1">
+        <w:hyperlink r:id="rId31" w:history="1">
           <w:r>
             <w:rPr>
               <w:rStyle w:val="Hyperlink"/>

--- a/EXPORTS/DOCX/published/niveau3/Dutch/Reinwardt.docx
+++ b/EXPORTS/DOCX/published/niveau3/Dutch/Reinwardt.docx
@@ -225,7 +225,53 @@
           <w:color w:val="000000"/>
           <w:sz w:val="24"/>
         </w:rPr>
-        <w:t xml:space="preserve">natuurlijke historie en botanie aan de </w:t>
+        <w:t>natuurli</w:t>
+      </w:r>
+      <w:r>
+        <w:rPr>
+          <w:u w:val="single" w:color="0000ff"/>
+          <w:rFonts w:ascii="Charis SIL Regular" w:hAnsi="Charis SIL Regular" w:eastAsia="Charis SIL Regular"/>
+          <w:b w:val="0"/>
+          <w:i w:val="0"/>
+          <w:color w:val="000000"/>
+          <w:sz w:val="24"/>
+        </w:rPr>
+        <w:hyperlink r:id="rId9" w:history="1">
+          <w:r>
+            <w:rPr>
+              <w:rStyle w:val="Hyperlink"/>
+            </w:rPr>
+            <w:t xml:space="preserve">jke historie </w:t>
+          </w:r>
+        </w:hyperlink>
+      </w:r>
+      <w:r>
+        <w:rPr>
+          <w:u w:val="single" w:color="0000ff"/>
+          <w:rFonts w:ascii="Charis SIL Regular" w:hAnsi="Charis SIL Regular" w:eastAsia="Charis SIL Regular"/>
+          <w:b w:val="0"/>
+          <w:i w:val="0"/>
+          <w:color w:val="000000"/>
+          <w:sz w:val="24"/>
+        </w:rPr>
+        <w:hyperlink r:id="rId9" w:history="1">
+          <w:r>
+            <w:rPr>
+              <w:rStyle w:val="Hyperlink"/>
+            </w:rPr>
+            <w:t>en bota</w:t>
+          </w:r>
+        </w:hyperlink>
+      </w:r>
+      <w:r>
+        <w:rPr>
+          <w:rFonts w:ascii="Charis SIL Regular" w:hAnsi="Charis SIL Regular" w:eastAsia="Charis SIL Regular"/>
+          <w:b w:val="0"/>
+          <w:i w:val="0"/>
+          <w:color w:val="000000"/>
+          <w:sz w:val="24"/>
+        </w:rPr>
+        <w:t xml:space="preserve">nie aan de </w:t>
       </w:r>
       <w:r>
         <w:rPr>
@@ -1372,6 +1418,7 @@
       </w:r>
       <w:r>
         <w:rPr>
+          <w:u w:val="single" w:color="0000ff"/>
           <w:rFonts w:ascii="Charis SIL Regular" w:hAnsi="Charis SIL Regular" w:eastAsia="Charis SIL Regular"/>
           <w:b w:val="0"/>
           <w:i w:val="0"/>
@@ -2760,7 +2807,7 @@
           <w:sz w:val="24"/>
           <w:u w:val="single"/>
         </w:rPr>
-        <w:hyperlink r:id="rId19" w:history="1">
+        <w:hyperlink r:id="rId17" w:history="1">
           <w:r>
             <w:rPr>
               <w:rStyle w:val="Hyperlink"/>
@@ -3040,7 +3087,7 @@
             <w:rPr>
               <w:rStyle w:val="Hyperlink"/>
             </w:rPr>
-            <w:t>www.biografischportaal.n</w:t>
+            <w:t>www.biografischportaal.nl</w:t>
           </w:r>
         </w:hyperlink>
       </w:r>
@@ -3051,13 +3098,25 @@
           <w:i w:val="0"/>
           <w:color w:val="0000FF"/>
           <w:sz w:val="24"/>
+          <w:u w:val="single"/>
+        </w:rPr>
+        <w:t>/</w:t>
+      </w:r>
+      <w:r>
+        <w:rPr>
+          <w:rFonts w:ascii="Charis SIL Regular" w:hAnsi="Charis SIL Regular" w:eastAsia="Charis SIL Regular"/>
+          <w:b w:val="0"/>
+          <w:i w:val="0"/>
+          <w:color w:val="0000FF"/>
+          <w:sz w:val="24"/>
+          <w:u w:val="single"/>
         </w:rPr>
         <w:hyperlink r:id="rId21" w:history="1">
           <w:r>
             <w:rPr>
               <w:rStyle w:val="Hyperlink"/>
             </w:rPr>
-            <w:t>l</w:t>
+            <w:t>persoon/4045700</w:t>
           </w:r>
         </w:hyperlink>
       </w:r>
@@ -3069,25 +3128,7 @@
           <w:color w:val="0000FF"/>
           <w:sz w:val="24"/>
         </w:rPr>
-        <w:t>/</w:t>
-      </w:r>
-      <w:r>
-        <w:rPr>
-          <w:rFonts w:ascii="Charis SIL Regular" w:hAnsi="Charis SIL Regular" w:eastAsia="Charis SIL Regular"/>
-          <w:b w:val="0"/>
-          <w:i w:val="0"/>
-          <w:color w:val="0000FF"/>
-          <w:sz w:val="24"/>
-          <w:u w:val="single"/>
-        </w:rPr>
-        <w:hyperlink r:id="rId21" w:history="1">
-          <w:r>
-            <w:rPr>
-              <w:rStyle w:val="Hyperlink"/>
-            </w:rPr>
-            <w:t xml:space="preserve">persoon/40457008 </w:t>
-          </w:r>
-        </w:hyperlink>
+        <w:t xml:space="preserve">8 </w:t>
       </w:r>
       <w:r>
         <w:br/>
@@ -3570,7 +3611,7 @@
           <w:sz w:val="24"/>
           <w:u w:val="single"/>
         </w:rPr>
-        <w:hyperlink r:id="rId23" w:history="1">
+        <w:hyperlink r:id="rId24" w:history="1">
           <w:r>
             <w:rPr>
               <w:rStyle w:val="Hyperlink"/>
@@ -3724,7 +3765,7 @@
           <w:sz w:val="24"/>
           <w:u w:val="single"/>
         </w:rPr>
-        <w:hyperlink r:id="rId24" w:history="1">
+        <w:hyperlink r:id="rId25" w:history="1">
           <w:r>
             <w:rPr>
               <w:rStyle w:val="Hyperlink"/>
@@ -3742,7 +3783,7 @@
           <w:sz w:val="24"/>
           <w:u w:val="single"/>
         </w:rPr>
-        <w:hyperlink r:id="rId24" w:history="1">
+        <w:hyperlink r:id="rId25" w:history="1">
           <w:r>
             <w:rPr>
               <w:rStyle w:val="Hyperlink"/>
@@ -3760,7 +3801,7 @@
           <w:sz w:val="24"/>
           <w:u w:val="single"/>
         </w:rPr>
-        <w:hyperlink r:id="rId24" w:history="1">
+        <w:hyperlink r:id="rId25" w:history="1">
           <w:r>
             <w:rPr>
               <w:rStyle w:val="Hyperlink"/>
@@ -3778,7 +3819,7 @@
           <w:sz w:val="24"/>
           <w:u w:val="single"/>
         </w:rPr>
-        <w:hyperlink r:id="rId24" w:history="1">
+        <w:hyperlink r:id="rId25" w:history="1">
           <w:r>
             <w:rPr>
               <w:rStyle w:val="Hyperlink"/>
@@ -3947,7 +3988,7 @@
           <w:sz w:val="24"/>
           <w:u w:val="single"/>
         </w:rPr>
-        <w:hyperlink r:id="rId25" w:history="1">
+        <w:hyperlink r:id="rId26" w:history="1">
           <w:r>
             <w:rPr>
               <w:rStyle w:val="Hyperlink"/>
@@ -3965,7 +4006,7 @@
           <w:sz w:val="24"/>
           <w:u w:val="single"/>
         </w:rPr>
-        <w:hyperlink r:id="rId25" w:history="1">
+        <w:hyperlink r:id="rId26" w:history="1">
           <w:r>
             <w:rPr>
               <w:rStyle w:val="Hyperlink"/>
@@ -3983,7 +4024,7 @@
           <w:sz w:val="24"/>
           <w:u w:val="single"/>
         </w:rPr>
-        <w:hyperlink r:id="rId25" w:history="1">
+        <w:hyperlink r:id="rId26" w:history="1">
           <w:r>
             <w:rPr>
               <w:rStyle w:val="Hyperlink"/>
@@ -4001,7 +4042,7 @@
           <w:sz w:val="24"/>
           <w:u w:val="single"/>
         </w:rPr>
-        <w:hyperlink r:id="rId25" w:history="1">
+        <w:hyperlink r:id="rId26" w:history="1">
           <w:r>
             <w:rPr>
               <w:rStyle w:val="Hyperlink"/>
@@ -4019,7 +4060,7 @@
           <w:sz w:val="24"/>
           <w:u w:val="single"/>
         </w:rPr>
-        <w:hyperlink r:id="rId25" w:history="1">
+        <w:hyperlink r:id="rId26" w:history="1">
           <w:r>
             <w:rPr>
               <w:rStyle w:val="Hyperlink"/>
@@ -4037,7 +4078,7 @@
           <w:sz w:val="24"/>
           <w:u w:val="single"/>
         </w:rPr>
-        <w:hyperlink r:id="rId25" w:history="1">
+        <w:hyperlink r:id="rId26" w:history="1">
           <w:r>
             <w:rPr>
               <w:rStyle w:val="Hyperlink"/>
@@ -4055,7 +4096,7 @@
           <w:sz w:val="24"/>
           <w:u w:val="single"/>
         </w:rPr>
-        <w:hyperlink r:id="rId25" w:history="1">
+        <w:hyperlink r:id="rId26" w:history="1">
           <w:r>
             <w:rPr>
               <w:rStyle w:val="Hyperlink"/>
@@ -4073,7 +4114,7 @@
           <w:sz w:val="24"/>
           <w:u w:val="single"/>
         </w:rPr>
-        <w:hyperlink r:id="rId25" w:history="1">
+        <w:hyperlink r:id="rId26" w:history="1">
           <w:r>
             <w:rPr>
               <w:rStyle w:val="Hyperlink"/>
@@ -4101,7 +4142,7 @@
           <w:sz w:val="24"/>
           <w:u w:val="single"/>
         </w:rPr>
-        <w:hyperlink r:id="rId25" w:history="1">
+        <w:hyperlink r:id="rId26" w:history="1">
           <w:r>
             <w:rPr>
               <w:rStyle w:val="Hyperlink"/>
@@ -4119,7 +4160,7 @@
           <w:sz w:val="24"/>
           <w:u w:val="single"/>
         </w:rPr>
-        <w:hyperlink r:id="rId25" w:history="1">
+        <w:hyperlink r:id="rId26" w:history="1">
           <w:r>
             <w:rPr>
               <w:rStyle w:val="Hyperlink"/>

--- a/EXPORTS/DOCX/published/niveau3/Dutch/Reinwardt.docx
+++ b/EXPORTS/DOCX/published/niveau3/Dutch/Reinwardt.docx
@@ -2807,7 +2807,7 @@
           <w:sz w:val="24"/>
           <w:u w:val="single"/>
         </w:rPr>
-        <w:hyperlink r:id="rId17" w:history="1">
+        <w:hyperlink r:id="rId19" w:history="1">
           <w:r>
             <w:rPr>
               <w:rStyle w:val="Hyperlink"/>
@@ -3087,7 +3087,7 @@
             <w:rPr>
               <w:rStyle w:val="Hyperlink"/>
             </w:rPr>
-            <w:t>www.biografischportaal.nl</w:t>
+            <w:t>www.biografischportaal.n</w:t>
           </w:r>
         </w:hyperlink>
       </w:r>
@@ -3098,25 +3098,13 @@
           <w:i w:val="0"/>
           <w:color w:val="0000FF"/>
           <w:sz w:val="24"/>
-          <w:u w:val="single"/>
-        </w:rPr>
-        <w:t>/</w:t>
-      </w:r>
-      <w:r>
-        <w:rPr>
-          <w:rFonts w:ascii="Charis SIL Regular" w:hAnsi="Charis SIL Regular" w:eastAsia="Charis SIL Regular"/>
-          <w:b w:val="0"/>
-          <w:i w:val="0"/>
-          <w:color w:val="0000FF"/>
-          <w:sz w:val="24"/>
-          <w:u w:val="single"/>
         </w:rPr>
         <w:hyperlink r:id="rId21" w:history="1">
           <w:r>
             <w:rPr>
               <w:rStyle w:val="Hyperlink"/>
             </w:rPr>
-            <w:t>persoon/4045700</w:t>
+            <w:t>l</w:t>
           </w:r>
         </w:hyperlink>
       </w:r>
@@ -3128,7 +3116,25 @@
           <w:color w:val="0000FF"/>
           <w:sz w:val="24"/>
         </w:rPr>
-        <w:t xml:space="preserve">8 </w:t>
+        <w:t>/</w:t>
+      </w:r>
+      <w:r>
+        <w:rPr>
+          <w:rFonts w:ascii="Charis SIL Regular" w:hAnsi="Charis SIL Regular" w:eastAsia="Charis SIL Regular"/>
+          <w:b w:val="0"/>
+          <w:i w:val="0"/>
+          <w:color w:val="0000FF"/>
+          <w:sz w:val="24"/>
+          <w:u w:val="single"/>
+        </w:rPr>
+        <w:hyperlink r:id="rId21" w:history="1">
+          <w:r>
+            <w:rPr>
+              <w:rStyle w:val="Hyperlink"/>
+            </w:rPr>
+            <w:t xml:space="preserve">persoon/40457008 </w:t>
+          </w:r>
+        </w:hyperlink>
       </w:r>
       <w:r>
         <w:br/>
@@ -3640,7 +3646,7 @@
           <w:sz w:val="24"/>
           <w:u w:val="single"/>
         </w:rPr>
-        <w:hyperlink r:id="rId23" w:history="1">
+        <w:hyperlink r:id="rId24" w:history="1">
           <w:r>
             <w:rPr>
               <w:rStyle w:val="Hyperlink"/>

--- a/EXPORTS/DOCX/published/niveau3/Dutch/Reinwardt.docx
+++ b/EXPORTS/DOCX/published/niveau3/Dutch/Reinwardt.docx
@@ -225,53 +225,7 @@
           <w:color w:val="000000"/>
           <w:sz w:val="24"/>
         </w:rPr>
-        <w:t>natuurli</w:t>
-      </w:r>
-      <w:r>
-        <w:rPr>
-          <w:u w:val="single" w:color="0000ff"/>
-          <w:rFonts w:ascii="Charis SIL Regular" w:hAnsi="Charis SIL Regular" w:eastAsia="Charis SIL Regular"/>
-          <w:b w:val="0"/>
-          <w:i w:val="0"/>
-          <w:color w:val="000000"/>
-          <w:sz w:val="24"/>
-        </w:rPr>
-        <w:hyperlink r:id="rId9" w:history="1">
-          <w:r>
-            <w:rPr>
-              <w:rStyle w:val="Hyperlink"/>
-            </w:rPr>
-            <w:t xml:space="preserve">jke historie </w:t>
-          </w:r>
-        </w:hyperlink>
-      </w:r>
-      <w:r>
-        <w:rPr>
-          <w:u w:val="single" w:color="0000ff"/>
-          <w:rFonts w:ascii="Charis SIL Regular" w:hAnsi="Charis SIL Regular" w:eastAsia="Charis SIL Regular"/>
-          <w:b w:val="0"/>
-          <w:i w:val="0"/>
-          <w:color w:val="000000"/>
-          <w:sz w:val="24"/>
-        </w:rPr>
-        <w:hyperlink r:id="rId9" w:history="1">
-          <w:r>
-            <w:rPr>
-              <w:rStyle w:val="Hyperlink"/>
-            </w:rPr>
-            <w:t>en bota</w:t>
-          </w:r>
-        </w:hyperlink>
-      </w:r>
-      <w:r>
-        <w:rPr>
-          <w:rFonts w:ascii="Charis SIL Regular" w:hAnsi="Charis SIL Regular" w:eastAsia="Charis SIL Regular"/>
-          <w:b w:val="0"/>
-          <w:i w:val="0"/>
-          <w:color w:val="000000"/>
-          <w:sz w:val="24"/>
-        </w:rPr>
-        <w:t xml:space="preserve">nie aan de </w:t>
+        <w:t xml:space="preserve">natuurlijke historie en botanie aan de </w:t>
       </w:r>
       <w:r>
         <w:rPr>
@@ -1418,7 +1372,6 @@
       </w:r>
       <w:r>
         <w:rPr>
-          <w:u w:val="single" w:color="0000ff"/>
           <w:rFonts w:ascii="Charis SIL Regular" w:hAnsi="Charis SIL Regular" w:eastAsia="Charis SIL Regular"/>
           <w:b w:val="0"/>
           <w:i w:val="0"/>
@@ -1879,14 +1832,7 @@
           <w:color w:val="000000"/>
           <w:sz w:val="24"/>
         </w:rPr>
-        <w:hyperlink r:id="rId17" w:history="1">
-          <w:r>
-            <w:rPr>
-              <w:rStyle w:val="Hyperlink"/>
-            </w:rPr>
-            <w:t xml:space="preserve">an de </w:t>
-          </w:r>
-        </w:hyperlink>
+        <w:t xml:space="preserve">an de </w:t>
       </w:r>
       <w:r>
         <w:rPr>
@@ -3617,7 +3563,7 @@
           <w:sz w:val="24"/>
           <w:u w:val="single"/>
         </w:rPr>
-        <w:hyperlink r:id="rId24" w:history="1">
+        <w:hyperlink r:id="rId23" w:history="1">
           <w:r>
             <w:rPr>
               <w:rStyle w:val="Hyperlink"/>
@@ -3646,7 +3592,7 @@
           <w:sz w:val="24"/>
           <w:u w:val="single"/>
         </w:rPr>
-        <w:hyperlink r:id="rId24" w:history="1">
+        <w:hyperlink r:id="rId23" w:history="1">
           <w:r>
             <w:rPr>
               <w:rStyle w:val="Hyperlink"/>
@@ -3771,7 +3717,7 @@
           <w:sz w:val="24"/>
           <w:u w:val="single"/>
         </w:rPr>
-        <w:hyperlink r:id="rId25" w:history="1">
+        <w:hyperlink r:id="rId24" w:history="1">
           <w:r>
             <w:rPr>
               <w:rStyle w:val="Hyperlink"/>
@@ -3789,7 +3735,7 @@
           <w:sz w:val="24"/>
           <w:u w:val="single"/>
         </w:rPr>
-        <w:hyperlink r:id="rId25" w:history="1">
+        <w:hyperlink r:id="rId24" w:history="1">
           <w:r>
             <w:rPr>
               <w:rStyle w:val="Hyperlink"/>
@@ -3807,7 +3753,7 @@
           <w:sz w:val="24"/>
           <w:u w:val="single"/>
         </w:rPr>
-        <w:hyperlink r:id="rId25" w:history="1">
+        <w:hyperlink r:id="rId24" w:history="1">
           <w:r>
             <w:rPr>
               <w:rStyle w:val="Hyperlink"/>
@@ -3825,7 +3771,7 @@
           <w:sz w:val="24"/>
           <w:u w:val="single"/>
         </w:rPr>
-        <w:hyperlink r:id="rId25" w:history="1">
+        <w:hyperlink r:id="rId24" w:history="1">
           <w:r>
             <w:rPr>
               <w:rStyle w:val="Hyperlink"/>
@@ -3994,7 +3940,7 @@
           <w:sz w:val="24"/>
           <w:u w:val="single"/>
         </w:rPr>
-        <w:hyperlink r:id="rId26" w:history="1">
+        <w:hyperlink r:id="rId25" w:history="1">
           <w:r>
             <w:rPr>
               <w:rStyle w:val="Hyperlink"/>
@@ -4012,7 +3958,7 @@
           <w:sz w:val="24"/>
           <w:u w:val="single"/>
         </w:rPr>
-        <w:hyperlink r:id="rId26" w:history="1">
+        <w:hyperlink r:id="rId25" w:history="1">
           <w:r>
             <w:rPr>
               <w:rStyle w:val="Hyperlink"/>
@@ -4030,7 +3976,7 @@
           <w:sz w:val="24"/>
           <w:u w:val="single"/>
         </w:rPr>
-        <w:hyperlink r:id="rId26" w:history="1">
+        <w:hyperlink r:id="rId25" w:history="1">
           <w:r>
             <w:rPr>
               <w:rStyle w:val="Hyperlink"/>
@@ -4048,7 +3994,7 @@
           <w:sz w:val="24"/>
           <w:u w:val="single"/>
         </w:rPr>
-        <w:hyperlink r:id="rId26" w:history="1">
+        <w:hyperlink r:id="rId25" w:history="1">
           <w:r>
             <w:rPr>
               <w:rStyle w:val="Hyperlink"/>
@@ -4066,7 +4012,7 @@
           <w:sz w:val="24"/>
           <w:u w:val="single"/>
         </w:rPr>
-        <w:hyperlink r:id="rId26" w:history="1">
+        <w:hyperlink r:id="rId25" w:history="1">
           <w:r>
             <w:rPr>
               <w:rStyle w:val="Hyperlink"/>
@@ -4084,7 +4030,7 @@
           <w:sz w:val="24"/>
           <w:u w:val="single"/>
         </w:rPr>
-        <w:hyperlink r:id="rId26" w:history="1">
+        <w:hyperlink r:id="rId25" w:history="1">
           <w:r>
             <w:rPr>
               <w:rStyle w:val="Hyperlink"/>
@@ -4102,7 +4048,7 @@
           <w:sz w:val="24"/>
           <w:u w:val="single"/>
         </w:rPr>
-        <w:hyperlink r:id="rId26" w:history="1">
+        <w:hyperlink r:id="rId25" w:history="1">
           <w:r>
             <w:rPr>
               <w:rStyle w:val="Hyperlink"/>
@@ -4120,7 +4066,7 @@
           <w:sz w:val="24"/>
           <w:u w:val="single"/>
         </w:rPr>
-        <w:hyperlink r:id="rId26" w:history="1">
+        <w:hyperlink r:id="rId25" w:history="1">
           <w:r>
             <w:rPr>
               <w:rStyle w:val="Hyperlink"/>
@@ -4148,7 +4094,7 @@
           <w:sz w:val="24"/>
           <w:u w:val="single"/>
         </w:rPr>
-        <w:hyperlink r:id="rId26" w:history="1">
+        <w:hyperlink r:id="rId25" w:history="1">
           <w:r>
             <w:rPr>
               <w:rStyle w:val="Hyperlink"/>
@@ -4166,7 +4112,7 @@
           <w:sz w:val="24"/>
           <w:u w:val="single"/>
         </w:rPr>
-        <w:hyperlink r:id="rId26" w:history="1">
+        <w:hyperlink r:id="rId25" w:history="1">
           <w:r>
             <w:rPr>
               <w:rStyle w:val="Hyperlink"/>
@@ -4194,7 +4140,7 @@
           <w:sz w:val="24"/>
           <w:u w:val="single"/>
         </w:rPr>
-        <w:hyperlink r:id="rId26" w:history="1">
+        <w:hyperlink r:id="rId25" w:history="1">
           <w:r>
             <w:rPr>
               <w:rStyle w:val="Hyperlink"/>
@@ -4223,7 +4169,7 @@
           <w:sz w:val="24"/>
           <w:u w:val="single"/>
         </w:rPr>
-        <w:hyperlink r:id="rId26" w:history="1">
+        <w:hyperlink r:id="rId25" w:history="1">
           <w:r>
             <w:rPr>
               <w:rStyle w:val="Hyperlink"/>
@@ -4401,7 +4347,7 @@
           <w:sz w:val="24"/>
           <w:u w:val="single"/>
         </w:rPr>
-        <w:hyperlink r:id="rId27" w:history="1">
+        <w:hyperlink r:id="rId26" w:history="1">
           <w:r>
             <w:rPr>
               <w:rStyle w:val="Hyperlink"/>
@@ -4419,7 +4365,7 @@
           <w:sz w:val="24"/>
           <w:u w:val="single"/>
         </w:rPr>
-        <w:hyperlink r:id="rId27" w:history="1">
+        <w:hyperlink r:id="rId26" w:history="1">
           <w:r>
             <w:rPr>
               <w:rStyle w:val="Hyperlink"/>
@@ -4437,7 +4383,7 @@
           <w:sz w:val="24"/>
           <w:u w:val="single"/>
         </w:rPr>
-        <w:hyperlink r:id="rId27" w:history="1">
+        <w:hyperlink r:id="rId26" w:history="1">
           <w:r>
             <w:rPr>
               <w:rStyle w:val="Hyperlink"/>
@@ -4465,7 +4411,7 @@
           <w:sz w:val="24"/>
           <w:u w:val="single"/>
         </w:rPr>
-        <w:hyperlink r:id="rId28" w:history="1">
+        <w:hyperlink r:id="rId27" w:history="1">
           <w:r>
             <w:rPr>
               <w:rStyle w:val="Hyperlink"/>
@@ -4494,7 +4440,7 @@
           <w:sz w:val="24"/>
           <w:u w:val="single"/>
         </w:rPr>
-        <w:hyperlink r:id="rId28" w:history="1">
+        <w:hyperlink r:id="rId27" w:history="1">
           <w:r>
             <w:rPr>
               <w:rStyle w:val="Hyperlink"/>
@@ -4635,7 +4581,7 @@
           <w:sz w:val="24"/>
           <w:u w:val="single"/>
         </w:rPr>
-        <w:hyperlink r:id="rId29" w:history="1">
+        <w:hyperlink r:id="rId28" w:history="1">
           <w:r>
             <w:rPr>
               <w:rStyle w:val="Hyperlink"/>
@@ -4653,7 +4599,7 @@
           <w:sz w:val="24"/>
           <w:u w:val="single"/>
         </w:rPr>
-        <w:hyperlink r:id="rId29" w:history="1">
+        <w:hyperlink r:id="rId28" w:history="1">
           <w:r>
             <w:rPr>
               <w:rStyle w:val="Hyperlink"/>
@@ -4751,7 +4697,7 @@
           <w:sz w:val="24"/>
           <w:u w:val="single"/>
         </w:rPr>
-        <w:hyperlink r:id="rId30" w:history="1">
+        <w:hyperlink r:id="rId29" w:history="1">
           <w:r>
             <w:rPr>
               <w:rStyle w:val="Hyperlink"/>
@@ -4769,7 +4715,7 @@
           <w:sz w:val="24"/>
           <w:u w:val="single"/>
         </w:rPr>
-        <w:hyperlink r:id="rId30" w:history="1">
+        <w:hyperlink r:id="rId29" w:history="1">
           <w:r>
             <w:rPr>
               <w:rStyle w:val="Hyperlink"/>
@@ -4797,7 +4743,7 @@
           <w:sz w:val="24"/>
           <w:u w:val="single"/>
         </w:rPr>
-        <w:hyperlink r:id="rId31" w:history="1">
+        <w:hyperlink r:id="rId30" w:history="1">
           <w:r>
             <w:rPr>
               <w:rStyle w:val="Hyperlink"/>
@@ -4826,7 +4772,7 @@
           <w:sz w:val="24"/>
           <w:u w:val="single"/>
         </w:rPr>
-        <w:hyperlink r:id="rId31" w:history="1">
+        <w:hyperlink r:id="rId30" w:history="1">
           <w:r>
             <w:rPr>
               <w:rStyle w:val="Hyperlink"/>

--- a/EXPORTS/DOCX/published/niveau3/Dutch/Reinwardt.docx
+++ b/EXPORTS/DOCX/published/niveau3/Dutch/Reinwardt.docx
@@ -225,7 +225,35 @@
           <w:color w:val="000000"/>
           <w:sz w:val="24"/>
         </w:rPr>
-        <w:t xml:space="preserve">natuurlijke historie en botanie aan de </w:t>
+        <w:t>natuurli</w:t>
+      </w:r>
+      <w:r>
+        <w:rPr>
+          <w:u w:val="single" w:color="0000ff"/>
+          <w:rFonts w:ascii="Charis SIL Regular" w:hAnsi="Charis SIL Regular" w:eastAsia="Charis SIL Regular"/>
+          <w:b w:val="0"/>
+          <w:i w:val="0"/>
+          <w:color w:val="000000"/>
+          <w:sz w:val="24"/>
+        </w:rPr>
+        <w:hyperlink r:id="rId9" w:history="1">
+          <w:r>
+            <w:rPr>
+              <w:rStyle w:val="Hyperlink"/>
+            </w:rPr>
+            <w:t xml:space="preserve">jke historie </w:t>
+          </w:r>
+        </w:hyperlink>
+      </w:r>
+      <w:r>
+        <w:rPr>
+          <w:rFonts w:ascii="Charis SIL Regular" w:hAnsi="Charis SIL Regular" w:eastAsia="Charis SIL Regular"/>
+          <w:b w:val="0"/>
+          <w:i w:val="0"/>
+          <w:color w:val="000000"/>
+          <w:sz w:val="24"/>
+        </w:rPr>
+        <w:t xml:space="preserve">en botanie aan de </w:t>
       </w:r>
       <w:r>
         <w:rPr>
@@ -378,43 +406,7 @@
           <w:color w:val="000000"/>
           <w:sz w:val="24"/>
         </w:rPr>
-        <w:t xml:space="preserve"> koning van h</w:t>
-      </w:r>
-      <w:r>
-        <w:rPr>
-          <w:u w:val="single" w:color="0000ff"/>
-          <w:rFonts w:ascii="Charis SIL Regular" w:hAnsi="Charis SIL Regular" w:eastAsia="Charis SIL Regular"/>
-          <w:b w:val="0"/>
-          <w:i w:val="0"/>
-          <w:color w:val="000000"/>
-          <w:sz w:val="24"/>
-        </w:rPr>
-        <w:hyperlink r:id="rId10" w:history="1">
-          <w:r>
-            <w:rPr>
-              <w:rStyle w:val="Hyperlink"/>
-            </w:rPr>
-            <w:t>et Nederlan</w:t>
-          </w:r>
-        </w:hyperlink>
-      </w:r>
-      <w:r>
-        <w:rPr>
-          <w:u w:val="single" w:color="0000ff"/>
-          <w:rFonts w:ascii="Charis SIL Regular" w:hAnsi="Charis SIL Regular" w:eastAsia="Charis SIL Regular"/>
-          <w:b w:val="0"/>
-          <w:i w:val="0"/>
-          <w:color w:val="000000"/>
-          <w:sz w:val="24"/>
-        </w:rPr>
-        <w:hyperlink r:id="rId10" w:history="1">
-          <w:r>
-            <w:rPr>
-              <w:rStyle w:val="Hyperlink"/>
-            </w:rPr>
-            <w:t xml:space="preserve">dse </w:t>
-          </w:r>
-        </w:hyperlink>
+        <w:t xml:space="preserve"> koning van het Nederlandse </w:t>
       </w:r>
       <w:r>
         <w:rPr>
@@ -1372,6 +1364,7 @@
       </w:r>
       <w:r>
         <w:rPr>
+          <w:u w:val="single" w:color="0000ff"/>
           <w:rFonts w:ascii="Charis SIL Regular" w:hAnsi="Charis SIL Regular" w:eastAsia="Charis SIL Regular"/>
           <w:b w:val="0"/>
           <w:i w:val="0"/>
@@ -1832,7 +1825,14 @@
           <w:color w:val="000000"/>
           <w:sz w:val="24"/>
         </w:rPr>
-        <w:t xml:space="preserve">an de </w:t>
+        <w:hyperlink r:id="rId17" w:history="1">
+          <w:r>
+            <w:rPr>
+              <w:rStyle w:val="Hyperlink"/>
+            </w:rPr>
+            <w:t xml:space="preserve">an de </w:t>
+          </w:r>
+        </w:hyperlink>
       </w:r>
       <w:r>
         <w:rPr>
@@ -3563,7 +3563,7 @@
           <w:sz w:val="24"/>
           <w:u w:val="single"/>
         </w:rPr>
-        <w:hyperlink r:id="rId23" w:history="1">
+        <w:hyperlink r:id="rId24" w:history="1">
           <w:r>
             <w:rPr>
               <w:rStyle w:val="Hyperlink"/>
@@ -3592,7 +3592,7 @@
           <w:sz w:val="24"/>
           <w:u w:val="single"/>
         </w:rPr>
-        <w:hyperlink r:id="rId23" w:history="1">
+        <w:hyperlink r:id="rId24" w:history="1">
           <w:r>
             <w:rPr>
               <w:rStyle w:val="Hyperlink"/>
@@ -3717,7 +3717,7 @@
           <w:sz w:val="24"/>
           <w:u w:val="single"/>
         </w:rPr>
-        <w:hyperlink r:id="rId24" w:history="1">
+        <w:hyperlink r:id="rId25" w:history="1">
           <w:r>
             <w:rPr>
               <w:rStyle w:val="Hyperlink"/>
@@ -3735,7 +3735,7 @@
           <w:sz w:val="24"/>
           <w:u w:val="single"/>
         </w:rPr>
-        <w:hyperlink r:id="rId24" w:history="1">
+        <w:hyperlink r:id="rId25" w:history="1">
           <w:r>
             <w:rPr>
               <w:rStyle w:val="Hyperlink"/>
@@ -3753,7 +3753,7 @@
           <w:sz w:val="24"/>
           <w:u w:val="single"/>
         </w:rPr>
-        <w:hyperlink r:id="rId24" w:history="1">
+        <w:hyperlink r:id="rId25" w:history="1">
           <w:r>
             <w:rPr>
               <w:rStyle w:val="Hyperlink"/>
@@ -3771,7 +3771,7 @@
           <w:sz w:val="24"/>
           <w:u w:val="single"/>
         </w:rPr>
-        <w:hyperlink r:id="rId24" w:history="1">
+        <w:hyperlink r:id="rId25" w:history="1">
           <w:r>
             <w:rPr>
               <w:rStyle w:val="Hyperlink"/>
@@ -3940,7 +3940,7 @@
           <w:sz w:val="24"/>
           <w:u w:val="single"/>
         </w:rPr>
-        <w:hyperlink r:id="rId25" w:history="1">
+        <w:hyperlink r:id="rId26" w:history="1">
           <w:r>
             <w:rPr>
               <w:rStyle w:val="Hyperlink"/>
@@ -3958,7 +3958,7 @@
           <w:sz w:val="24"/>
           <w:u w:val="single"/>
         </w:rPr>
-        <w:hyperlink r:id="rId25" w:history="1">
+        <w:hyperlink r:id="rId26" w:history="1">
           <w:r>
             <w:rPr>
               <w:rStyle w:val="Hyperlink"/>
@@ -3976,7 +3976,7 @@
           <w:sz w:val="24"/>
           <w:u w:val="single"/>
         </w:rPr>
-        <w:hyperlink r:id="rId25" w:history="1">
+        <w:hyperlink r:id="rId26" w:history="1">
           <w:r>
             <w:rPr>
               <w:rStyle w:val="Hyperlink"/>
@@ -3994,7 +3994,7 @@
           <w:sz w:val="24"/>
           <w:u w:val="single"/>
         </w:rPr>
-        <w:hyperlink r:id="rId25" w:history="1">
+        <w:hyperlink r:id="rId26" w:history="1">
           <w:r>
             <w:rPr>
               <w:rStyle w:val="Hyperlink"/>
@@ -4012,7 +4012,7 @@
           <w:sz w:val="24"/>
           <w:u w:val="single"/>
         </w:rPr>
-        <w:hyperlink r:id="rId25" w:history="1">
+        <w:hyperlink r:id="rId26" w:history="1">
           <w:r>
             <w:rPr>
               <w:rStyle w:val="Hyperlink"/>
@@ -4030,7 +4030,7 @@
           <w:sz w:val="24"/>
           <w:u w:val="single"/>
         </w:rPr>
-        <w:hyperlink r:id="rId25" w:history="1">
+        <w:hyperlink r:id="rId26" w:history="1">
           <w:r>
             <w:rPr>
               <w:rStyle w:val="Hyperlink"/>
@@ -4048,7 +4048,7 @@
           <w:sz w:val="24"/>
           <w:u w:val="single"/>
         </w:rPr>
-        <w:hyperlink r:id="rId25" w:history="1">
+        <w:hyperlink r:id="rId26" w:history="1">
           <w:r>
             <w:rPr>
               <w:rStyle w:val="Hyperlink"/>
@@ -4066,7 +4066,7 @@
           <w:sz w:val="24"/>
           <w:u w:val="single"/>
         </w:rPr>
-        <w:hyperlink r:id="rId25" w:history="1">
+        <w:hyperlink r:id="rId26" w:history="1">
           <w:r>
             <w:rPr>
               <w:rStyle w:val="Hyperlink"/>
@@ -4094,7 +4094,7 @@
           <w:sz w:val="24"/>
           <w:u w:val="single"/>
         </w:rPr>
-        <w:hyperlink r:id="rId25" w:history="1">
+        <w:hyperlink r:id="rId26" w:history="1">
           <w:r>
             <w:rPr>
               <w:rStyle w:val="Hyperlink"/>
@@ -4112,7 +4112,7 @@
           <w:sz w:val="24"/>
           <w:u w:val="single"/>
         </w:rPr>
-        <w:hyperlink r:id="rId25" w:history="1">
+        <w:hyperlink r:id="rId26" w:history="1">
           <w:r>
             <w:rPr>
               <w:rStyle w:val="Hyperlink"/>
@@ -4140,7 +4140,7 @@
           <w:sz w:val="24"/>
           <w:u w:val="single"/>
         </w:rPr>
-        <w:hyperlink r:id="rId25" w:history="1">
+        <w:hyperlink r:id="rId26" w:history="1">
           <w:r>
             <w:rPr>
               <w:rStyle w:val="Hyperlink"/>
@@ -4169,7 +4169,7 @@
           <w:sz w:val="24"/>
           <w:u w:val="single"/>
         </w:rPr>
-        <w:hyperlink r:id="rId25" w:history="1">
+        <w:hyperlink r:id="rId26" w:history="1">
           <w:r>
             <w:rPr>
               <w:rStyle w:val="Hyperlink"/>
@@ -4347,7 +4347,7 @@
           <w:sz w:val="24"/>
           <w:u w:val="single"/>
         </w:rPr>
-        <w:hyperlink r:id="rId26" w:history="1">
+        <w:hyperlink r:id="rId27" w:history="1">
           <w:r>
             <w:rPr>
               <w:rStyle w:val="Hyperlink"/>
@@ -4365,7 +4365,7 @@
           <w:sz w:val="24"/>
           <w:u w:val="single"/>
         </w:rPr>
-        <w:hyperlink r:id="rId26" w:history="1">
+        <w:hyperlink r:id="rId27" w:history="1">
           <w:r>
             <w:rPr>
               <w:rStyle w:val="Hyperlink"/>
@@ -4383,7 +4383,7 @@
           <w:sz w:val="24"/>
           <w:u w:val="single"/>
         </w:rPr>
-        <w:hyperlink r:id="rId26" w:history="1">
+        <w:hyperlink r:id="rId27" w:history="1">
           <w:r>
             <w:rPr>
               <w:rStyle w:val="Hyperlink"/>
@@ -4411,7 +4411,7 @@
           <w:sz w:val="24"/>
           <w:u w:val="single"/>
         </w:rPr>
-        <w:hyperlink r:id="rId27" w:history="1">
+        <w:hyperlink r:id="rId28" w:history="1">
           <w:r>
             <w:rPr>
               <w:rStyle w:val="Hyperlink"/>
@@ -4440,7 +4440,7 @@
           <w:sz w:val="24"/>
           <w:u w:val="single"/>
         </w:rPr>
-        <w:hyperlink r:id="rId27" w:history="1">
+        <w:hyperlink r:id="rId28" w:history="1">
           <w:r>
             <w:rPr>
               <w:rStyle w:val="Hyperlink"/>
@@ -4581,7 +4581,7 @@
           <w:sz w:val="24"/>
           <w:u w:val="single"/>
         </w:rPr>
-        <w:hyperlink r:id="rId28" w:history="1">
+        <w:hyperlink r:id="rId29" w:history="1">
           <w:r>
             <w:rPr>
               <w:rStyle w:val="Hyperlink"/>
@@ -4599,7 +4599,7 @@
           <w:sz w:val="24"/>
           <w:u w:val="single"/>
         </w:rPr>
-        <w:hyperlink r:id="rId28" w:history="1">
+        <w:hyperlink r:id="rId29" w:history="1">
           <w:r>
             <w:rPr>
               <w:rStyle w:val="Hyperlink"/>
@@ -4697,7 +4697,7 @@
           <w:sz w:val="24"/>
           <w:u w:val="single"/>
         </w:rPr>
-        <w:hyperlink r:id="rId29" w:history="1">
+        <w:hyperlink r:id="rId30" w:history="1">
           <w:r>
             <w:rPr>
               <w:rStyle w:val="Hyperlink"/>
@@ -4715,7 +4715,7 @@
           <w:sz w:val="24"/>
           <w:u w:val="single"/>
         </w:rPr>
-        <w:hyperlink r:id="rId29" w:history="1">
+        <w:hyperlink r:id="rId30" w:history="1">
           <w:r>
             <w:rPr>
               <w:rStyle w:val="Hyperlink"/>
@@ -4743,7 +4743,7 @@
           <w:sz w:val="24"/>
           <w:u w:val="single"/>
         </w:rPr>
-        <w:hyperlink r:id="rId30" w:history="1">
+        <w:hyperlink r:id="rId31" w:history="1">
           <w:r>
             <w:rPr>
               <w:rStyle w:val="Hyperlink"/>
@@ -4772,7 +4772,7 @@
           <w:sz w:val="24"/>
           <w:u w:val="single"/>
         </w:rPr>
-        <w:hyperlink r:id="rId30" w:history="1">
+        <w:hyperlink r:id="rId31" w:history="1">
           <w:r>
             <w:rPr>
               <w:rStyle w:val="Hyperlink"/>

--- a/EXPORTS/DOCX/published/niveau3/Dutch/Reinwardt.docx
+++ b/EXPORTS/DOCX/published/niveau3/Dutch/Reinwardt.docx
@@ -406,7 +406,43 @@
           <w:color w:val="000000"/>
           <w:sz w:val="24"/>
         </w:rPr>
-        <w:t xml:space="preserve"> koning van het Nederlandse </w:t>
+        <w:t xml:space="preserve"> koning van h</w:t>
+      </w:r>
+      <w:r>
+        <w:rPr>
+          <w:u w:val="single" w:color="0000ff"/>
+          <w:rFonts w:ascii="Charis SIL Regular" w:hAnsi="Charis SIL Regular" w:eastAsia="Charis SIL Regular"/>
+          <w:b w:val="0"/>
+          <w:i w:val="0"/>
+          <w:color w:val="000000"/>
+          <w:sz w:val="24"/>
+        </w:rPr>
+        <w:hyperlink r:id="rId10" w:history="1">
+          <w:r>
+            <w:rPr>
+              <w:rStyle w:val="Hyperlink"/>
+            </w:rPr>
+            <w:t>et Nederlan</w:t>
+          </w:r>
+        </w:hyperlink>
+      </w:r>
+      <w:r>
+        <w:rPr>
+          <w:u w:val="single" w:color="0000ff"/>
+          <w:rFonts w:ascii="Charis SIL Regular" w:hAnsi="Charis SIL Regular" w:eastAsia="Charis SIL Regular"/>
+          <w:b w:val="0"/>
+          <w:i w:val="0"/>
+          <w:color w:val="000000"/>
+          <w:sz w:val="24"/>
+        </w:rPr>
+        <w:hyperlink r:id="rId10" w:history="1">
+          <w:r>
+            <w:rPr>
+              <w:rStyle w:val="Hyperlink"/>
+            </w:rPr>
+            <w:t xml:space="preserve">dse </w:t>
+          </w:r>
+        </w:hyperlink>
       </w:r>
       <w:r>
         <w:rPr>
@@ -1364,7 +1400,6 @@
       </w:r>
       <w:r>
         <w:rPr>
-          <w:u w:val="single" w:color="0000ff"/>
           <w:rFonts w:ascii="Charis SIL Regular" w:hAnsi="Charis SIL Regular" w:eastAsia="Charis SIL Regular"/>
           <w:b w:val="0"/>
           <w:i w:val="0"/>

--- a/EXPORTS/DOCX/published/niveau3/Dutch/Reinwardt.docx
+++ b/EXPORTS/DOCX/published/niveau3/Dutch/Reinwardt.docx
@@ -247,13 +247,31 @@
       </w:r>
       <w:r>
         <w:rPr>
+          <w:u w:val="single" w:color="0000ff"/>
           <w:rFonts w:ascii="Charis SIL Regular" w:hAnsi="Charis SIL Regular" w:eastAsia="Charis SIL Regular"/>
           <w:b w:val="0"/>
           <w:i w:val="0"/>
           <w:color w:val="000000"/>
           <w:sz w:val="24"/>
         </w:rPr>
-        <w:t xml:space="preserve">en botanie aan de </w:t>
+        <w:hyperlink r:id="rId9" w:history="1">
+          <w:r>
+            <w:rPr>
+              <w:rStyle w:val="Hyperlink"/>
+            </w:rPr>
+            <w:t>en bota</w:t>
+          </w:r>
+        </w:hyperlink>
+      </w:r>
+      <w:r>
+        <w:rPr>
+          <w:rFonts w:ascii="Charis SIL Regular" w:hAnsi="Charis SIL Regular" w:eastAsia="Charis SIL Regular"/>
+          <w:b w:val="0"/>
+          <w:i w:val="0"/>
+          <w:color w:val="000000"/>
+          <w:sz w:val="24"/>
+        </w:rPr>
+        <w:t xml:space="preserve">nie aan de </w:t>
       </w:r>
       <w:r>
         <w:rPr>
@@ -3068,7 +3086,7 @@
             <w:rPr>
               <w:rStyle w:val="Hyperlink"/>
             </w:rPr>
-            <w:t>www.biografischportaal.n</w:t>
+            <w:t>www.biografischportaal.nl</w:t>
           </w:r>
         </w:hyperlink>
       </w:r>
@@ -3079,13 +3097,25 @@
           <w:i w:val="0"/>
           <w:color w:val="0000FF"/>
           <w:sz w:val="24"/>
+          <w:u w:val="single"/>
+        </w:rPr>
+        <w:t>/</w:t>
+      </w:r>
+      <w:r>
+        <w:rPr>
+          <w:rFonts w:ascii="Charis SIL Regular" w:hAnsi="Charis SIL Regular" w:eastAsia="Charis SIL Regular"/>
+          <w:b w:val="0"/>
+          <w:i w:val="0"/>
+          <w:color w:val="0000FF"/>
+          <w:sz w:val="24"/>
+          <w:u w:val="single"/>
         </w:rPr>
         <w:hyperlink r:id="rId21" w:history="1">
           <w:r>
             <w:rPr>
               <w:rStyle w:val="Hyperlink"/>
             </w:rPr>
-            <w:t>l</w:t>
+            <w:t>persoon/4045700</w:t>
           </w:r>
         </w:hyperlink>
       </w:r>
@@ -3097,25 +3127,7 @@
           <w:color w:val="0000FF"/>
           <w:sz w:val="24"/>
         </w:rPr>
-        <w:t>/</w:t>
-      </w:r>
-      <w:r>
-        <w:rPr>
-          <w:rFonts w:ascii="Charis SIL Regular" w:hAnsi="Charis SIL Regular" w:eastAsia="Charis SIL Regular"/>
-          <w:b w:val="0"/>
-          <w:i w:val="0"/>
-          <w:color w:val="0000FF"/>
-          <w:sz w:val="24"/>
-          <w:u w:val="single"/>
-        </w:rPr>
-        <w:hyperlink r:id="rId21" w:history="1">
-          <w:r>
-            <w:rPr>
-              <w:rStyle w:val="Hyperlink"/>
-            </w:rPr>
-            <w:t xml:space="preserve">persoon/40457008 </w:t>
-          </w:r>
-        </w:hyperlink>
+        <w:t xml:space="preserve">8 </w:t>
       </w:r>
       <w:r>
         <w:br/>
@@ -4204,7 +4216,7 @@
           <w:sz w:val="24"/>
           <w:u w:val="single"/>
         </w:rPr>
-        <w:hyperlink r:id="rId26" w:history="1">
+        <w:hyperlink r:id="rId27" w:history="1">
           <w:r>
             <w:rPr>
               <w:rStyle w:val="Hyperlink"/>
@@ -4382,7 +4394,7 @@
           <w:sz w:val="24"/>
           <w:u w:val="single"/>
         </w:rPr>
-        <w:hyperlink r:id="rId27" w:history="1">
+        <w:hyperlink r:id="rId28" w:history="1">
           <w:r>
             <w:rPr>
               <w:rStyle w:val="Hyperlink"/>
@@ -4400,7 +4412,7 @@
           <w:sz w:val="24"/>
           <w:u w:val="single"/>
         </w:rPr>
-        <w:hyperlink r:id="rId27" w:history="1">
+        <w:hyperlink r:id="rId28" w:history="1">
           <w:r>
             <w:rPr>
               <w:rStyle w:val="Hyperlink"/>
@@ -4418,7 +4430,7 @@
           <w:sz w:val="24"/>
           <w:u w:val="single"/>
         </w:rPr>
-        <w:hyperlink r:id="rId27" w:history="1">
+        <w:hyperlink r:id="rId28" w:history="1">
           <w:r>
             <w:rPr>
               <w:rStyle w:val="Hyperlink"/>
@@ -4446,7 +4458,7 @@
           <w:sz w:val="24"/>
           <w:u w:val="single"/>
         </w:rPr>
-        <w:hyperlink r:id="rId28" w:history="1">
+        <w:hyperlink r:id="rId29" w:history="1">
           <w:r>
             <w:rPr>
               <w:rStyle w:val="Hyperlink"/>
@@ -4475,7 +4487,7 @@
           <w:sz w:val="24"/>
           <w:u w:val="single"/>
         </w:rPr>
-        <w:hyperlink r:id="rId28" w:history="1">
+        <w:hyperlink r:id="rId29" w:history="1">
           <w:r>
             <w:rPr>
               <w:rStyle w:val="Hyperlink"/>
@@ -4616,7 +4628,7 @@
           <w:sz w:val="24"/>
           <w:u w:val="single"/>
         </w:rPr>
-        <w:hyperlink r:id="rId29" w:history="1">
+        <w:hyperlink r:id="rId30" w:history="1">
           <w:r>
             <w:rPr>
               <w:rStyle w:val="Hyperlink"/>
@@ -4634,7 +4646,7 @@
           <w:sz w:val="24"/>
           <w:u w:val="single"/>
         </w:rPr>
-        <w:hyperlink r:id="rId29" w:history="1">
+        <w:hyperlink r:id="rId30" w:history="1">
           <w:r>
             <w:rPr>
               <w:rStyle w:val="Hyperlink"/>
@@ -4732,7 +4744,7 @@
           <w:sz w:val="24"/>
           <w:u w:val="single"/>
         </w:rPr>
-        <w:hyperlink r:id="rId30" w:history="1">
+        <w:hyperlink r:id="rId31" w:history="1">
           <w:r>
             <w:rPr>
               <w:rStyle w:val="Hyperlink"/>
@@ -4750,7 +4762,7 @@
           <w:sz w:val="24"/>
           <w:u w:val="single"/>
         </w:rPr>
-        <w:hyperlink r:id="rId30" w:history="1">
+        <w:hyperlink r:id="rId31" w:history="1">
           <w:r>
             <w:rPr>
               <w:rStyle w:val="Hyperlink"/>
@@ -4778,7 +4790,7 @@
           <w:sz w:val="24"/>
           <w:u w:val="single"/>
         </w:rPr>
-        <w:hyperlink r:id="rId31" w:history="1">
+        <w:hyperlink r:id="rId32" w:history="1">
           <w:r>
             <w:rPr>
               <w:rStyle w:val="Hyperlink"/>
@@ -4807,7 +4819,7 @@
           <w:sz w:val="24"/>
           <w:u w:val="single"/>
         </w:rPr>
-        <w:hyperlink r:id="rId31" w:history="1">
+        <w:hyperlink r:id="rId32" w:history="1">
           <w:r>
             <w:rPr>
               <w:rStyle w:val="Hyperlink"/>

--- a/EXPORTS/DOCX/published/niveau3/Dutch/Reinwardt.docx
+++ b/EXPORTS/DOCX/published/niveau3/Dutch/Reinwardt.docx
@@ -247,31 +247,13 @@
       </w:r>
       <w:r>
         <w:rPr>
-          <w:u w:val="single" w:color="0000ff"/>
           <w:rFonts w:ascii="Charis SIL Regular" w:hAnsi="Charis SIL Regular" w:eastAsia="Charis SIL Regular"/>
           <w:b w:val="0"/>
           <w:i w:val="0"/>
           <w:color w:val="000000"/>
           <w:sz w:val="24"/>
         </w:rPr>
-        <w:hyperlink r:id="rId9" w:history="1">
-          <w:r>
-            <w:rPr>
-              <w:rStyle w:val="Hyperlink"/>
-            </w:rPr>
-            <w:t>en bota</w:t>
-          </w:r>
-        </w:hyperlink>
-      </w:r>
-      <w:r>
-        <w:rPr>
-          <w:rFonts w:ascii="Charis SIL Regular" w:hAnsi="Charis SIL Regular" w:eastAsia="Charis SIL Regular"/>
-          <w:b w:val="0"/>
-          <w:i w:val="0"/>
-          <w:color w:val="000000"/>
-          <w:sz w:val="24"/>
-        </w:rPr>
-        <w:t xml:space="preserve">nie aan de </w:t>
+        <w:t xml:space="preserve">en botanie aan de </w:t>
       </w:r>
       <w:r>
         <w:rPr>
@@ -1360,71 +1342,7 @@
           <w:color w:val="000000"/>
           <w:sz w:val="24"/>
         </w:rPr>
-        <w:t>1854 overleed Caspar Georg Carl Reinwardt. Hoewel hij nie</w:t>
-      </w:r>
-      <w:r>
-        <w:rPr>
-          <w:u w:val="single" w:color="0000ff"/>
-          <w:rFonts w:ascii="Charis SIL Regular" w:hAnsi="Charis SIL Regular" w:eastAsia="Charis SIL Regular"/>
-          <w:b w:val="0"/>
-          <w:i w:val="0"/>
-          <w:color w:val="000000"/>
-          <w:sz w:val="24"/>
-        </w:rPr>
-        <w:hyperlink r:id="rId14" w:history="1">
-          <w:r>
-            <w:rPr>
-              <w:rStyle w:val="Hyperlink"/>
-            </w:rPr>
-            <w:t>t aan al z</w:t>
-          </w:r>
-        </w:hyperlink>
-      </w:r>
-      <w:r>
-        <w:rPr>
-          <w:u w:val="single" w:color="0000ff"/>
-          <w:rFonts w:ascii="Charis SIL Regular" w:hAnsi="Charis SIL Regular" w:eastAsia="Charis SIL Regular"/>
-          <w:b w:val="0"/>
-          <w:i w:val="0"/>
-          <w:color w:val="000000"/>
-          <w:sz w:val="24"/>
-        </w:rPr>
-        <w:hyperlink r:id="rId14" w:history="1">
-          <w:r>
-            <w:rPr>
-              <w:rStyle w:val="Hyperlink"/>
-            </w:rPr>
-            <w:t>i</w:t>
-          </w:r>
-        </w:hyperlink>
-      </w:r>
-      <w:r>
-        <w:rPr>
-          <w:u w:val="single" w:color="0000ff"/>
-          <w:rFonts w:ascii="Charis SIL Regular" w:hAnsi="Charis SIL Regular" w:eastAsia="Charis SIL Regular"/>
-          <w:b w:val="0"/>
-          <w:i w:val="0"/>
-          <w:color w:val="000000"/>
-          <w:sz w:val="24"/>
-        </w:rPr>
-        <w:hyperlink r:id="rId14" w:history="1">
-          <w:r>
-            <w:rPr>
-              <w:rStyle w:val="Hyperlink"/>
-            </w:rPr>
-            <w:t>jn we</w:t>
-          </w:r>
-        </w:hyperlink>
-      </w:r>
-      <w:r>
-        <w:rPr>
-          <w:rFonts w:ascii="Charis SIL Regular" w:hAnsi="Charis SIL Regular" w:eastAsia="Charis SIL Regular"/>
-          <w:b w:val="0"/>
-          <w:i w:val="0"/>
-          <w:color w:val="000000"/>
-          <w:sz w:val="24"/>
-        </w:rPr>
-        <w:t>t</w:t>
+        <w:t>1854 overleed Caspar Georg Carl Reinwardt. Hoewel hij niet aan al zijn wet</w:t>
       </w:r>
       <w:r>
         <w:rPr>
@@ -1867,25 +1785,7 @@
           <w:color w:val="000000"/>
           <w:sz w:val="24"/>
         </w:rPr>
-        <w:t>ontwikkeling v</w:t>
-      </w:r>
-      <w:r>
-        <w:rPr>
-          <w:u w:val="single" w:color="0000ff"/>
-          <w:rFonts w:ascii="Charis SIL Regular" w:hAnsi="Charis SIL Regular" w:eastAsia="Charis SIL Regular"/>
-          <w:b w:val="0"/>
-          <w:i w:val="0"/>
-          <w:color w:val="000000"/>
-          <w:sz w:val="24"/>
-        </w:rPr>
-        <w:hyperlink r:id="rId17" w:history="1">
-          <w:r>
-            <w:rPr>
-              <w:rStyle w:val="Hyperlink"/>
-            </w:rPr>
-            <w:t xml:space="preserve">an de </w:t>
-          </w:r>
-        </w:hyperlink>
+        <w:t xml:space="preserve">ontwikkeling van de </w:t>
       </w:r>
       <w:r>
         <w:rPr>
@@ -3086,7 +2986,7 @@
             <w:rPr>
               <w:rStyle w:val="Hyperlink"/>
             </w:rPr>
-            <w:t>www.biografischportaal.nl</w:t>
+            <w:t>www.biografischportaal.n</w:t>
           </w:r>
         </w:hyperlink>
       </w:r>
@@ -3097,25 +2997,13 @@
           <w:i w:val="0"/>
           <w:color w:val="0000FF"/>
           <w:sz w:val="24"/>
-          <w:u w:val="single"/>
-        </w:rPr>
-        <w:t>/</w:t>
-      </w:r>
-      <w:r>
-        <w:rPr>
-          <w:rFonts w:ascii="Charis SIL Regular" w:hAnsi="Charis SIL Regular" w:eastAsia="Charis SIL Regular"/>
-          <w:b w:val="0"/>
-          <w:i w:val="0"/>
-          <w:color w:val="0000FF"/>
-          <w:sz w:val="24"/>
-          <w:u w:val="single"/>
         </w:rPr>
         <w:hyperlink r:id="rId21" w:history="1">
           <w:r>
             <w:rPr>
               <w:rStyle w:val="Hyperlink"/>
             </w:rPr>
-            <w:t>persoon/4045700</w:t>
+            <w:t>l</w:t>
           </w:r>
         </w:hyperlink>
       </w:r>
@@ -3127,7 +3015,25 @@
           <w:color w:val="0000FF"/>
           <w:sz w:val="24"/>
         </w:rPr>
-        <w:t xml:space="preserve">8 </w:t>
+        <w:t>/</w:t>
+      </w:r>
+      <w:r>
+        <w:rPr>
+          <w:rFonts w:ascii="Charis SIL Regular" w:hAnsi="Charis SIL Regular" w:eastAsia="Charis SIL Regular"/>
+          <w:b w:val="0"/>
+          <w:i w:val="0"/>
+          <w:color w:val="0000FF"/>
+          <w:sz w:val="24"/>
+          <w:u w:val="single"/>
+        </w:rPr>
+        <w:hyperlink r:id="rId21" w:history="1">
+          <w:r>
+            <w:rPr>
+              <w:rStyle w:val="Hyperlink"/>
+            </w:rPr>
+            <w:t xml:space="preserve">persoon/40457008 </w:t>
+          </w:r>
+        </w:hyperlink>
       </w:r>
       <w:r>
         <w:br/>
@@ -4187,7 +4093,7 @@
           <w:sz w:val="24"/>
           <w:u w:val="single"/>
         </w:rPr>
-        <w:hyperlink r:id="rId26" w:history="1">
+        <w:hyperlink r:id="rId27" w:history="1">
           <w:r>
             <w:rPr>
               <w:rStyle w:val="Hyperlink"/>

--- a/EXPORTS/DOCX/published/niveau3/Dutch/Reinwardt.docx
+++ b/EXPORTS/DOCX/published/niveau3/Dutch/Reinwardt.docx
@@ -225,7 +225,7 @@
           <w:color w:val="000000"/>
           <w:sz w:val="24"/>
         </w:rPr>
-        <w:t>natuurli</w:t>
+        <w:t xml:space="preserve">natuurlijke historie </w:t>
       </w:r>
       <w:r>
         <w:rPr>
@@ -241,7 +241,7 @@
             <w:rPr>
               <w:rStyle w:val="Hyperlink"/>
             </w:rPr>
-            <w:t xml:space="preserve">jke historie </w:t>
+            <w:t>en bota</w:t>
           </w:r>
         </w:hyperlink>
       </w:r>
@@ -253,7 +253,7 @@
           <w:color w:val="000000"/>
           <w:sz w:val="24"/>
         </w:rPr>
-        <w:t xml:space="preserve">en botanie aan de </w:t>
+        <w:t xml:space="preserve">nie aan de </w:t>
       </w:r>
       <w:r>
         <w:rPr>
@@ -1342,7 +1342,71 @@
           <w:color w:val="000000"/>
           <w:sz w:val="24"/>
         </w:rPr>
-        <w:t>1854 overleed Caspar Georg Carl Reinwardt. Hoewel hij niet aan al zijn wet</w:t>
+        <w:t>1854 overleed Caspar Georg Carl Reinwardt. Hoewel hij nie</w:t>
+      </w:r>
+      <w:r>
+        <w:rPr>
+          <w:u w:val="single" w:color="0000ff"/>
+          <w:rFonts w:ascii="Charis SIL Regular" w:hAnsi="Charis SIL Regular" w:eastAsia="Charis SIL Regular"/>
+          <w:b w:val="0"/>
+          <w:i w:val="0"/>
+          <w:color w:val="000000"/>
+          <w:sz w:val="24"/>
+        </w:rPr>
+        <w:hyperlink r:id="rId14" w:history="1">
+          <w:r>
+            <w:rPr>
+              <w:rStyle w:val="Hyperlink"/>
+            </w:rPr>
+            <w:t>t aan al z</w:t>
+          </w:r>
+        </w:hyperlink>
+      </w:r>
+      <w:r>
+        <w:rPr>
+          <w:u w:val="single" w:color="0000ff"/>
+          <w:rFonts w:ascii="Charis SIL Regular" w:hAnsi="Charis SIL Regular" w:eastAsia="Charis SIL Regular"/>
+          <w:b w:val="0"/>
+          <w:i w:val="0"/>
+          <w:color w:val="000000"/>
+          <w:sz w:val="24"/>
+        </w:rPr>
+        <w:hyperlink r:id="rId14" w:history="1">
+          <w:r>
+            <w:rPr>
+              <w:rStyle w:val="Hyperlink"/>
+            </w:rPr>
+            <w:t>i</w:t>
+          </w:r>
+        </w:hyperlink>
+      </w:r>
+      <w:r>
+        <w:rPr>
+          <w:u w:val="single" w:color="0000ff"/>
+          <w:rFonts w:ascii="Charis SIL Regular" w:hAnsi="Charis SIL Regular" w:eastAsia="Charis SIL Regular"/>
+          <w:b w:val="0"/>
+          <w:i w:val="0"/>
+          <w:color w:val="000000"/>
+          <w:sz w:val="24"/>
+        </w:rPr>
+        <w:hyperlink r:id="rId14" w:history="1">
+          <w:r>
+            <w:rPr>
+              <w:rStyle w:val="Hyperlink"/>
+            </w:rPr>
+            <w:t>jn we</w:t>
+          </w:r>
+        </w:hyperlink>
+      </w:r>
+      <w:r>
+        <w:rPr>
+          <w:rFonts w:ascii="Charis SIL Regular" w:hAnsi="Charis SIL Regular" w:eastAsia="Charis SIL Regular"/>
+          <w:b w:val="0"/>
+          <w:i w:val="0"/>
+          <w:color w:val="000000"/>
+          <w:sz w:val="24"/>
+        </w:rPr>
+        <w:t>t</w:t>
       </w:r>
       <w:r>
         <w:rPr>
@@ -1785,7 +1849,25 @@
           <w:color w:val="000000"/>
           <w:sz w:val="24"/>
         </w:rPr>
-        <w:t xml:space="preserve">ontwikkeling van de </w:t>
+        <w:t>ontwikkeling v</w:t>
+      </w:r>
+      <w:r>
+        <w:rPr>
+          <w:u w:val="single" w:color="0000ff"/>
+          <w:rFonts w:ascii="Charis SIL Regular" w:hAnsi="Charis SIL Regular" w:eastAsia="Charis SIL Regular"/>
+          <w:b w:val="0"/>
+          <w:i w:val="0"/>
+          <w:color w:val="000000"/>
+          <w:sz w:val="24"/>
+        </w:rPr>
+        <w:hyperlink r:id="rId17" w:history="1">
+          <w:r>
+            <w:rPr>
+              <w:rStyle w:val="Hyperlink"/>
+            </w:rPr>
+            <w:t xml:space="preserve">an de </w:t>
+          </w:r>
+        </w:hyperlink>
       </w:r>
       <w:r>
         <w:rPr>
@@ -2688,7 +2770,7 @@
           <w:sz w:val="24"/>
           <w:u w:val="single"/>
         </w:rPr>
-        <w:hyperlink r:id="rId17" w:history="1">
+        <w:hyperlink r:id="rId19" w:history="1">
           <w:r>
             <w:rPr>
               <w:rStyle w:val="Hyperlink"/>
@@ -3014,6 +3096,7 @@
           <w:i w:val="0"/>
           <w:color w:val="0000FF"/>
           <w:sz w:val="24"/>
+          <w:u w:val="single"/>
         </w:rPr>
         <w:t>/</w:t>
       </w:r>
@@ -4093,7 +4176,7 @@
           <w:sz w:val="24"/>
           <w:u w:val="single"/>
         </w:rPr>
-        <w:hyperlink r:id="rId27" w:history="1">
+        <w:hyperlink r:id="rId26" w:history="1">
           <w:r>
             <w:rPr>
               <w:rStyle w:val="Hyperlink"/>
@@ -4122,7 +4205,7 @@
           <w:sz w:val="24"/>
           <w:u w:val="single"/>
         </w:rPr>
-        <w:hyperlink r:id="rId27" w:history="1">
+        <w:hyperlink r:id="rId26" w:history="1">
           <w:r>
             <w:rPr>
               <w:rStyle w:val="Hyperlink"/>
@@ -4300,7 +4383,7 @@
           <w:sz w:val="24"/>
           <w:u w:val="single"/>
         </w:rPr>
-        <w:hyperlink r:id="rId28" w:history="1">
+        <w:hyperlink r:id="rId27" w:history="1">
           <w:r>
             <w:rPr>
               <w:rStyle w:val="Hyperlink"/>
@@ -4318,7 +4401,7 @@
           <w:sz w:val="24"/>
           <w:u w:val="single"/>
         </w:rPr>
-        <w:hyperlink r:id="rId28" w:history="1">
+        <w:hyperlink r:id="rId27" w:history="1">
           <w:r>
             <w:rPr>
               <w:rStyle w:val="Hyperlink"/>
@@ -4336,7 +4419,7 @@
           <w:sz w:val="24"/>
           <w:u w:val="single"/>
         </w:rPr>
-        <w:hyperlink r:id="rId28" w:history="1">
+        <w:hyperlink r:id="rId27" w:history="1">
           <w:r>
             <w:rPr>
               <w:rStyle w:val="Hyperlink"/>
@@ -4364,7 +4447,7 @@
           <w:sz w:val="24"/>
           <w:u w:val="single"/>
         </w:rPr>
-        <w:hyperlink r:id="rId29" w:history="1">
+        <w:hyperlink r:id="rId28" w:history="1">
           <w:r>
             <w:rPr>
               <w:rStyle w:val="Hyperlink"/>
@@ -4393,7 +4476,7 @@
           <w:sz w:val="24"/>
           <w:u w:val="single"/>
         </w:rPr>
-        <w:hyperlink r:id="rId29" w:history="1">
+        <w:hyperlink r:id="rId28" w:history="1">
           <w:r>
             <w:rPr>
               <w:rStyle w:val="Hyperlink"/>
@@ -4534,7 +4617,7 @@
           <w:sz w:val="24"/>
           <w:u w:val="single"/>
         </w:rPr>
-        <w:hyperlink r:id="rId30" w:history="1">
+        <w:hyperlink r:id="rId29" w:history="1">
           <w:r>
             <w:rPr>
               <w:rStyle w:val="Hyperlink"/>
@@ -4552,7 +4635,7 @@
           <w:sz w:val="24"/>
           <w:u w:val="single"/>
         </w:rPr>
-        <w:hyperlink r:id="rId30" w:history="1">
+        <w:hyperlink r:id="rId29" w:history="1">
           <w:r>
             <w:rPr>
               <w:rStyle w:val="Hyperlink"/>
@@ -4650,7 +4733,7 @@
           <w:sz w:val="24"/>
           <w:u w:val="single"/>
         </w:rPr>
-        <w:hyperlink r:id="rId31" w:history="1">
+        <w:hyperlink r:id="rId30" w:history="1">
           <w:r>
             <w:rPr>
               <w:rStyle w:val="Hyperlink"/>
@@ -4668,7 +4751,7 @@
           <w:sz w:val="24"/>
           <w:u w:val="single"/>
         </w:rPr>
-        <w:hyperlink r:id="rId31" w:history="1">
+        <w:hyperlink r:id="rId30" w:history="1">
           <w:r>
             <w:rPr>
               <w:rStyle w:val="Hyperlink"/>
@@ -4696,7 +4779,7 @@
           <w:sz w:val="24"/>
           <w:u w:val="single"/>
         </w:rPr>
-        <w:hyperlink r:id="rId32" w:history="1">
+        <w:hyperlink r:id="rId31" w:history="1">
           <w:r>
             <w:rPr>
               <w:rStyle w:val="Hyperlink"/>
@@ -4725,7 +4808,7 @@
           <w:sz w:val="24"/>
           <w:u w:val="single"/>
         </w:rPr>
-        <w:hyperlink r:id="rId32" w:history="1">
+        <w:hyperlink r:id="rId31" w:history="1">
           <w:r>
             <w:rPr>
               <w:rStyle w:val="Hyperlink"/>

--- a/EXPORTS/DOCX/published/niveau3/Dutch/Reinwardt.docx
+++ b/EXPORTS/DOCX/published/niveau3/Dutch/Reinwardt.docx
@@ -225,7 +225,25 @@
           <w:color w:val="000000"/>
           <w:sz w:val="24"/>
         </w:rPr>
-        <w:t xml:space="preserve">natuurlijke historie </w:t>
+        <w:t>natuurli</w:t>
+      </w:r>
+      <w:r>
+        <w:rPr>
+          <w:u w:val="single" w:color="0000ff"/>
+          <w:rFonts w:ascii="Charis SIL Regular" w:hAnsi="Charis SIL Regular" w:eastAsia="Charis SIL Regular"/>
+          <w:b w:val="0"/>
+          <w:i w:val="0"/>
+          <w:color w:val="000000"/>
+          <w:sz w:val="24"/>
+        </w:rPr>
+        <w:hyperlink r:id="rId9" w:history="1">
+          <w:r>
+            <w:rPr>
+              <w:rStyle w:val="Hyperlink"/>
+            </w:rPr>
+            <w:t xml:space="preserve">jke historie </w:t>
+          </w:r>
+        </w:hyperlink>
       </w:r>
       <w:r>
         <w:rPr>
@@ -406,25 +424,7 @@
           <w:color w:val="000000"/>
           <w:sz w:val="24"/>
         </w:rPr>
-        <w:t xml:space="preserve"> koning van h</w:t>
-      </w:r>
-      <w:r>
-        <w:rPr>
-          <w:u w:val="single" w:color="0000ff"/>
-          <w:rFonts w:ascii="Charis SIL Regular" w:hAnsi="Charis SIL Regular" w:eastAsia="Charis SIL Regular"/>
-          <w:b w:val="0"/>
-          <w:i w:val="0"/>
-          <w:color w:val="000000"/>
-          <w:sz w:val="24"/>
-        </w:rPr>
-        <w:hyperlink r:id="rId10" w:history="1">
-          <w:r>
-            <w:rPr>
-              <w:rStyle w:val="Hyperlink"/>
-            </w:rPr>
-            <w:t>et Nederlan</w:t>
-          </w:r>
-        </w:hyperlink>
+        <w:t xml:space="preserve"> koning van het Nederlan</w:t>
       </w:r>
       <w:r>
         <w:rPr>
@@ -1860,14 +1860,7 @@
           <w:color w:val="000000"/>
           <w:sz w:val="24"/>
         </w:rPr>
-        <w:hyperlink r:id="rId17" w:history="1">
-          <w:r>
-            <w:rPr>
-              <w:rStyle w:val="Hyperlink"/>
-            </w:rPr>
-            <w:t xml:space="preserve">an de </w:t>
-          </w:r>
-        </w:hyperlink>
+        <w:t xml:space="preserve">an de </w:t>
       </w:r>
       <w:r>
         <w:rPr>
@@ -2770,7 +2763,7 @@
           <w:sz w:val="24"/>
           <w:u w:val="single"/>
         </w:rPr>
-        <w:hyperlink r:id="rId19" w:history="1">
+        <w:hyperlink r:id="rId17" w:history="1">
           <w:r>
             <w:rPr>
               <w:rStyle w:val="Hyperlink"/>
@@ -3079,15 +3072,9 @@
           <w:i w:val="0"/>
           <w:color w:val="0000FF"/>
           <w:sz w:val="24"/>
-        </w:rPr>
-        <w:hyperlink r:id="rId21" w:history="1">
-          <w:r>
-            <w:rPr>
-              <w:rStyle w:val="Hyperlink"/>
-            </w:rPr>
-            <w:t>l</w:t>
-          </w:r>
-        </w:hyperlink>
+          <w:u w:val="single"/>
+        </w:rPr>
+        <w:t>l</w:t>
       </w:r>
       <w:r>
         <w:rPr>
@@ -3096,7 +3083,6 @@
           <w:i w:val="0"/>
           <w:color w:val="0000FF"/>
           <w:sz w:val="24"/>
-          <w:u w:val="single"/>
         </w:rPr>
         <w:t>/</w:t>
       </w:r>
@@ -3599,7 +3585,7 @@
           <w:sz w:val="24"/>
           <w:u w:val="single"/>
         </w:rPr>
-        <w:hyperlink r:id="rId24" w:history="1">
+        <w:hyperlink r:id="rId23" w:history="1">
           <w:r>
             <w:rPr>
               <w:rStyle w:val="Hyperlink"/>
@@ -3628,7 +3614,7 @@
           <w:sz w:val="24"/>
           <w:u w:val="single"/>
         </w:rPr>
-        <w:hyperlink r:id="rId24" w:history="1">
+        <w:hyperlink r:id="rId23" w:history="1">
           <w:r>
             <w:rPr>
               <w:rStyle w:val="Hyperlink"/>
@@ -3753,7 +3739,7 @@
           <w:sz w:val="24"/>
           <w:u w:val="single"/>
         </w:rPr>
-        <w:hyperlink r:id="rId25" w:history="1">
+        <w:hyperlink r:id="rId24" w:history="1">
           <w:r>
             <w:rPr>
               <w:rStyle w:val="Hyperlink"/>
@@ -3771,7 +3757,7 @@
           <w:sz w:val="24"/>
           <w:u w:val="single"/>
         </w:rPr>
-        <w:hyperlink r:id="rId25" w:history="1">
+        <w:hyperlink r:id="rId24" w:history="1">
           <w:r>
             <w:rPr>
               <w:rStyle w:val="Hyperlink"/>
@@ -3789,7 +3775,7 @@
           <w:sz w:val="24"/>
           <w:u w:val="single"/>
         </w:rPr>
-        <w:hyperlink r:id="rId25" w:history="1">
+        <w:hyperlink r:id="rId24" w:history="1">
           <w:r>
             <w:rPr>
               <w:rStyle w:val="Hyperlink"/>
@@ -3807,7 +3793,7 @@
           <w:sz w:val="24"/>
           <w:u w:val="single"/>
         </w:rPr>
-        <w:hyperlink r:id="rId25" w:history="1">
+        <w:hyperlink r:id="rId24" w:history="1">
           <w:r>
             <w:rPr>
               <w:rStyle w:val="Hyperlink"/>
@@ -3976,7 +3962,7 @@
           <w:sz w:val="24"/>
           <w:u w:val="single"/>
         </w:rPr>
-        <w:hyperlink r:id="rId26" w:history="1">
+        <w:hyperlink r:id="rId25" w:history="1">
           <w:r>
             <w:rPr>
               <w:rStyle w:val="Hyperlink"/>
@@ -3994,7 +3980,7 @@
           <w:sz w:val="24"/>
           <w:u w:val="single"/>
         </w:rPr>
-        <w:hyperlink r:id="rId26" w:history="1">
+        <w:hyperlink r:id="rId25" w:history="1">
           <w:r>
             <w:rPr>
               <w:rStyle w:val="Hyperlink"/>
@@ -4012,7 +3998,7 @@
           <w:sz w:val="24"/>
           <w:u w:val="single"/>
         </w:rPr>
-        <w:hyperlink r:id="rId26" w:history="1">
+        <w:hyperlink r:id="rId25" w:history="1">
           <w:r>
             <w:rPr>
               <w:rStyle w:val="Hyperlink"/>
@@ -4030,7 +4016,7 @@
           <w:sz w:val="24"/>
           <w:u w:val="single"/>
         </w:rPr>
-        <w:hyperlink r:id="rId26" w:history="1">
+        <w:hyperlink r:id="rId25" w:history="1">
           <w:r>
             <w:rPr>
               <w:rStyle w:val="Hyperlink"/>
@@ -4048,7 +4034,7 @@
           <w:sz w:val="24"/>
           <w:u w:val="single"/>
         </w:rPr>
-        <w:hyperlink r:id="rId26" w:history="1">
+        <w:hyperlink r:id="rId25" w:history="1">
           <w:r>
             <w:rPr>
               <w:rStyle w:val="Hyperlink"/>
@@ -4066,7 +4052,7 @@
           <w:sz w:val="24"/>
           <w:u w:val="single"/>
         </w:rPr>
-        <w:hyperlink r:id="rId26" w:history="1">
+        <w:hyperlink r:id="rId25" w:history="1">
           <w:r>
             <w:rPr>
               <w:rStyle w:val="Hyperlink"/>
@@ -4084,7 +4070,7 @@
           <w:sz w:val="24"/>
           <w:u w:val="single"/>
         </w:rPr>
-        <w:hyperlink r:id="rId26" w:history="1">
+        <w:hyperlink r:id="rId25" w:history="1">
           <w:r>
             <w:rPr>
               <w:rStyle w:val="Hyperlink"/>
@@ -4102,7 +4088,7 @@
           <w:sz w:val="24"/>
           <w:u w:val="single"/>
         </w:rPr>
-        <w:hyperlink r:id="rId26" w:history="1">
+        <w:hyperlink r:id="rId25" w:history="1">
           <w:r>
             <w:rPr>
               <w:rStyle w:val="Hyperlink"/>
@@ -4130,7 +4116,7 @@
           <w:sz w:val="24"/>
           <w:u w:val="single"/>
         </w:rPr>
-        <w:hyperlink r:id="rId26" w:history="1">
+        <w:hyperlink r:id="rId25" w:history="1">
           <w:r>
             <w:rPr>
               <w:rStyle w:val="Hyperlink"/>
@@ -4148,7 +4134,7 @@
           <w:sz w:val="24"/>
           <w:u w:val="single"/>
         </w:rPr>
-        <w:hyperlink r:id="rId26" w:history="1">
+        <w:hyperlink r:id="rId25" w:history="1">
           <w:r>
             <w:rPr>
               <w:rStyle w:val="Hyperlink"/>
@@ -4176,7 +4162,7 @@
           <w:sz w:val="24"/>
           <w:u w:val="single"/>
         </w:rPr>
-        <w:hyperlink r:id="rId26" w:history="1">
+        <w:hyperlink r:id="rId25" w:history="1">
           <w:r>
             <w:rPr>
               <w:rStyle w:val="Hyperlink"/>
@@ -4205,7 +4191,7 @@
           <w:sz w:val="24"/>
           <w:u w:val="single"/>
         </w:rPr>
-        <w:hyperlink r:id="rId26" w:history="1">
+        <w:hyperlink r:id="rId25" w:history="1">
           <w:r>
             <w:rPr>
               <w:rStyle w:val="Hyperlink"/>
@@ -4383,7 +4369,7 @@
           <w:sz w:val="24"/>
           <w:u w:val="single"/>
         </w:rPr>
-        <w:hyperlink r:id="rId27" w:history="1">
+        <w:hyperlink r:id="rId26" w:history="1">
           <w:r>
             <w:rPr>
               <w:rStyle w:val="Hyperlink"/>
@@ -4401,7 +4387,7 @@
           <w:sz w:val="24"/>
           <w:u w:val="single"/>
         </w:rPr>
-        <w:hyperlink r:id="rId27" w:history="1">
+        <w:hyperlink r:id="rId26" w:history="1">
           <w:r>
             <w:rPr>
               <w:rStyle w:val="Hyperlink"/>
@@ -4419,7 +4405,7 @@
           <w:sz w:val="24"/>
           <w:u w:val="single"/>
         </w:rPr>
-        <w:hyperlink r:id="rId27" w:history="1">
+        <w:hyperlink r:id="rId26" w:history="1">
           <w:r>
             <w:rPr>
               <w:rStyle w:val="Hyperlink"/>
@@ -4447,7 +4433,7 @@
           <w:sz w:val="24"/>
           <w:u w:val="single"/>
         </w:rPr>
-        <w:hyperlink r:id="rId28" w:history="1">
+        <w:hyperlink r:id="rId27" w:history="1">
           <w:r>
             <w:rPr>
               <w:rStyle w:val="Hyperlink"/>
@@ -4476,7 +4462,7 @@
           <w:sz w:val="24"/>
           <w:u w:val="single"/>
         </w:rPr>
-        <w:hyperlink r:id="rId28" w:history="1">
+        <w:hyperlink r:id="rId27" w:history="1">
           <w:r>
             <w:rPr>
               <w:rStyle w:val="Hyperlink"/>
@@ -4617,7 +4603,7 @@
           <w:sz w:val="24"/>
           <w:u w:val="single"/>
         </w:rPr>
-        <w:hyperlink r:id="rId29" w:history="1">
+        <w:hyperlink r:id="rId28" w:history="1">
           <w:r>
             <w:rPr>
               <w:rStyle w:val="Hyperlink"/>
@@ -4635,7 +4621,7 @@
           <w:sz w:val="24"/>
           <w:u w:val="single"/>
         </w:rPr>
-        <w:hyperlink r:id="rId29" w:history="1">
+        <w:hyperlink r:id="rId28" w:history="1">
           <w:r>
             <w:rPr>
               <w:rStyle w:val="Hyperlink"/>
@@ -4733,7 +4719,7 @@
           <w:sz w:val="24"/>
           <w:u w:val="single"/>
         </w:rPr>
-        <w:hyperlink r:id="rId30" w:history="1">
+        <w:hyperlink r:id="rId29" w:history="1">
           <w:r>
             <w:rPr>
               <w:rStyle w:val="Hyperlink"/>
@@ -4751,7 +4737,7 @@
           <w:sz w:val="24"/>
           <w:u w:val="single"/>
         </w:rPr>
-        <w:hyperlink r:id="rId30" w:history="1">
+        <w:hyperlink r:id="rId29" w:history="1">
           <w:r>
             <w:rPr>
               <w:rStyle w:val="Hyperlink"/>
@@ -4779,7 +4765,7 @@
           <w:sz w:val="24"/>
           <w:u w:val="single"/>
         </w:rPr>
-        <w:hyperlink r:id="rId31" w:history="1">
+        <w:hyperlink r:id="rId30" w:history="1">
           <w:r>
             <w:rPr>
               <w:rStyle w:val="Hyperlink"/>
@@ -4808,7 +4794,7 @@
           <w:sz w:val="24"/>
           <w:u w:val="single"/>
         </w:rPr>
-        <w:hyperlink r:id="rId31" w:history="1">
+        <w:hyperlink r:id="rId30" w:history="1">
           <w:r>
             <w:rPr>
               <w:rStyle w:val="Hyperlink"/>

--- a/EXPORTS/DOCX/published/niveau3/Dutch/Reinwardt.docx
+++ b/EXPORTS/DOCX/published/niveau3/Dutch/Reinwardt.docx
@@ -225,25 +225,7 @@
           <w:color w:val="000000"/>
           <w:sz w:val="24"/>
         </w:rPr>
-        <w:t>natuurli</w:t>
-      </w:r>
-      <w:r>
-        <w:rPr>
-          <w:u w:val="single" w:color="0000ff"/>
-          <w:rFonts w:ascii="Charis SIL Regular" w:hAnsi="Charis SIL Regular" w:eastAsia="Charis SIL Regular"/>
-          <w:b w:val="0"/>
-          <w:i w:val="0"/>
-          <w:color w:val="000000"/>
-          <w:sz w:val="24"/>
-        </w:rPr>
-        <w:hyperlink r:id="rId9" w:history="1">
-          <w:r>
-            <w:rPr>
-              <w:rStyle w:val="Hyperlink"/>
-            </w:rPr>
-            <w:t xml:space="preserve">jke historie </w:t>
-          </w:r>
-        </w:hyperlink>
+        <w:t xml:space="preserve">natuurlijke historie </w:t>
       </w:r>
       <w:r>
         <w:rPr>
@@ -424,7 +406,18 @@
           <w:color w:val="000000"/>
           <w:sz w:val="24"/>
         </w:rPr>
-        <w:t xml:space="preserve"> koning van het Nederlan</w:t>
+        <w:t xml:space="preserve"> koning van h</w:t>
+      </w:r>
+      <w:r>
+        <w:rPr>
+          <w:u w:val="single" w:color="0000ff"/>
+          <w:rFonts w:ascii="Charis SIL Regular" w:hAnsi="Charis SIL Regular" w:eastAsia="Charis SIL Regular"/>
+          <w:b w:val="0"/>
+          <w:i w:val="0"/>
+          <w:color w:val="000000"/>
+          <w:sz w:val="24"/>
+        </w:rPr>
+        <w:t>et Nederlan</w:t>
       </w:r>
       <w:r>
         <w:rPr>
@@ -496,7 +489,25 @@
             <w:rPr>
               <w:rStyle w:val="Hyperlink"/>
             </w:rPr>
-            <w:t>stelde Rei</w:t>
+            <w:t>stelde Re</w:t>
+          </w:r>
+        </w:hyperlink>
+      </w:r>
+      <w:r>
+        <w:rPr>
+          <w:u w:val="single" w:color="0000ff"/>
+          <w:rFonts w:ascii="Charis SIL Regular" w:hAnsi="Charis SIL Regular" w:eastAsia="Charis SIL Regular"/>
+          <w:b w:val="0"/>
+          <w:i w:val="0"/>
+          <w:color w:val="000000"/>
+          <w:sz w:val="24"/>
+        </w:rPr>
+        <w:hyperlink r:id="rId11" w:history="1">
+          <w:r>
+            <w:rPr>
+              <w:rStyle w:val="Hyperlink"/>
+            </w:rPr>
+            <w:t>i</w:t>
           </w:r>
         </w:hyperlink>
       </w:r>
@@ -1400,6 +1411,7 @@
       </w:r>
       <w:r>
         <w:rPr>
+          <w:u w:val="single" w:color="0000ff"/>
           <w:rFonts w:ascii="Charis SIL Regular" w:hAnsi="Charis SIL Regular" w:eastAsia="Charis SIL Regular"/>
           <w:b w:val="0"/>
           <w:i w:val="0"/>
@@ -1860,7 +1872,14 @@
           <w:color w:val="000000"/>
           <w:sz w:val="24"/>
         </w:rPr>
-        <w:t xml:space="preserve">an de </w:t>
+        <w:hyperlink r:id="rId17" w:history="1">
+          <w:r>
+            <w:rPr>
+              <w:rStyle w:val="Hyperlink"/>
+            </w:rPr>
+            <w:t xml:space="preserve">an de </w:t>
+          </w:r>
+        </w:hyperlink>
       </w:r>
       <w:r>
         <w:rPr>
@@ -2763,7 +2782,7 @@
           <w:sz w:val="24"/>
           <w:u w:val="single"/>
         </w:rPr>
-        <w:hyperlink r:id="rId17" w:history="1">
+        <w:hyperlink r:id="rId19" w:history="1">
           <w:r>
             <w:rPr>
               <w:rStyle w:val="Hyperlink"/>
@@ -3061,7 +3080,7 @@
             <w:rPr>
               <w:rStyle w:val="Hyperlink"/>
             </w:rPr>
-            <w:t>www.biografischportaal.n</w:t>
+            <w:t>www.biografischportaal.nl</w:t>
           </w:r>
         </w:hyperlink>
       </w:r>
@@ -3073,16 +3092,6 @@
           <w:color w:val="0000FF"/>
           <w:sz w:val="24"/>
           <w:u w:val="single"/>
-        </w:rPr>
-        <w:t>l</w:t>
-      </w:r>
-      <w:r>
-        <w:rPr>
-          <w:rFonts w:ascii="Charis SIL Regular" w:hAnsi="Charis SIL Regular" w:eastAsia="Charis SIL Regular"/>
-          <w:b w:val="0"/>
-          <w:i w:val="0"/>
-          <w:color w:val="0000FF"/>
-          <w:sz w:val="24"/>
         </w:rPr>
         <w:t>/</w:t>
       </w:r>
@@ -3100,9 +3109,19 @@
             <w:rPr>
               <w:rStyle w:val="Hyperlink"/>
             </w:rPr>
-            <w:t xml:space="preserve">persoon/40457008 </w:t>
+            <w:t>persoon/4045700</w:t>
           </w:r>
         </w:hyperlink>
+      </w:r>
+      <w:r>
+        <w:rPr>
+          <w:rFonts w:ascii="Charis SIL Regular" w:hAnsi="Charis SIL Regular" w:eastAsia="Charis SIL Regular"/>
+          <w:b w:val="0"/>
+          <w:i w:val="0"/>
+          <w:color w:val="0000FF"/>
+          <w:sz w:val="24"/>
+        </w:rPr>
+        <w:t xml:space="preserve">8 </w:t>
       </w:r>
       <w:r>
         <w:br/>
@@ -3585,7 +3604,7 @@
           <w:sz w:val="24"/>
           <w:u w:val="single"/>
         </w:rPr>
-        <w:hyperlink r:id="rId23" w:history="1">
+        <w:hyperlink r:id="rId24" w:history="1">
           <w:r>
             <w:rPr>
               <w:rStyle w:val="Hyperlink"/>
@@ -3614,7 +3633,7 @@
           <w:sz w:val="24"/>
           <w:u w:val="single"/>
         </w:rPr>
-        <w:hyperlink r:id="rId23" w:history="1">
+        <w:hyperlink r:id="rId24" w:history="1">
           <w:r>
             <w:rPr>
               <w:rStyle w:val="Hyperlink"/>
@@ -3739,7 +3758,7 @@
           <w:sz w:val="24"/>
           <w:u w:val="single"/>
         </w:rPr>
-        <w:hyperlink r:id="rId24" w:history="1">
+        <w:hyperlink r:id="rId25" w:history="1">
           <w:r>
             <w:rPr>
               <w:rStyle w:val="Hyperlink"/>
@@ -3757,7 +3776,7 @@
           <w:sz w:val="24"/>
           <w:u w:val="single"/>
         </w:rPr>
-        <w:hyperlink r:id="rId24" w:history="1">
+        <w:hyperlink r:id="rId25" w:history="1">
           <w:r>
             <w:rPr>
               <w:rStyle w:val="Hyperlink"/>
@@ -3775,7 +3794,7 @@
           <w:sz w:val="24"/>
           <w:u w:val="single"/>
         </w:rPr>
-        <w:hyperlink r:id="rId24" w:history="1">
+        <w:hyperlink r:id="rId25" w:history="1">
           <w:r>
             <w:rPr>
               <w:rStyle w:val="Hyperlink"/>
@@ -3793,7 +3812,7 @@
           <w:sz w:val="24"/>
           <w:u w:val="single"/>
         </w:rPr>
-        <w:hyperlink r:id="rId24" w:history="1">
+        <w:hyperlink r:id="rId25" w:history="1">
           <w:r>
             <w:rPr>
               <w:rStyle w:val="Hyperlink"/>
@@ -3962,7 +3981,7 @@
           <w:sz w:val="24"/>
           <w:u w:val="single"/>
         </w:rPr>
-        <w:hyperlink r:id="rId25" w:history="1">
+        <w:hyperlink r:id="rId26" w:history="1">
           <w:r>
             <w:rPr>
               <w:rStyle w:val="Hyperlink"/>
@@ -3980,7 +3999,7 @@
           <w:sz w:val="24"/>
           <w:u w:val="single"/>
         </w:rPr>
-        <w:hyperlink r:id="rId25" w:history="1">
+        <w:hyperlink r:id="rId26" w:history="1">
           <w:r>
             <w:rPr>
               <w:rStyle w:val="Hyperlink"/>
@@ -3998,7 +4017,7 @@
           <w:sz w:val="24"/>
           <w:u w:val="single"/>
         </w:rPr>
-        <w:hyperlink r:id="rId25" w:history="1">
+        <w:hyperlink r:id="rId26" w:history="1">
           <w:r>
             <w:rPr>
               <w:rStyle w:val="Hyperlink"/>
@@ -4016,7 +4035,7 @@
           <w:sz w:val="24"/>
           <w:u w:val="single"/>
         </w:rPr>
-        <w:hyperlink r:id="rId25" w:history="1">
+        <w:hyperlink r:id="rId26" w:history="1">
           <w:r>
             <w:rPr>
               <w:rStyle w:val="Hyperlink"/>
@@ -4034,7 +4053,7 @@
           <w:sz w:val="24"/>
           <w:u w:val="single"/>
         </w:rPr>
-        <w:hyperlink r:id="rId25" w:history="1">
+        <w:hyperlink r:id="rId26" w:history="1">
           <w:r>
             <w:rPr>
               <w:rStyle w:val="Hyperlink"/>
@@ -4052,7 +4071,7 @@
           <w:sz w:val="24"/>
           <w:u w:val="single"/>
         </w:rPr>
-        <w:hyperlink r:id="rId25" w:history="1">
+        <w:hyperlink r:id="rId26" w:history="1">
           <w:r>
             <w:rPr>
               <w:rStyle w:val="Hyperlink"/>
@@ -4070,7 +4089,7 @@
           <w:sz w:val="24"/>
           <w:u w:val="single"/>
         </w:rPr>
-        <w:hyperlink r:id="rId25" w:history="1">
+        <w:hyperlink r:id="rId26" w:history="1">
           <w:r>
             <w:rPr>
               <w:rStyle w:val="Hyperlink"/>
@@ -4088,7 +4107,7 @@
           <w:sz w:val="24"/>
           <w:u w:val="single"/>
         </w:rPr>
-        <w:hyperlink r:id="rId25" w:history="1">
+        <w:hyperlink r:id="rId26" w:history="1">
           <w:r>
             <w:rPr>
               <w:rStyle w:val="Hyperlink"/>
@@ -4116,7 +4135,7 @@
           <w:sz w:val="24"/>
           <w:u w:val="single"/>
         </w:rPr>
-        <w:hyperlink r:id="rId25" w:history="1">
+        <w:hyperlink r:id="rId26" w:history="1">
           <w:r>
             <w:rPr>
               <w:rStyle w:val="Hyperlink"/>
@@ -4134,7 +4153,7 @@
           <w:sz w:val="24"/>
           <w:u w:val="single"/>
         </w:rPr>
-        <w:hyperlink r:id="rId25" w:history="1">
+        <w:hyperlink r:id="rId26" w:history="1">
           <w:r>
             <w:rPr>
               <w:rStyle w:val="Hyperlink"/>
@@ -4162,7 +4181,7 @@
           <w:sz w:val="24"/>
           <w:u w:val="single"/>
         </w:rPr>
-        <w:hyperlink r:id="rId25" w:history="1">
+        <w:hyperlink r:id="rId26" w:history="1">
           <w:r>
             <w:rPr>
               <w:rStyle w:val="Hyperlink"/>
@@ -4191,7 +4210,7 @@
           <w:sz w:val="24"/>
           <w:u w:val="single"/>
         </w:rPr>
-        <w:hyperlink r:id="rId25" w:history="1">
+        <w:hyperlink r:id="rId26" w:history="1">
           <w:r>
             <w:rPr>
               <w:rStyle w:val="Hyperlink"/>
@@ -4369,7 +4388,7 @@
           <w:sz w:val="24"/>
           <w:u w:val="single"/>
         </w:rPr>
-        <w:hyperlink r:id="rId26" w:history="1">
+        <w:hyperlink r:id="rId27" w:history="1">
           <w:r>
             <w:rPr>
               <w:rStyle w:val="Hyperlink"/>
@@ -4387,7 +4406,7 @@
           <w:sz w:val="24"/>
           <w:u w:val="single"/>
         </w:rPr>
-        <w:hyperlink r:id="rId26" w:history="1">
+        <w:hyperlink r:id="rId27" w:history="1">
           <w:r>
             <w:rPr>
               <w:rStyle w:val="Hyperlink"/>
@@ -4405,7 +4424,7 @@
           <w:sz w:val="24"/>
           <w:u w:val="single"/>
         </w:rPr>
-        <w:hyperlink r:id="rId26" w:history="1">
+        <w:hyperlink r:id="rId27" w:history="1">
           <w:r>
             <w:rPr>
               <w:rStyle w:val="Hyperlink"/>
@@ -4433,7 +4452,7 @@
           <w:sz w:val="24"/>
           <w:u w:val="single"/>
         </w:rPr>
-        <w:hyperlink r:id="rId27" w:history="1">
+        <w:hyperlink r:id="rId28" w:history="1">
           <w:r>
             <w:rPr>
               <w:rStyle w:val="Hyperlink"/>
@@ -4462,7 +4481,7 @@
           <w:sz w:val="24"/>
           <w:u w:val="single"/>
         </w:rPr>
-        <w:hyperlink r:id="rId27" w:history="1">
+        <w:hyperlink r:id="rId28" w:history="1">
           <w:r>
             <w:rPr>
               <w:rStyle w:val="Hyperlink"/>
@@ -4603,7 +4622,7 @@
           <w:sz w:val="24"/>
           <w:u w:val="single"/>
         </w:rPr>
-        <w:hyperlink r:id="rId28" w:history="1">
+        <w:hyperlink r:id="rId29" w:history="1">
           <w:r>
             <w:rPr>
               <w:rStyle w:val="Hyperlink"/>
@@ -4621,7 +4640,7 @@
           <w:sz w:val="24"/>
           <w:u w:val="single"/>
         </w:rPr>
-        <w:hyperlink r:id="rId28" w:history="1">
+        <w:hyperlink r:id="rId29" w:history="1">
           <w:r>
             <w:rPr>
               <w:rStyle w:val="Hyperlink"/>
@@ -4719,7 +4738,7 @@
           <w:sz w:val="24"/>
           <w:u w:val="single"/>
         </w:rPr>
-        <w:hyperlink r:id="rId29" w:history="1">
+        <w:hyperlink r:id="rId30" w:history="1">
           <w:r>
             <w:rPr>
               <w:rStyle w:val="Hyperlink"/>
@@ -4737,7 +4756,7 @@
           <w:sz w:val="24"/>
           <w:u w:val="single"/>
         </w:rPr>
-        <w:hyperlink r:id="rId29" w:history="1">
+        <w:hyperlink r:id="rId30" w:history="1">
           <w:r>
             <w:rPr>
               <w:rStyle w:val="Hyperlink"/>
@@ -4765,7 +4784,7 @@
           <w:sz w:val="24"/>
           <w:u w:val="single"/>
         </w:rPr>
-        <w:hyperlink r:id="rId30" w:history="1">
+        <w:hyperlink r:id="rId31" w:history="1">
           <w:r>
             <w:rPr>
               <w:rStyle w:val="Hyperlink"/>
@@ -4794,7 +4813,7 @@
           <w:sz w:val="24"/>
           <w:u w:val="single"/>
         </w:rPr>
-        <w:hyperlink r:id="rId30" w:history="1">
+        <w:hyperlink r:id="rId31" w:history="1">
           <w:r>
             <w:rPr>
               <w:rStyle w:val="Hyperlink"/>

--- a/EXPORTS/DOCX/published/niveau3/Dutch/Reinwardt.docx
+++ b/EXPORTS/DOCX/published/niveau3/Dutch/Reinwardt.docx
@@ -225,7 +225,25 @@
           <w:color w:val="000000"/>
           <w:sz w:val="24"/>
         </w:rPr>
-        <w:t xml:space="preserve">natuurlijke historie </w:t>
+        <w:t>natuurli</w:t>
+      </w:r>
+      <w:r>
+        <w:rPr>
+          <w:u w:val="single" w:color="0000ff"/>
+          <w:rFonts w:ascii="Charis SIL Regular" w:hAnsi="Charis SIL Regular" w:eastAsia="Charis SIL Regular"/>
+          <w:b w:val="0"/>
+          <w:i w:val="0"/>
+          <w:color w:val="000000"/>
+          <w:sz w:val="24"/>
+        </w:rPr>
+        <w:hyperlink r:id="rId9" w:history="1">
+          <w:r>
+            <w:rPr>
+              <w:rStyle w:val="Hyperlink"/>
+            </w:rPr>
+            <w:t xml:space="preserve">jke historie </w:t>
+          </w:r>
+        </w:hyperlink>
       </w:r>
       <w:r>
         <w:rPr>
@@ -417,7 +435,14 @@
           <w:color w:val="000000"/>
           <w:sz w:val="24"/>
         </w:rPr>
-        <w:t>et Nederlan</w:t>
+        <w:hyperlink r:id="rId10" w:history="1">
+          <w:r>
+            <w:rPr>
+              <w:rStyle w:val="Hyperlink"/>
+            </w:rPr>
+            <w:t>et Nederlan</w:t>
+          </w:r>
+        </w:hyperlink>
       </w:r>
       <w:r>
         <w:rPr>
@@ -489,25 +514,7 @@
             <w:rPr>
               <w:rStyle w:val="Hyperlink"/>
             </w:rPr>
-            <w:t>stelde Re</w:t>
-          </w:r>
-        </w:hyperlink>
-      </w:r>
-      <w:r>
-        <w:rPr>
-          <w:u w:val="single" w:color="0000ff"/>
-          <w:rFonts w:ascii="Charis SIL Regular" w:hAnsi="Charis SIL Regular" w:eastAsia="Charis SIL Regular"/>
-          <w:b w:val="0"/>
-          <w:i w:val="0"/>
-          <w:color w:val="000000"/>
-          <w:sz w:val="24"/>
-        </w:rPr>
-        <w:hyperlink r:id="rId11" w:history="1">
-          <w:r>
-            <w:rPr>
-              <w:rStyle w:val="Hyperlink"/>
-            </w:rPr>
-            <w:t>i</w:t>
+            <w:t>stelde Rei</w:t>
           </w:r>
         </w:hyperlink>
       </w:r>
@@ -2782,7 +2789,7 @@
           <w:sz w:val="24"/>
           <w:u w:val="single"/>
         </w:rPr>
-        <w:hyperlink r:id="rId19" w:history="1">
+        <w:hyperlink r:id="rId17" w:history="1">
           <w:r>
             <w:rPr>
               <w:rStyle w:val="Hyperlink"/>
@@ -3080,7 +3087,7 @@
             <w:rPr>
               <w:rStyle w:val="Hyperlink"/>
             </w:rPr>
-            <w:t>www.biografischportaal.nl</w:t>
+            <w:t>www.biografischportaal.n</w:t>
           </w:r>
         </w:hyperlink>
       </w:r>
@@ -3091,25 +3098,13 @@
           <w:i w:val="0"/>
           <w:color w:val="0000FF"/>
           <w:sz w:val="24"/>
-          <w:u w:val="single"/>
-        </w:rPr>
-        <w:t>/</w:t>
-      </w:r>
-      <w:r>
-        <w:rPr>
-          <w:rFonts w:ascii="Charis SIL Regular" w:hAnsi="Charis SIL Regular" w:eastAsia="Charis SIL Regular"/>
-          <w:b w:val="0"/>
-          <w:i w:val="0"/>
-          <w:color w:val="0000FF"/>
-          <w:sz w:val="24"/>
-          <w:u w:val="single"/>
         </w:rPr>
         <w:hyperlink r:id="rId21" w:history="1">
           <w:r>
             <w:rPr>
               <w:rStyle w:val="Hyperlink"/>
             </w:rPr>
-            <w:t>persoon/4045700</w:t>
+            <w:t>l</w:t>
           </w:r>
         </w:hyperlink>
       </w:r>
@@ -3121,7 +3116,25 @@
           <w:color w:val="0000FF"/>
           <w:sz w:val="24"/>
         </w:rPr>
-        <w:t xml:space="preserve">8 </w:t>
+        <w:t>/</w:t>
+      </w:r>
+      <w:r>
+        <w:rPr>
+          <w:rFonts w:ascii="Charis SIL Regular" w:hAnsi="Charis SIL Regular" w:eastAsia="Charis SIL Regular"/>
+          <w:b w:val="0"/>
+          <w:i w:val="0"/>
+          <w:color w:val="0000FF"/>
+          <w:sz w:val="24"/>
+          <w:u w:val="single"/>
+        </w:rPr>
+        <w:hyperlink r:id="rId21" w:history="1">
+          <w:r>
+            <w:rPr>
+              <w:rStyle w:val="Hyperlink"/>
+            </w:rPr>
+            <w:t xml:space="preserve">persoon/40457008 </w:t>
+          </w:r>
+        </w:hyperlink>
       </w:r>
       <w:r>
         <w:br/>
@@ -3593,7 +3606,14 @@
           <w:color w:val="000000"/>
           <w:sz w:val="24"/>
         </w:rPr>
-        <w:t xml:space="preserve">, </w:t>
+        <w:hyperlink r:id="rId23" w:history="1">
+          <w:r>
+            <w:rPr>
+              <w:rStyle w:val="Hyperlink"/>
+            </w:rPr>
+            <w:t xml:space="preserve">, </w:t>
+          </w:r>
+        </w:hyperlink>
       </w:r>
       <w:r>
         <w:rPr>
@@ -3604,7 +3624,7 @@
           <w:sz w:val="24"/>
           <w:u w:val="single"/>
         </w:rPr>
-        <w:hyperlink r:id="rId24" w:history="1">
+        <w:hyperlink r:id="rId23" w:history="1">
           <w:r>
             <w:rPr>
               <w:rStyle w:val="Hyperlink"/>

--- a/EXPORTS/DOCX/published/niveau3/Dutch/Reinwardt.docx
+++ b/EXPORTS/DOCX/published/niveau3/Dutch/Reinwardt.docx
@@ -236,14 +236,7 @@
           <w:color w:val="000000"/>
           <w:sz w:val="24"/>
         </w:rPr>
-        <w:hyperlink r:id="rId9" w:history="1">
-          <w:r>
-            <w:rPr>
-              <w:rStyle w:val="Hyperlink"/>
-            </w:rPr>
-            <w:t xml:space="preserve">jke historie </w:t>
-          </w:r>
-        </w:hyperlink>
+        <w:t xml:space="preserve">jke historie </w:t>
       </w:r>
       <w:r>
         <w:rPr>
@@ -2789,7 +2782,7 @@
           <w:sz w:val="24"/>
           <w:u w:val="single"/>
         </w:rPr>
-        <w:hyperlink r:id="rId17" w:history="1">
+        <w:hyperlink r:id="rId19" w:history="1">
           <w:r>
             <w:rPr>
               <w:rStyle w:val="Hyperlink"/>
@@ -3087,7 +3080,7 @@
             <w:rPr>
               <w:rStyle w:val="Hyperlink"/>
             </w:rPr>
-            <w:t>www.biografischportaal.n</w:t>
+            <w:t>www.biografischportaal.nl</w:t>
           </w:r>
         </w:hyperlink>
       </w:r>
@@ -3098,13 +3091,25 @@
           <w:i w:val="0"/>
           <w:color w:val="0000FF"/>
           <w:sz w:val="24"/>
+          <w:u w:val="single"/>
+        </w:rPr>
+        <w:t>/</w:t>
+      </w:r>
+      <w:r>
+        <w:rPr>
+          <w:rFonts w:ascii="Charis SIL Regular" w:hAnsi="Charis SIL Regular" w:eastAsia="Charis SIL Regular"/>
+          <w:b w:val="0"/>
+          <w:i w:val="0"/>
+          <w:color w:val="0000FF"/>
+          <w:sz w:val="24"/>
+          <w:u w:val="single"/>
         </w:rPr>
         <w:hyperlink r:id="rId21" w:history="1">
           <w:r>
             <w:rPr>
               <w:rStyle w:val="Hyperlink"/>
             </w:rPr>
-            <w:t>l</w:t>
+            <w:t>persoon/4045700</w:t>
           </w:r>
         </w:hyperlink>
       </w:r>
@@ -3116,25 +3121,7 @@
           <w:color w:val="0000FF"/>
           <w:sz w:val="24"/>
         </w:rPr>
-        <w:t>/</w:t>
-      </w:r>
-      <w:r>
-        <w:rPr>
-          <w:rFonts w:ascii="Charis SIL Regular" w:hAnsi="Charis SIL Regular" w:eastAsia="Charis SIL Regular"/>
-          <w:b w:val="0"/>
-          <w:i w:val="0"/>
-          <w:color w:val="0000FF"/>
-          <w:sz w:val="24"/>
-          <w:u w:val="single"/>
-        </w:rPr>
-        <w:hyperlink r:id="rId21" w:history="1">
-          <w:r>
-            <w:rPr>
-              <w:rStyle w:val="Hyperlink"/>
-            </w:rPr>
-            <w:t xml:space="preserve">persoon/40457008 </w:t>
-          </w:r>
-        </w:hyperlink>
+        <w:t xml:space="preserve">8 </w:t>
       </w:r>
       <w:r>
         <w:br/>
@@ -3606,14 +3593,7 @@
           <w:color w:val="000000"/>
           <w:sz w:val="24"/>
         </w:rPr>
-        <w:hyperlink r:id="rId23" w:history="1">
-          <w:r>
-            <w:rPr>
-              <w:rStyle w:val="Hyperlink"/>
-            </w:rPr>
-            <w:t xml:space="preserve">, </w:t>
-          </w:r>
-        </w:hyperlink>
+        <w:t xml:space="preserve">, </w:t>
       </w:r>
       <w:r>
         <w:rPr>
@@ -3624,7 +3604,7 @@
           <w:sz w:val="24"/>
           <w:u w:val="single"/>
         </w:rPr>
-        <w:hyperlink r:id="rId23" w:history="1">
+        <w:hyperlink r:id="rId24" w:history="1">
           <w:r>
             <w:rPr>
               <w:rStyle w:val="Hyperlink"/>

--- a/EXPORTS/DOCX/published/niveau3/Dutch/Reinwardt.docx
+++ b/EXPORTS/DOCX/published/niveau3/Dutch/Reinwardt.docx
@@ -236,7 +236,14 @@
           <w:color w:val="000000"/>
           <w:sz w:val="24"/>
         </w:rPr>
-        <w:t xml:space="preserve">jke historie </w:t>
+        <w:hyperlink r:id="rId9" w:history="1">
+          <w:r>
+            <w:rPr>
+              <w:rStyle w:val="Hyperlink"/>
+            </w:rPr>
+            <w:t xml:space="preserve">jke historie </w:t>
+          </w:r>
+        </w:hyperlink>
       </w:r>
       <w:r>
         <w:rPr>
@@ -3080,7 +3087,7 @@
             <w:rPr>
               <w:rStyle w:val="Hyperlink"/>
             </w:rPr>
-            <w:t>www.biografischportaal.nl</w:t>
+            <w:t>www.biografischportaal.n</w:t>
           </w:r>
         </w:hyperlink>
       </w:r>
@@ -3092,6 +3099,16 @@
           <w:color w:val="0000FF"/>
           <w:sz w:val="24"/>
           <w:u w:val="single"/>
+        </w:rPr>
+        <w:t>l</w:t>
+      </w:r>
+      <w:r>
+        <w:rPr>
+          <w:rFonts w:ascii="Charis SIL Regular" w:hAnsi="Charis SIL Regular" w:eastAsia="Charis SIL Regular"/>
+          <w:b w:val="0"/>
+          <w:i w:val="0"/>
+          <w:color w:val="0000FF"/>
+          <w:sz w:val="24"/>
         </w:rPr>
         <w:t>/</w:t>
       </w:r>
@@ -3109,19 +3126,9 @@
             <w:rPr>
               <w:rStyle w:val="Hyperlink"/>
             </w:rPr>
-            <w:t>persoon/4045700</w:t>
+            <w:t xml:space="preserve">persoon/40457008 </w:t>
           </w:r>
         </w:hyperlink>
-      </w:r>
-      <w:r>
-        <w:rPr>
-          <w:rFonts w:ascii="Charis SIL Regular" w:hAnsi="Charis SIL Regular" w:eastAsia="Charis SIL Regular"/>
-          <w:b w:val="0"/>
-          <w:i w:val="0"/>
-          <w:color w:val="0000FF"/>
-          <w:sz w:val="24"/>
-        </w:rPr>
-        <w:t xml:space="preserve">8 </w:t>
       </w:r>
       <w:r>
         <w:br/>
@@ -3604,7 +3611,7 @@
           <w:sz w:val="24"/>
           <w:u w:val="single"/>
         </w:rPr>
-        <w:hyperlink r:id="rId24" w:history="1">
+        <w:hyperlink r:id="rId23" w:history="1">
           <w:r>
             <w:rPr>
               <w:rStyle w:val="Hyperlink"/>
@@ -3633,7 +3640,7 @@
           <w:sz w:val="24"/>
           <w:u w:val="single"/>
         </w:rPr>
-        <w:hyperlink r:id="rId24" w:history="1">
+        <w:hyperlink r:id="rId23" w:history="1">
           <w:r>
             <w:rPr>
               <w:rStyle w:val="Hyperlink"/>
@@ -3758,7 +3765,7 @@
           <w:sz w:val="24"/>
           <w:u w:val="single"/>
         </w:rPr>
-        <w:hyperlink r:id="rId25" w:history="1">
+        <w:hyperlink r:id="rId24" w:history="1">
           <w:r>
             <w:rPr>
               <w:rStyle w:val="Hyperlink"/>
@@ -3776,7 +3783,7 @@
           <w:sz w:val="24"/>
           <w:u w:val="single"/>
         </w:rPr>
-        <w:hyperlink r:id="rId25" w:history="1">
+        <w:hyperlink r:id="rId24" w:history="1">
           <w:r>
             <w:rPr>
               <w:rStyle w:val="Hyperlink"/>
@@ -3794,7 +3801,7 @@
           <w:sz w:val="24"/>
           <w:u w:val="single"/>
         </w:rPr>
-        <w:hyperlink r:id="rId25" w:history="1">
+        <w:hyperlink r:id="rId24" w:history="1">
           <w:r>
             <w:rPr>
               <w:rStyle w:val="Hyperlink"/>
@@ -3812,7 +3819,7 @@
           <w:sz w:val="24"/>
           <w:u w:val="single"/>
         </w:rPr>
-        <w:hyperlink r:id="rId25" w:history="1">
+        <w:hyperlink r:id="rId24" w:history="1">
           <w:r>
             <w:rPr>
               <w:rStyle w:val="Hyperlink"/>
@@ -3981,7 +3988,7 @@
           <w:sz w:val="24"/>
           <w:u w:val="single"/>
         </w:rPr>
-        <w:hyperlink r:id="rId26" w:history="1">
+        <w:hyperlink r:id="rId25" w:history="1">
           <w:r>
             <w:rPr>
               <w:rStyle w:val="Hyperlink"/>
@@ -3999,7 +4006,7 @@
           <w:sz w:val="24"/>
           <w:u w:val="single"/>
         </w:rPr>
-        <w:hyperlink r:id="rId26" w:history="1">
+        <w:hyperlink r:id="rId25" w:history="1">
           <w:r>
             <w:rPr>
               <w:rStyle w:val="Hyperlink"/>
@@ -4017,7 +4024,7 @@
           <w:sz w:val="24"/>
           <w:u w:val="single"/>
         </w:rPr>
-        <w:hyperlink r:id="rId26" w:history="1">
+        <w:hyperlink r:id="rId25" w:history="1">
           <w:r>
             <w:rPr>
               <w:rStyle w:val="Hyperlink"/>
@@ -4035,7 +4042,7 @@
           <w:sz w:val="24"/>
           <w:u w:val="single"/>
         </w:rPr>
-        <w:hyperlink r:id="rId26" w:history="1">
+        <w:hyperlink r:id="rId25" w:history="1">
           <w:r>
             <w:rPr>
               <w:rStyle w:val="Hyperlink"/>
@@ -4053,7 +4060,7 @@
           <w:sz w:val="24"/>
           <w:u w:val="single"/>
         </w:rPr>
-        <w:hyperlink r:id="rId26" w:history="1">
+        <w:hyperlink r:id="rId25" w:history="1">
           <w:r>
             <w:rPr>
               <w:rStyle w:val="Hyperlink"/>
@@ -4071,7 +4078,7 @@
           <w:sz w:val="24"/>
           <w:u w:val="single"/>
         </w:rPr>
-        <w:hyperlink r:id="rId26" w:history="1">
+        <w:hyperlink r:id="rId25" w:history="1">
           <w:r>
             <w:rPr>
               <w:rStyle w:val="Hyperlink"/>
@@ -4089,7 +4096,7 @@
           <w:sz w:val="24"/>
           <w:u w:val="single"/>
         </w:rPr>
-        <w:hyperlink r:id="rId26" w:history="1">
+        <w:hyperlink r:id="rId25" w:history="1">
           <w:r>
             <w:rPr>
               <w:rStyle w:val="Hyperlink"/>
@@ -4107,7 +4114,7 @@
           <w:sz w:val="24"/>
           <w:u w:val="single"/>
         </w:rPr>
-        <w:hyperlink r:id="rId26" w:history="1">
+        <w:hyperlink r:id="rId25" w:history="1">
           <w:r>
             <w:rPr>
               <w:rStyle w:val="Hyperlink"/>
@@ -4135,7 +4142,7 @@
           <w:sz w:val="24"/>
           <w:u w:val="single"/>
         </w:rPr>
-        <w:hyperlink r:id="rId26" w:history="1">
+        <w:hyperlink r:id="rId25" w:history="1">
           <w:r>
             <w:rPr>
               <w:rStyle w:val="Hyperlink"/>
@@ -4153,7 +4160,7 @@
           <w:sz w:val="24"/>
           <w:u w:val="single"/>
         </w:rPr>
-        <w:hyperlink r:id="rId26" w:history="1">
+        <w:hyperlink r:id="rId25" w:history="1">
           <w:r>
             <w:rPr>
               <w:rStyle w:val="Hyperlink"/>
@@ -4210,7 +4217,7 @@
           <w:sz w:val="24"/>
           <w:u w:val="single"/>
         </w:rPr>
-        <w:hyperlink r:id="rId26" w:history="1">
+        <w:hyperlink r:id="rId25" w:history="1">
           <w:r>
             <w:rPr>
               <w:rStyle w:val="Hyperlink"/>

--- a/EXPORTS/DOCX/published/niveau3/Dutch/Reinwardt.docx
+++ b/EXPORTS/DOCX/published/niveau3/Dutch/Reinwardt.docx
@@ -1418,7 +1418,6 @@
       </w:r>
       <w:r>
         <w:rPr>
-          <w:u w:val="single" w:color="0000ff"/>
           <w:rFonts w:ascii="Charis SIL Regular" w:hAnsi="Charis SIL Regular" w:eastAsia="Charis SIL Regular"/>
           <w:b w:val="0"/>
           <w:i w:val="0"/>
@@ -3098,9 +3097,15 @@
           <w:i w:val="0"/>
           <w:color w:val="0000FF"/>
           <w:sz w:val="24"/>
-          <w:u w:val="single"/>
-        </w:rPr>
-        <w:t>l</w:t>
+        </w:rPr>
+        <w:hyperlink r:id="rId21" w:history="1">
+          <w:r>
+            <w:rPr>
+              <w:rStyle w:val="Hyperlink"/>
+            </w:rPr>
+            <w:t>l</w:t>
+          </w:r>
+        </w:hyperlink>
       </w:r>
       <w:r>
         <w:rPr>
@@ -3611,7 +3616,7 @@
           <w:sz w:val="24"/>
           <w:u w:val="single"/>
         </w:rPr>
-        <w:hyperlink r:id="rId23" w:history="1">
+        <w:hyperlink r:id="rId24" w:history="1">
           <w:r>
             <w:rPr>
               <w:rStyle w:val="Hyperlink"/>
@@ -3640,7 +3645,7 @@
           <w:sz w:val="24"/>
           <w:u w:val="single"/>
         </w:rPr>
-        <w:hyperlink r:id="rId23" w:history="1">
+        <w:hyperlink r:id="rId24" w:history="1">
           <w:r>
             <w:rPr>
               <w:rStyle w:val="Hyperlink"/>
@@ -3765,7 +3770,7 @@
           <w:sz w:val="24"/>
           <w:u w:val="single"/>
         </w:rPr>
-        <w:hyperlink r:id="rId24" w:history="1">
+        <w:hyperlink r:id="rId25" w:history="1">
           <w:r>
             <w:rPr>
               <w:rStyle w:val="Hyperlink"/>
@@ -3783,7 +3788,7 @@
           <w:sz w:val="24"/>
           <w:u w:val="single"/>
         </w:rPr>
-        <w:hyperlink r:id="rId24" w:history="1">
+        <w:hyperlink r:id="rId25" w:history="1">
           <w:r>
             <w:rPr>
               <w:rStyle w:val="Hyperlink"/>
@@ -3801,7 +3806,7 @@
           <w:sz w:val="24"/>
           <w:u w:val="single"/>
         </w:rPr>
-        <w:hyperlink r:id="rId24" w:history="1">
+        <w:hyperlink r:id="rId25" w:history="1">
           <w:r>
             <w:rPr>
               <w:rStyle w:val="Hyperlink"/>
@@ -3819,7 +3824,7 @@
           <w:sz w:val="24"/>
           <w:u w:val="single"/>
         </w:rPr>
-        <w:hyperlink r:id="rId24" w:history="1">
+        <w:hyperlink r:id="rId25" w:history="1">
           <w:r>
             <w:rPr>
               <w:rStyle w:val="Hyperlink"/>
@@ -3988,7 +3993,7 @@
           <w:sz w:val="24"/>
           <w:u w:val="single"/>
         </w:rPr>
-        <w:hyperlink r:id="rId25" w:history="1">
+        <w:hyperlink r:id="rId26" w:history="1">
           <w:r>
             <w:rPr>
               <w:rStyle w:val="Hyperlink"/>
@@ -4006,7 +4011,7 @@
           <w:sz w:val="24"/>
           <w:u w:val="single"/>
         </w:rPr>
-        <w:hyperlink r:id="rId25" w:history="1">
+        <w:hyperlink r:id="rId26" w:history="1">
           <w:r>
             <w:rPr>
               <w:rStyle w:val="Hyperlink"/>
@@ -4024,7 +4029,7 @@
           <w:sz w:val="24"/>
           <w:u w:val="single"/>
         </w:rPr>
-        <w:hyperlink r:id="rId25" w:history="1">
+        <w:hyperlink r:id="rId26" w:history="1">
           <w:r>
             <w:rPr>
               <w:rStyle w:val="Hyperlink"/>
@@ -4042,7 +4047,7 @@
           <w:sz w:val="24"/>
           <w:u w:val="single"/>
         </w:rPr>
-        <w:hyperlink r:id="rId25" w:history="1">
+        <w:hyperlink r:id="rId26" w:history="1">
           <w:r>
             <w:rPr>
               <w:rStyle w:val="Hyperlink"/>
@@ -4060,7 +4065,7 @@
           <w:sz w:val="24"/>
           <w:u w:val="single"/>
         </w:rPr>
-        <w:hyperlink r:id="rId25" w:history="1">
+        <w:hyperlink r:id="rId26" w:history="1">
           <w:r>
             <w:rPr>
               <w:rStyle w:val="Hyperlink"/>
@@ -4078,7 +4083,7 @@
           <w:sz w:val="24"/>
           <w:u w:val="single"/>
         </w:rPr>
-        <w:hyperlink r:id="rId25" w:history="1">
+        <w:hyperlink r:id="rId26" w:history="1">
           <w:r>
             <w:rPr>
               <w:rStyle w:val="Hyperlink"/>
@@ -4096,7 +4101,7 @@
           <w:sz w:val="24"/>
           <w:u w:val="single"/>
         </w:rPr>
-        <w:hyperlink r:id="rId25" w:history="1">
+        <w:hyperlink r:id="rId26" w:history="1">
           <w:r>
             <w:rPr>
               <w:rStyle w:val="Hyperlink"/>
@@ -4114,7 +4119,7 @@
           <w:sz w:val="24"/>
           <w:u w:val="single"/>
         </w:rPr>
-        <w:hyperlink r:id="rId25" w:history="1">
+        <w:hyperlink r:id="rId26" w:history="1">
           <w:r>
             <w:rPr>
               <w:rStyle w:val="Hyperlink"/>
@@ -4142,7 +4147,7 @@
           <w:sz w:val="24"/>
           <w:u w:val="single"/>
         </w:rPr>
-        <w:hyperlink r:id="rId25" w:history="1">
+        <w:hyperlink r:id="rId26" w:history="1">
           <w:r>
             <w:rPr>
               <w:rStyle w:val="Hyperlink"/>
@@ -4160,7 +4165,7 @@
           <w:sz w:val="24"/>
           <w:u w:val="single"/>
         </w:rPr>
-        <w:hyperlink r:id="rId25" w:history="1">
+        <w:hyperlink r:id="rId26" w:history="1">
           <w:r>
             <w:rPr>
               <w:rStyle w:val="Hyperlink"/>
@@ -4217,7 +4222,7 @@
           <w:sz w:val="24"/>
           <w:u w:val="single"/>
         </w:rPr>
-        <w:hyperlink r:id="rId25" w:history="1">
+        <w:hyperlink r:id="rId26" w:history="1">
           <w:r>
             <w:rPr>
               <w:rStyle w:val="Hyperlink"/>

--- a/EXPORTS/DOCX/published/niveau3/Dutch/Reinwardt.docx
+++ b/EXPORTS/DOCX/published/niveau3/Dutch/Reinwardt.docx
@@ -1418,6 +1418,7 @@
       </w:r>
       <w:r>
         <w:rPr>
+          <w:u w:val="single" w:color="0000ff"/>
           <w:rFonts w:ascii="Charis SIL Regular" w:hAnsi="Charis SIL Regular" w:eastAsia="Charis SIL Regular"/>
           <w:b w:val="0"/>
           <w:i w:val="0"/>
@@ -2788,7 +2789,7 @@
           <w:sz w:val="24"/>
           <w:u w:val="single"/>
         </w:rPr>
-        <w:hyperlink r:id="rId19" w:history="1">
+        <w:hyperlink r:id="rId17" w:history="1">
           <w:r>
             <w:rPr>
               <w:rStyle w:val="Hyperlink"/>

--- a/EXPORTS/DOCX/published/niveau3/Dutch/Reinwardt.docx
+++ b/EXPORTS/DOCX/published/niveau3/Dutch/Reinwardt.docx
@@ -3087,7 +3087,7 @@
             <w:rPr>
               <w:rStyle w:val="Hyperlink"/>
             </w:rPr>
-            <w:t>www.biografischportaal.n</w:t>
+            <w:t>www.biografischportaal.nl</w:t>
           </w:r>
         </w:hyperlink>
       </w:r>
@@ -3098,13 +3098,25 @@
           <w:i w:val="0"/>
           <w:color w:val="0000FF"/>
           <w:sz w:val="24"/>
+          <w:u w:val="single"/>
+        </w:rPr>
+        <w:t>/</w:t>
+      </w:r>
+      <w:r>
+        <w:rPr>
+          <w:rFonts w:ascii="Charis SIL Regular" w:hAnsi="Charis SIL Regular" w:eastAsia="Charis SIL Regular"/>
+          <w:b w:val="0"/>
+          <w:i w:val="0"/>
+          <w:color w:val="0000FF"/>
+          <w:sz w:val="24"/>
+          <w:u w:val="single"/>
         </w:rPr>
         <w:hyperlink r:id="rId21" w:history="1">
           <w:r>
             <w:rPr>
               <w:rStyle w:val="Hyperlink"/>
             </w:rPr>
-            <w:t>l</w:t>
+            <w:t>persoon/4045700</w:t>
           </w:r>
         </w:hyperlink>
       </w:r>
@@ -3116,25 +3128,7 @@
           <w:color w:val="0000FF"/>
           <w:sz w:val="24"/>
         </w:rPr>
-        <w:t>/</w:t>
-      </w:r>
-      <w:r>
-        <w:rPr>
-          <w:rFonts w:ascii="Charis SIL Regular" w:hAnsi="Charis SIL Regular" w:eastAsia="Charis SIL Regular"/>
-          <w:b w:val="0"/>
-          <w:i w:val="0"/>
-          <w:color w:val="0000FF"/>
-          <w:sz w:val="24"/>
-          <w:u w:val="single"/>
-        </w:rPr>
-        <w:hyperlink r:id="rId21" w:history="1">
-          <w:r>
-            <w:rPr>
-              <w:rStyle w:val="Hyperlink"/>
-            </w:rPr>
-            <w:t xml:space="preserve">persoon/40457008 </w:t>
-          </w:r>
-        </w:hyperlink>
+        <w:t xml:space="preserve">8 </w:t>
       </w:r>
       <w:r>
         <w:br/>
@@ -4223,7 +4217,7 @@
           <w:sz w:val="24"/>
           <w:u w:val="single"/>
         </w:rPr>
-        <w:hyperlink r:id="rId26" w:history="1">
+        <w:hyperlink r:id="rId27" w:history="1">
           <w:r>
             <w:rPr>
               <w:rStyle w:val="Hyperlink"/>
@@ -4401,7 +4395,7 @@
           <w:sz w:val="24"/>
           <w:u w:val="single"/>
         </w:rPr>
-        <w:hyperlink r:id="rId27" w:history="1">
+        <w:hyperlink r:id="rId28" w:history="1">
           <w:r>
             <w:rPr>
               <w:rStyle w:val="Hyperlink"/>
@@ -4419,7 +4413,7 @@
           <w:sz w:val="24"/>
           <w:u w:val="single"/>
         </w:rPr>
-        <w:hyperlink r:id="rId27" w:history="1">
+        <w:hyperlink r:id="rId28" w:history="1">
           <w:r>
             <w:rPr>
               <w:rStyle w:val="Hyperlink"/>
@@ -4437,7 +4431,7 @@
           <w:sz w:val="24"/>
           <w:u w:val="single"/>
         </w:rPr>
-        <w:hyperlink r:id="rId27" w:history="1">
+        <w:hyperlink r:id="rId28" w:history="1">
           <w:r>
             <w:rPr>
               <w:rStyle w:val="Hyperlink"/>
@@ -4465,7 +4459,7 @@
           <w:sz w:val="24"/>
           <w:u w:val="single"/>
         </w:rPr>
-        <w:hyperlink r:id="rId28" w:history="1">
+        <w:hyperlink r:id="rId29" w:history="1">
           <w:r>
             <w:rPr>
               <w:rStyle w:val="Hyperlink"/>
@@ -4494,7 +4488,7 @@
           <w:sz w:val="24"/>
           <w:u w:val="single"/>
         </w:rPr>
-        <w:hyperlink r:id="rId28" w:history="1">
+        <w:hyperlink r:id="rId29" w:history="1">
           <w:r>
             <w:rPr>
               <w:rStyle w:val="Hyperlink"/>
@@ -4635,7 +4629,7 @@
           <w:sz w:val="24"/>
           <w:u w:val="single"/>
         </w:rPr>
-        <w:hyperlink r:id="rId29" w:history="1">
+        <w:hyperlink r:id="rId30" w:history="1">
           <w:r>
             <w:rPr>
               <w:rStyle w:val="Hyperlink"/>
@@ -4653,7 +4647,7 @@
           <w:sz w:val="24"/>
           <w:u w:val="single"/>
         </w:rPr>
-        <w:hyperlink r:id="rId29" w:history="1">
+        <w:hyperlink r:id="rId30" w:history="1">
           <w:r>
             <w:rPr>
               <w:rStyle w:val="Hyperlink"/>
@@ -4751,7 +4745,7 @@
           <w:sz w:val="24"/>
           <w:u w:val="single"/>
         </w:rPr>
-        <w:hyperlink r:id="rId30" w:history="1">
+        <w:hyperlink r:id="rId31" w:history="1">
           <w:r>
             <w:rPr>
               <w:rStyle w:val="Hyperlink"/>
@@ -4769,7 +4763,7 @@
           <w:sz w:val="24"/>
           <w:u w:val="single"/>
         </w:rPr>
-        <w:hyperlink r:id="rId30" w:history="1">
+        <w:hyperlink r:id="rId31" w:history="1">
           <w:r>
             <w:rPr>
               <w:rStyle w:val="Hyperlink"/>
@@ -4797,7 +4791,7 @@
           <w:sz w:val="24"/>
           <w:u w:val="single"/>
         </w:rPr>
-        <w:hyperlink r:id="rId31" w:history="1">
+        <w:hyperlink r:id="rId32" w:history="1">
           <w:r>
             <w:rPr>
               <w:rStyle w:val="Hyperlink"/>
@@ -4826,7 +4820,7 @@
           <w:sz w:val="24"/>
           <w:u w:val="single"/>
         </w:rPr>
-        <w:hyperlink r:id="rId31" w:history="1">
+        <w:hyperlink r:id="rId32" w:history="1">
           <w:r>
             <w:rPr>
               <w:rStyle w:val="Hyperlink"/>

--- a/EXPORTS/DOCX/published/niveau3/Dutch/Reinwardt.docx
+++ b/EXPORTS/DOCX/published/niveau3/Dutch/Reinwardt.docx
@@ -1418,7 +1418,6 @@
       </w:r>
       <w:r>
         <w:rPr>
-          <w:u w:val="single" w:color="0000ff"/>
           <w:rFonts w:ascii="Charis SIL Regular" w:hAnsi="Charis SIL Regular" w:eastAsia="Charis SIL Regular"/>
           <w:b w:val="0"/>
           <w:i w:val="0"/>
@@ -3087,7 +3086,7 @@
             <w:rPr>
               <w:rStyle w:val="Hyperlink"/>
             </w:rPr>
-            <w:t>www.biografischportaal.nl</w:t>
+            <w:t>www.biografischportaal.n</w:t>
           </w:r>
         </w:hyperlink>
       </w:r>
@@ -3098,25 +3097,13 @@
           <w:i w:val="0"/>
           <w:color w:val="0000FF"/>
           <w:sz w:val="24"/>
-          <w:u w:val="single"/>
-        </w:rPr>
-        <w:t>/</w:t>
-      </w:r>
-      <w:r>
-        <w:rPr>
-          <w:rFonts w:ascii="Charis SIL Regular" w:hAnsi="Charis SIL Regular" w:eastAsia="Charis SIL Regular"/>
-          <w:b w:val="0"/>
-          <w:i w:val="0"/>
-          <w:color w:val="0000FF"/>
-          <w:sz w:val="24"/>
-          <w:u w:val="single"/>
         </w:rPr>
         <w:hyperlink r:id="rId21" w:history="1">
           <w:r>
             <w:rPr>
               <w:rStyle w:val="Hyperlink"/>
             </w:rPr>
-            <w:t>persoon/4045700</w:t>
+            <w:t>l</w:t>
           </w:r>
         </w:hyperlink>
       </w:r>
@@ -3128,7 +3115,25 @@
           <w:color w:val="0000FF"/>
           <w:sz w:val="24"/>
         </w:rPr>
-        <w:t xml:space="preserve">8 </w:t>
+        <w:t>/</w:t>
+      </w:r>
+      <w:r>
+        <w:rPr>
+          <w:rFonts w:ascii="Charis SIL Regular" w:hAnsi="Charis SIL Regular" w:eastAsia="Charis SIL Regular"/>
+          <w:b w:val="0"/>
+          <w:i w:val="0"/>
+          <w:color w:val="0000FF"/>
+          <w:sz w:val="24"/>
+          <w:u w:val="single"/>
+        </w:rPr>
+        <w:hyperlink r:id="rId21" w:history="1">
+          <w:r>
+            <w:rPr>
+              <w:rStyle w:val="Hyperlink"/>
+            </w:rPr>
+            <w:t xml:space="preserve">persoon/40457008 </w:t>
+          </w:r>
+        </w:hyperlink>
       </w:r>
       <w:r>
         <w:br/>
@@ -4217,7 +4222,7 @@
           <w:sz w:val="24"/>
           <w:u w:val="single"/>
         </w:rPr>
-        <w:hyperlink r:id="rId27" w:history="1">
+        <w:hyperlink r:id="rId26" w:history="1">
           <w:r>
             <w:rPr>
               <w:rStyle w:val="Hyperlink"/>
@@ -4395,7 +4400,7 @@
           <w:sz w:val="24"/>
           <w:u w:val="single"/>
         </w:rPr>
-        <w:hyperlink r:id="rId28" w:history="1">
+        <w:hyperlink r:id="rId27" w:history="1">
           <w:r>
             <w:rPr>
               <w:rStyle w:val="Hyperlink"/>
@@ -4413,7 +4418,7 @@
           <w:sz w:val="24"/>
           <w:u w:val="single"/>
         </w:rPr>
-        <w:hyperlink r:id="rId28" w:history="1">
+        <w:hyperlink r:id="rId27" w:history="1">
           <w:r>
             <w:rPr>
               <w:rStyle w:val="Hyperlink"/>
@@ -4431,7 +4436,7 @@
           <w:sz w:val="24"/>
           <w:u w:val="single"/>
         </w:rPr>
-        <w:hyperlink r:id="rId28" w:history="1">
+        <w:hyperlink r:id="rId27" w:history="1">
           <w:r>
             <w:rPr>
               <w:rStyle w:val="Hyperlink"/>
@@ -4459,7 +4464,7 @@
           <w:sz w:val="24"/>
           <w:u w:val="single"/>
         </w:rPr>
-        <w:hyperlink r:id="rId29" w:history="1">
+        <w:hyperlink r:id="rId28" w:history="1">
           <w:r>
             <w:rPr>
               <w:rStyle w:val="Hyperlink"/>
@@ -4488,7 +4493,7 @@
           <w:sz w:val="24"/>
           <w:u w:val="single"/>
         </w:rPr>
-        <w:hyperlink r:id="rId29" w:history="1">
+        <w:hyperlink r:id="rId28" w:history="1">
           <w:r>
             <w:rPr>
               <w:rStyle w:val="Hyperlink"/>
@@ -4629,7 +4634,7 @@
           <w:sz w:val="24"/>
           <w:u w:val="single"/>
         </w:rPr>
-        <w:hyperlink r:id="rId30" w:history="1">
+        <w:hyperlink r:id="rId29" w:history="1">
           <w:r>
             <w:rPr>
               <w:rStyle w:val="Hyperlink"/>
@@ -4647,7 +4652,7 @@
           <w:sz w:val="24"/>
           <w:u w:val="single"/>
         </w:rPr>
-        <w:hyperlink r:id="rId30" w:history="1">
+        <w:hyperlink r:id="rId29" w:history="1">
           <w:r>
             <w:rPr>
               <w:rStyle w:val="Hyperlink"/>
@@ -4745,7 +4750,7 @@
           <w:sz w:val="24"/>
           <w:u w:val="single"/>
         </w:rPr>
-        <w:hyperlink r:id="rId31" w:history="1">
+        <w:hyperlink r:id="rId30" w:history="1">
           <w:r>
             <w:rPr>
               <w:rStyle w:val="Hyperlink"/>
@@ -4763,7 +4768,7 @@
           <w:sz w:val="24"/>
           <w:u w:val="single"/>
         </w:rPr>
-        <w:hyperlink r:id="rId31" w:history="1">
+        <w:hyperlink r:id="rId30" w:history="1">
           <w:r>
             <w:rPr>
               <w:rStyle w:val="Hyperlink"/>
@@ -4791,7 +4796,7 @@
           <w:sz w:val="24"/>
           <w:u w:val="single"/>
         </w:rPr>
-        <w:hyperlink r:id="rId32" w:history="1">
+        <w:hyperlink r:id="rId31" w:history="1">
           <w:r>
             <w:rPr>
               <w:rStyle w:val="Hyperlink"/>
@@ -4820,7 +4825,7 @@
           <w:sz w:val="24"/>
           <w:u w:val="single"/>
         </w:rPr>
-        <w:hyperlink r:id="rId32" w:history="1">
+        <w:hyperlink r:id="rId31" w:history="1">
           <w:r>
             <w:rPr>
               <w:rStyle w:val="Hyperlink"/>

--- a/EXPORTS/DOCX/published/niveau3/Dutch/Reinwardt.docx
+++ b/EXPORTS/DOCX/published/niveau3/Dutch/Reinwardt.docx
@@ -1418,6 +1418,7 @@
       </w:r>
       <w:r>
         <w:rPr>
+          <w:u w:val="single" w:color="0000ff"/>
           <w:rFonts w:ascii="Charis SIL Regular" w:hAnsi="Charis SIL Regular" w:eastAsia="Charis SIL Regular"/>
           <w:b w:val="0"/>
           <w:i w:val="0"/>
@@ -2806,7 +2807,7 @@
           <w:sz w:val="24"/>
           <w:u w:val="single"/>
         </w:rPr>
-        <w:hyperlink r:id="rId19" w:history="1">
+        <w:hyperlink r:id="rId17" w:history="1">
           <w:r>
             <w:rPr>
               <w:rStyle w:val="Hyperlink"/>
@@ -3086,7 +3087,7 @@
             <w:rPr>
               <w:rStyle w:val="Hyperlink"/>
             </w:rPr>
-            <w:t>www.biografischportaal.n</w:t>
+            <w:t>www.biografischportaal.nl</w:t>
           </w:r>
         </w:hyperlink>
       </w:r>
@@ -3097,13 +3098,25 @@
           <w:i w:val="0"/>
           <w:color w:val="0000FF"/>
           <w:sz w:val="24"/>
+          <w:u w:val="single"/>
+        </w:rPr>
+        <w:t>/</w:t>
+      </w:r>
+      <w:r>
+        <w:rPr>
+          <w:rFonts w:ascii="Charis SIL Regular" w:hAnsi="Charis SIL Regular" w:eastAsia="Charis SIL Regular"/>
+          <w:b w:val="0"/>
+          <w:i w:val="0"/>
+          <w:color w:val="0000FF"/>
+          <w:sz w:val="24"/>
+          <w:u w:val="single"/>
         </w:rPr>
         <w:hyperlink r:id="rId21" w:history="1">
           <w:r>
             <w:rPr>
               <w:rStyle w:val="Hyperlink"/>
             </w:rPr>
-            <w:t>l</w:t>
+            <w:t>persoon/4045700</w:t>
           </w:r>
         </w:hyperlink>
       </w:r>
@@ -3115,25 +3128,7 @@
           <w:color w:val="0000FF"/>
           <w:sz w:val="24"/>
         </w:rPr>
-        <w:t>/</w:t>
-      </w:r>
-      <w:r>
-        <w:rPr>
-          <w:rFonts w:ascii="Charis SIL Regular" w:hAnsi="Charis SIL Regular" w:eastAsia="Charis SIL Regular"/>
-          <w:b w:val="0"/>
-          <w:i w:val="0"/>
-          <w:color w:val="0000FF"/>
-          <w:sz w:val="24"/>
-          <w:u w:val="single"/>
-        </w:rPr>
-        <w:hyperlink r:id="rId21" w:history="1">
-          <w:r>
-            <w:rPr>
-              <w:rStyle w:val="Hyperlink"/>
-            </w:rPr>
-            <w:t xml:space="preserve">persoon/40457008 </w:t>
-          </w:r>
-        </w:hyperlink>
+        <w:t xml:space="preserve">8 </w:t>
       </w:r>
       <w:r>
         <w:br/>
@@ -3605,7 +3600,14 @@
           <w:color w:val="000000"/>
           <w:sz w:val="24"/>
         </w:rPr>
-        <w:t xml:space="preserve">, </w:t>
+        <w:hyperlink r:id="rId23" w:history="1">
+          <w:r>
+            <w:rPr>
+              <w:rStyle w:val="Hyperlink"/>
+            </w:rPr>
+            <w:t xml:space="preserve">, </w:t>
+          </w:r>
+        </w:hyperlink>
       </w:r>
       <w:r>
         <w:rPr>
@@ -3616,7 +3618,7 @@
           <w:sz w:val="24"/>
           <w:u w:val="single"/>
         </w:rPr>
-        <w:hyperlink r:id="rId24" w:history="1">
+        <w:hyperlink r:id="rId23" w:history="1">
           <w:r>
             <w:rPr>
               <w:rStyle w:val="Hyperlink"/>
@@ -3645,7 +3647,7 @@
           <w:sz w:val="24"/>
           <w:u w:val="single"/>
         </w:rPr>
-        <w:hyperlink r:id="rId24" w:history="1">
+        <w:hyperlink r:id="rId23" w:history="1">
           <w:r>
             <w:rPr>
               <w:rStyle w:val="Hyperlink"/>
@@ -3770,7 +3772,7 @@
           <w:sz w:val="24"/>
           <w:u w:val="single"/>
         </w:rPr>
-        <w:hyperlink r:id="rId25" w:history="1">
+        <w:hyperlink r:id="rId24" w:history="1">
           <w:r>
             <w:rPr>
               <w:rStyle w:val="Hyperlink"/>
@@ -3788,7 +3790,7 @@
           <w:sz w:val="24"/>
           <w:u w:val="single"/>
         </w:rPr>
-        <w:hyperlink r:id="rId25" w:history="1">
+        <w:hyperlink r:id="rId24" w:history="1">
           <w:r>
             <w:rPr>
               <w:rStyle w:val="Hyperlink"/>
@@ -3806,7 +3808,7 @@
           <w:sz w:val="24"/>
           <w:u w:val="single"/>
         </w:rPr>
-        <w:hyperlink r:id="rId25" w:history="1">
+        <w:hyperlink r:id="rId24" w:history="1">
           <w:r>
             <w:rPr>
               <w:rStyle w:val="Hyperlink"/>
@@ -3824,7 +3826,7 @@
           <w:sz w:val="24"/>
           <w:u w:val="single"/>
         </w:rPr>
-        <w:hyperlink r:id="rId25" w:history="1">
+        <w:hyperlink r:id="rId24" w:history="1">
           <w:r>
             <w:rPr>
               <w:rStyle w:val="Hyperlink"/>
@@ -3993,7 +3995,7 @@
           <w:sz w:val="24"/>
           <w:u w:val="single"/>
         </w:rPr>
-        <w:hyperlink r:id="rId26" w:history="1">
+        <w:hyperlink r:id="rId25" w:history="1">
           <w:r>
             <w:rPr>
               <w:rStyle w:val="Hyperlink"/>
@@ -4011,7 +4013,7 @@
           <w:sz w:val="24"/>
           <w:u w:val="single"/>
         </w:rPr>
-        <w:hyperlink r:id="rId26" w:history="1">
+        <w:hyperlink r:id="rId25" w:history="1">
           <w:r>
             <w:rPr>
               <w:rStyle w:val="Hyperlink"/>
@@ -4029,7 +4031,7 @@
           <w:sz w:val="24"/>
           <w:u w:val="single"/>
         </w:rPr>
-        <w:hyperlink r:id="rId26" w:history="1">
+        <w:hyperlink r:id="rId25" w:history="1">
           <w:r>
             <w:rPr>
               <w:rStyle w:val="Hyperlink"/>
@@ -4047,7 +4049,7 @@
           <w:sz w:val="24"/>
           <w:u w:val="single"/>
         </w:rPr>
-        <w:hyperlink r:id="rId26" w:history="1">
+        <w:hyperlink r:id="rId25" w:history="1">
           <w:r>
             <w:rPr>
               <w:rStyle w:val="Hyperlink"/>
@@ -4065,7 +4067,7 @@
           <w:sz w:val="24"/>
           <w:u w:val="single"/>
         </w:rPr>
-        <w:hyperlink r:id="rId26" w:history="1">
+        <w:hyperlink r:id="rId25" w:history="1">
           <w:r>
             <w:rPr>
               <w:rStyle w:val="Hyperlink"/>
@@ -4083,7 +4085,7 @@
           <w:sz w:val="24"/>
           <w:u w:val="single"/>
         </w:rPr>
-        <w:hyperlink r:id="rId26" w:history="1">
+        <w:hyperlink r:id="rId25" w:history="1">
           <w:r>
             <w:rPr>
               <w:rStyle w:val="Hyperlink"/>
@@ -4101,7 +4103,7 @@
           <w:sz w:val="24"/>
           <w:u w:val="single"/>
         </w:rPr>
-        <w:hyperlink r:id="rId26" w:history="1">
+        <w:hyperlink r:id="rId25" w:history="1">
           <w:r>
             <w:rPr>
               <w:rStyle w:val="Hyperlink"/>
@@ -4119,7 +4121,7 @@
           <w:sz w:val="24"/>
           <w:u w:val="single"/>
         </w:rPr>
-        <w:hyperlink r:id="rId26" w:history="1">
+        <w:hyperlink r:id="rId25" w:history="1">
           <w:r>
             <w:rPr>
               <w:rStyle w:val="Hyperlink"/>
@@ -4147,7 +4149,7 @@
           <w:sz w:val="24"/>
           <w:u w:val="single"/>
         </w:rPr>
-        <w:hyperlink r:id="rId26" w:history="1">
+        <w:hyperlink r:id="rId25" w:history="1">
           <w:r>
             <w:rPr>
               <w:rStyle w:val="Hyperlink"/>
@@ -4165,7 +4167,7 @@
           <w:sz w:val="24"/>
           <w:u w:val="single"/>
         </w:rPr>
-        <w:hyperlink r:id="rId26" w:history="1">
+        <w:hyperlink r:id="rId25" w:history="1">
           <w:r>
             <w:rPr>
               <w:rStyle w:val="Hyperlink"/>
@@ -4193,7 +4195,7 @@
           <w:sz w:val="24"/>
           <w:u w:val="single"/>
         </w:rPr>
-        <w:hyperlink r:id="rId26" w:history="1">
+        <w:hyperlink r:id="rId25" w:history="1">
           <w:r>
             <w:rPr>
               <w:rStyle w:val="Hyperlink"/>
@@ -4222,7 +4224,7 @@
           <w:sz w:val="24"/>
           <w:u w:val="single"/>
         </w:rPr>
-        <w:hyperlink r:id="rId26" w:history="1">
+        <w:hyperlink r:id="rId25" w:history="1">
           <w:r>
             <w:rPr>
               <w:rStyle w:val="Hyperlink"/>
@@ -4400,7 +4402,7 @@
           <w:sz w:val="24"/>
           <w:u w:val="single"/>
         </w:rPr>
-        <w:hyperlink r:id="rId27" w:history="1">
+        <w:hyperlink r:id="rId26" w:history="1">
           <w:r>
             <w:rPr>
               <w:rStyle w:val="Hyperlink"/>
@@ -4418,7 +4420,7 @@
           <w:sz w:val="24"/>
           <w:u w:val="single"/>
         </w:rPr>
-        <w:hyperlink r:id="rId27" w:history="1">
+        <w:hyperlink r:id="rId26" w:history="1">
           <w:r>
             <w:rPr>
               <w:rStyle w:val="Hyperlink"/>
@@ -4436,7 +4438,7 @@
           <w:sz w:val="24"/>
           <w:u w:val="single"/>
         </w:rPr>
-        <w:hyperlink r:id="rId27" w:history="1">
+        <w:hyperlink r:id="rId26" w:history="1">
           <w:r>
             <w:rPr>
               <w:rStyle w:val="Hyperlink"/>
@@ -4464,7 +4466,7 @@
           <w:sz w:val="24"/>
           <w:u w:val="single"/>
         </w:rPr>
-        <w:hyperlink r:id="rId28" w:history="1">
+        <w:hyperlink r:id="rId27" w:history="1">
           <w:r>
             <w:rPr>
               <w:rStyle w:val="Hyperlink"/>
@@ -4493,7 +4495,7 @@
           <w:sz w:val="24"/>
           <w:u w:val="single"/>
         </w:rPr>
-        <w:hyperlink r:id="rId28" w:history="1">
+        <w:hyperlink r:id="rId27" w:history="1">
           <w:r>
             <w:rPr>
               <w:rStyle w:val="Hyperlink"/>
@@ -4634,7 +4636,7 @@
           <w:sz w:val="24"/>
           <w:u w:val="single"/>
         </w:rPr>
-        <w:hyperlink r:id="rId29" w:history="1">
+        <w:hyperlink r:id="rId28" w:history="1">
           <w:r>
             <w:rPr>
               <w:rStyle w:val="Hyperlink"/>
@@ -4652,7 +4654,7 @@
           <w:sz w:val="24"/>
           <w:u w:val="single"/>
         </w:rPr>
-        <w:hyperlink r:id="rId29" w:history="1">
+        <w:hyperlink r:id="rId28" w:history="1">
           <w:r>
             <w:rPr>
               <w:rStyle w:val="Hyperlink"/>
@@ -4750,7 +4752,7 @@
           <w:sz w:val="24"/>
           <w:u w:val="single"/>
         </w:rPr>
-        <w:hyperlink r:id="rId30" w:history="1">
+        <w:hyperlink r:id="rId29" w:history="1">
           <w:r>
             <w:rPr>
               <w:rStyle w:val="Hyperlink"/>
@@ -4768,7 +4770,7 @@
           <w:sz w:val="24"/>
           <w:u w:val="single"/>
         </w:rPr>
-        <w:hyperlink r:id="rId30" w:history="1">
+        <w:hyperlink r:id="rId29" w:history="1">
           <w:r>
             <w:rPr>
               <w:rStyle w:val="Hyperlink"/>
@@ -4796,7 +4798,7 @@
           <w:sz w:val="24"/>
           <w:u w:val="single"/>
         </w:rPr>
-        <w:hyperlink r:id="rId31" w:history="1">
+        <w:hyperlink r:id="rId30" w:history="1">
           <w:r>
             <w:rPr>
               <w:rStyle w:val="Hyperlink"/>
@@ -4825,7 +4827,7 @@
           <w:sz w:val="24"/>
           <w:u w:val="single"/>
         </w:rPr>
-        <w:hyperlink r:id="rId31" w:history="1">
+        <w:hyperlink r:id="rId30" w:history="1">
           <w:r>
             <w:rPr>
               <w:rStyle w:val="Hyperlink"/>

--- a/EXPORTS/DOCX/published/niveau3/Dutch/Reinwardt.docx
+++ b/EXPORTS/DOCX/published/niveau3/Dutch/Reinwardt.docx
@@ -247,31 +247,13 @@
       </w:r>
       <w:r>
         <w:rPr>
-          <w:u w:val="single" w:color="0000ff"/>
           <w:rFonts w:ascii="Charis SIL Regular" w:hAnsi="Charis SIL Regular" w:eastAsia="Charis SIL Regular"/>
           <w:b w:val="0"/>
           <w:i w:val="0"/>
           <w:color w:val="000000"/>
           <w:sz w:val="24"/>
         </w:rPr>
-        <w:hyperlink r:id="rId9" w:history="1">
-          <w:r>
-            <w:rPr>
-              <w:rStyle w:val="Hyperlink"/>
-            </w:rPr>
-            <w:t>en bota</w:t>
-          </w:r>
-        </w:hyperlink>
-      </w:r>
-      <w:r>
-        <w:rPr>
-          <w:rFonts w:ascii="Charis SIL Regular" w:hAnsi="Charis SIL Regular" w:eastAsia="Charis SIL Regular"/>
-          <w:b w:val="0"/>
-          <w:i w:val="0"/>
-          <w:color w:val="000000"/>
-          <w:sz w:val="24"/>
-        </w:rPr>
-        <w:t xml:space="preserve">nie aan de </w:t>
+        <w:t xml:space="preserve">en botanie aan de </w:t>
       </w:r>
       <w:r>
         <w:rPr>
@@ -3600,14 +3582,7 @@
           <w:color w:val="000000"/>
           <w:sz w:val="24"/>
         </w:rPr>
-        <w:hyperlink r:id="rId23" w:history="1">
-          <w:r>
-            <w:rPr>
-              <w:rStyle w:val="Hyperlink"/>
-            </w:rPr>
-            <w:t xml:space="preserve">, </w:t>
-          </w:r>
-        </w:hyperlink>
+        <w:t xml:space="preserve">, </w:t>
       </w:r>
       <w:r>
         <w:rPr>
@@ -4224,7 +4199,7 @@
           <w:sz w:val="24"/>
           <w:u w:val="single"/>
         </w:rPr>
-        <w:hyperlink r:id="rId25" w:history="1">
+        <w:hyperlink r:id="rId26" w:history="1">
           <w:r>
             <w:rPr>
               <w:rStyle w:val="Hyperlink"/>
@@ -4402,7 +4377,7 @@
           <w:sz w:val="24"/>
           <w:u w:val="single"/>
         </w:rPr>
-        <w:hyperlink r:id="rId26" w:history="1">
+        <w:hyperlink r:id="rId27" w:history="1">
           <w:r>
             <w:rPr>
               <w:rStyle w:val="Hyperlink"/>
@@ -4420,7 +4395,7 @@
           <w:sz w:val="24"/>
           <w:u w:val="single"/>
         </w:rPr>
-        <w:hyperlink r:id="rId26" w:history="1">
+        <w:hyperlink r:id="rId27" w:history="1">
           <w:r>
             <w:rPr>
               <w:rStyle w:val="Hyperlink"/>
@@ -4438,7 +4413,7 @@
           <w:sz w:val="24"/>
           <w:u w:val="single"/>
         </w:rPr>
-        <w:hyperlink r:id="rId26" w:history="1">
+        <w:hyperlink r:id="rId27" w:history="1">
           <w:r>
             <w:rPr>
               <w:rStyle w:val="Hyperlink"/>
@@ -4466,7 +4441,7 @@
           <w:sz w:val="24"/>
           <w:u w:val="single"/>
         </w:rPr>
-        <w:hyperlink r:id="rId27" w:history="1">
+        <w:hyperlink r:id="rId28" w:history="1">
           <w:r>
             <w:rPr>
               <w:rStyle w:val="Hyperlink"/>
@@ -4495,7 +4470,7 @@
           <w:sz w:val="24"/>
           <w:u w:val="single"/>
         </w:rPr>
-        <w:hyperlink r:id="rId27" w:history="1">
+        <w:hyperlink r:id="rId28" w:history="1">
           <w:r>
             <w:rPr>
               <w:rStyle w:val="Hyperlink"/>
@@ -4636,7 +4611,7 @@
           <w:sz w:val="24"/>
           <w:u w:val="single"/>
         </w:rPr>
-        <w:hyperlink r:id="rId28" w:history="1">
+        <w:hyperlink r:id="rId29" w:history="1">
           <w:r>
             <w:rPr>
               <w:rStyle w:val="Hyperlink"/>
@@ -4654,7 +4629,7 @@
           <w:sz w:val="24"/>
           <w:u w:val="single"/>
         </w:rPr>
-        <w:hyperlink r:id="rId28" w:history="1">
+        <w:hyperlink r:id="rId29" w:history="1">
           <w:r>
             <w:rPr>
               <w:rStyle w:val="Hyperlink"/>
@@ -4752,7 +4727,7 @@
           <w:sz w:val="24"/>
           <w:u w:val="single"/>
         </w:rPr>
-        <w:hyperlink r:id="rId29" w:history="1">
+        <w:hyperlink r:id="rId30" w:history="1">
           <w:r>
             <w:rPr>
               <w:rStyle w:val="Hyperlink"/>
@@ -4770,7 +4745,7 @@
           <w:sz w:val="24"/>
           <w:u w:val="single"/>
         </w:rPr>
-        <w:hyperlink r:id="rId29" w:history="1">
+        <w:hyperlink r:id="rId30" w:history="1">
           <w:r>
             <w:rPr>
               <w:rStyle w:val="Hyperlink"/>
@@ -4798,7 +4773,7 @@
           <w:sz w:val="24"/>
           <w:u w:val="single"/>
         </w:rPr>
-        <w:hyperlink r:id="rId30" w:history="1">
+        <w:hyperlink r:id="rId31" w:history="1">
           <w:r>
             <w:rPr>
               <w:rStyle w:val="Hyperlink"/>
@@ -4827,7 +4802,7 @@
           <w:sz w:val="24"/>
           <w:u w:val="single"/>
         </w:rPr>
-        <w:hyperlink r:id="rId30" w:history="1">
+        <w:hyperlink r:id="rId31" w:history="1">
           <w:r>
             <w:rPr>
               <w:rStyle w:val="Hyperlink"/>

--- a/EXPORTS/DOCX/published/niveau3/Dutch/Reinwardt.docx
+++ b/EXPORTS/DOCX/published/niveau3/Dutch/Reinwardt.docx
@@ -247,13 +247,31 @@
       </w:r>
       <w:r>
         <w:rPr>
+          <w:u w:val="single" w:color="0000ff"/>
           <w:rFonts w:ascii="Charis SIL Regular" w:hAnsi="Charis SIL Regular" w:eastAsia="Charis SIL Regular"/>
           <w:b w:val="0"/>
           <w:i w:val="0"/>
           <w:color w:val="000000"/>
           <w:sz w:val="24"/>
         </w:rPr>
-        <w:t xml:space="preserve">en botanie aan de </w:t>
+        <w:hyperlink r:id="rId9" w:history="1">
+          <w:r>
+            <w:rPr>
+              <w:rStyle w:val="Hyperlink"/>
+            </w:rPr>
+            <w:t>en bota</w:t>
+          </w:r>
+        </w:hyperlink>
+      </w:r>
+      <w:r>
+        <w:rPr>
+          <w:rFonts w:ascii="Charis SIL Regular" w:hAnsi="Charis SIL Regular" w:eastAsia="Charis SIL Regular"/>
+          <w:b w:val="0"/>
+          <w:i w:val="0"/>
+          <w:color w:val="000000"/>
+          <w:sz w:val="24"/>
+        </w:rPr>
+        <w:t xml:space="preserve">nie aan de </w:t>
       </w:r>
       <w:r>
         <w:rPr>
@@ -496,7 +514,25 @@
             <w:rPr>
               <w:rStyle w:val="Hyperlink"/>
             </w:rPr>
-            <w:t>stelde Rei</w:t>
+            <w:t>stelde Re</w:t>
+          </w:r>
+        </w:hyperlink>
+      </w:r>
+      <w:r>
+        <w:rPr>
+          <w:u w:val="single" w:color="0000ff"/>
+          <w:rFonts w:ascii="Charis SIL Regular" w:hAnsi="Charis SIL Regular" w:eastAsia="Charis SIL Regular"/>
+          <w:b w:val="0"/>
+          <w:i w:val="0"/>
+          <w:color w:val="000000"/>
+          <w:sz w:val="24"/>
+        </w:rPr>
+        <w:hyperlink r:id="rId11" w:history="1">
+          <w:r>
+            <w:rPr>
+              <w:rStyle w:val="Hyperlink"/>
+            </w:rPr>
+            <w:t>i</w:t>
           </w:r>
         </w:hyperlink>
       </w:r>
@@ -895,14 +931,7 @@
           <w:color w:val="000000"/>
           <w:sz w:val="24"/>
         </w:rPr>
-        <w:hyperlink r:id="rId12" w:history="1">
-          <w:r>
-            <w:rPr>
-              <w:rStyle w:val="Hyperlink"/>
-            </w:rPr>
-            <w:t>amelaars', w</w:t>
-          </w:r>
-        </w:hyperlink>
+        <w:t>amelaars', w</w:t>
       </w:r>
       <w:r>
         <w:rPr>
@@ -2789,7 +2818,7 @@
           <w:sz w:val="24"/>
           <w:u w:val="single"/>
         </w:rPr>
-        <w:hyperlink r:id="rId17" w:history="1">
+        <w:hyperlink r:id="rId19" w:history="1">
           <w:r>
             <w:rPr>
               <w:rStyle w:val="Hyperlink"/>
@@ -3069,7 +3098,7 @@
             <w:rPr>
               <w:rStyle w:val="Hyperlink"/>
             </w:rPr>
-            <w:t>www.biografischportaal.nl</w:t>
+            <w:t>www.biografischportaal.n</w:t>
           </w:r>
         </w:hyperlink>
       </w:r>
@@ -3080,25 +3109,13 @@
           <w:i w:val="0"/>
           <w:color w:val="0000FF"/>
           <w:sz w:val="24"/>
-          <w:u w:val="single"/>
-        </w:rPr>
-        <w:t>/</w:t>
-      </w:r>
-      <w:r>
-        <w:rPr>
-          <w:rFonts w:ascii="Charis SIL Regular" w:hAnsi="Charis SIL Regular" w:eastAsia="Charis SIL Regular"/>
-          <w:b w:val="0"/>
-          <w:i w:val="0"/>
-          <w:color w:val="0000FF"/>
-          <w:sz w:val="24"/>
-          <w:u w:val="single"/>
         </w:rPr>
         <w:hyperlink r:id="rId21" w:history="1">
           <w:r>
             <w:rPr>
               <w:rStyle w:val="Hyperlink"/>
             </w:rPr>
-            <w:t>persoon/4045700</w:t>
+            <w:t>l</w:t>
           </w:r>
         </w:hyperlink>
       </w:r>
@@ -3110,7 +3127,25 @@
           <w:color w:val="0000FF"/>
           <w:sz w:val="24"/>
         </w:rPr>
-        <w:t xml:space="preserve">8 </w:t>
+        <w:t>/</w:t>
+      </w:r>
+      <w:r>
+        <w:rPr>
+          <w:rFonts w:ascii="Charis SIL Regular" w:hAnsi="Charis SIL Regular" w:eastAsia="Charis SIL Regular"/>
+          <w:b w:val="0"/>
+          <w:i w:val="0"/>
+          <w:color w:val="0000FF"/>
+          <w:sz w:val="24"/>
+          <w:u w:val="single"/>
+        </w:rPr>
+        <w:hyperlink r:id="rId21" w:history="1">
+          <w:r>
+            <w:rPr>
+              <w:rStyle w:val="Hyperlink"/>
+            </w:rPr>
+            <w:t xml:space="preserve">persoon/40457008 </w:t>
+          </w:r>
+        </w:hyperlink>
       </w:r>
       <w:r>
         <w:br/>
@@ -3593,7 +3628,7 @@
           <w:sz w:val="24"/>
           <w:u w:val="single"/>
         </w:rPr>
-        <w:hyperlink r:id="rId23" w:history="1">
+        <w:hyperlink r:id="rId24" w:history="1">
           <w:r>
             <w:rPr>
               <w:rStyle w:val="Hyperlink"/>
@@ -3622,7 +3657,7 @@
           <w:sz w:val="24"/>
           <w:u w:val="single"/>
         </w:rPr>
-        <w:hyperlink r:id="rId23" w:history="1">
+        <w:hyperlink r:id="rId24" w:history="1">
           <w:r>
             <w:rPr>
               <w:rStyle w:val="Hyperlink"/>
@@ -3747,7 +3782,7 @@
           <w:sz w:val="24"/>
           <w:u w:val="single"/>
         </w:rPr>
-        <w:hyperlink r:id="rId24" w:history="1">
+        <w:hyperlink r:id="rId25" w:history="1">
           <w:r>
             <w:rPr>
               <w:rStyle w:val="Hyperlink"/>
@@ -3765,7 +3800,7 @@
           <w:sz w:val="24"/>
           <w:u w:val="single"/>
         </w:rPr>
-        <w:hyperlink r:id="rId24" w:history="1">
+        <w:hyperlink r:id="rId25" w:history="1">
           <w:r>
             <w:rPr>
               <w:rStyle w:val="Hyperlink"/>
@@ -3783,7 +3818,7 @@
           <w:sz w:val="24"/>
           <w:u w:val="single"/>
         </w:rPr>
-        <w:hyperlink r:id="rId24" w:history="1">
+        <w:hyperlink r:id="rId25" w:history="1">
           <w:r>
             <w:rPr>
               <w:rStyle w:val="Hyperlink"/>
@@ -3801,7 +3836,7 @@
           <w:sz w:val="24"/>
           <w:u w:val="single"/>
         </w:rPr>
-        <w:hyperlink r:id="rId24" w:history="1">
+        <w:hyperlink r:id="rId25" w:history="1">
           <w:r>
             <w:rPr>
               <w:rStyle w:val="Hyperlink"/>
@@ -3970,7 +4005,7 @@
           <w:sz w:val="24"/>
           <w:u w:val="single"/>
         </w:rPr>
-        <w:hyperlink r:id="rId25" w:history="1">
+        <w:hyperlink r:id="rId26" w:history="1">
           <w:r>
             <w:rPr>
               <w:rStyle w:val="Hyperlink"/>
@@ -3988,7 +4023,7 @@
           <w:sz w:val="24"/>
           <w:u w:val="single"/>
         </w:rPr>
-        <w:hyperlink r:id="rId25" w:history="1">
+        <w:hyperlink r:id="rId26" w:history="1">
           <w:r>
             <w:rPr>
               <w:rStyle w:val="Hyperlink"/>
@@ -4006,7 +4041,7 @@
           <w:sz w:val="24"/>
           <w:u w:val="single"/>
         </w:rPr>
-        <w:hyperlink r:id="rId25" w:history="1">
+        <w:hyperlink r:id="rId26" w:history="1">
           <w:r>
             <w:rPr>
               <w:rStyle w:val="Hyperlink"/>
@@ -4024,7 +4059,7 @@
           <w:sz w:val="24"/>
           <w:u w:val="single"/>
         </w:rPr>
-        <w:hyperlink r:id="rId25" w:history="1">
+        <w:hyperlink r:id="rId26" w:history="1">
           <w:r>
             <w:rPr>
               <w:rStyle w:val="Hyperlink"/>
@@ -4042,7 +4077,7 @@
           <w:sz w:val="24"/>
           <w:u w:val="single"/>
         </w:rPr>
-        <w:hyperlink r:id="rId25" w:history="1">
+        <w:hyperlink r:id="rId26" w:history="1">
           <w:r>
             <w:rPr>
               <w:rStyle w:val="Hyperlink"/>
@@ -4060,7 +4095,7 @@
           <w:sz w:val="24"/>
           <w:u w:val="single"/>
         </w:rPr>
-        <w:hyperlink r:id="rId25" w:history="1">
+        <w:hyperlink r:id="rId26" w:history="1">
           <w:r>
             <w:rPr>
               <w:rStyle w:val="Hyperlink"/>
@@ -4078,7 +4113,7 @@
           <w:sz w:val="24"/>
           <w:u w:val="single"/>
         </w:rPr>
-        <w:hyperlink r:id="rId25" w:history="1">
+        <w:hyperlink r:id="rId26" w:history="1">
           <w:r>
             <w:rPr>
               <w:rStyle w:val="Hyperlink"/>
@@ -4096,7 +4131,7 @@
           <w:sz w:val="24"/>
           <w:u w:val="single"/>
         </w:rPr>
-        <w:hyperlink r:id="rId25" w:history="1">
+        <w:hyperlink r:id="rId26" w:history="1">
           <w:r>
             <w:rPr>
               <w:rStyle w:val="Hyperlink"/>
@@ -4124,7 +4159,7 @@
           <w:sz w:val="24"/>
           <w:u w:val="single"/>
         </w:rPr>
-        <w:hyperlink r:id="rId25" w:history="1">
+        <w:hyperlink r:id="rId26" w:history="1">
           <w:r>
             <w:rPr>
               <w:rStyle w:val="Hyperlink"/>
@@ -4142,7 +4177,7 @@
           <w:sz w:val="24"/>
           <w:u w:val="single"/>
         </w:rPr>
-        <w:hyperlink r:id="rId25" w:history="1">
+        <w:hyperlink r:id="rId26" w:history="1">
           <w:r>
             <w:rPr>
               <w:rStyle w:val="Hyperlink"/>
@@ -4170,7 +4205,7 @@
           <w:sz w:val="24"/>
           <w:u w:val="single"/>
         </w:rPr>
-        <w:hyperlink r:id="rId25" w:history="1">
+        <w:hyperlink r:id="rId27" w:history="1">
           <w:r>
             <w:rPr>
               <w:rStyle w:val="Hyperlink"/>
@@ -4377,7 +4412,7 @@
           <w:sz w:val="24"/>
           <w:u w:val="single"/>
         </w:rPr>
-        <w:hyperlink r:id="rId27" w:history="1">
+        <w:hyperlink r:id="rId28" w:history="1">
           <w:r>
             <w:rPr>
               <w:rStyle w:val="Hyperlink"/>
@@ -4395,7 +4430,7 @@
           <w:sz w:val="24"/>
           <w:u w:val="single"/>
         </w:rPr>
-        <w:hyperlink r:id="rId27" w:history="1">
+        <w:hyperlink r:id="rId28" w:history="1">
           <w:r>
             <w:rPr>
               <w:rStyle w:val="Hyperlink"/>
@@ -4413,7 +4448,7 @@
           <w:sz w:val="24"/>
           <w:u w:val="single"/>
         </w:rPr>
-        <w:hyperlink r:id="rId27" w:history="1">
+        <w:hyperlink r:id="rId28" w:history="1">
           <w:r>
             <w:rPr>
               <w:rStyle w:val="Hyperlink"/>
@@ -4441,7 +4476,7 @@
           <w:sz w:val="24"/>
           <w:u w:val="single"/>
         </w:rPr>
-        <w:hyperlink r:id="rId28" w:history="1">
+        <w:hyperlink r:id="rId29" w:history="1">
           <w:r>
             <w:rPr>
               <w:rStyle w:val="Hyperlink"/>
@@ -4470,7 +4505,7 @@
           <w:sz w:val="24"/>
           <w:u w:val="single"/>
         </w:rPr>
-        <w:hyperlink r:id="rId28" w:history="1">
+        <w:hyperlink r:id="rId29" w:history="1">
           <w:r>
             <w:rPr>
               <w:rStyle w:val="Hyperlink"/>
@@ -4611,7 +4646,7 @@
           <w:sz w:val="24"/>
           <w:u w:val="single"/>
         </w:rPr>
-        <w:hyperlink r:id="rId29" w:history="1">
+        <w:hyperlink r:id="rId30" w:history="1">
           <w:r>
             <w:rPr>
               <w:rStyle w:val="Hyperlink"/>
@@ -4629,7 +4664,7 @@
           <w:sz w:val="24"/>
           <w:u w:val="single"/>
         </w:rPr>
-        <w:hyperlink r:id="rId29" w:history="1">
+        <w:hyperlink r:id="rId30" w:history="1">
           <w:r>
             <w:rPr>
               <w:rStyle w:val="Hyperlink"/>
@@ -4727,7 +4762,7 @@
           <w:sz w:val="24"/>
           <w:u w:val="single"/>
         </w:rPr>
-        <w:hyperlink r:id="rId30" w:history="1">
+        <w:hyperlink r:id="rId31" w:history="1">
           <w:r>
             <w:rPr>
               <w:rStyle w:val="Hyperlink"/>
@@ -4745,7 +4780,7 @@
           <w:sz w:val="24"/>
           <w:u w:val="single"/>
         </w:rPr>
-        <w:hyperlink r:id="rId30" w:history="1">
+        <w:hyperlink r:id="rId31" w:history="1">
           <w:r>
             <w:rPr>
               <w:rStyle w:val="Hyperlink"/>
@@ -4773,7 +4808,7 @@
           <w:sz w:val="24"/>
           <w:u w:val="single"/>
         </w:rPr>
-        <w:hyperlink r:id="rId31" w:history="1">
+        <w:hyperlink r:id="rId32" w:history="1">
           <w:r>
             <w:rPr>
               <w:rStyle w:val="Hyperlink"/>
@@ -4802,7 +4837,7 @@
           <w:sz w:val="24"/>
           <w:u w:val="single"/>
         </w:rPr>
-        <w:hyperlink r:id="rId31" w:history="1">
+        <w:hyperlink r:id="rId32" w:history="1">
           <w:r>
             <w:rPr>
               <w:rStyle w:val="Hyperlink"/>

--- a/EXPORTS/DOCX/published/niveau3/Dutch/Reinwardt.docx
+++ b/EXPORTS/DOCX/published/niveau3/Dutch/Reinwardt.docx
@@ -247,31 +247,13 @@
       </w:r>
       <w:r>
         <w:rPr>
-          <w:u w:val="single" w:color="0000ff"/>
           <w:rFonts w:ascii="Charis SIL Regular" w:hAnsi="Charis SIL Regular" w:eastAsia="Charis SIL Regular"/>
           <w:b w:val="0"/>
           <w:i w:val="0"/>
           <w:color w:val="000000"/>
           <w:sz w:val="24"/>
         </w:rPr>
-        <w:hyperlink r:id="rId9" w:history="1">
-          <w:r>
-            <w:rPr>
-              <w:rStyle w:val="Hyperlink"/>
-            </w:rPr>
-            <w:t>en bota</w:t>
-          </w:r>
-        </w:hyperlink>
-      </w:r>
-      <w:r>
-        <w:rPr>
-          <w:rFonts w:ascii="Charis SIL Regular" w:hAnsi="Charis SIL Regular" w:eastAsia="Charis SIL Regular"/>
-          <w:b w:val="0"/>
-          <w:i w:val="0"/>
-          <w:color w:val="000000"/>
-          <w:sz w:val="24"/>
-        </w:rPr>
-        <w:t xml:space="preserve">nie aan de </w:t>
+        <w:t xml:space="preserve">en botanie aan de </w:t>
       </w:r>
       <w:r>
         <w:rPr>
@@ -514,25 +496,7 @@
             <w:rPr>
               <w:rStyle w:val="Hyperlink"/>
             </w:rPr>
-            <w:t>stelde Re</w:t>
-          </w:r>
-        </w:hyperlink>
-      </w:r>
-      <w:r>
-        <w:rPr>
-          <w:u w:val="single" w:color="0000ff"/>
-          <w:rFonts w:ascii="Charis SIL Regular" w:hAnsi="Charis SIL Regular" w:eastAsia="Charis SIL Regular"/>
-          <w:b w:val="0"/>
-          <w:i w:val="0"/>
-          <w:color w:val="000000"/>
-          <w:sz w:val="24"/>
-        </w:rPr>
-        <w:hyperlink r:id="rId11" w:history="1">
-          <w:r>
-            <w:rPr>
-              <w:rStyle w:val="Hyperlink"/>
-            </w:rPr>
-            <w:t>i</w:t>
+            <w:t>stelde Rei</w:t>
           </w:r>
         </w:hyperlink>
       </w:r>
@@ -931,7 +895,14 @@
           <w:color w:val="000000"/>
           <w:sz w:val="24"/>
         </w:rPr>
-        <w:t>amelaars', w</w:t>
+        <w:hyperlink r:id="rId12" w:history="1">
+          <w:r>
+            <w:rPr>
+              <w:rStyle w:val="Hyperlink"/>
+            </w:rPr>
+            <w:t>amelaars', w</w:t>
+          </w:r>
+        </w:hyperlink>
       </w:r>
       <w:r>
         <w:rPr>
@@ -1371,72 +1342,7 @@
           <w:color w:val="000000"/>
           <w:sz w:val="24"/>
         </w:rPr>
-        <w:t>1854 overleed Caspar Georg Carl Reinwardt. Hoewel hij nie</w:t>
-      </w:r>
-      <w:r>
-        <w:rPr>
-          <w:u w:val="single" w:color="0000ff"/>
-          <w:rFonts w:ascii="Charis SIL Regular" w:hAnsi="Charis SIL Regular" w:eastAsia="Charis SIL Regular"/>
-          <w:b w:val="0"/>
-          <w:i w:val="0"/>
-          <w:color w:val="000000"/>
-          <w:sz w:val="24"/>
-        </w:rPr>
-        <w:hyperlink r:id="rId14" w:history="1">
-          <w:r>
-            <w:rPr>
-              <w:rStyle w:val="Hyperlink"/>
-            </w:rPr>
-            <w:t>t aan al z</w:t>
-          </w:r>
-        </w:hyperlink>
-      </w:r>
-      <w:r>
-        <w:rPr>
-          <w:u w:val="single" w:color="0000ff"/>
-          <w:rFonts w:ascii="Charis SIL Regular" w:hAnsi="Charis SIL Regular" w:eastAsia="Charis SIL Regular"/>
-          <w:b w:val="0"/>
-          <w:i w:val="0"/>
-          <w:color w:val="000000"/>
-          <w:sz w:val="24"/>
-        </w:rPr>
-        <w:hyperlink r:id="rId14" w:history="1">
-          <w:r>
-            <w:rPr>
-              <w:rStyle w:val="Hyperlink"/>
-            </w:rPr>
-            <w:t>i</w:t>
-          </w:r>
-        </w:hyperlink>
-      </w:r>
-      <w:r>
-        <w:rPr>
-          <w:u w:val="single" w:color="0000ff"/>
-          <w:rFonts w:ascii="Charis SIL Regular" w:hAnsi="Charis SIL Regular" w:eastAsia="Charis SIL Regular"/>
-          <w:b w:val="0"/>
-          <w:i w:val="0"/>
-          <w:color w:val="000000"/>
-          <w:sz w:val="24"/>
-        </w:rPr>
-        <w:hyperlink r:id="rId14" w:history="1">
-          <w:r>
-            <w:rPr>
-              <w:rStyle w:val="Hyperlink"/>
-            </w:rPr>
-            <w:t>jn we</w:t>
-          </w:r>
-        </w:hyperlink>
-      </w:r>
-      <w:r>
-        <w:rPr>
-          <w:u w:val="single" w:color="0000ff"/>
-          <w:rFonts w:ascii="Charis SIL Regular" w:hAnsi="Charis SIL Regular" w:eastAsia="Charis SIL Regular"/>
-          <w:b w:val="0"/>
-          <w:i w:val="0"/>
-          <w:color w:val="000000"/>
-          <w:sz w:val="24"/>
-        </w:rPr>
-        <w:t>t</w:t>
+        <w:t>1854 overleed Caspar Georg Carl Reinwardt. Hoewel hij niet aan al zijn wet</w:t>
       </w:r>
       <w:r>
         <w:rPr>
@@ -1890,14 +1796,7 @@
           <w:color w:val="000000"/>
           <w:sz w:val="24"/>
         </w:rPr>
-        <w:hyperlink r:id="rId17" w:history="1">
-          <w:r>
-            <w:rPr>
-              <w:rStyle w:val="Hyperlink"/>
-            </w:rPr>
-            <w:t xml:space="preserve">an de </w:t>
-          </w:r>
-        </w:hyperlink>
+        <w:t xml:space="preserve">an de </w:t>
       </w:r>
       <w:r>
         <w:rPr>
@@ -2800,7 +2699,7 @@
           <w:sz w:val="24"/>
           <w:u w:val="single"/>
         </w:rPr>
-        <w:hyperlink r:id="rId17" w:history="1">
+        <w:hyperlink r:id="rId19" w:history="1">
           <w:r>
             <w:rPr>
               <w:rStyle w:val="Hyperlink"/>
@@ -3098,7 +2997,7 @@
             <w:rPr>
               <w:rStyle w:val="Hyperlink"/>
             </w:rPr>
-            <w:t>www.biografischportaal.n</w:t>
+            <w:t>www.biografischportaal.nl</w:t>
           </w:r>
         </w:hyperlink>
       </w:r>
@@ -3109,13 +3008,25 @@
           <w:i w:val="0"/>
           <w:color w:val="0000FF"/>
           <w:sz w:val="24"/>
+          <w:u w:val="single"/>
+        </w:rPr>
+        <w:t>/</w:t>
+      </w:r>
+      <w:r>
+        <w:rPr>
+          <w:rFonts w:ascii="Charis SIL Regular" w:hAnsi="Charis SIL Regular" w:eastAsia="Charis SIL Regular"/>
+          <w:b w:val="0"/>
+          <w:i w:val="0"/>
+          <w:color w:val="0000FF"/>
+          <w:sz w:val="24"/>
+          <w:u w:val="single"/>
         </w:rPr>
         <w:hyperlink r:id="rId21" w:history="1">
           <w:r>
             <w:rPr>
               <w:rStyle w:val="Hyperlink"/>
             </w:rPr>
-            <w:t>l</w:t>
+            <w:t>persoon/4045700</w:t>
           </w:r>
         </w:hyperlink>
       </w:r>
@@ -3127,25 +3038,7 @@
           <w:color w:val="0000FF"/>
           <w:sz w:val="24"/>
         </w:rPr>
-        <w:t>/</w:t>
-      </w:r>
-      <w:r>
-        <w:rPr>
-          <w:rFonts w:ascii="Charis SIL Regular" w:hAnsi="Charis SIL Regular" w:eastAsia="Charis SIL Regular"/>
-          <w:b w:val="0"/>
-          <w:i w:val="0"/>
-          <w:color w:val="0000FF"/>
-          <w:sz w:val="24"/>
-          <w:u w:val="single"/>
-        </w:rPr>
-        <w:hyperlink r:id="rId21" w:history="1">
-          <w:r>
-            <w:rPr>
-              <w:rStyle w:val="Hyperlink"/>
-            </w:rPr>
-            <w:t xml:space="preserve">persoon/40457008 </w:t>
-          </w:r>
-        </w:hyperlink>
+        <w:t xml:space="preserve">8 </w:t>
       </w:r>
       <w:r>
         <w:br/>
@@ -3617,7 +3510,14 @@
           <w:color w:val="000000"/>
           <w:sz w:val="24"/>
         </w:rPr>
-        <w:t xml:space="preserve">, </w:t>
+        <w:hyperlink r:id="rId23" w:history="1">
+          <w:r>
+            <w:rPr>
+              <w:rStyle w:val="Hyperlink"/>
+            </w:rPr>
+            <w:t xml:space="preserve">, </w:t>
+          </w:r>
+        </w:hyperlink>
       </w:r>
       <w:r>
         <w:rPr>
@@ -4205,7 +4105,7 @@
           <w:sz w:val="24"/>
           <w:u w:val="single"/>
         </w:rPr>
-        <w:hyperlink r:id="rId27" w:history="1">
+        <w:hyperlink r:id="rId26" w:history="1">
           <w:r>
             <w:rPr>
               <w:rStyle w:val="Hyperlink"/>
@@ -4412,7 +4312,7 @@
           <w:sz w:val="24"/>
           <w:u w:val="single"/>
         </w:rPr>
-        <w:hyperlink r:id="rId28" w:history="1">
+        <w:hyperlink r:id="rId27" w:history="1">
           <w:r>
             <w:rPr>
               <w:rStyle w:val="Hyperlink"/>
@@ -4430,7 +4330,7 @@
           <w:sz w:val="24"/>
           <w:u w:val="single"/>
         </w:rPr>
-        <w:hyperlink r:id="rId28" w:history="1">
+        <w:hyperlink r:id="rId27" w:history="1">
           <w:r>
             <w:rPr>
               <w:rStyle w:val="Hyperlink"/>
@@ -4448,7 +4348,7 @@
           <w:sz w:val="24"/>
           <w:u w:val="single"/>
         </w:rPr>
-        <w:hyperlink r:id="rId28" w:history="1">
+        <w:hyperlink r:id="rId27" w:history="1">
           <w:r>
             <w:rPr>
               <w:rStyle w:val="Hyperlink"/>
@@ -4476,7 +4376,7 @@
           <w:sz w:val="24"/>
           <w:u w:val="single"/>
         </w:rPr>
-        <w:hyperlink r:id="rId29" w:history="1">
+        <w:hyperlink r:id="rId28" w:history="1">
           <w:r>
             <w:rPr>
               <w:rStyle w:val="Hyperlink"/>
@@ -4505,7 +4405,7 @@
           <w:sz w:val="24"/>
           <w:u w:val="single"/>
         </w:rPr>
-        <w:hyperlink r:id="rId29" w:history="1">
+        <w:hyperlink r:id="rId28" w:history="1">
           <w:r>
             <w:rPr>
               <w:rStyle w:val="Hyperlink"/>
@@ -4646,7 +4546,7 @@
           <w:sz w:val="24"/>
           <w:u w:val="single"/>
         </w:rPr>
-        <w:hyperlink r:id="rId30" w:history="1">
+        <w:hyperlink r:id="rId29" w:history="1">
           <w:r>
             <w:rPr>
               <w:rStyle w:val="Hyperlink"/>
@@ -4664,7 +4564,7 @@
           <w:sz w:val="24"/>
           <w:u w:val="single"/>
         </w:rPr>
-        <w:hyperlink r:id="rId30" w:history="1">
+        <w:hyperlink r:id="rId29" w:history="1">
           <w:r>
             <w:rPr>
               <w:rStyle w:val="Hyperlink"/>
@@ -4762,7 +4662,7 @@
           <w:sz w:val="24"/>
           <w:u w:val="single"/>
         </w:rPr>
-        <w:hyperlink r:id="rId31" w:history="1">
+        <w:hyperlink r:id="rId30" w:history="1">
           <w:r>
             <w:rPr>
               <w:rStyle w:val="Hyperlink"/>
@@ -4780,7 +4680,7 @@
           <w:sz w:val="24"/>
           <w:u w:val="single"/>
         </w:rPr>
-        <w:hyperlink r:id="rId31" w:history="1">
+        <w:hyperlink r:id="rId30" w:history="1">
           <w:r>
             <w:rPr>
               <w:rStyle w:val="Hyperlink"/>
@@ -4808,7 +4708,7 @@
           <w:sz w:val="24"/>
           <w:u w:val="single"/>
         </w:rPr>
-        <w:hyperlink r:id="rId32" w:history="1">
+        <w:hyperlink r:id="rId31" w:history="1">
           <w:r>
             <w:rPr>
               <w:rStyle w:val="Hyperlink"/>
@@ -4837,7 +4737,7 @@
           <w:sz w:val="24"/>
           <w:u w:val="single"/>
         </w:rPr>
-        <w:hyperlink r:id="rId32" w:history="1">
+        <w:hyperlink r:id="rId31" w:history="1">
           <w:r>
             <w:rPr>
               <w:rStyle w:val="Hyperlink"/>

--- a/EXPORTS/DOCX/published/niveau3/Dutch/Reinwardt.docx
+++ b/EXPORTS/DOCX/published/niveau3/Dutch/Reinwardt.docx
@@ -247,13 +247,31 @@
       </w:r>
       <w:r>
         <w:rPr>
+          <w:u w:val="single" w:color="0000ff"/>
           <w:rFonts w:ascii="Charis SIL Regular" w:hAnsi="Charis SIL Regular" w:eastAsia="Charis SIL Regular"/>
           <w:b w:val="0"/>
           <w:i w:val="0"/>
           <w:color w:val="000000"/>
           <w:sz w:val="24"/>
         </w:rPr>
-        <w:t xml:space="preserve">en botanie aan de </w:t>
+        <w:hyperlink r:id="rId9" w:history="1">
+          <w:r>
+            <w:rPr>
+              <w:rStyle w:val="Hyperlink"/>
+            </w:rPr>
+            <w:t>en bota</w:t>
+          </w:r>
+        </w:hyperlink>
+      </w:r>
+      <w:r>
+        <w:rPr>
+          <w:rFonts w:ascii="Charis SIL Regular" w:hAnsi="Charis SIL Regular" w:eastAsia="Charis SIL Regular"/>
+          <w:b w:val="0"/>
+          <w:i w:val="0"/>
+          <w:color w:val="000000"/>
+          <w:sz w:val="24"/>
+        </w:rPr>
+        <w:t xml:space="preserve">nie aan de </w:t>
       </w:r>
       <w:r>
         <w:rPr>
@@ -1342,7 +1360,72 @@
           <w:color w:val="000000"/>
           <w:sz w:val="24"/>
         </w:rPr>
-        <w:t>1854 overleed Caspar Georg Carl Reinwardt. Hoewel hij niet aan al zijn wet</w:t>
+        <w:t>1854 overleed Caspar Georg Carl Reinwardt. Hoewel hij nie</w:t>
+      </w:r>
+      <w:r>
+        <w:rPr>
+          <w:u w:val="single" w:color="0000ff"/>
+          <w:rFonts w:ascii="Charis SIL Regular" w:hAnsi="Charis SIL Regular" w:eastAsia="Charis SIL Regular"/>
+          <w:b w:val="0"/>
+          <w:i w:val="0"/>
+          <w:color w:val="000000"/>
+          <w:sz w:val="24"/>
+        </w:rPr>
+        <w:hyperlink r:id="rId14" w:history="1">
+          <w:r>
+            <w:rPr>
+              <w:rStyle w:val="Hyperlink"/>
+            </w:rPr>
+            <w:t>t aan al z</w:t>
+          </w:r>
+        </w:hyperlink>
+      </w:r>
+      <w:r>
+        <w:rPr>
+          <w:u w:val="single" w:color="0000ff"/>
+          <w:rFonts w:ascii="Charis SIL Regular" w:hAnsi="Charis SIL Regular" w:eastAsia="Charis SIL Regular"/>
+          <w:b w:val="0"/>
+          <w:i w:val="0"/>
+          <w:color w:val="000000"/>
+          <w:sz w:val="24"/>
+        </w:rPr>
+        <w:hyperlink r:id="rId14" w:history="1">
+          <w:r>
+            <w:rPr>
+              <w:rStyle w:val="Hyperlink"/>
+            </w:rPr>
+            <w:t>i</w:t>
+          </w:r>
+        </w:hyperlink>
+      </w:r>
+      <w:r>
+        <w:rPr>
+          <w:u w:val="single" w:color="0000ff"/>
+          <w:rFonts w:ascii="Charis SIL Regular" w:hAnsi="Charis SIL Regular" w:eastAsia="Charis SIL Regular"/>
+          <w:b w:val="0"/>
+          <w:i w:val="0"/>
+          <w:color w:val="000000"/>
+          <w:sz w:val="24"/>
+        </w:rPr>
+        <w:hyperlink r:id="rId14" w:history="1">
+          <w:r>
+            <w:rPr>
+              <w:rStyle w:val="Hyperlink"/>
+            </w:rPr>
+            <w:t>jn we</w:t>
+          </w:r>
+        </w:hyperlink>
+      </w:r>
+      <w:r>
+        <w:rPr>
+          <w:u w:val="single" w:color="0000ff"/>
+          <w:rFonts w:ascii="Charis SIL Regular" w:hAnsi="Charis SIL Regular" w:eastAsia="Charis SIL Regular"/>
+          <w:b w:val="0"/>
+          <w:i w:val="0"/>
+          <w:color w:val="000000"/>
+          <w:sz w:val="24"/>
+        </w:rPr>
+        <w:t>t</w:t>
       </w:r>
       <w:r>
         <w:rPr>
@@ -1796,7 +1879,14 @@
           <w:color w:val="000000"/>
           <w:sz w:val="24"/>
         </w:rPr>
-        <w:t xml:space="preserve">an de </w:t>
+        <w:hyperlink r:id="rId17" w:history="1">
+          <w:r>
+            <w:rPr>
+              <w:rStyle w:val="Hyperlink"/>
+            </w:rPr>
+            <w:t xml:space="preserve">an de </w:t>
+          </w:r>
+        </w:hyperlink>
       </w:r>
       <w:r>
         <w:rPr>
@@ -2699,7 +2789,7 @@
           <w:sz w:val="24"/>
           <w:u w:val="single"/>
         </w:rPr>
-        <w:hyperlink r:id="rId19" w:history="1">
+        <w:hyperlink r:id="rId17" w:history="1">
           <w:r>
             <w:rPr>
               <w:rStyle w:val="Hyperlink"/>
@@ -2997,7 +3087,7 @@
             <w:rPr>
               <w:rStyle w:val="Hyperlink"/>
             </w:rPr>
-            <w:t>www.biografischportaal.nl</w:t>
+            <w:t>www.biografischportaal.n</w:t>
           </w:r>
         </w:hyperlink>
       </w:r>
@@ -3008,25 +3098,13 @@
           <w:i w:val="0"/>
           <w:color w:val="0000FF"/>
           <w:sz w:val="24"/>
-          <w:u w:val="single"/>
-        </w:rPr>
-        <w:t>/</w:t>
-      </w:r>
-      <w:r>
-        <w:rPr>
-          <w:rFonts w:ascii="Charis SIL Regular" w:hAnsi="Charis SIL Regular" w:eastAsia="Charis SIL Regular"/>
-          <w:b w:val="0"/>
-          <w:i w:val="0"/>
-          <w:color w:val="0000FF"/>
-          <w:sz w:val="24"/>
-          <w:u w:val="single"/>
         </w:rPr>
         <w:hyperlink r:id="rId21" w:history="1">
           <w:r>
             <w:rPr>
               <w:rStyle w:val="Hyperlink"/>
             </w:rPr>
-            <w:t>persoon/4045700</w:t>
+            <w:t>l</w:t>
           </w:r>
         </w:hyperlink>
       </w:r>
@@ -3038,7 +3116,25 @@
           <w:color w:val="0000FF"/>
           <w:sz w:val="24"/>
         </w:rPr>
-        <w:t xml:space="preserve">8 </w:t>
+        <w:t>/</w:t>
+      </w:r>
+      <w:r>
+        <w:rPr>
+          <w:rFonts w:ascii="Charis SIL Regular" w:hAnsi="Charis SIL Regular" w:eastAsia="Charis SIL Regular"/>
+          <w:b w:val="0"/>
+          <w:i w:val="0"/>
+          <w:color w:val="0000FF"/>
+          <w:sz w:val="24"/>
+          <w:u w:val="single"/>
+        </w:rPr>
+        <w:hyperlink r:id="rId21" w:history="1">
+          <w:r>
+            <w:rPr>
+              <w:rStyle w:val="Hyperlink"/>
+            </w:rPr>
+            <w:t xml:space="preserve">persoon/40457008 </w:t>
+          </w:r>
+        </w:hyperlink>
       </w:r>
       <w:r>
         <w:br/>
@@ -3510,14 +3606,7 @@
           <w:color w:val="000000"/>
           <w:sz w:val="24"/>
         </w:rPr>
-        <w:hyperlink r:id="rId23" w:history="1">
-          <w:r>
-            <w:rPr>
-              <w:rStyle w:val="Hyperlink"/>
-            </w:rPr>
-            <w:t xml:space="preserve">, </w:t>
-          </w:r>
-        </w:hyperlink>
+        <w:t xml:space="preserve">, </w:t>
       </w:r>
       <w:r>
         <w:rPr>
@@ -4105,7 +4194,7 @@
           <w:sz w:val="24"/>
           <w:u w:val="single"/>
         </w:rPr>
-        <w:hyperlink r:id="rId26" w:history="1">
+        <w:hyperlink r:id="rId27" w:history="1">
           <w:r>
             <w:rPr>
               <w:rStyle w:val="Hyperlink"/>
@@ -4134,7 +4223,7 @@
           <w:sz w:val="24"/>
           <w:u w:val="single"/>
         </w:rPr>
-        <w:hyperlink r:id="rId26" w:history="1">
+        <w:hyperlink r:id="rId27" w:history="1">
           <w:r>
             <w:rPr>
               <w:rStyle w:val="Hyperlink"/>
@@ -4312,7 +4401,7 @@
           <w:sz w:val="24"/>
           <w:u w:val="single"/>
         </w:rPr>
-        <w:hyperlink r:id="rId27" w:history="1">
+        <w:hyperlink r:id="rId28" w:history="1">
           <w:r>
             <w:rPr>
               <w:rStyle w:val="Hyperlink"/>
@@ -4330,7 +4419,7 @@
           <w:sz w:val="24"/>
           <w:u w:val="single"/>
         </w:rPr>
-        <w:hyperlink r:id="rId27" w:history="1">
+        <w:hyperlink r:id="rId28" w:history="1">
           <w:r>
             <w:rPr>
               <w:rStyle w:val="Hyperlink"/>
@@ -4348,7 +4437,7 @@
           <w:sz w:val="24"/>
           <w:u w:val="single"/>
         </w:rPr>
-        <w:hyperlink r:id="rId27" w:history="1">
+        <w:hyperlink r:id="rId28" w:history="1">
           <w:r>
             <w:rPr>
               <w:rStyle w:val="Hyperlink"/>
@@ -4376,7 +4465,7 @@
           <w:sz w:val="24"/>
           <w:u w:val="single"/>
         </w:rPr>
-        <w:hyperlink r:id="rId28" w:history="1">
+        <w:hyperlink r:id="rId29" w:history="1">
           <w:r>
             <w:rPr>
               <w:rStyle w:val="Hyperlink"/>
@@ -4405,7 +4494,7 @@
           <w:sz w:val="24"/>
           <w:u w:val="single"/>
         </w:rPr>
-        <w:hyperlink r:id="rId28" w:history="1">
+        <w:hyperlink r:id="rId29" w:history="1">
           <w:r>
             <w:rPr>
               <w:rStyle w:val="Hyperlink"/>
@@ -4546,7 +4635,7 @@
           <w:sz w:val="24"/>
           <w:u w:val="single"/>
         </w:rPr>
-        <w:hyperlink r:id="rId29" w:history="1">
+        <w:hyperlink r:id="rId30" w:history="1">
           <w:r>
             <w:rPr>
               <w:rStyle w:val="Hyperlink"/>
@@ -4564,7 +4653,7 @@
           <w:sz w:val="24"/>
           <w:u w:val="single"/>
         </w:rPr>
-        <w:hyperlink r:id="rId29" w:history="1">
+        <w:hyperlink r:id="rId30" w:history="1">
           <w:r>
             <w:rPr>
               <w:rStyle w:val="Hyperlink"/>
@@ -4662,7 +4751,7 @@
           <w:sz w:val="24"/>
           <w:u w:val="single"/>
         </w:rPr>
-        <w:hyperlink r:id="rId30" w:history="1">
+        <w:hyperlink r:id="rId31" w:history="1">
           <w:r>
             <w:rPr>
               <w:rStyle w:val="Hyperlink"/>
@@ -4680,7 +4769,7 @@
           <w:sz w:val="24"/>
           <w:u w:val="single"/>
         </w:rPr>
-        <w:hyperlink r:id="rId30" w:history="1">
+        <w:hyperlink r:id="rId31" w:history="1">
           <w:r>
             <w:rPr>
               <w:rStyle w:val="Hyperlink"/>
@@ -4708,7 +4797,7 @@
           <w:sz w:val="24"/>
           <w:u w:val="single"/>
         </w:rPr>
-        <w:hyperlink r:id="rId31" w:history="1">
+        <w:hyperlink r:id="rId32" w:history="1">
           <w:r>
             <w:rPr>
               <w:rStyle w:val="Hyperlink"/>
@@ -4737,7 +4826,7 @@
           <w:sz w:val="24"/>
           <w:u w:val="single"/>
         </w:rPr>
-        <w:hyperlink r:id="rId31" w:history="1">
+        <w:hyperlink r:id="rId32" w:history="1">
           <w:r>
             <w:rPr>
               <w:rStyle w:val="Hyperlink"/>

--- a/EXPORTS/DOCX/published/niveau3/Dutch/Reinwardt.docx
+++ b/EXPORTS/DOCX/published/niveau3/Dutch/Reinwardt.docx
@@ -247,31 +247,13 @@
       </w:r>
       <w:r>
         <w:rPr>
-          <w:u w:val="single" w:color="0000ff"/>
           <w:rFonts w:ascii="Charis SIL Regular" w:hAnsi="Charis SIL Regular" w:eastAsia="Charis SIL Regular"/>
           <w:b w:val="0"/>
           <w:i w:val="0"/>
           <w:color w:val="000000"/>
           <w:sz w:val="24"/>
         </w:rPr>
-        <w:hyperlink r:id="rId9" w:history="1">
-          <w:r>
-            <w:rPr>
-              <w:rStyle w:val="Hyperlink"/>
-            </w:rPr>
-            <w:t>en bota</w:t>
-          </w:r>
-        </w:hyperlink>
-      </w:r>
-      <w:r>
-        <w:rPr>
-          <w:rFonts w:ascii="Charis SIL Regular" w:hAnsi="Charis SIL Regular" w:eastAsia="Charis SIL Regular"/>
-          <w:b w:val="0"/>
-          <w:i w:val="0"/>
-          <w:color w:val="000000"/>
-          <w:sz w:val="24"/>
-        </w:rPr>
-        <w:t xml:space="preserve">nie aan de </w:t>
+        <w:t xml:space="preserve">en botanie aan de </w:t>
       </w:r>
       <w:r>
         <w:rPr>
@@ -1879,7 +1861,14 @@
           <w:color w:val="000000"/>
           <w:sz w:val="24"/>
         </w:rPr>
-        <w:t xml:space="preserve">an de </w:t>
+        <w:hyperlink r:id="rId17" w:history="1">
+          <w:r>
+            <w:rPr>
+              <w:rStyle w:val="Hyperlink"/>
+            </w:rPr>
+            <w:t xml:space="preserve">an de </w:t>
+          </w:r>
+        </w:hyperlink>
       </w:r>
       <w:r>
         <w:rPr>
@@ -2800,7 +2789,7 @@
           <w:sz w:val="24"/>
           <w:u w:val="single"/>
         </w:rPr>
-        <w:hyperlink r:id="rId17" w:history="1">
+        <w:hyperlink r:id="rId19" w:history="1">
           <w:r>
             <w:rPr>
               <w:rStyle w:val="Hyperlink"/>
@@ -3080,7 +3069,7 @@
             <w:rPr>
               <w:rStyle w:val="Hyperlink"/>
             </w:rPr>
-            <w:t>www.biografischportaal.nl</w:t>
+            <w:t>www.biografischportaal.n</w:t>
           </w:r>
         </w:hyperlink>
       </w:r>
@@ -3091,25 +3080,13 @@
           <w:i w:val="0"/>
           <w:color w:val="0000FF"/>
           <w:sz w:val="24"/>
-          <w:u w:val="single"/>
-        </w:rPr>
-        <w:t>/</w:t>
-      </w:r>
-      <w:r>
-        <w:rPr>
-          <w:rFonts w:ascii="Charis SIL Regular" w:hAnsi="Charis SIL Regular" w:eastAsia="Charis SIL Regular"/>
-          <w:b w:val="0"/>
-          <w:i w:val="0"/>
-          <w:color w:val="0000FF"/>
-          <w:sz w:val="24"/>
-          <w:u w:val="single"/>
         </w:rPr>
         <w:hyperlink r:id="rId21" w:history="1">
           <w:r>
             <w:rPr>
               <w:rStyle w:val="Hyperlink"/>
             </w:rPr>
-            <w:t>persoon/4045700</w:t>
+            <w:t>l</w:t>
           </w:r>
         </w:hyperlink>
       </w:r>
@@ -3121,7 +3098,25 @@
           <w:color w:val="0000FF"/>
           <w:sz w:val="24"/>
         </w:rPr>
-        <w:t xml:space="preserve">8 </w:t>
+        <w:t>/</w:t>
+      </w:r>
+      <w:r>
+        <w:rPr>
+          <w:rFonts w:ascii="Charis SIL Regular" w:hAnsi="Charis SIL Regular" w:eastAsia="Charis SIL Regular"/>
+          <w:b w:val="0"/>
+          <w:i w:val="0"/>
+          <w:color w:val="0000FF"/>
+          <w:sz w:val="24"/>
+          <w:u w:val="single"/>
+        </w:rPr>
+        <w:hyperlink r:id="rId21" w:history="1">
+          <w:r>
+            <w:rPr>
+              <w:rStyle w:val="Hyperlink"/>
+            </w:rPr>
+            <w:t xml:space="preserve">persoon/40457008 </w:t>
+          </w:r>
+        </w:hyperlink>
       </w:r>
       <w:r>
         <w:br/>
@@ -3604,7 +3599,7 @@
           <w:sz w:val="24"/>
           <w:u w:val="single"/>
         </w:rPr>
-        <w:hyperlink r:id="rId23" w:history="1">
+        <w:hyperlink r:id="rId24" w:history="1">
           <w:r>
             <w:rPr>
               <w:rStyle w:val="Hyperlink"/>
@@ -3633,7 +3628,7 @@
           <w:sz w:val="24"/>
           <w:u w:val="single"/>
         </w:rPr>
-        <w:hyperlink r:id="rId23" w:history="1">
+        <w:hyperlink r:id="rId24" w:history="1">
           <w:r>
             <w:rPr>
               <w:rStyle w:val="Hyperlink"/>
@@ -3758,7 +3753,7 @@
           <w:sz w:val="24"/>
           <w:u w:val="single"/>
         </w:rPr>
-        <w:hyperlink r:id="rId24" w:history="1">
+        <w:hyperlink r:id="rId25" w:history="1">
           <w:r>
             <w:rPr>
               <w:rStyle w:val="Hyperlink"/>
@@ -3776,7 +3771,7 @@
           <w:sz w:val="24"/>
           <w:u w:val="single"/>
         </w:rPr>
-        <w:hyperlink r:id="rId24" w:history="1">
+        <w:hyperlink r:id="rId25" w:history="1">
           <w:r>
             <w:rPr>
               <w:rStyle w:val="Hyperlink"/>
@@ -3794,7 +3789,7 @@
           <w:sz w:val="24"/>
           <w:u w:val="single"/>
         </w:rPr>
-        <w:hyperlink r:id="rId24" w:history="1">
+        <w:hyperlink r:id="rId25" w:history="1">
           <w:r>
             <w:rPr>
               <w:rStyle w:val="Hyperlink"/>
@@ -3812,7 +3807,7 @@
           <w:sz w:val="24"/>
           <w:u w:val="single"/>
         </w:rPr>
-        <w:hyperlink r:id="rId24" w:history="1">
+        <w:hyperlink r:id="rId25" w:history="1">
           <w:r>
             <w:rPr>
               <w:rStyle w:val="Hyperlink"/>
@@ -3981,7 +3976,7 @@
           <w:sz w:val="24"/>
           <w:u w:val="single"/>
         </w:rPr>
-        <w:hyperlink r:id="rId25" w:history="1">
+        <w:hyperlink r:id="rId26" w:history="1">
           <w:r>
             <w:rPr>
               <w:rStyle w:val="Hyperlink"/>
@@ -3999,7 +3994,7 @@
           <w:sz w:val="24"/>
           <w:u w:val="single"/>
         </w:rPr>
-        <w:hyperlink r:id="rId25" w:history="1">
+        <w:hyperlink r:id="rId26" w:history="1">
           <w:r>
             <w:rPr>
               <w:rStyle w:val="Hyperlink"/>
@@ -4017,7 +4012,7 @@
           <w:sz w:val="24"/>
           <w:u w:val="single"/>
         </w:rPr>
-        <w:hyperlink r:id="rId25" w:history="1">
+        <w:hyperlink r:id="rId26" w:history="1">
           <w:r>
             <w:rPr>
               <w:rStyle w:val="Hyperlink"/>
@@ -4035,7 +4030,7 @@
           <w:sz w:val="24"/>
           <w:u w:val="single"/>
         </w:rPr>
-        <w:hyperlink r:id="rId25" w:history="1">
+        <w:hyperlink r:id="rId26" w:history="1">
           <w:r>
             <w:rPr>
               <w:rStyle w:val="Hyperlink"/>
@@ -4053,7 +4048,7 @@
           <w:sz w:val="24"/>
           <w:u w:val="single"/>
         </w:rPr>
-        <w:hyperlink r:id="rId25" w:history="1">
+        <w:hyperlink r:id="rId26" w:history="1">
           <w:r>
             <w:rPr>
               <w:rStyle w:val="Hyperlink"/>
@@ -4071,7 +4066,7 @@
           <w:sz w:val="24"/>
           <w:u w:val="single"/>
         </w:rPr>
-        <w:hyperlink r:id="rId25" w:history="1">
+        <w:hyperlink r:id="rId26" w:history="1">
           <w:r>
             <w:rPr>
               <w:rStyle w:val="Hyperlink"/>
@@ -4089,7 +4084,7 @@
           <w:sz w:val="24"/>
           <w:u w:val="single"/>
         </w:rPr>
-        <w:hyperlink r:id="rId25" w:history="1">
+        <w:hyperlink r:id="rId26" w:history="1">
           <w:r>
             <w:rPr>
               <w:rStyle w:val="Hyperlink"/>
@@ -4107,7 +4102,7 @@
           <w:sz w:val="24"/>
           <w:u w:val="single"/>
         </w:rPr>
-        <w:hyperlink r:id="rId25" w:history="1">
+        <w:hyperlink r:id="rId26" w:history="1">
           <w:r>
             <w:rPr>
               <w:rStyle w:val="Hyperlink"/>
@@ -4135,7 +4130,7 @@
           <w:sz w:val="24"/>
           <w:u w:val="single"/>
         </w:rPr>
-        <w:hyperlink r:id="rId25" w:history="1">
+        <w:hyperlink r:id="rId26" w:history="1">
           <w:r>
             <w:rPr>
               <w:rStyle w:val="Hyperlink"/>
@@ -4153,7 +4148,7 @@
           <w:sz w:val="24"/>
           <w:u w:val="single"/>
         </w:rPr>
-        <w:hyperlink r:id="rId25" w:history="1">
+        <w:hyperlink r:id="rId26" w:history="1">
           <w:r>
             <w:rPr>
               <w:rStyle w:val="Hyperlink"/>
@@ -4181,7 +4176,7 @@
           <w:sz w:val="24"/>
           <w:u w:val="single"/>
         </w:rPr>
-        <w:hyperlink r:id="rId25" w:history="1">
+        <w:hyperlink r:id="rId26" w:history="1">
           <w:r>
             <w:rPr>
               <w:rStyle w:val="Hyperlink"/>
@@ -4210,7 +4205,7 @@
           <w:sz w:val="24"/>
           <w:u w:val="single"/>
         </w:rPr>
-        <w:hyperlink r:id="rId25" w:history="1">
+        <w:hyperlink r:id="rId26" w:history="1">
           <w:r>
             <w:rPr>
               <w:rStyle w:val="Hyperlink"/>
@@ -4388,7 +4383,7 @@
           <w:sz w:val="24"/>
           <w:u w:val="single"/>
         </w:rPr>
-        <w:hyperlink r:id="rId26" w:history="1">
+        <w:hyperlink r:id="rId27" w:history="1">
           <w:r>
             <w:rPr>
               <w:rStyle w:val="Hyperlink"/>
@@ -4406,7 +4401,7 @@
           <w:sz w:val="24"/>
           <w:u w:val="single"/>
         </w:rPr>
-        <w:hyperlink r:id="rId26" w:history="1">
+        <w:hyperlink r:id="rId27" w:history="1">
           <w:r>
             <w:rPr>
               <w:rStyle w:val="Hyperlink"/>
@@ -4424,7 +4419,7 @@
           <w:sz w:val="24"/>
           <w:u w:val="single"/>
         </w:rPr>
-        <w:hyperlink r:id="rId26" w:history="1">
+        <w:hyperlink r:id="rId27" w:history="1">
           <w:r>
             <w:rPr>
               <w:rStyle w:val="Hyperlink"/>
@@ -4452,7 +4447,7 @@
           <w:sz w:val="24"/>
           <w:u w:val="single"/>
         </w:rPr>
-        <w:hyperlink r:id="rId27" w:history="1">
+        <w:hyperlink r:id="rId28" w:history="1">
           <w:r>
             <w:rPr>
               <w:rStyle w:val="Hyperlink"/>
@@ -4481,7 +4476,7 @@
           <w:sz w:val="24"/>
           <w:u w:val="single"/>
         </w:rPr>
-        <w:hyperlink r:id="rId27" w:history="1">
+        <w:hyperlink r:id="rId28" w:history="1">
           <w:r>
             <w:rPr>
               <w:rStyle w:val="Hyperlink"/>
@@ -4622,7 +4617,7 @@
           <w:sz w:val="24"/>
           <w:u w:val="single"/>
         </w:rPr>
-        <w:hyperlink r:id="rId28" w:history="1">
+        <w:hyperlink r:id="rId29" w:history="1">
           <w:r>
             <w:rPr>
               <w:rStyle w:val="Hyperlink"/>
@@ -4640,7 +4635,7 @@
           <w:sz w:val="24"/>
           <w:u w:val="single"/>
         </w:rPr>
-        <w:hyperlink r:id="rId28" w:history="1">
+        <w:hyperlink r:id="rId29" w:history="1">
           <w:r>
             <w:rPr>
               <w:rStyle w:val="Hyperlink"/>
@@ -4738,7 +4733,7 @@
           <w:sz w:val="24"/>
           <w:u w:val="single"/>
         </w:rPr>
-        <w:hyperlink r:id="rId29" w:history="1">
+        <w:hyperlink r:id="rId30" w:history="1">
           <w:r>
             <w:rPr>
               <w:rStyle w:val="Hyperlink"/>
@@ -4756,7 +4751,7 @@
           <w:sz w:val="24"/>
           <w:u w:val="single"/>
         </w:rPr>
-        <w:hyperlink r:id="rId29" w:history="1">
+        <w:hyperlink r:id="rId30" w:history="1">
           <w:r>
             <w:rPr>
               <w:rStyle w:val="Hyperlink"/>
@@ -4784,7 +4779,7 @@
           <w:sz w:val="24"/>
           <w:u w:val="single"/>
         </w:rPr>
-        <w:hyperlink r:id="rId30" w:history="1">
+        <w:hyperlink r:id="rId31" w:history="1">
           <w:r>
             <w:rPr>
               <w:rStyle w:val="Hyperlink"/>
@@ -4813,7 +4808,7 @@
           <w:sz w:val="24"/>
           <w:u w:val="single"/>
         </w:rPr>
-        <w:hyperlink r:id="rId30" w:history="1">
+        <w:hyperlink r:id="rId31" w:history="1">
           <w:r>
             <w:rPr>
               <w:rStyle w:val="Hyperlink"/>

--- a/EXPORTS/DOCX/published/niveau3/Dutch/Reinwardt.docx
+++ b/EXPORTS/DOCX/published/niveau3/Dutch/Reinwardt.docx
@@ -1360,72 +1360,7 @@
           <w:color w:val="000000"/>
           <w:sz w:val="24"/>
         </w:rPr>
-        <w:t>1854 overleed Caspar Georg Carl Reinwardt. Hoewel hij nie</w:t>
-      </w:r>
-      <w:r>
-        <w:rPr>
-          <w:u w:val="single" w:color="0000ff"/>
-          <w:rFonts w:ascii="Charis SIL Regular" w:hAnsi="Charis SIL Regular" w:eastAsia="Charis SIL Regular"/>
-          <w:b w:val="0"/>
-          <w:i w:val="0"/>
-          <w:color w:val="000000"/>
-          <w:sz w:val="24"/>
-        </w:rPr>
-        <w:hyperlink r:id="rId14" w:history="1">
-          <w:r>
-            <w:rPr>
-              <w:rStyle w:val="Hyperlink"/>
-            </w:rPr>
-            <w:t>t aan al z</w:t>
-          </w:r>
-        </w:hyperlink>
-      </w:r>
-      <w:r>
-        <w:rPr>
-          <w:u w:val="single" w:color="0000ff"/>
-          <w:rFonts w:ascii="Charis SIL Regular" w:hAnsi="Charis SIL Regular" w:eastAsia="Charis SIL Regular"/>
-          <w:b w:val="0"/>
-          <w:i w:val="0"/>
-          <w:color w:val="000000"/>
-          <w:sz w:val="24"/>
-        </w:rPr>
-        <w:hyperlink r:id="rId14" w:history="1">
-          <w:r>
-            <w:rPr>
-              <w:rStyle w:val="Hyperlink"/>
-            </w:rPr>
-            <w:t>i</w:t>
-          </w:r>
-        </w:hyperlink>
-      </w:r>
-      <w:r>
-        <w:rPr>
-          <w:u w:val="single" w:color="0000ff"/>
-          <w:rFonts w:ascii="Charis SIL Regular" w:hAnsi="Charis SIL Regular" w:eastAsia="Charis SIL Regular"/>
-          <w:b w:val="0"/>
-          <w:i w:val="0"/>
-          <w:color w:val="000000"/>
-          <w:sz w:val="24"/>
-        </w:rPr>
-        <w:hyperlink r:id="rId14" w:history="1">
-          <w:r>
-            <w:rPr>
-              <w:rStyle w:val="Hyperlink"/>
-            </w:rPr>
-            <w:t>jn we</w:t>
-          </w:r>
-        </w:hyperlink>
-      </w:r>
-      <w:r>
-        <w:rPr>
-          <w:u w:val="single" w:color="0000ff"/>
-          <w:rFonts w:ascii="Charis SIL Regular" w:hAnsi="Charis SIL Regular" w:eastAsia="Charis SIL Regular"/>
-          <w:b w:val="0"/>
-          <w:i w:val="0"/>
-          <w:color w:val="000000"/>
-          <w:sz w:val="24"/>
-        </w:rPr>
-        <w:t>t</w:t>
+        <w:t>1854 overleed Caspar Georg Carl Reinwardt. Hoewel hij niet aan al zijn wet</w:t>
       </w:r>
       <w:r>
         <w:rPr>
@@ -2789,7 +2724,7 @@
           <w:sz w:val="24"/>
           <w:u w:val="single"/>
         </w:rPr>
-        <w:hyperlink r:id="rId19" w:history="1">
+        <w:hyperlink r:id="rId17" w:history="1">
           <w:r>
             <w:rPr>
               <w:rStyle w:val="Hyperlink"/>
@@ -2807,7 +2742,7 @@
           <w:sz w:val="24"/>
           <w:u w:val="single"/>
         </w:rPr>
-        <w:hyperlink r:id="rId17" w:history="1">
+        <w:hyperlink r:id="rId19" w:history="1">
           <w:r>
             <w:rPr>
               <w:rStyle w:val="Hyperlink"/>
@@ -3087,7 +3022,7 @@
             <w:rPr>
               <w:rStyle w:val="Hyperlink"/>
             </w:rPr>
-            <w:t>www.biografischportaal.nl</w:t>
+            <w:t>www.biografischportaal.n</w:t>
           </w:r>
         </w:hyperlink>
       </w:r>
@@ -3099,6 +3034,16 @@
           <w:color w:val="0000FF"/>
           <w:sz w:val="24"/>
           <w:u w:val="single"/>
+        </w:rPr>
+        <w:t>l</w:t>
+      </w:r>
+      <w:r>
+        <w:rPr>
+          <w:rFonts w:ascii="Charis SIL Regular" w:hAnsi="Charis SIL Regular" w:eastAsia="Charis SIL Regular"/>
+          <w:b w:val="0"/>
+          <w:i w:val="0"/>
+          <w:color w:val="0000FF"/>
+          <w:sz w:val="24"/>
         </w:rPr>
         <w:t>/</w:t>
       </w:r>
@@ -3116,19 +3061,9 @@
             <w:rPr>
               <w:rStyle w:val="Hyperlink"/>
             </w:rPr>
-            <w:t>persoon/4045700</w:t>
+            <w:t xml:space="preserve">persoon/40457008 </w:t>
           </w:r>
         </w:hyperlink>
-      </w:r>
-      <w:r>
-        <w:rPr>
-          <w:rFonts w:ascii="Charis SIL Regular" w:hAnsi="Charis SIL Regular" w:eastAsia="Charis SIL Regular"/>
-          <w:b w:val="0"/>
-          <w:i w:val="0"/>
-          <w:color w:val="0000FF"/>
-          <w:sz w:val="24"/>
-        </w:rPr>
-        <w:t xml:space="preserve">8 </w:t>
       </w:r>
       <w:r>
         <w:br/>
@@ -3600,14 +3535,7 @@
           <w:color w:val="000000"/>
           <w:sz w:val="24"/>
         </w:rPr>
-        <w:hyperlink r:id="rId23" w:history="1">
-          <w:r>
-            <w:rPr>
-              <w:rStyle w:val="Hyperlink"/>
-            </w:rPr>
-            <w:t xml:space="preserve">, </w:t>
-          </w:r>
-        </w:hyperlink>
+        <w:t xml:space="preserve">, </w:t>
       </w:r>
       <w:r>
         <w:rPr>

--- a/EXPORTS/DOCX/published/niveau3/Dutch/Reinwardt.docx
+++ b/EXPORTS/DOCX/published/niveau3/Dutch/Reinwardt.docx
@@ -1360,7 +1360,71 @@
           <w:color w:val="000000"/>
           <w:sz w:val="24"/>
         </w:rPr>
-        <w:t>1854 overleed Caspar Georg Carl Reinwardt. Hoewel hij niet aan al zijn wet</w:t>
+        <w:t>1854 overleed Caspar Georg Carl Reinwardt. Hoewel hij nie</w:t>
+      </w:r>
+      <w:r>
+        <w:rPr>
+          <w:u w:val="single" w:color="0000ff"/>
+          <w:rFonts w:ascii="Charis SIL Regular" w:hAnsi="Charis SIL Regular" w:eastAsia="Charis SIL Regular"/>
+          <w:b w:val="0"/>
+          <w:i w:val="0"/>
+          <w:color w:val="000000"/>
+          <w:sz w:val="24"/>
+        </w:rPr>
+        <w:hyperlink r:id="rId14" w:history="1">
+          <w:r>
+            <w:rPr>
+              <w:rStyle w:val="Hyperlink"/>
+            </w:rPr>
+            <w:t>t aan al z</w:t>
+          </w:r>
+        </w:hyperlink>
+      </w:r>
+      <w:r>
+        <w:rPr>
+          <w:u w:val="single" w:color="0000ff"/>
+          <w:rFonts w:ascii="Charis SIL Regular" w:hAnsi="Charis SIL Regular" w:eastAsia="Charis SIL Regular"/>
+          <w:b w:val="0"/>
+          <w:i w:val="0"/>
+          <w:color w:val="000000"/>
+          <w:sz w:val="24"/>
+        </w:rPr>
+        <w:hyperlink r:id="rId14" w:history="1">
+          <w:r>
+            <w:rPr>
+              <w:rStyle w:val="Hyperlink"/>
+            </w:rPr>
+            <w:t>i</w:t>
+          </w:r>
+        </w:hyperlink>
+      </w:r>
+      <w:r>
+        <w:rPr>
+          <w:u w:val="single" w:color="0000ff"/>
+          <w:rFonts w:ascii="Charis SIL Regular" w:hAnsi="Charis SIL Regular" w:eastAsia="Charis SIL Regular"/>
+          <w:b w:val="0"/>
+          <w:i w:val="0"/>
+          <w:color w:val="000000"/>
+          <w:sz w:val="24"/>
+        </w:rPr>
+        <w:hyperlink r:id="rId14" w:history="1">
+          <w:r>
+            <w:rPr>
+              <w:rStyle w:val="Hyperlink"/>
+            </w:rPr>
+            <w:t>jn we</w:t>
+          </w:r>
+        </w:hyperlink>
+      </w:r>
+      <w:r>
+        <w:rPr>
+          <w:rFonts w:ascii="Charis SIL Regular" w:hAnsi="Charis SIL Regular" w:eastAsia="Charis SIL Regular"/>
+          <w:b w:val="0"/>
+          <w:i w:val="0"/>
+          <w:color w:val="000000"/>
+          <w:sz w:val="24"/>
+        </w:rPr>
+        <w:t>t</w:t>
       </w:r>
       <w:r>
         <w:rPr>
@@ -2742,7 +2806,7 @@
           <w:sz w:val="24"/>
           <w:u w:val="single"/>
         </w:rPr>
-        <w:hyperlink r:id="rId19" w:history="1">
+        <w:hyperlink r:id="rId17" w:history="1">
           <w:r>
             <w:rPr>
               <w:rStyle w:val="Hyperlink"/>
@@ -3022,7 +3086,7 @@
             <w:rPr>
               <w:rStyle w:val="Hyperlink"/>
             </w:rPr>
-            <w:t>www.biografischportaal.n</w:t>
+            <w:t>www.biografischportaal.nl</w:t>
           </w:r>
         </w:hyperlink>
       </w:r>
@@ -3034,16 +3098,6 @@
           <w:color w:val="0000FF"/>
           <w:sz w:val="24"/>
           <w:u w:val="single"/>
-        </w:rPr>
-        <w:t>l</w:t>
-      </w:r>
-      <w:r>
-        <w:rPr>
-          <w:rFonts w:ascii="Charis SIL Regular" w:hAnsi="Charis SIL Regular" w:eastAsia="Charis SIL Regular"/>
-          <w:b w:val="0"/>
-          <w:i w:val="0"/>
-          <w:color w:val="0000FF"/>
-          <w:sz w:val="24"/>
         </w:rPr>
         <w:t>/</w:t>
       </w:r>
@@ -3061,9 +3115,19 @@
             <w:rPr>
               <w:rStyle w:val="Hyperlink"/>
             </w:rPr>
-            <w:t xml:space="preserve">persoon/40457008 </w:t>
+            <w:t>persoon/4045700</w:t>
           </w:r>
         </w:hyperlink>
+      </w:r>
+      <w:r>
+        <w:rPr>
+          <w:rFonts w:ascii="Charis SIL Regular" w:hAnsi="Charis SIL Regular" w:eastAsia="Charis SIL Regular"/>
+          <w:b w:val="0"/>
+          <w:i w:val="0"/>
+          <w:color w:val="0000FF"/>
+          <w:sz w:val="24"/>
+        </w:rPr>
+        <w:t xml:space="preserve">8 </w:t>
       </w:r>
       <w:r>
         <w:br/>
@@ -4770,7 +4834,7 @@
         <w:autoSpaceDN w:val="0"/>
         <w:autoSpaceDE w:val="0"/>
         <w:widowControl/>
-        <w:spacing w:line="540" w:lineRule="exact" w:before="478" w:after="0"/>
+        <w:spacing w:line="540" w:lineRule="exact" w:before="458" w:after="0"/>
         <w:ind w:left="0" w:right="0" w:firstLine="0"/>
         <w:jc w:val="left"/>
       </w:pPr>
@@ -4837,7 +4901,7 @@
     </w:p>
     <w:sectPr>
       <w:pgSz w:w="11900" w:h="16840"/>
-      <w:pgMar w:top="324" w:right="940" w:bottom="1050" w:left="960" w:header="720" w:footer="720" w:gutter="0"/>
+      <w:pgMar w:top="324" w:right="940" w:bottom="1060" w:left="960" w:header="720" w:footer="720" w:gutter="0"/>
       <w:cols/>
       <w:docGrid w:linePitch="360"/>
     </w:sectPr>

--- a/EXPORTS/DOCX/published/niveau3/Dutch/Reinwardt.docx
+++ b/EXPORTS/DOCX/published/niveau3/Dutch/Reinwardt.docx
@@ -225,53 +225,7 @@
           <w:color w:val="000000"/>
           <w:sz w:val="24"/>
         </w:rPr>
-        <w:t>natuurli</w:t>
-      </w:r>
-      <w:r>
-        <w:rPr>
-          <w:u w:val="single" w:color="0000ff"/>
-          <w:rFonts w:ascii="Charis SIL Regular" w:hAnsi="Charis SIL Regular" w:eastAsia="Charis SIL Regular"/>
-          <w:b w:val="0"/>
-          <w:i w:val="0"/>
-          <w:color w:val="000000"/>
-          <w:sz w:val="24"/>
-        </w:rPr>
-        <w:hyperlink r:id="rId9" w:history="1">
-          <w:r>
-            <w:rPr>
-              <w:rStyle w:val="Hyperlink"/>
-            </w:rPr>
-            <w:t xml:space="preserve">jke historie </w:t>
-          </w:r>
-        </w:hyperlink>
-      </w:r>
-      <w:r>
-        <w:rPr>
-          <w:u w:val="single" w:color="0000ff"/>
-          <w:rFonts w:ascii="Charis SIL Regular" w:hAnsi="Charis SIL Regular" w:eastAsia="Charis SIL Regular"/>
-          <w:b w:val="0"/>
-          <w:i w:val="0"/>
-          <w:color w:val="000000"/>
-          <w:sz w:val="24"/>
-        </w:rPr>
-        <w:hyperlink r:id="rId9" w:history="1">
-          <w:r>
-            <w:rPr>
-              <w:rStyle w:val="Hyperlink"/>
-            </w:rPr>
-            <w:t>en bota</w:t>
-          </w:r>
-        </w:hyperlink>
-      </w:r>
-      <w:r>
-        <w:rPr>
-          <w:rFonts w:ascii="Charis SIL Regular" w:hAnsi="Charis SIL Regular" w:eastAsia="Charis SIL Regular"/>
-          <w:b w:val="0"/>
-          <w:i w:val="0"/>
-          <w:color w:val="000000"/>
-          <w:sz w:val="24"/>
-        </w:rPr>
-        <w:t xml:space="preserve">nie aan de </w:t>
+        <w:t xml:space="preserve">natuurlijke historie en botanie aan de </w:t>
       </w:r>
       <w:r>
         <w:rPr>
@@ -1418,6 +1372,7 @@
       </w:r>
       <w:r>
         <w:rPr>
+          <w:u w:val="single" w:color="0000ff"/>
           <w:rFonts w:ascii="Charis SIL Regular" w:hAnsi="Charis SIL Regular" w:eastAsia="Charis SIL Regular"/>
           <w:b w:val="0"/>
           <w:i w:val="0"/>
@@ -2806,7 +2761,7 @@
           <w:sz w:val="24"/>
           <w:u w:val="single"/>
         </w:rPr>
-        <w:hyperlink r:id="rId17" w:history="1">
+        <w:hyperlink r:id="rId19" w:history="1">
           <w:r>
             <w:rPr>
               <w:rStyle w:val="Hyperlink"/>
@@ -3599,7 +3554,14 @@
           <w:color w:val="000000"/>
           <w:sz w:val="24"/>
         </w:rPr>
-        <w:t xml:space="preserve">, </w:t>
+        <w:hyperlink r:id="rId23" w:history="1">
+          <w:r>
+            <w:rPr>
+              <w:rStyle w:val="Hyperlink"/>
+            </w:rPr>
+            <w:t xml:space="preserve">, </w:t>
+          </w:r>
+        </w:hyperlink>
       </w:r>
       <w:r>
         <w:rPr>

--- a/EXPORTS/DOCX/published/niveau3/Dutch/Reinwardt.docx
+++ b/EXPORTS/DOCX/published/niveau3/Dutch/Reinwardt.docx
@@ -225,7 +225,53 @@
           <w:color w:val="000000"/>
           <w:sz w:val="24"/>
         </w:rPr>
-        <w:t xml:space="preserve">natuurlijke historie en botanie aan de </w:t>
+        <w:t>natuurli</w:t>
+      </w:r>
+      <w:r>
+        <w:rPr>
+          <w:u w:val="single" w:color="0000ff"/>
+          <w:rFonts w:ascii="Charis SIL Regular" w:hAnsi="Charis SIL Regular" w:eastAsia="Charis SIL Regular"/>
+          <w:b w:val="0"/>
+          <w:i w:val="0"/>
+          <w:color w:val="000000"/>
+          <w:sz w:val="24"/>
+        </w:rPr>
+        <w:hyperlink r:id="rId9" w:history="1">
+          <w:r>
+            <w:rPr>
+              <w:rStyle w:val="Hyperlink"/>
+            </w:rPr>
+            <w:t xml:space="preserve">jke historie </w:t>
+          </w:r>
+        </w:hyperlink>
+      </w:r>
+      <w:r>
+        <w:rPr>
+          <w:u w:val="single" w:color="0000ff"/>
+          <w:rFonts w:ascii="Charis SIL Regular" w:hAnsi="Charis SIL Regular" w:eastAsia="Charis SIL Regular"/>
+          <w:b w:val="0"/>
+          <w:i w:val="0"/>
+          <w:color w:val="000000"/>
+          <w:sz w:val="24"/>
+        </w:rPr>
+        <w:hyperlink r:id="rId9" w:history="1">
+          <w:r>
+            <w:rPr>
+              <w:rStyle w:val="Hyperlink"/>
+            </w:rPr>
+            <w:t>en bota</w:t>
+          </w:r>
+        </w:hyperlink>
+      </w:r>
+      <w:r>
+        <w:rPr>
+          <w:rFonts w:ascii="Charis SIL Regular" w:hAnsi="Charis SIL Regular" w:eastAsia="Charis SIL Regular"/>
+          <w:b w:val="0"/>
+          <w:i w:val="0"/>
+          <w:color w:val="000000"/>
+          <w:sz w:val="24"/>
+        </w:rPr>
+        <w:t xml:space="preserve">nie aan de </w:t>
       </w:r>
       <w:r>
         <w:rPr>
@@ -378,43 +424,7 @@
           <w:color w:val="000000"/>
           <w:sz w:val="24"/>
         </w:rPr>
-        <w:t xml:space="preserve"> koning van h</w:t>
-      </w:r>
-      <w:r>
-        <w:rPr>
-          <w:u w:val="single" w:color="0000ff"/>
-          <w:rFonts w:ascii="Charis SIL Regular" w:hAnsi="Charis SIL Regular" w:eastAsia="Charis SIL Regular"/>
-          <w:b w:val="0"/>
-          <w:i w:val="0"/>
-          <w:color w:val="000000"/>
-          <w:sz w:val="24"/>
-        </w:rPr>
-        <w:hyperlink r:id="rId10" w:history="1">
-          <w:r>
-            <w:rPr>
-              <w:rStyle w:val="Hyperlink"/>
-            </w:rPr>
-            <w:t>et Nederlan</w:t>
-          </w:r>
-        </w:hyperlink>
-      </w:r>
-      <w:r>
-        <w:rPr>
-          <w:u w:val="single" w:color="0000ff"/>
-          <w:rFonts w:ascii="Charis SIL Regular" w:hAnsi="Charis SIL Regular" w:eastAsia="Charis SIL Regular"/>
-          <w:b w:val="0"/>
-          <w:i w:val="0"/>
-          <w:color w:val="000000"/>
-          <w:sz w:val="24"/>
-        </w:rPr>
-        <w:hyperlink r:id="rId10" w:history="1">
-          <w:r>
-            <w:rPr>
-              <w:rStyle w:val="Hyperlink"/>
-            </w:rPr>
-            <w:t xml:space="preserve">dse </w:t>
-          </w:r>
-        </w:hyperlink>
+        <w:t xml:space="preserve"> koning van het Nederlandse </w:t>
       </w:r>
       <w:r>
         <w:rPr>
@@ -2761,7 +2771,7 @@
           <w:sz w:val="24"/>
           <w:u w:val="single"/>
         </w:rPr>
-        <w:hyperlink r:id="rId19" w:history="1">
+        <w:hyperlink r:id="rId17" w:history="1">
           <w:r>
             <w:rPr>
               <w:rStyle w:val="Hyperlink"/>

--- a/EXPORTS/DOCX/published/niveau3/Dutch/Reinwardt.docx
+++ b/EXPORTS/DOCX/published/niveau3/Dutch/Reinwardt.docx
@@ -225,53 +225,7 @@
           <w:color w:val="000000"/>
           <w:sz w:val="24"/>
         </w:rPr>
-        <w:t>natuurli</w:t>
-      </w:r>
-      <w:r>
-        <w:rPr>
-          <w:u w:val="single" w:color="0000ff"/>
-          <w:rFonts w:ascii="Charis SIL Regular" w:hAnsi="Charis SIL Regular" w:eastAsia="Charis SIL Regular"/>
-          <w:b w:val="0"/>
-          <w:i w:val="0"/>
-          <w:color w:val="000000"/>
-          <w:sz w:val="24"/>
-        </w:rPr>
-        <w:hyperlink r:id="rId9" w:history="1">
-          <w:r>
-            <w:rPr>
-              <w:rStyle w:val="Hyperlink"/>
-            </w:rPr>
-            <w:t xml:space="preserve">jke historie </w:t>
-          </w:r>
-        </w:hyperlink>
-      </w:r>
-      <w:r>
-        <w:rPr>
-          <w:u w:val="single" w:color="0000ff"/>
-          <w:rFonts w:ascii="Charis SIL Regular" w:hAnsi="Charis SIL Regular" w:eastAsia="Charis SIL Regular"/>
-          <w:b w:val="0"/>
-          <w:i w:val="0"/>
-          <w:color w:val="000000"/>
-          <w:sz w:val="24"/>
-        </w:rPr>
-        <w:hyperlink r:id="rId9" w:history="1">
-          <w:r>
-            <w:rPr>
-              <w:rStyle w:val="Hyperlink"/>
-            </w:rPr>
-            <w:t>en bota</w:t>
-          </w:r>
-        </w:hyperlink>
-      </w:r>
-      <w:r>
-        <w:rPr>
-          <w:rFonts w:ascii="Charis SIL Regular" w:hAnsi="Charis SIL Regular" w:eastAsia="Charis SIL Regular"/>
-          <w:b w:val="0"/>
-          <w:i w:val="0"/>
-          <w:color w:val="000000"/>
-          <w:sz w:val="24"/>
-        </w:rPr>
-        <w:t xml:space="preserve">nie aan de </w:t>
+        <w:t xml:space="preserve">natuurlijke historie en botanie aan de </w:t>
       </w:r>
       <w:r>
         <w:rPr>
@@ -424,7 +378,43 @@
           <w:color w:val="000000"/>
           <w:sz w:val="24"/>
         </w:rPr>
-        <w:t xml:space="preserve"> koning van het Nederlandse </w:t>
+        <w:t xml:space="preserve"> koning van h</w:t>
+      </w:r>
+      <w:r>
+        <w:rPr>
+          <w:u w:val="single" w:color="0000ff"/>
+          <w:rFonts w:ascii="Charis SIL Regular" w:hAnsi="Charis SIL Regular" w:eastAsia="Charis SIL Regular"/>
+          <w:b w:val="0"/>
+          <w:i w:val="0"/>
+          <w:color w:val="000000"/>
+          <w:sz w:val="24"/>
+        </w:rPr>
+        <w:hyperlink r:id="rId10" w:history="1">
+          <w:r>
+            <w:rPr>
+              <w:rStyle w:val="Hyperlink"/>
+            </w:rPr>
+            <w:t>et Nederlan</w:t>
+          </w:r>
+        </w:hyperlink>
+      </w:r>
+      <w:r>
+        <w:rPr>
+          <w:u w:val="single" w:color="0000ff"/>
+          <w:rFonts w:ascii="Charis SIL Regular" w:hAnsi="Charis SIL Regular" w:eastAsia="Charis SIL Regular"/>
+          <w:b w:val="0"/>
+          <w:i w:val="0"/>
+          <w:color w:val="000000"/>
+          <w:sz w:val="24"/>
+        </w:rPr>
+        <w:hyperlink r:id="rId10" w:history="1">
+          <w:r>
+            <w:rPr>
+              <w:rStyle w:val="Hyperlink"/>
+            </w:rPr>
+            <w:t xml:space="preserve">dse </w:t>
+          </w:r>
+        </w:hyperlink>
       </w:r>
       <w:r>
         <w:rPr>
@@ -877,14 +867,7 @@
           <w:color w:val="000000"/>
           <w:sz w:val="24"/>
         </w:rPr>
-        <w:hyperlink r:id="rId12" w:history="1">
-          <w:r>
-            <w:rPr>
-              <w:rStyle w:val="Hyperlink"/>
-            </w:rPr>
-            <w:t>amelaars', w</w:t>
-          </w:r>
-        </w:hyperlink>
+        <w:t>amelaars', w</w:t>
       </w:r>
       <w:r>
         <w:rPr>
@@ -1382,7 +1365,6 @@
       </w:r>
       <w:r>
         <w:rPr>
-          <w:u w:val="single" w:color="0000ff"/>
           <w:rFonts w:ascii="Charis SIL Regular" w:hAnsi="Charis SIL Regular" w:eastAsia="Charis SIL Regular"/>
           <w:b w:val="0"/>
           <w:i w:val="0"/>

--- a/EXPORTS/DOCX/published/niveau3/Dutch/Reinwardt.docx
+++ b/EXPORTS/DOCX/published/niveau3/Dutch/Reinwardt.docx
@@ -225,7 +225,53 @@
           <w:color w:val="000000"/>
           <w:sz w:val="24"/>
         </w:rPr>
-        <w:t xml:space="preserve">natuurlijke historie en botanie aan de </w:t>
+        <w:t>natuurli</w:t>
+      </w:r>
+      <w:r>
+        <w:rPr>
+          <w:u w:val="single" w:color="0000ff"/>
+          <w:rFonts w:ascii="Charis SIL Regular" w:hAnsi="Charis SIL Regular" w:eastAsia="Charis SIL Regular"/>
+          <w:b w:val="0"/>
+          <w:i w:val="0"/>
+          <w:color w:val="000000"/>
+          <w:sz w:val="24"/>
+        </w:rPr>
+        <w:hyperlink r:id="rId9" w:history="1">
+          <w:r>
+            <w:rPr>
+              <w:rStyle w:val="Hyperlink"/>
+            </w:rPr>
+            <w:t xml:space="preserve">jke historie </w:t>
+          </w:r>
+        </w:hyperlink>
+      </w:r>
+      <w:r>
+        <w:rPr>
+          <w:u w:val="single" w:color="0000ff"/>
+          <w:rFonts w:ascii="Charis SIL Regular" w:hAnsi="Charis SIL Regular" w:eastAsia="Charis SIL Regular"/>
+          <w:b w:val="0"/>
+          <w:i w:val="0"/>
+          <w:color w:val="000000"/>
+          <w:sz w:val="24"/>
+        </w:rPr>
+        <w:hyperlink r:id="rId9" w:history="1">
+          <w:r>
+            <w:rPr>
+              <w:rStyle w:val="Hyperlink"/>
+            </w:rPr>
+            <w:t>en bota</w:t>
+          </w:r>
+        </w:hyperlink>
+      </w:r>
+      <w:r>
+        <w:rPr>
+          <w:rFonts w:ascii="Charis SIL Regular" w:hAnsi="Charis SIL Regular" w:eastAsia="Charis SIL Regular"/>
+          <w:b w:val="0"/>
+          <w:i w:val="0"/>
+          <w:color w:val="000000"/>
+          <w:sz w:val="24"/>
+        </w:rPr>
+        <w:t xml:space="preserve">nie aan de </w:t>
       </w:r>
       <w:r>
         <w:rPr>
@@ -867,7 +913,14 @@
           <w:color w:val="000000"/>
           <w:sz w:val="24"/>
         </w:rPr>
-        <w:t>amelaars', w</w:t>
+        <w:hyperlink r:id="rId12" w:history="1">
+          <w:r>
+            <w:rPr>
+              <w:rStyle w:val="Hyperlink"/>
+            </w:rPr>
+            <w:t>amelaars', w</w:t>
+          </w:r>
+        </w:hyperlink>
       </w:r>
       <w:r>
         <w:rPr>
@@ -1825,14 +1878,7 @@
           <w:color w:val="000000"/>
           <w:sz w:val="24"/>
         </w:rPr>
-        <w:hyperlink r:id="rId17" w:history="1">
-          <w:r>
-            <w:rPr>
-              <w:rStyle w:val="Hyperlink"/>
-            </w:rPr>
-            <w:t xml:space="preserve">an de </w:t>
-          </w:r>
-        </w:hyperlink>
+        <w:t xml:space="preserve">an de </w:t>
       </w:r>
       <w:r>
         <w:rPr>
@@ -3546,14 +3592,7 @@
           <w:color w:val="000000"/>
           <w:sz w:val="24"/>
         </w:rPr>
-        <w:hyperlink r:id="rId23" w:history="1">
-          <w:r>
-            <w:rPr>
-              <w:rStyle w:val="Hyperlink"/>
-            </w:rPr>
-            <w:t xml:space="preserve">, </w:t>
-          </w:r>
-        </w:hyperlink>
+        <w:t xml:space="preserve">, </w:t>
       </w:r>
       <w:r>
         <w:rPr>

--- a/EXPORTS/DOCX/published/niveau3/Dutch/Reinwardt.docx
+++ b/EXPORTS/DOCX/published/niveau3/Dutch/Reinwardt.docx
@@ -424,25 +424,7 @@
           <w:color w:val="000000"/>
           <w:sz w:val="24"/>
         </w:rPr>
-        <w:t xml:space="preserve"> koning van h</w:t>
-      </w:r>
-      <w:r>
-        <w:rPr>
-          <w:u w:val="single" w:color="0000ff"/>
-          <w:rFonts w:ascii="Charis SIL Regular" w:hAnsi="Charis SIL Regular" w:eastAsia="Charis SIL Regular"/>
-          <w:b w:val="0"/>
-          <w:i w:val="0"/>
-          <w:color w:val="000000"/>
-          <w:sz w:val="24"/>
-        </w:rPr>
-        <w:hyperlink r:id="rId10" w:history="1">
-          <w:r>
-            <w:rPr>
-              <w:rStyle w:val="Hyperlink"/>
-            </w:rPr>
-            <w:t>et Nederlan</w:t>
-          </w:r>
-        </w:hyperlink>
+        <w:t xml:space="preserve"> koning van het Nederlan</w:t>
       </w:r>
       <w:r>
         <w:rPr>
@@ -1418,6 +1400,7 @@
       </w:r>
       <w:r>
         <w:rPr>
+          <w:u w:val="single" w:color="0000ff"/>
           <w:rFonts w:ascii="Charis SIL Regular" w:hAnsi="Charis SIL Regular" w:eastAsia="Charis SIL Regular"/>
           <w:b w:val="0"/>
           <w:i w:val="0"/>
@@ -1878,7 +1861,14 @@
           <w:color w:val="000000"/>
           <w:sz w:val="24"/>
         </w:rPr>
-        <w:t xml:space="preserve">an de </w:t>
+        <w:hyperlink r:id="rId17" w:history="1">
+          <w:r>
+            <w:rPr>
+              <w:rStyle w:val="Hyperlink"/>
+            </w:rPr>
+            <w:t xml:space="preserve">an de </w:t>
+          </w:r>
+        </w:hyperlink>
       </w:r>
       <w:r>
         <w:rPr>
@@ -2781,7 +2771,7 @@
           <w:sz w:val="24"/>
           <w:u w:val="single"/>
         </w:rPr>
-        <w:hyperlink r:id="rId17" w:history="1">
+        <w:hyperlink r:id="rId19" w:history="1">
           <w:r>
             <w:rPr>
               <w:rStyle w:val="Hyperlink"/>
@@ -2799,7 +2789,7 @@
           <w:sz w:val="24"/>
           <w:u w:val="single"/>
         </w:rPr>
-        <w:hyperlink r:id="rId17" w:history="1">
+        <w:hyperlink r:id="rId19" w:history="1">
           <w:r>
             <w:rPr>
               <w:rStyle w:val="Hyperlink"/>
@@ -3079,7 +3069,7 @@
             <w:rPr>
               <w:rStyle w:val="Hyperlink"/>
             </w:rPr>
-            <w:t>www.biografischportaal.nl</w:t>
+            <w:t>www.biografischportaal.n</w:t>
           </w:r>
         </w:hyperlink>
       </w:r>
@@ -3091,6 +3081,16 @@
           <w:color w:val="0000FF"/>
           <w:sz w:val="24"/>
           <w:u w:val="single"/>
+        </w:rPr>
+        <w:t>l</w:t>
+      </w:r>
+      <w:r>
+        <w:rPr>
+          <w:rFonts w:ascii="Charis SIL Regular" w:hAnsi="Charis SIL Regular" w:eastAsia="Charis SIL Regular"/>
+          <w:b w:val="0"/>
+          <w:i w:val="0"/>
+          <w:color w:val="0000FF"/>
+          <w:sz w:val="24"/>
         </w:rPr>
         <w:t>/</w:t>
       </w:r>
@@ -3108,19 +3108,9 @@
             <w:rPr>
               <w:rStyle w:val="Hyperlink"/>
             </w:rPr>
-            <w:t>persoon/4045700</w:t>
+            <w:t xml:space="preserve">persoon/40457008 </w:t>
           </w:r>
         </w:hyperlink>
-      </w:r>
-      <w:r>
-        <w:rPr>
-          <w:rFonts w:ascii="Charis SIL Regular" w:hAnsi="Charis SIL Regular" w:eastAsia="Charis SIL Regular"/>
-          <w:b w:val="0"/>
-          <w:i w:val="0"/>
-          <w:color w:val="0000FF"/>
-          <w:sz w:val="24"/>
-        </w:rPr>
-        <w:t xml:space="preserve">8 </w:t>
       </w:r>
       <w:r>
         <w:br/>
@@ -4180,7 +4170,7 @@
           <w:sz w:val="24"/>
           <w:u w:val="single"/>
         </w:rPr>
-        <w:hyperlink r:id="rId25" w:history="1">
+        <w:hyperlink r:id="rId26" w:history="1">
           <w:r>
             <w:rPr>
               <w:rStyle w:val="Hyperlink"/>
@@ -4209,7 +4199,7 @@
           <w:sz w:val="24"/>
           <w:u w:val="single"/>
         </w:rPr>
-        <w:hyperlink r:id="rId25" w:history="1">
+        <w:hyperlink r:id="rId26" w:history="1">
           <w:r>
             <w:rPr>
               <w:rStyle w:val="Hyperlink"/>
@@ -4387,7 +4377,7 @@
           <w:sz w:val="24"/>
           <w:u w:val="single"/>
         </w:rPr>
-        <w:hyperlink r:id="rId26" w:history="1">
+        <w:hyperlink r:id="rId27" w:history="1">
           <w:r>
             <w:rPr>
               <w:rStyle w:val="Hyperlink"/>
@@ -4405,7 +4395,7 @@
           <w:sz w:val="24"/>
           <w:u w:val="single"/>
         </w:rPr>
-        <w:hyperlink r:id="rId26" w:history="1">
+        <w:hyperlink r:id="rId27" w:history="1">
           <w:r>
             <w:rPr>
               <w:rStyle w:val="Hyperlink"/>
@@ -4423,7 +4413,7 @@
           <w:sz w:val="24"/>
           <w:u w:val="single"/>
         </w:rPr>
-        <w:hyperlink r:id="rId26" w:history="1">
+        <w:hyperlink r:id="rId27" w:history="1">
           <w:r>
             <w:rPr>
               <w:rStyle w:val="Hyperlink"/>
@@ -4451,7 +4441,7 @@
           <w:sz w:val="24"/>
           <w:u w:val="single"/>
         </w:rPr>
-        <w:hyperlink r:id="rId27" w:history="1">
+        <w:hyperlink r:id="rId28" w:history="1">
           <w:r>
             <w:rPr>
               <w:rStyle w:val="Hyperlink"/>
@@ -4480,7 +4470,7 @@
           <w:sz w:val="24"/>
           <w:u w:val="single"/>
         </w:rPr>
-        <w:hyperlink r:id="rId27" w:history="1">
+        <w:hyperlink r:id="rId28" w:history="1">
           <w:r>
             <w:rPr>
               <w:rStyle w:val="Hyperlink"/>
@@ -4621,7 +4611,7 @@
           <w:sz w:val="24"/>
           <w:u w:val="single"/>
         </w:rPr>
-        <w:hyperlink r:id="rId28" w:history="1">
+        <w:hyperlink r:id="rId29" w:history="1">
           <w:r>
             <w:rPr>
               <w:rStyle w:val="Hyperlink"/>
@@ -4639,7 +4629,7 @@
           <w:sz w:val="24"/>
           <w:u w:val="single"/>
         </w:rPr>
-        <w:hyperlink r:id="rId28" w:history="1">
+        <w:hyperlink r:id="rId29" w:history="1">
           <w:r>
             <w:rPr>
               <w:rStyle w:val="Hyperlink"/>
@@ -4737,7 +4727,7 @@
           <w:sz w:val="24"/>
           <w:u w:val="single"/>
         </w:rPr>
-        <w:hyperlink r:id="rId29" w:history="1">
+        <w:hyperlink r:id="rId30" w:history="1">
           <w:r>
             <w:rPr>
               <w:rStyle w:val="Hyperlink"/>
@@ -4755,7 +4745,7 @@
           <w:sz w:val="24"/>
           <w:u w:val="single"/>
         </w:rPr>
-        <w:hyperlink r:id="rId29" w:history="1">
+        <w:hyperlink r:id="rId30" w:history="1">
           <w:r>
             <w:rPr>
               <w:rStyle w:val="Hyperlink"/>
@@ -4783,7 +4773,7 @@
           <w:sz w:val="24"/>
           <w:u w:val="single"/>
         </w:rPr>
-        <w:hyperlink r:id="rId30" w:history="1">
+        <w:hyperlink r:id="rId31" w:history="1">
           <w:r>
             <w:rPr>
               <w:rStyle w:val="Hyperlink"/>
@@ -4812,7 +4802,7 @@
           <w:sz w:val="24"/>
           <w:u w:val="single"/>
         </w:rPr>
-        <w:hyperlink r:id="rId30" w:history="1">
+        <w:hyperlink r:id="rId31" w:history="1">
           <w:r>
             <w:rPr>
               <w:rStyle w:val="Hyperlink"/>

--- a/EXPORTS/DOCX/published/niveau3/Dutch/Reinwardt.docx
+++ b/EXPORTS/DOCX/published/niveau3/Dutch/Reinwardt.docx
@@ -225,25 +225,7 @@
           <w:color w:val="000000"/>
           <w:sz w:val="24"/>
         </w:rPr>
-        <w:t>natuurli</w:t>
-      </w:r>
-      <w:r>
-        <w:rPr>
-          <w:u w:val="single" w:color="0000ff"/>
-          <w:rFonts w:ascii="Charis SIL Regular" w:hAnsi="Charis SIL Regular" w:eastAsia="Charis SIL Regular"/>
-          <w:b w:val="0"/>
-          <w:i w:val="0"/>
-          <w:color w:val="000000"/>
-          <w:sz w:val="24"/>
-        </w:rPr>
-        <w:hyperlink r:id="rId9" w:history="1">
-          <w:r>
-            <w:rPr>
-              <w:rStyle w:val="Hyperlink"/>
-            </w:rPr>
-            <w:t xml:space="preserve">jke historie </w:t>
-          </w:r>
-        </w:hyperlink>
+        <w:t xml:space="preserve">natuurlijke historie </w:t>
       </w:r>
       <w:r>
         <w:rPr>
@@ -424,7 +406,25 @@
           <w:color w:val="000000"/>
           <w:sz w:val="24"/>
         </w:rPr>
-        <w:t xml:space="preserve"> koning van het Nederlan</w:t>
+        <w:t xml:space="preserve"> koning van h</w:t>
+      </w:r>
+      <w:r>
+        <w:rPr>
+          <w:u w:val="single" w:color="0000ff"/>
+          <w:rFonts w:ascii="Charis SIL Regular" w:hAnsi="Charis SIL Regular" w:eastAsia="Charis SIL Regular"/>
+          <w:b w:val="0"/>
+          <w:i w:val="0"/>
+          <w:color w:val="000000"/>
+          <w:sz w:val="24"/>
+        </w:rPr>
+        <w:hyperlink r:id="rId10" w:history="1">
+          <w:r>
+            <w:rPr>
+              <w:rStyle w:val="Hyperlink"/>
+            </w:rPr>
+            <w:t>et Nederlan</w:t>
+          </w:r>
+        </w:hyperlink>
       </w:r>
       <w:r>
         <w:rPr>
@@ -1400,7 +1400,6 @@
       </w:r>
       <w:r>
         <w:rPr>
-          <w:u w:val="single" w:color="0000ff"/>
           <w:rFonts w:ascii="Charis SIL Regular" w:hAnsi="Charis SIL Regular" w:eastAsia="Charis SIL Regular"/>
           <w:b w:val="0"/>
           <w:i w:val="0"/>
@@ -2771,7 +2770,7 @@
           <w:sz w:val="24"/>
           <w:u w:val="single"/>
         </w:rPr>
-        <w:hyperlink r:id="rId19" w:history="1">
+        <w:hyperlink r:id="rId17" w:history="1">
           <w:r>
             <w:rPr>
               <w:rStyle w:val="Hyperlink"/>
@@ -3080,9 +3079,15 @@
           <w:i w:val="0"/>
           <w:color w:val="0000FF"/>
           <w:sz w:val="24"/>
-          <w:u w:val="single"/>
-        </w:rPr>
-        <w:t>l</w:t>
+        </w:rPr>
+        <w:hyperlink r:id="rId21" w:history="1">
+          <w:r>
+            <w:rPr>
+              <w:rStyle w:val="Hyperlink"/>
+            </w:rPr>
+            <w:t>l</w:t>
+          </w:r>
+        </w:hyperlink>
       </w:r>
       <w:r>
         <w:rPr>
@@ -3593,7 +3598,7 @@
           <w:sz w:val="24"/>
           <w:u w:val="single"/>
         </w:rPr>
-        <w:hyperlink r:id="rId23" w:history="1">
+        <w:hyperlink r:id="rId24" w:history="1">
           <w:r>
             <w:rPr>
               <w:rStyle w:val="Hyperlink"/>
@@ -3622,7 +3627,7 @@
           <w:sz w:val="24"/>
           <w:u w:val="single"/>
         </w:rPr>
-        <w:hyperlink r:id="rId23" w:history="1">
+        <w:hyperlink r:id="rId24" w:history="1">
           <w:r>
             <w:rPr>
               <w:rStyle w:val="Hyperlink"/>
@@ -3747,7 +3752,7 @@
           <w:sz w:val="24"/>
           <w:u w:val="single"/>
         </w:rPr>
-        <w:hyperlink r:id="rId24" w:history="1">
+        <w:hyperlink r:id="rId25" w:history="1">
           <w:r>
             <w:rPr>
               <w:rStyle w:val="Hyperlink"/>
@@ -3765,7 +3770,7 @@
           <w:sz w:val="24"/>
           <w:u w:val="single"/>
         </w:rPr>
-        <w:hyperlink r:id="rId24" w:history="1">
+        <w:hyperlink r:id="rId25" w:history="1">
           <w:r>
             <w:rPr>
               <w:rStyle w:val="Hyperlink"/>
@@ -3783,7 +3788,7 @@
           <w:sz w:val="24"/>
           <w:u w:val="single"/>
         </w:rPr>
-        <w:hyperlink r:id="rId24" w:history="1">
+        <w:hyperlink r:id="rId25" w:history="1">
           <w:r>
             <w:rPr>
               <w:rStyle w:val="Hyperlink"/>
@@ -3801,7 +3806,7 @@
           <w:sz w:val="24"/>
           <w:u w:val="single"/>
         </w:rPr>
-        <w:hyperlink r:id="rId24" w:history="1">
+        <w:hyperlink r:id="rId25" w:history="1">
           <w:r>
             <w:rPr>
               <w:rStyle w:val="Hyperlink"/>
@@ -3970,7 +3975,7 @@
           <w:sz w:val="24"/>
           <w:u w:val="single"/>
         </w:rPr>
-        <w:hyperlink r:id="rId25" w:history="1">
+        <w:hyperlink r:id="rId26" w:history="1">
           <w:r>
             <w:rPr>
               <w:rStyle w:val="Hyperlink"/>
@@ -3988,7 +3993,7 @@
           <w:sz w:val="24"/>
           <w:u w:val="single"/>
         </w:rPr>
-        <w:hyperlink r:id="rId25" w:history="1">
+        <w:hyperlink r:id="rId26" w:history="1">
           <w:r>
             <w:rPr>
               <w:rStyle w:val="Hyperlink"/>
@@ -4006,7 +4011,7 @@
           <w:sz w:val="24"/>
           <w:u w:val="single"/>
         </w:rPr>
-        <w:hyperlink r:id="rId25" w:history="1">
+        <w:hyperlink r:id="rId26" w:history="1">
           <w:r>
             <w:rPr>
               <w:rStyle w:val="Hyperlink"/>
@@ -4024,7 +4029,7 @@
           <w:sz w:val="24"/>
           <w:u w:val="single"/>
         </w:rPr>
-        <w:hyperlink r:id="rId25" w:history="1">
+        <w:hyperlink r:id="rId26" w:history="1">
           <w:r>
             <w:rPr>
               <w:rStyle w:val="Hyperlink"/>
@@ -4042,7 +4047,7 @@
           <w:sz w:val="24"/>
           <w:u w:val="single"/>
         </w:rPr>
-        <w:hyperlink r:id="rId25" w:history="1">
+        <w:hyperlink r:id="rId26" w:history="1">
           <w:r>
             <w:rPr>
               <w:rStyle w:val="Hyperlink"/>
@@ -4060,7 +4065,7 @@
           <w:sz w:val="24"/>
           <w:u w:val="single"/>
         </w:rPr>
-        <w:hyperlink r:id="rId25" w:history="1">
+        <w:hyperlink r:id="rId26" w:history="1">
           <w:r>
             <w:rPr>
               <w:rStyle w:val="Hyperlink"/>
@@ -4078,7 +4083,7 @@
           <w:sz w:val="24"/>
           <w:u w:val="single"/>
         </w:rPr>
-        <w:hyperlink r:id="rId25" w:history="1">
+        <w:hyperlink r:id="rId26" w:history="1">
           <w:r>
             <w:rPr>
               <w:rStyle w:val="Hyperlink"/>
@@ -4096,7 +4101,7 @@
           <w:sz w:val="24"/>
           <w:u w:val="single"/>
         </w:rPr>
-        <w:hyperlink r:id="rId25" w:history="1">
+        <w:hyperlink r:id="rId26" w:history="1">
           <w:r>
             <w:rPr>
               <w:rStyle w:val="Hyperlink"/>
@@ -4124,7 +4129,7 @@
           <w:sz w:val="24"/>
           <w:u w:val="single"/>
         </w:rPr>
-        <w:hyperlink r:id="rId25" w:history="1">
+        <w:hyperlink r:id="rId26" w:history="1">
           <w:r>
             <w:rPr>
               <w:rStyle w:val="Hyperlink"/>
@@ -4142,7 +4147,7 @@
           <w:sz w:val="24"/>
           <w:u w:val="single"/>
         </w:rPr>
-        <w:hyperlink r:id="rId25" w:history="1">
+        <w:hyperlink r:id="rId26" w:history="1">
           <w:r>
             <w:rPr>
               <w:rStyle w:val="Hyperlink"/>

--- a/EXPORTS/DOCX/published/niveau3/Dutch/Reinwardt.docx
+++ b/EXPORTS/DOCX/published/niveau3/Dutch/Reinwardt.docx
@@ -225,35 +225,7 @@
           <w:color w:val="000000"/>
           <w:sz w:val="24"/>
         </w:rPr>
-        <w:t xml:space="preserve">natuurlijke historie </w:t>
-      </w:r>
-      <w:r>
-        <w:rPr>
-          <w:u w:val="single" w:color="0000ff"/>
-          <w:rFonts w:ascii="Charis SIL Regular" w:hAnsi="Charis SIL Regular" w:eastAsia="Charis SIL Regular"/>
-          <w:b w:val="0"/>
-          <w:i w:val="0"/>
-          <w:color w:val="000000"/>
-          <w:sz w:val="24"/>
-        </w:rPr>
-        <w:hyperlink r:id="rId9" w:history="1">
-          <w:r>
-            <w:rPr>
-              <w:rStyle w:val="Hyperlink"/>
-            </w:rPr>
-            <w:t>en bota</w:t>
-          </w:r>
-        </w:hyperlink>
-      </w:r>
-      <w:r>
-        <w:rPr>
-          <w:rFonts w:ascii="Charis SIL Regular" w:hAnsi="Charis SIL Regular" w:eastAsia="Charis SIL Regular"/>
-          <w:b w:val="0"/>
-          <w:i w:val="0"/>
-          <w:color w:val="000000"/>
-          <w:sz w:val="24"/>
-        </w:rPr>
-        <w:t xml:space="preserve">nie aan de </w:t>
+        <w:t xml:space="preserve">natuurlijke historie en botanie aan de </w:t>
       </w:r>
       <w:r>
         <w:rPr>
@@ -1849,25 +1821,7 @@
           <w:color w:val="000000"/>
           <w:sz w:val="24"/>
         </w:rPr>
-        <w:t>ontwikkeling v</w:t>
-      </w:r>
-      <w:r>
-        <w:rPr>
-          <w:u w:val="single" w:color="0000ff"/>
-          <w:rFonts w:ascii="Charis SIL Regular" w:hAnsi="Charis SIL Regular" w:eastAsia="Charis SIL Regular"/>
-          <w:b w:val="0"/>
-          <w:i w:val="0"/>
-          <w:color w:val="000000"/>
-          <w:sz w:val="24"/>
-        </w:rPr>
-        <w:hyperlink r:id="rId17" w:history="1">
-          <w:r>
-            <w:rPr>
-              <w:rStyle w:val="Hyperlink"/>
-            </w:rPr>
-            <w:t xml:space="preserve">an de </w:t>
-          </w:r>
-        </w:hyperlink>
+        <w:t xml:space="preserve">ontwikkeling van de </w:t>
       </w:r>
       <w:r>
         <w:rPr>
@@ -2788,7 +2742,7 @@
           <w:sz w:val="24"/>
           <w:u w:val="single"/>
         </w:rPr>
-        <w:hyperlink r:id="rId19" w:history="1">
+        <w:hyperlink r:id="rId17" w:history="1">
           <w:r>
             <w:rPr>
               <w:rStyle w:val="Hyperlink"/>
@@ -3068,7 +3022,7 @@
             <w:rPr>
               <w:rStyle w:val="Hyperlink"/>
             </w:rPr>
-            <w:t>www.biografischportaal.n</w:t>
+            <w:t>www.biografischportaal.nl</w:t>
           </w:r>
         </w:hyperlink>
       </w:r>
@@ -3079,13 +3033,25 @@
           <w:i w:val="0"/>
           <w:color w:val="0000FF"/>
           <w:sz w:val="24"/>
+          <w:u w:val="single"/>
+        </w:rPr>
+        <w:t>/</w:t>
+      </w:r>
+      <w:r>
+        <w:rPr>
+          <w:rFonts w:ascii="Charis SIL Regular" w:hAnsi="Charis SIL Regular" w:eastAsia="Charis SIL Regular"/>
+          <w:b w:val="0"/>
+          <w:i w:val="0"/>
+          <w:color w:val="0000FF"/>
+          <w:sz w:val="24"/>
+          <w:u w:val="single"/>
         </w:rPr>
         <w:hyperlink r:id="rId21" w:history="1">
           <w:r>
             <w:rPr>
               <w:rStyle w:val="Hyperlink"/>
             </w:rPr>
-            <w:t>l</w:t>
+            <w:t>persoon/4045700</w:t>
           </w:r>
         </w:hyperlink>
       </w:r>
@@ -3097,25 +3063,7 @@
           <w:color w:val="0000FF"/>
           <w:sz w:val="24"/>
         </w:rPr>
-        <w:t>/</w:t>
-      </w:r>
-      <w:r>
-        <w:rPr>
-          <w:rFonts w:ascii="Charis SIL Regular" w:hAnsi="Charis SIL Regular" w:eastAsia="Charis SIL Regular"/>
-          <w:b w:val="0"/>
-          <w:i w:val="0"/>
-          <w:color w:val="0000FF"/>
-          <w:sz w:val="24"/>
-          <w:u w:val="single"/>
-        </w:rPr>
-        <w:hyperlink r:id="rId21" w:history="1">
-          <w:r>
-            <w:rPr>
-              <w:rStyle w:val="Hyperlink"/>
-            </w:rPr>
-            <w:t xml:space="preserve">persoon/40457008 </w:t>
-          </w:r>
-        </w:hyperlink>
+        <w:t xml:space="preserve">8 </w:t>
       </w:r>
       <w:r>
         <w:br/>

--- a/EXPORTS/DOCX/published/niveau3/Dutch/Reinwardt.docx
+++ b/EXPORTS/DOCX/published/niveau3/Dutch/Reinwardt.docx
@@ -225,7 +225,35 @@
           <w:color w:val="000000"/>
           <w:sz w:val="24"/>
         </w:rPr>
-        <w:t xml:space="preserve">natuurlijke historie en botanie aan de </w:t>
+        <w:t>natuurli</w:t>
+      </w:r>
+      <w:r>
+        <w:rPr>
+          <w:u w:val="single" w:color="0000ff"/>
+          <w:rFonts w:ascii="Charis SIL Regular" w:hAnsi="Charis SIL Regular" w:eastAsia="Charis SIL Regular"/>
+          <w:b w:val="0"/>
+          <w:i w:val="0"/>
+          <w:color w:val="000000"/>
+          <w:sz w:val="24"/>
+        </w:rPr>
+        <w:hyperlink r:id="rId9" w:history="1">
+          <w:r>
+            <w:rPr>
+              <w:rStyle w:val="Hyperlink"/>
+            </w:rPr>
+            <w:t xml:space="preserve">jke historie </w:t>
+          </w:r>
+        </w:hyperlink>
+      </w:r>
+      <w:r>
+        <w:rPr>
+          <w:rFonts w:ascii="Charis SIL Regular" w:hAnsi="Charis SIL Regular" w:eastAsia="Charis SIL Regular"/>
+          <w:b w:val="0"/>
+          <w:i w:val="0"/>
+          <w:color w:val="000000"/>
+          <w:sz w:val="24"/>
+        </w:rPr>
+        <w:t xml:space="preserve">en botanie aan de </w:t>
       </w:r>
       <w:r>
         <w:rPr>
@@ -1821,7 +1849,25 @@
           <w:color w:val="000000"/>
           <w:sz w:val="24"/>
         </w:rPr>
-        <w:t xml:space="preserve">ontwikkeling van de </w:t>
+        <w:t>ontwikkeling v</w:t>
+      </w:r>
+      <w:r>
+        <w:rPr>
+          <w:u w:val="single" w:color="0000ff"/>
+          <w:rFonts w:ascii="Charis SIL Regular" w:hAnsi="Charis SIL Regular" w:eastAsia="Charis SIL Regular"/>
+          <w:b w:val="0"/>
+          <w:i w:val="0"/>
+          <w:color w:val="000000"/>
+          <w:sz w:val="24"/>
+        </w:rPr>
+        <w:hyperlink r:id="rId17" w:history="1">
+          <w:r>
+            <w:rPr>
+              <w:rStyle w:val="Hyperlink"/>
+            </w:rPr>
+            <w:t xml:space="preserve">an de </w:t>
+          </w:r>
+        </w:hyperlink>
       </w:r>
       <w:r>
         <w:rPr>
@@ -2724,7 +2770,7 @@
           <w:sz w:val="24"/>
           <w:u w:val="single"/>
         </w:rPr>
-        <w:hyperlink r:id="rId17" w:history="1">
+        <w:hyperlink r:id="rId19" w:history="1">
           <w:r>
             <w:rPr>
               <w:rStyle w:val="Hyperlink"/>
@@ -2742,7 +2788,7 @@
           <w:sz w:val="24"/>
           <w:u w:val="single"/>
         </w:rPr>
-        <w:hyperlink r:id="rId17" w:history="1">
+        <w:hyperlink r:id="rId19" w:history="1">
           <w:r>
             <w:rPr>
               <w:rStyle w:val="Hyperlink"/>

--- a/EXPORTS/DOCX/published/niveau3/Dutch/Reinwardt.docx
+++ b/EXPORTS/DOCX/published/niveau3/Dutch/Reinwardt.docx
@@ -247,13 +247,31 @@
       </w:r>
       <w:r>
         <w:rPr>
+          <w:u w:val="single" w:color="0000ff"/>
           <w:rFonts w:ascii="Charis SIL Regular" w:hAnsi="Charis SIL Regular" w:eastAsia="Charis SIL Regular"/>
           <w:b w:val="0"/>
           <w:i w:val="0"/>
           <w:color w:val="000000"/>
           <w:sz w:val="24"/>
         </w:rPr>
-        <w:t xml:space="preserve">en botanie aan de </w:t>
+        <w:hyperlink r:id="rId9" w:history="1">
+          <w:r>
+            <w:rPr>
+              <w:rStyle w:val="Hyperlink"/>
+            </w:rPr>
+            <w:t>en bota</w:t>
+          </w:r>
+        </w:hyperlink>
+      </w:r>
+      <w:r>
+        <w:rPr>
+          <w:rFonts w:ascii="Charis SIL Regular" w:hAnsi="Charis SIL Regular" w:eastAsia="Charis SIL Regular"/>
+          <w:b w:val="0"/>
+          <w:i w:val="0"/>
+          <w:color w:val="000000"/>
+          <w:sz w:val="24"/>
+        </w:rPr>
+        <w:t xml:space="preserve">nie aan de </w:t>
       </w:r>
       <w:r>
         <w:rPr>
@@ -496,7 +514,25 @@
             <w:rPr>
               <w:rStyle w:val="Hyperlink"/>
             </w:rPr>
-            <w:t>stelde Rei</w:t>
+            <w:t>stelde Re</w:t>
+          </w:r>
+        </w:hyperlink>
+      </w:r>
+      <w:r>
+        <w:rPr>
+          <w:u w:val="single" w:color="0000ff"/>
+          <w:rFonts w:ascii="Charis SIL Regular" w:hAnsi="Charis SIL Regular" w:eastAsia="Charis SIL Regular"/>
+          <w:b w:val="0"/>
+          <w:i w:val="0"/>
+          <w:color w:val="000000"/>
+          <w:sz w:val="24"/>
+        </w:rPr>
+        <w:hyperlink r:id="rId11" w:history="1">
+          <w:r>
+            <w:rPr>
+              <w:rStyle w:val="Hyperlink"/>
+            </w:rPr>
+            <w:t>i</w:t>
           </w:r>
         </w:hyperlink>
       </w:r>
@@ -1860,14 +1896,7 @@
           <w:color w:val="000000"/>
           <w:sz w:val="24"/>
         </w:rPr>
-        <w:hyperlink r:id="rId17" w:history="1">
-          <w:r>
-            <w:rPr>
-              <w:rStyle w:val="Hyperlink"/>
-            </w:rPr>
-            <w:t xml:space="preserve">an de </w:t>
-          </w:r>
-        </w:hyperlink>
+        <w:t xml:space="preserve">an de </w:t>
       </w:r>
       <w:r>
         <w:rPr>
@@ -2770,7 +2799,7 @@
           <w:sz w:val="24"/>
           <w:u w:val="single"/>
         </w:rPr>
-        <w:hyperlink r:id="rId19" w:history="1">
+        <w:hyperlink r:id="rId17" w:history="1">
           <w:r>
             <w:rPr>
               <w:rStyle w:val="Hyperlink"/>
@@ -3068,7 +3097,7 @@
             <w:rPr>
               <w:rStyle w:val="Hyperlink"/>
             </w:rPr>
-            <w:t>www.biografischportaal.nl</w:t>
+            <w:t>www.biografischportaal.n</w:t>
           </w:r>
         </w:hyperlink>
       </w:r>
@@ -3080,6 +3109,16 @@
           <w:color w:val="0000FF"/>
           <w:sz w:val="24"/>
           <w:u w:val="single"/>
+        </w:rPr>
+        <w:t>l</w:t>
+      </w:r>
+      <w:r>
+        <w:rPr>
+          <w:rFonts w:ascii="Charis SIL Regular" w:hAnsi="Charis SIL Regular" w:eastAsia="Charis SIL Regular"/>
+          <w:b w:val="0"/>
+          <w:i w:val="0"/>
+          <w:color w:val="0000FF"/>
+          <w:sz w:val="24"/>
         </w:rPr>
         <w:t>/</w:t>
       </w:r>
@@ -3097,19 +3136,9 @@
             <w:rPr>
               <w:rStyle w:val="Hyperlink"/>
             </w:rPr>
-            <w:t>persoon/4045700</w:t>
+            <w:t xml:space="preserve">persoon/40457008 </w:t>
           </w:r>
         </w:hyperlink>
-      </w:r>
-      <w:r>
-        <w:rPr>
-          <w:rFonts w:ascii="Charis SIL Regular" w:hAnsi="Charis SIL Regular" w:eastAsia="Charis SIL Regular"/>
-          <w:b w:val="0"/>
-          <w:i w:val="0"/>
-          <w:color w:val="0000FF"/>
-          <w:sz w:val="24"/>
-        </w:rPr>
-        <w:t xml:space="preserve">8 </w:t>
       </w:r>
       <w:r>
         <w:br/>
@@ -3592,7 +3621,7 @@
           <w:sz w:val="24"/>
           <w:u w:val="single"/>
         </w:rPr>
-        <w:hyperlink r:id="rId24" w:history="1">
+        <w:hyperlink r:id="rId23" w:history="1">
           <w:r>
             <w:rPr>
               <w:rStyle w:val="Hyperlink"/>
@@ -3621,7 +3650,7 @@
           <w:sz w:val="24"/>
           <w:u w:val="single"/>
         </w:rPr>
-        <w:hyperlink r:id="rId24" w:history="1">
+        <w:hyperlink r:id="rId23" w:history="1">
           <w:r>
             <w:rPr>
               <w:rStyle w:val="Hyperlink"/>
@@ -3746,7 +3775,7 @@
           <w:sz w:val="24"/>
           <w:u w:val="single"/>
         </w:rPr>
-        <w:hyperlink r:id="rId25" w:history="1">
+        <w:hyperlink r:id="rId24" w:history="1">
           <w:r>
             <w:rPr>
               <w:rStyle w:val="Hyperlink"/>
@@ -3764,7 +3793,7 @@
           <w:sz w:val="24"/>
           <w:u w:val="single"/>
         </w:rPr>
-        <w:hyperlink r:id="rId25" w:history="1">
+        <w:hyperlink r:id="rId24" w:history="1">
           <w:r>
             <w:rPr>
               <w:rStyle w:val="Hyperlink"/>
@@ -3782,7 +3811,7 @@
           <w:sz w:val="24"/>
           <w:u w:val="single"/>
         </w:rPr>
-        <w:hyperlink r:id="rId25" w:history="1">
+        <w:hyperlink r:id="rId24" w:history="1">
           <w:r>
             <w:rPr>
               <w:rStyle w:val="Hyperlink"/>
@@ -3800,7 +3829,7 @@
           <w:sz w:val="24"/>
           <w:u w:val="single"/>
         </w:rPr>
-        <w:hyperlink r:id="rId25" w:history="1">
+        <w:hyperlink r:id="rId24" w:history="1">
           <w:r>
             <w:rPr>
               <w:rStyle w:val="Hyperlink"/>
@@ -3969,7 +3998,7 @@
           <w:sz w:val="24"/>
           <w:u w:val="single"/>
         </w:rPr>
-        <w:hyperlink r:id="rId26" w:history="1">
+        <w:hyperlink r:id="rId25" w:history="1">
           <w:r>
             <w:rPr>
               <w:rStyle w:val="Hyperlink"/>
@@ -3987,7 +4016,7 @@
           <w:sz w:val="24"/>
           <w:u w:val="single"/>
         </w:rPr>
-        <w:hyperlink r:id="rId26" w:history="1">
+        <w:hyperlink r:id="rId25" w:history="1">
           <w:r>
             <w:rPr>
               <w:rStyle w:val="Hyperlink"/>
@@ -4005,7 +4034,7 @@
           <w:sz w:val="24"/>
           <w:u w:val="single"/>
         </w:rPr>
-        <w:hyperlink r:id="rId26" w:history="1">
+        <w:hyperlink r:id="rId25" w:history="1">
           <w:r>
             <w:rPr>
               <w:rStyle w:val="Hyperlink"/>
@@ -4023,7 +4052,7 @@
           <w:sz w:val="24"/>
           <w:u w:val="single"/>
         </w:rPr>
-        <w:hyperlink r:id="rId26" w:history="1">
+        <w:hyperlink r:id="rId25" w:history="1">
           <w:r>
             <w:rPr>
               <w:rStyle w:val="Hyperlink"/>
@@ -4041,7 +4070,7 @@
           <w:sz w:val="24"/>
           <w:u w:val="single"/>
         </w:rPr>
-        <w:hyperlink r:id="rId26" w:history="1">
+        <w:hyperlink r:id="rId25" w:history="1">
           <w:r>
             <w:rPr>
               <w:rStyle w:val="Hyperlink"/>
@@ -4059,7 +4088,7 @@
           <w:sz w:val="24"/>
           <w:u w:val="single"/>
         </w:rPr>
-        <w:hyperlink r:id="rId26" w:history="1">
+        <w:hyperlink r:id="rId25" w:history="1">
           <w:r>
             <w:rPr>
               <w:rStyle w:val="Hyperlink"/>
@@ -4077,7 +4106,7 @@
           <w:sz w:val="24"/>
           <w:u w:val="single"/>
         </w:rPr>
-        <w:hyperlink r:id="rId26" w:history="1">
+        <w:hyperlink r:id="rId25" w:history="1">
           <w:r>
             <w:rPr>
               <w:rStyle w:val="Hyperlink"/>
@@ -4095,7 +4124,7 @@
           <w:sz w:val="24"/>
           <w:u w:val="single"/>
         </w:rPr>
-        <w:hyperlink r:id="rId26" w:history="1">
+        <w:hyperlink r:id="rId25" w:history="1">
           <w:r>
             <w:rPr>
               <w:rStyle w:val="Hyperlink"/>
@@ -4123,7 +4152,7 @@
           <w:sz w:val="24"/>
           <w:u w:val="single"/>
         </w:rPr>
-        <w:hyperlink r:id="rId26" w:history="1">
+        <w:hyperlink r:id="rId25" w:history="1">
           <w:r>
             <w:rPr>
               <w:rStyle w:val="Hyperlink"/>
@@ -4141,7 +4170,7 @@
           <w:sz w:val="24"/>
           <w:u w:val="single"/>
         </w:rPr>
-        <w:hyperlink r:id="rId26" w:history="1">
+        <w:hyperlink r:id="rId25" w:history="1">
           <w:r>
             <w:rPr>
               <w:rStyle w:val="Hyperlink"/>
@@ -4169,7 +4198,7 @@
           <w:sz w:val="24"/>
           <w:u w:val="single"/>
         </w:rPr>
-        <w:hyperlink r:id="rId26" w:history="1">
+        <w:hyperlink r:id="rId25" w:history="1">
           <w:r>
             <w:rPr>
               <w:rStyle w:val="Hyperlink"/>
@@ -4198,7 +4227,7 @@
           <w:sz w:val="24"/>
           <w:u w:val="single"/>
         </w:rPr>
-        <w:hyperlink r:id="rId26" w:history="1">
+        <w:hyperlink r:id="rId25" w:history="1">
           <w:r>
             <w:rPr>
               <w:rStyle w:val="Hyperlink"/>
@@ -4376,7 +4405,7 @@
           <w:sz w:val="24"/>
           <w:u w:val="single"/>
         </w:rPr>
-        <w:hyperlink r:id="rId27" w:history="1">
+        <w:hyperlink r:id="rId26" w:history="1">
           <w:r>
             <w:rPr>
               <w:rStyle w:val="Hyperlink"/>
@@ -4394,7 +4423,7 @@
           <w:sz w:val="24"/>
           <w:u w:val="single"/>
         </w:rPr>
-        <w:hyperlink r:id="rId27" w:history="1">
+        <w:hyperlink r:id="rId26" w:history="1">
           <w:r>
             <w:rPr>
               <w:rStyle w:val="Hyperlink"/>
@@ -4412,7 +4441,7 @@
           <w:sz w:val="24"/>
           <w:u w:val="single"/>
         </w:rPr>
-        <w:hyperlink r:id="rId27" w:history="1">
+        <w:hyperlink r:id="rId26" w:history="1">
           <w:r>
             <w:rPr>
               <w:rStyle w:val="Hyperlink"/>
@@ -4440,7 +4469,7 @@
           <w:sz w:val="24"/>
           <w:u w:val="single"/>
         </w:rPr>
-        <w:hyperlink r:id="rId28" w:history="1">
+        <w:hyperlink r:id="rId27" w:history="1">
           <w:r>
             <w:rPr>
               <w:rStyle w:val="Hyperlink"/>
@@ -4469,7 +4498,7 @@
           <w:sz w:val="24"/>
           <w:u w:val="single"/>
         </w:rPr>
-        <w:hyperlink r:id="rId28" w:history="1">
+        <w:hyperlink r:id="rId27" w:history="1">
           <w:r>
             <w:rPr>
               <w:rStyle w:val="Hyperlink"/>
@@ -4610,7 +4639,7 @@
           <w:sz w:val="24"/>
           <w:u w:val="single"/>
         </w:rPr>
-        <w:hyperlink r:id="rId29" w:history="1">
+        <w:hyperlink r:id="rId28" w:history="1">
           <w:r>
             <w:rPr>
               <w:rStyle w:val="Hyperlink"/>
@@ -4628,7 +4657,7 @@
           <w:sz w:val="24"/>
           <w:u w:val="single"/>
         </w:rPr>
-        <w:hyperlink r:id="rId29" w:history="1">
+        <w:hyperlink r:id="rId28" w:history="1">
           <w:r>
             <w:rPr>
               <w:rStyle w:val="Hyperlink"/>
@@ -4726,7 +4755,7 @@
           <w:sz w:val="24"/>
           <w:u w:val="single"/>
         </w:rPr>
-        <w:hyperlink r:id="rId30" w:history="1">
+        <w:hyperlink r:id="rId29" w:history="1">
           <w:r>
             <w:rPr>
               <w:rStyle w:val="Hyperlink"/>
@@ -4744,7 +4773,7 @@
           <w:sz w:val="24"/>
           <w:u w:val="single"/>
         </w:rPr>
-        <w:hyperlink r:id="rId30" w:history="1">
+        <w:hyperlink r:id="rId29" w:history="1">
           <w:r>
             <w:rPr>
               <w:rStyle w:val="Hyperlink"/>
@@ -4772,7 +4801,7 @@
           <w:sz w:val="24"/>
           <w:u w:val="single"/>
         </w:rPr>
-        <w:hyperlink r:id="rId31" w:history="1">
+        <w:hyperlink r:id="rId30" w:history="1">
           <w:r>
             <w:rPr>
               <w:rStyle w:val="Hyperlink"/>
@@ -4801,7 +4830,7 @@
           <w:sz w:val="24"/>
           <w:u w:val="single"/>
         </w:rPr>
-        <w:hyperlink r:id="rId31" w:history="1">
+        <w:hyperlink r:id="rId30" w:history="1">
           <w:r>
             <w:rPr>
               <w:rStyle w:val="Hyperlink"/>

--- a/EXPORTS/DOCX/published/niveau3/Dutch/Reinwardt.docx
+++ b/EXPORTS/DOCX/published/niveau3/Dutch/Reinwardt.docx
@@ -247,31 +247,13 @@
       </w:r>
       <w:r>
         <w:rPr>
-          <w:u w:val="single" w:color="0000ff"/>
           <w:rFonts w:ascii="Charis SIL Regular" w:hAnsi="Charis SIL Regular" w:eastAsia="Charis SIL Regular"/>
           <w:b w:val="0"/>
           <w:i w:val="0"/>
           <w:color w:val="000000"/>
           <w:sz w:val="24"/>
         </w:rPr>
-        <w:hyperlink r:id="rId9" w:history="1">
-          <w:r>
-            <w:rPr>
-              <w:rStyle w:val="Hyperlink"/>
-            </w:rPr>
-            <w:t>en bota</w:t>
-          </w:r>
-        </w:hyperlink>
-      </w:r>
-      <w:r>
-        <w:rPr>
-          <w:rFonts w:ascii="Charis SIL Regular" w:hAnsi="Charis SIL Regular" w:eastAsia="Charis SIL Regular"/>
-          <w:b w:val="0"/>
-          <w:i w:val="0"/>
-          <w:color w:val="000000"/>
-          <w:sz w:val="24"/>
-        </w:rPr>
-        <w:t xml:space="preserve">nie aan de </w:t>
+        <w:t xml:space="preserve">en botanie aan de </w:t>
       </w:r>
       <w:r>
         <w:rPr>
@@ -514,25 +496,7 @@
             <w:rPr>
               <w:rStyle w:val="Hyperlink"/>
             </w:rPr>
-            <w:t>stelde Re</w:t>
-          </w:r>
-        </w:hyperlink>
-      </w:r>
-      <w:r>
-        <w:rPr>
-          <w:u w:val="single" w:color="0000ff"/>
-          <w:rFonts w:ascii="Charis SIL Regular" w:hAnsi="Charis SIL Regular" w:eastAsia="Charis SIL Regular"/>
-          <w:b w:val="0"/>
-          <w:i w:val="0"/>
-          <w:color w:val="000000"/>
-          <w:sz w:val="24"/>
-        </w:rPr>
-        <w:hyperlink r:id="rId11" w:history="1">
-          <w:r>
-            <w:rPr>
-              <w:rStyle w:val="Hyperlink"/>
-            </w:rPr>
-            <w:t>i</w:t>
+            <w:t>stelde Rei</w:t>
           </w:r>
         </w:hyperlink>
       </w:r>
@@ -1896,7 +1860,14 @@
           <w:color w:val="000000"/>
           <w:sz w:val="24"/>
         </w:rPr>
-        <w:t xml:space="preserve">an de </w:t>
+        <w:hyperlink r:id="rId17" w:history="1">
+          <w:r>
+            <w:rPr>
+              <w:rStyle w:val="Hyperlink"/>
+            </w:rPr>
+            <w:t xml:space="preserve">an de </w:t>
+          </w:r>
+        </w:hyperlink>
       </w:r>
       <w:r>
         <w:rPr>
@@ -3097,7 +3068,7 @@
             <w:rPr>
               <w:rStyle w:val="Hyperlink"/>
             </w:rPr>
-            <w:t>www.biografischportaal.n</w:t>
+            <w:t>www.biografischportaal.nl</w:t>
           </w:r>
         </w:hyperlink>
       </w:r>
@@ -3109,16 +3080,6 @@
           <w:color w:val="0000FF"/>
           <w:sz w:val="24"/>
           <w:u w:val="single"/>
-        </w:rPr>
-        <w:t>l</w:t>
-      </w:r>
-      <w:r>
-        <w:rPr>
-          <w:rFonts w:ascii="Charis SIL Regular" w:hAnsi="Charis SIL Regular" w:eastAsia="Charis SIL Regular"/>
-          <w:b w:val="0"/>
-          <w:i w:val="0"/>
-          <w:color w:val="0000FF"/>
-          <w:sz w:val="24"/>
         </w:rPr>
         <w:t>/</w:t>
       </w:r>
@@ -3136,9 +3097,19 @@
             <w:rPr>
               <w:rStyle w:val="Hyperlink"/>
             </w:rPr>
-            <w:t xml:space="preserve">persoon/40457008 </w:t>
+            <w:t>persoon/4045700</w:t>
           </w:r>
         </w:hyperlink>
+      </w:r>
+      <w:r>
+        <w:rPr>
+          <w:rFonts w:ascii="Charis SIL Regular" w:hAnsi="Charis SIL Regular" w:eastAsia="Charis SIL Regular"/>
+          <w:b w:val="0"/>
+          <w:i w:val="0"/>
+          <w:color w:val="0000FF"/>
+          <w:sz w:val="24"/>
+        </w:rPr>
+        <w:t xml:space="preserve">8 </w:t>
       </w:r>
       <w:r>
         <w:br/>
@@ -3621,7 +3592,7 @@
           <w:sz w:val="24"/>
           <w:u w:val="single"/>
         </w:rPr>
-        <w:hyperlink r:id="rId23" w:history="1">
+        <w:hyperlink r:id="rId24" w:history="1">
           <w:r>
             <w:rPr>
               <w:rStyle w:val="Hyperlink"/>
@@ -3650,7 +3621,7 @@
           <w:sz w:val="24"/>
           <w:u w:val="single"/>
         </w:rPr>
-        <w:hyperlink r:id="rId23" w:history="1">
+        <w:hyperlink r:id="rId24" w:history="1">
           <w:r>
             <w:rPr>
               <w:rStyle w:val="Hyperlink"/>
@@ -3775,7 +3746,7 @@
           <w:sz w:val="24"/>
           <w:u w:val="single"/>
         </w:rPr>
-        <w:hyperlink r:id="rId24" w:history="1">
+        <w:hyperlink r:id="rId25" w:history="1">
           <w:r>
             <w:rPr>
               <w:rStyle w:val="Hyperlink"/>
@@ -3793,7 +3764,7 @@
           <w:sz w:val="24"/>
           <w:u w:val="single"/>
         </w:rPr>
-        <w:hyperlink r:id="rId24" w:history="1">
+        <w:hyperlink r:id="rId25" w:history="1">
           <w:r>
             <w:rPr>
               <w:rStyle w:val="Hyperlink"/>
@@ -3811,7 +3782,7 @@
           <w:sz w:val="24"/>
           <w:u w:val="single"/>
         </w:rPr>
-        <w:hyperlink r:id="rId24" w:history="1">
+        <w:hyperlink r:id="rId25" w:history="1">
           <w:r>
             <w:rPr>
               <w:rStyle w:val="Hyperlink"/>
@@ -3829,7 +3800,7 @@
           <w:sz w:val="24"/>
           <w:u w:val="single"/>
         </w:rPr>
-        <w:hyperlink r:id="rId24" w:history="1">
+        <w:hyperlink r:id="rId25" w:history="1">
           <w:r>
             <w:rPr>
               <w:rStyle w:val="Hyperlink"/>
@@ -3998,7 +3969,7 @@
           <w:sz w:val="24"/>
           <w:u w:val="single"/>
         </w:rPr>
-        <w:hyperlink r:id="rId25" w:history="1">
+        <w:hyperlink r:id="rId26" w:history="1">
           <w:r>
             <w:rPr>
               <w:rStyle w:val="Hyperlink"/>
@@ -4016,7 +3987,7 @@
           <w:sz w:val="24"/>
           <w:u w:val="single"/>
         </w:rPr>
-        <w:hyperlink r:id="rId25" w:history="1">
+        <w:hyperlink r:id="rId26" w:history="1">
           <w:r>
             <w:rPr>
               <w:rStyle w:val="Hyperlink"/>
@@ -4034,7 +4005,7 @@
           <w:sz w:val="24"/>
           <w:u w:val="single"/>
         </w:rPr>
-        <w:hyperlink r:id="rId25" w:history="1">
+        <w:hyperlink r:id="rId26" w:history="1">
           <w:r>
             <w:rPr>
               <w:rStyle w:val="Hyperlink"/>
@@ -4052,7 +4023,7 @@
           <w:sz w:val="24"/>
           <w:u w:val="single"/>
         </w:rPr>
-        <w:hyperlink r:id="rId25" w:history="1">
+        <w:hyperlink r:id="rId26" w:history="1">
           <w:r>
             <w:rPr>
               <w:rStyle w:val="Hyperlink"/>
@@ -4070,7 +4041,7 @@
           <w:sz w:val="24"/>
           <w:u w:val="single"/>
         </w:rPr>
-        <w:hyperlink r:id="rId25" w:history="1">
+        <w:hyperlink r:id="rId26" w:history="1">
           <w:r>
             <w:rPr>
               <w:rStyle w:val="Hyperlink"/>
@@ -4088,7 +4059,7 @@
           <w:sz w:val="24"/>
           <w:u w:val="single"/>
         </w:rPr>
-        <w:hyperlink r:id="rId25" w:history="1">
+        <w:hyperlink r:id="rId26" w:history="1">
           <w:r>
             <w:rPr>
               <w:rStyle w:val="Hyperlink"/>
@@ -4106,7 +4077,7 @@
           <w:sz w:val="24"/>
           <w:u w:val="single"/>
         </w:rPr>
-        <w:hyperlink r:id="rId25" w:history="1">
+        <w:hyperlink r:id="rId26" w:history="1">
           <w:r>
             <w:rPr>
               <w:rStyle w:val="Hyperlink"/>
@@ -4124,7 +4095,7 @@
           <w:sz w:val="24"/>
           <w:u w:val="single"/>
         </w:rPr>
-        <w:hyperlink r:id="rId25" w:history="1">
+        <w:hyperlink r:id="rId26" w:history="1">
           <w:r>
             <w:rPr>
               <w:rStyle w:val="Hyperlink"/>
@@ -4152,7 +4123,7 @@
           <w:sz w:val="24"/>
           <w:u w:val="single"/>
         </w:rPr>
-        <w:hyperlink r:id="rId25" w:history="1">
+        <w:hyperlink r:id="rId26" w:history="1">
           <w:r>
             <w:rPr>
               <w:rStyle w:val="Hyperlink"/>
@@ -4170,7 +4141,7 @@
           <w:sz w:val="24"/>
           <w:u w:val="single"/>
         </w:rPr>
-        <w:hyperlink r:id="rId25" w:history="1">
+        <w:hyperlink r:id="rId26" w:history="1">
           <w:r>
             <w:rPr>
               <w:rStyle w:val="Hyperlink"/>
@@ -4198,7 +4169,7 @@
           <w:sz w:val="24"/>
           <w:u w:val="single"/>
         </w:rPr>
-        <w:hyperlink r:id="rId25" w:history="1">
+        <w:hyperlink r:id="rId26" w:history="1">
           <w:r>
             <w:rPr>
               <w:rStyle w:val="Hyperlink"/>
@@ -4227,7 +4198,7 @@
           <w:sz w:val="24"/>
           <w:u w:val="single"/>
         </w:rPr>
-        <w:hyperlink r:id="rId25" w:history="1">
+        <w:hyperlink r:id="rId26" w:history="1">
           <w:r>
             <w:rPr>
               <w:rStyle w:val="Hyperlink"/>
@@ -4405,7 +4376,7 @@
           <w:sz w:val="24"/>
           <w:u w:val="single"/>
         </w:rPr>
-        <w:hyperlink r:id="rId26" w:history="1">
+        <w:hyperlink r:id="rId27" w:history="1">
           <w:r>
             <w:rPr>
               <w:rStyle w:val="Hyperlink"/>
@@ -4423,7 +4394,7 @@
           <w:sz w:val="24"/>
           <w:u w:val="single"/>
         </w:rPr>
-        <w:hyperlink r:id="rId26" w:history="1">
+        <w:hyperlink r:id="rId27" w:history="1">
           <w:r>
             <w:rPr>
               <w:rStyle w:val="Hyperlink"/>
@@ -4441,7 +4412,7 @@
           <w:sz w:val="24"/>
           <w:u w:val="single"/>
         </w:rPr>
-        <w:hyperlink r:id="rId26" w:history="1">
+        <w:hyperlink r:id="rId27" w:history="1">
           <w:r>
             <w:rPr>
               <w:rStyle w:val="Hyperlink"/>
@@ -4469,7 +4440,7 @@
           <w:sz w:val="24"/>
           <w:u w:val="single"/>
         </w:rPr>
-        <w:hyperlink r:id="rId27" w:history="1">
+        <w:hyperlink r:id="rId28" w:history="1">
           <w:r>
             <w:rPr>
               <w:rStyle w:val="Hyperlink"/>
@@ -4498,7 +4469,7 @@
           <w:sz w:val="24"/>
           <w:u w:val="single"/>
         </w:rPr>
-        <w:hyperlink r:id="rId27" w:history="1">
+        <w:hyperlink r:id="rId28" w:history="1">
           <w:r>
             <w:rPr>
               <w:rStyle w:val="Hyperlink"/>
@@ -4639,7 +4610,7 @@
           <w:sz w:val="24"/>
           <w:u w:val="single"/>
         </w:rPr>
-        <w:hyperlink r:id="rId28" w:history="1">
+        <w:hyperlink r:id="rId29" w:history="1">
           <w:r>
             <w:rPr>
               <w:rStyle w:val="Hyperlink"/>
@@ -4657,7 +4628,7 @@
           <w:sz w:val="24"/>
           <w:u w:val="single"/>
         </w:rPr>
-        <w:hyperlink r:id="rId28" w:history="1">
+        <w:hyperlink r:id="rId29" w:history="1">
           <w:r>
             <w:rPr>
               <w:rStyle w:val="Hyperlink"/>
@@ -4755,7 +4726,7 @@
           <w:sz w:val="24"/>
           <w:u w:val="single"/>
         </w:rPr>
-        <w:hyperlink r:id="rId29" w:history="1">
+        <w:hyperlink r:id="rId30" w:history="1">
           <w:r>
             <w:rPr>
               <w:rStyle w:val="Hyperlink"/>
@@ -4773,7 +4744,7 @@
           <w:sz w:val="24"/>
           <w:u w:val="single"/>
         </w:rPr>
-        <w:hyperlink r:id="rId29" w:history="1">
+        <w:hyperlink r:id="rId30" w:history="1">
           <w:r>
             <w:rPr>
               <w:rStyle w:val="Hyperlink"/>
@@ -4801,7 +4772,7 @@
           <w:sz w:val="24"/>
           <w:u w:val="single"/>
         </w:rPr>
-        <w:hyperlink r:id="rId30" w:history="1">
+        <w:hyperlink r:id="rId31" w:history="1">
           <w:r>
             <w:rPr>
               <w:rStyle w:val="Hyperlink"/>
@@ -4830,7 +4801,7 @@
           <w:sz w:val="24"/>
           <w:u w:val="single"/>
         </w:rPr>
-        <w:hyperlink r:id="rId30" w:history="1">
+        <w:hyperlink r:id="rId31" w:history="1">
           <w:r>
             <w:rPr>
               <w:rStyle w:val="Hyperlink"/>

--- a/EXPORTS/DOCX/published/niveau3/Dutch/Reinwardt.docx
+++ b/EXPORTS/DOCX/published/niveau3/Dutch/Reinwardt.docx
@@ -225,35 +225,7 @@
           <w:color w:val="000000"/>
           <w:sz w:val="24"/>
         </w:rPr>
-        <w:t>natuurli</w:t>
-      </w:r>
-      <w:r>
-        <w:rPr>
-          <w:u w:val="single" w:color="0000ff"/>
-          <w:rFonts w:ascii="Charis SIL Regular" w:hAnsi="Charis SIL Regular" w:eastAsia="Charis SIL Regular"/>
-          <w:b w:val="0"/>
-          <w:i w:val="0"/>
-          <w:color w:val="000000"/>
-          <w:sz w:val="24"/>
-        </w:rPr>
-        <w:hyperlink r:id="rId9" w:history="1">
-          <w:r>
-            <w:rPr>
-              <w:rStyle w:val="Hyperlink"/>
-            </w:rPr>
-            <w:t xml:space="preserve">jke historie </w:t>
-          </w:r>
-        </w:hyperlink>
-      </w:r>
-      <w:r>
-        <w:rPr>
-          <w:rFonts w:ascii="Charis SIL Regular" w:hAnsi="Charis SIL Regular" w:eastAsia="Charis SIL Regular"/>
-          <w:b w:val="0"/>
-          <w:i w:val="0"/>
-          <w:color w:val="000000"/>
-          <w:sz w:val="24"/>
-        </w:rPr>
-        <w:t xml:space="preserve">en botanie aan de </w:t>
+        <w:t xml:space="preserve">natuurlijke historie en botanie aan de </w:t>
       </w:r>
       <w:r>
         <w:rPr>
@@ -859,50 +831,7 @@
           <w:color w:val="000000"/>
           <w:sz w:val="24"/>
         </w:rPr>
-        <w:hyperlink r:id="rId12" w:history="1">
-          <w:r>
-            <w:rPr>
-              <w:rStyle w:val="Hyperlink"/>
-            </w:rPr>
-            <w:t>lijke 'ver</w:t>
-          </w:r>
-        </w:hyperlink>
-      </w:r>
-      <w:r>
-        <w:rPr>
-          <w:u w:val="single" w:color="0000ff"/>
-          <w:rFonts w:ascii="Charis SIL Regular" w:hAnsi="Charis SIL Regular" w:eastAsia="Charis SIL Regular"/>
-          <w:b w:val="0"/>
-          <w:i w:val="0"/>
-          <w:color w:val="000000"/>
-          <w:sz w:val="24"/>
-        </w:rPr>
-        <w:hyperlink r:id="rId12" w:history="1">
-          <w:r>
-            <w:rPr>
-              <w:rStyle w:val="Hyperlink"/>
-            </w:rPr>
-            <w:t>z</w:t>
-          </w:r>
-        </w:hyperlink>
-      </w:r>
-      <w:r>
-        <w:rPr>
-          <w:u w:val="single" w:color="0000ff"/>
-          <w:rFonts w:ascii="Charis SIL Regular" w:hAnsi="Charis SIL Regular" w:eastAsia="Charis SIL Regular"/>
-          <w:b w:val="0"/>
-          <w:i w:val="0"/>
-          <w:color w:val="000000"/>
-          <w:sz w:val="24"/>
-        </w:rPr>
-        <w:hyperlink r:id="rId12" w:history="1">
-          <w:r>
-            <w:rPr>
-              <w:rStyle w:val="Hyperlink"/>
-            </w:rPr>
-            <w:t>amelaars', w</w:t>
-          </w:r>
-        </w:hyperlink>
+        <w:t>lijke 'verzamelaars', w</w:t>
       </w:r>
       <w:r>
         <w:rPr>
@@ -2770,7 +2699,7 @@
           <w:sz w:val="24"/>
           <w:u w:val="single"/>
         </w:rPr>
-        <w:hyperlink r:id="rId17" w:history="1">
+        <w:hyperlink r:id="rId19" w:history="1">
           <w:r>
             <w:rPr>
               <w:rStyle w:val="Hyperlink"/>
@@ -2788,7 +2717,7 @@
           <w:sz w:val="24"/>
           <w:u w:val="single"/>
         </w:rPr>
-        <w:hyperlink r:id="rId19" w:history="1">
+        <w:hyperlink r:id="rId17" w:history="1">
           <w:r>
             <w:rPr>
               <w:rStyle w:val="Hyperlink"/>
@@ -3068,7 +2997,7 @@
             <w:rPr>
               <w:rStyle w:val="Hyperlink"/>
             </w:rPr>
-            <w:t>www.biografischportaal.nl</w:t>
+            <w:t>www.biografischportaal.n</w:t>
           </w:r>
         </w:hyperlink>
       </w:r>
@@ -3080,6 +3009,16 @@
           <w:color w:val="0000FF"/>
           <w:sz w:val="24"/>
           <w:u w:val="single"/>
+        </w:rPr>
+        <w:t>l</w:t>
+      </w:r>
+      <w:r>
+        <w:rPr>
+          <w:rFonts w:ascii="Charis SIL Regular" w:hAnsi="Charis SIL Regular" w:eastAsia="Charis SIL Regular"/>
+          <w:b w:val="0"/>
+          <w:i w:val="0"/>
+          <w:color w:val="0000FF"/>
+          <w:sz w:val="24"/>
         </w:rPr>
         <w:t>/</w:t>
       </w:r>
@@ -3097,19 +3036,9 @@
             <w:rPr>
               <w:rStyle w:val="Hyperlink"/>
             </w:rPr>
-            <w:t>persoon/4045700</w:t>
+            <w:t xml:space="preserve">persoon/40457008 </w:t>
           </w:r>
         </w:hyperlink>
-      </w:r>
-      <w:r>
-        <w:rPr>
-          <w:rFonts w:ascii="Charis SIL Regular" w:hAnsi="Charis SIL Regular" w:eastAsia="Charis SIL Regular"/>
-          <w:b w:val="0"/>
-          <w:i w:val="0"/>
-          <w:color w:val="0000FF"/>
-          <w:sz w:val="24"/>
-        </w:rPr>
-        <w:t xml:space="preserve">8 </w:t>
       </w:r>
       <w:r>
         <w:br/>
@@ -3581,7 +3510,14 @@
           <w:color w:val="000000"/>
           <w:sz w:val="24"/>
         </w:rPr>
-        <w:t xml:space="preserve">, </w:t>
+        <w:hyperlink r:id="rId23" w:history="1">
+          <w:r>
+            <w:rPr>
+              <w:rStyle w:val="Hyperlink"/>
+            </w:rPr>
+            <w:t xml:space="preserve">, </w:t>
+          </w:r>
+        </w:hyperlink>
       </w:r>
       <w:r>
         <w:rPr>
@@ -3592,7 +3528,7 @@
           <w:sz w:val="24"/>
           <w:u w:val="single"/>
         </w:rPr>
-        <w:hyperlink r:id="rId24" w:history="1">
+        <w:hyperlink r:id="rId23" w:history="1">
           <w:r>
             <w:rPr>
               <w:rStyle w:val="Hyperlink"/>
@@ -3621,7 +3557,7 @@
           <w:sz w:val="24"/>
           <w:u w:val="single"/>
         </w:rPr>
-        <w:hyperlink r:id="rId24" w:history="1">
+        <w:hyperlink r:id="rId23" w:history="1">
           <w:r>
             <w:rPr>
               <w:rStyle w:val="Hyperlink"/>
@@ -3746,7 +3682,7 @@
           <w:sz w:val="24"/>
           <w:u w:val="single"/>
         </w:rPr>
-        <w:hyperlink r:id="rId25" w:history="1">
+        <w:hyperlink r:id="rId24" w:history="1">
           <w:r>
             <w:rPr>
               <w:rStyle w:val="Hyperlink"/>
@@ -3764,7 +3700,7 @@
           <w:sz w:val="24"/>
           <w:u w:val="single"/>
         </w:rPr>
-        <w:hyperlink r:id="rId25" w:history="1">
+        <w:hyperlink r:id="rId24" w:history="1">
           <w:r>
             <w:rPr>
               <w:rStyle w:val="Hyperlink"/>
@@ -3782,7 +3718,7 @@
           <w:sz w:val="24"/>
           <w:u w:val="single"/>
         </w:rPr>
-        <w:hyperlink r:id="rId25" w:history="1">
+        <w:hyperlink r:id="rId24" w:history="1">
           <w:r>
             <w:rPr>
               <w:rStyle w:val="Hyperlink"/>
@@ -3800,7 +3736,7 @@
           <w:sz w:val="24"/>
           <w:u w:val="single"/>
         </w:rPr>
-        <w:hyperlink r:id="rId25" w:history="1">
+        <w:hyperlink r:id="rId24" w:history="1">
           <w:r>
             <w:rPr>
               <w:rStyle w:val="Hyperlink"/>
@@ -3969,7 +3905,7 @@
           <w:sz w:val="24"/>
           <w:u w:val="single"/>
         </w:rPr>
-        <w:hyperlink r:id="rId26" w:history="1">
+        <w:hyperlink r:id="rId25" w:history="1">
           <w:r>
             <w:rPr>
               <w:rStyle w:val="Hyperlink"/>
@@ -3987,7 +3923,7 @@
           <w:sz w:val="24"/>
           <w:u w:val="single"/>
         </w:rPr>
-        <w:hyperlink r:id="rId26" w:history="1">
+        <w:hyperlink r:id="rId25" w:history="1">
           <w:r>
             <w:rPr>
               <w:rStyle w:val="Hyperlink"/>
@@ -4005,7 +3941,7 @@
           <w:sz w:val="24"/>
           <w:u w:val="single"/>
         </w:rPr>
-        <w:hyperlink r:id="rId26" w:history="1">
+        <w:hyperlink r:id="rId25" w:history="1">
           <w:r>
             <w:rPr>
               <w:rStyle w:val="Hyperlink"/>
@@ -4023,7 +3959,7 @@
           <w:sz w:val="24"/>
           <w:u w:val="single"/>
         </w:rPr>
-        <w:hyperlink r:id="rId26" w:history="1">
+        <w:hyperlink r:id="rId25" w:history="1">
           <w:r>
             <w:rPr>
               <w:rStyle w:val="Hyperlink"/>
@@ -4041,7 +3977,7 @@
           <w:sz w:val="24"/>
           <w:u w:val="single"/>
         </w:rPr>
-        <w:hyperlink r:id="rId26" w:history="1">
+        <w:hyperlink r:id="rId25" w:history="1">
           <w:r>
             <w:rPr>
               <w:rStyle w:val="Hyperlink"/>
@@ -4059,7 +3995,7 @@
           <w:sz w:val="24"/>
           <w:u w:val="single"/>
         </w:rPr>
-        <w:hyperlink r:id="rId26" w:history="1">
+        <w:hyperlink r:id="rId25" w:history="1">
           <w:r>
             <w:rPr>
               <w:rStyle w:val="Hyperlink"/>
@@ -4077,7 +4013,7 @@
           <w:sz w:val="24"/>
           <w:u w:val="single"/>
         </w:rPr>
-        <w:hyperlink r:id="rId26" w:history="1">
+        <w:hyperlink r:id="rId25" w:history="1">
           <w:r>
             <w:rPr>
               <w:rStyle w:val="Hyperlink"/>
@@ -4095,7 +4031,7 @@
           <w:sz w:val="24"/>
           <w:u w:val="single"/>
         </w:rPr>
-        <w:hyperlink r:id="rId26" w:history="1">
+        <w:hyperlink r:id="rId25" w:history="1">
           <w:r>
             <w:rPr>
               <w:rStyle w:val="Hyperlink"/>
@@ -4123,7 +4059,7 @@
           <w:sz w:val="24"/>
           <w:u w:val="single"/>
         </w:rPr>
-        <w:hyperlink r:id="rId26" w:history="1">
+        <w:hyperlink r:id="rId25" w:history="1">
           <w:r>
             <w:rPr>
               <w:rStyle w:val="Hyperlink"/>
@@ -4141,7 +4077,7 @@
           <w:sz w:val="24"/>
           <w:u w:val="single"/>
         </w:rPr>
-        <w:hyperlink r:id="rId26" w:history="1">
+        <w:hyperlink r:id="rId25" w:history="1">
           <w:r>
             <w:rPr>
               <w:rStyle w:val="Hyperlink"/>

--- a/EXPORTS/DOCX/published/niveau3/Dutch/Reinwardt.docx
+++ b/EXPORTS/DOCX/published/niveau3/Dutch/Reinwardt.docx
@@ -225,7 +225,35 @@
           <w:color w:val="000000"/>
           <w:sz w:val="24"/>
         </w:rPr>
-        <w:t xml:space="preserve">natuurlijke historie en botanie aan de </w:t>
+        <w:t>natuurli</w:t>
+      </w:r>
+      <w:r>
+        <w:rPr>
+          <w:u w:val="single" w:color="0000ff"/>
+          <w:rFonts w:ascii="Charis SIL Regular" w:hAnsi="Charis SIL Regular" w:eastAsia="Charis SIL Regular"/>
+          <w:b w:val="0"/>
+          <w:i w:val="0"/>
+          <w:color w:val="000000"/>
+          <w:sz w:val="24"/>
+        </w:rPr>
+        <w:hyperlink r:id="rId9" w:history="1">
+          <w:r>
+            <w:rPr>
+              <w:rStyle w:val="Hyperlink"/>
+            </w:rPr>
+            <w:t xml:space="preserve">jke historie </w:t>
+          </w:r>
+        </w:hyperlink>
+      </w:r>
+      <w:r>
+        <w:rPr>
+          <w:rFonts w:ascii="Charis SIL Regular" w:hAnsi="Charis SIL Regular" w:eastAsia="Charis SIL Regular"/>
+          <w:b w:val="0"/>
+          <w:i w:val="0"/>
+          <w:color w:val="000000"/>
+          <w:sz w:val="24"/>
+        </w:rPr>
+        <w:t xml:space="preserve">en botanie aan de </w:t>
       </w:r>
       <w:r>
         <w:rPr>
@@ -378,25 +406,7 @@
           <w:color w:val="000000"/>
           <w:sz w:val="24"/>
         </w:rPr>
-        <w:t xml:space="preserve"> koning van h</w:t>
-      </w:r>
-      <w:r>
-        <w:rPr>
-          <w:u w:val="single" w:color="0000ff"/>
-          <w:rFonts w:ascii="Charis SIL Regular" w:hAnsi="Charis SIL Regular" w:eastAsia="Charis SIL Regular"/>
-          <w:b w:val="0"/>
-          <w:i w:val="0"/>
-          <w:color w:val="000000"/>
-          <w:sz w:val="24"/>
-        </w:rPr>
-        <w:hyperlink r:id="rId10" w:history="1">
-          <w:r>
-            <w:rPr>
-              <w:rStyle w:val="Hyperlink"/>
-            </w:rPr>
-            <w:t>et Nederlan</w:t>
-          </w:r>
-        </w:hyperlink>
+        <w:t xml:space="preserve"> koning van het Nederlan</w:t>
       </w:r>
       <w:r>
         <w:rPr>
@@ -831,7 +841,50 @@
           <w:color w:val="000000"/>
           <w:sz w:val="24"/>
         </w:rPr>
-        <w:t>lijke 'verzamelaars', w</w:t>
+        <w:hyperlink r:id="rId12" w:history="1">
+          <w:r>
+            <w:rPr>
+              <w:rStyle w:val="Hyperlink"/>
+            </w:rPr>
+            <w:t>lijke 'ver</w:t>
+          </w:r>
+        </w:hyperlink>
+      </w:r>
+      <w:r>
+        <w:rPr>
+          <w:u w:val="single" w:color="0000ff"/>
+          <w:rFonts w:ascii="Charis SIL Regular" w:hAnsi="Charis SIL Regular" w:eastAsia="Charis SIL Regular"/>
+          <w:b w:val="0"/>
+          <w:i w:val="0"/>
+          <w:color w:val="000000"/>
+          <w:sz w:val="24"/>
+        </w:rPr>
+        <w:hyperlink r:id="rId12" w:history="1">
+          <w:r>
+            <w:rPr>
+              <w:rStyle w:val="Hyperlink"/>
+            </w:rPr>
+            <w:t>z</w:t>
+          </w:r>
+        </w:hyperlink>
+      </w:r>
+      <w:r>
+        <w:rPr>
+          <w:u w:val="single" w:color="0000ff"/>
+          <w:rFonts w:ascii="Charis SIL Regular" w:hAnsi="Charis SIL Regular" w:eastAsia="Charis SIL Regular"/>
+          <w:b w:val="0"/>
+          <w:i w:val="0"/>
+          <w:color w:val="000000"/>
+          <w:sz w:val="24"/>
+        </w:rPr>
+        <w:hyperlink r:id="rId12" w:history="1">
+          <w:r>
+            <w:rPr>
+              <w:rStyle w:val="Hyperlink"/>
+            </w:rPr>
+            <w:t>amelaars', w</w:t>
+          </w:r>
+        </w:hyperlink>
       </w:r>
       <w:r>
         <w:rPr>
@@ -1329,6 +1382,7 @@
       </w:r>
       <w:r>
         <w:rPr>
+          <w:u w:val="single" w:color="0000ff"/>
           <w:rFonts w:ascii="Charis SIL Regular" w:hAnsi="Charis SIL Regular" w:eastAsia="Charis SIL Regular"/>
           <w:b w:val="0"/>
           <w:i w:val="0"/>
@@ -2699,7 +2753,7 @@
           <w:sz w:val="24"/>
           <w:u w:val="single"/>
         </w:rPr>
-        <w:hyperlink r:id="rId19" w:history="1">
+        <w:hyperlink r:id="rId17" w:history="1">
           <w:r>
             <w:rPr>
               <w:rStyle w:val="Hyperlink"/>
@@ -2717,7 +2771,7 @@
           <w:sz w:val="24"/>
           <w:u w:val="single"/>
         </w:rPr>
-        <w:hyperlink r:id="rId17" w:history="1">
+        <w:hyperlink r:id="rId19" w:history="1">
           <w:r>
             <w:rPr>
               <w:rStyle w:val="Hyperlink"/>
@@ -2997,7 +3051,7 @@
             <w:rPr>
               <w:rStyle w:val="Hyperlink"/>
             </w:rPr>
-            <w:t>www.biografischportaal.n</w:t>
+            <w:t>www.biografischportaal.nl</w:t>
           </w:r>
         </w:hyperlink>
       </w:r>
@@ -3009,16 +3063,6 @@
           <w:color w:val="0000FF"/>
           <w:sz w:val="24"/>
           <w:u w:val="single"/>
-        </w:rPr>
-        <w:t>l</w:t>
-      </w:r>
-      <w:r>
-        <w:rPr>
-          <w:rFonts w:ascii="Charis SIL Regular" w:hAnsi="Charis SIL Regular" w:eastAsia="Charis SIL Regular"/>
-          <w:b w:val="0"/>
-          <w:i w:val="0"/>
-          <w:color w:val="0000FF"/>
-          <w:sz w:val="24"/>
         </w:rPr>
         <w:t>/</w:t>
       </w:r>
@@ -3036,9 +3080,19 @@
             <w:rPr>
               <w:rStyle w:val="Hyperlink"/>
             </w:rPr>
-            <w:t xml:space="preserve">persoon/40457008 </w:t>
+            <w:t>persoon/4045700</w:t>
           </w:r>
         </w:hyperlink>
+      </w:r>
+      <w:r>
+        <w:rPr>
+          <w:rFonts w:ascii="Charis SIL Regular" w:hAnsi="Charis SIL Regular" w:eastAsia="Charis SIL Regular"/>
+          <w:b w:val="0"/>
+          <w:i w:val="0"/>
+          <w:color w:val="0000FF"/>
+          <w:sz w:val="24"/>
+        </w:rPr>
+        <w:t xml:space="preserve">8 </w:t>
       </w:r>
       <w:r>
         <w:br/>
@@ -4105,7 +4159,7 @@
           <w:sz w:val="24"/>
           <w:u w:val="single"/>
         </w:rPr>
-        <w:hyperlink r:id="rId26" w:history="1">
+        <w:hyperlink r:id="rId25" w:history="1">
           <w:r>
             <w:rPr>
               <w:rStyle w:val="Hyperlink"/>
@@ -4134,7 +4188,7 @@
           <w:sz w:val="24"/>
           <w:u w:val="single"/>
         </w:rPr>
-        <w:hyperlink r:id="rId26" w:history="1">
+        <w:hyperlink r:id="rId25" w:history="1">
           <w:r>
             <w:rPr>
               <w:rStyle w:val="Hyperlink"/>
@@ -4312,7 +4366,7 @@
           <w:sz w:val="24"/>
           <w:u w:val="single"/>
         </w:rPr>
-        <w:hyperlink r:id="rId27" w:history="1">
+        <w:hyperlink r:id="rId26" w:history="1">
           <w:r>
             <w:rPr>
               <w:rStyle w:val="Hyperlink"/>
@@ -4330,7 +4384,7 @@
           <w:sz w:val="24"/>
           <w:u w:val="single"/>
         </w:rPr>
-        <w:hyperlink r:id="rId27" w:history="1">
+        <w:hyperlink r:id="rId26" w:history="1">
           <w:r>
             <w:rPr>
               <w:rStyle w:val="Hyperlink"/>
@@ -4348,7 +4402,7 @@
           <w:sz w:val="24"/>
           <w:u w:val="single"/>
         </w:rPr>
-        <w:hyperlink r:id="rId27" w:history="1">
+        <w:hyperlink r:id="rId26" w:history="1">
           <w:r>
             <w:rPr>
               <w:rStyle w:val="Hyperlink"/>
@@ -4376,7 +4430,7 @@
           <w:sz w:val="24"/>
           <w:u w:val="single"/>
         </w:rPr>
-        <w:hyperlink r:id="rId28" w:history="1">
+        <w:hyperlink r:id="rId27" w:history="1">
           <w:r>
             <w:rPr>
               <w:rStyle w:val="Hyperlink"/>
@@ -4405,7 +4459,7 @@
           <w:sz w:val="24"/>
           <w:u w:val="single"/>
         </w:rPr>
-        <w:hyperlink r:id="rId28" w:history="1">
+        <w:hyperlink r:id="rId27" w:history="1">
           <w:r>
             <w:rPr>
               <w:rStyle w:val="Hyperlink"/>
@@ -4546,7 +4600,7 @@
           <w:sz w:val="24"/>
           <w:u w:val="single"/>
         </w:rPr>
-        <w:hyperlink r:id="rId29" w:history="1">
+        <w:hyperlink r:id="rId28" w:history="1">
           <w:r>
             <w:rPr>
               <w:rStyle w:val="Hyperlink"/>
@@ -4564,7 +4618,7 @@
           <w:sz w:val="24"/>
           <w:u w:val="single"/>
         </w:rPr>
-        <w:hyperlink r:id="rId29" w:history="1">
+        <w:hyperlink r:id="rId28" w:history="1">
           <w:r>
             <w:rPr>
               <w:rStyle w:val="Hyperlink"/>
@@ -4662,7 +4716,7 @@
           <w:sz w:val="24"/>
           <w:u w:val="single"/>
         </w:rPr>
-        <w:hyperlink r:id="rId30" w:history="1">
+        <w:hyperlink r:id="rId29" w:history="1">
           <w:r>
             <w:rPr>
               <w:rStyle w:val="Hyperlink"/>
@@ -4680,7 +4734,7 @@
           <w:sz w:val="24"/>
           <w:u w:val="single"/>
         </w:rPr>
-        <w:hyperlink r:id="rId30" w:history="1">
+        <w:hyperlink r:id="rId29" w:history="1">
           <w:r>
             <w:rPr>
               <w:rStyle w:val="Hyperlink"/>
@@ -4708,7 +4762,7 @@
           <w:sz w:val="24"/>
           <w:u w:val="single"/>
         </w:rPr>
-        <w:hyperlink r:id="rId31" w:history="1">
+        <w:hyperlink r:id="rId30" w:history="1">
           <w:r>
             <w:rPr>
               <w:rStyle w:val="Hyperlink"/>
@@ -4737,7 +4791,7 @@
           <w:sz w:val="24"/>
           <w:u w:val="single"/>
         </w:rPr>
-        <w:hyperlink r:id="rId31" w:history="1">
+        <w:hyperlink r:id="rId30" w:history="1">
           <w:r>
             <w:rPr>
               <w:rStyle w:val="Hyperlink"/>

--- a/EXPORTS/DOCX/published/niveau3/Dutch/Reinwardt.docx
+++ b/EXPORTS/DOCX/published/niveau3/Dutch/Reinwardt.docx
@@ -247,13 +247,31 @@
       </w:r>
       <w:r>
         <w:rPr>
+          <w:u w:val="single" w:color="0000ff"/>
           <w:rFonts w:ascii="Charis SIL Regular" w:hAnsi="Charis SIL Regular" w:eastAsia="Charis SIL Regular"/>
           <w:b w:val="0"/>
           <w:i w:val="0"/>
           <w:color w:val="000000"/>
           <w:sz w:val="24"/>
         </w:rPr>
-        <w:t xml:space="preserve">en botanie aan de </w:t>
+        <w:hyperlink r:id="rId9" w:history="1">
+          <w:r>
+            <w:rPr>
+              <w:rStyle w:val="Hyperlink"/>
+            </w:rPr>
+            <w:t>en bota</w:t>
+          </w:r>
+        </w:hyperlink>
+      </w:r>
+      <w:r>
+        <w:rPr>
+          <w:rFonts w:ascii="Charis SIL Regular" w:hAnsi="Charis SIL Regular" w:eastAsia="Charis SIL Regular"/>
+          <w:b w:val="0"/>
+          <w:i w:val="0"/>
+          <w:color w:val="000000"/>
+          <w:sz w:val="24"/>
+        </w:rPr>
+        <w:t xml:space="preserve">nie aan de </w:t>
       </w:r>
       <w:r>
         <w:rPr>
@@ -406,7 +424,25 @@
           <w:color w:val="000000"/>
           <w:sz w:val="24"/>
         </w:rPr>
-        <w:t xml:space="preserve"> koning van het Nederlan</w:t>
+        <w:t xml:space="preserve"> koning van h</w:t>
+      </w:r>
+      <w:r>
+        <w:rPr>
+          <w:u w:val="single" w:color="0000ff"/>
+          <w:rFonts w:ascii="Charis SIL Regular" w:hAnsi="Charis SIL Regular" w:eastAsia="Charis SIL Regular"/>
+          <w:b w:val="0"/>
+          <w:i w:val="0"/>
+          <w:color w:val="000000"/>
+          <w:sz w:val="24"/>
+        </w:rPr>
+        <w:hyperlink r:id="rId10" w:history="1">
+          <w:r>
+            <w:rPr>
+              <w:rStyle w:val="Hyperlink"/>
+            </w:rPr>
+            <w:t>et Nederlan</w:t>
+          </w:r>
+        </w:hyperlink>
       </w:r>
       <w:r>
         <w:rPr>
@@ -478,7 +514,25 @@
             <w:rPr>
               <w:rStyle w:val="Hyperlink"/>
             </w:rPr>
-            <w:t>stelde Rei</w:t>
+            <w:t>stelde Re</w:t>
+          </w:r>
+        </w:hyperlink>
+      </w:r>
+      <w:r>
+        <w:rPr>
+          <w:u w:val="single" w:color="0000ff"/>
+          <w:rFonts w:ascii="Charis SIL Regular" w:hAnsi="Charis SIL Regular" w:eastAsia="Charis SIL Regular"/>
+          <w:b w:val="0"/>
+          <w:i w:val="0"/>
+          <w:color w:val="000000"/>
+          <w:sz w:val="24"/>
+        </w:rPr>
+        <w:hyperlink r:id="rId11" w:history="1">
+          <w:r>
+            <w:rPr>
+              <w:rStyle w:val="Hyperlink"/>
+            </w:rPr>
+            <w:t>i</w:t>
           </w:r>
         </w:hyperlink>
       </w:r>
@@ -3051,7 +3105,7 @@
             <w:rPr>
               <w:rStyle w:val="Hyperlink"/>
             </w:rPr>
-            <w:t>www.biografischportaal.nl</w:t>
+            <w:t>www.biografischportaal.n</w:t>
           </w:r>
         </w:hyperlink>
       </w:r>
@@ -3062,25 +3116,13 @@
           <w:i w:val="0"/>
           <w:color w:val="0000FF"/>
           <w:sz w:val="24"/>
-          <w:u w:val="single"/>
-        </w:rPr>
-        <w:t>/</w:t>
-      </w:r>
-      <w:r>
-        <w:rPr>
-          <w:rFonts w:ascii="Charis SIL Regular" w:hAnsi="Charis SIL Regular" w:eastAsia="Charis SIL Regular"/>
-          <w:b w:val="0"/>
-          <w:i w:val="0"/>
-          <w:color w:val="0000FF"/>
-          <w:sz w:val="24"/>
-          <w:u w:val="single"/>
         </w:rPr>
         <w:hyperlink r:id="rId21" w:history="1">
           <w:r>
             <w:rPr>
               <w:rStyle w:val="Hyperlink"/>
             </w:rPr>
-            <w:t>persoon/4045700</w:t>
+            <w:t>l</w:t>
           </w:r>
         </w:hyperlink>
       </w:r>
@@ -3092,7 +3134,25 @@
           <w:color w:val="0000FF"/>
           <w:sz w:val="24"/>
         </w:rPr>
-        <w:t xml:space="preserve">8 </w:t>
+        <w:t>/</w:t>
+      </w:r>
+      <w:r>
+        <w:rPr>
+          <w:rFonts w:ascii="Charis SIL Regular" w:hAnsi="Charis SIL Regular" w:eastAsia="Charis SIL Regular"/>
+          <w:b w:val="0"/>
+          <w:i w:val="0"/>
+          <w:color w:val="0000FF"/>
+          <w:sz w:val="24"/>
+          <w:u w:val="single"/>
+        </w:rPr>
+        <w:hyperlink r:id="rId21" w:history="1">
+          <w:r>
+            <w:rPr>
+              <w:rStyle w:val="Hyperlink"/>
+            </w:rPr>
+            <w:t xml:space="preserve">persoon/40457008 </w:t>
+          </w:r>
+        </w:hyperlink>
       </w:r>
       <w:r>
         <w:br/>
@@ -3564,14 +3624,7 @@
           <w:color w:val="000000"/>
           <w:sz w:val="24"/>
         </w:rPr>
-        <w:hyperlink r:id="rId23" w:history="1">
-          <w:r>
-            <w:rPr>
-              <w:rStyle w:val="Hyperlink"/>
-            </w:rPr>
-            <w:t xml:space="preserve">, </w:t>
-          </w:r>
-        </w:hyperlink>
+        <w:t xml:space="preserve">, </w:t>
       </w:r>
       <w:r>
         <w:rPr>
@@ -3611,7 +3664,7 @@
           <w:sz w:val="24"/>
           <w:u w:val="single"/>
         </w:rPr>
-        <w:hyperlink r:id="rId23" w:history="1">
+        <w:hyperlink r:id="rId24" w:history="1">
           <w:r>
             <w:rPr>
               <w:rStyle w:val="Hyperlink"/>
@@ -3736,7 +3789,7 @@
           <w:sz w:val="24"/>
           <w:u w:val="single"/>
         </w:rPr>
-        <w:hyperlink r:id="rId24" w:history="1">
+        <w:hyperlink r:id="rId25" w:history="1">
           <w:r>
             <w:rPr>
               <w:rStyle w:val="Hyperlink"/>
@@ -3754,7 +3807,7 @@
           <w:sz w:val="24"/>
           <w:u w:val="single"/>
         </w:rPr>
-        <w:hyperlink r:id="rId24" w:history="1">
+        <w:hyperlink r:id="rId25" w:history="1">
           <w:r>
             <w:rPr>
               <w:rStyle w:val="Hyperlink"/>
@@ -3772,7 +3825,7 @@
           <w:sz w:val="24"/>
           <w:u w:val="single"/>
         </w:rPr>
-        <w:hyperlink r:id="rId24" w:history="1">
+        <w:hyperlink r:id="rId25" w:history="1">
           <w:r>
             <w:rPr>
               <w:rStyle w:val="Hyperlink"/>
@@ -3790,7 +3843,7 @@
           <w:sz w:val="24"/>
           <w:u w:val="single"/>
         </w:rPr>
-        <w:hyperlink r:id="rId24" w:history="1">
+        <w:hyperlink r:id="rId25" w:history="1">
           <w:r>
             <w:rPr>
               <w:rStyle w:val="Hyperlink"/>
@@ -3959,7 +4012,7 @@
           <w:sz w:val="24"/>
           <w:u w:val="single"/>
         </w:rPr>
-        <w:hyperlink r:id="rId25" w:history="1">
+        <w:hyperlink r:id="rId26" w:history="1">
           <w:r>
             <w:rPr>
               <w:rStyle w:val="Hyperlink"/>
@@ -3977,7 +4030,7 @@
           <w:sz w:val="24"/>
           <w:u w:val="single"/>
         </w:rPr>
-        <w:hyperlink r:id="rId25" w:history="1">
+        <w:hyperlink r:id="rId26" w:history="1">
           <w:r>
             <w:rPr>
               <w:rStyle w:val="Hyperlink"/>
@@ -3995,7 +4048,7 @@
           <w:sz w:val="24"/>
           <w:u w:val="single"/>
         </w:rPr>
-        <w:hyperlink r:id="rId25" w:history="1">
+        <w:hyperlink r:id="rId26" w:history="1">
           <w:r>
             <w:rPr>
               <w:rStyle w:val="Hyperlink"/>
@@ -4013,7 +4066,7 @@
           <w:sz w:val="24"/>
           <w:u w:val="single"/>
         </w:rPr>
-        <w:hyperlink r:id="rId25" w:history="1">
+        <w:hyperlink r:id="rId26" w:history="1">
           <w:r>
             <w:rPr>
               <w:rStyle w:val="Hyperlink"/>
@@ -4031,7 +4084,7 @@
           <w:sz w:val="24"/>
           <w:u w:val="single"/>
         </w:rPr>
-        <w:hyperlink r:id="rId25" w:history="1">
+        <w:hyperlink r:id="rId26" w:history="1">
           <w:r>
             <w:rPr>
               <w:rStyle w:val="Hyperlink"/>
@@ -4049,7 +4102,7 @@
           <w:sz w:val="24"/>
           <w:u w:val="single"/>
         </w:rPr>
-        <w:hyperlink r:id="rId25" w:history="1">
+        <w:hyperlink r:id="rId26" w:history="1">
           <w:r>
             <w:rPr>
               <w:rStyle w:val="Hyperlink"/>
@@ -4067,7 +4120,7 @@
           <w:sz w:val="24"/>
           <w:u w:val="single"/>
         </w:rPr>
-        <w:hyperlink r:id="rId25" w:history="1">
+        <w:hyperlink r:id="rId26" w:history="1">
           <w:r>
             <w:rPr>
               <w:rStyle w:val="Hyperlink"/>
@@ -4085,7 +4138,7 @@
           <w:sz w:val="24"/>
           <w:u w:val="single"/>
         </w:rPr>
-        <w:hyperlink r:id="rId25" w:history="1">
+        <w:hyperlink r:id="rId26" w:history="1">
           <w:r>
             <w:rPr>
               <w:rStyle w:val="Hyperlink"/>
@@ -4113,7 +4166,7 @@
           <w:sz w:val="24"/>
           <w:u w:val="single"/>
         </w:rPr>
-        <w:hyperlink r:id="rId25" w:history="1">
+        <w:hyperlink r:id="rId26" w:history="1">
           <w:r>
             <w:rPr>
               <w:rStyle w:val="Hyperlink"/>
@@ -4131,7 +4184,7 @@
           <w:sz w:val="24"/>
           <w:u w:val="single"/>
         </w:rPr>
-        <w:hyperlink r:id="rId25" w:history="1">
+        <w:hyperlink r:id="rId26" w:history="1">
           <w:r>
             <w:rPr>
               <w:rStyle w:val="Hyperlink"/>
@@ -4159,7 +4212,7 @@
           <w:sz w:val="24"/>
           <w:u w:val="single"/>
         </w:rPr>
-        <w:hyperlink r:id="rId25" w:history="1">
+        <w:hyperlink r:id="rId26" w:history="1">
           <w:r>
             <w:rPr>
               <w:rStyle w:val="Hyperlink"/>
@@ -4188,7 +4241,7 @@
           <w:sz w:val="24"/>
           <w:u w:val="single"/>
         </w:rPr>
-        <w:hyperlink r:id="rId25" w:history="1">
+        <w:hyperlink r:id="rId26" w:history="1">
           <w:r>
             <w:rPr>
               <w:rStyle w:val="Hyperlink"/>
@@ -4366,7 +4419,7 @@
           <w:sz w:val="24"/>
           <w:u w:val="single"/>
         </w:rPr>
-        <w:hyperlink r:id="rId26" w:history="1">
+        <w:hyperlink r:id="rId27" w:history="1">
           <w:r>
             <w:rPr>
               <w:rStyle w:val="Hyperlink"/>
@@ -4384,7 +4437,7 @@
           <w:sz w:val="24"/>
           <w:u w:val="single"/>
         </w:rPr>
-        <w:hyperlink r:id="rId26" w:history="1">
+        <w:hyperlink r:id="rId27" w:history="1">
           <w:r>
             <w:rPr>
               <w:rStyle w:val="Hyperlink"/>
@@ -4402,7 +4455,7 @@
           <w:sz w:val="24"/>
           <w:u w:val="single"/>
         </w:rPr>
-        <w:hyperlink r:id="rId26" w:history="1">
+        <w:hyperlink r:id="rId27" w:history="1">
           <w:r>
             <w:rPr>
               <w:rStyle w:val="Hyperlink"/>
@@ -4430,7 +4483,7 @@
           <w:sz w:val="24"/>
           <w:u w:val="single"/>
         </w:rPr>
-        <w:hyperlink r:id="rId27" w:history="1">
+        <w:hyperlink r:id="rId28" w:history="1">
           <w:r>
             <w:rPr>
               <w:rStyle w:val="Hyperlink"/>
@@ -4459,7 +4512,7 @@
           <w:sz w:val="24"/>
           <w:u w:val="single"/>
         </w:rPr>
-        <w:hyperlink r:id="rId27" w:history="1">
+        <w:hyperlink r:id="rId28" w:history="1">
           <w:r>
             <w:rPr>
               <w:rStyle w:val="Hyperlink"/>
@@ -4600,7 +4653,7 @@
           <w:sz w:val="24"/>
           <w:u w:val="single"/>
         </w:rPr>
-        <w:hyperlink r:id="rId28" w:history="1">
+        <w:hyperlink r:id="rId29" w:history="1">
           <w:r>
             <w:rPr>
               <w:rStyle w:val="Hyperlink"/>
@@ -4618,7 +4671,7 @@
           <w:sz w:val="24"/>
           <w:u w:val="single"/>
         </w:rPr>
-        <w:hyperlink r:id="rId28" w:history="1">
+        <w:hyperlink r:id="rId29" w:history="1">
           <w:r>
             <w:rPr>
               <w:rStyle w:val="Hyperlink"/>
@@ -4716,7 +4769,7 @@
           <w:sz w:val="24"/>
           <w:u w:val="single"/>
         </w:rPr>
-        <w:hyperlink r:id="rId29" w:history="1">
+        <w:hyperlink r:id="rId30" w:history="1">
           <w:r>
             <w:rPr>
               <w:rStyle w:val="Hyperlink"/>
@@ -4734,7 +4787,7 @@
           <w:sz w:val="24"/>
           <w:u w:val="single"/>
         </w:rPr>
-        <w:hyperlink r:id="rId29" w:history="1">
+        <w:hyperlink r:id="rId30" w:history="1">
           <w:r>
             <w:rPr>
               <w:rStyle w:val="Hyperlink"/>
@@ -4762,7 +4815,7 @@
           <w:sz w:val="24"/>
           <w:u w:val="single"/>
         </w:rPr>
-        <w:hyperlink r:id="rId30" w:history="1">
+        <w:hyperlink r:id="rId31" w:history="1">
           <w:r>
             <w:rPr>
               <w:rStyle w:val="Hyperlink"/>
@@ -4791,7 +4844,7 @@
           <w:sz w:val="24"/>
           <w:u w:val="single"/>
         </w:rPr>
-        <w:hyperlink r:id="rId30" w:history="1">
+        <w:hyperlink r:id="rId31" w:history="1">
           <w:r>
             <w:rPr>
               <w:rStyle w:val="Hyperlink"/>

--- a/EXPORTS/DOCX/published/niveau3/Dutch/Reinwardt.docx
+++ b/EXPORTS/DOCX/published/niveau3/Dutch/Reinwardt.docx
@@ -225,53 +225,7 @@
           <w:color w:val="000000"/>
           <w:sz w:val="24"/>
         </w:rPr>
-        <w:t>natuurli</w:t>
-      </w:r>
-      <w:r>
-        <w:rPr>
-          <w:u w:val="single" w:color="0000ff"/>
-          <w:rFonts w:ascii="Charis SIL Regular" w:hAnsi="Charis SIL Regular" w:eastAsia="Charis SIL Regular"/>
-          <w:b w:val="0"/>
-          <w:i w:val="0"/>
-          <w:color w:val="000000"/>
-          <w:sz w:val="24"/>
-        </w:rPr>
-        <w:hyperlink r:id="rId9" w:history="1">
-          <w:r>
-            <w:rPr>
-              <w:rStyle w:val="Hyperlink"/>
-            </w:rPr>
-            <w:t xml:space="preserve">jke historie </w:t>
-          </w:r>
-        </w:hyperlink>
-      </w:r>
-      <w:r>
-        <w:rPr>
-          <w:u w:val="single" w:color="0000ff"/>
-          <w:rFonts w:ascii="Charis SIL Regular" w:hAnsi="Charis SIL Regular" w:eastAsia="Charis SIL Regular"/>
-          <w:b w:val="0"/>
-          <w:i w:val="0"/>
-          <w:color w:val="000000"/>
-          <w:sz w:val="24"/>
-        </w:rPr>
-        <w:hyperlink r:id="rId9" w:history="1">
-          <w:r>
-            <w:rPr>
-              <w:rStyle w:val="Hyperlink"/>
-            </w:rPr>
-            <w:t>en bota</w:t>
-          </w:r>
-        </w:hyperlink>
-      </w:r>
-      <w:r>
-        <w:rPr>
-          <w:rFonts w:ascii="Charis SIL Regular" w:hAnsi="Charis SIL Regular" w:eastAsia="Charis SIL Regular"/>
-          <w:b w:val="0"/>
-          <w:i w:val="0"/>
-          <w:color w:val="000000"/>
-          <w:sz w:val="24"/>
-        </w:rPr>
-        <w:t xml:space="preserve">nie aan de </w:t>
+        <w:t xml:space="preserve">natuurlijke historie en botanie aan de </w:t>
       </w:r>
       <w:r>
         <w:rPr>
@@ -514,25 +468,7 @@
             <w:rPr>
               <w:rStyle w:val="Hyperlink"/>
             </w:rPr>
-            <w:t>stelde Re</w:t>
-          </w:r>
-        </w:hyperlink>
-      </w:r>
-      <w:r>
-        <w:rPr>
-          <w:u w:val="single" w:color="0000ff"/>
-          <w:rFonts w:ascii="Charis SIL Regular" w:hAnsi="Charis SIL Regular" w:eastAsia="Charis SIL Regular"/>
-          <w:b w:val="0"/>
-          <w:i w:val="0"/>
-          <w:color w:val="000000"/>
-          <w:sz w:val="24"/>
-        </w:rPr>
-        <w:hyperlink r:id="rId11" w:history="1">
-          <w:r>
-            <w:rPr>
-              <w:rStyle w:val="Hyperlink"/>
-            </w:rPr>
-            <w:t>i</w:t>
+            <w:t>stelde Rei</w:t>
           </w:r>
         </w:hyperlink>
       </w:r>
@@ -3664,7 +3600,7 @@
           <w:sz w:val="24"/>
           <w:u w:val="single"/>
         </w:rPr>
-        <w:hyperlink r:id="rId24" w:history="1">
+        <w:hyperlink r:id="rId23" w:history="1">
           <w:r>
             <w:rPr>
               <w:rStyle w:val="Hyperlink"/>
@@ -3789,7 +3725,7 @@
           <w:sz w:val="24"/>
           <w:u w:val="single"/>
         </w:rPr>
-        <w:hyperlink r:id="rId25" w:history="1">
+        <w:hyperlink r:id="rId24" w:history="1">
           <w:r>
             <w:rPr>
               <w:rStyle w:val="Hyperlink"/>
@@ -3807,7 +3743,7 @@
           <w:sz w:val="24"/>
           <w:u w:val="single"/>
         </w:rPr>
-        <w:hyperlink r:id="rId25" w:history="1">
+        <w:hyperlink r:id="rId24" w:history="1">
           <w:r>
             <w:rPr>
               <w:rStyle w:val="Hyperlink"/>
@@ -3825,7 +3761,7 @@
           <w:sz w:val="24"/>
           <w:u w:val="single"/>
         </w:rPr>
-        <w:hyperlink r:id="rId25" w:history="1">
+        <w:hyperlink r:id="rId24" w:history="1">
           <w:r>
             <w:rPr>
               <w:rStyle w:val="Hyperlink"/>
@@ -3843,7 +3779,7 @@
           <w:sz w:val="24"/>
           <w:u w:val="single"/>
         </w:rPr>
-        <w:hyperlink r:id="rId25" w:history="1">
+        <w:hyperlink r:id="rId24" w:history="1">
           <w:r>
             <w:rPr>
               <w:rStyle w:val="Hyperlink"/>
@@ -4012,7 +3948,7 @@
           <w:sz w:val="24"/>
           <w:u w:val="single"/>
         </w:rPr>
-        <w:hyperlink r:id="rId26" w:history="1">
+        <w:hyperlink r:id="rId25" w:history="1">
           <w:r>
             <w:rPr>
               <w:rStyle w:val="Hyperlink"/>
@@ -4030,7 +3966,7 @@
           <w:sz w:val="24"/>
           <w:u w:val="single"/>
         </w:rPr>
-        <w:hyperlink r:id="rId26" w:history="1">
+        <w:hyperlink r:id="rId25" w:history="1">
           <w:r>
             <w:rPr>
               <w:rStyle w:val="Hyperlink"/>
@@ -4048,7 +3984,7 @@
           <w:sz w:val="24"/>
           <w:u w:val="single"/>
         </w:rPr>
-        <w:hyperlink r:id="rId26" w:history="1">
+        <w:hyperlink r:id="rId25" w:history="1">
           <w:r>
             <w:rPr>
               <w:rStyle w:val="Hyperlink"/>
@@ -4066,7 +4002,7 @@
           <w:sz w:val="24"/>
           <w:u w:val="single"/>
         </w:rPr>
-        <w:hyperlink r:id="rId26" w:history="1">
+        <w:hyperlink r:id="rId25" w:history="1">
           <w:r>
             <w:rPr>
               <w:rStyle w:val="Hyperlink"/>
@@ -4084,7 +4020,7 @@
           <w:sz w:val="24"/>
           <w:u w:val="single"/>
         </w:rPr>
-        <w:hyperlink r:id="rId26" w:history="1">
+        <w:hyperlink r:id="rId25" w:history="1">
           <w:r>
             <w:rPr>
               <w:rStyle w:val="Hyperlink"/>
@@ -4102,7 +4038,7 @@
           <w:sz w:val="24"/>
           <w:u w:val="single"/>
         </w:rPr>
-        <w:hyperlink r:id="rId26" w:history="1">
+        <w:hyperlink r:id="rId25" w:history="1">
           <w:r>
             <w:rPr>
               <w:rStyle w:val="Hyperlink"/>
@@ -4120,7 +4056,7 @@
           <w:sz w:val="24"/>
           <w:u w:val="single"/>
         </w:rPr>
-        <w:hyperlink r:id="rId26" w:history="1">
+        <w:hyperlink r:id="rId25" w:history="1">
           <w:r>
             <w:rPr>
               <w:rStyle w:val="Hyperlink"/>
@@ -4138,7 +4074,7 @@
           <w:sz w:val="24"/>
           <w:u w:val="single"/>
         </w:rPr>
-        <w:hyperlink r:id="rId26" w:history="1">
+        <w:hyperlink r:id="rId25" w:history="1">
           <w:r>
             <w:rPr>
               <w:rStyle w:val="Hyperlink"/>
@@ -4166,7 +4102,7 @@
           <w:sz w:val="24"/>
           <w:u w:val="single"/>
         </w:rPr>
-        <w:hyperlink r:id="rId26" w:history="1">
+        <w:hyperlink r:id="rId25" w:history="1">
           <w:r>
             <w:rPr>
               <w:rStyle w:val="Hyperlink"/>
@@ -4184,7 +4120,7 @@
           <w:sz w:val="24"/>
           <w:u w:val="single"/>
         </w:rPr>
-        <w:hyperlink r:id="rId26" w:history="1">
+        <w:hyperlink r:id="rId25" w:history="1">
           <w:r>
             <w:rPr>
               <w:rStyle w:val="Hyperlink"/>
@@ -4212,7 +4148,7 @@
           <w:sz w:val="24"/>
           <w:u w:val="single"/>
         </w:rPr>
-        <w:hyperlink r:id="rId26" w:history="1">
+        <w:hyperlink r:id="rId25" w:history="1">
           <w:r>
             <w:rPr>
               <w:rStyle w:val="Hyperlink"/>
@@ -4241,7 +4177,7 @@
           <w:sz w:val="24"/>
           <w:u w:val="single"/>
         </w:rPr>
-        <w:hyperlink r:id="rId26" w:history="1">
+        <w:hyperlink r:id="rId25" w:history="1">
           <w:r>
             <w:rPr>
               <w:rStyle w:val="Hyperlink"/>
@@ -4419,7 +4355,7 @@
           <w:sz w:val="24"/>
           <w:u w:val="single"/>
         </w:rPr>
-        <w:hyperlink r:id="rId27" w:history="1">
+        <w:hyperlink r:id="rId26" w:history="1">
           <w:r>
             <w:rPr>
               <w:rStyle w:val="Hyperlink"/>
@@ -4437,7 +4373,7 @@
           <w:sz w:val="24"/>
           <w:u w:val="single"/>
         </w:rPr>
-        <w:hyperlink r:id="rId27" w:history="1">
+        <w:hyperlink r:id="rId26" w:history="1">
           <w:r>
             <w:rPr>
               <w:rStyle w:val="Hyperlink"/>
@@ -4455,7 +4391,7 @@
           <w:sz w:val="24"/>
           <w:u w:val="single"/>
         </w:rPr>
-        <w:hyperlink r:id="rId27" w:history="1">
+        <w:hyperlink r:id="rId26" w:history="1">
           <w:r>
             <w:rPr>
               <w:rStyle w:val="Hyperlink"/>
@@ -4483,7 +4419,7 @@
           <w:sz w:val="24"/>
           <w:u w:val="single"/>
         </w:rPr>
-        <w:hyperlink r:id="rId28" w:history="1">
+        <w:hyperlink r:id="rId27" w:history="1">
           <w:r>
             <w:rPr>
               <w:rStyle w:val="Hyperlink"/>
@@ -4512,7 +4448,7 @@
           <w:sz w:val="24"/>
           <w:u w:val="single"/>
         </w:rPr>
-        <w:hyperlink r:id="rId28" w:history="1">
+        <w:hyperlink r:id="rId27" w:history="1">
           <w:r>
             <w:rPr>
               <w:rStyle w:val="Hyperlink"/>
@@ -4653,7 +4589,7 @@
           <w:sz w:val="24"/>
           <w:u w:val="single"/>
         </w:rPr>
-        <w:hyperlink r:id="rId29" w:history="1">
+        <w:hyperlink r:id="rId28" w:history="1">
           <w:r>
             <w:rPr>
               <w:rStyle w:val="Hyperlink"/>
@@ -4671,7 +4607,7 @@
           <w:sz w:val="24"/>
           <w:u w:val="single"/>
         </w:rPr>
-        <w:hyperlink r:id="rId29" w:history="1">
+        <w:hyperlink r:id="rId28" w:history="1">
           <w:r>
             <w:rPr>
               <w:rStyle w:val="Hyperlink"/>
@@ -4769,7 +4705,7 @@
           <w:sz w:val="24"/>
           <w:u w:val="single"/>
         </w:rPr>
-        <w:hyperlink r:id="rId30" w:history="1">
+        <w:hyperlink r:id="rId29" w:history="1">
           <w:r>
             <w:rPr>
               <w:rStyle w:val="Hyperlink"/>
@@ -4787,7 +4723,7 @@
           <w:sz w:val="24"/>
           <w:u w:val="single"/>
         </w:rPr>
-        <w:hyperlink r:id="rId30" w:history="1">
+        <w:hyperlink r:id="rId29" w:history="1">
           <w:r>
             <w:rPr>
               <w:rStyle w:val="Hyperlink"/>
@@ -4815,7 +4751,7 @@
           <w:sz w:val="24"/>
           <w:u w:val="single"/>
         </w:rPr>
-        <w:hyperlink r:id="rId31" w:history="1">
+        <w:hyperlink r:id="rId30" w:history="1">
           <w:r>
             <w:rPr>
               <w:rStyle w:val="Hyperlink"/>
@@ -4844,7 +4780,7 @@
           <w:sz w:val="24"/>
           <w:u w:val="single"/>
         </w:rPr>
-        <w:hyperlink r:id="rId31" w:history="1">
+        <w:hyperlink r:id="rId30" w:history="1">
           <w:r>
             <w:rPr>
               <w:rStyle w:val="Hyperlink"/>

--- a/EXPORTS/DOCX/published/niveau3/Dutch/Reinwardt.docx
+++ b/EXPORTS/DOCX/published/niveau3/Dutch/Reinwardt.docx
@@ -225,7 +225,53 @@
           <w:color w:val="000000"/>
           <w:sz w:val="24"/>
         </w:rPr>
-        <w:t xml:space="preserve">natuurlijke historie en botanie aan de </w:t>
+        <w:t>natuurli</w:t>
+      </w:r>
+      <w:r>
+        <w:rPr>
+          <w:u w:val="single" w:color="0000ff"/>
+          <w:rFonts w:ascii="Charis SIL Regular" w:hAnsi="Charis SIL Regular" w:eastAsia="Charis SIL Regular"/>
+          <w:b w:val="0"/>
+          <w:i w:val="0"/>
+          <w:color w:val="000000"/>
+          <w:sz w:val="24"/>
+        </w:rPr>
+        <w:hyperlink r:id="rId9" w:history="1">
+          <w:r>
+            <w:rPr>
+              <w:rStyle w:val="Hyperlink"/>
+            </w:rPr>
+            <w:t xml:space="preserve">jke historie </w:t>
+          </w:r>
+        </w:hyperlink>
+      </w:r>
+      <w:r>
+        <w:rPr>
+          <w:u w:val="single" w:color="0000ff"/>
+          <w:rFonts w:ascii="Charis SIL Regular" w:hAnsi="Charis SIL Regular" w:eastAsia="Charis SIL Regular"/>
+          <w:b w:val="0"/>
+          <w:i w:val="0"/>
+          <w:color w:val="000000"/>
+          <w:sz w:val="24"/>
+        </w:rPr>
+        <w:hyperlink r:id="rId9" w:history="1">
+          <w:r>
+            <w:rPr>
+              <w:rStyle w:val="Hyperlink"/>
+            </w:rPr>
+            <w:t>en bota</w:t>
+          </w:r>
+        </w:hyperlink>
+      </w:r>
+      <w:r>
+        <w:rPr>
+          <w:rFonts w:ascii="Charis SIL Regular" w:hAnsi="Charis SIL Regular" w:eastAsia="Charis SIL Regular"/>
+          <w:b w:val="0"/>
+          <w:i w:val="0"/>
+          <w:color w:val="000000"/>
+          <w:sz w:val="24"/>
+        </w:rPr>
+        <w:t xml:space="preserve">nie aan de </w:t>
       </w:r>
       <w:r>
         <w:rPr>
@@ -378,25 +424,7 @@
           <w:color w:val="000000"/>
           <w:sz w:val="24"/>
         </w:rPr>
-        <w:t xml:space="preserve"> koning van h</w:t>
-      </w:r>
-      <w:r>
-        <w:rPr>
-          <w:u w:val="single" w:color="0000ff"/>
-          <w:rFonts w:ascii="Charis SIL Regular" w:hAnsi="Charis SIL Regular" w:eastAsia="Charis SIL Regular"/>
-          <w:b w:val="0"/>
-          <w:i w:val="0"/>
-          <w:color w:val="000000"/>
-          <w:sz w:val="24"/>
-        </w:rPr>
-        <w:hyperlink r:id="rId10" w:history="1">
-          <w:r>
-            <w:rPr>
-              <w:rStyle w:val="Hyperlink"/>
-            </w:rPr>
-            <w:t>et Nederlan</w:t>
-          </w:r>
-        </w:hyperlink>
+        <w:t xml:space="preserve"> koning van het Nederlan</w:t>
       </w:r>
       <w:r>
         <w:rPr>
@@ -3041,7 +3069,7 @@
             <w:rPr>
               <w:rStyle w:val="Hyperlink"/>
             </w:rPr>
-            <w:t>www.biografischportaal.n</w:t>
+            <w:t>www.biografischportaal.nl</w:t>
           </w:r>
         </w:hyperlink>
       </w:r>
@@ -3052,13 +3080,25 @@
           <w:i w:val="0"/>
           <w:color w:val="0000FF"/>
           <w:sz w:val="24"/>
+          <w:u w:val="single"/>
+        </w:rPr>
+        <w:t>/</w:t>
+      </w:r>
+      <w:r>
+        <w:rPr>
+          <w:rFonts w:ascii="Charis SIL Regular" w:hAnsi="Charis SIL Regular" w:eastAsia="Charis SIL Regular"/>
+          <w:b w:val="0"/>
+          <w:i w:val="0"/>
+          <w:color w:val="0000FF"/>
+          <w:sz w:val="24"/>
+          <w:u w:val="single"/>
         </w:rPr>
         <w:hyperlink r:id="rId21" w:history="1">
           <w:r>
             <w:rPr>
               <w:rStyle w:val="Hyperlink"/>
             </w:rPr>
-            <w:t>l</w:t>
+            <w:t>persoon/4045700</w:t>
           </w:r>
         </w:hyperlink>
       </w:r>
@@ -3070,25 +3110,7 @@
           <w:color w:val="0000FF"/>
           <w:sz w:val="24"/>
         </w:rPr>
-        <w:t>/</w:t>
-      </w:r>
-      <w:r>
-        <w:rPr>
-          <w:rFonts w:ascii="Charis SIL Regular" w:hAnsi="Charis SIL Regular" w:eastAsia="Charis SIL Regular"/>
-          <w:b w:val="0"/>
-          <w:i w:val="0"/>
-          <w:color w:val="0000FF"/>
-          <w:sz w:val="24"/>
-          <w:u w:val="single"/>
-        </w:rPr>
-        <w:hyperlink r:id="rId21" w:history="1">
-          <w:r>
-            <w:rPr>
-              <w:rStyle w:val="Hyperlink"/>
-            </w:rPr>
-            <w:t xml:space="preserve">persoon/40457008 </w:t>
-          </w:r>
-        </w:hyperlink>
+        <w:t xml:space="preserve">8 </w:t>
       </w:r>
       <w:r>
         <w:br/>
@@ -3571,7 +3593,7 @@
           <w:sz w:val="24"/>
           <w:u w:val="single"/>
         </w:rPr>
-        <w:hyperlink r:id="rId23" w:history="1">
+        <w:hyperlink r:id="rId24" w:history="1">
           <w:r>
             <w:rPr>
               <w:rStyle w:val="Hyperlink"/>
@@ -3600,7 +3622,7 @@
           <w:sz w:val="24"/>
           <w:u w:val="single"/>
         </w:rPr>
-        <w:hyperlink r:id="rId23" w:history="1">
+        <w:hyperlink r:id="rId24" w:history="1">
           <w:r>
             <w:rPr>
               <w:rStyle w:val="Hyperlink"/>
@@ -3725,7 +3747,7 @@
           <w:sz w:val="24"/>
           <w:u w:val="single"/>
         </w:rPr>
-        <w:hyperlink r:id="rId24" w:history="1">
+        <w:hyperlink r:id="rId25" w:history="1">
           <w:r>
             <w:rPr>
               <w:rStyle w:val="Hyperlink"/>
@@ -3743,7 +3765,7 @@
           <w:sz w:val="24"/>
           <w:u w:val="single"/>
         </w:rPr>
-        <w:hyperlink r:id="rId24" w:history="1">
+        <w:hyperlink r:id="rId25" w:history="1">
           <w:r>
             <w:rPr>
               <w:rStyle w:val="Hyperlink"/>
@@ -3761,7 +3783,7 @@
           <w:sz w:val="24"/>
           <w:u w:val="single"/>
         </w:rPr>
-        <w:hyperlink r:id="rId24" w:history="1">
+        <w:hyperlink r:id="rId25" w:history="1">
           <w:r>
             <w:rPr>
               <w:rStyle w:val="Hyperlink"/>
@@ -3779,7 +3801,7 @@
           <w:sz w:val="24"/>
           <w:u w:val="single"/>
         </w:rPr>
-        <w:hyperlink r:id="rId24" w:history="1">
+        <w:hyperlink r:id="rId25" w:history="1">
           <w:r>
             <w:rPr>
               <w:rStyle w:val="Hyperlink"/>
@@ -3948,7 +3970,7 @@
           <w:sz w:val="24"/>
           <w:u w:val="single"/>
         </w:rPr>
-        <w:hyperlink r:id="rId25" w:history="1">
+        <w:hyperlink r:id="rId26" w:history="1">
           <w:r>
             <w:rPr>
               <w:rStyle w:val="Hyperlink"/>
@@ -3966,7 +3988,7 @@
           <w:sz w:val="24"/>
           <w:u w:val="single"/>
         </w:rPr>
-        <w:hyperlink r:id="rId25" w:history="1">
+        <w:hyperlink r:id="rId26" w:history="1">
           <w:r>
             <w:rPr>
               <w:rStyle w:val="Hyperlink"/>
@@ -3984,7 +4006,7 @@
           <w:sz w:val="24"/>
           <w:u w:val="single"/>
         </w:rPr>
-        <w:hyperlink r:id="rId25" w:history="1">
+        <w:hyperlink r:id="rId26" w:history="1">
           <w:r>
             <w:rPr>
               <w:rStyle w:val="Hyperlink"/>
@@ -4002,7 +4024,7 @@
           <w:sz w:val="24"/>
           <w:u w:val="single"/>
         </w:rPr>
-        <w:hyperlink r:id="rId25" w:history="1">
+        <w:hyperlink r:id="rId26" w:history="1">
           <w:r>
             <w:rPr>
               <w:rStyle w:val="Hyperlink"/>
@@ -4020,7 +4042,7 @@
           <w:sz w:val="24"/>
           <w:u w:val="single"/>
         </w:rPr>
-        <w:hyperlink r:id="rId25" w:history="1">
+        <w:hyperlink r:id="rId26" w:history="1">
           <w:r>
             <w:rPr>
               <w:rStyle w:val="Hyperlink"/>
@@ -4038,7 +4060,7 @@
           <w:sz w:val="24"/>
           <w:u w:val="single"/>
         </w:rPr>
-        <w:hyperlink r:id="rId25" w:history="1">
+        <w:hyperlink r:id="rId26" w:history="1">
           <w:r>
             <w:rPr>
               <w:rStyle w:val="Hyperlink"/>
@@ -4056,7 +4078,7 @@
           <w:sz w:val="24"/>
           <w:u w:val="single"/>
         </w:rPr>
-        <w:hyperlink r:id="rId25" w:history="1">
+        <w:hyperlink r:id="rId26" w:history="1">
           <w:r>
             <w:rPr>
               <w:rStyle w:val="Hyperlink"/>
@@ -4074,7 +4096,7 @@
           <w:sz w:val="24"/>
           <w:u w:val="single"/>
         </w:rPr>
-        <w:hyperlink r:id="rId25" w:history="1">
+        <w:hyperlink r:id="rId26" w:history="1">
           <w:r>
             <w:rPr>
               <w:rStyle w:val="Hyperlink"/>
@@ -4102,7 +4124,7 @@
           <w:sz w:val="24"/>
           <w:u w:val="single"/>
         </w:rPr>
-        <w:hyperlink r:id="rId25" w:history="1">
+        <w:hyperlink r:id="rId26" w:history="1">
           <w:r>
             <w:rPr>
               <w:rStyle w:val="Hyperlink"/>
@@ -4120,7 +4142,7 @@
           <w:sz w:val="24"/>
           <w:u w:val="single"/>
         </w:rPr>
-        <w:hyperlink r:id="rId25" w:history="1">
+        <w:hyperlink r:id="rId26" w:history="1">
           <w:r>
             <w:rPr>
               <w:rStyle w:val="Hyperlink"/>
@@ -4148,7 +4170,7 @@
           <w:sz w:val="24"/>
           <w:u w:val="single"/>
         </w:rPr>
-        <w:hyperlink r:id="rId25" w:history="1">
+        <w:hyperlink r:id="rId26" w:history="1">
           <w:r>
             <w:rPr>
               <w:rStyle w:val="Hyperlink"/>
@@ -4177,7 +4199,7 @@
           <w:sz w:val="24"/>
           <w:u w:val="single"/>
         </w:rPr>
-        <w:hyperlink r:id="rId25" w:history="1">
+        <w:hyperlink r:id="rId26" w:history="1">
           <w:r>
             <w:rPr>
               <w:rStyle w:val="Hyperlink"/>
@@ -4355,7 +4377,7 @@
           <w:sz w:val="24"/>
           <w:u w:val="single"/>
         </w:rPr>
-        <w:hyperlink r:id="rId26" w:history="1">
+        <w:hyperlink r:id="rId27" w:history="1">
           <w:r>
             <w:rPr>
               <w:rStyle w:val="Hyperlink"/>
@@ -4373,7 +4395,7 @@
           <w:sz w:val="24"/>
           <w:u w:val="single"/>
         </w:rPr>
-        <w:hyperlink r:id="rId26" w:history="1">
+        <w:hyperlink r:id="rId27" w:history="1">
           <w:r>
             <w:rPr>
               <w:rStyle w:val="Hyperlink"/>
@@ -4391,7 +4413,7 @@
           <w:sz w:val="24"/>
           <w:u w:val="single"/>
         </w:rPr>
-        <w:hyperlink r:id="rId26" w:history="1">
+        <w:hyperlink r:id="rId27" w:history="1">
           <w:r>
             <w:rPr>
               <w:rStyle w:val="Hyperlink"/>
@@ -4419,7 +4441,7 @@
           <w:sz w:val="24"/>
           <w:u w:val="single"/>
         </w:rPr>
-        <w:hyperlink r:id="rId27" w:history="1">
+        <w:hyperlink r:id="rId28" w:history="1">
           <w:r>
             <w:rPr>
               <w:rStyle w:val="Hyperlink"/>
@@ -4448,7 +4470,7 @@
           <w:sz w:val="24"/>
           <w:u w:val="single"/>
         </w:rPr>
-        <w:hyperlink r:id="rId27" w:history="1">
+        <w:hyperlink r:id="rId28" w:history="1">
           <w:r>
             <w:rPr>
               <w:rStyle w:val="Hyperlink"/>
@@ -4589,7 +4611,7 @@
           <w:sz w:val="24"/>
           <w:u w:val="single"/>
         </w:rPr>
-        <w:hyperlink r:id="rId28" w:history="1">
+        <w:hyperlink r:id="rId29" w:history="1">
           <w:r>
             <w:rPr>
               <w:rStyle w:val="Hyperlink"/>
@@ -4607,7 +4629,7 @@
           <w:sz w:val="24"/>
           <w:u w:val="single"/>
         </w:rPr>
-        <w:hyperlink r:id="rId28" w:history="1">
+        <w:hyperlink r:id="rId29" w:history="1">
           <w:r>
             <w:rPr>
               <w:rStyle w:val="Hyperlink"/>
@@ -4705,7 +4727,7 @@
           <w:sz w:val="24"/>
           <w:u w:val="single"/>
         </w:rPr>
-        <w:hyperlink r:id="rId29" w:history="1">
+        <w:hyperlink r:id="rId30" w:history="1">
           <w:r>
             <w:rPr>
               <w:rStyle w:val="Hyperlink"/>
@@ -4723,7 +4745,7 @@
           <w:sz w:val="24"/>
           <w:u w:val="single"/>
         </w:rPr>
-        <w:hyperlink r:id="rId29" w:history="1">
+        <w:hyperlink r:id="rId30" w:history="1">
           <w:r>
             <w:rPr>
               <w:rStyle w:val="Hyperlink"/>
@@ -4751,7 +4773,7 @@
           <w:sz w:val="24"/>
           <w:u w:val="single"/>
         </w:rPr>
-        <w:hyperlink r:id="rId30" w:history="1">
+        <w:hyperlink r:id="rId31" w:history="1">
           <w:r>
             <w:rPr>
               <w:rStyle w:val="Hyperlink"/>
@@ -4780,7 +4802,7 @@
           <w:sz w:val="24"/>
           <w:u w:val="single"/>
         </w:rPr>
-        <w:hyperlink r:id="rId30" w:history="1">
+        <w:hyperlink r:id="rId31" w:history="1">
           <w:r>
             <w:rPr>
               <w:rStyle w:val="Hyperlink"/>

--- a/EXPORTS/DOCX/published/niveau3/Dutch/Reinwardt.docx
+++ b/EXPORTS/DOCX/published/niveau3/Dutch/Reinwardt.docx
@@ -424,7 +424,25 @@
           <w:color w:val="000000"/>
           <w:sz w:val="24"/>
         </w:rPr>
-        <w:t xml:space="preserve"> koning van het Nederlan</w:t>
+        <w:t xml:space="preserve"> koning van h</w:t>
+      </w:r>
+      <w:r>
+        <w:rPr>
+          <w:u w:val="single" w:color="0000ff"/>
+          <w:rFonts w:ascii="Charis SIL Regular" w:hAnsi="Charis SIL Regular" w:eastAsia="Charis SIL Regular"/>
+          <w:b w:val="0"/>
+          <w:i w:val="0"/>
+          <w:color w:val="000000"/>
+          <w:sz w:val="24"/>
+        </w:rPr>
+        <w:hyperlink r:id="rId10" w:history="1">
+          <w:r>
+            <w:rPr>
+              <w:rStyle w:val="Hyperlink"/>
+            </w:rPr>
+            <w:t>et Nederlan</w:t>
+          </w:r>
+        </w:hyperlink>
       </w:r>
       <w:r>
         <w:rPr>
@@ -3069,7 +3087,7 @@
             <w:rPr>
               <w:rStyle w:val="Hyperlink"/>
             </w:rPr>
-            <w:t>www.biografischportaal.nl</w:t>
+            <w:t>www.biografischportaal.n</w:t>
           </w:r>
         </w:hyperlink>
       </w:r>
@@ -3080,25 +3098,13 @@
           <w:i w:val="0"/>
           <w:color w:val="0000FF"/>
           <w:sz w:val="24"/>
-          <w:u w:val="single"/>
-        </w:rPr>
-        <w:t>/</w:t>
-      </w:r>
-      <w:r>
-        <w:rPr>
-          <w:rFonts w:ascii="Charis SIL Regular" w:hAnsi="Charis SIL Regular" w:eastAsia="Charis SIL Regular"/>
-          <w:b w:val="0"/>
-          <w:i w:val="0"/>
-          <w:color w:val="0000FF"/>
-          <w:sz w:val="24"/>
-          <w:u w:val="single"/>
         </w:rPr>
         <w:hyperlink r:id="rId21" w:history="1">
           <w:r>
             <w:rPr>
               <w:rStyle w:val="Hyperlink"/>
             </w:rPr>
-            <w:t>persoon/4045700</w:t>
+            <w:t>l</w:t>
           </w:r>
         </w:hyperlink>
       </w:r>
@@ -3110,7 +3116,25 @@
           <w:color w:val="0000FF"/>
           <w:sz w:val="24"/>
         </w:rPr>
-        <w:t xml:space="preserve">8 </w:t>
+        <w:t>/</w:t>
+      </w:r>
+      <w:r>
+        <w:rPr>
+          <w:rFonts w:ascii="Charis SIL Regular" w:hAnsi="Charis SIL Regular" w:eastAsia="Charis SIL Regular"/>
+          <w:b w:val="0"/>
+          <w:i w:val="0"/>
+          <w:color w:val="0000FF"/>
+          <w:sz w:val="24"/>
+          <w:u w:val="single"/>
+        </w:rPr>
+        <w:hyperlink r:id="rId21" w:history="1">
+          <w:r>
+            <w:rPr>
+              <w:rStyle w:val="Hyperlink"/>
+            </w:rPr>
+            <w:t xml:space="preserve">persoon/40457008 </w:t>
+          </w:r>
+        </w:hyperlink>
       </w:r>
       <w:r>
         <w:br/>
@@ -4199,7 +4223,7 @@
           <w:sz w:val="24"/>
           <w:u w:val="single"/>
         </w:rPr>
-        <w:hyperlink r:id="rId26" w:history="1">
+        <w:hyperlink r:id="rId27" w:history="1">
           <w:r>
             <w:rPr>
               <w:rStyle w:val="Hyperlink"/>
@@ -4377,7 +4401,7 @@
           <w:sz w:val="24"/>
           <w:u w:val="single"/>
         </w:rPr>
-        <w:hyperlink r:id="rId27" w:history="1">
+        <w:hyperlink r:id="rId28" w:history="1">
           <w:r>
             <w:rPr>
               <w:rStyle w:val="Hyperlink"/>
@@ -4395,7 +4419,7 @@
           <w:sz w:val="24"/>
           <w:u w:val="single"/>
         </w:rPr>
-        <w:hyperlink r:id="rId27" w:history="1">
+        <w:hyperlink r:id="rId28" w:history="1">
           <w:r>
             <w:rPr>
               <w:rStyle w:val="Hyperlink"/>
@@ -4413,7 +4437,7 @@
           <w:sz w:val="24"/>
           <w:u w:val="single"/>
         </w:rPr>
-        <w:hyperlink r:id="rId27" w:history="1">
+        <w:hyperlink r:id="rId28" w:history="1">
           <w:r>
             <w:rPr>
               <w:rStyle w:val="Hyperlink"/>
@@ -4441,7 +4465,7 @@
           <w:sz w:val="24"/>
           <w:u w:val="single"/>
         </w:rPr>
-        <w:hyperlink r:id="rId28" w:history="1">
+        <w:hyperlink r:id="rId29" w:history="1">
           <w:r>
             <w:rPr>
               <w:rStyle w:val="Hyperlink"/>
@@ -4470,7 +4494,7 @@
           <w:sz w:val="24"/>
           <w:u w:val="single"/>
         </w:rPr>
-        <w:hyperlink r:id="rId28" w:history="1">
+        <w:hyperlink r:id="rId29" w:history="1">
           <w:r>
             <w:rPr>
               <w:rStyle w:val="Hyperlink"/>
@@ -4611,7 +4635,7 @@
           <w:sz w:val="24"/>
           <w:u w:val="single"/>
         </w:rPr>
-        <w:hyperlink r:id="rId29" w:history="1">
+        <w:hyperlink r:id="rId30" w:history="1">
           <w:r>
             <w:rPr>
               <w:rStyle w:val="Hyperlink"/>
@@ -4629,7 +4653,7 @@
           <w:sz w:val="24"/>
           <w:u w:val="single"/>
         </w:rPr>
-        <w:hyperlink r:id="rId29" w:history="1">
+        <w:hyperlink r:id="rId30" w:history="1">
           <w:r>
             <w:rPr>
               <w:rStyle w:val="Hyperlink"/>
@@ -4727,7 +4751,7 @@
           <w:sz w:val="24"/>
           <w:u w:val="single"/>
         </w:rPr>
-        <w:hyperlink r:id="rId30" w:history="1">
+        <w:hyperlink r:id="rId31" w:history="1">
           <w:r>
             <w:rPr>
               <w:rStyle w:val="Hyperlink"/>
@@ -4745,7 +4769,7 @@
           <w:sz w:val="24"/>
           <w:u w:val="single"/>
         </w:rPr>
-        <w:hyperlink r:id="rId30" w:history="1">
+        <w:hyperlink r:id="rId31" w:history="1">
           <w:r>
             <w:rPr>
               <w:rStyle w:val="Hyperlink"/>
@@ -4773,7 +4797,7 @@
           <w:sz w:val="24"/>
           <w:u w:val="single"/>
         </w:rPr>
-        <w:hyperlink r:id="rId31" w:history="1">
+        <w:hyperlink r:id="rId32" w:history="1">
           <w:r>
             <w:rPr>
               <w:rStyle w:val="Hyperlink"/>
@@ -4802,7 +4826,7 @@
           <w:sz w:val="24"/>
           <w:u w:val="single"/>
         </w:rPr>
-        <w:hyperlink r:id="rId31" w:history="1">
+        <w:hyperlink r:id="rId32" w:history="1">
           <w:r>
             <w:rPr>
               <w:rStyle w:val="Hyperlink"/>

--- a/EXPORTS/DOCX/published/niveau3/Dutch/Reinwardt.docx
+++ b/EXPORTS/DOCX/published/niveau3/Dutch/Reinwardt.docx
@@ -514,7 +514,25 @@
             <w:rPr>
               <w:rStyle w:val="Hyperlink"/>
             </w:rPr>
-            <w:t>stelde Rei</w:t>
+            <w:t>stelde Re</w:t>
+          </w:r>
+        </w:hyperlink>
+      </w:r>
+      <w:r>
+        <w:rPr>
+          <w:u w:val="single" w:color="0000ff"/>
+          <w:rFonts w:ascii="Charis SIL Regular" w:hAnsi="Charis SIL Regular" w:eastAsia="Charis SIL Regular"/>
+          <w:b w:val="0"/>
+          <w:i w:val="0"/>
+          <w:color w:val="000000"/>
+          <w:sz w:val="24"/>
+        </w:rPr>
+        <w:hyperlink r:id="rId11" w:history="1">
+          <w:r>
+            <w:rPr>
+              <w:rStyle w:val="Hyperlink"/>
+            </w:rPr>
+            <w:t>i</w:t>
           </w:r>
         </w:hyperlink>
       </w:r>
@@ -3606,7 +3624,14 @@
           <w:color w:val="000000"/>
           <w:sz w:val="24"/>
         </w:rPr>
-        <w:t xml:space="preserve">, </w:t>
+        <w:hyperlink r:id="rId23" w:history="1">
+          <w:r>
+            <w:rPr>
+              <w:rStyle w:val="Hyperlink"/>
+            </w:rPr>
+            <w:t xml:space="preserve">, </w:t>
+          </w:r>
+        </w:hyperlink>
       </w:r>
       <w:r>
         <w:rPr>
@@ -3617,7 +3642,7 @@
           <w:sz w:val="24"/>
           <w:u w:val="single"/>
         </w:rPr>
-        <w:hyperlink r:id="rId24" w:history="1">
+        <w:hyperlink r:id="rId23" w:history="1">
           <w:r>
             <w:rPr>
               <w:rStyle w:val="Hyperlink"/>
@@ -3646,7 +3671,7 @@
           <w:sz w:val="24"/>
           <w:u w:val="single"/>
         </w:rPr>
-        <w:hyperlink r:id="rId24" w:history="1">
+        <w:hyperlink r:id="rId23" w:history="1">
           <w:r>
             <w:rPr>
               <w:rStyle w:val="Hyperlink"/>
@@ -3771,7 +3796,7 @@
           <w:sz w:val="24"/>
           <w:u w:val="single"/>
         </w:rPr>
-        <w:hyperlink r:id="rId25" w:history="1">
+        <w:hyperlink r:id="rId24" w:history="1">
           <w:r>
             <w:rPr>
               <w:rStyle w:val="Hyperlink"/>
@@ -3789,7 +3814,7 @@
           <w:sz w:val="24"/>
           <w:u w:val="single"/>
         </w:rPr>
-        <w:hyperlink r:id="rId25" w:history="1">
+        <w:hyperlink r:id="rId24" w:history="1">
           <w:r>
             <w:rPr>
               <w:rStyle w:val="Hyperlink"/>
@@ -3807,7 +3832,7 @@
           <w:sz w:val="24"/>
           <w:u w:val="single"/>
         </w:rPr>
-        <w:hyperlink r:id="rId25" w:history="1">
+        <w:hyperlink r:id="rId24" w:history="1">
           <w:r>
             <w:rPr>
               <w:rStyle w:val="Hyperlink"/>
@@ -3825,7 +3850,7 @@
           <w:sz w:val="24"/>
           <w:u w:val="single"/>
         </w:rPr>
-        <w:hyperlink r:id="rId25" w:history="1">
+        <w:hyperlink r:id="rId24" w:history="1">
           <w:r>
             <w:rPr>
               <w:rStyle w:val="Hyperlink"/>
@@ -3994,7 +4019,7 @@
           <w:sz w:val="24"/>
           <w:u w:val="single"/>
         </w:rPr>
-        <w:hyperlink r:id="rId26" w:history="1">
+        <w:hyperlink r:id="rId25" w:history="1">
           <w:r>
             <w:rPr>
               <w:rStyle w:val="Hyperlink"/>
@@ -4012,7 +4037,7 @@
           <w:sz w:val="24"/>
           <w:u w:val="single"/>
         </w:rPr>
-        <w:hyperlink r:id="rId26" w:history="1">
+        <w:hyperlink r:id="rId25" w:history="1">
           <w:r>
             <w:rPr>
               <w:rStyle w:val="Hyperlink"/>
@@ -4030,7 +4055,7 @@
           <w:sz w:val="24"/>
           <w:u w:val="single"/>
         </w:rPr>
-        <w:hyperlink r:id="rId26" w:history="1">
+        <w:hyperlink r:id="rId25" w:history="1">
           <w:r>
             <w:rPr>
               <w:rStyle w:val="Hyperlink"/>
@@ -4048,7 +4073,7 @@
           <w:sz w:val="24"/>
           <w:u w:val="single"/>
         </w:rPr>
-        <w:hyperlink r:id="rId26" w:history="1">
+        <w:hyperlink r:id="rId25" w:history="1">
           <w:r>
             <w:rPr>
               <w:rStyle w:val="Hyperlink"/>
@@ -4066,7 +4091,7 @@
           <w:sz w:val="24"/>
           <w:u w:val="single"/>
         </w:rPr>
-        <w:hyperlink r:id="rId26" w:history="1">
+        <w:hyperlink r:id="rId25" w:history="1">
           <w:r>
             <w:rPr>
               <w:rStyle w:val="Hyperlink"/>
@@ -4084,7 +4109,7 @@
           <w:sz w:val="24"/>
           <w:u w:val="single"/>
         </w:rPr>
-        <w:hyperlink r:id="rId26" w:history="1">
+        <w:hyperlink r:id="rId25" w:history="1">
           <w:r>
             <w:rPr>
               <w:rStyle w:val="Hyperlink"/>
@@ -4102,7 +4127,7 @@
           <w:sz w:val="24"/>
           <w:u w:val="single"/>
         </w:rPr>
-        <w:hyperlink r:id="rId26" w:history="1">
+        <w:hyperlink r:id="rId25" w:history="1">
           <w:r>
             <w:rPr>
               <w:rStyle w:val="Hyperlink"/>
@@ -4120,7 +4145,7 @@
           <w:sz w:val="24"/>
           <w:u w:val="single"/>
         </w:rPr>
-        <w:hyperlink r:id="rId26" w:history="1">
+        <w:hyperlink r:id="rId25" w:history="1">
           <w:r>
             <w:rPr>
               <w:rStyle w:val="Hyperlink"/>
@@ -4148,7 +4173,7 @@
           <w:sz w:val="24"/>
           <w:u w:val="single"/>
         </w:rPr>
-        <w:hyperlink r:id="rId26" w:history="1">
+        <w:hyperlink r:id="rId25" w:history="1">
           <w:r>
             <w:rPr>
               <w:rStyle w:val="Hyperlink"/>
@@ -4166,7 +4191,7 @@
           <w:sz w:val="24"/>
           <w:u w:val="single"/>
         </w:rPr>
-        <w:hyperlink r:id="rId26" w:history="1">
+        <w:hyperlink r:id="rId25" w:history="1">
           <w:r>
             <w:rPr>
               <w:rStyle w:val="Hyperlink"/>
@@ -4223,7 +4248,7 @@
           <w:sz w:val="24"/>
           <w:u w:val="single"/>
         </w:rPr>
-        <w:hyperlink r:id="rId27" w:history="1">
+        <w:hyperlink r:id="rId26" w:history="1">
           <w:r>
             <w:rPr>
               <w:rStyle w:val="Hyperlink"/>
@@ -4401,7 +4426,7 @@
           <w:sz w:val="24"/>
           <w:u w:val="single"/>
         </w:rPr>
-        <w:hyperlink r:id="rId28" w:history="1">
+        <w:hyperlink r:id="rId27" w:history="1">
           <w:r>
             <w:rPr>
               <w:rStyle w:val="Hyperlink"/>
@@ -4419,7 +4444,7 @@
           <w:sz w:val="24"/>
           <w:u w:val="single"/>
         </w:rPr>
-        <w:hyperlink r:id="rId28" w:history="1">
+        <w:hyperlink r:id="rId27" w:history="1">
           <w:r>
             <w:rPr>
               <w:rStyle w:val="Hyperlink"/>
@@ -4437,7 +4462,7 @@
           <w:sz w:val="24"/>
           <w:u w:val="single"/>
         </w:rPr>
-        <w:hyperlink r:id="rId28" w:history="1">
+        <w:hyperlink r:id="rId27" w:history="1">
           <w:r>
             <w:rPr>
               <w:rStyle w:val="Hyperlink"/>
@@ -4465,7 +4490,7 @@
           <w:sz w:val="24"/>
           <w:u w:val="single"/>
         </w:rPr>
-        <w:hyperlink r:id="rId29" w:history="1">
+        <w:hyperlink r:id="rId28" w:history="1">
           <w:r>
             <w:rPr>
               <w:rStyle w:val="Hyperlink"/>
@@ -4494,7 +4519,7 @@
           <w:sz w:val="24"/>
           <w:u w:val="single"/>
         </w:rPr>
-        <w:hyperlink r:id="rId29" w:history="1">
+        <w:hyperlink r:id="rId28" w:history="1">
           <w:r>
             <w:rPr>
               <w:rStyle w:val="Hyperlink"/>
@@ -4635,7 +4660,7 @@
           <w:sz w:val="24"/>
           <w:u w:val="single"/>
         </w:rPr>
-        <w:hyperlink r:id="rId30" w:history="1">
+        <w:hyperlink r:id="rId29" w:history="1">
           <w:r>
             <w:rPr>
               <w:rStyle w:val="Hyperlink"/>
@@ -4653,7 +4678,7 @@
           <w:sz w:val="24"/>
           <w:u w:val="single"/>
         </w:rPr>
-        <w:hyperlink r:id="rId30" w:history="1">
+        <w:hyperlink r:id="rId29" w:history="1">
           <w:r>
             <w:rPr>
               <w:rStyle w:val="Hyperlink"/>
@@ -4751,7 +4776,7 @@
           <w:sz w:val="24"/>
           <w:u w:val="single"/>
         </w:rPr>
-        <w:hyperlink r:id="rId31" w:history="1">
+        <w:hyperlink r:id="rId30" w:history="1">
           <w:r>
             <w:rPr>
               <w:rStyle w:val="Hyperlink"/>
@@ -4769,7 +4794,7 @@
           <w:sz w:val="24"/>
           <w:u w:val="single"/>
         </w:rPr>
-        <w:hyperlink r:id="rId31" w:history="1">
+        <w:hyperlink r:id="rId30" w:history="1">
           <w:r>
             <w:rPr>
               <w:rStyle w:val="Hyperlink"/>
@@ -4797,7 +4822,7 @@
           <w:sz w:val="24"/>
           <w:u w:val="single"/>
         </w:rPr>
-        <w:hyperlink r:id="rId32" w:history="1">
+        <w:hyperlink r:id="rId31" w:history="1">
           <w:r>
             <w:rPr>
               <w:rStyle w:val="Hyperlink"/>
@@ -4826,7 +4851,7 @@
           <w:sz w:val="24"/>
           <w:u w:val="single"/>
         </w:rPr>
-        <w:hyperlink r:id="rId32" w:history="1">
+        <w:hyperlink r:id="rId31" w:history="1">
           <w:r>
             <w:rPr>
               <w:rStyle w:val="Hyperlink"/>

--- a/EXPORTS/DOCX/published/niveau3/Dutch/Reinwardt.docx
+++ b/EXPORTS/DOCX/published/niveau3/Dutch/Reinwardt.docx
@@ -514,25 +514,7 @@
             <w:rPr>
               <w:rStyle w:val="Hyperlink"/>
             </w:rPr>
-            <w:t>stelde Re</w:t>
-          </w:r>
-        </w:hyperlink>
-      </w:r>
-      <w:r>
-        <w:rPr>
-          <w:u w:val="single" w:color="0000ff"/>
-          <w:rFonts w:ascii="Charis SIL Regular" w:hAnsi="Charis SIL Regular" w:eastAsia="Charis SIL Regular"/>
-          <w:b w:val="0"/>
-          <w:i w:val="0"/>
-          <w:color w:val="000000"/>
-          <w:sz w:val="24"/>
-        </w:rPr>
-        <w:hyperlink r:id="rId11" w:history="1">
-          <w:r>
-            <w:rPr>
-              <w:rStyle w:val="Hyperlink"/>
-            </w:rPr>
-            <w:t>i</w:t>
+            <w:t>stelde Rei</w:t>
           </w:r>
         </w:hyperlink>
       </w:r>
@@ -1436,7 +1418,6 @@
       </w:r>
       <w:r>
         <w:rPr>
-          <w:u w:val="single" w:color="0000ff"/>
           <w:rFonts w:ascii="Charis SIL Regular" w:hAnsi="Charis SIL Regular" w:eastAsia="Charis SIL Regular"/>
           <w:b w:val="0"/>
           <w:i w:val="0"/>
@@ -3624,14 +3605,7 @@
           <w:color w:val="000000"/>
           <w:sz w:val="24"/>
         </w:rPr>
-        <w:hyperlink r:id="rId23" w:history="1">
-          <w:r>
-            <w:rPr>
-              <w:rStyle w:val="Hyperlink"/>
-            </w:rPr>
-            <w:t xml:space="preserve">, </w:t>
-          </w:r>
-        </w:hyperlink>
+        <w:t xml:space="preserve">, </w:t>
       </w:r>
       <w:r>
         <w:rPr>
@@ -3671,7 +3645,7 @@
           <w:sz w:val="24"/>
           <w:u w:val="single"/>
         </w:rPr>
-        <w:hyperlink r:id="rId23" w:history="1">
+        <w:hyperlink r:id="rId24" w:history="1">
           <w:r>
             <w:rPr>
               <w:rStyle w:val="Hyperlink"/>
@@ -3796,7 +3770,7 @@
           <w:sz w:val="24"/>
           <w:u w:val="single"/>
         </w:rPr>
-        <w:hyperlink r:id="rId24" w:history="1">
+        <w:hyperlink r:id="rId25" w:history="1">
           <w:r>
             <w:rPr>
               <w:rStyle w:val="Hyperlink"/>
@@ -3814,7 +3788,7 @@
           <w:sz w:val="24"/>
           <w:u w:val="single"/>
         </w:rPr>
-        <w:hyperlink r:id="rId24" w:history="1">
+        <w:hyperlink r:id="rId25" w:history="1">
           <w:r>
             <w:rPr>
               <w:rStyle w:val="Hyperlink"/>
@@ -3832,7 +3806,7 @@
           <w:sz w:val="24"/>
           <w:u w:val="single"/>
         </w:rPr>
-        <w:hyperlink r:id="rId24" w:history="1">
+        <w:hyperlink r:id="rId25" w:history="1">
           <w:r>
             <w:rPr>
               <w:rStyle w:val="Hyperlink"/>
@@ -3850,7 +3824,7 @@
           <w:sz w:val="24"/>
           <w:u w:val="single"/>
         </w:rPr>
-        <w:hyperlink r:id="rId24" w:history="1">
+        <w:hyperlink r:id="rId25" w:history="1">
           <w:r>
             <w:rPr>
               <w:rStyle w:val="Hyperlink"/>
@@ -4019,7 +3993,7 @@
           <w:sz w:val="24"/>
           <w:u w:val="single"/>
         </w:rPr>
-        <w:hyperlink r:id="rId25" w:history="1">
+        <w:hyperlink r:id="rId26" w:history="1">
           <w:r>
             <w:rPr>
               <w:rStyle w:val="Hyperlink"/>
@@ -4037,7 +4011,7 @@
           <w:sz w:val="24"/>
           <w:u w:val="single"/>
         </w:rPr>
-        <w:hyperlink r:id="rId25" w:history="1">
+        <w:hyperlink r:id="rId26" w:history="1">
           <w:r>
             <w:rPr>
               <w:rStyle w:val="Hyperlink"/>
@@ -4055,7 +4029,7 @@
           <w:sz w:val="24"/>
           <w:u w:val="single"/>
         </w:rPr>
-        <w:hyperlink r:id="rId25" w:history="1">
+        <w:hyperlink r:id="rId26" w:history="1">
           <w:r>
             <w:rPr>
               <w:rStyle w:val="Hyperlink"/>
@@ -4073,7 +4047,7 @@
           <w:sz w:val="24"/>
           <w:u w:val="single"/>
         </w:rPr>
-        <w:hyperlink r:id="rId25" w:history="1">
+        <w:hyperlink r:id="rId26" w:history="1">
           <w:r>
             <w:rPr>
               <w:rStyle w:val="Hyperlink"/>
@@ -4091,7 +4065,7 @@
           <w:sz w:val="24"/>
           <w:u w:val="single"/>
         </w:rPr>
-        <w:hyperlink r:id="rId25" w:history="1">
+        <w:hyperlink r:id="rId26" w:history="1">
           <w:r>
             <w:rPr>
               <w:rStyle w:val="Hyperlink"/>
@@ -4109,7 +4083,7 @@
           <w:sz w:val="24"/>
           <w:u w:val="single"/>
         </w:rPr>
-        <w:hyperlink r:id="rId25" w:history="1">
+        <w:hyperlink r:id="rId26" w:history="1">
           <w:r>
             <w:rPr>
               <w:rStyle w:val="Hyperlink"/>
@@ -4127,7 +4101,7 @@
           <w:sz w:val="24"/>
           <w:u w:val="single"/>
         </w:rPr>
-        <w:hyperlink r:id="rId25" w:history="1">
+        <w:hyperlink r:id="rId26" w:history="1">
           <w:r>
             <w:rPr>
               <w:rStyle w:val="Hyperlink"/>
@@ -4145,7 +4119,7 @@
           <w:sz w:val="24"/>
           <w:u w:val="single"/>
         </w:rPr>
-        <w:hyperlink r:id="rId25" w:history="1">
+        <w:hyperlink r:id="rId26" w:history="1">
           <w:r>
             <w:rPr>
               <w:rStyle w:val="Hyperlink"/>
@@ -4173,7 +4147,7 @@
           <w:sz w:val="24"/>
           <w:u w:val="single"/>
         </w:rPr>
-        <w:hyperlink r:id="rId25" w:history="1">
+        <w:hyperlink r:id="rId26" w:history="1">
           <w:r>
             <w:rPr>
               <w:rStyle w:val="Hyperlink"/>
@@ -4191,7 +4165,7 @@
           <w:sz w:val="24"/>
           <w:u w:val="single"/>
         </w:rPr>
-        <w:hyperlink r:id="rId25" w:history="1">
+        <w:hyperlink r:id="rId26" w:history="1">
           <w:r>
             <w:rPr>
               <w:rStyle w:val="Hyperlink"/>

--- a/EXPORTS/DOCX/published/niveau3/Dutch/Reinwardt.docx
+++ b/EXPORTS/DOCX/published/niveau3/Dutch/Reinwardt.docx
@@ -1360,71 +1360,7 @@
           <w:color w:val="000000"/>
           <w:sz w:val="24"/>
         </w:rPr>
-        <w:t>1854 overleed Caspar Georg Carl Reinwardt. Hoewel hij nie</w:t>
-      </w:r>
-      <w:r>
-        <w:rPr>
-          <w:u w:val="single" w:color="0000ff"/>
-          <w:rFonts w:ascii="Charis SIL Regular" w:hAnsi="Charis SIL Regular" w:eastAsia="Charis SIL Regular"/>
-          <w:b w:val="0"/>
-          <w:i w:val="0"/>
-          <w:color w:val="000000"/>
-          <w:sz w:val="24"/>
-        </w:rPr>
-        <w:hyperlink r:id="rId14" w:history="1">
-          <w:r>
-            <w:rPr>
-              <w:rStyle w:val="Hyperlink"/>
-            </w:rPr>
-            <w:t>t aan al z</w:t>
-          </w:r>
-        </w:hyperlink>
-      </w:r>
-      <w:r>
-        <w:rPr>
-          <w:u w:val="single" w:color="0000ff"/>
-          <w:rFonts w:ascii="Charis SIL Regular" w:hAnsi="Charis SIL Regular" w:eastAsia="Charis SIL Regular"/>
-          <w:b w:val="0"/>
-          <w:i w:val="0"/>
-          <w:color w:val="000000"/>
-          <w:sz w:val="24"/>
-        </w:rPr>
-        <w:hyperlink r:id="rId14" w:history="1">
-          <w:r>
-            <w:rPr>
-              <w:rStyle w:val="Hyperlink"/>
-            </w:rPr>
-            <w:t>i</w:t>
-          </w:r>
-        </w:hyperlink>
-      </w:r>
-      <w:r>
-        <w:rPr>
-          <w:u w:val="single" w:color="0000ff"/>
-          <w:rFonts w:ascii="Charis SIL Regular" w:hAnsi="Charis SIL Regular" w:eastAsia="Charis SIL Regular"/>
-          <w:b w:val="0"/>
-          <w:i w:val="0"/>
-          <w:color w:val="000000"/>
-          <w:sz w:val="24"/>
-        </w:rPr>
-        <w:hyperlink r:id="rId14" w:history="1">
-          <w:r>
-            <w:rPr>
-              <w:rStyle w:val="Hyperlink"/>
-            </w:rPr>
-            <w:t>jn we</w:t>
-          </w:r>
-        </w:hyperlink>
-      </w:r>
-      <w:r>
-        <w:rPr>
-          <w:rFonts w:ascii="Charis SIL Regular" w:hAnsi="Charis SIL Regular" w:eastAsia="Charis SIL Regular"/>
-          <w:b w:val="0"/>
-          <w:i w:val="0"/>
-          <w:color w:val="000000"/>
-          <w:sz w:val="24"/>
-        </w:rPr>
-        <w:t>t</w:t>
+        <w:t>1854 overleed Caspar Georg Carl Reinwardt. Hoewel hij niet aan al zijn wet</w:t>
       </w:r>
       <w:r>
         <w:rPr>
@@ -2788,7 +2724,7 @@
           <w:sz w:val="24"/>
           <w:u w:val="single"/>
         </w:rPr>
-        <w:hyperlink r:id="rId17" w:history="1">
+        <w:hyperlink r:id="rId19" w:history="1">
           <w:r>
             <w:rPr>
               <w:rStyle w:val="Hyperlink"/>
@@ -2806,7 +2742,7 @@
           <w:sz w:val="24"/>
           <w:u w:val="single"/>
         </w:rPr>
-        <w:hyperlink r:id="rId19" w:history="1">
+        <w:hyperlink r:id="rId17" w:history="1">
           <w:r>
             <w:rPr>
               <w:rStyle w:val="Hyperlink"/>
@@ -3086,7 +3022,7 @@
             <w:rPr>
               <w:rStyle w:val="Hyperlink"/>
             </w:rPr>
-            <w:t>www.biografischportaal.n</w:t>
+            <w:t>www.biografischportaal.nl</w:t>
           </w:r>
         </w:hyperlink>
       </w:r>
@@ -3097,13 +3033,25 @@
           <w:i w:val="0"/>
           <w:color w:val="0000FF"/>
           <w:sz w:val="24"/>
+          <w:u w:val="single"/>
+        </w:rPr>
+        <w:t>/</w:t>
+      </w:r>
+      <w:r>
+        <w:rPr>
+          <w:rFonts w:ascii="Charis SIL Regular" w:hAnsi="Charis SIL Regular" w:eastAsia="Charis SIL Regular"/>
+          <w:b w:val="0"/>
+          <w:i w:val="0"/>
+          <w:color w:val="0000FF"/>
+          <w:sz w:val="24"/>
+          <w:u w:val="single"/>
         </w:rPr>
         <w:hyperlink r:id="rId21" w:history="1">
           <w:r>
             <w:rPr>
               <w:rStyle w:val="Hyperlink"/>
             </w:rPr>
-            <w:t>l</w:t>
+            <w:t>persoon/4045700</w:t>
           </w:r>
         </w:hyperlink>
       </w:r>
@@ -3115,25 +3063,7 @@
           <w:color w:val="0000FF"/>
           <w:sz w:val="24"/>
         </w:rPr>
-        <w:t>/</w:t>
-      </w:r>
-      <w:r>
-        <w:rPr>
-          <w:rFonts w:ascii="Charis SIL Regular" w:hAnsi="Charis SIL Regular" w:eastAsia="Charis SIL Regular"/>
-          <w:b w:val="0"/>
-          <w:i w:val="0"/>
-          <w:color w:val="0000FF"/>
-          <w:sz w:val="24"/>
-          <w:u w:val="single"/>
-        </w:rPr>
-        <w:hyperlink r:id="rId21" w:history="1">
-          <w:r>
-            <w:rPr>
-              <w:rStyle w:val="Hyperlink"/>
-            </w:rPr>
-            <w:t xml:space="preserve">persoon/40457008 </w:t>
-          </w:r>
-        </w:hyperlink>
+        <w:t xml:space="preserve">8 </w:t>
       </w:r>
       <w:r>
         <w:br/>
@@ -3605,7 +3535,14 @@
           <w:color w:val="000000"/>
           <w:sz w:val="24"/>
         </w:rPr>
-        <w:t xml:space="preserve">, </w:t>
+        <w:hyperlink r:id="rId23" w:history="1">
+          <w:r>
+            <w:rPr>
+              <w:rStyle w:val="Hyperlink"/>
+            </w:rPr>
+            <w:t xml:space="preserve">, </w:t>
+          </w:r>
+        </w:hyperlink>
       </w:r>
       <w:r>
         <w:rPr>
@@ -3645,7 +3582,7 @@
           <w:sz w:val="24"/>
           <w:u w:val="single"/>
         </w:rPr>
-        <w:hyperlink r:id="rId24" w:history="1">
+        <w:hyperlink r:id="rId23" w:history="1">
           <w:r>
             <w:rPr>
               <w:rStyle w:val="Hyperlink"/>
@@ -3770,7 +3707,7 @@
           <w:sz w:val="24"/>
           <w:u w:val="single"/>
         </w:rPr>
-        <w:hyperlink r:id="rId25" w:history="1">
+        <w:hyperlink r:id="rId24" w:history="1">
           <w:r>
             <w:rPr>
               <w:rStyle w:val="Hyperlink"/>
@@ -3788,7 +3725,7 @@
           <w:sz w:val="24"/>
           <w:u w:val="single"/>
         </w:rPr>
-        <w:hyperlink r:id="rId25" w:history="1">
+        <w:hyperlink r:id="rId24" w:history="1">
           <w:r>
             <w:rPr>
               <w:rStyle w:val="Hyperlink"/>
@@ -3806,7 +3743,7 @@
           <w:sz w:val="24"/>
           <w:u w:val="single"/>
         </w:rPr>
-        <w:hyperlink r:id="rId25" w:history="1">
+        <w:hyperlink r:id="rId24" w:history="1">
           <w:r>
             <w:rPr>
               <w:rStyle w:val="Hyperlink"/>
@@ -3824,7 +3761,7 @@
           <w:sz w:val="24"/>
           <w:u w:val="single"/>
         </w:rPr>
-        <w:hyperlink r:id="rId25" w:history="1">
+        <w:hyperlink r:id="rId24" w:history="1">
           <w:r>
             <w:rPr>
               <w:rStyle w:val="Hyperlink"/>
@@ -3993,7 +3930,7 @@
           <w:sz w:val="24"/>
           <w:u w:val="single"/>
         </w:rPr>
-        <w:hyperlink r:id="rId26" w:history="1">
+        <w:hyperlink r:id="rId25" w:history="1">
           <w:r>
             <w:rPr>
               <w:rStyle w:val="Hyperlink"/>
@@ -4011,7 +3948,7 @@
           <w:sz w:val="24"/>
           <w:u w:val="single"/>
         </w:rPr>
-        <w:hyperlink r:id="rId26" w:history="1">
+        <w:hyperlink r:id="rId25" w:history="1">
           <w:r>
             <w:rPr>
               <w:rStyle w:val="Hyperlink"/>
@@ -4029,7 +3966,7 @@
           <w:sz w:val="24"/>
           <w:u w:val="single"/>
         </w:rPr>
-        <w:hyperlink r:id="rId26" w:history="1">
+        <w:hyperlink r:id="rId25" w:history="1">
           <w:r>
             <w:rPr>
               <w:rStyle w:val="Hyperlink"/>
@@ -4047,7 +3984,7 @@
           <w:sz w:val="24"/>
           <w:u w:val="single"/>
         </w:rPr>
-        <w:hyperlink r:id="rId26" w:history="1">
+        <w:hyperlink r:id="rId25" w:history="1">
           <w:r>
             <w:rPr>
               <w:rStyle w:val="Hyperlink"/>
@@ -4065,7 +4002,7 @@
           <w:sz w:val="24"/>
           <w:u w:val="single"/>
         </w:rPr>
-        <w:hyperlink r:id="rId26" w:history="1">
+        <w:hyperlink r:id="rId25" w:history="1">
           <w:r>
             <w:rPr>
               <w:rStyle w:val="Hyperlink"/>
@@ -4083,7 +4020,7 @@
           <w:sz w:val="24"/>
           <w:u w:val="single"/>
         </w:rPr>
-        <w:hyperlink r:id="rId26" w:history="1">
+        <w:hyperlink r:id="rId25" w:history="1">
           <w:r>
             <w:rPr>
               <w:rStyle w:val="Hyperlink"/>
@@ -4101,7 +4038,7 @@
           <w:sz w:val="24"/>
           <w:u w:val="single"/>
         </w:rPr>
-        <w:hyperlink r:id="rId26" w:history="1">
+        <w:hyperlink r:id="rId25" w:history="1">
           <w:r>
             <w:rPr>
               <w:rStyle w:val="Hyperlink"/>
@@ -4119,7 +4056,7 @@
           <w:sz w:val="24"/>
           <w:u w:val="single"/>
         </w:rPr>
-        <w:hyperlink r:id="rId26" w:history="1">
+        <w:hyperlink r:id="rId25" w:history="1">
           <w:r>
             <w:rPr>
               <w:rStyle w:val="Hyperlink"/>
@@ -4147,7 +4084,7 @@
           <w:sz w:val="24"/>
           <w:u w:val="single"/>
         </w:rPr>
-        <w:hyperlink r:id="rId26" w:history="1">
+        <w:hyperlink r:id="rId25" w:history="1">
           <w:r>
             <w:rPr>
               <w:rStyle w:val="Hyperlink"/>
@@ -4165,7 +4102,7 @@
           <w:sz w:val="24"/>
           <w:u w:val="single"/>
         </w:rPr>
-        <w:hyperlink r:id="rId26" w:history="1">
+        <w:hyperlink r:id="rId25" w:history="1">
           <w:r>
             <w:rPr>
               <w:rStyle w:val="Hyperlink"/>
@@ -4193,7 +4130,7 @@
           <w:sz w:val="24"/>
           <w:u w:val="single"/>
         </w:rPr>
-        <w:hyperlink r:id="rId26" w:history="1">
+        <w:hyperlink r:id="rId25" w:history="1">
           <w:r>
             <w:rPr>
               <w:rStyle w:val="Hyperlink"/>
@@ -4222,7 +4159,7 @@
           <w:sz w:val="24"/>
           <w:u w:val="single"/>
         </w:rPr>
-        <w:hyperlink r:id="rId26" w:history="1">
+        <w:hyperlink r:id="rId25" w:history="1">
           <w:r>
             <w:rPr>
               <w:rStyle w:val="Hyperlink"/>
@@ -4400,7 +4337,7 @@
           <w:sz w:val="24"/>
           <w:u w:val="single"/>
         </w:rPr>
-        <w:hyperlink r:id="rId27" w:history="1">
+        <w:hyperlink r:id="rId26" w:history="1">
           <w:r>
             <w:rPr>
               <w:rStyle w:val="Hyperlink"/>
@@ -4418,7 +4355,7 @@
           <w:sz w:val="24"/>
           <w:u w:val="single"/>
         </w:rPr>
-        <w:hyperlink r:id="rId27" w:history="1">
+        <w:hyperlink r:id="rId26" w:history="1">
           <w:r>
             <w:rPr>
               <w:rStyle w:val="Hyperlink"/>
@@ -4436,7 +4373,7 @@
           <w:sz w:val="24"/>
           <w:u w:val="single"/>
         </w:rPr>
-        <w:hyperlink r:id="rId27" w:history="1">
+        <w:hyperlink r:id="rId26" w:history="1">
           <w:r>
             <w:rPr>
               <w:rStyle w:val="Hyperlink"/>
@@ -4464,7 +4401,7 @@
           <w:sz w:val="24"/>
           <w:u w:val="single"/>
         </w:rPr>
-        <w:hyperlink r:id="rId28" w:history="1">
+        <w:hyperlink r:id="rId27" w:history="1">
           <w:r>
             <w:rPr>
               <w:rStyle w:val="Hyperlink"/>
@@ -4493,7 +4430,7 @@
           <w:sz w:val="24"/>
           <w:u w:val="single"/>
         </w:rPr>
-        <w:hyperlink r:id="rId28" w:history="1">
+        <w:hyperlink r:id="rId27" w:history="1">
           <w:r>
             <w:rPr>
               <w:rStyle w:val="Hyperlink"/>
@@ -4634,7 +4571,7 @@
           <w:sz w:val="24"/>
           <w:u w:val="single"/>
         </w:rPr>
-        <w:hyperlink r:id="rId29" w:history="1">
+        <w:hyperlink r:id="rId28" w:history="1">
           <w:r>
             <w:rPr>
               <w:rStyle w:val="Hyperlink"/>
@@ -4652,7 +4589,7 @@
           <w:sz w:val="24"/>
           <w:u w:val="single"/>
         </w:rPr>
-        <w:hyperlink r:id="rId29" w:history="1">
+        <w:hyperlink r:id="rId28" w:history="1">
           <w:r>
             <w:rPr>
               <w:rStyle w:val="Hyperlink"/>
@@ -4750,7 +4687,7 @@
           <w:sz w:val="24"/>
           <w:u w:val="single"/>
         </w:rPr>
-        <w:hyperlink r:id="rId30" w:history="1">
+        <w:hyperlink r:id="rId29" w:history="1">
           <w:r>
             <w:rPr>
               <w:rStyle w:val="Hyperlink"/>
@@ -4768,7 +4705,7 @@
           <w:sz w:val="24"/>
           <w:u w:val="single"/>
         </w:rPr>
-        <w:hyperlink r:id="rId30" w:history="1">
+        <w:hyperlink r:id="rId29" w:history="1">
           <w:r>
             <w:rPr>
               <w:rStyle w:val="Hyperlink"/>
@@ -4796,7 +4733,7 @@
           <w:sz w:val="24"/>
           <w:u w:val="single"/>
         </w:rPr>
-        <w:hyperlink r:id="rId31" w:history="1">
+        <w:hyperlink r:id="rId30" w:history="1">
           <w:r>
             <w:rPr>
               <w:rStyle w:val="Hyperlink"/>
@@ -4825,7 +4762,7 @@
           <w:sz w:val="24"/>
           <w:u w:val="single"/>
         </w:rPr>
-        <w:hyperlink r:id="rId31" w:history="1">
+        <w:hyperlink r:id="rId30" w:history="1">
           <w:r>
             <w:rPr>
               <w:rStyle w:val="Hyperlink"/>

--- a/EXPORTS/DOCX/published/niveau3/Dutch/Reinwardt.docx
+++ b/EXPORTS/DOCX/published/niveau3/Dutch/Reinwardt.docx
@@ -1360,7 +1360,72 @@
           <w:color w:val="000000"/>
           <w:sz w:val="24"/>
         </w:rPr>
-        <w:t>1854 overleed Caspar Georg Carl Reinwardt. Hoewel hij niet aan al zijn wet</w:t>
+        <w:t>1854 overleed Caspar Georg Carl Reinwardt. Hoewel hij nie</w:t>
+      </w:r>
+      <w:r>
+        <w:rPr>
+          <w:u w:val="single" w:color="0000ff"/>
+          <w:rFonts w:ascii="Charis SIL Regular" w:hAnsi="Charis SIL Regular" w:eastAsia="Charis SIL Regular"/>
+          <w:b w:val="0"/>
+          <w:i w:val="0"/>
+          <w:color w:val="000000"/>
+          <w:sz w:val="24"/>
+        </w:rPr>
+        <w:hyperlink r:id="rId14" w:history="1">
+          <w:r>
+            <w:rPr>
+              <w:rStyle w:val="Hyperlink"/>
+            </w:rPr>
+            <w:t>t aan al z</w:t>
+          </w:r>
+        </w:hyperlink>
+      </w:r>
+      <w:r>
+        <w:rPr>
+          <w:u w:val="single" w:color="0000ff"/>
+          <w:rFonts w:ascii="Charis SIL Regular" w:hAnsi="Charis SIL Regular" w:eastAsia="Charis SIL Regular"/>
+          <w:b w:val="0"/>
+          <w:i w:val="0"/>
+          <w:color w:val="000000"/>
+          <w:sz w:val="24"/>
+        </w:rPr>
+        <w:hyperlink r:id="rId14" w:history="1">
+          <w:r>
+            <w:rPr>
+              <w:rStyle w:val="Hyperlink"/>
+            </w:rPr>
+            <w:t>i</w:t>
+          </w:r>
+        </w:hyperlink>
+      </w:r>
+      <w:r>
+        <w:rPr>
+          <w:u w:val="single" w:color="0000ff"/>
+          <w:rFonts w:ascii="Charis SIL Regular" w:hAnsi="Charis SIL Regular" w:eastAsia="Charis SIL Regular"/>
+          <w:b w:val="0"/>
+          <w:i w:val="0"/>
+          <w:color w:val="000000"/>
+          <w:sz w:val="24"/>
+        </w:rPr>
+        <w:hyperlink r:id="rId14" w:history="1">
+          <w:r>
+            <w:rPr>
+              <w:rStyle w:val="Hyperlink"/>
+            </w:rPr>
+            <w:t>jn we</w:t>
+          </w:r>
+        </w:hyperlink>
+      </w:r>
+      <w:r>
+        <w:rPr>
+          <w:u w:val="single" w:color="0000ff"/>
+          <w:rFonts w:ascii="Charis SIL Regular" w:hAnsi="Charis SIL Regular" w:eastAsia="Charis SIL Regular"/>
+          <w:b w:val="0"/>
+          <w:i w:val="0"/>
+          <w:color w:val="000000"/>
+          <w:sz w:val="24"/>
+        </w:rPr>
+        <w:t>t</w:t>
       </w:r>
       <w:r>
         <w:rPr>
@@ -2724,7 +2789,7 @@
           <w:sz w:val="24"/>
           <w:u w:val="single"/>
         </w:rPr>
-        <w:hyperlink r:id="rId19" w:history="1">
+        <w:hyperlink r:id="rId17" w:history="1">
           <w:r>
             <w:rPr>
               <w:rStyle w:val="Hyperlink"/>
@@ -2742,7 +2807,7 @@
           <w:sz w:val="24"/>
           <w:u w:val="single"/>
         </w:rPr>
-        <w:hyperlink r:id="rId17" w:history="1">
+        <w:hyperlink r:id="rId19" w:history="1">
           <w:r>
             <w:rPr>
               <w:rStyle w:val="Hyperlink"/>
@@ -3022,7 +3087,7 @@
             <w:rPr>
               <w:rStyle w:val="Hyperlink"/>
             </w:rPr>
-            <w:t>www.biografischportaal.nl</w:t>
+            <w:t>www.biografischportaal.n</w:t>
           </w:r>
         </w:hyperlink>
       </w:r>
@@ -3033,25 +3098,13 @@
           <w:i w:val="0"/>
           <w:color w:val="0000FF"/>
           <w:sz w:val="24"/>
-          <w:u w:val="single"/>
-        </w:rPr>
-        <w:t>/</w:t>
-      </w:r>
-      <w:r>
-        <w:rPr>
-          <w:rFonts w:ascii="Charis SIL Regular" w:hAnsi="Charis SIL Regular" w:eastAsia="Charis SIL Regular"/>
-          <w:b w:val="0"/>
-          <w:i w:val="0"/>
-          <w:color w:val="0000FF"/>
-          <w:sz w:val="24"/>
-          <w:u w:val="single"/>
         </w:rPr>
         <w:hyperlink r:id="rId21" w:history="1">
           <w:r>
             <w:rPr>
               <w:rStyle w:val="Hyperlink"/>
             </w:rPr>
-            <w:t>persoon/4045700</w:t>
+            <w:t>l</w:t>
           </w:r>
         </w:hyperlink>
       </w:r>
@@ -3063,7 +3116,25 @@
           <w:color w:val="0000FF"/>
           <w:sz w:val="24"/>
         </w:rPr>
-        <w:t xml:space="preserve">8 </w:t>
+        <w:t>/</w:t>
+      </w:r>
+      <w:r>
+        <w:rPr>
+          <w:rFonts w:ascii="Charis SIL Regular" w:hAnsi="Charis SIL Regular" w:eastAsia="Charis SIL Regular"/>
+          <w:b w:val="0"/>
+          <w:i w:val="0"/>
+          <w:color w:val="0000FF"/>
+          <w:sz w:val="24"/>
+          <w:u w:val="single"/>
+        </w:rPr>
+        <w:hyperlink r:id="rId21" w:history="1">
+          <w:r>
+            <w:rPr>
+              <w:rStyle w:val="Hyperlink"/>
+            </w:rPr>
+            <w:t xml:space="preserve">persoon/40457008 </w:t>
+          </w:r>
+        </w:hyperlink>
       </w:r>
       <w:r>
         <w:br/>
@@ -3535,14 +3606,7 @@
           <w:color w:val="000000"/>
           <w:sz w:val="24"/>
         </w:rPr>
-        <w:hyperlink r:id="rId23" w:history="1">
-          <w:r>
-            <w:rPr>
-              <w:rStyle w:val="Hyperlink"/>
-            </w:rPr>
-            <w:t xml:space="preserve">, </w:t>
-          </w:r>
-        </w:hyperlink>
+        <w:t xml:space="preserve">, </w:t>
       </w:r>
       <w:r>
         <w:rPr>
@@ -3553,7 +3617,7 @@
           <w:sz w:val="24"/>
           <w:u w:val="single"/>
         </w:rPr>
-        <w:hyperlink r:id="rId23" w:history="1">
+        <w:hyperlink r:id="rId24" w:history="1">
           <w:r>
             <w:rPr>
               <w:rStyle w:val="Hyperlink"/>
@@ -3582,7 +3646,7 @@
           <w:sz w:val="24"/>
           <w:u w:val="single"/>
         </w:rPr>
-        <w:hyperlink r:id="rId23" w:history="1">
+        <w:hyperlink r:id="rId24" w:history="1">
           <w:r>
             <w:rPr>
               <w:rStyle w:val="Hyperlink"/>
@@ -3707,7 +3771,7 @@
           <w:sz w:val="24"/>
           <w:u w:val="single"/>
         </w:rPr>
-        <w:hyperlink r:id="rId24" w:history="1">
+        <w:hyperlink r:id="rId25" w:history="1">
           <w:r>
             <w:rPr>
               <w:rStyle w:val="Hyperlink"/>
@@ -3725,7 +3789,7 @@
           <w:sz w:val="24"/>
           <w:u w:val="single"/>
         </w:rPr>
-        <w:hyperlink r:id="rId24" w:history="1">
+        <w:hyperlink r:id="rId25" w:history="1">
           <w:r>
             <w:rPr>
               <w:rStyle w:val="Hyperlink"/>
@@ -3743,7 +3807,7 @@
           <w:sz w:val="24"/>
           <w:u w:val="single"/>
         </w:rPr>
-        <w:hyperlink r:id="rId24" w:history="1">
+        <w:hyperlink r:id="rId25" w:history="1">
           <w:r>
             <w:rPr>
               <w:rStyle w:val="Hyperlink"/>
@@ -3761,7 +3825,7 @@
           <w:sz w:val="24"/>
           <w:u w:val="single"/>
         </w:rPr>
-        <w:hyperlink r:id="rId24" w:history="1">
+        <w:hyperlink r:id="rId25" w:history="1">
           <w:r>
             <w:rPr>
               <w:rStyle w:val="Hyperlink"/>
@@ -3930,7 +3994,7 @@
           <w:sz w:val="24"/>
           <w:u w:val="single"/>
         </w:rPr>
-        <w:hyperlink r:id="rId25" w:history="1">
+        <w:hyperlink r:id="rId26" w:history="1">
           <w:r>
             <w:rPr>
               <w:rStyle w:val="Hyperlink"/>
@@ -3948,7 +4012,7 @@
           <w:sz w:val="24"/>
           <w:u w:val="single"/>
         </w:rPr>
-        <w:hyperlink r:id="rId25" w:history="1">
+        <w:hyperlink r:id="rId26" w:history="1">
           <w:r>
             <w:rPr>
               <w:rStyle w:val="Hyperlink"/>
@@ -3966,7 +4030,7 @@
           <w:sz w:val="24"/>
           <w:u w:val="single"/>
         </w:rPr>
-        <w:hyperlink r:id="rId25" w:history="1">
+        <w:hyperlink r:id="rId26" w:history="1">
           <w:r>
             <w:rPr>
               <w:rStyle w:val="Hyperlink"/>
@@ -3984,7 +4048,7 @@
           <w:sz w:val="24"/>
           <w:u w:val="single"/>
         </w:rPr>
-        <w:hyperlink r:id="rId25" w:history="1">
+        <w:hyperlink r:id="rId26" w:history="1">
           <w:r>
             <w:rPr>
               <w:rStyle w:val="Hyperlink"/>
@@ -4002,7 +4066,7 @@
           <w:sz w:val="24"/>
           <w:u w:val="single"/>
         </w:rPr>
-        <w:hyperlink r:id="rId25" w:history="1">
+        <w:hyperlink r:id="rId26" w:history="1">
           <w:r>
             <w:rPr>
               <w:rStyle w:val="Hyperlink"/>
@@ -4020,7 +4084,7 @@
           <w:sz w:val="24"/>
           <w:u w:val="single"/>
         </w:rPr>
-        <w:hyperlink r:id="rId25" w:history="1">
+        <w:hyperlink r:id="rId26" w:history="1">
           <w:r>
             <w:rPr>
               <w:rStyle w:val="Hyperlink"/>
@@ -4038,7 +4102,7 @@
           <w:sz w:val="24"/>
           <w:u w:val="single"/>
         </w:rPr>
-        <w:hyperlink r:id="rId25" w:history="1">
+        <w:hyperlink r:id="rId26" w:history="1">
           <w:r>
             <w:rPr>
               <w:rStyle w:val="Hyperlink"/>
@@ -4056,7 +4120,7 @@
           <w:sz w:val="24"/>
           <w:u w:val="single"/>
         </w:rPr>
-        <w:hyperlink r:id="rId25" w:history="1">
+        <w:hyperlink r:id="rId26" w:history="1">
           <w:r>
             <w:rPr>
               <w:rStyle w:val="Hyperlink"/>
@@ -4084,7 +4148,7 @@
           <w:sz w:val="24"/>
           <w:u w:val="single"/>
         </w:rPr>
-        <w:hyperlink r:id="rId25" w:history="1">
+        <w:hyperlink r:id="rId26" w:history="1">
           <w:r>
             <w:rPr>
               <w:rStyle w:val="Hyperlink"/>
@@ -4102,7 +4166,7 @@
           <w:sz w:val="24"/>
           <w:u w:val="single"/>
         </w:rPr>
-        <w:hyperlink r:id="rId25" w:history="1">
+        <w:hyperlink r:id="rId26" w:history="1">
           <w:r>
             <w:rPr>
               <w:rStyle w:val="Hyperlink"/>
@@ -4130,7 +4194,7 @@
           <w:sz w:val="24"/>
           <w:u w:val="single"/>
         </w:rPr>
-        <w:hyperlink r:id="rId25" w:history="1">
+        <w:hyperlink r:id="rId26" w:history="1">
           <w:r>
             <w:rPr>
               <w:rStyle w:val="Hyperlink"/>
@@ -4159,7 +4223,7 @@
           <w:sz w:val="24"/>
           <w:u w:val="single"/>
         </w:rPr>
-        <w:hyperlink r:id="rId25" w:history="1">
+        <w:hyperlink r:id="rId26" w:history="1">
           <w:r>
             <w:rPr>
               <w:rStyle w:val="Hyperlink"/>
@@ -4337,7 +4401,7 @@
           <w:sz w:val="24"/>
           <w:u w:val="single"/>
         </w:rPr>
-        <w:hyperlink r:id="rId26" w:history="1">
+        <w:hyperlink r:id="rId27" w:history="1">
           <w:r>
             <w:rPr>
               <w:rStyle w:val="Hyperlink"/>
@@ -4355,7 +4419,7 @@
           <w:sz w:val="24"/>
           <w:u w:val="single"/>
         </w:rPr>
-        <w:hyperlink r:id="rId26" w:history="1">
+        <w:hyperlink r:id="rId27" w:history="1">
           <w:r>
             <w:rPr>
               <w:rStyle w:val="Hyperlink"/>
@@ -4373,7 +4437,7 @@
           <w:sz w:val="24"/>
           <w:u w:val="single"/>
         </w:rPr>
-        <w:hyperlink r:id="rId26" w:history="1">
+        <w:hyperlink r:id="rId27" w:history="1">
           <w:r>
             <w:rPr>
               <w:rStyle w:val="Hyperlink"/>
@@ -4401,7 +4465,7 @@
           <w:sz w:val="24"/>
           <w:u w:val="single"/>
         </w:rPr>
-        <w:hyperlink r:id="rId27" w:history="1">
+        <w:hyperlink r:id="rId28" w:history="1">
           <w:r>
             <w:rPr>
               <w:rStyle w:val="Hyperlink"/>
@@ -4430,7 +4494,7 @@
           <w:sz w:val="24"/>
           <w:u w:val="single"/>
         </w:rPr>
-        <w:hyperlink r:id="rId27" w:history="1">
+        <w:hyperlink r:id="rId28" w:history="1">
           <w:r>
             <w:rPr>
               <w:rStyle w:val="Hyperlink"/>
@@ -4571,7 +4635,7 @@
           <w:sz w:val="24"/>
           <w:u w:val="single"/>
         </w:rPr>
-        <w:hyperlink r:id="rId28" w:history="1">
+        <w:hyperlink r:id="rId29" w:history="1">
           <w:r>
             <w:rPr>
               <w:rStyle w:val="Hyperlink"/>
@@ -4589,7 +4653,7 @@
           <w:sz w:val="24"/>
           <w:u w:val="single"/>
         </w:rPr>
-        <w:hyperlink r:id="rId28" w:history="1">
+        <w:hyperlink r:id="rId29" w:history="1">
           <w:r>
             <w:rPr>
               <w:rStyle w:val="Hyperlink"/>
@@ -4687,7 +4751,7 @@
           <w:sz w:val="24"/>
           <w:u w:val="single"/>
         </w:rPr>
-        <w:hyperlink r:id="rId29" w:history="1">
+        <w:hyperlink r:id="rId30" w:history="1">
           <w:r>
             <w:rPr>
               <w:rStyle w:val="Hyperlink"/>
@@ -4705,7 +4769,7 @@
           <w:sz w:val="24"/>
           <w:u w:val="single"/>
         </w:rPr>
-        <w:hyperlink r:id="rId29" w:history="1">
+        <w:hyperlink r:id="rId30" w:history="1">
           <w:r>
             <w:rPr>
               <w:rStyle w:val="Hyperlink"/>
@@ -4733,7 +4797,7 @@
           <w:sz w:val="24"/>
           <w:u w:val="single"/>
         </w:rPr>
-        <w:hyperlink r:id="rId30" w:history="1">
+        <w:hyperlink r:id="rId31" w:history="1">
           <w:r>
             <w:rPr>
               <w:rStyle w:val="Hyperlink"/>
@@ -4762,7 +4826,7 @@
           <w:sz w:val="24"/>
           <w:u w:val="single"/>
         </w:rPr>
-        <w:hyperlink r:id="rId30" w:history="1">
+        <w:hyperlink r:id="rId31" w:history="1">
           <w:r>
             <w:rPr>
               <w:rStyle w:val="Hyperlink"/>

--- a/EXPORTS/DOCX/published/niveau3/Dutch/Reinwardt.docx
+++ b/EXPORTS/DOCX/published/niveau3/Dutch/Reinwardt.docx
@@ -1418,7 +1418,6 @@
       </w:r>
       <w:r>
         <w:rPr>
-          <w:u w:val="single" w:color="0000ff"/>
           <w:rFonts w:ascii="Charis SIL Regular" w:hAnsi="Charis SIL Regular" w:eastAsia="Charis SIL Regular"/>
           <w:b w:val="0"/>
           <w:i w:val="0"/>
@@ -1879,14 +1878,7 @@
           <w:color w:val="000000"/>
           <w:sz w:val="24"/>
         </w:rPr>
-        <w:hyperlink r:id="rId17" w:history="1">
-          <w:r>
-            <w:rPr>
-              <w:rStyle w:val="Hyperlink"/>
-            </w:rPr>
-            <w:t xml:space="preserve">an de </w:t>
-          </w:r>
-        </w:hyperlink>
+        <w:t xml:space="preserve">an de </w:t>
       </w:r>
       <w:r>
         <w:rPr>
@@ -2789,7 +2781,7 @@
           <w:sz w:val="24"/>
           <w:u w:val="single"/>
         </w:rPr>
-        <w:hyperlink r:id="rId17" w:history="1">
+        <w:hyperlink r:id="rId19" w:history="1">
           <w:r>
             <w:rPr>
               <w:rStyle w:val="Hyperlink"/>
@@ -3617,7 +3609,7 @@
           <w:sz w:val="24"/>
           <w:u w:val="single"/>
         </w:rPr>
-        <w:hyperlink r:id="rId24" w:history="1">
+        <w:hyperlink r:id="rId23" w:history="1">
           <w:r>
             <w:rPr>
               <w:rStyle w:val="Hyperlink"/>
@@ -3646,7 +3638,7 @@
           <w:sz w:val="24"/>
           <w:u w:val="single"/>
         </w:rPr>
-        <w:hyperlink r:id="rId24" w:history="1">
+        <w:hyperlink r:id="rId23" w:history="1">
           <w:r>
             <w:rPr>
               <w:rStyle w:val="Hyperlink"/>
@@ -3771,7 +3763,7 @@
           <w:sz w:val="24"/>
           <w:u w:val="single"/>
         </w:rPr>
-        <w:hyperlink r:id="rId25" w:history="1">
+        <w:hyperlink r:id="rId24" w:history="1">
           <w:r>
             <w:rPr>
               <w:rStyle w:val="Hyperlink"/>
@@ -3789,7 +3781,7 @@
           <w:sz w:val="24"/>
           <w:u w:val="single"/>
         </w:rPr>
-        <w:hyperlink r:id="rId25" w:history="1">
+        <w:hyperlink r:id="rId24" w:history="1">
           <w:r>
             <w:rPr>
               <w:rStyle w:val="Hyperlink"/>
@@ -3807,7 +3799,7 @@
           <w:sz w:val="24"/>
           <w:u w:val="single"/>
         </w:rPr>
-        <w:hyperlink r:id="rId25" w:history="1">
+        <w:hyperlink r:id="rId24" w:history="1">
           <w:r>
             <w:rPr>
               <w:rStyle w:val="Hyperlink"/>
@@ -3825,7 +3817,7 @@
           <w:sz w:val="24"/>
           <w:u w:val="single"/>
         </w:rPr>
-        <w:hyperlink r:id="rId25" w:history="1">
+        <w:hyperlink r:id="rId24" w:history="1">
           <w:r>
             <w:rPr>
               <w:rStyle w:val="Hyperlink"/>
@@ -3994,7 +3986,7 @@
           <w:sz w:val="24"/>
           <w:u w:val="single"/>
         </w:rPr>
-        <w:hyperlink r:id="rId26" w:history="1">
+        <w:hyperlink r:id="rId25" w:history="1">
           <w:r>
             <w:rPr>
               <w:rStyle w:val="Hyperlink"/>
@@ -4012,7 +4004,7 @@
           <w:sz w:val="24"/>
           <w:u w:val="single"/>
         </w:rPr>
-        <w:hyperlink r:id="rId26" w:history="1">
+        <w:hyperlink r:id="rId25" w:history="1">
           <w:r>
             <w:rPr>
               <w:rStyle w:val="Hyperlink"/>
@@ -4030,7 +4022,7 @@
           <w:sz w:val="24"/>
           <w:u w:val="single"/>
         </w:rPr>
-        <w:hyperlink r:id="rId26" w:history="1">
+        <w:hyperlink r:id="rId25" w:history="1">
           <w:r>
             <w:rPr>
               <w:rStyle w:val="Hyperlink"/>
@@ -4048,7 +4040,7 @@
           <w:sz w:val="24"/>
           <w:u w:val="single"/>
         </w:rPr>
-        <w:hyperlink r:id="rId26" w:history="1">
+        <w:hyperlink r:id="rId25" w:history="1">
           <w:r>
             <w:rPr>
               <w:rStyle w:val="Hyperlink"/>
@@ -4066,7 +4058,7 @@
           <w:sz w:val="24"/>
           <w:u w:val="single"/>
         </w:rPr>
-        <w:hyperlink r:id="rId26" w:history="1">
+        <w:hyperlink r:id="rId25" w:history="1">
           <w:r>
             <w:rPr>
               <w:rStyle w:val="Hyperlink"/>
@@ -4084,7 +4076,7 @@
           <w:sz w:val="24"/>
           <w:u w:val="single"/>
         </w:rPr>
-        <w:hyperlink r:id="rId26" w:history="1">
+        <w:hyperlink r:id="rId25" w:history="1">
           <w:r>
             <w:rPr>
               <w:rStyle w:val="Hyperlink"/>
@@ -4102,7 +4094,7 @@
           <w:sz w:val="24"/>
           <w:u w:val="single"/>
         </w:rPr>
-        <w:hyperlink r:id="rId26" w:history="1">
+        <w:hyperlink r:id="rId25" w:history="1">
           <w:r>
             <w:rPr>
               <w:rStyle w:val="Hyperlink"/>
@@ -4120,7 +4112,7 @@
           <w:sz w:val="24"/>
           <w:u w:val="single"/>
         </w:rPr>
-        <w:hyperlink r:id="rId26" w:history="1">
+        <w:hyperlink r:id="rId25" w:history="1">
           <w:r>
             <w:rPr>
               <w:rStyle w:val="Hyperlink"/>
@@ -4148,7 +4140,7 @@
           <w:sz w:val="24"/>
           <w:u w:val="single"/>
         </w:rPr>
-        <w:hyperlink r:id="rId26" w:history="1">
+        <w:hyperlink r:id="rId25" w:history="1">
           <w:r>
             <w:rPr>
               <w:rStyle w:val="Hyperlink"/>
@@ -4166,7 +4158,7 @@
           <w:sz w:val="24"/>
           <w:u w:val="single"/>
         </w:rPr>
-        <w:hyperlink r:id="rId26" w:history="1">
+        <w:hyperlink r:id="rId25" w:history="1">
           <w:r>
             <w:rPr>
               <w:rStyle w:val="Hyperlink"/>
@@ -4194,7 +4186,7 @@
           <w:sz w:val="24"/>
           <w:u w:val="single"/>
         </w:rPr>
-        <w:hyperlink r:id="rId26" w:history="1">
+        <w:hyperlink r:id="rId25" w:history="1">
           <w:r>
             <w:rPr>
               <w:rStyle w:val="Hyperlink"/>
@@ -4223,7 +4215,7 @@
           <w:sz w:val="24"/>
           <w:u w:val="single"/>
         </w:rPr>
-        <w:hyperlink r:id="rId26" w:history="1">
+        <w:hyperlink r:id="rId25" w:history="1">
           <w:r>
             <w:rPr>
               <w:rStyle w:val="Hyperlink"/>
@@ -4401,7 +4393,7 @@
           <w:sz w:val="24"/>
           <w:u w:val="single"/>
         </w:rPr>
-        <w:hyperlink r:id="rId27" w:history="1">
+        <w:hyperlink r:id="rId26" w:history="1">
           <w:r>
             <w:rPr>
               <w:rStyle w:val="Hyperlink"/>
@@ -4419,7 +4411,7 @@
           <w:sz w:val="24"/>
           <w:u w:val="single"/>
         </w:rPr>
-        <w:hyperlink r:id="rId27" w:history="1">
+        <w:hyperlink r:id="rId26" w:history="1">
           <w:r>
             <w:rPr>
               <w:rStyle w:val="Hyperlink"/>
@@ -4437,7 +4429,7 @@
           <w:sz w:val="24"/>
           <w:u w:val="single"/>
         </w:rPr>
-        <w:hyperlink r:id="rId27" w:history="1">
+        <w:hyperlink r:id="rId26" w:history="1">
           <w:r>
             <w:rPr>
               <w:rStyle w:val="Hyperlink"/>
@@ -4465,7 +4457,7 @@
           <w:sz w:val="24"/>
           <w:u w:val="single"/>
         </w:rPr>
-        <w:hyperlink r:id="rId28" w:history="1">
+        <w:hyperlink r:id="rId27" w:history="1">
           <w:r>
             <w:rPr>
               <w:rStyle w:val="Hyperlink"/>
@@ -4494,7 +4486,7 @@
           <w:sz w:val="24"/>
           <w:u w:val="single"/>
         </w:rPr>
-        <w:hyperlink r:id="rId28" w:history="1">
+        <w:hyperlink r:id="rId27" w:history="1">
           <w:r>
             <w:rPr>
               <w:rStyle w:val="Hyperlink"/>
@@ -4635,7 +4627,7 @@
           <w:sz w:val="24"/>
           <w:u w:val="single"/>
         </w:rPr>
-        <w:hyperlink r:id="rId29" w:history="1">
+        <w:hyperlink r:id="rId28" w:history="1">
           <w:r>
             <w:rPr>
               <w:rStyle w:val="Hyperlink"/>
@@ -4653,7 +4645,7 @@
           <w:sz w:val="24"/>
           <w:u w:val="single"/>
         </w:rPr>
-        <w:hyperlink r:id="rId29" w:history="1">
+        <w:hyperlink r:id="rId28" w:history="1">
           <w:r>
             <w:rPr>
               <w:rStyle w:val="Hyperlink"/>
@@ -4751,7 +4743,7 @@
           <w:sz w:val="24"/>
           <w:u w:val="single"/>
         </w:rPr>
-        <w:hyperlink r:id="rId30" w:history="1">
+        <w:hyperlink r:id="rId29" w:history="1">
           <w:r>
             <w:rPr>
               <w:rStyle w:val="Hyperlink"/>
@@ -4769,7 +4761,7 @@
           <w:sz w:val="24"/>
           <w:u w:val="single"/>
         </w:rPr>
-        <w:hyperlink r:id="rId30" w:history="1">
+        <w:hyperlink r:id="rId29" w:history="1">
           <w:r>
             <w:rPr>
               <w:rStyle w:val="Hyperlink"/>
@@ -4797,7 +4789,7 @@
           <w:sz w:val="24"/>
           <w:u w:val="single"/>
         </w:rPr>
-        <w:hyperlink r:id="rId31" w:history="1">
+        <w:hyperlink r:id="rId30" w:history="1">
           <w:r>
             <w:rPr>
               <w:rStyle w:val="Hyperlink"/>
@@ -4826,7 +4818,7 @@
           <w:sz w:val="24"/>
           <w:u w:val="single"/>
         </w:rPr>
-        <w:hyperlink r:id="rId31" w:history="1">
+        <w:hyperlink r:id="rId30" w:history="1">
           <w:r>
             <w:rPr>
               <w:rStyle w:val="Hyperlink"/>

--- a/EXPORTS/DOCX/published/niveau3/Dutch/Reinwardt.docx
+++ b/EXPORTS/DOCX/published/niveau3/Dutch/Reinwardt.docx
@@ -247,31 +247,13 @@
       </w:r>
       <w:r>
         <w:rPr>
-          <w:u w:val="single" w:color="0000ff"/>
           <w:rFonts w:ascii="Charis SIL Regular" w:hAnsi="Charis SIL Regular" w:eastAsia="Charis SIL Regular"/>
           <w:b w:val="0"/>
           <w:i w:val="0"/>
           <w:color w:val="000000"/>
           <w:sz w:val="24"/>
         </w:rPr>
-        <w:hyperlink r:id="rId9" w:history="1">
-          <w:r>
-            <w:rPr>
-              <w:rStyle w:val="Hyperlink"/>
-            </w:rPr>
-            <w:t>en bota</w:t>
-          </w:r>
-        </w:hyperlink>
-      </w:r>
-      <w:r>
-        <w:rPr>
-          <w:rFonts w:ascii="Charis SIL Regular" w:hAnsi="Charis SIL Regular" w:eastAsia="Charis SIL Regular"/>
-          <w:b w:val="0"/>
-          <w:i w:val="0"/>
-          <w:color w:val="000000"/>
-          <w:sz w:val="24"/>
-        </w:rPr>
-        <w:t xml:space="preserve">nie aan de </w:t>
+        <w:t xml:space="preserve">en botanie aan de </w:t>
       </w:r>
       <w:r>
         <w:rPr>
@@ -1418,6 +1400,7 @@
       </w:r>
       <w:r>
         <w:rPr>
+          <w:u w:val="single" w:color="0000ff"/>
           <w:rFonts w:ascii="Charis SIL Regular" w:hAnsi="Charis SIL Regular" w:eastAsia="Charis SIL Regular"/>
           <w:b w:val="0"/>
           <w:i w:val="0"/>
@@ -1878,7 +1861,14 @@
           <w:color w:val="000000"/>
           <w:sz w:val="24"/>
         </w:rPr>
-        <w:t xml:space="preserve">an de </w:t>
+        <w:hyperlink r:id="rId17" w:history="1">
+          <w:r>
+            <w:rPr>
+              <w:rStyle w:val="Hyperlink"/>
+            </w:rPr>
+            <w:t xml:space="preserve">an de </w:t>
+          </w:r>
+        </w:hyperlink>
       </w:r>
       <w:r>
         <w:rPr>
@@ -2781,7 +2771,7 @@
           <w:sz w:val="24"/>
           <w:u w:val="single"/>
         </w:rPr>
-        <w:hyperlink r:id="rId19" w:history="1">
+        <w:hyperlink r:id="rId17" w:history="1">
           <w:r>
             <w:rPr>
               <w:rStyle w:val="Hyperlink"/>
@@ -2799,7 +2789,7 @@
           <w:sz w:val="24"/>
           <w:u w:val="single"/>
         </w:rPr>
-        <w:hyperlink r:id="rId19" w:history="1">
+        <w:hyperlink r:id="rId17" w:history="1">
           <w:r>
             <w:rPr>
               <w:rStyle w:val="Hyperlink"/>
@@ -3079,7 +3069,7 @@
             <w:rPr>
               <w:rStyle w:val="Hyperlink"/>
             </w:rPr>
-            <w:t>www.biografischportaal.n</w:t>
+            <w:t>www.biografischportaal.nl</w:t>
           </w:r>
         </w:hyperlink>
       </w:r>
@@ -3090,13 +3080,25 @@
           <w:i w:val="0"/>
           <w:color w:val="0000FF"/>
           <w:sz w:val="24"/>
+          <w:u w:val="single"/>
+        </w:rPr>
+        <w:t>/</w:t>
+      </w:r>
+      <w:r>
+        <w:rPr>
+          <w:rFonts w:ascii="Charis SIL Regular" w:hAnsi="Charis SIL Regular" w:eastAsia="Charis SIL Regular"/>
+          <w:b w:val="0"/>
+          <w:i w:val="0"/>
+          <w:color w:val="0000FF"/>
+          <w:sz w:val="24"/>
+          <w:u w:val="single"/>
         </w:rPr>
         <w:hyperlink r:id="rId21" w:history="1">
           <w:r>
             <w:rPr>
               <w:rStyle w:val="Hyperlink"/>
             </w:rPr>
-            <w:t>l</w:t>
+            <w:t>persoon/4045700</w:t>
           </w:r>
         </w:hyperlink>
       </w:r>
@@ -3108,25 +3110,7 @@
           <w:color w:val="0000FF"/>
           <w:sz w:val="24"/>
         </w:rPr>
-        <w:t>/</w:t>
-      </w:r>
-      <w:r>
-        <w:rPr>
-          <w:rFonts w:ascii="Charis SIL Regular" w:hAnsi="Charis SIL Regular" w:eastAsia="Charis SIL Regular"/>
-          <w:b w:val="0"/>
-          <w:i w:val="0"/>
-          <w:color w:val="0000FF"/>
-          <w:sz w:val="24"/>
-          <w:u w:val="single"/>
-        </w:rPr>
-        <w:hyperlink r:id="rId21" w:history="1">
-          <w:r>
-            <w:rPr>
-              <w:rStyle w:val="Hyperlink"/>
-            </w:rPr>
-            <w:t xml:space="preserve">persoon/40457008 </w:t>
-          </w:r>
-        </w:hyperlink>
+        <w:t xml:space="preserve">8 </w:t>
       </w:r>
       <w:r>
         <w:br/>
@@ -3598,7 +3582,14 @@
           <w:color w:val="000000"/>
           <w:sz w:val="24"/>
         </w:rPr>
-        <w:t xml:space="preserve">, </w:t>
+        <w:hyperlink r:id="rId23" w:history="1">
+          <w:r>
+            <w:rPr>
+              <w:rStyle w:val="Hyperlink"/>
+            </w:rPr>
+            <w:t xml:space="preserve">, </w:t>
+          </w:r>
+        </w:hyperlink>
       </w:r>
       <w:r>
         <w:rPr>

--- a/EXPORTS/DOCX/published/niveau3/Dutch/Reinwardt.docx
+++ b/EXPORTS/DOCX/published/niveau3/Dutch/Reinwardt.docx
@@ -247,13 +247,31 @@
       </w:r>
       <w:r>
         <w:rPr>
+          <w:u w:val="single" w:color="0000ff"/>
           <w:rFonts w:ascii="Charis SIL Regular" w:hAnsi="Charis SIL Regular" w:eastAsia="Charis SIL Regular"/>
           <w:b w:val="0"/>
           <w:i w:val="0"/>
           <w:color w:val="000000"/>
           <w:sz w:val="24"/>
         </w:rPr>
-        <w:t xml:space="preserve">en botanie aan de </w:t>
+        <w:hyperlink r:id="rId9" w:history="1">
+          <w:r>
+            <w:rPr>
+              <w:rStyle w:val="Hyperlink"/>
+            </w:rPr>
+            <w:t>en bota</w:t>
+          </w:r>
+        </w:hyperlink>
+      </w:r>
+      <w:r>
+        <w:rPr>
+          <w:rFonts w:ascii="Charis SIL Regular" w:hAnsi="Charis SIL Regular" w:eastAsia="Charis SIL Regular"/>
+          <w:b w:val="0"/>
+          <w:i w:val="0"/>
+          <w:color w:val="000000"/>
+          <w:sz w:val="24"/>
+        </w:rPr>
+        <w:t xml:space="preserve">nie aan de </w:t>
       </w:r>
       <w:r>
         <w:rPr>
@@ -2789,7 +2807,7 @@
           <w:sz w:val="24"/>
           <w:u w:val="single"/>
         </w:rPr>
-        <w:hyperlink r:id="rId17" w:history="1">
+        <w:hyperlink r:id="rId19" w:history="1">
           <w:r>
             <w:rPr>
               <w:rStyle w:val="Hyperlink"/>
@@ -3069,7 +3087,7 @@
             <w:rPr>
               <w:rStyle w:val="Hyperlink"/>
             </w:rPr>
-            <w:t>www.biografischportaal.nl</w:t>
+            <w:t>www.biografischportaal.n</w:t>
           </w:r>
         </w:hyperlink>
       </w:r>
@@ -3080,25 +3098,13 @@
           <w:i w:val="0"/>
           <w:color w:val="0000FF"/>
           <w:sz w:val="24"/>
-          <w:u w:val="single"/>
-        </w:rPr>
-        <w:t>/</w:t>
-      </w:r>
-      <w:r>
-        <w:rPr>
-          <w:rFonts w:ascii="Charis SIL Regular" w:hAnsi="Charis SIL Regular" w:eastAsia="Charis SIL Regular"/>
-          <w:b w:val="0"/>
-          <w:i w:val="0"/>
-          <w:color w:val="0000FF"/>
-          <w:sz w:val="24"/>
-          <w:u w:val="single"/>
         </w:rPr>
         <w:hyperlink r:id="rId21" w:history="1">
           <w:r>
             <w:rPr>
               <w:rStyle w:val="Hyperlink"/>
             </w:rPr>
-            <w:t>persoon/4045700</w:t>
+            <w:t>l</w:t>
           </w:r>
         </w:hyperlink>
       </w:r>
@@ -3110,7 +3116,25 @@
           <w:color w:val="0000FF"/>
           <w:sz w:val="24"/>
         </w:rPr>
-        <w:t xml:space="preserve">8 </w:t>
+        <w:t>/</w:t>
+      </w:r>
+      <w:r>
+        <w:rPr>
+          <w:rFonts w:ascii="Charis SIL Regular" w:hAnsi="Charis SIL Regular" w:eastAsia="Charis SIL Regular"/>
+          <w:b w:val="0"/>
+          <w:i w:val="0"/>
+          <w:color w:val="0000FF"/>
+          <w:sz w:val="24"/>
+          <w:u w:val="single"/>
+        </w:rPr>
+        <w:hyperlink r:id="rId21" w:history="1">
+          <w:r>
+            <w:rPr>
+              <w:rStyle w:val="Hyperlink"/>
+            </w:rPr>
+            <w:t xml:space="preserve">persoon/40457008 </w:t>
+          </w:r>
+        </w:hyperlink>
       </w:r>
       <w:r>
         <w:br/>
@@ -3582,14 +3606,7 @@
           <w:color w:val="000000"/>
           <w:sz w:val="24"/>
         </w:rPr>
-        <w:hyperlink r:id="rId23" w:history="1">
-          <w:r>
-            <w:rPr>
-              <w:rStyle w:val="Hyperlink"/>
-            </w:rPr>
-            <w:t xml:space="preserve">, </w:t>
-          </w:r>
-        </w:hyperlink>
+        <w:t xml:space="preserve">, </w:t>
       </w:r>
       <w:r>
         <w:rPr>
@@ -3600,7 +3617,7 @@
           <w:sz w:val="24"/>
           <w:u w:val="single"/>
         </w:rPr>
-        <w:hyperlink r:id="rId23" w:history="1">
+        <w:hyperlink r:id="rId24" w:history="1">
           <w:r>
             <w:rPr>
               <w:rStyle w:val="Hyperlink"/>
@@ -3629,7 +3646,7 @@
           <w:sz w:val="24"/>
           <w:u w:val="single"/>
         </w:rPr>
-        <w:hyperlink r:id="rId23" w:history="1">
+        <w:hyperlink r:id="rId24" w:history="1">
           <w:r>
             <w:rPr>
               <w:rStyle w:val="Hyperlink"/>
@@ -3754,7 +3771,7 @@
           <w:sz w:val="24"/>
           <w:u w:val="single"/>
         </w:rPr>
-        <w:hyperlink r:id="rId24" w:history="1">
+        <w:hyperlink r:id="rId25" w:history="1">
           <w:r>
             <w:rPr>
               <w:rStyle w:val="Hyperlink"/>
@@ -3772,7 +3789,7 @@
           <w:sz w:val="24"/>
           <w:u w:val="single"/>
         </w:rPr>
-        <w:hyperlink r:id="rId24" w:history="1">
+        <w:hyperlink r:id="rId25" w:history="1">
           <w:r>
             <w:rPr>
               <w:rStyle w:val="Hyperlink"/>
@@ -3790,7 +3807,7 @@
           <w:sz w:val="24"/>
           <w:u w:val="single"/>
         </w:rPr>
-        <w:hyperlink r:id="rId24" w:history="1">
+        <w:hyperlink r:id="rId25" w:history="1">
           <w:r>
             <w:rPr>
               <w:rStyle w:val="Hyperlink"/>
@@ -3808,7 +3825,7 @@
           <w:sz w:val="24"/>
           <w:u w:val="single"/>
         </w:rPr>
-        <w:hyperlink r:id="rId24" w:history="1">
+        <w:hyperlink r:id="rId25" w:history="1">
           <w:r>
             <w:rPr>
               <w:rStyle w:val="Hyperlink"/>
@@ -3977,7 +3994,7 @@
           <w:sz w:val="24"/>
           <w:u w:val="single"/>
         </w:rPr>
-        <w:hyperlink r:id="rId25" w:history="1">
+        <w:hyperlink r:id="rId26" w:history="1">
           <w:r>
             <w:rPr>
               <w:rStyle w:val="Hyperlink"/>
@@ -3995,7 +4012,7 @@
           <w:sz w:val="24"/>
           <w:u w:val="single"/>
         </w:rPr>
-        <w:hyperlink r:id="rId25" w:history="1">
+        <w:hyperlink r:id="rId26" w:history="1">
           <w:r>
             <w:rPr>
               <w:rStyle w:val="Hyperlink"/>
@@ -4013,7 +4030,7 @@
           <w:sz w:val="24"/>
           <w:u w:val="single"/>
         </w:rPr>
-        <w:hyperlink r:id="rId25" w:history="1">
+        <w:hyperlink r:id="rId26" w:history="1">
           <w:r>
             <w:rPr>
               <w:rStyle w:val="Hyperlink"/>
@@ -4031,7 +4048,7 @@
           <w:sz w:val="24"/>
           <w:u w:val="single"/>
         </w:rPr>
-        <w:hyperlink r:id="rId25" w:history="1">
+        <w:hyperlink r:id="rId26" w:history="1">
           <w:r>
             <w:rPr>
               <w:rStyle w:val="Hyperlink"/>
@@ -4049,7 +4066,7 @@
           <w:sz w:val="24"/>
           <w:u w:val="single"/>
         </w:rPr>
-        <w:hyperlink r:id="rId25" w:history="1">
+        <w:hyperlink r:id="rId26" w:history="1">
           <w:r>
             <w:rPr>
               <w:rStyle w:val="Hyperlink"/>
@@ -4067,7 +4084,7 @@
           <w:sz w:val="24"/>
           <w:u w:val="single"/>
         </w:rPr>
-        <w:hyperlink r:id="rId25" w:history="1">
+        <w:hyperlink r:id="rId26" w:history="1">
           <w:r>
             <w:rPr>
               <w:rStyle w:val="Hyperlink"/>
@@ -4085,7 +4102,7 @@
           <w:sz w:val="24"/>
           <w:u w:val="single"/>
         </w:rPr>
-        <w:hyperlink r:id="rId25" w:history="1">
+        <w:hyperlink r:id="rId26" w:history="1">
           <w:r>
             <w:rPr>
               <w:rStyle w:val="Hyperlink"/>
@@ -4103,7 +4120,7 @@
           <w:sz w:val="24"/>
           <w:u w:val="single"/>
         </w:rPr>
-        <w:hyperlink r:id="rId25" w:history="1">
+        <w:hyperlink r:id="rId26" w:history="1">
           <w:r>
             <w:rPr>
               <w:rStyle w:val="Hyperlink"/>
@@ -4131,7 +4148,7 @@
           <w:sz w:val="24"/>
           <w:u w:val="single"/>
         </w:rPr>
-        <w:hyperlink r:id="rId25" w:history="1">
+        <w:hyperlink r:id="rId26" w:history="1">
           <w:r>
             <w:rPr>
               <w:rStyle w:val="Hyperlink"/>
@@ -4149,7 +4166,7 @@
           <w:sz w:val="24"/>
           <w:u w:val="single"/>
         </w:rPr>
-        <w:hyperlink r:id="rId25" w:history="1">
+        <w:hyperlink r:id="rId26" w:history="1">
           <w:r>
             <w:rPr>
               <w:rStyle w:val="Hyperlink"/>
@@ -4177,7 +4194,7 @@
           <w:sz w:val="24"/>
           <w:u w:val="single"/>
         </w:rPr>
-        <w:hyperlink r:id="rId25" w:history="1">
+        <w:hyperlink r:id="rId26" w:history="1">
           <w:r>
             <w:rPr>
               <w:rStyle w:val="Hyperlink"/>
@@ -4206,7 +4223,7 @@
           <w:sz w:val="24"/>
           <w:u w:val="single"/>
         </w:rPr>
-        <w:hyperlink r:id="rId25" w:history="1">
+        <w:hyperlink r:id="rId26" w:history="1">
           <w:r>
             <w:rPr>
               <w:rStyle w:val="Hyperlink"/>
@@ -4384,7 +4401,7 @@
           <w:sz w:val="24"/>
           <w:u w:val="single"/>
         </w:rPr>
-        <w:hyperlink r:id="rId26" w:history="1">
+        <w:hyperlink r:id="rId27" w:history="1">
           <w:r>
             <w:rPr>
               <w:rStyle w:val="Hyperlink"/>
@@ -4402,7 +4419,7 @@
           <w:sz w:val="24"/>
           <w:u w:val="single"/>
         </w:rPr>
-        <w:hyperlink r:id="rId26" w:history="1">
+        <w:hyperlink r:id="rId27" w:history="1">
           <w:r>
             <w:rPr>
               <w:rStyle w:val="Hyperlink"/>
@@ -4420,7 +4437,7 @@
           <w:sz w:val="24"/>
           <w:u w:val="single"/>
         </w:rPr>
-        <w:hyperlink r:id="rId26" w:history="1">
+        <w:hyperlink r:id="rId27" w:history="1">
           <w:r>
             <w:rPr>
               <w:rStyle w:val="Hyperlink"/>
@@ -4448,7 +4465,7 @@
           <w:sz w:val="24"/>
           <w:u w:val="single"/>
         </w:rPr>
-        <w:hyperlink r:id="rId27" w:history="1">
+        <w:hyperlink r:id="rId28" w:history="1">
           <w:r>
             <w:rPr>
               <w:rStyle w:val="Hyperlink"/>
@@ -4477,7 +4494,7 @@
           <w:sz w:val="24"/>
           <w:u w:val="single"/>
         </w:rPr>
-        <w:hyperlink r:id="rId27" w:history="1">
+        <w:hyperlink r:id="rId28" w:history="1">
           <w:r>
             <w:rPr>
               <w:rStyle w:val="Hyperlink"/>
@@ -4618,7 +4635,7 @@
           <w:sz w:val="24"/>
           <w:u w:val="single"/>
         </w:rPr>
-        <w:hyperlink r:id="rId28" w:history="1">
+        <w:hyperlink r:id="rId29" w:history="1">
           <w:r>
             <w:rPr>
               <w:rStyle w:val="Hyperlink"/>
@@ -4636,7 +4653,7 @@
           <w:sz w:val="24"/>
           <w:u w:val="single"/>
         </w:rPr>
-        <w:hyperlink r:id="rId28" w:history="1">
+        <w:hyperlink r:id="rId29" w:history="1">
           <w:r>
             <w:rPr>
               <w:rStyle w:val="Hyperlink"/>
@@ -4734,7 +4751,7 @@
           <w:sz w:val="24"/>
           <w:u w:val="single"/>
         </w:rPr>
-        <w:hyperlink r:id="rId29" w:history="1">
+        <w:hyperlink r:id="rId30" w:history="1">
           <w:r>
             <w:rPr>
               <w:rStyle w:val="Hyperlink"/>
@@ -4752,7 +4769,7 @@
           <w:sz w:val="24"/>
           <w:u w:val="single"/>
         </w:rPr>
-        <w:hyperlink r:id="rId29" w:history="1">
+        <w:hyperlink r:id="rId30" w:history="1">
           <w:r>
             <w:rPr>
               <w:rStyle w:val="Hyperlink"/>
@@ -4780,7 +4797,7 @@
           <w:sz w:val="24"/>
           <w:u w:val="single"/>
         </w:rPr>
-        <w:hyperlink r:id="rId30" w:history="1">
+        <w:hyperlink r:id="rId31" w:history="1">
           <w:r>
             <w:rPr>
               <w:rStyle w:val="Hyperlink"/>
@@ -4809,7 +4826,7 @@
           <w:sz w:val="24"/>
           <w:u w:val="single"/>
         </w:rPr>
-        <w:hyperlink r:id="rId30" w:history="1">
+        <w:hyperlink r:id="rId31" w:history="1">
           <w:r>
             <w:rPr>
               <w:rStyle w:val="Hyperlink"/>
